--- a/backend/models/comercial/Proposta Comercial.docx
+++ b/backend/models/comercial/Proposta Comercial.docx
@@ -3931,7 +3931,7 @@
           <w:ilvl w:val="0"/>
           <w:numId w:val="2"/>
         </w:numPr>
-        <w:spacing w:after="0" w:line="240" w:lineRule="auto"/>
+        <w:spacing w:after="120" w:line="240" w:lineRule="auto" w:before="0"/>
         <w:jc w:val="both"/>
       </w:pPr>
       <w:r>
@@ -3955,14 +3955,6 @@
         </w:rPr>
         <w:t>Descrição dos serviços que serão executados:</w:t>
       </w:r>
-    </w:p>
-    <w:p>
-      <w:pPr>
-        <w:pStyle w:val="PargrafodaLista"/>
-        <w:spacing w:after="0" w:line="240" w:lineRule="auto"/>
-        <w:ind w:left="360"/>
-        <w:jc w:val="both"/>
-      </w:pPr>
     </w:p>
     <w:p>
       <w:pPr>
@@ -3971,7 +3963,7 @@
           <w:ilvl w:val="1"/>
           <w:numId w:val="2"/>
         </w:numPr>
-        <w:spacing w:after="0" w:line="360" w:lineRule="auto"/>
+        <w:spacing w:after="120" w:line="360" w:lineRule="auto" w:before="0"/>
         <w:jc w:val="both"/>
       </w:pPr>
       <w:r>
@@ -3990,24 +3982,12 @@
           <w:ilvl w:val="1"/>
           <w:numId w:val="2"/>
         </w:numPr>
-        <w:spacing w:after="0" w:line="360" w:lineRule="auto"/>
+        <w:spacing w:after="120" w:line="360" w:lineRule="auto" w:before="0"/>
         <w:jc w:val="both"/>
       </w:pPr>
       <w:r>
         <w:t>{{escopo_blocos}}</w:t>
       </w:r>
-    </w:p>
-    <w:p>
-      <w:pPr>
-        <w:spacing w:after="0" w:line="360" w:lineRule="auto"/>
-        <w:ind w:firstLine="708"/>
-        <w:jc w:val="both"/>
-        <w:rPr>
-          <w:rFonts w:ascii="Arial" w:eastAsia="Arial" w:hAnsi="Arial"/>
-          <w:sz w:val="20"/>
-          <w:szCs w:val="20"/>
-        </w:rPr>
-      </w:pPr>
     </w:p>
     <w:p>
       <w:pPr>
@@ -4018,6 +3998,7 @@
           <w:sz w:val="20"/>
           <w:szCs w:val="20"/>
         </w:rPr>
+        <w:spacing w:before="0" w:after="120"/>
       </w:pPr>
       <w:r>
         <w:rPr>
@@ -4055,6 +4036,7 @@
           <w:sz w:val="20"/>
           <w:szCs w:val="20"/>
         </w:rPr>
+        <w:spacing w:before="0" w:after="120"/>
       </w:pPr>
       <w:r>
         <w:rPr>
@@ -4064,28 +4046,6 @@
         </w:rPr>
         <w:t>não fazem parte do escopo.</w:t>
       </w:r>
-    </w:p>
-    <w:p>
-      <w:pPr>
-        <w:pStyle w:val="PargrafodaLista"/>
-        <w:ind w:left="360"/>
-        <w:rPr>
-          <w:rFonts w:ascii="Arial" w:hAnsi="Arial" w:cs="Arial"/>
-          <w:sz w:val="20"/>
-          <w:szCs w:val="20"/>
-        </w:rPr>
-      </w:pPr>
-    </w:p>
-    <w:p>
-      <w:pPr>
-        <w:pStyle w:val="PargrafodaLista"/>
-        <w:ind w:left="360"/>
-        <w:rPr>
-          <w:rFonts w:ascii="Arial" w:hAnsi="Arial" w:cs="Arial"/>
-          <w:sz w:val="20"/>
-          <w:szCs w:val="20"/>
-        </w:rPr>
-      </w:pPr>
     </w:p>
     <w:p>
       <w:pPr>
@@ -4100,6 +4060,7 @@
           <w:sz w:val="20"/>
           <w:szCs w:val="20"/>
         </w:rPr>
+        <w:spacing w:before="0" w:after="120"/>
       </w:pPr>
       <w:r>
         <w:rPr>
@@ -4122,18 +4083,6 @@
         </w:rPr>
         <w:t>Matriz geral de responsabilidade</w:t>
       </w:r>
-    </w:p>
-    <w:p>
-      <w:pPr>
-        <w:pStyle w:val="PargrafodaLista"/>
-        <w:ind w:left="360"/>
-        <w:rPr>
-          <w:rFonts w:ascii="Arial" w:hAnsi="Arial" w:cs="Arial"/>
-          <w:b/>
-          <w:sz w:val="20"/>
-          <w:szCs w:val="20"/>
-        </w:rPr>
-      </w:pPr>
     </w:p>
     <w:p>
       <w:pPr>
@@ -4148,6 +4097,7 @@
           <w:sz w:val="20"/>
           <w:szCs w:val="20"/>
         </w:rPr>
+        <w:spacing w:before="0" w:after="120"/>
       </w:pPr>
       <w:r>
         <w:rPr>
@@ -4437,7 +4387,7 @@
           </w:tcPr>
           <w:p>
             <w:pPr>
-              <w:spacing w:before="120" w:after="0" w:line="240" w:lineRule="auto"/>
+              <w:spacing w:before="0" w:after="120" w:line="240" w:lineRule="auto"/>
               <w:jc w:val="both"/>
               <w:rPr>
                 <w:rFonts w:ascii="Arial" w:eastAsia="Arial" w:hAnsi="Arial" w:cs="Arial"/>
@@ -4464,18 +4414,6 @@
     <w:p>
       <w:pPr>
         <w:pStyle w:val="PargrafodaLista"/>
-        <w:ind w:left="1068"/>
-        <w:rPr>
-          <w:rFonts w:ascii="Arial" w:hAnsi="Arial" w:cs="Arial"/>
-          <w:b/>
-          <w:sz w:val="20"/>
-          <w:szCs w:val="20"/>
-        </w:rPr>
-      </w:pPr>
-    </w:p>
-    <w:p>
-      <w:pPr>
-        <w:pStyle w:val="PargrafodaLista"/>
         <w:numPr>
           <w:ilvl w:val="1"/>
           <w:numId w:val="2"/>
@@ -4486,6 +4424,7 @@
           <w:sz w:val="20"/>
           <w:szCs w:val="20"/>
         </w:rPr>
+        <w:spacing w:before="0" w:after="120"/>
       </w:pPr>
       <w:r>
         <w:rPr>
@@ -4799,34 +4738,12 @@
     </w:tbl>
     <w:p>
       <w:pPr>
-        <w:spacing w:after="0" w:line="240" w:lineRule="auto"/>
-        <w:jc w:val="both"/>
-        <w:rPr>
-          <w:rFonts w:ascii="Arial" w:eastAsia="Arial" w:hAnsi="Arial"/>
-          <w:sz w:val="20"/>
-          <w:szCs w:val="20"/>
-        </w:rPr>
-      </w:pPr>
-    </w:p>
-    <w:p>
-      <w:pPr>
-        <w:spacing w:after="0" w:line="240" w:lineRule="auto"/>
-        <w:jc w:val="both"/>
-        <w:rPr>
-          <w:rFonts w:ascii="Arial" w:eastAsia="Arial" w:hAnsi="Arial"/>
-          <w:sz w:val="20"/>
-          <w:szCs w:val="20"/>
-        </w:rPr>
-      </w:pPr>
-    </w:p>
-    <w:p>
-      <w:pPr>
         <w:pStyle w:val="PargrafodaLista"/>
         <w:numPr>
           <w:ilvl w:val="0"/>
           <w:numId w:val="2"/>
         </w:numPr>
-        <w:spacing w:after="0" w:line="240" w:lineRule="auto"/>
+        <w:spacing w:after="120" w:line="240" w:lineRule="auto" w:before="0"/>
         <w:jc w:val="both"/>
       </w:pPr>
       <w:r>
@@ -4839,14 +4756,6 @@
         </w:rPr>
         <w:t>- Previsão de atendimento:</w:t>
       </w:r>
-    </w:p>
-    <w:p>
-      <w:pPr>
-        <w:pStyle w:val="PargrafodaLista"/>
-        <w:spacing w:after="0" w:line="240" w:lineRule="auto"/>
-        <w:ind w:left="360"/>
-        <w:jc w:val="both"/>
-      </w:pPr>
     </w:p>
     <w:p>
       <w:pPr>
@@ -4855,7 +4764,7 @@
           <w:ilvl w:val="1"/>
           <w:numId w:val="2"/>
         </w:numPr>
-        <w:spacing w:after="0" w:line="240" w:lineRule="auto"/>
+        <w:spacing w:after="120" w:line="240" w:lineRule="auto" w:before="0"/>
         <w:jc w:val="both"/>
       </w:pPr>
       <w:r>
@@ -4907,14 +4816,6 @@
         </w:rPr>
         <w:t>após o recebimento do pedido de compras ou assinatura do contrato.</w:t>
       </w:r>
-    </w:p>
-    <w:p>
-      <w:pPr>
-        <w:pStyle w:val="PargrafodaLista"/>
-        <w:spacing w:after="0" w:line="240" w:lineRule="auto"/>
-        <w:ind w:left="1068"/>
-        <w:jc w:val="both"/>
-      </w:pPr>
     </w:p>
     <w:p>
       <w:pPr>
@@ -4923,7 +4824,7 @@
           <w:ilvl w:val="2"/>
           <w:numId w:val="2"/>
         </w:numPr>
-        <w:spacing w:after="0" w:line="240" w:lineRule="auto"/>
+        <w:spacing w:after="120" w:line="240" w:lineRule="auto" w:before="0"/>
         <w:jc w:val="both"/>
       </w:pPr>
       <w:r>
@@ -4934,14 +4835,6 @@
         </w:rPr>
         <w:t>Nos casos em que o contrato for firmado entre a Filtrovali e a montadora, porém o faturamento ocorrer diretamente para o Cliente Final, a mobilização ficará condicionada à emissão do pedido de compra pelo Cliente Final;</w:t>
       </w:r>
-    </w:p>
-    <w:p>
-      <w:pPr>
-        <w:pStyle w:val="PargrafodaLista"/>
-        <w:spacing w:after="0" w:line="240" w:lineRule="auto"/>
-        <w:ind w:left="2136"/>
-        <w:jc w:val="both"/>
-      </w:pPr>
     </w:p>
     <w:p>
       <w:pPr>
@@ -4950,7 +4843,7 @@
           <w:ilvl w:val="2"/>
           <w:numId w:val="2"/>
         </w:numPr>
-        <w:spacing w:after="0" w:line="240" w:lineRule="auto"/>
+        <w:spacing w:after="120" w:line="240" w:lineRule="auto" w:before="0"/>
         <w:jc w:val="both"/>
       </w:pPr>
       <w:r>
@@ -4961,24 +4854,6 @@
         </w:rPr>
         <w:t xml:space="preserve">O texto acima deve ser válido a cada mudança de data para atendimento.  </w:t>
       </w:r>
-    </w:p>
-    <w:p>
-      <w:pPr>
-        <w:spacing w:after="0" w:line="240" w:lineRule="auto"/>
-        <w:jc w:val="both"/>
-        <w:rPr>
-          <w:rFonts w:ascii="Arial" w:eastAsia="Arial" w:hAnsi="Arial"/>
-        </w:rPr>
-      </w:pPr>
-    </w:p>
-    <w:p>
-      <w:pPr>
-        <w:spacing w:after="0" w:line="240" w:lineRule="auto"/>
-        <w:jc w:val="both"/>
-        <w:rPr>
-          <w:rFonts w:ascii="Arial" w:eastAsia="Arial" w:hAnsi="Arial"/>
-        </w:rPr>
-      </w:pPr>
     </w:p>
     <w:p>
       <w:pPr>
@@ -4987,7 +4862,7 @@
           <w:ilvl w:val="0"/>
           <w:numId w:val="2"/>
         </w:numPr>
-        <w:spacing w:after="0" w:line="240" w:lineRule="auto"/>
+        <w:spacing w:after="120" w:line="240" w:lineRule="auto" w:before="0"/>
         <w:jc w:val="both"/>
       </w:pPr>
       <w:r>
@@ -5004,17 +4879,9 @@
     <w:p>
       <w:pPr>
         <w:pStyle w:val="PargrafodaLista"/>
-        <w:spacing w:after="0" w:line="240" w:lineRule="auto"/>
+        <w:spacing w:after="120" w:line="240" w:lineRule="auto" w:before="0"/>
         <w:ind w:left="360"/>
         <w:jc w:val="both"/>
-      </w:pPr>
-    </w:p>
-    <w:p>
-      <w:pPr>
-        <w:pStyle w:val="PargrafodaLista"/>
-        <w:spacing w:after="0" w:line="240" w:lineRule="auto"/>
-        <w:ind w:left="360"/>
-        <w:jc w:val="both"/>
         <w:rPr>
           <w:rFonts w:ascii="Arial" w:hAnsi="Arial" w:cs="Arial"/>
           <w:sz w:val="20"/>
@@ -5029,14 +4896,6 @@
         </w:rPr>
         <w:t>O cronograma apresentado leva em consideração a disponibilidade de todas as frentes de serviço prontas e liberadas para a equipe Filtrovali. É importante ressaltar que qualquer indisponibilidade das frentes de serviço para a equipe da Filtrovali poderá resultar em alterações no cronograma.</w:t>
       </w:r>
-    </w:p>
-    <w:p>
-      <w:pPr>
-        <w:pStyle w:val="PargrafodaLista"/>
-        <w:spacing w:after="0" w:line="240" w:lineRule="auto"/>
-        <w:ind w:left="360"/>
-        <w:jc w:val="both"/>
-      </w:pPr>
     </w:p>
     <w:p>
       <w:pPr>
@@ -5045,7 +4904,7 @@
           <w:ilvl w:val="1"/>
           <w:numId w:val="2"/>
         </w:numPr>
-        <w:spacing w:after="0" w:line="240" w:lineRule="auto"/>
+        <w:spacing w:after="120" w:line="240" w:lineRule="auto" w:before="0"/>
         <w:jc w:val="both"/>
       </w:pPr>
       <w:r>
@@ -5074,14 +4933,6 @@
         </w:rPr>
         <w:t>}} dia(s);</w:t>
       </w:r>
-    </w:p>
-    <w:p>
-      <w:pPr>
-        <w:pStyle w:val="PargrafodaLista"/>
-        <w:spacing w:after="0" w:line="240" w:lineRule="auto"/>
-        <w:ind w:left="1068"/>
-        <w:jc w:val="both"/>
-      </w:pPr>
     </w:p>
     <w:p>
       <w:pPr>
@@ -5090,7 +4941,7 @@
           <w:ilvl w:val="2"/>
           <w:numId w:val="2"/>
         </w:numPr>
-        <w:spacing w:after="0" w:line="240" w:lineRule="auto"/>
+        <w:spacing w:after="120" w:line="240" w:lineRule="auto" w:before="0"/>
         <w:jc w:val="both"/>
       </w:pPr>
       <w:r>
@@ -5119,14 +4970,6 @@
         </w:rPr>
         <w:t>}} dia(s);</w:t>
       </w:r>
-    </w:p>
-    <w:p>
-      <w:pPr>
-        <w:pStyle w:val="PargrafodaLista"/>
-        <w:spacing w:after="0" w:line="240" w:lineRule="auto"/>
-        <w:ind w:left="2136"/>
-        <w:jc w:val="both"/>
-      </w:pPr>
     </w:p>
     <w:p>
       <w:pPr>
@@ -5135,7 +4978,7 @@
           <w:ilvl w:val="2"/>
           <w:numId w:val="2"/>
         </w:numPr>
-        <w:spacing w:after="0" w:line="240" w:lineRule="auto"/>
+        <w:spacing w:after="120" w:line="240" w:lineRule="auto" w:before="0"/>
         <w:jc w:val="both"/>
       </w:pPr>
       <w:r>
@@ -5164,14 +5007,6 @@
         </w:rPr>
         <w:t>}} dia(as)</w:t>
       </w:r>
-    </w:p>
-    <w:p>
-      <w:pPr>
-        <w:pStyle w:val="PargrafodaLista"/>
-        <w:spacing w:after="0" w:line="240" w:lineRule="auto"/>
-        <w:ind w:left="1068"/>
-        <w:jc w:val="both"/>
-      </w:pPr>
     </w:p>
     <w:p>
       <w:pPr>
@@ -5180,7 +5015,7 @@
           <w:ilvl w:val="1"/>
           <w:numId w:val="2"/>
         </w:numPr>
-        <w:spacing w:after="0" w:line="240" w:lineRule="auto"/>
+        <w:spacing w:after="120" w:line="240" w:lineRule="auto" w:before="0"/>
         <w:jc w:val="both"/>
       </w:pPr>
       <w:r>
@@ -5248,13 +5083,7 @@
     </w:p>
     <w:p>
       <w:pPr>
-        <w:spacing w:after="0" w:line="240" w:lineRule="auto"/>
-        <w:jc w:val="both"/>
-      </w:pPr>
-    </w:p>
-    <w:p>
-      <w:pPr>
-        <w:spacing w:after="0" w:line="240" w:lineRule="auto"/>
+        <w:spacing w:after="120" w:line="240" w:lineRule="auto" w:before="0"/>
         <w:ind w:firstLine="708"/>
         <w:jc w:val="both"/>
       </w:pPr>
@@ -5265,31 +5094,6 @@
           <w:szCs w:val="20"/>
         </w:rPr>
         <w:t>NOTA: O prazo de deslocamento não está incluso ao prazo previsto de permanência em obra.</w:t>
-      </w:r>
-    </w:p>
-    <w:p>
-      <w:pPr>
-        <w:spacing w:after="0" w:line="240" w:lineRule="auto"/>
-        <w:jc w:val="both"/>
-        <w:rPr>
-          <w:rFonts w:ascii="Arial" w:eastAsia="Arial" w:hAnsi="Arial"/>
-          <w:sz w:val="20"/>
-          <w:szCs w:val="20"/>
-        </w:rPr>
-      </w:pPr>
-    </w:p>
-    <w:p>
-      <w:pPr>
-        <w:spacing w:after="0" w:line="240" w:lineRule="auto"/>
-        <w:jc w:val="both"/>
-      </w:pPr>
-      <w:r>
-        <w:rPr>
-          <w:rFonts w:ascii="Arial" w:eastAsia="Arial" w:hAnsi="Arial"/>
-          <w:sz w:val="20"/>
-          <w:szCs w:val="20"/>
-        </w:rPr>
-        <w:t xml:space="preserve"> </w:t>
       </w:r>
     </w:p>
     <w:p>
@@ -5299,7 +5103,7 @@
           <w:ilvl w:val="0"/>
           <w:numId w:val="2"/>
         </w:numPr>
-        <w:spacing w:after="0" w:line="240" w:lineRule="auto"/>
+        <w:spacing w:after="120" w:line="240" w:lineRule="auto" w:before="0"/>
         <w:jc w:val="both"/>
       </w:pPr>
       <w:r>
@@ -5316,22 +5120,9 @@
     <w:p>
       <w:pPr>
         <w:pStyle w:val="PargrafodaLista"/>
-        <w:spacing w:after="0" w:line="240" w:lineRule="auto"/>
+        <w:spacing w:after="120" w:line="240" w:lineRule="auto" w:before="0"/>
         <w:ind w:left="360"/>
         <w:jc w:val="both"/>
-        <w:rPr>
-          <w:rFonts w:ascii="Arial" w:eastAsia="Arial" w:hAnsi="Arial"/>
-          <w:sz w:val="20"/>
-          <w:szCs w:val="20"/>
-        </w:rPr>
-      </w:pPr>
-    </w:p>
-    <w:p>
-      <w:pPr>
-        <w:pStyle w:val="PargrafodaLista"/>
-        <w:spacing w:after="0" w:line="240" w:lineRule="auto"/>
-        <w:ind w:left="360"/>
-        <w:jc w:val="both"/>
       </w:pPr>
       <w:r>
         <w:rPr>
@@ -5341,12 +5132,6 @@
         </w:rPr>
         <w:t xml:space="preserve">O horário de entrada e saída das equipes em obra é flexível podendo se adaptar ao horário do projeto em questão, desde que não ultrapasse 44 horas semanais conforme normas previstas na CLT. </w:t>
       </w:r>
-    </w:p>
-    <w:p>
-      <w:pPr>
-        <w:spacing w:after="0" w:line="240" w:lineRule="auto"/>
-        <w:jc w:val="both"/>
-      </w:pPr>
     </w:p>
     <w:p>
       <w:pPr>
@@ -5355,7 +5140,7 @@
           <w:ilvl w:val="1"/>
           <w:numId w:val="2"/>
         </w:numPr>
-        <w:spacing w:after="0" w:line="240" w:lineRule="auto"/>
+        <w:spacing w:after="120" w:line="240" w:lineRule="auto" w:before="0"/>
         <w:jc w:val="both"/>
       </w:pPr>
       <w:r>
@@ -5366,14 +5151,6 @@
         </w:rPr>
         <w:t>Turno diurno:</w:t>
       </w:r>
-    </w:p>
-    <w:p>
-      <w:pPr>
-        <w:pStyle w:val="PargrafodaLista"/>
-        <w:spacing w:after="0" w:line="240" w:lineRule="auto"/>
-        <w:ind w:left="1068"/>
-        <w:jc w:val="both"/>
-      </w:pPr>
     </w:p>
     <w:p>
       <w:pPr>
@@ -5382,7 +5159,7 @@
           <w:ilvl w:val="2"/>
           <w:numId w:val="2"/>
         </w:numPr>
-        <w:spacing w:after="0" w:line="360" w:lineRule="auto"/>
+        <w:spacing w:after="120" w:line="360" w:lineRule="auto" w:before="0"/>
         <w:jc w:val="both"/>
       </w:pPr>
       <w:r>
@@ -5401,7 +5178,7 @@
           <w:ilvl w:val="2"/>
           <w:numId w:val="2"/>
         </w:numPr>
-        <w:spacing w:after="0" w:line="360" w:lineRule="auto"/>
+        <w:spacing w:after="120" w:line="360" w:lineRule="auto" w:before="0"/>
         <w:jc w:val="both"/>
       </w:pPr>
       <w:r>
@@ -5415,24 +5192,7 @@
     </w:p>
     <w:p>
       <w:pPr>
-        <w:spacing w:after="0" w:line="240" w:lineRule="auto"/>
-        <w:jc w:val="both"/>
-        <w:rPr>
-          <w:rFonts w:ascii="Arial" w:eastAsia="Arial" w:hAnsi="Arial"/>
-        </w:rPr>
-      </w:pPr>
-      <w:r>
-        <w:rPr>
-          <w:rFonts w:ascii="Arial" w:eastAsia="Arial" w:hAnsi="Arial"/>
-          <w:sz w:val="20"/>
-          <w:szCs w:val="20"/>
-        </w:rPr>
-        <w:t xml:space="preserve"> </w:t>
-      </w:r>
-    </w:p>
-    <w:p>
-      <w:pPr>
-        <w:spacing w:after="0" w:line="360" w:lineRule="auto"/>
+        <w:spacing w:after="120" w:line="360" w:lineRule="auto" w:before="0"/>
         <w:ind w:firstLine="708"/>
         <w:jc w:val="both"/>
         <w:rPr>
@@ -5449,17 +5209,6 @@
         </w:rPr>
         <w:t xml:space="preserve">Notas: Os trabalhos em horas extras (sábados, domingos, feriados e além do previsto no item 6.1) poderão ser executados quando solicitado pela Contratante. Será feito o registro em RDO, indicado no campo Horas Extras e lançado na medição como adicional. </w:t>
       </w:r>
-    </w:p>
-    <w:p>
-      <w:pPr>
-        <w:spacing w:after="0" w:line="360" w:lineRule="auto"/>
-        <w:rPr>
-          <w:rFonts w:ascii="Arial" w:hAnsi="Arial" w:cs="Arial"/>
-          <w:b/>
-          <w:sz w:val="20"/>
-          <w:szCs w:val="20"/>
-        </w:rPr>
-      </w:pPr>
     </w:p>
     <w:p>
       <w:pPr>
@@ -5468,7 +5217,7 @@
           <w:ilvl w:val="0"/>
           <w:numId w:val="2"/>
         </w:numPr>
-        <w:spacing w:after="0" w:line="240" w:lineRule="auto"/>
+        <w:spacing w:after="120" w:line="240" w:lineRule="auto" w:before="0"/>
         <w:jc w:val="both"/>
       </w:pPr>
       <w:r>
@@ -5481,14 +5230,6 @@
         </w:rPr>
         <w:t>- Descrição dos valores:</w:t>
       </w:r>
-    </w:p>
-    <w:p>
-      <w:pPr>
-        <w:pStyle w:val="PargrafodaLista"/>
-        <w:spacing w:after="0" w:line="240" w:lineRule="auto"/>
-        <w:ind w:left="360"/>
-        <w:jc w:val="both"/>
-      </w:pPr>
     </w:p>
     <w:tbl>
       <w:tblPr>
@@ -5817,19 +5558,12 @@
     </w:tbl>
     <w:p>
       <w:pPr>
-        <w:spacing w:after="0" w:line="240" w:lineRule="auto"/>
-        <w:ind w:right="567"/>
-        <w:jc w:val="both"/>
-      </w:pPr>
-    </w:p>
-    <w:p>
-      <w:pPr>
         <w:pStyle w:val="PargrafodaLista"/>
         <w:numPr>
           <w:ilvl w:val="1"/>
           <w:numId w:val="2"/>
         </w:numPr>
-        <w:spacing w:after="0" w:line="240" w:lineRule="auto"/>
+        <w:spacing w:after="120" w:line="240" w:lineRule="auto" w:before="0"/>
         <w:jc w:val="both"/>
         <w:rPr>
           <w:rFonts w:ascii="Arial" w:eastAsia="Arial" w:hAnsi="Arial"/>
@@ -5863,19 +5597,6 @@
         </w:rPr>
         <w:t xml:space="preserve"> por litro de óleo, além dos custos com mobilização e desmobilização do equipamento, caso ele não esteja em campo.</w:t>
       </w:r>
-    </w:p>
-    <w:p>
-      <w:pPr>
-        <w:pStyle w:val="PargrafodaLista"/>
-        <w:spacing w:after="0" w:line="240" w:lineRule="auto"/>
-        <w:ind w:left="1068"/>
-        <w:jc w:val="both"/>
-        <w:rPr>
-          <w:rFonts w:ascii="Arial" w:eastAsia="Arial" w:hAnsi="Arial"/>
-          <w:sz w:val="20"/>
-          <w:szCs w:val="20"/>
-        </w:rPr>
-      </w:pPr>
     </w:p>
     <w:p>
       <w:pPr>
@@ -5884,7 +5605,7 @@
           <w:ilvl w:val="1"/>
           <w:numId w:val="2"/>
         </w:numPr>
-        <w:spacing w:after="0" w:line="240" w:lineRule="auto"/>
+        <w:spacing w:after="120" w:line="240" w:lineRule="auto" w:before="0"/>
         <w:jc w:val="both"/>
         <w:rPr>
           <w:rFonts w:ascii="Arial" w:eastAsia="Arial" w:hAnsi="Arial"/>
@@ -5918,28 +5639,6 @@
         </w:rPr>
         <w:t xml:space="preserve"> por litro de óleo, além dos custos com mobilização e desmobilização do equipamento, caso ele não esteja em campo.</w:t>
       </w:r>
-    </w:p>
-    <w:p>
-      <w:pPr>
-        <w:spacing w:after="0" w:line="240" w:lineRule="auto"/>
-        <w:jc w:val="both"/>
-        <w:rPr>
-          <w:rFonts w:ascii="Arial" w:eastAsia="Arial" w:hAnsi="Arial"/>
-          <w:sz w:val="20"/>
-          <w:szCs w:val="20"/>
-        </w:rPr>
-      </w:pPr>
-    </w:p>
-    <w:p>
-      <w:pPr>
-        <w:spacing w:after="0" w:line="240" w:lineRule="auto"/>
-        <w:jc w:val="both"/>
-        <w:rPr>
-          <w:rFonts w:ascii="Arial" w:eastAsia="Arial" w:hAnsi="Arial"/>
-          <w:sz w:val="20"/>
-          <w:szCs w:val="20"/>
-        </w:rPr>
-      </w:pPr>
     </w:p>
     <w:p>
       <w:pPr>
@@ -5948,7 +5647,7 @@
           <w:ilvl w:val="0"/>
           <w:numId w:val="2"/>
         </w:numPr>
-        <w:spacing w:after="0" w:line="240" w:lineRule="auto"/>
+        <w:spacing w:after="120" w:line="240" w:lineRule="auto" w:before="0"/>
         <w:jc w:val="both"/>
       </w:pPr>
       <w:r>
@@ -5961,14 +5660,6 @@
         </w:rPr>
         <w:t>- Condições de pagamento:</w:t>
       </w:r>
-    </w:p>
-    <w:p>
-      <w:pPr>
-        <w:pStyle w:val="PargrafodaLista"/>
-        <w:spacing w:after="0" w:line="240" w:lineRule="auto"/>
-        <w:ind w:left="360"/>
-        <w:jc w:val="both"/>
-      </w:pPr>
     </w:p>
     <w:p>
       <w:pPr>
@@ -5977,7 +5668,7 @@
           <w:ilvl w:val="1"/>
           <w:numId w:val="2"/>
         </w:numPr>
-        <w:spacing w:after="0" w:line="240" w:lineRule="auto"/>
+        <w:spacing w:after="120" w:line="240" w:lineRule="auto" w:before="0"/>
         <w:jc w:val="both"/>
       </w:pPr>
       <w:r>
@@ -6030,14 +5721,6 @@
         </w:rPr>
         <w:t xml:space="preserve"> antecipado na confirmação dos serviços (recebimento de pedido de compras, contrato ou aceite da proposta por e-mail. Favor aguardar espelho da nota de serviço para efetuar o pagamento;</w:t>
       </w:r>
-    </w:p>
-    <w:p>
-      <w:pPr>
-        <w:pStyle w:val="PargrafodaLista"/>
-        <w:spacing w:after="0" w:line="240" w:lineRule="auto"/>
-        <w:ind w:left="1068"/>
-        <w:jc w:val="both"/>
-      </w:pPr>
     </w:p>
     <w:p>
       <w:pPr>
@@ -6046,7 +5729,7 @@
           <w:ilvl w:val="1"/>
           <w:numId w:val="2"/>
         </w:numPr>
-        <w:spacing w:after="0" w:line="240" w:lineRule="auto"/>
+        <w:spacing w:after="120" w:line="240" w:lineRule="auto" w:before="0"/>
         <w:jc w:val="both"/>
       </w:pPr>
       <w:r>
@@ -6115,16 +5798,6 @@
         </w:rPr>
         <w:t>}} (Obs. após a entrega da medição a contratante deverá devolver a mesma em até 48 horas, caso não ocorra a Filtrovali irá considerar a medição como aceita e será emitida a nota para devida cobrança);</w:t>
       </w:r>
-    </w:p>
-    <w:p>
-      <w:pPr>
-        <w:pStyle w:val="PargrafodaLista"/>
-        <w:rPr>
-          <w:rFonts w:ascii="Arial" w:eastAsia="Arial" w:hAnsi="Arial"/>
-          <w:sz w:val="20"/>
-          <w:szCs w:val="20"/>
-        </w:rPr>
-      </w:pPr>
     </w:p>
     <w:p>
       <w:pPr>
@@ -6133,7 +5806,7 @@
           <w:ilvl w:val="1"/>
           <w:numId w:val="2"/>
         </w:numPr>
-        <w:spacing w:after="0" w:line="240" w:lineRule="auto"/>
+        <w:spacing w:after="120" w:line="240" w:lineRule="auto" w:before="0"/>
         <w:jc w:val="both"/>
       </w:pPr>
       <w:r>
@@ -6147,7 +5820,7 @@
     </w:p>
     <w:p>
       <w:pPr>
-        <w:spacing w:after="0" w:line="240" w:lineRule="auto"/>
+        <w:spacing w:after="120" w:line="240" w:lineRule="auto" w:before="0"/>
         <w:ind w:firstLine="708"/>
         <w:jc w:val="both"/>
         <w:rPr>
@@ -6156,18 +5829,6 @@
           <w:szCs w:val="20"/>
         </w:rPr>
       </w:pPr>
-    </w:p>
-    <w:p>
-      <w:pPr>
-        <w:spacing w:after="0" w:line="240" w:lineRule="auto"/>
-        <w:ind w:firstLine="708"/>
-        <w:jc w:val="both"/>
-        <w:rPr>
-          <w:rFonts w:ascii="Arial" w:eastAsia="Arial" w:hAnsi="Arial"/>
-          <w:sz w:val="20"/>
-          <w:szCs w:val="20"/>
-        </w:rPr>
-      </w:pPr>
       <w:r>
         <w:rPr>
           <w:rFonts w:ascii="Arial" w:eastAsia="Arial" w:hAnsi="Arial"/>
@@ -6176,18 +5837,6 @@
         </w:rPr>
         <w:t>Em caso de atraso no pagamento de qualquer valor previsto nesta proposta, incidirá sobre o montante em aberto:</w:t>
       </w:r>
-    </w:p>
-    <w:p>
-      <w:pPr>
-        <w:spacing w:after="0" w:line="240" w:lineRule="auto"/>
-        <w:ind w:firstLine="708"/>
-        <w:jc w:val="both"/>
-        <w:rPr>
-          <w:rFonts w:ascii="Arial" w:eastAsia="Arial" w:hAnsi="Arial"/>
-          <w:sz w:val="20"/>
-          <w:szCs w:val="20"/>
-        </w:rPr>
-      </w:pPr>
     </w:p>
     <w:p>
       <w:pPr>
@@ -6196,7 +5845,7 @@
           <w:ilvl w:val="0"/>
           <w:numId w:val="1"/>
         </w:numPr>
-        <w:spacing w:after="0" w:line="240" w:lineRule="auto"/>
+        <w:spacing w:after="120" w:line="240" w:lineRule="auto" w:before="0"/>
         <w:jc w:val="both"/>
         <w:rPr>
           <w:rFonts w:ascii="Arial" w:eastAsia="Arial" w:hAnsi="Arial"/>
@@ -6212,19 +5861,6 @@
         </w:rPr>
         <w:t>Multa moratória de 2% (dois por cento) sobre o valor da parcela em atraso;</w:t>
       </w:r>
-    </w:p>
-    <w:p>
-      <w:pPr>
-        <w:pStyle w:val="PargrafodaLista"/>
-        <w:spacing w:after="0" w:line="240" w:lineRule="auto"/>
-        <w:ind w:left="1068"/>
-        <w:jc w:val="both"/>
-        <w:rPr>
-          <w:rFonts w:ascii="Arial" w:eastAsia="Arial" w:hAnsi="Arial"/>
-          <w:sz w:val="20"/>
-          <w:szCs w:val="20"/>
-        </w:rPr>
-      </w:pPr>
     </w:p>
     <w:p>
       <w:pPr>
@@ -6233,7 +5869,7 @@
           <w:ilvl w:val="0"/>
           <w:numId w:val="1"/>
         </w:numPr>
-        <w:spacing w:after="0" w:line="240" w:lineRule="auto"/>
+        <w:spacing w:after="120" w:line="240" w:lineRule="auto" w:before="0"/>
         <w:jc w:val="both"/>
         <w:rPr>
           <w:rFonts w:ascii="Arial" w:eastAsia="Arial" w:hAnsi="Arial"/>
@@ -6252,18 +5888,7 @@
     </w:p>
     <w:p>
       <w:pPr>
-        <w:spacing w:after="0" w:line="240" w:lineRule="auto"/>
-        <w:jc w:val="both"/>
-        <w:rPr>
-          <w:rFonts w:ascii="Arial" w:eastAsia="Arial" w:hAnsi="Arial"/>
-          <w:sz w:val="20"/>
-          <w:szCs w:val="20"/>
-        </w:rPr>
-      </w:pPr>
-    </w:p>
-    <w:p>
-      <w:pPr>
-        <w:spacing w:after="0" w:line="240" w:lineRule="auto"/>
+        <w:spacing w:after="120" w:line="240" w:lineRule="auto" w:before="0"/>
         <w:ind w:firstLine="708"/>
         <w:jc w:val="both"/>
         <w:rPr>
@@ -6280,30 +5905,6 @@
         </w:rPr>
         <w:t>O não pagamento nos prazos acordados poderá acarretar a suspensão imediata dos serviços até a regularização dos valores pendentes, sem prejuízo da adoção das medidas legais cabíveis e da cobrança dos custos adicionais decorrentes da paralisação.</w:t>
       </w:r>
-    </w:p>
-    <w:p>
-      <w:pPr>
-        <w:spacing w:after="0" w:line="240" w:lineRule="auto"/>
-        <w:ind w:firstLine="708"/>
-        <w:jc w:val="both"/>
-        <w:rPr>
-          <w:rFonts w:ascii="Arial" w:eastAsia="Arial" w:hAnsi="Arial"/>
-          <w:sz w:val="20"/>
-          <w:szCs w:val="20"/>
-        </w:rPr>
-      </w:pPr>
-    </w:p>
-    <w:p>
-      <w:pPr>
-        <w:spacing w:after="0" w:line="240" w:lineRule="auto"/>
-        <w:ind w:firstLine="708"/>
-        <w:jc w:val="both"/>
-        <w:rPr>
-          <w:rFonts w:ascii="Arial" w:eastAsia="Arial" w:hAnsi="Arial"/>
-          <w:sz w:val="20"/>
-          <w:szCs w:val="20"/>
-        </w:rPr>
-      </w:pPr>
     </w:p>
     <w:p>
       <w:pPr>
@@ -6312,7 +5913,7 @@
           <w:ilvl w:val="0"/>
           <w:numId w:val="2"/>
         </w:numPr>
-        <w:spacing w:after="0" w:line="240" w:lineRule="auto"/>
+        <w:spacing w:after="120" w:line="240" w:lineRule="auto" w:before="0"/>
         <w:jc w:val="both"/>
       </w:pPr>
       <w:r>
@@ -6325,14 +5926,6 @@
         </w:rPr>
         <w:t>- Observações:</w:t>
       </w:r>
-    </w:p>
-    <w:p>
-      <w:pPr>
-        <w:pStyle w:val="PargrafodaLista"/>
-        <w:spacing w:after="0" w:line="240" w:lineRule="auto"/>
-        <w:ind w:left="360"/>
-        <w:jc w:val="both"/>
-      </w:pPr>
     </w:p>
     <w:p>
       <w:pPr>
@@ -6341,7 +5934,7 @@
           <w:ilvl w:val="1"/>
           <w:numId w:val="2"/>
         </w:numPr>
-        <w:spacing w:after="0" w:line="240" w:lineRule="auto"/>
+        <w:spacing w:after="120" w:line="240" w:lineRule="auto" w:before="0"/>
         <w:jc w:val="both"/>
       </w:pPr>
       <w:r>
@@ -6384,14 +5977,6 @@
         </w:rPr>
         <w:t>}};</w:t>
       </w:r>
-    </w:p>
-    <w:p>
-      <w:pPr>
-        <w:pStyle w:val="PargrafodaLista"/>
-        <w:spacing w:after="0" w:line="240" w:lineRule="auto"/>
-        <w:ind w:left="1068"/>
-        <w:jc w:val="both"/>
-      </w:pPr>
     </w:p>
     <w:p>
       <w:pPr>
@@ -6400,7 +5985,7 @@
           <w:ilvl w:val="1"/>
           <w:numId w:val="2"/>
         </w:numPr>
-        <w:spacing w:after="0" w:line="240" w:lineRule="auto"/>
+        <w:spacing w:after="120" w:line="240" w:lineRule="auto" w:before="0"/>
         <w:jc w:val="both"/>
       </w:pPr>
       <w:r>
@@ -6429,12 +6014,6 @@
         </w:rPr>
         <w:t xml:space="preserve"> e Mobilização Adicional:</w:t>
       </w:r>
-    </w:p>
-    <w:p>
-      <w:pPr>
-        <w:spacing w:after="0" w:line="240" w:lineRule="auto"/>
-        <w:jc w:val="both"/>
-      </w:pPr>
     </w:p>
     <w:tbl>
       <w:tblPr>
@@ -6554,7 +6133,7 @@
                 <w:szCs w:val="20"/>
                 <w:lang w:val="en-US"/>
               </w:rPr>
-              <w:t>R$ {{</w:t>
+              <w:t>{{valor_standby}}</w:t>
             </w:r>
             <w:proofErr w:type="spellStart"/>
             <w:r>
@@ -6564,7 +6143,7 @@
                 <w:szCs w:val="20"/>
                 <w:lang w:val="en-US"/>
               </w:rPr>
-              <w:t>valor_standby</w:t>
+              <w:t/>
             </w:r>
             <w:proofErr w:type="spellEnd"/>
             <w:r>
@@ -6574,7 +6153,7 @@
                 <w:szCs w:val="20"/>
                 <w:lang w:val="en-US"/>
               </w:rPr>
-              <w:t xml:space="preserve">}} </w:t>
+              <w:t xml:space="preserve"> </w:t>
             </w:r>
           </w:p>
         </w:tc>
@@ -6624,7 +6203,7 @@
                 <w:sz w:val="20"/>
                 <w:szCs w:val="20"/>
               </w:rPr>
-              <w:t xml:space="preserve">R$ </w:t>
+              <w:t xml:space="preserve">{{diaria_equipamento}}</w:t>
             </w:r>
             <w:r>
               <w:rPr>
@@ -6633,7 +6212,7 @@
                 <w:szCs w:val="20"/>
                 <w:lang w:val="en-US"/>
               </w:rPr>
-              <w:t>{{</w:t>
+              <w:t/>
             </w:r>
             <w:proofErr w:type="spellStart"/>
             <w:r>
@@ -6643,7 +6222,7 @@
                 <w:szCs w:val="20"/>
                 <w:lang w:val="en-US"/>
               </w:rPr>
-              <w:t>diaria_equipamento</w:t>
+              <w:t/>
             </w:r>
             <w:proofErr w:type="spellEnd"/>
             <w:r>
@@ -6653,7 +6232,7 @@
                 <w:szCs w:val="20"/>
                 <w:lang w:val="en-US"/>
               </w:rPr>
-              <w:t>}}</w:t>
+              <w:t/>
             </w:r>
           </w:p>
         </w:tc>
@@ -6703,7 +6282,7 @@
                 <w:sz w:val="20"/>
                 <w:szCs w:val="20"/>
               </w:rPr>
-              <w:t>R</w:t>
+              <w:t>{{valor_desmob_extra}}</w:t>
             </w:r>
             <w:proofErr w:type="gramStart"/>
             <w:r>
@@ -6712,7 +6291,7 @@
                 <w:sz w:val="20"/>
                 <w:szCs w:val="20"/>
               </w:rPr>
-              <w:t xml:space="preserve">$  </w:t>
+              <w:t xml:space="preserve"/>
             </w:r>
             <w:r>
               <w:rPr>
@@ -6721,7 +6300,7 @@
                 <w:szCs w:val="20"/>
                 <w:lang w:val="en-US"/>
               </w:rPr>
-              <w:t>{</w:t>
+              <w:t/>
             </w:r>
             <w:proofErr w:type="gramEnd"/>
             <w:r>
@@ -6731,7 +6310,7 @@
                 <w:szCs w:val="20"/>
                 <w:lang w:val="en-US"/>
               </w:rPr>
-              <w:t>{</w:t>
+              <w:t/>
             </w:r>
             <w:proofErr w:type="spellStart"/>
             <w:r>
@@ -6741,7 +6320,7 @@
                 <w:szCs w:val="20"/>
                 <w:lang w:val="en-US"/>
               </w:rPr>
-              <w:t>valor_desmob_extra</w:t>
+              <w:t/>
             </w:r>
             <w:proofErr w:type="spellEnd"/>
             <w:r>
@@ -6751,13 +6330,12 @@
                 <w:szCs w:val="20"/>
                 <w:lang w:val="en-US"/>
               </w:rPr>
-              <w:t>}}</w:t>
+              <w:t/>
             </w:r>
           </w:p>
         </w:tc>
       </w:tr>
     </w:tbl>
-    <w:p/>
     <w:p>
       <w:pPr>
         <w:pStyle w:val="PargrafodaLista"/>
@@ -6765,7 +6343,7 @@
           <w:ilvl w:val="2"/>
           <w:numId w:val="2"/>
         </w:numPr>
-        <w:spacing w:after="0" w:line="240" w:lineRule="auto"/>
+        <w:spacing w:after="120" w:line="240" w:lineRule="auto" w:before="0"/>
         <w:jc w:val="both"/>
       </w:pPr>
       <w:r>
@@ -6783,29 +6361,13 @@
     <w:p>
       <w:pPr>
         <w:pStyle w:val="PargrafodaLista"/>
-        <w:spacing w:after="0" w:line="240" w:lineRule="auto"/>
+        <w:spacing w:after="120" w:line="240" w:lineRule="auto" w:before="0"/>
         <w:ind w:left="2136"/>
         <w:jc w:val="both"/>
       </w:pPr>
-    </w:p>
-    <w:p>
-      <w:pPr>
-        <w:pStyle w:val="PargrafodaLista"/>
-        <w:spacing w:after="0" w:line="240" w:lineRule="auto"/>
-        <w:ind w:left="2136"/>
-        <w:jc w:val="both"/>
-      </w:pPr>
       <w:r>
         <w:t>O serviço é um pacote fechado, sendo assim, qualquer interferência que gere impacto ou não no cronograma será aplicada a diária (stand-by) por ter interferência direta na performance do projeto.</w:t>
       </w:r>
-    </w:p>
-    <w:p>
-      <w:pPr>
-        <w:pStyle w:val="PargrafodaLista"/>
-        <w:spacing w:after="0" w:line="240" w:lineRule="auto"/>
-        <w:ind w:left="2136"/>
-        <w:jc w:val="both"/>
-      </w:pPr>
     </w:p>
     <w:p>
       <w:pPr>
@@ -6814,7 +6376,7 @@
           <w:ilvl w:val="2"/>
           <w:numId w:val="2"/>
         </w:numPr>
-        <w:spacing w:after="0" w:line="240" w:lineRule="auto"/>
+        <w:spacing w:after="120" w:line="240" w:lineRule="auto" w:before="0"/>
         <w:jc w:val="both"/>
       </w:pPr>
       <w:r>
@@ -6830,26 +6392,14 @@
     </w:p>
     <w:p>
       <w:pPr>
-        <w:spacing w:after="0" w:line="240" w:lineRule="auto"/>
-        <w:jc w:val="both"/>
-      </w:pPr>
-    </w:p>
-    <w:p>
-      <w:pPr>
         <w:pStyle w:val="PargrafodaLista"/>
-        <w:spacing w:after="0" w:line="240" w:lineRule="auto"/>
+        <w:spacing w:after="120" w:line="240" w:lineRule="auto" w:before="0"/>
         <w:ind w:left="2136"/>
         <w:jc w:val="both"/>
       </w:pPr>
       <w:r>
         <w:t>O serviço é um pacote fechado, sendo assim, qualquer interferência que gere impacto ou não no cronograma será aplicada a diária (stand-by) por ter interferência direta na performance do projeto.</w:t>
       </w:r>
-    </w:p>
-    <w:p>
-      <w:pPr>
-        <w:spacing w:after="0" w:line="240" w:lineRule="auto"/>
-        <w:jc w:val="both"/>
-      </w:pPr>
     </w:p>
     <w:p>
       <w:pPr>
@@ -6858,7 +6408,7 @@
           <w:ilvl w:val="2"/>
           <w:numId w:val="2"/>
         </w:numPr>
-        <w:spacing w:after="0" w:line="240" w:lineRule="auto"/>
+        <w:spacing w:after="120" w:line="240" w:lineRule="auto" w:before="0"/>
         <w:jc w:val="both"/>
       </w:pPr>
       <w:r>
@@ -6874,34 +6424,13 @@
     </w:p>
     <w:p>
       <w:pPr>
-        <w:spacing w:after="0" w:line="240" w:lineRule="auto"/>
-        <w:jc w:val="both"/>
-        <w:rPr>
-          <w:rFonts w:ascii="Arial" w:eastAsia="Arial" w:hAnsi="Arial"/>
-          <w:sz w:val="20"/>
-          <w:szCs w:val="20"/>
-        </w:rPr>
-      </w:pPr>
-    </w:p>
-    <w:p>
-      <w:pPr>
-        <w:spacing w:after="0" w:line="240" w:lineRule="auto"/>
-        <w:jc w:val="both"/>
-        <w:rPr>
-          <w:rFonts w:ascii="Arial" w:eastAsia="Arial" w:hAnsi="Arial"/>
-          <w:sz w:val="20"/>
-          <w:szCs w:val="20"/>
-        </w:rPr>
-      </w:pPr>
-    </w:p>
-    <w:p>
-      <w:pPr>
         <w:pStyle w:val="PargrafodaLista"/>
         <w:rPr>
           <w:rFonts w:ascii="Arial" w:eastAsia="Arial" w:hAnsi="Arial"/>
           <w:sz w:val="20"/>
           <w:szCs w:val="20"/>
         </w:rPr>
+        <w:spacing w:before="0" w:after="120"/>
       </w:pPr>
       <w:r>
         <w:rPr>
@@ -6911,16 +6440,6 @@
         </w:rPr>
         <w:t>NOTA: O solicitante terá que formalizar o pedido de desmobilização por e-mail expressando acordo com o item 9.3 /ou item 9.4.</w:t>
       </w:r>
-    </w:p>
-    <w:p>
-      <w:pPr>
-        <w:pStyle w:val="PargrafodaLista"/>
-        <w:rPr>
-          <w:rFonts w:ascii="Arial" w:eastAsia="Arial" w:hAnsi="Arial"/>
-          <w:sz w:val="20"/>
-          <w:szCs w:val="20"/>
-        </w:rPr>
-      </w:pPr>
     </w:p>
     <w:p>
       <w:pPr>
@@ -6929,7 +6448,7 @@
           <w:ilvl w:val="1"/>
           <w:numId w:val="2"/>
         </w:numPr>
-        <w:spacing w:after="0" w:line="240" w:lineRule="auto"/>
+        <w:spacing w:after="120" w:line="240" w:lineRule="auto" w:before="0"/>
         <w:jc w:val="both"/>
       </w:pPr>
       <w:r>
@@ -6958,14 +6477,6 @@
         </w:rPr>
         <w:t xml:space="preserve"> de equipe e equipamento;</w:t>
       </w:r>
-    </w:p>
-    <w:p>
-      <w:pPr>
-        <w:pStyle w:val="PargrafodaLista"/>
-        <w:spacing w:after="0" w:line="240" w:lineRule="auto"/>
-        <w:ind w:left="1068"/>
-        <w:jc w:val="both"/>
-      </w:pPr>
     </w:p>
     <w:p>
       <w:pPr>
@@ -6974,7 +6485,7 @@
           <w:ilvl w:val="1"/>
           <w:numId w:val="2"/>
         </w:numPr>
-        <w:spacing w:after="0" w:line="240" w:lineRule="auto"/>
+        <w:spacing w:after="120" w:line="240" w:lineRule="auto" w:before="0"/>
         <w:jc w:val="both"/>
       </w:pPr>
       <w:r>
@@ -6985,16 +6496,6 @@
         </w:rPr>
         <w:t>Índice de reajuste anual pelo IGPM ou 10%, será aplicado o maior índice anual;</w:t>
       </w:r>
-    </w:p>
-    <w:p>
-      <w:pPr>
-        <w:pStyle w:val="PargrafodaLista"/>
-        <w:rPr>
-          <w:rFonts w:ascii="Arial" w:eastAsia="Arial" w:hAnsi="Arial"/>
-          <w:sz w:val="20"/>
-          <w:szCs w:val="20"/>
-        </w:rPr>
-      </w:pPr>
     </w:p>
     <w:p>
       <w:pPr>
@@ -7003,7 +6504,7 @@
           <w:ilvl w:val="1"/>
           <w:numId w:val="2"/>
         </w:numPr>
-        <w:spacing w:after="0" w:line="240" w:lineRule="auto"/>
+        <w:spacing w:after="120" w:line="240" w:lineRule="auto" w:before="0"/>
         <w:jc w:val="both"/>
       </w:pPr>
       <w:r>
@@ -7014,16 +6515,6 @@
         </w:rPr>
         <w:t xml:space="preserve"> A proposta deverá fazer parte integrante do contrato;</w:t>
       </w:r>
-    </w:p>
-    <w:p>
-      <w:pPr>
-        <w:pStyle w:val="PargrafodaLista"/>
-        <w:rPr>
-          <w:rFonts w:ascii="Arial" w:eastAsia="Arial" w:hAnsi="Arial"/>
-          <w:sz w:val="20"/>
-          <w:szCs w:val="20"/>
-        </w:rPr>
-      </w:pPr>
     </w:p>
     <w:p>
       <w:pPr>
@@ -7032,7 +6523,7 @@
           <w:ilvl w:val="1"/>
           <w:numId w:val="2"/>
         </w:numPr>
-        <w:spacing w:after="0" w:line="240" w:lineRule="auto"/>
+        <w:spacing w:after="120" w:line="240" w:lineRule="auto" w:before="0"/>
         <w:jc w:val="both"/>
       </w:pPr>
       <w:r>
@@ -7061,16 +6552,6 @@
         </w:rPr>
         <w:t>, PCMSO, PGR, LTCAT e ASO, inclusive Seguro de responsabilidade Civil, específicos para o projeto em questão, por intermédio do Cliente final ou Contratante, os custos para emissão destes documentos específicos, serão repassados a Contratante;</w:t>
       </w:r>
-    </w:p>
-    <w:p>
-      <w:pPr>
-        <w:pStyle w:val="PargrafodaLista"/>
-        <w:rPr>
-          <w:rFonts w:ascii="Arial" w:eastAsia="Arial" w:hAnsi="Arial"/>
-          <w:sz w:val="20"/>
-          <w:szCs w:val="20"/>
-        </w:rPr>
-      </w:pPr>
     </w:p>
     <w:p>
       <w:pPr>
@@ -7079,7 +6560,7 @@
           <w:ilvl w:val="1"/>
           <w:numId w:val="2"/>
         </w:numPr>
-        <w:spacing w:after="0" w:line="240" w:lineRule="auto"/>
+        <w:spacing w:after="120" w:line="240" w:lineRule="auto" w:before="0"/>
         <w:jc w:val="both"/>
       </w:pPr>
       <w:r>
@@ -7090,16 +6571,6 @@
         </w:rPr>
         <w:t>A garantia mínima de faturamento é o quantitativo descrito como escopo original (item 7);</w:t>
       </w:r>
-    </w:p>
-    <w:p>
-      <w:pPr>
-        <w:pStyle w:val="PargrafodaLista"/>
-        <w:rPr>
-          <w:rFonts w:ascii="Arial" w:hAnsi="Arial" w:cs="Arial"/>
-          <w:sz w:val="20"/>
-          <w:szCs w:val="20"/>
-        </w:rPr>
-      </w:pPr>
     </w:p>
     <w:p>
       <w:pPr>
@@ -7108,7 +6579,7 @@
           <w:ilvl w:val="1"/>
           <w:numId w:val="2"/>
         </w:numPr>
-        <w:spacing w:after="0" w:line="240" w:lineRule="auto"/>
+        <w:spacing w:after="120" w:line="240" w:lineRule="auto" w:before="0"/>
         <w:jc w:val="both"/>
       </w:pPr>
       <w:r>
@@ -7119,16 +6590,6 @@
         </w:rPr>
         <w:t>Caso a Filtrovali conclua os serviços em prazo inferior ao previsto, tal circunstância não ensejará qualquer direito à Contratante de requerer descontos, abatimentos ou reduções no valor contratado, uma vez que a remuneração pactuada decorre do cumprimento integral das obrigações assumidas, independentemente do tempo efetivamente despendido para sua execução;</w:t>
       </w:r>
-    </w:p>
-    <w:p>
-      <w:pPr>
-        <w:pStyle w:val="PargrafodaLista"/>
-        <w:rPr>
-          <w:rFonts w:ascii="Arial" w:hAnsi="Arial" w:cs="Arial"/>
-          <w:sz w:val="20"/>
-          <w:szCs w:val="20"/>
-        </w:rPr>
-      </w:pPr>
     </w:p>
     <w:p>
       <w:pPr>
@@ -7137,7 +6598,7 @@
           <w:ilvl w:val="1"/>
           <w:numId w:val="2"/>
         </w:numPr>
-        <w:spacing w:after="0" w:line="240" w:lineRule="auto"/>
+        <w:spacing w:after="120" w:line="240" w:lineRule="auto" w:before="0"/>
         <w:jc w:val="both"/>
       </w:pPr>
       <w:r>
@@ -7157,18 +6618,6 @@
         <w:lastRenderedPageBreak/>
         <w:t>serviço incluído no pacote não dará direito à Contratante a reembolso, abatimento ou desconto proporcional sobre o valor total contratado, permanecendo a obrigação de pagamento integral nos termos acordados.</w:t>
       </w:r>
-    </w:p>
-    <w:p>
-      <w:pPr>
-        <w:spacing w:after="0" w:line="240" w:lineRule="auto"/>
-        <w:jc w:val="both"/>
-      </w:pPr>
-    </w:p>
-    <w:p>
-      <w:pPr>
-        <w:spacing w:after="0" w:line="240" w:lineRule="auto"/>
-        <w:jc w:val="both"/>
-      </w:pPr>
     </w:p>
     <w:p>
       <w:pPr>
@@ -7177,7 +6626,7 @@
           <w:ilvl w:val="0"/>
           <w:numId w:val="2"/>
         </w:numPr>
-        <w:spacing w:after="0" w:line="240" w:lineRule="auto"/>
+        <w:spacing w:after="120" w:line="240" w:lineRule="auto" w:before="0"/>
         <w:jc w:val="both"/>
         <w:rPr>
           <w:rFonts w:ascii="Arial" w:eastAsia="Arial" w:hAnsi="Arial"/>
@@ -7200,21 +6649,6 @@
       <w:r>
         <w:t xml:space="preserve"> </w:t>
       </w:r>
-    </w:p>
-    <w:p>
-      <w:pPr>
-        <w:pStyle w:val="PargrafodaLista"/>
-        <w:spacing w:after="0" w:line="240" w:lineRule="auto"/>
-        <w:ind w:left="360"/>
-        <w:jc w:val="both"/>
-        <w:rPr>
-          <w:rFonts w:ascii="Arial" w:eastAsia="Arial" w:hAnsi="Arial"/>
-          <w:b/>
-          <w:bCs/>
-          <w:sz w:val="20"/>
-          <w:szCs w:val="20"/>
-        </w:rPr>
-      </w:pPr>
     </w:p>
     <w:p>
       <w:pPr>
@@ -7223,7 +6657,7 @@
           <w:ilvl w:val="1"/>
           <w:numId w:val="2"/>
         </w:numPr>
-        <w:spacing w:after="0" w:line="240" w:lineRule="auto"/>
+        <w:spacing w:after="120" w:line="240" w:lineRule="auto" w:before="0"/>
         <w:jc w:val="both"/>
         <w:rPr>
           <w:rFonts w:ascii="Arial" w:eastAsia="Arial" w:hAnsi="Arial"/>
@@ -7241,21 +6675,6 @@
         </w:rPr>
         <w:t>A Filtrovali se enquadra no regime tributário do lucro presumido.</w:t>
       </w:r>
-    </w:p>
-    <w:p>
-      <w:pPr>
-        <w:pStyle w:val="PargrafodaLista"/>
-        <w:spacing w:after="0" w:line="240" w:lineRule="auto"/>
-        <w:ind w:left="1068"/>
-        <w:jc w:val="both"/>
-        <w:rPr>
-          <w:rFonts w:ascii="Arial" w:eastAsia="Arial" w:hAnsi="Arial"/>
-          <w:b/>
-          <w:bCs/>
-          <w:sz w:val="20"/>
-          <w:szCs w:val="20"/>
-        </w:rPr>
-      </w:pPr>
     </w:p>
     <w:p>
       <w:pPr>
@@ -7264,7 +6683,7 @@
           <w:ilvl w:val="2"/>
           <w:numId w:val="2"/>
         </w:numPr>
-        <w:spacing w:after="0" w:line="240" w:lineRule="auto"/>
+        <w:spacing w:after="120" w:line="240" w:lineRule="auto" w:before="0"/>
         <w:jc w:val="both"/>
         <w:rPr>
           <w:rFonts w:ascii="Arial" w:eastAsia="Arial" w:hAnsi="Arial"/>
@@ -7286,7 +6705,7 @@
     <w:p>
       <w:pPr>
         <w:pStyle w:val="PargrafodaLista"/>
-        <w:spacing w:after="0" w:line="240" w:lineRule="auto"/>
+        <w:spacing w:after="120" w:line="240" w:lineRule="auto" w:before="0"/>
         <w:ind w:left="360"/>
         <w:jc w:val="both"/>
         <w:rPr>
@@ -7295,65 +6714,39 @@
           <w:szCs w:val="20"/>
         </w:rPr>
       </w:pPr>
+      <w:r>
+        <w:rPr>
+          <w:rFonts w:ascii="Arial" w:eastAsia="Arial" w:hAnsi="Arial"/>
+          <w:sz w:val="20"/>
+          <w:szCs w:val="20"/>
+        </w:rPr>
+        <w:t xml:space="preserve">Em conformidade com a Constituição Federal (Art. 146) e a Lei Complementar nº 116/2003, o serviço realizado pela Filtrovali está enquadrado no código </w:t>
+      </w:r>
+      <w:r>
+        <w:rPr>
+          <w:rFonts w:ascii="Arial" w:eastAsia="Arial" w:hAnsi="Arial"/>
+          <w:b/>
+          <w:bCs/>
+          <w:sz w:val="20"/>
+          <w:szCs w:val="20"/>
+        </w:rPr>
+        <w:t>07.02.02</w:t>
+      </w:r>
+      <w:r>
+        <w:rPr>
+          <w:rFonts w:ascii="Arial" w:eastAsia="Arial" w:hAnsi="Arial"/>
+          <w:sz w:val="20"/>
+          <w:szCs w:val="20"/>
+        </w:rPr>
+        <w:t>. Para esse enquadramento, o ISS deve ser recolhido diretamente no local da execução do serviço. Dessa forma, o recolhimento no município da prestação passa a ser obrigatório, não cabendo retenção ou recolhimento em município diverso.</w:t>
+      </w:r>
     </w:p>
     <w:p>
       <w:pPr>
         <w:pStyle w:val="PargrafodaLista"/>
-        <w:spacing w:after="0" w:line="240" w:lineRule="auto"/>
+        <w:spacing w:after="120" w:line="240" w:lineRule="auto" w:before="0"/>
         <w:ind w:left="360"/>
         <w:jc w:val="both"/>
-        <w:rPr>
-          <w:rFonts w:ascii="Arial" w:eastAsia="Arial" w:hAnsi="Arial"/>
-          <w:sz w:val="20"/>
-          <w:szCs w:val="20"/>
-        </w:rPr>
-      </w:pPr>
-      <w:r>
-        <w:rPr>
-          <w:rFonts w:ascii="Arial" w:eastAsia="Arial" w:hAnsi="Arial"/>
-          <w:sz w:val="20"/>
-          <w:szCs w:val="20"/>
-        </w:rPr>
-        <w:t xml:space="preserve">Em conformidade com a Constituição Federal (Art. 146) e a Lei Complementar nº 116/2003, o serviço realizado pela Filtrovali está enquadrado no código </w:t>
-      </w:r>
-      <w:r>
-        <w:rPr>
-          <w:rFonts w:ascii="Arial" w:eastAsia="Arial" w:hAnsi="Arial"/>
-          <w:b/>
-          <w:bCs/>
-          <w:sz w:val="20"/>
-          <w:szCs w:val="20"/>
-        </w:rPr>
-        <w:t>07.02.02</w:t>
-      </w:r>
-      <w:r>
-        <w:rPr>
-          <w:rFonts w:ascii="Arial" w:eastAsia="Arial" w:hAnsi="Arial"/>
-          <w:sz w:val="20"/>
-          <w:szCs w:val="20"/>
-        </w:rPr>
-        <w:t>. Para esse enquadramento, o ISS deve ser recolhido diretamente no local da execução do serviço. Dessa forma, o recolhimento no município da prestação passa a ser obrigatório, não cabendo retenção ou recolhimento em município diverso.</w:t>
-      </w:r>
-    </w:p>
-    <w:p>
-      <w:pPr>
-        <w:pStyle w:val="PargrafodaLista"/>
-        <w:spacing w:after="0" w:line="240" w:lineRule="auto"/>
-        <w:ind w:left="360"/>
-        <w:jc w:val="both"/>
-        <w:rPr>
-          <w:rFonts w:ascii="Arial" w:eastAsia="Arial" w:hAnsi="Arial"/>
-          <w:sz w:val="20"/>
-          <w:szCs w:val="20"/>
-        </w:rPr>
-      </w:pPr>
-    </w:p>
-    <w:p>
-      <w:pPr>
-        <w:pStyle w:val="PargrafodaLista"/>
-        <w:spacing w:after="0" w:line="240" w:lineRule="auto"/>
-        <w:ind w:left="360"/>
-        <w:jc w:val="both"/>
       </w:pPr>
       <w:r>
         <w:rPr>
@@ -7363,21 +6756,6 @@
         </w:rPr>
         <w:t>Caso a Contratante julgue necessário adotar algum procedimento adicional referente ao pagamento do imposto no local da execução, assumirá a responsabilidade pelo referido procedimento</w:t>
       </w:r>
-    </w:p>
-    <w:p>
-      <w:pPr>
-        <w:pStyle w:val="PargrafodaLista"/>
-        <w:spacing w:after="0" w:line="240" w:lineRule="auto"/>
-        <w:ind w:left="1068"/>
-        <w:jc w:val="both"/>
-        <w:rPr>
-          <w:rFonts w:ascii="Arial" w:eastAsia="Arial" w:hAnsi="Arial"/>
-          <w:b/>
-          <w:bCs/>
-          <w:sz w:val="20"/>
-          <w:szCs w:val="20"/>
-        </w:rPr>
-      </w:pPr>
     </w:p>
     <w:p>
       <w:pPr>
@@ -7386,7 +6764,7 @@
           <w:ilvl w:val="1"/>
           <w:numId w:val="2"/>
         </w:numPr>
-        <w:spacing w:after="0" w:line="240" w:lineRule="auto"/>
+        <w:spacing w:after="120" w:line="240" w:lineRule="auto" w:before="0"/>
         <w:jc w:val="both"/>
         <w:rPr>
           <w:rFonts w:ascii="Arial" w:eastAsia="Arial" w:hAnsi="Arial"/>
@@ -7407,18 +6785,7 @@
     </w:p>
     <w:p>
       <w:pPr>
-        <w:spacing w:after="0" w:line="240" w:lineRule="auto"/>
-        <w:jc w:val="both"/>
-        <w:rPr>
-          <w:rFonts w:ascii="Arial" w:eastAsia="Arial" w:hAnsi="Arial"/>
-          <w:sz w:val="20"/>
-          <w:szCs w:val="20"/>
-        </w:rPr>
-      </w:pPr>
-    </w:p>
-    <w:p>
-      <w:pPr>
-        <w:spacing w:after="0" w:line="240" w:lineRule="auto"/>
+        <w:spacing w:after="120" w:line="240" w:lineRule="auto" w:before="0"/>
         <w:ind w:left="708" w:firstLine="708"/>
         <w:jc w:val="both"/>
         <w:rPr>
@@ -7438,7 +6805,7 @@
     </w:p>
     <w:p>
       <w:pPr>
-        <w:spacing w:after="0" w:line="240" w:lineRule="auto"/>
+        <w:spacing w:after="120" w:line="240" w:lineRule="auto" w:before="0"/>
         <w:ind w:left="708" w:firstLine="708"/>
         <w:jc w:val="both"/>
         <w:rPr>
@@ -7447,18 +6814,6 @@
           <w:szCs w:val="20"/>
         </w:rPr>
       </w:pPr>
-    </w:p>
-    <w:p>
-      <w:pPr>
-        <w:spacing w:after="0" w:line="240" w:lineRule="auto"/>
-        <w:ind w:left="708" w:firstLine="708"/>
-        <w:jc w:val="both"/>
-        <w:rPr>
-          <w:rFonts w:ascii="Arial" w:eastAsia="Arial" w:hAnsi="Arial"/>
-          <w:sz w:val="20"/>
-          <w:szCs w:val="20"/>
-        </w:rPr>
-      </w:pPr>
       <w:r>
         <w:rPr>
           <w:rFonts w:ascii="Arial" w:eastAsia="Arial" w:hAnsi="Arial"/>
@@ -7467,31 +6822,6 @@
         </w:rPr>
         <w:t>O eventual acréscimo de custos decorrente de tais alterações será repassado à CONTRATANTE, mediante comprovação do impacto financeiro e apresentação da respectiva atualização de valores.</w:t>
       </w:r>
-    </w:p>
-    <w:p>
-      <w:pPr>
-        <w:spacing w:after="0" w:line="240" w:lineRule="auto"/>
-        <w:jc w:val="both"/>
-        <w:rPr>
-          <w:rFonts w:ascii="Arial" w:eastAsia="Arial" w:hAnsi="Arial"/>
-          <w:sz w:val="20"/>
-          <w:szCs w:val="20"/>
-        </w:rPr>
-      </w:pPr>
-      <w:r>
-        <w:rPr>
-          <w:rFonts w:ascii="Arial" w:eastAsia="Arial" w:hAnsi="Arial"/>
-          <w:sz w:val="20"/>
-          <w:szCs w:val="20"/>
-        </w:rPr>
-        <w:t xml:space="preserve"> </w:t>
-      </w:r>
-    </w:p>
-    <w:p>
-      <w:pPr>
-        <w:spacing w:after="0" w:line="240" w:lineRule="auto"/>
-        <w:jc w:val="both"/>
-      </w:pPr>
     </w:p>
     <w:p>
       <w:pPr>
@@ -7500,7 +6830,7 @@
           <w:ilvl w:val="0"/>
           <w:numId w:val="2"/>
         </w:numPr>
-        <w:spacing w:after="0" w:line="240" w:lineRule="auto"/>
+        <w:spacing w:after="120" w:line="240" w:lineRule="auto" w:before="0"/>
         <w:jc w:val="both"/>
       </w:pPr>
       <w:r>
@@ -7513,14 +6843,6 @@
         </w:rPr>
         <w:t>- Validade da proposta:</w:t>
       </w:r>
-    </w:p>
-    <w:p>
-      <w:pPr>
-        <w:pStyle w:val="PargrafodaLista"/>
-        <w:spacing w:after="0" w:line="240" w:lineRule="auto"/>
-        <w:ind w:left="360"/>
-        <w:jc w:val="both"/>
-      </w:pPr>
     </w:p>
     <w:p>
       <w:pPr>
@@ -7529,7 +6851,7 @@
           <w:ilvl w:val="1"/>
           <w:numId w:val="2"/>
         </w:numPr>
-        <w:spacing w:after="0" w:line="240" w:lineRule="auto"/>
+        <w:spacing w:after="120" w:line="240" w:lineRule="auto" w:before="0"/>
         <w:jc w:val="both"/>
       </w:pPr>
       <w:r>
@@ -7561,25 +6883,6 @@
       <w:r>
         <w:t xml:space="preserve"> </w:t>
       </w:r>
-    </w:p>
-    <w:p>
-      <w:pPr>
-        <w:spacing w:after="0" w:line="240" w:lineRule="auto"/>
-        <w:ind w:firstLine="708"/>
-        <w:jc w:val="both"/>
-      </w:pPr>
-    </w:p>
-    <w:p>
-      <w:pPr>
-        <w:spacing w:after="0" w:line="240" w:lineRule="auto"/>
-        <w:jc w:val="both"/>
-        <w:rPr>
-          <w:rFonts w:ascii="Arial" w:hAnsi="Arial" w:cs="Arial"/>
-          <w:b/>
-          <w:sz w:val="20"/>
-          <w:szCs w:val="20"/>
-        </w:rPr>
-      </w:pPr>
     </w:p>
     <w:p>
       <w:pPr>
@@ -7588,7 +6891,7 @@
           <w:ilvl w:val="0"/>
           <w:numId w:val="2"/>
         </w:numPr>
-        <w:spacing w:after="0" w:line="240" w:lineRule="auto"/>
+        <w:spacing w:after="120" w:line="240" w:lineRule="auto" w:before="0"/>
         <w:jc w:val="both"/>
         <w:rPr>
           <w:rFonts w:ascii="Arial" w:eastAsia="Arial" w:hAnsi="Arial"/>
@@ -7608,21 +6911,6 @@
         </w:rPr>
         <w:t>- Proteção à propriedade intelectual e know-how:</w:t>
       </w:r>
-    </w:p>
-    <w:p>
-      <w:pPr>
-        <w:pStyle w:val="PargrafodaLista"/>
-        <w:spacing w:after="0" w:line="240" w:lineRule="auto"/>
-        <w:ind w:left="360"/>
-        <w:jc w:val="both"/>
-        <w:rPr>
-          <w:rFonts w:ascii="Arial" w:eastAsia="Arial" w:hAnsi="Arial"/>
-          <w:b/>
-          <w:bCs/>
-          <w:sz w:val="20"/>
-          <w:szCs w:val="20"/>
-        </w:rPr>
-      </w:pPr>
     </w:p>
     <w:p>
       <w:pPr>
@@ -7631,7 +6919,7 @@
           <w:ilvl w:val="1"/>
           <w:numId w:val="2"/>
         </w:numPr>
-        <w:spacing w:after="0" w:line="240" w:lineRule="auto"/>
+        <w:spacing w:after="120" w:line="240" w:lineRule="auto" w:before="0"/>
         <w:jc w:val="both"/>
         <w:rPr>
           <w:rFonts w:ascii="Arial" w:eastAsia="Arial" w:hAnsi="Arial"/>
@@ -7649,21 +6937,6 @@
         </w:rPr>
         <w:t>Todos os métodos, processos, procedimentos operacionais, técnicas, especificações, relatórios, documentos, estudos, desenhos, fluxogramas, parâmetros operacionais e quaisquer outras informações técnicas ou comerciais utilizadas ou desenvolvidas pela FILTROVALI para a execução dos serviços constituem propriedade intelectual exclusiva da Filtrovali, sendo protegidos pela legislação vigente aplicável.</w:t>
       </w:r>
-    </w:p>
-    <w:p>
-      <w:pPr>
-        <w:pStyle w:val="PargrafodaLista"/>
-        <w:spacing w:after="0" w:line="240" w:lineRule="auto"/>
-        <w:ind w:left="1068"/>
-        <w:jc w:val="both"/>
-        <w:rPr>
-          <w:rFonts w:ascii="Arial" w:eastAsia="Arial" w:hAnsi="Arial"/>
-          <w:b/>
-          <w:bCs/>
-          <w:sz w:val="20"/>
-          <w:szCs w:val="20"/>
-        </w:rPr>
-      </w:pPr>
     </w:p>
     <w:p>
       <w:pPr>
@@ -7672,7 +6945,7 @@
           <w:ilvl w:val="1"/>
           <w:numId w:val="2"/>
         </w:numPr>
-        <w:spacing w:after="0" w:line="240" w:lineRule="auto"/>
+        <w:spacing w:after="120" w:line="240" w:lineRule="auto" w:before="0"/>
         <w:jc w:val="both"/>
         <w:rPr>
           <w:rFonts w:ascii="Arial" w:eastAsia="Arial" w:hAnsi="Arial"/>
@@ -7690,16 +6963,6 @@
         </w:rPr>
         <w:t>A contratação dos serviços não implica, em hipótese alguma, cessão, transferência ou compartilhamento definitivo de tais direitos, limitando-se o seu uso exclusivamente ao escopo do contrato firmado.</w:t>
       </w:r>
-    </w:p>
-    <w:p>
-      <w:pPr>
-        <w:pStyle w:val="PargrafodaLista"/>
-        <w:rPr>
-          <w:rFonts w:ascii="Arial" w:eastAsia="Arial" w:hAnsi="Arial"/>
-          <w:sz w:val="20"/>
-          <w:szCs w:val="20"/>
-        </w:rPr>
-      </w:pPr>
     </w:p>
     <w:p>
       <w:pPr>
@@ -7708,7 +6971,7 @@
           <w:ilvl w:val="1"/>
           <w:numId w:val="2"/>
         </w:numPr>
-        <w:spacing w:after="0" w:line="240" w:lineRule="auto"/>
+        <w:spacing w:after="120" w:line="240" w:lineRule="auto" w:before="0"/>
         <w:jc w:val="both"/>
         <w:rPr>
           <w:rFonts w:ascii="Arial" w:eastAsia="Arial" w:hAnsi="Arial"/>
@@ -7726,16 +6989,6 @@
         </w:rPr>
         <w:t>Fica expressamente vedado à CONTRATANTE, seus colaboradores ou terceiros por ela designados:</w:t>
       </w:r>
-    </w:p>
-    <w:p>
-      <w:pPr>
-        <w:pStyle w:val="PargrafodaLista"/>
-        <w:rPr>
-          <w:rFonts w:ascii="Arial" w:eastAsia="Arial" w:hAnsi="Arial"/>
-          <w:sz w:val="20"/>
-          <w:szCs w:val="20"/>
-        </w:rPr>
-      </w:pPr>
     </w:p>
     <w:p>
       <w:pPr>
@@ -7744,7 +6997,7 @@
           <w:ilvl w:val="2"/>
           <w:numId w:val="2"/>
         </w:numPr>
-        <w:spacing w:after="0" w:line="240" w:lineRule="auto"/>
+        <w:spacing w:after="120" w:line="240" w:lineRule="auto" w:before="0"/>
         <w:jc w:val="both"/>
         <w:rPr>
           <w:rFonts w:ascii="Arial" w:eastAsia="Arial" w:hAnsi="Arial"/>
@@ -7762,21 +7015,6 @@
         </w:rPr>
         <w:t>Reproduzir, copiar, divulgar ou compartilhar, total ou parcialmente, os métodos e processos utilizados pela Filtrovali;</w:t>
       </w:r>
-    </w:p>
-    <w:p>
-      <w:pPr>
-        <w:pStyle w:val="PargrafodaLista"/>
-        <w:spacing w:after="0" w:line="240" w:lineRule="auto"/>
-        <w:ind w:left="2136"/>
-        <w:jc w:val="both"/>
-        <w:rPr>
-          <w:rFonts w:ascii="Arial" w:eastAsia="Arial" w:hAnsi="Arial"/>
-          <w:b/>
-          <w:bCs/>
-          <w:sz w:val="20"/>
-          <w:szCs w:val="20"/>
-        </w:rPr>
-      </w:pPr>
     </w:p>
     <w:p>
       <w:pPr>
@@ -7785,7 +7023,7 @@
           <w:ilvl w:val="2"/>
           <w:numId w:val="2"/>
         </w:numPr>
-        <w:spacing w:after="0" w:line="240" w:lineRule="auto"/>
+        <w:spacing w:after="120" w:line="240" w:lineRule="auto" w:before="0"/>
         <w:jc w:val="both"/>
         <w:rPr>
           <w:rFonts w:ascii="Arial" w:eastAsia="Arial" w:hAnsi="Arial"/>
@@ -7803,19 +7041,6 @@
         </w:rPr>
         <w:t>Utilizar tais informações para execução própria ou por terceiros de serviços similares ou concorrentes;</w:t>
       </w:r>
-    </w:p>
-    <w:p>
-      <w:pPr>
-        <w:spacing w:after="0" w:line="240" w:lineRule="auto"/>
-        <w:jc w:val="both"/>
-        <w:rPr>
-          <w:rFonts w:ascii="Arial" w:eastAsia="Arial" w:hAnsi="Arial"/>
-          <w:b/>
-          <w:bCs/>
-          <w:sz w:val="20"/>
-          <w:szCs w:val="20"/>
-        </w:rPr>
-      </w:pPr>
     </w:p>
     <w:p>
       <w:pPr>
@@ -7824,7 +7049,7 @@
           <w:ilvl w:val="2"/>
           <w:numId w:val="2"/>
         </w:numPr>
-        <w:spacing w:after="0" w:line="240" w:lineRule="auto"/>
+        <w:spacing w:after="120" w:line="240" w:lineRule="auto" w:before="0"/>
         <w:jc w:val="both"/>
         <w:rPr>
           <w:rFonts w:ascii="Arial" w:eastAsia="Arial" w:hAnsi="Arial"/>
@@ -7845,7 +7070,7 @@
     </w:p>
     <w:p>
       <w:pPr>
-        <w:spacing w:after="0" w:line="240" w:lineRule="auto"/>
+        <w:spacing w:after="120" w:line="240" w:lineRule="auto" w:before="0"/>
         <w:jc w:val="both"/>
         <w:rPr>
           <w:rFonts w:ascii="Arial" w:eastAsia="Arial" w:hAnsi="Arial"/>
@@ -7855,19 +7080,6 @@
           <w:szCs w:val="20"/>
         </w:rPr>
       </w:pPr>
-    </w:p>
-    <w:p>
-      <w:pPr>
-        <w:spacing w:after="0" w:line="240" w:lineRule="auto"/>
-        <w:jc w:val="both"/>
-        <w:rPr>
-          <w:rFonts w:ascii="Arial" w:eastAsia="Arial" w:hAnsi="Arial"/>
-          <w:b/>
-          <w:bCs/>
-          <w:sz w:val="20"/>
-          <w:szCs w:val="20"/>
-        </w:rPr>
-      </w:pPr>
       <w:r>
         <w:rPr>
           <w:rFonts w:ascii="Arial" w:eastAsia="Arial" w:hAnsi="Arial"/>
@@ -7876,28 +7088,6 @@
         </w:rPr>
         <w:t>Qualquer utilização indevida ou violação desta cláusula sujeitará a CONTRATANTE às medidas legais cabíveis, incluindo, mas não se limitando, à responsabilização por perdas e danos, lucros cessantes e demais sanções previstas na legislação.</w:t>
       </w:r>
-    </w:p>
-    <w:p>
-      <w:pPr>
-        <w:spacing w:after="0" w:line="240" w:lineRule="auto"/>
-        <w:jc w:val="both"/>
-        <w:rPr>
-          <w:rFonts w:ascii="Arial" w:eastAsia="Arial" w:hAnsi="Arial"/>
-          <w:sz w:val="20"/>
-          <w:szCs w:val="20"/>
-        </w:rPr>
-      </w:pPr>
-    </w:p>
-    <w:p>
-      <w:pPr>
-        <w:spacing w:after="0" w:line="240" w:lineRule="auto"/>
-        <w:jc w:val="both"/>
-        <w:rPr>
-          <w:rFonts w:ascii="Arial" w:eastAsia="Arial" w:hAnsi="Arial"/>
-          <w:sz w:val="20"/>
-          <w:szCs w:val="20"/>
-        </w:rPr>
-      </w:pPr>
     </w:p>
     <w:p>
       <w:pPr>
@@ -7906,7 +7096,7 @@
           <w:ilvl w:val="0"/>
           <w:numId w:val="2"/>
         </w:numPr>
-        <w:spacing w:after="0" w:line="240" w:lineRule="auto"/>
+        <w:spacing w:after="120" w:line="240" w:lineRule="auto" w:before="0"/>
         <w:jc w:val="both"/>
         <w:rPr>
           <w:b/>
@@ -7926,19 +7116,7 @@
     </w:p>
     <w:p>
       <w:pPr>
-        <w:spacing w:after="0" w:line="240" w:lineRule="auto"/>
-        <w:jc w:val="both"/>
-        <w:rPr>
-          <w:rFonts w:ascii="Arial" w:hAnsi="Arial" w:cs="Arial"/>
-          <w:bCs/>
-          <w:sz w:val="20"/>
-          <w:szCs w:val="20"/>
-        </w:rPr>
-      </w:pPr>
-    </w:p>
-    <w:p>
-      <w:pPr>
-        <w:spacing w:after="0" w:line="240" w:lineRule="auto"/>
+        <w:spacing w:after="120" w:line="240" w:lineRule="auto" w:before="0"/>
         <w:ind w:firstLine="708"/>
         <w:jc w:val="both"/>
         <w:rPr>
@@ -7971,7 +7149,7 @@
     </w:p>
     <w:p>
       <w:pPr>
-        <w:spacing w:after="0" w:line="240" w:lineRule="auto"/>
+        <w:spacing w:after="120" w:line="240" w:lineRule="auto" w:before="0"/>
         <w:jc w:val="both"/>
         <w:rPr>
           <w:rFonts w:ascii="Arial" w:hAnsi="Arial" w:cs="Arial"/>
@@ -7992,7 +7170,7 @@
     </w:p>
     <w:p>
       <w:pPr>
-        <w:spacing w:after="0" w:line="240" w:lineRule="auto"/>
+        <w:spacing w:after="120" w:line="240" w:lineRule="auto" w:before="0"/>
         <w:jc w:val="both"/>
         <w:rPr>
           <w:rFonts w:ascii="Arial" w:hAnsi="Arial" w:cs="Arial"/>
@@ -8001,30 +7179,6 @@
           <w:szCs w:val="20"/>
         </w:rPr>
       </w:pPr>
-    </w:p>
-    <w:p>
-      <w:pPr>
-        <w:spacing w:after="0" w:line="240" w:lineRule="auto"/>
-        <w:jc w:val="both"/>
-        <w:rPr>
-          <w:rFonts w:ascii="Arial" w:hAnsi="Arial" w:cs="Arial"/>
-          <w:b/>
-          <w:sz w:val="20"/>
-          <w:szCs w:val="20"/>
-        </w:rPr>
-      </w:pPr>
-    </w:p>
-    <w:p>
-      <w:pPr>
-        <w:spacing w:after="0" w:line="240" w:lineRule="auto"/>
-        <w:jc w:val="both"/>
-        <w:rPr>
-          <w:rFonts w:ascii="Arial" w:hAnsi="Arial" w:cs="Arial"/>
-          <w:b/>
-          <w:sz w:val="20"/>
-          <w:szCs w:val="20"/>
-        </w:rPr>
-      </w:pPr>
       <w:r>
         <w:rPr>
           <w:rFonts w:ascii="Arial" w:hAnsi="Arial" w:cs="Arial"/>
@@ -8037,30 +7191,7 @@
     </w:p>
     <w:p>
       <w:pPr>
-        <w:spacing w:after="0" w:line="240" w:lineRule="auto"/>
-        <w:jc w:val="both"/>
-        <w:rPr>
-          <w:rFonts w:ascii="Arial" w:hAnsi="Arial" w:cs="Arial"/>
-          <w:b/>
-          <w:sz w:val="20"/>
-          <w:szCs w:val="20"/>
-        </w:rPr>
-      </w:pPr>
-    </w:p>
-    <w:p>
-      <w:pPr>
-        <w:spacing w:after="0" w:line="240" w:lineRule="auto"/>
-        <w:rPr>
-          <w:rFonts w:ascii="Arial" w:hAnsi="Arial" w:cs="Arial"/>
-          <w:b/>
-          <w:sz w:val="20"/>
-          <w:szCs w:val="20"/>
-        </w:rPr>
-      </w:pPr>
-    </w:p>
-    <w:p>
-      <w:pPr>
-        <w:spacing w:after="0" w:line="240" w:lineRule="auto"/>
+        <w:spacing w:after="120" w:line="240" w:lineRule="auto" w:before="0"/>
         <w:jc w:val="center"/>
         <w:rPr>
           <w:rFonts w:ascii="Arial" w:hAnsi="Arial" w:cs="Arial"/>
@@ -8069,10 +7200,19 @@
           <w:szCs w:val="20"/>
         </w:rPr>
       </w:pPr>
-    </w:p>
-    <w:p>
-      <w:pPr>
-        <w:spacing w:after="0" w:line="240" w:lineRule="auto"/>
+      <w:r>
+        <w:rPr>
+          <w:rFonts w:ascii="Arial" w:hAnsi="Arial" w:cs="Arial"/>
+          <w:b/>
+          <w:sz w:val="20"/>
+          <w:szCs w:val="20"/>
+        </w:rPr>
+        <w:t>______________________________________</w:t>
+      </w:r>
+    </w:p>
+    <w:p>
+      <w:pPr>
+        <w:spacing w:after="120" w:line="240" w:lineRule="auto" w:before="0"/>
         <w:jc w:val="center"/>
         <w:rPr>
           <w:rFonts w:ascii="Arial" w:hAnsi="Arial" w:cs="Arial"/>
@@ -8088,53 +7228,8 @@
           <w:sz w:val="20"/>
           <w:szCs w:val="20"/>
         </w:rPr>
-        <w:t>______________________________________</w:t>
-      </w:r>
-    </w:p>
-    <w:p>
-      <w:pPr>
-        <w:spacing w:after="0" w:line="240" w:lineRule="auto"/>
-        <w:jc w:val="center"/>
-        <w:rPr>
-          <w:rFonts w:ascii="Arial" w:hAnsi="Arial" w:cs="Arial"/>
-          <w:b/>
-          <w:sz w:val="20"/>
-          <w:szCs w:val="20"/>
-        </w:rPr>
-      </w:pPr>
-    </w:p>
-    <w:p>
-      <w:pPr>
-        <w:spacing w:after="0" w:line="240" w:lineRule="auto"/>
-        <w:jc w:val="center"/>
-        <w:rPr>
-          <w:rFonts w:ascii="Arial" w:hAnsi="Arial" w:cs="Arial"/>
-          <w:b/>
-          <w:sz w:val="20"/>
-          <w:szCs w:val="20"/>
-        </w:rPr>
-      </w:pPr>
-      <w:r>
-        <w:rPr>
-          <w:rFonts w:ascii="Arial" w:hAnsi="Arial" w:cs="Arial"/>
-          <w:b/>
-          <w:sz w:val="20"/>
-          <w:szCs w:val="20"/>
-        </w:rPr>
         <w:t>Contratante</w:t>
       </w:r>
-    </w:p>
-    <w:p>
-      <w:pPr>
-        <w:pStyle w:val="PargrafodaLista"/>
-        <w:spacing w:after="0" w:line="240" w:lineRule="auto"/>
-        <w:rPr>
-          <w:rFonts w:ascii="Arial" w:hAnsi="Arial" w:cs="Arial"/>
-          <w:b/>
-          <w:sz w:val="20"/>
-          <w:szCs w:val="20"/>
-        </w:rPr>
-      </w:pPr>
     </w:p>
     <w:sectPr>
       <w:type w:val="continuous"/>

--- a/backend/models/comercial/Proposta Comercial.docx
+++ b/backend/models/comercial/Proposta Comercial.docx
@@ -663,76 +663,60 @@
           <w:sz w:val="28"/>
           <w:szCs w:val="28"/>
         </w:rPr>
-        <w:sectPr>
-          <w:headerReference w:type="default" r:id="rId13"/>
-          <w:footerReference w:type="default" r:id="rId14"/>
-          <w:headerReference w:type="first" r:id="rId15"/>
-          <w:footerReference w:type="first" r:id="rId16"/>
-          <w:pgSz w:w="11906" w:h="16838"/>
-          <w:pgMar w:top="2977" w:right="566" w:bottom="1417" w:left="567" w:header="737" w:footer="132" w:gutter="0"/>
-          <w:cols w:space="720"/>
-          <w:formProt w:val="0"/>
-          <w:docGrid w:linePitch="299"/>
-        </w:sectPr>
-      </w:pPr>
-    </w:p>
-    <w:p>
-      <w:pPr>
-        <w:spacing w:after="0" w:line="240" w:lineRule="auto"/>
-        <w:jc w:val="center"/>
+      </w:pPr>
+      <w:r>
         <w:rPr>
           <w:rFonts w:ascii="Arial" w:hAnsi="Arial" w:cs="Arial"/>
           <w:b/>
           <w:sz w:val="28"/>
           <w:szCs w:val="28"/>
         </w:rPr>
-      </w:pPr>
-      <w:r>
-        <w:rPr>
-          <w:rFonts w:ascii="Arial" w:hAnsi="Arial" w:cs="Arial"/>
-          <w:b/>
-          <w:sz w:val="28"/>
-          <w:szCs w:val="28"/>
-        </w:rPr>
         <w:lastRenderedPageBreak/>
         <w:t>Proposta Comercial</w:t>
       </w:r>
-      <w:bookmarkStart w:id="0" w:name="_Hlk219204069"/>
-    </w:p>
-    <w:p>
-      <w:pPr>
-        <w:spacing w:after="0" w:line="276" w:lineRule="auto"/>
-        <w:jc w:val="center"/>
-        <w:rPr>
-          <w:rFonts w:ascii="Arial" w:hAnsi="Arial" w:cs="Arial"/>
-          <w:b/>
+    </w:p>
+    <w:p>
+      <w:pPr>
+        <w:spacing w:after="0" w:line="240" w:lineRule="auto"/>
+        <w:rPr>
+          <w:rFonts w:ascii="Arial" w:hAnsi="Arial" w:cs="Arial"/>
           <w:bCs/>
           <w:sz w:val="24"/>
           <w:szCs w:val="24"/>
         </w:rPr>
       </w:pPr>
-      <w:r>
-        <w:rPr>
-          <w:rFonts w:ascii="Arial" w:hAnsi="Arial" w:cs="Arial"/>
-          <w:b/>
+      <w:bookmarkStart w:id="0" w:name="_Hlk219204069"/>
+    </w:p>
+    <w:p>
+      <w:pPr>
+        <w:spacing w:after="0" w:line="240" w:lineRule="auto"/>
+        <w:rPr>
+          <w:rFonts w:ascii="Arial" w:hAnsi="Arial" w:cs="Arial"/>
+          <w:b/>
+          <w:sz w:val="20"/>
+          <w:szCs w:val="20"/>
+        </w:rPr>
+      </w:pPr>
+    </w:p>
+    <w:p>
+      <w:pPr>
+        <w:spacing w:after="0" w:line="240" w:lineRule="auto"/>
+        <w:rPr>
+          <w:rFonts w:ascii="Arial" w:hAnsi="Arial" w:cs="Arial"/>
           <w:bCs/>
           <w:sz w:val="24"/>
           <w:szCs w:val="24"/>
         </w:rPr>
-        <w:t xml:space="preserve"> N°: {{</w:t>
-      </w:r>
-      <w:proofErr w:type="spellStart"/>
-      <w:r>
-        <w:rPr>
-          <w:rFonts w:ascii="Arial" w:hAnsi="Arial" w:cs="Arial"/>
-          <w:b/>
-          <w:bCs/>
+      </w:pPr>
+      <w:r>
+        <w:rPr>
+          <w:rFonts w:ascii="Arial" w:hAnsi="Arial" w:cs="Arial"/>
+          <w:b/>
           <w:sz w:val="24"/>
           <w:szCs w:val="24"/>
         </w:rPr>
-        <w:t>cod_prop</w:t>
-      </w:r>
-      <w:proofErr w:type="spellEnd"/>
+        <w:t>Consultor de Vendas:</w:t>
+      </w:r>
       <w:r>
         <w:rPr>
           <w:rFonts w:ascii="Arial" w:hAnsi="Arial" w:cs="Arial"/>
@@ -741,684 +725,432 @@
           <w:sz w:val="24"/>
           <w:szCs w:val="24"/>
         </w:rPr>
-        <w:t xml:space="preserve">}} REV - </w:t>
-      </w:r>
-      <w:r>
-        <w:rPr>
-          <w:rFonts w:ascii="Arial" w:eastAsia="Arial" w:hAnsi="Arial"/>
-          <w:sz w:val="20"/>
-          <w:szCs w:val="20"/>
-        </w:rPr>
-        <w:t>{{</w:t>
+        <w:t xml:space="preserve"> {{</w:t>
       </w:r>
       <w:proofErr w:type="spellStart"/>
       <w:r>
         <w:rPr>
-          <w:rFonts w:ascii="Arial" w:eastAsia="Arial" w:hAnsi="Arial"/>
-          <w:sz w:val="20"/>
-          <w:szCs w:val="20"/>
-        </w:rPr>
-        <w:t>n_rev</w:t>
-      </w:r>
-      <w:proofErr w:type="spellEnd"/>
-      <w:r>
-        <w:rPr>
-          <w:rFonts w:ascii="Arial" w:eastAsia="Arial" w:hAnsi="Arial"/>
-          <w:sz w:val="20"/>
-          <w:szCs w:val="20"/>
-        </w:rPr>
-        <w:t>}}</w:t>
-      </w:r>
-    </w:p>
-    <w:p>
-      <w:pPr>
-        <w:spacing w:after="0" w:line="240" w:lineRule="auto"/>
-        <w:jc w:val="center"/>
-        <w:rPr>
-          <w:rFonts w:ascii="Arial" w:hAnsi="Arial" w:cs="Arial"/>
-          <w:b/>
-          <w:sz w:val="28"/>
-          <w:szCs w:val="28"/>
-        </w:rPr>
-        <w:sectPr>
-          <w:type w:val="continuous"/>
-          <w:pgSz w:w="11906" w:h="16838"/>
-          <w:pgMar w:top="2977" w:right="566" w:bottom="1417" w:left="567" w:header="737" w:footer="132" w:gutter="0"/>
-          <w:cols w:num="2" w:space="720"/>
-          <w:formProt w:val="0"/>
-          <w:docGrid w:linePitch="299"/>
-        </w:sectPr>
-      </w:pPr>
-    </w:p>
-    <w:p>
-      <w:pPr>
-        <w:spacing w:after="0" w:line="240" w:lineRule="auto"/>
-        <w:jc w:val="center"/>
-        <w:rPr>
-          <w:rFonts w:ascii="Arial" w:hAnsi="Arial" w:cs="Arial"/>
-          <w:b/>
-          <w:sz w:val="28"/>
-          <w:szCs w:val="28"/>
-        </w:rPr>
-      </w:pPr>
-    </w:p>
-    <w:tbl>
-      <w:tblPr>
-        <w:tblStyle w:val="Tabelacomgrade"/>
-        <w:tblW w:w="10700" w:type="dxa"/>
-        <w:tblBorders>
-          <w:left w:val="none" w:sz="0" w:space="0" w:color="auto"/>
-          <w:bottom w:val="none" w:sz="0" w:space="0" w:color="auto"/>
-          <w:right w:val="none" w:sz="0" w:space="0" w:color="auto"/>
-        </w:tblBorders>
-        <w:tblLook w:val="04A0" w:firstRow="1" w:lastRow="0" w:firstColumn="1" w:lastColumn="0" w:noHBand="0" w:noVBand="1"/>
-      </w:tblPr>
-      <w:tblGrid>
-        <w:gridCol w:w="5393"/>
-        <w:gridCol w:w="5307"/>
-      </w:tblGrid>
-      <w:tr>
-        <w:trPr>
-          <w:trHeight w:val="623"/>
-        </w:trPr>
-        <w:tc>
-          <w:tcPr>
-            <w:tcW w:w="5393" w:type="dxa"/>
-            <w:tcBorders>
-              <w:top w:val="single" w:sz="4" w:space="0" w:color="A6A6A6" w:themeColor="background1" w:themeShade="A6"/>
-              <w:bottom w:val="nil"/>
-              <w:right w:val="nil"/>
-            </w:tcBorders>
-          </w:tcPr>
-          <w:p>
-            <w:pPr>
-              <w:spacing w:after="0" w:line="276" w:lineRule="auto"/>
-              <w:rPr>
-                <w:rFonts w:ascii="Arial" w:hAnsi="Arial" w:cs="Arial"/>
-                <w:b/>
-                <w:sz w:val="4"/>
-                <w:szCs w:val="4"/>
-              </w:rPr>
-            </w:pPr>
-          </w:p>
-          <w:p>
-            <w:pPr>
-              <w:spacing w:after="0" w:line="276" w:lineRule="auto"/>
-              <w:rPr>
-                <w:rFonts w:ascii="Arial" w:hAnsi="Arial" w:cs="Arial"/>
-                <w:b/>
-                <w:sz w:val="24"/>
-                <w:szCs w:val="24"/>
-              </w:rPr>
-            </w:pPr>
-            <w:r>
-              <w:rPr>
-                <w:rFonts w:ascii="Arial" w:hAnsi="Arial" w:cs="Arial"/>
-                <w:b/>
-                <w:sz w:val="24"/>
-                <w:szCs w:val="24"/>
-              </w:rPr>
-              <w:t>DADOS INTERNOS</w:t>
-            </w:r>
-          </w:p>
-          <w:p>
-            <w:pPr>
-              <w:spacing w:after="0" w:line="276" w:lineRule="auto"/>
-              <w:rPr>
-                <w:rFonts w:ascii="Arial" w:hAnsi="Arial" w:cs="Arial"/>
-                <w:b/>
-                <w:sz w:val="10"/>
-                <w:szCs w:val="10"/>
-              </w:rPr>
-            </w:pPr>
-          </w:p>
-        </w:tc>
-        <w:tc>
-          <w:tcPr>
-            <w:tcW w:w="5307" w:type="dxa"/>
-            <w:tcBorders>
-              <w:top w:val="single" w:sz="4" w:space="0" w:color="A6A6A6" w:themeColor="background1" w:themeShade="A6"/>
-              <w:left w:val="nil"/>
-              <w:bottom w:val="nil"/>
-            </w:tcBorders>
-          </w:tcPr>
-          <w:p>
-            <w:pPr>
-              <w:spacing w:after="0" w:line="276" w:lineRule="auto"/>
-              <w:ind w:left="3102" w:hanging="3102"/>
-              <w:rPr>
-                <w:rFonts w:ascii="Arial" w:hAnsi="Arial" w:cs="Arial"/>
-                <w:b/>
-                <w:bCs/>
-                <w:sz w:val="4"/>
-                <w:szCs w:val="4"/>
-              </w:rPr>
-            </w:pPr>
-          </w:p>
-          <w:p>
-            <w:pPr>
-              <w:spacing w:after="0" w:line="276" w:lineRule="auto"/>
-              <w:ind w:left="3102" w:hanging="3102"/>
-              <w:rPr>
-                <w:rFonts w:ascii="Arial" w:hAnsi="Arial" w:cs="Arial"/>
-                <w:b/>
-                <w:bCs/>
-                <w:sz w:val="24"/>
-                <w:szCs w:val="24"/>
-              </w:rPr>
-            </w:pPr>
-            <w:r>
-              <w:rPr>
-                <w:rFonts w:ascii="Arial" w:hAnsi="Arial" w:cs="Arial"/>
-                <w:b/>
-                <w:bCs/>
-                <w:sz w:val="24"/>
-                <w:szCs w:val="24"/>
-              </w:rPr>
-              <w:t>DADOS DO CLIENTE</w:t>
-            </w:r>
-          </w:p>
-          <w:p>
-            <w:pPr>
-              <w:spacing w:after="0" w:line="276" w:lineRule="auto"/>
-              <w:ind w:left="3102" w:hanging="3102"/>
-              <w:rPr>
-                <w:rFonts w:ascii="Arial" w:hAnsi="Arial" w:cs="Arial"/>
-                <w:b/>
-                <w:bCs/>
-                <w:sz w:val="10"/>
-                <w:szCs w:val="10"/>
-              </w:rPr>
-            </w:pPr>
-          </w:p>
-        </w:tc>
-      </w:tr>
-      <w:tr>
-        <w:trPr>
-          <w:trHeight w:val="1026"/>
-        </w:trPr>
-        <w:tc>
-          <w:tcPr>
-            <w:tcW w:w="5393" w:type="dxa"/>
-            <w:tcBorders>
-              <w:top w:val="nil"/>
-              <w:right w:val="single" w:sz="4" w:space="0" w:color="A6A6A6" w:themeColor="background1" w:themeShade="A6"/>
-            </w:tcBorders>
-          </w:tcPr>
-          <w:p>
-            <w:pPr>
-              <w:spacing w:after="0" w:line="276" w:lineRule="auto"/>
-              <w:rPr>
-                <w:rFonts w:ascii="Arial" w:hAnsi="Arial" w:cs="Arial"/>
-                <w:bCs/>
-                <w:sz w:val="24"/>
-                <w:szCs w:val="24"/>
-              </w:rPr>
-            </w:pPr>
-            <w:r>
-              <w:rPr>
-                <w:rFonts w:ascii="Arial" w:hAnsi="Arial" w:cs="Arial"/>
-                <w:b/>
-                <w:sz w:val="24"/>
-                <w:szCs w:val="24"/>
-              </w:rPr>
-              <w:t>Consultor de Vendas:</w:t>
-            </w:r>
-            <w:r>
-              <w:rPr>
-                <w:rFonts w:ascii="Arial" w:hAnsi="Arial" w:cs="Arial"/>
-                <w:b/>
-                <w:bCs/>
-                <w:sz w:val="24"/>
-                <w:szCs w:val="24"/>
-              </w:rPr>
-              <w:t xml:space="preserve"> {{</w:t>
-            </w:r>
-            <w:proofErr w:type="spellStart"/>
-            <w:r>
-              <w:rPr>
-                <w:rFonts w:ascii="Arial" w:hAnsi="Arial" w:cs="Arial"/>
-                <w:b/>
-                <w:bCs/>
-                <w:sz w:val="24"/>
-                <w:szCs w:val="24"/>
-              </w:rPr>
-              <w:t>nome_vendedor</w:t>
-            </w:r>
-            <w:proofErr w:type="spellEnd"/>
-            <w:r>
-              <w:rPr>
-                <w:rFonts w:ascii="Arial" w:hAnsi="Arial" w:cs="Arial"/>
-                <w:b/>
-                <w:bCs/>
-                <w:sz w:val="24"/>
-                <w:szCs w:val="24"/>
-              </w:rPr>
-              <w:t>}}</w:t>
-            </w:r>
-          </w:p>
-          <w:p>
-            <w:pPr>
-              <w:spacing w:after="0" w:line="276" w:lineRule="auto"/>
-              <w:rPr>
-                <w:rFonts w:ascii="Arial" w:hAnsi="Arial" w:cs="Arial"/>
-                <w:b/>
-                <w:sz w:val="20"/>
-                <w:szCs w:val="20"/>
-              </w:rPr>
-            </w:pPr>
-            <w:r>
-              <w:rPr>
-                <w:rFonts w:ascii="Arial" w:hAnsi="Arial" w:cs="Arial"/>
-                <w:b/>
-                <w:sz w:val="24"/>
-                <w:szCs w:val="24"/>
-              </w:rPr>
-              <w:t>Orçamentista:</w:t>
-            </w:r>
-            <w:r>
-              <w:rPr>
-                <w:rFonts w:ascii="Arial" w:hAnsi="Arial" w:cs="Arial"/>
-                <w:bCs/>
-                <w:sz w:val="24"/>
-                <w:szCs w:val="24"/>
-              </w:rPr>
-              <w:t xml:space="preserve"> {{</w:t>
-            </w:r>
-            <w:proofErr w:type="spellStart"/>
-            <w:r>
-              <w:rPr>
-                <w:rFonts w:ascii="Arial" w:hAnsi="Arial" w:cs="Arial"/>
-                <w:bCs/>
-                <w:sz w:val="24"/>
-                <w:szCs w:val="24"/>
-              </w:rPr>
-              <w:t>elaborador_proposta</w:t>
-            </w:r>
-            <w:proofErr w:type="spellEnd"/>
-            <w:r>
-              <w:rPr>
-                <w:rFonts w:ascii="Arial" w:hAnsi="Arial" w:cs="Arial"/>
-                <w:bCs/>
-                <w:sz w:val="24"/>
-                <w:szCs w:val="24"/>
-              </w:rPr>
-              <w:t>}}</w:t>
-            </w:r>
-          </w:p>
-          <w:p>
-            <w:pPr>
-              <w:spacing w:after="0" w:line="276" w:lineRule="auto"/>
-              <w:rPr>
-                <w:rFonts w:ascii="Arial" w:hAnsi="Arial" w:cs="Arial"/>
-                <w:b/>
-                <w:sz w:val="24"/>
-                <w:szCs w:val="24"/>
-              </w:rPr>
-            </w:pPr>
-          </w:p>
-        </w:tc>
-        <w:tc>
-          <w:tcPr>
-            <w:tcW w:w="5307" w:type="dxa"/>
-            <w:tcBorders>
-              <w:top w:val="nil"/>
-              <w:left w:val="single" w:sz="4" w:space="0" w:color="A6A6A6" w:themeColor="background1" w:themeShade="A6"/>
-            </w:tcBorders>
-          </w:tcPr>
-          <w:p>
-            <w:pPr>
-              <w:spacing w:after="0" w:line="276" w:lineRule="auto"/>
-              <w:ind w:left="3102" w:hanging="3102"/>
-              <w:rPr>
-                <w:rFonts w:ascii="Arial" w:hAnsi="Arial" w:cs="Arial"/>
-                <w:b/>
-                <w:bCs/>
-                <w:sz w:val="24"/>
-                <w:szCs w:val="24"/>
-              </w:rPr>
-            </w:pPr>
-            <w:r>
-              <w:rPr>
-                <w:rFonts w:ascii="Arial" w:hAnsi="Arial" w:cs="Arial"/>
-                <w:b/>
-                <w:bCs/>
-                <w:sz w:val="24"/>
-                <w:szCs w:val="24"/>
-              </w:rPr>
-              <w:t>{{</w:t>
-            </w:r>
-            <w:proofErr w:type="spellStart"/>
-            <w:r>
-              <w:rPr>
-                <w:rFonts w:ascii="Arial" w:hAnsi="Arial" w:cs="Arial"/>
-                <w:b/>
-                <w:bCs/>
-                <w:sz w:val="24"/>
-                <w:szCs w:val="24"/>
-              </w:rPr>
-              <w:t>nome_cliente</w:t>
-            </w:r>
-            <w:proofErr w:type="spellEnd"/>
-            <w:r>
-              <w:rPr>
-                <w:rFonts w:ascii="Arial" w:hAnsi="Arial" w:cs="Arial"/>
-                <w:b/>
-                <w:bCs/>
-                <w:sz w:val="24"/>
-                <w:szCs w:val="24"/>
-              </w:rPr>
-              <w:t>}}</w:t>
-            </w:r>
-          </w:p>
-          <w:p>
-            <w:pPr>
-              <w:spacing w:after="0" w:line="276" w:lineRule="auto"/>
-              <w:ind w:left="3102" w:hanging="3102"/>
-              <w:rPr>
-                <w:rFonts w:ascii="Arial" w:hAnsi="Arial" w:cs="Arial"/>
-                <w:sz w:val="24"/>
-                <w:szCs w:val="24"/>
-              </w:rPr>
-            </w:pPr>
-            <w:r>
-              <w:rPr>
-                <w:rFonts w:ascii="Arial" w:hAnsi="Arial" w:cs="Arial"/>
-                <w:b/>
-                <w:bCs/>
-                <w:sz w:val="24"/>
-                <w:szCs w:val="24"/>
-              </w:rPr>
-              <w:t xml:space="preserve">A/C </w:t>
-            </w:r>
-            <w:r>
-              <w:rPr>
-                <w:rFonts w:ascii="Arial" w:hAnsi="Arial" w:cs="Arial"/>
-                <w:sz w:val="24"/>
-                <w:szCs w:val="24"/>
-              </w:rPr>
-              <w:t>{{</w:t>
-            </w:r>
-            <w:proofErr w:type="spellStart"/>
-            <w:r>
-              <w:rPr>
-                <w:rFonts w:ascii="Arial" w:hAnsi="Arial" w:cs="Arial"/>
-                <w:sz w:val="24"/>
-                <w:szCs w:val="24"/>
-              </w:rPr>
-              <w:t>contato_cliente</w:t>
-            </w:r>
-            <w:proofErr w:type="spellEnd"/>
-            <w:r>
-              <w:rPr>
-                <w:rFonts w:ascii="Arial" w:hAnsi="Arial" w:cs="Arial"/>
-                <w:sz w:val="24"/>
-                <w:szCs w:val="24"/>
-              </w:rPr>
-              <w:t>}}</w:t>
-            </w:r>
-          </w:p>
-          <w:p>
-            <w:pPr>
-              <w:spacing w:after="0" w:line="276" w:lineRule="auto"/>
-              <w:ind w:left="3102" w:hanging="3102"/>
-              <w:rPr>
-                <w:rFonts w:ascii="Arial" w:hAnsi="Arial" w:cs="Arial"/>
-                <w:sz w:val="24"/>
-                <w:szCs w:val="24"/>
-              </w:rPr>
-            </w:pPr>
-            <w:r>
-              <w:rPr>
-                <w:rFonts w:ascii="Arial" w:hAnsi="Arial" w:cs="Arial"/>
-                <w:b/>
-                <w:bCs/>
-                <w:sz w:val="24"/>
-                <w:szCs w:val="24"/>
-              </w:rPr>
-              <w:t>E-mail do solicitante:</w:t>
-            </w:r>
-            <w:r>
-              <w:rPr>
-                <w:rFonts w:ascii="Arial" w:hAnsi="Arial" w:cs="Arial"/>
-                <w:sz w:val="24"/>
-                <w:szCs w:val="24"/>
-              </w:rPr>
-              <w:t xml:space="preserve"> {{</w:t>
-            </w:r>
-            <w:proofErr w:type="spellStart"/>
-            <w:r>
-              <w:rPr>
-                <w:rFonts w:ascii="Arial" w:hAnsi="Arial" w:cs="Arial"/>
-                <w:sz w:val="24"/>
-                <w:szCs w:val="24"/>
-              </w:rPr>
-              <w:t>email_cliente</w:t>
-            </w:r>
-            <w:proofErr w:type="spellEnd"/>
-            <w:r>
-              <w:rPr>
-                <w:rFonts w:ascii="Arial" w:hAnsi="Arial" w:cs="Arial"/>
-                <w:sz w:val="24"/>
-                <w:szCs w:val="24"/>
-              </w:rPr>
-              <w:t>}}</w:t>
-            </w:r>
-          </w:p>
-          <w:p>
-            <w:pPr>
-              <w:spacing w:after="0" w:line="276" w:lineRule="auto"/>
-              <w:ind w:left="3102" w:hanging="3102"/>
-              <w:rPr>
-                <w:rFonts w:ascii="Arial" w:hAnsi="Arial" w:cs="Arial"/>
-                <w:sz w:val="24"/>
-                <w:szCs w:val="24"/>
-              </w:rPr>
-            </w:pPr>
-            <w:r>
-              <w:rPr>
-                <w:rFonts w:ascii="Arial" w:hAnsi="Arial" w:cs="Arial"/>
-                <w:b/>
-                <w:bCs/>
-                <w:sz w:val="24"/>
-                <w:szCs w:val="24"/>
-              </w:rPr>
-              <w:t>Departamento:</w:t>
-            </w:r>
-            <w:r>
-              <w:rPr>
-                <w:rFonts w:ascii="Arial" w:hAnsi="Arial" w:cs="Arial"/>
-                <w:sz w:val="24"/>
-                <w:szCs w:val="24"/>
-              </w:rPr>
-              <w:t xml:space="preserve"> {{</w:t>
-            </w:r>
-            <w:proofErr w:type="spellStart"/>
-            <w:r>
-              <w:rPr>
-                <w:rFonts w:ascii="Arial" w:hAnsi="Arial" w:cs="Arial"/>
-                <w:sz w:val="24"/>
-                <w:szCs w:val="24"/>
-              </w:rPr>
-              <w:t>dpto_solicitante</w:t>
-            </w:r>
-            <w:proofErr w:type="spellEnd"/>
-            <w:r>
-              <w:rPr>
-                <w:rFonts w:ascii="Arial" w:hAnsi="Arial" w:cs="Arial"/>
-                <w:sz w:val="24"/>
-                <w:szCs w:val="24"/>
-              </w:rPr>
-              <w:t>}}</w:t>
-            </w:r>
-          </w:p>
-          <w:p>
-            <w:pPr>
-              <w:tabs>
-                <w:tab w:val="left" w:pos="9945"/>
-              </w:tabs>
-              <w:spacing w:after="0" w:line="276" w:lineRule="auto"/>
-              <w:ind w:left="3102" w:hanging="3102"/>
-              <w:rPr>
-                <w:rFonts w:ascii="Arial" w:hAnsi="Arial" w:cs="Arial"/>
-                <w:sz w:val="24"/>
-                <w:szCs w:val="24"/>
-              </w:rPr>
-            </w:pPr>
-            <w:r>
-              <w:rPr>
-                <w:rFonts w:ascii="Arial" w:hAnsi="Arial" w:cs="Arial"/>
-                <w:sz w:val="24"/>
-                <w:szCs w:val="24"/>
-              </w:rPr>
-              <w:tab/>
-            </w:r>
-          </w:p>
-          <w:p>
-            <w:pPr>
-              <w:spacing w:after="0" w:line="276" w:lineRule="auto"/>
-              <w:ind w:left="3102" w:hanging="3102"/>
-              <w:rPr>
-                <w:rFonts w:ascii="Arial" w:hAnsi="Arial" w:cs="Arial"/>
-                <w:sz w:val="24"/>
-                <w:szCs w:val="24"/>
-              </w:rPr>
-            </w:pPr>
-            <w:r>
-              <w:rPr>
-                <w:rFonts w:ascii="Arial" w:hAnsi="Arial" w:cs="Arial"/>
-                <w:b/>
-                <w:bCs/>
-                <w:sz w:val="24"/>
-                <w:szCs w:val="24"/>
-              </w:rPr>
-              <w:t xml:space="preserve">Local da obra: </w:t>
-            </w:r>
-            <w:r>
-              <w:rPr>
-                <w:rFonts w:ascii="Arial" w:hAnsi="Arial" w:cs="Arial"/>
-                <w:sz w:val="24"/>
-                <w:szCs w:val="24"/>
-              </w:rPr>
-              <w:t>{{</w:t>
-            </w:r>
-            <w:proofErr w:type="spellStart"/>
-            <w:r>
-              <w:rPr>
-                <w:rFonts w:ascii="Arial" w:hAnsi="Arial" w:cs="Arial"/>
-                <w:sz w:val="24"/>
-                <w:szCs w:val="24"/>
-              </w:rPr>
-              <w:t>local_obra</w:t>
-            </w:r>
-            <w:proofErr w:type="spellEnd"/>
-            <w:r>
-              <w:rPr>
-                <w:rFonts w:ascii="Arial" w:hAnsi="Arial" w:cs="Arial"/>
-                <w:sz w:val="24"/>
-                <w:szCs w:val="24"/>
-              </w:rPr>
-              <w:t>}}</w:t>
-            </w:r>
-          </w:p>
-          <w:p>
-            <w:pPr>
-              <w:spacing w:after="0" w:line="276" w:lineRule="auto"/>
-              <w:ind w:left="3102" w:right="-55" w:hanging="3102"/>
-              <w:rPr>
-                <w:rFonts w:ascii="Arial" w:hAnsi="Arial" w:cs="Arial"/>
-                <w:b/>
-                <w:bCs/>
-                <w:sz w:val="24"/>
-                <w:szCs w:val="24"/>
-              </w:rPr>
-            </w:pPr>
-          </w:p>
-          <w:p>
-            <w:pPr>
-              <w:spacing w:after="0" w:line="276" w:lineRule="auto"/>
-              <w:ind w:left="3102" w:hanging="3102"/>
-              <w:rPr>
-                <w:rFonts w:ascii="Arial" w:hAnsi="Arial" w:cs="Arial"/>
-                <w:b/>
-                <w:bCs/>
-                <w:sz w:val="24"/>
-                <w:szCs w:val="24"/>
-              </w:rPr>
-            </w:pPr>
-            <w:r>
-              <w:rPr>
-                <w:rFonts w:ascii="Arial" w:hAnsi="Arial" w:cs="Arial"/>
-                <w:b/>
-                <w:bCs/>
-                <w:sz w:val="24"/>
-                <w:szCs w:val="24"/>
-              </w:rPr>
-              <w:t xml:space="preserve">CNPJ: </w:t>
-            </w:r>
-            <w:r>
-              <w:rPr>
-                <w:rFonts w:ascii="Arial" w:hAnsi="Arial" w:cs="Arial"/>
-                <w:sz w:val="24"/>
-                <w:szCs w:val="24"/>
-              </w:rPr>
-              <w:t>{{</w:t>
-            </w:r>
-            <w:proofErr w:type="spellStart"/>
-            <w:r>
-              <w:rPr>
-                <w:rFonts w:ascii="Arial" w:hAnsi="Arial" w:cs="Arial"/>
-                <w:sz w:val="24"/>
-                <w:szCs w:val="24"/>
-              </w:rPr>
-              <w:t>cnpj_texto</w:t>
-            </w:r>
-            <w:proofErr w:type="spellEnd"/>
-            <w:r>
-              <w:rPr>
-                <w:rFonts w:ascii="Arial" w:hAnsi="Arial" w:cs="Arial"/>
-                <w:sz w:val="24"/>
-                <w:szCs w:val="24"/>
-              </w:rPr>
-              <w:t>}}</w:t>
-            </w:r>
-          </w:p>
-          <w:p>
-            <w:pPr>
-              <w:spacing w:after="0" w:line="276" w:lineRule="auto"/>
-              <w:ind w:left="3102" w:hanging="3102"/>
-              <w:rPr>
-                <w:rFonts w:ascii="Arial" w:hAnsi="Arial" w:cs="Arial"/>
-                <w:b/>
-                <w:bCs/>
-                <w:sz w:val="24"/>
-                <w:szCs w:val="24"/>
-              </w:rPr>
-            </w:pPr>
-          </w:p>
-        </w:tc>
-      </w:tr>
-    </w:tbl>
-    <w:p>
-      <w:pPr>
-        <w:spacing w:after="0" w:line="276" w:lineRule="auto"/>
-        <w:rPr>
-          <w:rFonts w:ascii="Arial" w:hAnsi="Arial" w:cs="Arial"/>
-          <w:b/>
+          <w:rFonts w:ascii="Arial" w:hAnsi="Arial" w:cs="Arial"/>
+          <w:b/>
+          <w:bCs/>
           <w:sz w:val="24"/>
           <w:szCs w:val="24"/>
         </w:rPr>
-        <w:sectPr>
-          <w:type w:val="continuous"/>
-          <w:pgSz w:w="11906" w:h="16838"/>
-          <w:pgMar w:top="2977" w:right="566" w:bottom="1417" w:left="567" w:header="737" w:footer="132" w:gutter="0"/>
-          <w:cols w:space="720"/>
-          <w:formProt w:val="0"/>
-          <w:docGrid w:linePitch="299"/>
-        </w:sectPr>
-      </w:pPr>
-    </w:p>
-    <w:bookmarkEnd w:id="0"/>
+        <w:t>nome_vendedor</w:t>
+      </w:r>
+      <w:proofErr w:type="spellEnd"/>
+      <w:r>
+        <w:rPr>
+          <w:rFonts w:ascii="Arial" w:hAnsi="Arial" w:cs="Arial"/>
+          <w:b/>
+          <w:bCs/>
+          <w:sz w:val="24"/>
+          <w:szCs w:val="24"/>
+        </w:rPr>
+        <w:t>}}</w:t>
+      </w:r>
+    </w:p>
+    <w:p>
+      <w:pPr>
+        <w:spacing w:after="0" w:line="240" w:lineRule="auto"/>
+        <w:rPr>
+          <w:rFonts w:ascii="Arial" w:hAnsi="Arial" w:cs="Arial"/>
+          <w:b/>
+          <w:sz w:val="20"/>
+          <w:szCs w:val="20"/>
+        </w:rPr>
+      </w:pPr>
+      <w:r>
+        <w:rPr>
+          <w:rFonts w:ascii="Arial" w:hAnsi="Arial" w:cs="Arial"/>
+          <w:bCs/>
+          <w:sz w:val="24"/>
+          <w:szCs w:val="24"/>
+        </w:rPr>
+        <w:t>Orçamentista: {{</w:t>
+      </w:r>
+      <w:proofErr w:type="spellStart"/>
+      <w:r>
+        <w:rPr>
+          <w:rFonts w:ascii="Arial" w:hAnsi="Arial" w:cs="Arial"/>
+          <w:bCs/>
+          <w:sz w:val="24"/>
+          <w:szCs w:val="24"/>
+        </w:rPr>
+        <w:t>elaborador_proposta</w:t>
+      </w:r>
+      <w:proofErr w:type="spellEnd"/>
+      <w:r>
+        <w:rPr>
+          <w:rFonts w:ascii="Arial" w:hAnsi="Arial" w:cs="Arial"/>
+          <w:bCs/>
+          <w:sz w:val="24"/>
+          <w:szCs w:val="24"/>
+        </w:rPr>
+        <w:t>}}</w:t>
+      </w:r>
+    </w:p>
+    <w:p>
+      <w:pPr>
+        <w:spacing w:after="0" w:line="240" w:lineRule="auto"/>
+        <w:rPr>
+          <w:rFonts w:ascii="Arial" w:hAnsi="Arial" w:cs="Arial"/>
+          <w:b/>
+          <w:sz w:val="20"/>
+          <w:szCs w:val="20"/>
+        </w:rPr>
+      </w:pPr>
+    </w:p>
+    <w:p>
+      <w:pPr>
+        <w:spacing w:after="0" w:line="240" w:lineRule="auto"/>
+        <w:rPr>
+          <w:rFonts w:ascii="Arial" w:hAnsi="Arial" w:cs="Arial"/>
+          <w:b/>
+          <w:bCs/>
+          <w:sz w:val="24"/>
+          <w:szCs w:val="24"/>
+        </w:rPr>
+      </w:pPr>
+      <w:r>
+        <w:rPr>
+          <w:rFonts w:ascii="Arial" w:hAnsi="Arial" w:cs="Arial"/>
+          <w:b/>
+          <w:bCs/>
+          <w:sz w:val="24"/>
+          <w:szCs w:val="24"/>
+        </w:rPr>
+        <w:t>PROPOSTA N°: {{</w:t>
+      </w:r>
+      <w:proofErr w:type="spellStart"/>
+      <w:r>
+        <w:rPr>
+          <w:rFonts w:ascii="Arial" w:hAnsi="Arial" w:cs="Arial"/>
+          <w:b/>
+          <w:bCs/>
+          <w:sz w:val="24"/>
+          <w:szCs w:val="24"/>
+        </w:rPr>
+        <w:t>cod_prop</w:t>
+      </w:r>
+      <w:proofErr w:type="spellEnd"/>
+      <w:r>
+        <w:rPr>
+          <w:rFonts w:ascii="Arial" w:hAnsi="Arial" w:cs="Arial"/>
+          <w:b/>
+          <w:bCs/>
+          <w:sz w:val="24"/>
+          <w:szCs w:val="24"/>
+        </w:rPr>
+        <w:t xml:space="preserve">}} REV - </w:t>
+      </w:r>
+      <w:r>
+        <w:rPr>
+          <w:rFonts w:ascii="Arial" w:eastAsia="Arial" w:hAnsi="Arial"/>
+          <w:sz w:val="20"/>
+          <w:szCs w:val="20"/>
+        </w:rPr>
+        <w:t>{{</w:t>
+      </w:r>
+      <w:proofErr w:type="spellStart"/>
+      <w:r>
+        <w:rPr>
+          <w:rFonts w:ascii="Arial" w:eastAsia="Arial" w:hAnsi="Arial"/>
+          <w:sz w:val="20"/>
+          <w:szCs w:val="20"/>
+        </w:rPr>
+        <w:t>n_rev</w:t>
+      </w:r>
+      <w:proofErr w:type="spellEnd"/>
+      <w:r>
+        <w:rPr>
+          <w:rFonts w:ascii="Arial" w:eastAsia="Arial" w:hAnsi="Arial"/>
+          <w:sz w:val="20"/>
+          <w:szCs w:val="20"/>
+        </w:rPr>
+        <w:t>}}</w:t>
+      </w:r>
+    </w:p>
+    <w:p>
+      <w:pPr>
+        <w:spacing w:after="0" w:line="240" w:lineRule="auto"/>
+        <w:rPr>
+          <w:rFonts w:ascii="Arial" w:hAnsi="Arial" w:cs="Arial"/>
+          <w:b/>
+          <w:bCs/>
+          <w:sz w:val="24"/>
+          <w:szCs w:val="24"/>
+        </w:rPr>
+      </w:pPr>
+      <w:r>
+        <w:rPr>
+          <w:rFonts w:ascii="Arial" w:hAnsi="Arial" w:cs="Arial"/>
+          <w:b/>
+          <w:bCs/>
+          <w:sz w:val="24"/>
+          <w:szCs w:val="24"/>
+        </w:rPr>
+        <w:t>CLIENTE: {{</w:t>
+      </w:r>
+      <w:proofErr w:type="spellStart"/>
+      <w:r>
+        <w:rPr>
+          <w:rFonts w:ascii="Arial" w:hAnsi="Arial" w:cs="Arial"/>
+          <w:b/>
+          <w:bCs/>
+          <w:sz w:val="24"/>
+          <w:szCs w:val="24"/>
+        </w:rPr>
+        <w:t>nome_cliente</w:t>
+      </w:r>
+      <w:proofErr w:type="spellEnd"/>
+      <w:r>
+        <w:rPr>
+          <w:rFonts w:ascii="Arial" w:hAnsi="Arial" w:cs="Arial"/>
+          <w:b/>
+          <w:bCs/>
+          <w:sz w:val="24"/>
+          <w:szCs w:val="24"/>
+        </w:rPr>
+        <w:t>}}</w:t>
+      </w:r>
+    </w:p>
+    <w:p>
+      <w:pPr>
+        <w:spacing w:after="0" w:line="240" w:lineRule="auto"/>
+        <w:rPr>
+          <w:rFonts w:ascii="Arial" w:hAnsi="Arial" w:cs="Arial"/>
+          <w:sz w:val="24"/>
+          <w:szCs w:val="24"/>
+        </w:rPr>
+      </w:pPr>
+      <w:r>
+        <w:rPr>
+          <w:rFonts w:ascii="Arial" w:hAnsi="Arial" w:cs="Arial"/>
+          <w:sz w:val="24"/>
+          <w:szCs w:val="24"/>
+        </w:rPr>
+        <w:t>A/C: {{</w:t>
+      </w:r>
+      <w:proofErr w:type="spellStart"/>
+      <w:r>
+        <w:rPr>
+          <w:rFonts w:ascii="Arial" w:hAnsi="Arial" w:cs="Arial"/>
+          <w:sz w:val="24"/>
+          <w:szCs w:val="24"/>
+        </w:rPr>
+        <w:t>contato_cliente</w:t>
+      </w:r>
+      <w:proofErr w:type="spellEnd"/>
+      <w:r>
+        <w:rPr>
+          <w:rFonts w:ascii="Arial" w:hAnsi="Arial" w:cs="Arial"/>
+          <w:sz w:val="24"/>
+          <w:szCs w:val="24"/>
+        </w:rPr>
+        <w:t>}}</w:t>
+      </w:r>
+    </w:p>
+    <w:p>
+      <w:pPr>
+        <w:spacing w:after="0" w:line="240" w:lineRule="auto"/>
+        <w:rPr>
+          <w:rFonts w:ascii="Arial" w:hAnsi="Arial" w:cs="Arial"/>
+          <w:sz w:val="24"/>
+          <w:szCs w:val="24"/>
+        </w:rPr>
+      </w:pPr>
+      <w:r>
+        <w:rPr>
+          <w:rFonts w:ascii="Arial" w:hAnsi="Arial" w:cs="Arial"/>
+          <w:sz w:val="24"/>
+          <w:szCs w:val="24"/>
+        </w:rPr>
+        <w:t>E-mail do solicitante: {{</w:t>
+      </w:r>
+      <w:proofErr w:type="spellStart"/>
+      <w:r>
+        <w:rPr>
+          <w:rFonts w:ascii="Arial" w:hAnsi="Arial" w:cs="Arial"/>
+          <w:sz w:val="24"/>
+          <w:szCs w:val="24"/>
+        </w:rPr>
+        <w:t>email_cliente</w:t>
+      </w:r>
+      <w:proofErr w:type="spellEnd"/>
+      <w:r>
+        <w:rPr>
+          <w:rFonts w:ascii="Arial" w:hAnsi="Arial" w:cs="Arial"/>
+          <w:sz w:val="24"/>
+          <w:szCs w:val="24"/>
+        </w:rPr>
+        <w:t>}}</w:t>
+      </w:r>
+    </w:p>
+    <w:p>
+      <w:pPr>
+        <w:spacing w:after="0" w:line="240" w:lineRule="auto"/>
+        <w:rPr>
+          <w:rFonts w:ascii="Arial" w:hAnsi="Arial" w:cs="Arial"/>
+          <w:sz w:val="24"/>
+          <w:szCs w:val="24"/>
+        </w:rPr>
+      </w:pPr>
+      <w:r>
+        <w:rPr>
+          <w:rFonts w:ascii="Arial" w:hAnsi="Arial" w:cs="Arial"/>
+          <w:sz w:val="24"/>
+          <w:szCs w:val="24"/>
+        </w:rPr>
+        <w:t>Departamento: {{</w:t>
+      </w:r>
+      <w:proofErr w:type="spellStart"/>
+      <w:r>
+        <w:rPr>
+          <w:rFonts w:ascii="Arial" w:hAnsi="Arial" w:cs="Arial"/>
+          <w:sz w:val="24"/>
+          <w:szCs w:val="24"/>
+        </w:rPr>
+        <w:t>dpto_solicitante</w:t>
+      </w:r>
+      <w:proofErr w:type="spellEnd"/>
+      <w:r>
+        <w:rPr>
+          <w:rFonts w:ascii="Arial" w:hAnsi="Arial" w:cs="Arial"/>
+          <w:sz w:val="24"/>
+          <w:szCs w:val="24"/>
+        </w:rPr>
+        <w:t>}}</w:t>
+      </w:r>
+    </w:p>
+    <w:p>
+      <w:pPr>
+        <w:tabs>
+          <w:tab w:val="left" w:pos="9945"/>
+        </w:tabs>
+        <w:spacing w:after="0" w:line="240" w:lineRule="auto"/>
+        <w:rPr>
+          <w:rFonts w:ascii="Arial" w:hAnsi="Arial" w:cs="Arial"/>
+          <w:sz w:val="24"/>
+          <w:szCs w:val="24"/>
+        </w:rPr>
+      </w:pPr>
+      <w:r>
+        <w:rPr>
+          <w:rFonts w:ascii="Arial" w:hAnsi="Arial" w:cs="Arial"/>
+          <w:sz w:val="24"/>
+          <w:szCs w:val="24"/>
+        </w:rPr>
+        <w:tab/>
+      </w:r>
+    </w:p>
+    <w:p>
+      <w:pPr>
+        <w:spacing w:after="0" w:line="240" w:lineRule="auto"/>
+        <w:rPr>
+          <w:rFonts w:ascii="Arial" w:hAnsi="Arial" w:cs="Arial"/>
+          <w:sz w:val="24"/>
+          <w:szCs w:val="24"/>
+        </w:rPr>
+      </w:pPr>
+      <w:r>
+        <w:rPr>
+          <w:rFonts w:ascii="Arial" w:hAnsi="Arial" w:cs="Arial"/>
+          <w:b/>
+          <w:bCs/>
+          <w:sz w:val="24"/>
+          <w:szCs w:val="24"/>
+        </w:rPr>
+        <w:t xml:space="preserve">Local da obra: </w:t>
+      </w:r>
+      <w:r>
+        <w:rPr>
+          <w:rFonts w:ascii="Arial" w:hAnsi="Arial" w:cs="Arial"/>
+          <w:sz w:val="24"/>
+          <w:szCs w:val="24"/>
+        </w:rPr>
+        <w:t>{{</w:t>
+      </w:r>
+      <w:proofErr w:type="spellStart"/>
+      <w:r>
+        <w:rPr>
+          <w:rFonts w:ascii="Arial" w:hAnsi="Arial" w:cs="Arial"/>
+          <w:sz w:val="24"/>
+          <w:szCs w:val="24"/>
+        </w:rPr>
+        <w:t>local_obra</w:t>
+      </w:r>
+      <w:proofErr w:type="spellEnd"/>
+      <w:r>
+        <w:rPr>
+          <w:rFonts w:ascii="Arial" w:hAnsi="Arial" w:cs="Arial"/>
+          <w:sz w:val="24"/>
+          <w:szCs w:val="24"/>
+        </w:rPr>
+        <w:t>}}</w:t>
+      </w:r>
+    </w:p>
+    <w:p>
+      <w:pPr>
+        <w:spacing w:after="0" w:line="240" w:lineRule="auto"/>
+        <w:rPr>
+          <w:rFonts w:ascii="Arial" w:hAnsi="Arial" w:cs="Arial"/>
+          <w:b/>
+          <w:bCs/>
+          <w:sz w:val="24"/>
+          <w:szCs w:val="24"/>
+        </w:rPr>
+      </w:pPr>
+    </w:p>
+    <w:p>
+      <w:pPr>
+        <w:spacing w:after="0" w:line="240" w:lineRule="auto"/>
+        <w:rPr>
+          <w:rFonts w:ascii="Arial" w:hAnsi="Arial" w:cs="Arial"/>
+          <w:b/>
+          <w:bCs/>
+          <w:sz w:val="24"/>
+          <w:szCs w:val="24"/>
+        </w:rPr>
+      </w:pPr>
+      <w:r>
+        <w:rPr>
+          <w:rFonts w:ascii="Arial" w:hAnsi="Arial" w:cs="Arial"/>
+          <w:b/>
+          <w:bCs/>
+          <w:sz w:val="24"/>
+          <w:szCs w:val="24"/>
+        </w:rPr>
+        <w:t xml:space="preserve">CNPJ: </w:t>
+      </w:r>
+      <w:r>
+        <w:rPr>
+          <w:rFonts w:ascii="Arial" w:hAnsi="Arial" w:cs="Arial"/>
+          <w:sz w:val="24"/>
+          <w:szCs w:val="24"/>
+        </w:rPr>
+        <w:t>{{</w:t>
+      </w:r>
+      <w:proofErr w:type="spellStart"/>
+      <w:r>
+        <w:rPr>
+          <w:rFonts w:ascii="Arial" w:hAnsi="Arial" w:cs="Arial"/>
+          <w:sz w:val="24"/>
+          <w:szCs w:val="24"/>
+        </w:rPr>
+        <w:t>cnpj_texto</w:t>
+      </w:r>
+      <w:proofErr w:type="spellEnd"/>
+      <w:r>
+        <w:rPr>
+          <w:rFonts w:ascii="Arial" w:hAnsi="Arial" w:cs="Arial"/>
+          <w:sz w:val="24"/>
+          <w:szCs w:val="24"/>
+        </w:rPr>
+        <w:t>}}</w:t>
+      </w:r>
+      <w:bookmarkEnd w:id="0"/>
+    </w:p>
     <w:p>
       <w:pPr>
         <w:spacing w:after="0" w:line="240" w:lineRule="auto"/>
@@ -1429,14 +1161,19 @@
           <w:sz w:val="20"/>
           <w:szCs w:val="20"/>
         </w:rPr>
-        <w:sectPr>
-          <w:type w:val="continuous"/>
-          <w:pgSz w:w="11906" w:h="16838"/>
-          <w:pgMar w:top="2977" w:right="566" w:bottom="1417" w:left="567" w:header="737" w:footer="132" w:gutter="0"/>
-          <w:cols w:space="720"/>
-          <w:formProt w:val="0"/>
-          <w:docGrid w:linePitch="299"/>
-        </w:sectPr>
+      </w:pPr>
+    </w:p>
+    <w:p>
+      <w:pPr>
+        <w:spacing w:after="0" w:line="240" w:lineRule="auto"/>
+        <w:jc w:val="center"/>
+        <w:rPr>
+          <w:rFonts w:ascii="Arial" w:hAnsi="Arial" w:cs="Arial"/>
+          <w:b/>
+          <w:bCs/>
+          <w:sz w:val="26"/>
+          <w:szCs w:val="26"/>
+        </w:rPr>
       </w:pPr>
     </w:p>
     <w:p>

--- a/backend/models/comercial/Proposta Comercial.docx
+++ b/backend/models/comercial/Proposta Comercial.docx
@@ -258,8 +258,8 @@
           <w:rFonts w:ascii="Arial" w:eastAsia="Arial" w:hAnsi="Arial"/>
           <w:b/>
           <w:bCs/>
-          <w:sz w:val="28"/>
-          <w:szCs w:val="28"/>
+          <w:sz w:val="24"/>
+          <w:szCs w:val="24"/>
         </w:rPr>
       </w:pPr>
     </w:p>
@@ -271,8 +271,8 @@
           <w:rFonts w:ascii="Arial" w:eastAsia="Arial" w:hAnsi="Arial"/>
           <w:b/>
           <w:bCs/>
-          <w:sz w:val="28"/>
-          <w:szCs w:val="28"/>
+          <w:sz w:val="24"/>
+          <w:szCs w:val="24"/>
         </w:rPr>
       </w:pPr>
     </w:p>
@@ -284,8 +284,8 @@
           <w:rFonts w:ascii="Arial" w:eastAsia="Arial" w:hAnsi="Arial"/>
           <w:b/>
           <w:bCs/>
-          <w:sz w:val="28"/>
-          <w:szCs w:val="28"/>
+          <w:sz w:val="24"/>
+          <w:szCs w:val="24"/>
         </w:rPr>
       </w:pPr>
     </w:p>
@@ -297,8 +297,8 @@
           <w:rFonts w:ascii="Arial" w:eastAsia="Arial" w:hAnsi="Arial"/>
           <w:b/>
           <w:bCs/>
-          <w:sz w:val="28"/>
-          <w:szCs w:val="28"/>
+          <w:sz w:val="24"/>
+          <w:szCs w:val="24"/>
         </w:rPr>
       </w:pPr>
     </w:p>
@@ -310,8 +310,8 @@
           <w:rFonts w:ascii="Arial" w:eastAsia="Arial" w:hAnsi="Arial"/>
           <w:b/>
           <w:bCs/>
-          <w:sz w:val="28"/>
-          <w:szCs w:val="28"/>
+          <w:sz w:val="24"/>
+          <w:szCs w:val="24"/>
         </w:rPr>
       </w:pPr>
     </w:p>
@@ -323,8 +323,8 @@
           <w:rFonts w:ascii="Arial" w:eastAsia="Arial" w:hAnsi="Arial"/>
           <w:b/>
           <w:bCs/>
-          <w:sz w:val="28"/>
-          <w:szCs w:val="28"/>
+          <w:sz w:val="24"/>
+          <w:szCs w:val="24"/>
         </w:rPr>
       </w:pPr>
     </w:p>
@@ -336,8 +336,8 @@
           <w:rFonts w:ascii="Arial" w:eastAsia="Arial" w:hAnsi="Arial"/>
           <w:b/>
           <w:bCs/>
-          <w:sz w:val="28"/>
-          <w:szCs w:val="28"/>
+          <w:sz w:val="24"/>
+          <w:szCs w:val="24"/>
         </w:rPr>
       </w:pPr>
     </w:p>
@@ -349,8 +349,8 @@
           <w:rFonts w:ascii="Arial" w:eastAsia="Arial" w:hAnsi="Arial"/>
           <w:b/>
           <w:bCs/>
-          <w:sz w:val="28"/>
-          <w:szCs w:val="28"/>
+          <w:sz w:val="24"/>
+          <w:szCs w:val="24"/>
         </w:rPr>
       </w:pPr>
     </w:p>
@@ -362,8 +362,8 @@
           <w:rFonts w:ascii="Arial" w:eastAsia="Arial" w:hAnsi="Arial"/>
           <w:b/>
           <w:bCs/>
-          <w:sz w:val="28"/>
-          <w:szCs w:val="28"/>
+          <w:sz w:val="24"/>
+          <w:szCs w:val="24"/>
         </w:rPr>
       </w:pPr>
     </w:p>
@@ -375,8 +375,8 @@
           <w:rFonts w:ascii="Arial" w:eastAsia="Arial" w:hAnsi="Arial"/>
           <w:b/>
           <w:bCs/>
-          <w:sz w:val="28"/>
-          <w:szCs w:val="28"/>
+          <w:sz w:val="24"/>
+          <w:szCs w:val="24"/>
         </w:rPr>
       </w:pPr>
     </w:p>
@@ -388,8 +388,8 @@
           <w:rFonts w:ascii="Arial" w:eastAsia="Arial" w:hAnsi="Arial"/>
           <w:b/>
           <w:bCs/>
-          <w:sz w:val="28"/>
-          <w:szCs w:val="28"/>
+          <w:sz w:val="24"/>
+          <w:szCs w:val="24"/>
         </w:rPr>
       </w:pPr>
     </w:p>
@@ -401,8 +401,8 @@
           <w:rFonts w:ascii="Arial" w:eastAsia="Arial" w:hAnsi="Arial"/>
           <w:b/>
           <w:bCs/>
-          <w:sz w:val="28"/>
-          <w:szCs w:val="28"/>
+          <w:sz w:val="24"/>
+          <w:szCs w:val="24"/>
         </w:rPr>
       </w:pPr>
     </w:p>
@@ -414,8 +414,8 @@
           <w:rFonts w:ascii="Arial" w:eastAsia="Arial" w:hAnsi="Arial"/>
           <w:b/>
           <w:bCs/>
-          <w:sz w:val="28"/>
-          <w:szCs w:val="28"/>
+          <w:sz w:val="24"/>
+          <w:szCs w:val="24"/>
         </w:rPr>
       </w:pPr>
     </w:p>
@@ -427,8 +427,8 @@
           <w:rFonts w:ascii="Arial" w:eastAsia="Arial" w:hAnsi="Arial"/>
           <w:b/>
           <w:bCs/>
-          <w:sz w:val="28"/>
-          <w:szCs w:val="28"/>
+          <w:sz w:val="24"/>
+          <w:szCs w:val="24"/>
         </w:rPr>
       </w:pPr>
     </w:p>
@@ -440,8 +440,8 @@
           <w:rFonts w:ascii="Arial" w:eastAsia="Arial" w:hAnsi="Arial"/>
           <w:b/>
           <w:bCs/>
-          <w:sz w:val="28"/>
-          <w:szCs w:val="28"/>
+          <w:sz w:val="24"/>
+          <w:szCs w:val="24"/>
         </w:rPr>
       </w:pPr>
     </w:p>
@@ -453,8 +453,8 @@
           <w:rFonts w:ascii="Arial" w:eastAsia="Arial" w:hAnsi="Arial"/>
           <w:b/>
           <w:bCs/>
-          <w:sz w:val="28"/>
-          <w:szCs w:val="28"/>
+          <w:sz w:val="24"/>
+          <w:szCs w:val="24"/>
         </w:rPr>
       </w:pPr>
     </w:p>
@@ -466,8 +466,8 @@
           <w:rFonts w:ascii="Arial" w:eastAsia="Arial" w:hAnsi="Arial"/>
           <w:b/>
           <w:bCs/>
-          <w:sz w:val="28"/>
-          <w:szCs w:val="28"/>
+          <w:sz w:val="24"/>
+          <w:szCs w:val="24"/>
         </w:rPr>
       </w:pPr>
     </w:p>
@@ -479,8 +479,8 @@
           <w:rFonts w:ascii="Arial" w:eastAsia="Arial" w:hAnsi="Arial"/>
           <w:b/>
           <w:bCs/>
-          <w:sz w:val="28"/>
-          <w:szCs w:val="28"/>
+          <w:sz w:val="24"/>
+          <w:szCs w:val="24"/>
         </w:rPr>
       </w:pPr>
     </w:p>
@@ -492,8 +492,8 @@
           <w:rFonts w:ascii="Arial" w:eastAsia="Arial" w:hAnsi="Arial"/>
           <w:b/>
           <w:bCs/>
-          <w:sz w:val="28"/>
-          <w:szCs w:val="28"/>
+          <w:sz w:val="24"/>
+          <w:szCs w:val="24"/>
         </w:rPr>
       </w:pPr>
     </w:p>
@@ -505,8 +505,8 @@
           <w:rFonts w:ascii="Arial" w:eastAsia="Arial" w:hAnsi="Arial"/>
           <w:b/>
           <w:bCs/>
-          <w:sz w:val="28"/>
-          <w:szCs w:val="28"/>
+          <w:sz w:val="24"/>
+          <w:szCs w:val="24"/>
         </w:rPr>
       </w:pPr>
     </w:p>
@@ -518,8 +518,8 @@
           <w:rFonts w:ascii="Arial" w:eastAsia="Arial" w:hAnsi="Arial"/>
           <w:b/>
           <w:bCs/>
-          <w:sz w:val="28"/>
-          <w:szCs w:val="28"/>
+          <w:sz w:val="24"/>
+          <w:szCs w:val="24"/>
         </w:rPr>
       </w:pPr>
     </w:p>
@@ -531,8 +531,8 @@
           <w:rFonts w:ascii="Arial" w:eastAsia="Arial" w:hAnsi="Arial"/>
           <w:b/>
           <w:bCs/>
-          <w:sz w:val="28"/>
-          <w:szCs w:val="28"/>
+          <w:sz w:val="24"/>
+          <w:szCs w:val="24"/>
         </w:rPr>
       </w:pPr>
     </w:p>
@@ -544,8 +544,8 @@
           <w:rFonts w:ascii="Arial" w:eastAsia="Arial" w:hAnsi="Arial"/>
           <w:b/>
           <w:bCs/>
-          <w:sz w:val="28"/>
-          <w:szCs w:val="28"/>
+          <w:sz w:val="24"/>
+          <w:szCs w:val="24"/>
         </w:rPr>
       </w:pPr>
     </w:p>
@@ -557,8 +557,8 @@
           <w:rFonts w:ascii="Arial" w:eastAsia="Arial" w:hAnsi="Arial"/>
           <w:b/>
           <w:bCs/>
-          <w:sz w:val="28"/>
-          <w:szCs w:val="28"/>
+          <w:sz w:val="24"/>
+          <w:szCs w:val="24"/>
         </w:rPr>
       </w:pPr>
     </w:p>
@@ -570,8 +570,8 @@
           <w:rFonts w:ascii="Arial" w:eastAsia="Arial" w:hAnsi="Arial"/>
           <w:b/>
           <w:bCs/>
-          <w:sz w:val="28"/>
-          <w:szCs w:val="28"/>
+          <w:sz w:val="24"/>
+          <w:szCs w:val="24"/>
         </w:rPr>
       </w:pPr>
     </w:p>
@@ -583,8 +583,8 @@
           <w:rFonts w:ascii="Arial" w:eastAsia="Arial" w:hAnsi="Arial"/>
           <w:b/>
           <w:bCs/>
-          <w:sz w:val="28"/>
-          <w:szCs w:val="28"/>
+          <w:sz w:val="24"/>
+          <w:szCs w:val="24"/>
         </w:rPr>
       </w:pPr>
     </w:p>
@@ -596,8 +596,8 @@
           <w:rFonts w:ascii="Arial" w:eastAsia="Arial" w:hAnsi="Arial"/>
           <w:b/>
           <w:bCs/>
-          <w:sz w:val="28"/>
-          <w:szCs w:val="28"/>
+          <w:sz w:val="24"/>
+          <w:szCs w:val="24"/>
         </w:rPr>
       </w:pPr>
     </w:p>
@@ -609,8 +609,8 @@
           <w:rFonts w:ascii="Arial" w:eastAsia="Arial" w:hAnsi="Arial"/>
           <w:b/>
           <w:bCs/>
-          <w:sz w:val="28"/>
-          <w:szCs w:val="28"/>
+          <w:sz w:val="24"/>
+          <w:szCs w:val="24"/>
         </w:rPr>
       </w:pPr>
     </w:p>
@@ -622,8 +622,8 @@
           <w:rFonts w:ascii="Arial" w:eastAsia="Arial" w:hAnsi="Arial"/>
           <w:b/>
           <w:bCs/>
-          <w:sz w:val="28"/>
-          <w:szCs w:val="28"/>
+          <w:sz w:val="24"/>
+          <w:szCs w:val="24"/>
         </w:rPr>
       </w:pPr>
     </w:p>
@@ -635,8 +635,8 @@
           <w:rFonts w:ascii="Arial" w:eastAsia="Arial" w:hAnsi="Arial"/>
           <w:b/>
           <w:bCs/>
-          <w:sz w:val="28"/>
-          <w:szCs w:val="28"/>
+          <w:sz w:val="24"/>
+          <w:szCs w:val="24"/>
         </w:rPr>
       </w:pPr>
     </w:p>
@@ -648,8 +648,8 @@
           <w:rFonts w:ascii="Arial" w:eastAsia="Arial" w:hAnsi="Arial"/>
           <w:b/>
           <w:bCs/>
-          <w:sz w:val="28"/>
-          <w:szCs w:val="28"/>
+          <w:sz w:val="24"/>
+          <w:szCs w:val="24"/>
         </w:rPr>
       </w:pPr>
     </w:p>
@@ -660,18 +660,17 @@
         <w:rPr>
           <w:rFonts w:ascii="Arial" w:hAnsi="Arial" w:cs="Arial"/>
           <w:b/>
-          <w:sz w:val="28"/>
-          <w:szCs w:val="28"/>
+          <w:sz w:val="24"/>
+          <w:szCs w:val="24"/>
         </w:rPr>
       </w:pPr>
       <w:r>
         <w:rPr>
           <w:rFonts w:ascii="Arial" w:hAnsi="Arial" w:cs="Arial"/>
           <w:b/>
-          <w:sz w:val="28"/>
-          <w:szCs w:val="28"/>
-        </w:rPr>
-        <w:lastRenderedPageBreak/>
+          <w:sz w:val="24"/>
+          <w:szCs w:val="24"/>
+        </w:rPr>
         <w:t>Proposta Comercial</w:t>
       </w:r>
     </w:p>
@@ -693,8 +692,8 @@
         <w:rPr>
           <w:rFonts w:ascii="Arial" w:hAnsi="Arial" w:cs="Arial"/>
           <w:b/>
-          <w:sz w:val="20"/>
-          <w:szCs w:val="20"/>
+          <w:sz w:val="24"/>
+          <w:szCs w:val="24"/>
         </w:rPr>
       </w:pPr>
     </w:p>
@@ -756,8 +755,8 @@
         <w:rPr>
           <w:rFonts w:ascii="Arial" w:hAnsi="Arial" w:cs="Arial"/>
           <w:b/>
-          <w:sz w:val="20"/>
-          <w:szCs w:val="20"/>
+          <w:sz w:val="24"/>
+          <w:szCs w:val="24"/>
         </w:rPr>
       </w:pPr>
       <w:r>
@@ -796,8 +795,8 @@
         <w:rPr>
           <w:rFonts w:ascii="Arial" w:hAnsi="Arial" w:cs="Arial"/>
           <w:b/>
-          <w:sz w:val="20"/>
-          <w:szCs w:val="20"/>
+          <w:sz w:val="24"/>
+          <w:szCs w:val="24"/>
         </w:rPr>
       </w:pPr>
     </w:p>
@@ -847,8 +846,8 @@
       <w:r>
         <w:rPr>
           <w:rFonts w:ascii="Arial" w:eastAsia="Arial" w:hAnsi="Arial"/>
-          <w:sz w:val="20"/>
-          <w:szCs w:val="20"/>
+          <w:sz w:val="24"/>
+          <w:szCs w:val="24"/>
         </w:rPr>
         <w:t>{{</w:t>
       </w:r>
@@ -856,8 +855,8 @@
       <w:r>
         <w:rPr>
           <w:rFonts w:ascii="Arial" w:eastAsia="Arial" w:hAnsi="Arial"/>
-          <w:sz w:val="20"/>
-          <w:szCs w:val="20"/>
+          <w:sz w:val="24"/>
+          <w:szCs w:val="24"/>
         </w:rPr>
         <w:t>n_rev</w:t>
       </w:r>
@@ -865,8 +864,8 @@
       <w:r>
         <w:rPr>
           <w:rFonts w:ascii="Arial" w:eastAsia="Arial" w:hAnsi="Arial"/>
-          <w:sz w:val="20"/>
-          <w:szCs w:val="20"/>
+          <w:sz w:val="24"/>
+          <w:szCs w:val="24"/>
         </w:rPr>
         <w:t>}}</w:t>
       </w:r>
@@ -1158,8 +1157,8 @@
         <w:rPr>
           <w:rFonts w:ascii="Arial" w:hAnsi="Arial" w:cs="Arial"/>
           <w:b/>
-          <w:sz w:val="20"/>
-          <w:szCs w:val="20"/>
+          <w:sz w:val="24"/>
+          <w:szCs w:val="24"/>
         </w:rPr>
       </w:pPr>
     </w:p>
@@ -1171,8 +1170,8 @@
           <w:rFonts w:ascii="Arial" w:hAnsi="Arial" w:cs="Arial"/>
           <w:b/>
           <w:bCs/>
-          <w:sz w:val="26"/>
-          <w:szCs w:val="26"/>
+          <w:sz w:val="24"/>
+          <w:szCs w:val="24"/>
         </w:rPr>
       </w:pPr>
     </w:p>
@@ -1184,8 +1183,8 @@
           <w:rFonts w:ascii="Arial" w:hAnsi="Arial" w:cs="Arial"/>
           <w:b/>
           <w:bCs/>
-          <w:sz w:val="26"/>
-          <w:szCs w:val="26"/>
+          <w:sz w:val="24"/>
+          <w:szCs w:val="24"/>
         </w:rPr>
       </w:pPr>
       <w:r>
@@ -1193,8 +1192,8 @@
           <w:rFonts w:ascii="Arial" w:hAnsi="Arial" w:cs="Arial"/>
           <w:b/>
           <w:bCs/>
-          <w:sz w:val="26"/>
-          <w:szCs w:val="26"/>
+          <w:sz w:val="24"/>
+          <w:szCs w:val="24"/>
         </w:rPr>
         <w:t>ÍNDICE</w:t>
       </w:r>
@@ -1207,653 +1206,1654 @@
           <w:rFonts w:ascii="Arial" w:hAnsi="Arial" w:cs="Arial"/>
           <w:b/>
           <w:bCs/>
-          <w:sz w:val="20"/>
-          <w:szCs w:val="20"/>
-        </w:rPr>
-      </w:pPr>
-    </w:p>
-    <w:p>
-      <w:pPr>
-        <w:spacing w:after="0" w:line="240" w:lineRule="auto"/>
-        <w:rPr>
-          <w:rFonts w:ascii="Arial" w:hAnsi="Arial" w:cs="Arial"/>
-          <w:sz w:val="20"/>
-          <w:szCs w:val="20"/>
-        </w:rPr>
-      </w:pPr>
-    </w:p>
-    <w:p>
-      <w:pPr>
-        <w:pStyle w:val="PargrafodaLista"/>
-        <w:numPr>
-          <w:ilvl w:val="0"/>
-          <w:numId w:val="8"/>
-        </w:numPr>
-        <w:spacing w:after="0" w:line="240" w:lineRule="auto"/>
-        <w:rPr>
-          <w:rFonts w:ascii="Arial" w:hAnsi="Arial" w:cs="Arial"/>
-          <w:b/>
-          <w:bCs/>
-          <w:sz w:val="20"/>
-          <w:szCs w:val="20"/>
-        </w:rPr>
-      </w:pPr>
-      <w:r>
-        <w:rPr>
-          <w:rFonts w:ascii="Arial" w:hAnsi="Arial" w:cs="Arial"/>
-          <w:b/>
-          <w:bCs/>
-          <w:sz w:val="20"/>
-          <w:szCs w:val="20"/>
-        </w:rPr>
-        <w:t>Filtrovali é a escolha certa para sua obra</w:t>
-      </w:r>
-    </w:p>
+          <w:sz w:val="24"/>
+          <w:szCs w:val="24"/>
+        </w:rPr>
+      </w:pPr>
+    </w:p>
+    <w:sdt>
+      <w:sdtPr>
+        <w:id w:val="-2057846480"/>
+        <w:docPartObj>
+          <w:docPartGallery w:val="Table of Contents"/>
+          <w:docPartUnique/>
+        </w:docPartObj>
+      </w:sdtPr>
+      <w:sdtEndPr/>
+      <w:sdtContent>
+        <w:p>
+          <w:pPr>
+            <w:pStyle w:val="Sumrio1"/>
+            <w:tabs>
+              <w:tab w:val="left" w:pos="440"/>
+              <w:tab w:val="right" w:pos="10763"/>
+            </w:tabs>
+            <w:rPr>
+              <w:rFonts w:eastAsiaTheme="minorEastAsia" w:cstheme="minorBidi"/>
+              <w:b w:val="0"/>
+              <w:bCs w:val="0"/>
+              <w:noProof/>
+              <w:kern w:val="2"/>
+              <w:sz w:val="32"/>
+              <w:szCs w:val="32"/>
+              <w:lang w:eastAsia="ko-KR"/>
+              <w14:ligatures w14:val="standardContextual"/>
+            </w:rPr>
+          </w:pPr>
+          <w:r>
+            <w:rPr>
+              <w:sz w:val="24"/>
+              <w:szCs w:val="24"/>
+            </w:rPr>
+            <w:fldChar w:fldCharType="begin"/>
+          </w:r>
+          <w:r>
+            <w:rPr>
+              <w:sz w:val="24"/>
+              <w:szCs w:val="24"/>
+            </w:rPr>
+            <w:instrText xml:space="preserve"> TOC \o "1-1" \h \z \u </w:instrText>
+          </w:r>
+          <w:r>
+            <w:rPr>
+              <w:sz w:val="24"/>
+              <w:szCs w:val="24"/>
+            </w:rPr>
+            <w:fldChar w:fldCharType="separate"/>
+          </w:r>
+          <w:hyperlink w:anchor="_Toc241762336" w:history="1">
+            <w:r>
+              <w:rPr>
+                <w:rStyle w:val="Hyperlink"/>
+                <w:noProof/>
+                <w:sz w:val="24"/>
+                <w:szCs w:val="24"/>
+              </w:rPr>
+              <w:t>1</w:t>
+            </w:r>
+            <w:r>
+              <w:rPr>
+                <w:rFonts w:eastAsiaTheme="minorEastAsia" w:cstheme="minorBidi"/>
+                <w:b w:val="0"/>
+                <w:bCs w:val="0"/>
+                <w:noProof/>
+                <w:kern w:val="2"/>
+                <w:sz w:val="32"/>
+                <w:szCs w:val="32"/>
+                <w:lang w:eastAsia="ko-KR"/>
+                <w14:ligatures w14:val="standardContextual"/>
+              </w:rPr>
+              <w:tab/>
+            </w:r>
+            <w:r>
+              <w:rPr>
+                <w:rStyle w:val="Hyperlink"/>
+                <w:noProof/>
+                <w:sz w:val="24"/>
+                <w:szCs w:val="24"/>
+              </w:rPr>
+              <w:t>Filtrovali é a escolha certa para a sua obra</w:t>
+            </w:r>
+            <w:r>
+              <w:rPr>
+                <w:noProof/>
+                <w:webHidden/>
+                <w:sz w:val="24"/>
+                <w:szCs w:val="24"/>
+              </w:rPr>
+              <w:tab/>
+            </w:r>
+            <w:r>
+              <w:rPr>
+                <w:noProof/>
+                <w:webHidden/>
+                <w:sz w:val="24"/>
+                <w:szCs w:val="24"/>
+              </w:rPr>
+              <w:fldChar w:fldCharType="begin"/>
+            </w:r>
+            <w:r>
+              <w:rPr>
+                <w:noProof/>
+                <w:webHidden/>
+                <w:sz w:val="24"/>
+                <w:szCs w:val="24"/>
+              </w:rPr>
+              <w:instrText xml:space="preserve"> PAGEREF _Toc241762336 \h </w:instrText>
+            </w:r>
+            <w:r>
+              <w:rPr>
+                <w:noProof/>
+                <w:webHidden/>
+                <w:sz w:val="24"/>
+                <w:szCs w:val="24"/>
+              </w:rPr>
+            </w:r>
+            <w:r>
+              <w:rPr>
+                <w:noProof/>
+                <w:webHidden/>
+                <w:sz w:val="24"/>
+                <w:szCs w:val="24"/>
+              </w:rPr>
+              <w:fldChar w:fldCharType="separate"/>
+            </w:r>
+            <w:r>
+              <w:rPr>
+                <w:noProof/>
+                <w:webHidden/>
+                <w:sz w:val="24"/>
+                <w:szCs w:val="24"/>
+              </w:rPr>
+              <w:t>3</w:t>
+            </w:r>
+            <w:r>
+              <w:rPr>
+                <w:noProof/>
+                <w:webHidden/>
+                <w:sz w:val="24"/>
+                <w:szCs w:val="24"/>
+              </w:rPr>
+              <w:fldChar w:fldCharType="end"/>
+            </w:r>
+          </w:hyperlink>
+        </w:p>
+        <w:p>
+          <w:pPr>
+            <w:pStyle w:val="Sumrio1"/>
+            <w:tabs>
+              <w:tab w:val="left" w:pos="440"/>
+              <w:tab w:val="right" w:pos="10763"/>
+            </w:tabs>
+            <w:rPr>
+              <w:rFonts w:eastAsiaTheme="minorEastAsia" w:cstheme="minorBidi"/>
+              <w:b w:val="0"/>
+              <w:bCs w:val="0"/>
+              <w:noProof/>
+              <w:kern w:val="2"/>
+              <w:sz w:val="32"/>
+              <w:szCs w:val="32"/>
+              <w:lang w:eastAsia="ko-KR"/>
+              <w14:ligatures w14:val="standardContextual"/>
+            </w:rPr>
+          </w:pPr>
+          <w:hyperlink w:anchor="_Toc241762337" w:history="1">
+            <w:r>
+              <w:rPr>
+                <w:rStyle w:val="Hyperlink"/>
+                <w:noProof/>
+                <w:sz w:val="24"/>
+                <w:szCs w:val="24"/>
+              </w:rPr>
+              <w:t>2</w:t>
+            </w:r>
+            <w:r>
+              <w:rPr>
+                <w:rFonts w:eastAsiaTheme="minorEastAsia" w:cstheme="minorBidi"/>
+                <w:b w:val="0"/>
+                <w:bCs w:val="0"/>
+                <w:noProof/>
+                <w:kern w:val="2"/>
+                <w:sz w:val="32"/>
+                <w:szCs w:val="32"/>
+                <w:lang w:eastAsia="ko-KR"/>
+                <w14:ligatures w14:val="standardContextual"/>
+              </w:rPr>
+              <w:tab/>
+            </w:r>
+            <w:r>
+              <w:rPr>
+                <w:rStyle w:val="Hyperlink"/>
+                <w:rFonts w:eastAsia="Arial"/>
+                <w:noProof/>
+                <w:sz w:val="24"/>
+                <w:szCs w:val="24"/>
+              </w:rPr>
+              <w:t>- Descrição dos serviços que serão executados:</w:t>
+            </w:r>
+            <w:r>
+              <w:rPr>
+                <w:noProof/>
+                <w:webHidden/>
+                <w:sz w:val="24"/>
+                <w:szCs w:val="24"/>
+              </w:rPr>
+              <w:tab/>
+            </w:r>
+            <w:r>
+              <w:rPr>
+                <w:noProof/>
+                <w:webHidden/>
+                <w:sz w:val="24"/>
+                <w:szCs w:val="24"/>
+              </w:rPr>
+              <w:fldChar w:fldCharType="begin"/>
+            </w:r>
+            <w:r>
+              <w:rPr>
+                <w:noProof/>
+                <w:webHidden/>
+                <w:sz w:val="24"/>
+                <w:szCs w:val="24"/>
+              </w:rPr>
+              <w:instrText xml:space="preserve"> PAGEREF _Toc241762337 \h </w:instrText>
+            </w:r>
+            <w:r>
+              <w:rPr>
+                <w:noProof/>
+                <w:webHidden/>
+                <w:sz w:val="24"/>
+                <w:szCs w:val="24"/>
+              </w:rPr>
+            </w:r>
+            <w:r>
+              <w:rPr>
+                <w:noProof/>
+                <w:webHidden/>
+                <w:sz w:val="24"/>
+                <w:szCs w:val="24"/>
+              </w:rPr>
+              <w:fldChar w:fldCharType="separate"/>
+            </w:r>
+            <w:r>
+              <w:rPr>
+                <w:noProof/>
+                <w:webHidden/>
+                <w:sz w:val="24"/>
+                <w:szCs w:val="24"/>
+              </w:rPr>
+              <w:t>4</w:t>
+            </w:r>
+            <w:r>
+              <w:rPr>
+                <w:noProof/>
+                <w:webHidden/>
+                <w:sz w:val="24"/>
+                <w:szCs w:val="24"/>
+              </w:rPr>
+              <w:fldChar w:fldCharType="end"/>
+            </w:r>
+          </w:hyperlink>
+        </w:p>
+        <w:p>
+          <w:pPr>
+            <w:pStyle w:val="Sumrio1"/>
+            <w:tabs>
+              <w:tab w:val="left" w:pos="440"/>
+              <w:tab w:val="right" w:pos="10763"/>
+            </w:tabs>
+            <w:rPr>
+              <w:rFonts w:eastAsiaTheme="minorEastAsia" w:cstheme="minorBidi"/>
+              <w:b w:val="0"/>
+              <w:bCs w:val="0"/>
+              <w:noProof/>
+              <w:kern w:val="2"/>
+              <w:sz w:val="32"/>
+              <w:szCs w:val="32"/>
+              <w:lang w:eastAsia="ko-KR"/>
+              <w14:ligatures w14:val="standardContextual"/>
+            </w:rPr>
+          </w:pPr>
+          <w:hyperlink w:anchor="_Toc241762338" w:history="1">
+            <w:r>
+              <w:rPr>
+                <w:rStyle w:val="Hyperlink"/>
+                <w:noProof/>
+                <w:sz w:val="24"/>
+                <w:szCs w:val="24"/>
+              </w:rPr>
+              <w:t>3</w:t>
+            </w:r>
+            <w:r>
+              <w:rPr>
+                <w:rFonts w:eastAsiaTheme="minorEastAsia" w:cstheme="minorBidi"/>
+                <w:b w:val="0"/>
+                <w:bCs w:val="0"/>
+                <w:noProof/>
+                <w:kern w:val="2"/>
+                <w:sz w:val="32"/>
+                <w:szCs w:val="32"/>
+                <w:lang w:eastAsia="ko-KR"/>
+                <w14:ligatures w14:val="standardContextual"/>
+              </w:rPr>
+              <w:tab/>
+            </w:r>
+            <w:r>
+              <w:rPr>
+                <w:rStyle w:val="Hyperlink"/>
+                <w:rFonts w:eastAsia="Arial"/>
+                <w:noProof/>
+                <w:sz w:val="24"/>
+                <w:szCs w:val="24"/>
+              </w:rPr>
+              <w:t xml:space="preserve">- </w:t>
+            </w:r>
+            <w:r>
+              <w:rPr>
+                <w:rStyle w:val="Hyperlink"/>
+                <w:noProof/>
+                <w:sz w:val="24"/>
+                <w:szCs w:val="24"/>
+              </w:rPr>
+              <w:t>Matriz geral de responsabilidade</w:t>
+            </w:r>
+            <w:r>
+              <w:rPr>
+                <w:noProof/>
+                <w:webHidden/>
+                <w:sz w:val="24"/>
+                <w:szCs w:val="24"/>
+              </w:rPr>
+              <w:tab/>
+            </w:r>
+            <w:r>
+              <w:rPr>
+                <w:noProof/>
+                <w:webHidden/>
+                <w:sz w:val="24"/>
+                <w:szCs w:val="24"/>
+              </w:rPr>
+              <w:fldChar w:fldCharType="begin"/>
+            </w:r>
+            <w:r>
+              <w:rPr>
+                <w:noProof/>
+                <w:webHidden/>
+                <w:sz w:val="24"/>
+                <w:szCs w:val="24"/>
+              </w:rPr>
+              <w:instrText xml:space="preserve"> PAGEREF _Toc241762338 \h </w:instrText>
+            </w:r>
+            <w:r>
+              <w:rPr>
+                <w:noProof/>
+                <w:webHidden/>
+                <w:sz w:val="24"/>
+                <w:szCs w:val="24"/>
+              </w:rPr>
+            </w:r>
+            <w:r>
+              <w:rPr>
+                <w:noProof/>
+                <w:webHidden/>
+                <w:sz w:val="24"/>
+                <w:szCs w:val="24"/>
+              </w:rPr>
+              <w:fldChar w:fldCharType="separate"/>
+            </w:r>
+            <w:r>
+              <w:rPr>
+                <w:noProof/>
+                <w:webHidden/>
+                <w:sz w:val="24"/>
+                <w:szCs w:val="24"/>
+              </w:rPr>
+              <w:t>5</w:t>
+            </w:r>
+            <w:r>
+              <w:rPr>
+                <w:noProof/>
+                <w:webHidden/>
+                <w:sz w:val="24"/>
+                <w:szCs w:val="24"/>
+              </w:rPr>
+              <w:fldChar w:fldCharType="end"/>
+            </w:r>
+          </w:hyperlink>
+        </w:p>
+        <w:p>
+          <w:pPr>
+            <w:pStyle w:val="Sumrio1"/>
+            <w:tabs>
+              <w:tab w:val="left" w:pos="440"/>
+              <w:tab w:val="right" w:pos="10763"/>
+            </w:tabs>
+            <w:rPr>
+              <w:rFonts w:eastAsiaTheme="minorEastAsia" w:cstheme="minorBidi"/>
+              <w:b w:val="0"/>
+              <w:bCs w:val="0"/>
+              <w:noProof/>
+              <w:kern w:val="2"/>
+              <w:sz w:val="32"/>
+              <w:szCs w:val="32"/>
+              <w:lang w:eastAsia="ko-KR"/>
+              <w14:ligatures w14:val="standardContextual"/>
+            </w:rPr>
+          </w:pPr>
+          <w:hyperlink w:anchor="_Toc241762339" w:history="1">
+            <w:r>
+              <w:rPr>
+                <w:rStyle w:val="Hyperlink"/>
+                <w:noProof/>
+                <w:sz w:val="24"/>
+                <w:szCs w:val="24"/>
+              </w:rPr>
+              <w:t>4</w:t>
+            </w:r>
+            <w:r>
+              <w:rPr>
+                <w:rFonts w:eastAsiaTheme="minorEastAsia" w:cstheme="minorBidi"/>
+                <w:b w:val="0"/>
+                <w:bCs w:val="0"/>
+                <w:noProof/>
+                <w:kern w:val="2"/>
+                <w:sz w:val="32"/>
+                <w:szCs w:val="32"/>
+                <w:lang w:eastAsia="ko-KR"/>
+                <w14:ligatures w14:val="standardContextual"/>
+              </w:rPr>
+              <w:tab/>
+            </w:r>
+            <w:r>
+              <w:rPr>
+                <w:rStyle w:val="Hyperlink"/>
+                <w:rFonts w:eastAsia="Arial"/>
+                <w:noProof/>
+                <w:sz w:val="24"/>
+                <w:szCs w:val="24"/>
+              </w:rPr>
+              <w:t>- Previsão de atendimento:</w:t>
+            </w:r>
+            <w:r>
+              <w:rPr>
+                <w:noProof/>
+                <w:webHidden/>
+                <w:sz w:val="24"/>
+                <w:szCs w:val="24"/>
+              </w:rPr>
+              <w:tab/>
+            </w:r>
+            <w:r>
+              <w:rPr>
+                <w:noProof/>
+                <w:webHidden/>
+                <w:sz w:val="24"/>
+                <w:szCs w:val="24"/>
+              </w:rPr>
+              <w:fldChar w:fldCharType="begin"/>
+            </w:r>
+            <w:r>
+              <w:rPr>
+                <w:noProof/>
+                <w:webHidden/>
+                <w:sz w:val="24"/>
+                <w:szCs w:val="24"/>
+              </w:rPr>
+              <w:instrText xml:space="preserve"> PAGEREF _Toc241762339 \h </w:instrText>
+            </w:r>
+            <w:r>
+              <w:rPr>
+                <w:noProof/>
+                <w:webHidden/>
+                <w:sz w:val="24"/>
+                <w:szCs w:val="24"/>
+              </w:rPr>
+            </w:r>
+            <w:r>
+              <w:rPr>
+                <w:noProof/>
+                <w:webHidden/>
+                <w:sz w:val="24"/>
+                <w:szCs w:val="24"/>
+              </w:rPr>
+              <w:fldChar w:fldCharType="separate"/>
+            </w:r>
+            <w:r>
+              <w:rPr>
+                <w:noProof/>
+                <w:webHidden/>
+                <w:sz w:val="24"/>
+                <w:szCs w:val="24"/>
+              </w:rPr>
+              <w:t>5</w:t>
+            </w:r>
+            <w:r>
+              <w:rPr>
+                <w:noProof/>
+                <w:webHidden/>
+                <w:sz w:val="24"/>
+                <w:szCs w:val="24"/>
+              </w:rPr>
+              <w:fldChar w:fldCharType="end"/>
+            </w:r>
+          </w:hyperlink>
+        </w:p>
+        <w:p>
+          <w:pPr>
+            <w:pStyle w:val="Sumrio1"/>
+            <w:tabs>
+              <w:tab w:val="left" w:pos="440"/>
+              <w:tab w:val="right" w:pos="10763"/>
+            </w:tabs>
+            <w:rPr>
+              <w:rFonts w:eastAsiaTheme="minorEastAsia" w:cstheme="minorBidi"/>
+              <w:b w:val="0"/>
+              <w:bCs w:val="0"/>
+              <w:noProof/>
+              <w:kern w:val="2"/>
+              <w:sz w:val="32"/>
+              <w:szCs w:val="32"/>
+              <w:lang w:eastAsia="ko-KR"/>
+              <w14:ligatures w14:val="standardContextual"/>
+            </w:rPr>
+          </w:pPr>
+          <w:hyperlink w:anchor="_Toc241762340" w:history="1">
+            <w:r>
+              <w:rPr>
+                <w:rStyle w:val="Hyperlink"/>
+                <w:noProof/>
+                <w:sz w:val="24"/>
+                <w:szCs w:val="24"/>
+              </w:rPr>
+              <w:t>5</w:t>
+            </w:r>
+            <w:r>
+              <w:rPr>
+                <w:rFonts w:eastAsiaTheme="minorEastAsia" w:cstheme="minorBidi"/>
+                <w:b w:val="0"/>
+                <w:bCs w:val="0"/>
+                <w:noProof/>
+                <w:kern w:val="2"/>
+                <w:sz w:val="32"/>
+                <w:szCs w:val="32"/>
+                <w:lang w:eastAsia="ko-KR"/>
+                <w14:ligatures w14:val="standardContextual"/>
+              </w:rPr>
+              <w:tab/>
+            </w:r>
+            <w:r>
+              <w:rPr>
+                <w:rStyle w:val="Hyperlink"/>
+                <w:rFonts w:eastAsia="Arial"/>
+                <w:noProof/>
+                <w:sz w:val="24"/>
+                <w:szCs w:val="24"/>
+              </w:rPr>
+              <w:t>- Prazo para execução dos serviços:</w:t>
+            </w:r>
+            <w:r>
+              <w:rPr>
+                <w:noProof/>
+                <w:webHidden/>
+                <w:sz w:val="24"/>
+                <w:szCs w:val="24"/>
+              </w:rPr>
+              <w:tab/>
+            </w:r>
+            <w:r>
+              <w:rPr>
+                <w:noProof/>
+                <w:webHidden/>
+                <w:sz w:val="24"/>
+                <w:szCs w:val="24"/>
+              </w:rPr>
+              <w:fldChar w:fldCharType="begin"/>
+            </w:r>
+            <w:r>
+              <w:rPr>
+                <w:noProof/>
+                <w:webHidden/>
+                <w:sz w:val="24"/>
+                <w:szCs w:val="24"/>
+              </w:rPr>
+              <w:instrText xml:space="preserve"> PAGEREF _Toc241762340 \h </w:instrText>
+            </w:r>
+            <w:r>
+              <w:rPr>
+                <w:noProof/>
+                <w:webHidden/>
+                <w:sz w:val="24"/>
+                <w:szCs w:val="24"/>
+              </w:rPr>
+            </w:r>
+            <w:r>
+              <w:rPr>
+                <w:noProof/>
+                <w:webHidden/>
+                <w:sz w:val="24"/>
+                <w:szCs w:val="24"/>
+              </w:rPr>
+              <w:fldChar w:fldCharType="separate"/>
+            </w:r>
+            <w:r>
+              <w:rPr>
+                <w:noProof/>
+                <w:webHidden/>
+                <w:sz w:val="24"/>
+                <w:szCs w:val="24"/>
+              </w:rPr>
+              <w:t>5</w:t>
+            </w:r>
+            <w:r>
+              <w:rPr>
+                <w:noProof/>
+                <w:webHidden/>
+                <w:sz w:val="24"/>
+                <w:szCs w:val="24"/>
+              </w:rPr>
+              <w:fldChar w:fldCharType="end"/>
+            </w:r>
+          </w:hyperlink>
+        </w:p>
+        <w:p>
+          <w:pPr>
+            <w:pStyle w:val="Sumrio1"/>
+            <w:tabs>
+              <w:tab w:val="left" w:pos="440"/>
+              <w:tab w:val="right" w:pos="10763"/>
+            </w:tabs>
+            <w:rPr>
+              <w:rFonts w:eastAsiaTheme="minorEastAsia" w:cstheme="minorBidi"/>
+              <w:b w:val="0"/>
+              <w:bCs w:val="0"/>
+              <w:noProof/>
+              <w:kern w:val="2"/>
+              <w:sz w:val="32"/>
+              <w:szCs w:val="32"/>
+              <w:lang w:eastAsia="ko-KR"/>
+              <w14:ligatures w14:val="standardContextual"/>
+            </w:rPr>
+          </w:pPr>
+          <w:hyperlink w:anchor="_Toc241762341" w:history="1">
+            <w:r>
+              <w:rPr>
+                <w:rStyle w:val="Hyperlink"/>
+                <w:noProof/>
+                <w:sz w:val="24"/>
+                <w:szCs w:val="24"/>
+              </w:rPr>
+              <w:t>6</w:t>
+            </w:r>
+            <w:r>
+              <w:rPr>
+                <w:rFonts w:eastAsiaTheme="minorEastAsia" w:cstheme="minorBidi"/>
+                <w:b w:val="0"/>
+                <w:bCs w:val="0"/>
+                <w:noProof/>
+                <w:kern w:val="2"/>
+                <w:sz w:val="32"/>
+                <w:szCs w:val="32"/>
+                <w:lang w:eastAsia="ko-KR"/>
+                <w14:ligatures w14:val="standardContextual"/>
+              </w:rPr>
+              <w:tab/>
+            </w:r>
+            <w:r>
+              <w:rPr>
+                <w:rStyle w:val="Hyperlink"/>
+                <w:rFonts w:eastAsia="Arial"/>
+                <w:noProof/>
+                <w:sz w:val="24"/>
+                <w:szCs w:val="24"/>
+              </w:rPr>
+              <w:t>- Jornada de trabalho:</w:t>
+            </w:r>
+            <w:r>
+              <w:rPr>
+                <w:noProof/>
+                <w:webHidden/>
+                <w:sz w:val="24"/>
+                <w:szCs w:val="24"/>
+              </w:rPr>
+              <w:tab/>
+            </w:r>
+            <w:r>
+              <w:rPr>
+                <w:noProof/>
+                <w:webHidden/>
+                <w:sz w:val="24"/>
+                <w:szCs w:val="24"/>
+              </w:rPr>
+              <w:fldChar w:fldCharType="begin"/>
+            </w:r>
+            <w:r>
+              <w:rPr>
+                <w:noProof/>
+                <w:webHidden/>
+                <w:sz w:val="24"/>
+                <w:szCs w:val="24"/>
+              </w:rPr>
+              <w:instrText xml:space="preserve"> PAGEREF _Toc241762341 \h </w:instrText>
+            </w:r>
+            <w:r>
+              <w:rPr>
+                <w:noProof/>
+                <w:webHidden/>
+                <w:sz w:val="24"/>
+                <w:szCs w:val="24"/>
+              </w:rPr>
+            </w:r>
+            <w:r>
+              <w:rPr>
+                <w:noProof/>
+                <w:webHidden/>
+                <w:sz w:val="24"/>
+                <w:szCs w:val="24"/>
+              </w:rPr>
+              <w:fldChar w:fldCharType="separate"/>
+            </w:r>
+            <w:r>
+              <w:rPr>
+                <w:noProof/>
+                <w:webHidden/>
+                <w:sz w:val="24"/>
+                <w:szCs w:val="24"/>
+              </w:rPr>
+              <w:t>6</w:t>
+            </w:r>
+            <w:r>
+              <w:rPr>
+                <w:noProof/>
+                <w:webHidden/>
+                <w:sz w:val="24"/>
+                <w:szCs w:val="24"/>
+              </w:rPr>
+              <w:fldChar w:fldCharType="end"/>
+            </w:r>
+          </w:hyperlink>
+        </w:p>
+        <w:p>
+          <w:pPr>
+            <w:pStyle w:val="Sumrio1"/>
+            <w:tabs>
+              <w:tab w:val="left" w:pos="440"/>
+              <w:tab w:val="right" w:pos="10763"/>
+            </w:tabs>
+            <w:rPr>
+              <w:rFonts w:eastAsiaTheme="minorEastAsia" w:cstheme="minorBidi"/>
+              <w:b w:val="0"/>
+              <w:bCs w:val="0"/>
+              <w:noProof/>
+              <w:kern w:val="2"/>
+              <w:sz w:val="32"/>
+              <w:szCs w:val="32"/>
+              <w:lang w:eastAsia="ko-KR"/>
+              <w14:ligatures w14:val="standardContextual"/>
+            </w:rPr>
+          </w:pPr>
+          <w:hyperlink w:anchor="_Toc241762342" w:history="1">
+            <w:r>
+              <w:rPr>
+                <w:rStyle w:val="Hyperlink"/>
+                <w:noProof/>
+                <w:sz w:val="24"/>
+                <w:szCs w:val="24"/>
+              </w:rPr>
+              <w:t>7</w:t>
+            </w:r>
+            <w:r>
+              <w:rPr>
+                <w:rFonts w:eastAsiaTheme="minorEastAsia" w:cstheme="minorBidi"/>
+                <w:b w:val="0"/>
+                <w:bCs w:val="0"/>
+                <w:noProof/>
+                <w:kern w:val="2"/>
+                <w:sz w:val="32"/>
+                <w:szCs w:val="32"/>
+                <w:lang w:eastAsia="ko-KR"/>
+                <w14:ligatures w14:val="standardContextual"/>
+              </w:rPr>
+              <w:tab/>
+            </w:r>
+            <w:r>
+              <w:rPr>
+                <w:rStyle w:val="Hyperlink"/>
+                <w:rFonts w:eastAsia="Arial"/>
+                <w:noProof/>
+                <w:sz w:val="24"/>
+                <w:szCs w:val="24"/>
+              </w:rPr>
+              <w:t>- Descrição dos valores:</w:t>
+            </w:r>
+            <w:r>
+              <w:rPr>
+                <w:noProof/>
+                <w:webHidden/>
+                <w:sz w:val="24"/>
+                <w:szCs w:val="24"/>
+              </w:rPr>
+              <w:tab/>
+            </w:r>
+            <w:r>
+              <w:rPr>
+                <w:noProof/>
+                <w:webHidden/>
+                <w:sz w:val="24"/>
+                <w:szCs w:val="24"/>
+              </w:rPr>
+              <w:fldChar w:fldCharType="begin"/>
+            </w:r>
+            <w:r>
+              <w:rPr>
+                <w:noProof/>
+                <w:webHidden/>
+                <w:sz w:val="24"/>
+                <w:szCs w:val="24"/>
+              </w:rPr>
+              <w:instrText xml:space="preserve"> PAGEREF _Toc241762342 \h </w:instrText>
+            </w:r>
+            <w:r>
+              <w:rPr>
+                <w:noProof/>
+                <w:webHidden/>
+                <w:sz w:val="24"/>
+                <w:szCs w:val="24"/>
+              </w:rPr>
+            </w:r>
+            <w:r>
+              <w:rPr>
+                <w:noProof/>
+                <w:webHidden/>
+                <w:sz w:val="24"/>
+                <w:szCs w:val="24"/>
+              </w:rPr>
+              <w:fldChar w:fldCharType="separate"/>
+            </w:r>
+            <w:r>
+              <w:rPr>
+                <w:noProof/>
+                <w:webHidden/>
+                <w:sz w:val="24"/>
+                <w:szCs w:val="24"/>
+              </w:rPr>
+              <w:t>6</w:t>
+            </w:r>
+            <w:r>
+              <w:rPr>
+                <w:noProof/>
+                <w:webHidden/>
+                <w:sz w:val="24"/>
+                <w:szCs w:val="24"/>
+              </w:rPr>
+              <w:fldChar w:fldCharType="end"/>
+            </w:r>
+          </w:hyperlink>
+        </w:p>
+        <w:p>
+          <w:pPr>
+            <w:pStyle w:val="Sumrio1"/>
+            <w:tabs>
+              <w:tab w:val="left" w:pos="440"/>
+              <w:tab w:val="right" w:pos="10763"/>
+            </w:tabs>
+            <w:rPr>
+              <w:rFonts w:eastAsiaTheme="minorEastAsia" w:cstheme="minorBidi"/>
+              <w:b w:val="0"/>
+              <w:bCs w:val="0"/>
+              <w:noProof/>
+              <w:kern w:val="2"/>
+              <w:sz w:val="32"/>
+              <w:szCs w:val="32"/>
+              <w:lang w:eastAsia="ko-KR"/>
+              <w14:ligatures w14:val="standardContextual"/>
+            </w:rPr>
+          </w:pPr>
+          <w:hyperlink w:anchor="_Toc241762343" w:history="1">
+            <w:r>
+              <w:rPr>
+                <w:rStyle w:val="Hyperlink"/>
+                <w:noProof/>
+                <w:sz w:val="24"/>
+                <w:szCs w:val="24"/>
+              </w:rPr>
+              <w:t>8</w:t>
+            </w:r>
+            <w:r>
+              <w:rPr>
+                <w:rFonts w:eastAsiaTheme="minorEastAsia" w:cstheme="minorBidi"/>
+                <w:b w:val="0"/>
+                <w:bCs w:val="0"/>
+                <w:noProof/>
+                <w:kern w:val="2"/>
+                <w:sz w:val="32"/>
+                <w:szCs w:val="32"/>
+                <w:lang w:eastAsia="ko-KR"/>
+                <w14:ligatures w14:val="standardContextual"/>
+              </w:rPr>
+              <w:tab/>
+            </w:r>
+            <w:r>
+              <w:rPr>
+                <w:rStyle w:val="Hyperlink"/>
+                <w:rFonts w:eastAsia="Arial"/>
+                <w:noProof/>
+                <w:sz w:val="24"/>
+                <w:szCs w:val="24"/>
+              </w:rPr>
+              <w:t>- Condições de pagamento:</w:t>
+            </w:r>
+            <w:r>
+              <w:rPr>
+                <w:noProof/>
+                <w:webHidden/>
+                <w:sz w:val="24"/>
+                <w:szCs w:val="24"/>
+              </w:rPr>
+              <w:tab/>
+            </w:r>
+            <w:r>
+              <w:rPr>
+                <w:noProof/>
+                <w:webHidden/>
+                <w:sz w:val="24"/>
+                <w:szCs w:val="24"/>
+              </w:rPr>
+              <w:fldChar w:fldCharType="begin"/>
+            </w:r>
+            <w:r>
+              <w:rPr>
+                <w:noProof/>
+                <w:webHidden/>
+                <w:sz w:val="24"/>
+                <w:szCs w:val="24"/>
+              </w:rPr>
+              <w:instrText xml:space="preserve"> PAGEREF _Toc241762343 \h </w:instrText>
+            </w:r>
+            <w:r>
+              <w:rPr>
+                <w:noProof/>
+                <w:webHidden/>
+                <w:sz w:val="24"/>
+                <w:szCs w:val="24"/>
+              </w:rPr>
+            </w:r>
+            <w:r>
+              <w:rPr>
+                <w:noProof/>
+                <w:webHidden/>
+                <w:sz w:val="24"/>
+                <w:szCs w:val="24"/>
+              </w:rPr>
+              <w:fldChar w:fldCharType="separate"/>
+            </w:r>
+            <w:r>
+              <w:rPr>
+                <w:noProof/>
+                <w:webHidden/>
+                <w:sz w:val="24"/>
+                <w:szCs w:val="24"/>
+              </w:rPr>
+              <w:t>7</w:t>
+            </w:r>
+            <w:r>
+              <w:rPr>
+                <w:noProof/>
+                <w:webHidden/>
+                <w:sz w:val="24"/>
+                <w:szCs w:val="24"/>
+              </w:rPr>
+              <w:fldChar w:fldCharType="end"/>
+            </w:r>
+          </w:hyperlink>
+        </w:p>
+        <w:p>
+          <w:pPr>
+            <w:pStyle w:val="Sumrio1"/>
+            <w:tabs>
+              <w:tab w:val="left" w:pos="440"/>
+              <w:tab w:val="right" w:pos="10763"/>
+            </w:tabs>
+            <w:rPr>
+              <w:rFonts w:eastAsiaTheme="minorEastAsia" w:cstheme="minorBidi"/>
+              <w:b w:val="0"/>
+              <w:bCs w:val="0"/>
+              <w:noProof/>
+              <w:kern w:val="2"/>
+              <w:sz w:val="32"/>
+              <w:szCs w:val="32"/>
+              <w:lang w:eastAsia="ko-KR"/>
+              <w14:ligatures w14:val="standardContextual"/>
+            </w:rPr>
+          </w:pPr>
+          <w:hyperlink w:anchor="_Toc241762344" w:history="1">
+            <w:r>
+              <w:rPr>
+                <w:rStyle w:val="Hyperlink"/>
+                <w:noProof/>
+                <w:sz w:val="24"/>
+                <w:szCs w:val="24"/>
+              </w:rPr>
+              <w:t>9</w:t>
+            </w:r>
+            <w:r>
+              <w:rPr>
+                <w:rFonts w:eastAsiaTheme="minorEastAsia" w:cstheme="minorBidi"/>
+                <w:b w:val="0"/>
+                <w:bCs w:val="0"/>
+                <w:noProof/>
+                <w:kern w:val="2"/>
+                <w:sz w:val="32"/>
+                <w:szCs w:val="32"/>
+                <w:lang w:eastAsia="ko-KR"/>
+                <w14:ligatures w14:val="standardContextual"/>
+              </w:rPr>
+              <w:tab/>
+            </w:r>
+            <w:r>
+              <w:rPr>
+                <w:rStyle w:val="Hyperlink"/>
+                <w:rFonts w:eastAsia="Arial"/>
+                <w:noProof/>
+                <w:sz w:val="24"/>
+                <w:szCs w:val="24"/>
+              </w:rPr>
+              <w:t>- Observações:</w:t>
+            </w:r>
+            <w:r>
+              <w:rPr>
+                <w:noProof/>
+                <w:webHidden/>
+                <w:sz w:val="24"/>
+                <w:szCs w:val="24"/>
+              </w:rPr>
+              <w:tab/>
+            </w:r>
+            <w:r>
+              <w:rPr>
+                <w:noProof/>
+                <w:webHidden/>
+                <w:sz w:val="24"/>
+                <w:szCs w:val="24"/>
+              </w:rPr>
+              <w:fldChar w:fldCharType="begin"/>
+            </w:r>
+            <w:r>
+              <w:rPr>
+                <w:noProof/>
+                <w:webHidden/>
+                <w:sz w:val="24"/>
+                <w:szCs w:val="24"/>
+              </w:rPr>
+              <w:instrText xml:space="preserve"> PAGEREF _Toc241762344 \h </w:instrText>
+            </w:r>
+            <w:r>
+              <w:rPr>
+                <w:noProof/>
+                <w:webHidden/>
+                <w:sz w:val="24"/>
+                <w:szCs w:val="24"/>
+              </w:rPr>
+            </w:r>
+            <w:r>
+              <w:rPr>
+                <w:noProof/>
+                <w:webHidden/>
+                <w:sz w:val="24"/>
+                <w:szCs w:val="24"/>
+              </w:rPr>
+              <w:fldChar w:fldCharType="separate"/>
+            </w:r>
+            <w:r>
+              <w:rPr>
+                <w:noProof/>
+                <w:webHidden/>
+                <w:sz w:val="24"/>
+                <w:szCs w:val="24"/>
+              </w:rPr>
+              <w:t>8</w:t>
+            </w:r>
+            <w:r>
+              <w:rPr>
+                <w:noProof/>
+                <w:webHidden/>
+                <w:sz w:val="24"/>
+                <w:szCs w:val="24"/>
+              </w:rPr>
+              <w:fldChar w:fldCharType="end"/>
+            </w:r>
+          </w:hyperlink>
+        </w:p>
+        <w:p>
+          <w:pPr>
+            <w:pStyle w:val="Sumrio1"/>
+            <w:tabs>
+              <w:tab w:val="left" w:pos="660"/>
+              <w:tab w:val="right" w:pos="10763"/>
+            </w:tabs>
+            <w:rPr>
+              <w:rFonts w:eastAsiaTheme="minorEastAsia" w:cstheme="minorBidi"/>
+              <w:b w:val="0"/>
+              <w:bCs w:val="0"/>
+              <w:noProof/>
+              <w:kern w:val="2"/>
+              <w:sz w:val="32"/>
+              <w:szCs w:val="32"/>
+              <w:lang w:eastAsia="ko-KR"/>
+              <w14:ligatures w14:val="standardContextual"/>
+            </w:rPr>
+          </w:pPr>
+          <w:hyperlink w:anchor="_Toc241762345" w:history="1">
+            <w:r>
+              <w:rPr>
+                <w:rStyle w:val="Hyperlink"/>
+                <w:rFonts w:eastAsia="Arial"/>
+                <w:noProof/>
+                <w:sz w:val="24"/>
+                <w:szCs w:val="24"/>
+              </w:rPr>
+              <w:t>10</w:t>
+            </w:r>
+            <w:r>
+              <w:rPr>
+                <w:rFonts w:eastAsiaTheme="minorEastAsia" w:cstheme="minorBidi"/>
+                <w:b w:val="0"/>
+                <w:bCs w:val="0"/>
+                <w:noProof/>
+                <w:kern w:val="2"/>
+                <w:sz w:val="32"/>
+                <w:szCs w:val="32"/>
+                <w:lang w:eastAsia="ko-KR"/>
+                <w14:ligatures w14:val="standardContextual"/>
+              </w:rPr>
+              <w:tab/>
+            </w:r>
+            <w:r>
+              <w:rPr>
+                <w:rStyle w:val="Hyperlink"/>
+                <w:rFonts w:eastAsia="Arial"/>
+                <w:noProof/>
+                <w:sz w:val="24"/>
+                <w:szCs w:val="24"/>
+              </w:rPr>
+              <w:t>- Impostos:</w:t>
+            </w:r>
+            <w:r>
+              <w:rPr>
+                <w:noProof/>
+                <w:webHidden/>
+                <w:sz w:val="24"/>
+                <w:szCs w:val="24"/>
+              </w:rPr>
+              <w:tab/>
+            </w:r>
+            <w:r>
+              <w:rPr>
+                <w:noProof/>
+                <w:webHidden/>
+                <w:sz w:val="24"/>
+                <w:szCs w:val="24"/>
+              </w:rPr>
+              <w:fldChar w:fldCharType="begin"/>
+            </w:r>
+            <w:r>
+              <w:rPr>
+                <w:noProof/>
+                <w:webHidden/>
+                <w:sz w:val="24"/>
+                <w:szCs w:val="24"/>
+              </w:rPr>
+              <w:instrText xml:space="preserve"> PAGEREF _Toc241762345 \h </w:instrText>
+            </w:r>
+            <w:r>
+              <w:rPr>
+                <w:noProof/>
+                <w:webHidden/>
+                <w:sz w:val="24"/>
+                <w:szCs w:val="24"/>
+              </w:rPr>
+            </w:r>
+            <w:r>
+              <w:rPr>
+                <w:noProof/>
+                <w:webHidden/>
+                <w:sz w:val="24"/>
+                <w:szCs w:val="24"/>
+              </w:rPr>
+              <w:fldChar w:fldCharType="separate"/>
+            </w:r>
+            <w:r>
+              <w:rPr>
+                <w:noProof/>
+                <w:webHidden/>
+                <w:sz w:val="24"/>
+                <w:szCs w:val="24"/>
+              </w:rPr>
+              <w:t>10</w:t>
+            </w:r>
+            <w:r>
+              <w:rPr>
+                <w:noProof/>
+                <w:webHidden/>
+                <w:sz w:val="24"/>
+                <w:szCs w:val="24"/>
+              </w:rPr>
+              <w:fldChar w:fldCharType="end"/>
+            </w:r>
+          </w:hyperlink>
+        </w:p>
+        <w:p>
+          <w:pPr>
+            <w:pStyle w:val="Sumrio1"/>
+            <w:tabs>
+              <w:tab w:val="left" w:pos="660"/>
+              <w:tab w:val="right" w:pos="10763"/>
+            </w:tabs>
+            <w:rPr>
+              <w:rFonts w:eastAsiaTheme="minorEastAsia" w:cstheme="minorBidi"/>
+              <w:b w:val="0"/>
+              <w:bCs w:val="0"/>
+              <w:noProof/>
+              <w:kern w:val="2"/>
+              <w:sz w:val="32"/>
+              <w:szCs w:val="32"/>
+              <w:lang w:eastAsia="ko-KR"/>
+              <w14:ligatures w14:val="standardContextual"/>
+            </w:rPr>
+          </w:pPr>
+          <w:hyperlink w:anchor="_Toc241762346" w:history="1">
+            <w:r>
+              <w:rPr>
+                <w:rStyle w:val="Hyperlink"/>
+                <w:noProof/>
+                <w:sz w:val="24"/>
+                <w:szCs w:val="24"/>
+              </w:rPr>
+              <w:t>11</w:t>
+            </w:r>
+            <w:r>
+              <w:rPr>
+                <w:rFonts w:eastAsiaTheme="minorEastAsia" w:cstheme="minorBidi"/>
+                <w:b w:val="0"/>
+                <w:bCs w:val="0"/>
+                <w:noProof/>
+                <w:kern w:val="2"/>
+                <w:sz w:val="32"/>
+                <w:szCs w:val="32"/>
+                <w:lang w:eastAsia="ko-KR"/>
+                <w14:ligatures w14:val="standardContextual"/>
+              </w:rPr>
+              <w:tab/>
+            </w:r>
+            <w:r>
+              <w:rPr>
+                <w:rStyle w:val="Hyperlink"/>
+                <w:rFonts w:eastAsia="Arial"/>
+                <w:noProof/>
+                <w:sz w:val="24"/>
+                <w:szCs w:val="24"/>
+              </w:rPr>
+              <w:t>- Validade da proposta:</w:t>
+            </w:r>
+            <w:r>
+              <w:rPr>
+                <w:noProof/>
+                <w:webHidden/>
+                <w:sz w:val="24"/>
+                <w:szCs w:val="24"/>
+              </w:rPr>
+              <w:tab/>
+            </w:r>
+            <w:r>
+              <w:rPr>
+                <w:noProof/>
+                <w:webHidden/>
+                <w:sz w:val="24"/>
+                <w:szCs w:val="24"/>
+              </w:rPr>
+              <w:fldChar w:fldCharType="begin"/>
+            </w:r>
+            <w:r>
+              <w:rPr>
+                <w:noProof/>
+                <w:webHidden/>
+                <w:sz w:val="24"/>
+                <w:szCs w:val="24"/>
+              </w:rPr>
+              <w:instrText xml:space="preserve"> PAGEREF _Toc241762346 \h </w:instrText>
+            </w:r>
+            <w:r>
+              <w:rPr>
+                <w:noProof/>
+                <w:webHidden/>
+                <w:sz w:val="24"/>
+                <w:szCs w:val="24"/>
+              </w:rPr>
+            </w:r>
+            <w:r>
+              <w:rPr>
+                <w:noProof/>
+                <w:webHidden/>
+                <w:sz w:val="24"/>
+                <w:szCs w:val="24"/>
+              </w:rPr>
+              <w:fldChar w:fldCharType="separate"/>
+            </w:r>
+            <w:r>
+              <w:rPr>
+                <w:noProof/>
+                <w:webHidden/>
+                <w:sz w:val="24"/>
+                <w:szCs w:val="24"/>
+              </w:rPr>
+              <w:t>10</w:t>
+            </w:r>
+            <w:r>
+              <w:rPr>
+                <w:noProof/>
+                <w:webHidden/>
+                <w:sz w:val="24"/>
+                <w:szCs w:val="24"/>
+              </w:rPr>
+              <w:fldChar w:fldCharType="end"/>
+            </w:r>
+          </w:hyperlink>
+        </w:p>
+        <w:p>
+          <w:pPr>
+            <w:pStyle w:val="Sumrio1"/>
+            <w:tabs>
+              <w:tab w:val="left" w:pos="660"/>
+              <w:tab w:val="right" w:pos="10763"/>
+            </w:tabs>
+            <w:rPr>
+              <w:rFonts w:eastAsiaTheme="minorEastAsia" w:cstheme="minorBidi"/>
+              <w:b w:val="0"/>
+              <w:bCs w:val="0"/>
+              <w:noProof/>
+              <w:kern w:val="2"/>
+              <w:sz w:val="32"/>
+              <w:szCs w:val="32"/>
+              <w:lang w:eastAsia="ko-KR"/>
+              <w14:ligatures w14:val="standardContextual"/>
+            </w:rPr>
+          </w:pPr>
+          <w:hyperlink w:anchor="_Toc241762347" w:history="1">
+            <w:r>
+              <w:rPr>
+                <w:rStyle w:val="Hyperlink"/>
+                <w:rFonts w:eastAsia="Arial"/>
+                <w:noProof/>
+                <w:sz w:val="24"/>
+                <w:szCs w:val="24"/>
+              </w:rPr>
+              <w:t>12</w:t>
+            </w:r>
+            <w:r>
+              <w:rPr>
+                <w:rFonts w:eastAsiaTheme="minorEastAsia" w:cstheme="minorBidi"/>
+                <w:b w:val="0"/>
+                <w:bCs w:val="0"/>
+                <w:noProof/>
+                <w:kern w:val="2"/>
+                <w:sz w:val="32"/>
+                <w:szCs w:val="32"/>
+                <w:lang w:eastAsia="ko-KR"/>
+                <w14:ligatures w14:val="standardContextual"/>
+              </w:rPr>
+              <w:tab/>
+            </w:r>
+            <w:r>
+              <w:rPr>
+                <w:rStyle w:val="Hyperlink"/>
+                <w:rFonts w:eastAsia="Arial"/>
+                <w:noProof/>
+                <w:sz w:val="24"/>
+                <w:szCs w:val="24"/>
+              </w:rPr>
+              <w:t>- Proteção à propriedade intelectual e know-how:</w:t>
+            </w:r>
+            <w:r>
+              <w:rPr>
+                <w:noProof/>
+                <w:webHidden/>
+                <w:sz w:val="24"/>
+                <w:szCs w:val="24"/>
+              </w:rPr>
+              <w:tab/>
+            </w:r>
+            <w:r>
+              <w:rPr>
+                <w:noProof/>
+                <w:webHidden/>
+                <w:sz w:val="24"/>
+                <w:szCs w:val="24"/>
+              </w:rPr>
+              <w:fldChar w:fldCharType="begin"/>
+            </w:r>
+            <w:r>
+              <w:rPr>
+                <w:noProof/>
+                <w:webHidden/>
+                <w:sz w:val="24"/>
+                <w:szCs w:val="24"/>
+              </w:rPr>
+              <w:instrText xml:space="preserve"> PAGEREF _Toc241762347 \h </w:instrText>
+            </w:r>
+            <w:r>
+              <w:rPr>
+                <w:noProof/>
+                <w:webHidden/>
+                <w:sz w:val="24"/>
+                <w:szCs w:val="24"/>
+              </w:rPr>
+            </w:r>
+            <w:r>
+              <w:rPr>
+                <w:noProof/>
+                <w:webHidden/>
+                <w:sz w:val="24"/>
+                <w:szCs w:val="24"/>
+              </w:rPr>
+              <w:fldChar w:fldCharType="separate"/>
+            </w:r>
+            <w:r>
+              <w:rPr>
+                <w:noProof/>
+                <w:webHidden/>
+                <w:sz w:val="24"/>
+                <w:szCs w:val="24"/>
+              </w:rPr>
+              <w:t>10</w:t>
+            </w:r>
+            <w:r>
+              <w:rPr>
+                <w:noProof/>
+                <w:webHidden/>
+                <w:sz w:val="24"/>
+                <w:szCs w:val="24"/>
+              </w:rPr>
+              <w:fldChar w:fldCharType="end"/>
+            </w:r>
+          </w:hyperlink>
+        </w:p>
+        <w:p>
+          <w:pPr>
+            <w:pStyle w:val="Sumrio1"/>
+            <w:tabs>
+              <w:tab w:val="left" w:pos="660"/>
+              <w:tab w:val="right" w:pos="10763"/>
+            </w:tabs>
+            <w:rPr>
+              <w:rFonts w:eastAsiaTheme="minorEastAsia" w:cstheme="minorBidi"/>
+              <w:b w:val="0"/>
+              <w:bCs w:val="0"/>
+              <w:noProof/>
+              <w:kern w:val="2"/>
+              <w:sz w:val="32"/>
+              <w:szCs w:val="32"/>
+              <w:lang w:eastAsia="ko-KR"/>
+              <w14:ligatures w14:val="standardContextual"/>
+            </w:rPr>
+          </w:pPr>
+          <w:hyperlink w:anchor="_Toc241762348" w:history="1">
+            <w:r>
+              <w:rPr>
+                <w:rStyle w:val="Hyperlink"/>
+                <w:noProof/>
+                <w:sz w:val="24"/>
+                <w:szCs w:val="24"/>
+              </w:rPr>
+              <w:t>13</w:t>
+            </w:r>
+            <w:r>
+              <w:rPr>
+                <w:rFonts w:eastAsiaTheme="minorEastAsia" w:cstheme="minorBidi"/>
+                <w:b w:val="0"/>
+                <w:bCs w:val="0"/>
+                <w:noProof/>
+                <w:kern w:val="2"/>
+                <w:sz w:val="32"/>
+                <w:szCs w:val="32"/>
+                <w:lang w:eastAsia="ko-KR"/>
+                <w14:ligatures w14:val="standardContextual"/>
+              </w:rPr>
+              <w:tab/>
+            </w:r>
+            <w:r>
+              <w:rPr>
+                <w:rStyle w:val="Hyperlink"/>
+                <w:rFonts w:eastAsia="Arial"/>
+                <w:noProof/>
+                <w:sz w:val="24"/>
+                <w:szCs w:val="24"/>
+              </w:rPr>
+              <w:t>- Aceite e assinatura da proposta:</w:t>
+            </w:r>
+            <w:r>
+              <w:rPr>
+                <w:noProof/>
+                <w:webHidden/>
+                <w:sz w:val="24"/>
+                <w:szCs w:val="24"/>
+              </w:rPr>
+              <w:tab/>
+            </w:r>
+            <w:r>
+              <w:rPr>
+                <w:noProof/>
+                <w:webHidden/>
+                <w:sz w:val="24"/>
+                <w:szCs w:val="24"/>
+              </w:rPr>
+              <w:fldChar w:fldCharType="begin"/>
+            </w:r>
+            <w:r>
+              <w:rPr>
+                <w:noProof/>
+                <w:webHidden/>
+                <w:sz w:val="24"/>
+                <w:szCs w:val="24"/>
+              </w:rPr>
+              <w:instrText xml:space="preserve"> PAGEREF _Toc241762348 \h </w:instrText>
+            </w:r>
+            <w:r>
+              <w:rPr>
+                <w:noProof/>
+                <w:webHidden/>
+                <w:sz w:val="24"/>
+                <w:szCs w:val="24"/>
+              </w:rPr>
+            </w:r>
+            <w:r>
+              <w:rPr>
+                <w:noProof/>
+                <w:webHidden/>
+                <w:sz w:val="24"/>
+                <w:szCs w:val="24"/>
+              </w:rPr>
+              <w:fldChar w:fldCharType="separate"/>
+            </w:r>
+            <w:r>
+              <w:rPr>
+                <w:noProof/>
+                <w:webHidden/>
+                <w:sz w:val="24"/>
+                <w:szCs w:val="24"/>
+              </w:rPr>
+              <w:t>11</w:t>
+            </w:r>
+            <w:r>
+              <w:rPr>
+                <w:noProof/>
+                <w:webHidden/>
+                <w:sz w:val="24"/>
+                <w:szCs w:val="24"/>
+              </w:rPr>
+              <w:fldChar w:fldCharType="end"/>
+            </w:r>
+          </w:hyperlink>
+        </w:p>
+        <w:p>
+          <w:pPr>
+            <w:pStyle w:val="Sumrio1"/>
+            <w:tabs>
+              <w:tab w:val="left" w:pos="440"/>
+              <w:tab w:val="right" w:pos="10763"/>
+            </w:tabs>
+          </w:pPr>
+          <w:r>
+            <w:rPr>
+              <w:sz w:val="24"/>
+              <w:szCs w:val="24"/>
+            </w:rPr>
+            <w:fldChar w:fldCharType="end"/>
+          </w:r>
+        </w:p>
+      </w:sdtContent>
+    </w:sdt>
     <w:p>
       <w:pPr>
         <w:spacing w:after="0" w:line="240" w:lineRule="auto"/>
         <w:jc w:val="both"/>
         <w:rPr>
-          <w:rFonts w:ascii="Arial" w:eastAsia="Arial" w:hAnsi="Arial"/>
-          <w:b/>
-          <w:bCs/>
-          <w:sz w:val="20"/>
-          <w:szCs w:val="20"/>
-        </w:rPr>
-      </w:pPr>
-    </w:p>
-    <w:p>
-      <w:pPr>
-        <w:spacing w:after="0" w:line="24" w:lineRule="auto"/>
-        <w:jc w:val="both"/>
-        <w:rPr>
-          <w:b/>
-          <w:bCs/>
-        </w:rPr>
-      </w:pPr>
-    </w:p>
-    <w:p>
-      <w:pPr>
-        <w:pStyle w:val="PargrafodaLista"/>
-        <w:numPr>
-          <w:ilvl w:val="0"/>
-          <w:numId w:val="8"/>
-        </w:numPr>
+          <w:rFonts w:ascii="Arial" w:hAnsi="Arial" w:cs="Arial"/>
+          <w:b/>
+          <w:sz w:val="24"/>
+          <w:szCs w:val="24"/>
+        </w:rPr>
+      </w:pPr>
+    </w:p>
+    <w:p>
+      <w:pPr>
         <w:spacing w:after="0" w:line="240" w:lineRule="auto"/>
         <w:jc w:val="both"/>
         <w:rPr>
           <w:rFonts w:ascii="Arial" w:hAnsi="Arial" w:cs="Arial"/>
           <w:b/>
-          <w:bCs/>
-          <w:sz w:val="20"/>
-          <w:szCs w:val="20"/>
-        </w:rPr>
-      </w:pPr>
-      <w:r>
-        <w:rPr>
-          <w:rFonts w:ascii="Arial" w:hAnsi="Arial" w:cs="Arial"/>
-          <w:b/>
-          <w:bCs/>
-          <w:sz w:val="20"/>
-          <w:szCs w:val="20"/>
-        </w:rPr>
-        <w:t>Descrição dos serviços que serão executados</w:t>
-      </w:r>
-    </w:p>
-    <w:p>
-      <w:pPr>
-        <w:pStyle w:val="PargrafodaLista"/>
+          <w:sz w:val="24"/>
+          <w:szCs w:val="24"/>
+        </w:rPr>
+      </w:pPr>
+    </w:p>
+    <w:p>
+      <w:pPr>
         <w:spacing w:after="0" w:line="240" w:lineRule="auto"/>
         <w:jc w:val="both"/>
         <w:rPr>
           <w:rFonts w:ascii="Arial" w:hAnsi="Arial" w:cs="Arial"/>
           <w:b/>
-          <w:bCs/>
-          <w:sz w:val="20"/>
-          <w:szCs w:val="20"/>
-        </w:rPr>
-      </w:pPr>
-    </w:p>
-    <w:p>
-      <w:pPr>
-        <w:pStyle w:val="PargrafodaLista"/>
-        <w:numPr>
-          <w:ilvl w:val="0"/>
-          <w:numId w:val="8"/>
-        </w:numPr>
+          <w:sz w:val="24"/>
+          <w:szCs w:val="24"/>
+        </w:rPr>
+      </w:pPr>
+    </w:p>
+    <w:p>
+      <w:pPr>
+        <w:pStyle w:val="Ttulo1"/>
+        <w:pageBreakBefore/>
+        <w:rPr>
+          <w:b w:val="0"/>
+        </w:rPr>
+      </w:pPr>
+      <w:bookmarkStart w:id="1" w:name="_Toc241759573"/>
+      <w:bookmarkStart w:id="2" w:name="_Hlk219203928"/>
+      <w:bookmarkStart w:id="3" w:name="_Toc241762336"/>
+      <w:r>
+        <w:lastRenderedPageBreak/>
+        <w:t>Filtrovali é a escolha certa para a sua obra</w:t>
+      </w:r>
+      <w:bookmarkEnd w:id="1"/>
+      <w:bookmarkEnd w:id="3"/>
+    </w:p>
+    <w:p>
+      <w:pPr>
         <w:spacing w:after="0" w:line="240" w:lineRule="auto"/>
-        <w:jc w:val="both"/>
-        <w:rPr>
-          <w:b/>
-          <w:bCs/>
-        </w:rPr>
-      </w:pPr>
-      <w:r>
         <w:rPr>
           <w:rFonts w:ascii="Arial" w:hAnsi="Arial" w:cs="Arial"/>
           <w:b/>
           <w:bCs/>
-          <w:color w:val="000000"/>
-          <w:sz w:val="20"/>
-          <w:szCs w:val="20"/>
-        </w:rPr>
-        <w:t>Matriz geral de responsabilidade</w:t>
-      </w:r>
-    </w:p>
-    <w:p>
-      <w:pPr>
-        <w:spacing w:after="0" w:line="240" w:lineRule="auto"/>
-        <w:jc w:val="both"/>
-        <w:rPr>
-          <w:rFonts w:ascii="Arial" w:hAnsi="Arial" w:cs="Arial"/>
-          <w:b/>
-          <w:bCs/>
-          <w:sz w:val="20"/>
-          <w:szCs w:val="20"/>
-        </w:rPr>
-      </w:pPr>
-    </w:p>
-    <w:p>
-      <w:pPr>
-        <w:pStyle w:val="PargrafodaLista"/>
-        <w:numPr>
-          <w:ilvl w:val="0"/>
-          <w:numId w:val="8"/>
-        </w:numPr>
-        <w:spacing w:after="0" w:line="240" w:lineRule="auto"/>
-        <w:jc w:val="both"/>
-        <w:rPr>
-          <w:rFonts w:ascii="Arial" w:hAnsi="Arial" w:cs="Arial"/>
-          <w:b/>
-          <w:bCs/>
-          <w:sz w:val="20"/>
-          <w:szCs w:val="20"/>
-        </w:rPr>
-      </w:pPr>
-      <w:r>
-        <w:rPr>
-          <w:rFonts w:ascii="Arial" w:hAnsi="Arial" w:cs="Arial"/>
-          <w:b/>
-          <w:bCs/>
-          <w:sz w:val="20"/>
-          <w:szCs w:val="20"/>
-        </w:rPr>
-        <w:t>Previsão de atendimento</w:t>
-      </w:r>
-    </w:p>
-    <w:p>
-      <w:pPr>
-        <w:spacing w:after="0" w:line="240" w:lineRule="auto"/>
-        <w:jc w:val="both"/>
-        <w:rPr>
-          <w:rFonts w:ascii="Arial" w:hAnsi="Arial" w:cs="Arial"/>
-          <w:b/>
-          <w:bCs/>
-          <w:sz w:val="20"/>
-          <w:szCs w:val="20"/>
-        </w:rPr>
-      </w:pPr>
-    </w:p>
-    <w:p>
-      <w:pPr>
-        <w:pStyle w:val="PargrafodaLista"/>
-        <w:numPr>
-          <w:ilvl w:val="0"/>
-          <w:numId w:val="8"/>
-        </w:numPr>
-        <w:spacing w:after="0" w:line="240" w:lineRule="auto"/>
-        <w:jc w:val="both"/>
-        <w:rPr>
-          <w:rFonts w:ascii="Arial" w:hAnsi="Arial" w:cs="Arial"/>
-          <w:b/>
-          <w:bCs/>
-          <w:sz w:val="20"/>
-          <w:szCs w:val="20"/>
-        </w:rPr>
-      </w:pPr>
-      <w:r>
-        <w:rPr>
-          <w:rFonts w:ascii="Arial" w:hAnsi="Arial" w:cs="Arial"/>
-          <w:b/>
-          <w:bCs/>
-          <w:sz w:val="20"/>
-          <w:szCs w:val="20"/>
-        </w:rPr>
-        <w:t>Prazo para execução dos serviços</w:t>
-      </w:r>
-    </w:p>
-    <w:p>
-      <w:pPr>
-        <w:spacing w:after="0" w:line="240" w:lineRule="auto"/>
-        <w:jc w:val="both"/>
-        <w:rPr>
-          <w:rFonts w:ascii="Arial" w:hAnsi="Arial" w:cs="Arial"/>
-          <w:b/>
-          <w:bCs/>
-          <w:sz w:val="20"/>
-          <w:szCs w:val="20"/>
-        </w:rPr>
-      </w:pPr>
-    </w:p>
-    <w:p>
-      <w:pPr>
-        <w:pStyle w:val="PargrafodaLista"/>
-        <w:numPr>
-          <w:ilvl w:val="0"/>
-          <w:numId w:val="8"/>
-        </w:numPr>
-        <w:spacing w:after="0" w:line="240" w:lineRule="auto"/>
-        <w:jc w:val="both"/>
-        <w:rPr>
-          <w:rFonts w:ascii="Arial" w:hAnsi="Arial" w:cs="Arial"/>
-          <w:b/>
-          <w:bCs/>
-          <w:sz w:val="20"/>
-          <w:szCs w:val="20"/>
-        </w:rPr>
-      </w:pPr>
-      <w:r>
-        <w:rPr>
-          <w:rFonts w:ascii="Arial" w:hAnsi="Arial" w:cs="Arial"/>
-          <w:b/>
-          <w:bCs/>
-          <w:sz w:val="20"/>
-          <w:szCs w:val="20"/>
-        </w:rPr>
-        <w:t>Jornada de trabalho</w:t>
-      </w:r>
-    </w:p>
-    <w:p>
-      <w:pPr>
-        <w:spacing w:after="0" w:line="240" w:lineRule="auto"/>
-        <w:jc w:val="both"/>
-        <w:rPr>
-          <w:rFonts w:ascii="Arial" w:hAnsi="Arial" w:cs="Arial"/>
-          <w:b/>
-          <w:bCs/>
-          <w:sz w:val="20"/>
-          <w:szCs w:val="20"/>
-        </w:rPr>
-      </w:pPr>
-    </w:p>
-    <w:p>
-      <w:pPr>
-        <w:pStyle w:val="PargrafodaLista"/>
-        <w:numPr>
-          <w:ilvl w:val="0"/>
-          <w:numId w:val="8"/>
-        </w:numPr>
-        <w:spacing w:after="0" w:line="240" w:lineRule="auto"/>
-        <w:jc w:val="both"/>
-        <w:rPr>
-          <w:rFonts w:ascii="Arial" w:hAnsi="Arial" w:cs="Arial"/>
-          <w:b/>
-          <w:bCs/>
-          <w:sz w:val="20"/>
-          <w:szCs w:val="20"/>
-        </w:rPr>
-      </w:pPr>
-      <w:r>
-        <w:rPr>
-          <w:rFonts w:ascii="Arial" w:hAnsi="Arial" w:cs="Arial"/>
-          <w:b/>
-          <w:bCs/>
-          <w:sz w:val="20"/>
-          <w:szCs w:val="20"/>
-        </w:rPr>
-        <w:t>Descrição de valores</w:t>
-      </w:r>
-    </w:p>
-    <w:p>
-      <w:pPr>
-        <w:spacing w:after="0" w:line="240" w:lineRule="auto"/>
-        <w:jc w:val="both"/>
-        <w:rPr>
-          <w:rFonts w:ascii="Arial" w:hAnsi="Arial" w:cs="Arial"/>
-          <w:b/>
-          <w:bCs/>
-          <w:sz w:val="20"/>
-          <w:szCs w:val="20"/>
-        </w:rPr>
-      </w:pPr>
-      <w:r>
-        <w:rPr>
-          <w:rFonts w:ascii="Arial" w:hAnsi="Arial" w:cs="Arial"/>
-          <w:b/>
-          <w:bCs/>
-          <w:sz w:val="20"/>
-          <w:szCs w:val="20"/>
-        </w:rPr>
-        <w:tab/>
-      </w:r>
-      <w:r>
-        <w:rPr>
-          <w:rFonts w:ascii="Arial" w:hAnsi="Arial" w:cs="Arial"/>
-          <w:b/>
-          <w:bCs/>
-          <w:sz w:val="20"/>
-          <w:szCs w:val="20"/>
-        </w:rPr>
-        <w:tab/>
-      </w:r>
-    </w:p>
-    <w:p>
-      <w:pPr>
-        <w:pStyle w:val="PargrafodaLista"/>
-        <w:numPr>
-          <w:ilvl w:val="0"/>
-          <w:numId w:val="8"/>
-        </w:numPr>
-        <w:spacing w:after="0" w:line="240" w:lineRule="auto"/>
-        <w:jc w:val="both"/>
-        <w:rPr>
-          <w:rFonts w:ascii="Arial" w:hAnsi="Arial" w:cs="Arial"/>
-          <w:b/>
-          <w:bCs/>
-          <w:sz w:val="20"/>
-          <w:szCs w:val="20"/>
-        </w:rPr>
-      </w:pPr>
-      <w:r>
-        <w:rPr>
-          <w:rFonts w:ascii="Arial" w:hAnsi="Arial" w:cs="Arial"/>
-          <w:b/>
-          <w:bCs/>
-          <w:sz w:val="20"/>
-          <w:szCs w:val="20"/>
-        </w:rPr>
-        <w:t>Condições de pagamento</w:t>
-      </w:r>
-    </w:p>
-    <w:p>
-      <w:pPr>
-        <w:spacing w:after="0" w:line="240" w:lineRule="auto"/>
-        <w:jc w:val="both"/>
-        <w:rPr>
-          <w:rFonts w:ascii="Arial" w:hAnsi="Arial" w:cs="Arial"/>
-          <w:b/>
-          <w:bCs/>
-          <w:sz w:val="20"/>
-          <w:szCs w:val="20"/>
-        </w:rPr>
-      </w:pPr>
-    </w:p>
-    <w:p>
-      <w:pPr>
-        <w:pStyle w:val="PargrafodaLista"/>
-        <w:numPr>
-          <w:ilvl w:val="0"/>
-          <w:numId w:val="8"/>
-        </w:numPr>
-        <w:spacing w:after="0" w:line="240" w:lineRule="auto"/>
-        <w:jc w:val="both"/>
-        <w:rPr>
-          <w:rFonts w:ascii="Arial" w:hAnsi="Arial" w:cs="Arial"/>
-          <w:b/>
-          <w:bCs/>
-          <w:sz w:val="20"/>
-          <w:szCs w:val="20"/>
-        </w:rPr>
-      </w:pPr>
-      <w:r>
-        <w:rPr>
-          <w:rFonts w:ascii="Arial" w:hAnsi="Arial" w:cs="Arial"/>
-          <w:b/>
-          <w:bCs/>
-          <w:sz w:val="20"/>
-          <w:szCs w:val="20"/>
-        </w:rPr>
-        <w:t>Observações</w:t>
-      </w:r>
-    </w:p>
-    <w:p>
-      <w:pPr>
-        <w:spacing w:after="0" w:line="240" w:lineRule="auto"/>
-        <w:jc w:val="both"/>
-        <w:rPr>
-          <w:rFonts w:ascii="Arial" w:hAnsi="Arial" w:cs="Arial"/>
-          <w:b/>
-          <w:bCs/>
-          <w:sz w:val="20"/>
-          <w:szCs w:val="20"/>
-        </w:rPr>
-      </w:pPr>
-    </w:p>
-    <w:p>
-      <w:pPr>
-        <w:pStyle w:val="PargrafodaLista"/>
-        <w:numPr>
-          <w:ilvl w:val="0"/>
-          <w:numId w:val="8"/>
-        </w:numPr>
-        <w:spacing w:after="0" w:line="240" w:lineRule="auto"/>
-        <w:jc w:val="both"/>
-        <w:rPr>
-          <w:rFonts w:ascii="Arial" w:hAnsi="Arial" w:cs="Arial"/>
-          <w:b/>
-          <w:bCs/>
-          <w:sz w:val="20"/>
-          <w:szCs w:val="20"/>
-        </w:rPr>
-      </w:pPr>
-      <w:r>
-        <w:rPr>
-          <w:rFonts w:ascii="Arial" w:hAnsi="Arial" w:cs="Arial"/>
-          <w:b/>
-          <w:bCs/>
-          <w:sz w:val="20"/>
-          <w:szCs w:val="20"/>
-        </w:rPr>
-        <w:t>Impostos</w:t>
-      </w:r>
-    </w:p>
-    <w:p>
-      <w:pPr>
-        <w:spacing w:after="0" w:line="240" w:lineRule="auto"/>
-        <w:jc w:val="both"/>
-        <w:rPr>
-          <w:rFonts w:ascii="Arial" w:hAnsi="Arial" w:cs="Arial"/>
-          <w:b/>
-          <w:bCs/>
-          <w:sz w:val="20"/>
-          <w:szCs w:val="20"/>
-        </w:rPr>
-      </w:pPr>
-    </w:p>
-    <w:p>
-      <w:pPr>
-        <w:pStyle w:val="PargrafodaLista"/>
-        <w:numPr>
-          <w:ilvl w:val="0"/>
-          <w:numId w:val="8"/>
-        </w:numPr>
-        <w:spacing w:after="0" w:line="240" w:lineRule="auto"/>
-        <w:jc w:val="both"/>
-        <w:rPr>
-          <w:rFonts w:ascii="Arial" w:hAnsi="Arial" w:cs="Arial"/>
-          <w:b/>
-          <w:bCs/>
-          <w:sz w:val="20"/>
-          <w:szCs w:val="20"/>
-        </w:rPr>
-      </w:pPr>
-      <w:r>
-        <w:rPr>
-          <w:rFonts w:ascii="Arial" w:hAnsi="Arial" w:cs="Arial"/>
-          <w:b/>
-          <w:bCs/>
-          <w:sz w:val="20"/>
-          <w:szCs w:val="20"/>
-        </w:rPr>
-        <w:t>Validade da proposta</w:t>
-      </w:r>
-    </w:p>
-    <w:p>
-      <w:pPr>
-        <w:pStyle w:val="PargrafodaLista"/>
-        <w:rPr>
-          <w:rFonts w:ascii="Arial" w:hAnsi="Arial" w:cs="Arial"/>
-          <w:b/>
-          <w:bCs/>
-          <w:sz w:val="20"/>
-          <w:szCs w:val="20"/>
-        </w:rPr>
-      </w:pPr>
-    </w:p>
-    <w:p>
-      <w:pPr>
-        <w:pStyle w:val="PargrafodaLista"/>
-        <w:numPr>
-          <w:ilvl w:val="0"/>
-          <w:numId w:val="8"/>
-        </w:numPr>
-        <w:spacing w:after="0" w:line="240" w:lineRule="auto"/>
-        <w:jc w:val="both"/>
-        <w:rPr>
-          <w:rFonts w:ascii="Arial" w:hAnsi="Arial" w:cs="Arial"/>
-          <w:b/>
-          <w:bCs/>
-          <w:sz w:val="20"/>
-          <w:szCs w:val="20"/>
-        </w:rPr>
-      </w:pPr>
-      <w:r>
-        <w:rPr>
-          <w:rFonts w:ascii="Arial" w:hAnsi="Arial" w:cs="Arial"/>
-          <w:b/>
-          <w:bCs/>
-          <w:sz w:val="20"/>
-          <w:szCs w:val="20"/>
-        </w:rPr>
-        <w:t>Proteção à propriedade intelectual e know-how</w:t>
-      </w:r>
-    </w:p>
-    <w:p>
-      <w:pPr>
-        <w:spacing w:after="0" w:line="240" w:lineRule="auto"/>
-        <w:jc w:val="both"/>
-        <w:rPr>
-          <w:rFonts w:ascii="Arial" w:hAnsi="Arial" w:cs="Arial"/>
-          <w:b/>
-          <w:bCs/>
-          <w:sz w:val="20"/>
-          <w:szCs w:val="20"/>
-        </w:rPr>
-      </w:pPr>
-    </w:p>
-    <w:p>
-      <w:pPr>
-        <w:pStyle w:val="PargrafodaLista"/>
-        <w:numPr>
-          <w:ilvl w:val="0"/>
-          <w:numId w:val="8"/>
-        </w:numPr>
-        <w:spacing w:after="0" w:line="240" w:lineRule="auto"/>
-        <w:jc w:val="both"/>
-        <w:rPr>
-          <w:rFonts w:ascii="Arial" w:hAnsi="Arial" w:cs="Arial"/>
-          <w:b/>
-          <w:bCs/>
-          <w:sz w:val="20"/>
-          <w:szCs w:val="20"/>
-        </w:rPr>
-      </w:pPr>
-      <w:r>
-        <w:rPr>
-          <w:rFonts w:ascii="Arial" w:hAnsi="Arial" w:cs="Arial"/>
-          <w:b/>
-          <w:bCs/>
-          <w:sz w:val="20"/>
-          <w:szCs w:val="20"/>
-        </w:rPr>
-        <w:t>Aceite e assinatura da proposta</w:t>
-      </w:r>
-    </w:p>
-    <w:p>
-      <w:pPr>
-        <w:spacing w:after="0" w:line="240" w:lineRule="auto"/>
-        <w:jc w:val="both"/>
-        <w:rPr>
-          <w:rFonts w:ascii="Arial" w:hAnsi="Arial" w:cs="Arial"/>
-          <w:b/>
-          <w:sz w:val="20"/>
-          <w:szCs w:val="20"/>
-        </w:rPr>
-      </w:pPr>
-    </w:p>
-    <w:p>
-      <w:pPr>
-        <w:spacing w:after="0" w:line="240" w:lineRule="auto"/>
-        <w:jc w:val="both"/>
-        <w:rPr>
-          <w:rFonts w:ascii="Arial" w:hAnsi="Arial" w:cs="Arial"/>
-          <w:b/>
-          <w:sz w:val="20"/>
-          <w:szCs w:val="20"/>
-        </w:rPr>
-      </w:pPr>
-    </w:p>
-    <w:p>
-      <w:pPr>
-        <w:spacing w:after="0" w:line="240" w:lineRule="auto"/>
-        <w:jc w:val="both"/>
-        <w:rPr>
-          <w:rFonts w:ascii="Arial" w:hAnsi="Arial" w:cs="Arial"/>
-          <w:b/>
-          <w:sz w:val="20"/>
-          <w:szCs w:val="20"/>
-        </w:rPr>
-      </w:pPr>
-    </w:p>
-    <w:p>
-      <w:pPr>
-        <w:spacing w:after="0" w:line="240" w:lineRule="auto"/>
-        <w:jc w:val="both"/>
-        <w:rPr>
-          <w:rFonts w:ascii="Arial" w:hAnsi="Arial" w:cs="Arial"/>
-          <w:b/>
-          <w:sz w:val="20"/>
-          <w:szCs w:val="20"/>
-        </w:rPr>
-      </w:pPr>
-    </w:p>
-    <w:p>
-      <w:pPr>
-        <w:pStyle w:val="PargrafodaLista"/>
-        <w:numPr>
-          <w:ilvl w:val="0"/>
-          <w:numId w:val="4"/>
-        </w:numPr>
-        <w:spacing w:after="0" w:line="240" w:lineRule="auto"/>
-        <w:rPr>
-          <w:rFonts w:ascii="Arial" w:hAnsi="Arial" w:cs="Arial"/>
-          <w:b/>
-          <w:bCs/>
-          <w:sz w:val="20"/>
-          <w:szCs w:val="20"/>
-        </w:rPr>
-      </w:pPr>
-      <w:bookmarkStart w:id="1" w:name="_Hlk219203928"/>
-      <w:r>
-        <w:rPr>
-          <w:rFonts w:ascii="Arial" w:hAnsi="Arial" w:cs="Arial"/>
-          <w:b/>
-          <w:bCs/>
-          <w:sz w:val="20"/>
-          <w:szCs w:val="20"/>
-        </w:rPr>
-        <w:t>Filtrovali é a escolha certa para a sua obra</w:t>
-      </w:r>
-    </w:p>
-    <w:p>
-      <w:pPr>
-        <w:spacing w:after="0" w:line="240" w:lineRule="auto"/>
-        <w:rPr>
-          <w:rFonts w:ascii="Arial" w:hAnsi="Arial" w:cs="Arial"/>
-          <w:b/>
-          <w:bCs/>
-          <w:sz w:val="20"/>
-          <w:szCs w:val="20"/>
+          <w:sz w:val="24"/>
+          <w:szCs w:val="24"/>
         </w:rPr>
       </w:pPr>
     </w:p>
@@ -1863,13 +2863,15 @@
         <w:ind w:firstLine="708"/>
         <w:rPr>
           <w:rFonts w:ascii="Arial" w:hAnsi="Arial" w:cs="Arial"/>
-          <w:sz w:val="20"/>
-          <w:szCs w:val="20"/>
+          <w:sz w:val="24"/>
+          <w:szCs w:val="24"/>
         </w:rPr>
       </w:pPr>
       <w:r>
         <w:rPr>
           <w:noProof/>
+          <w:sz w:val="24"/>
+          <w:szCs w:val="24"/>
         </w:rPr>
         <mc:AlternateContent>
           <mc:Choice Requires="wps">
@@ -1980,6 +2982,8 @@
       <w:r>
         <w:rPr>
           <w:noProof/>
+          <w:sz w:val="24"/>
+          <w:szCs w:val="24"/>
         </w:rPr>
         <mc:AlternateContent>
           <mc:Choice Requires="wps">
@@ -2090,6 +3094,8 @@
       <w:r>
         <w:rPr>
           <w:noProof/>
+          <w:sz w:val="24"/>
+          <w:szCs w:val="24"/>
         </w:rPr>
         <mc:AlternateContent>
           <mc:Choice Requires="wps">
@@ -2232,6 +3238,8 @@
       <w:r>
         <w:rPr>
           <w:noProof/>
+          <w:sz w:val="24"/>
+          <w:szCs w:val="24"/>
         </w:rPr>
         <mc:AlternateContent>
           <mc:Choice Requires="wps">
@@ -2342,8 +3350,8 @@
       <w:r>
         <w:rPr>
           <w:rFonts w:ascii="Arial" w:hAnsi="Arial" w:cs="Arial"/>
-          <w:sz w:val="20"/>
-          <w:szCs w:val="20"/>
+          <w:sz w:val="24"/>
+          <w:szCs w:val="24"/>
         </w:rPr>
         <w:t>São 21 anos de história e entregas de soluções industriais, com: excelência, segurança, qualidade e eficiência.</w:t>
       </w:r>
@@ -2356,13 +3364,15 @@
           <w:rFonts w:ascii="Arial" w:hAnsi="Arial" w:cs="Arial"/>
           <w:b/>
           <w:bCs/>
-          <w:sz w:val="20"/>
-          <w:szCs w:val="20"/>
+          <w:sz w:val="24"/>
+          <w:szCs w:val="24"/>
         </w:rPr>
       </w:pPr>
       <w:r>
         <w:rPr>
           <w:noProof/>
+          <w:sz w:val="24"/>
+          <w:szCs w:val="24"/>
         </w:rPr>
         <mc:AlternateContent>
           <mc:Choice Requires="wps">
@@ -2473,6 +3483,8 @@
       <w:r>
         <w:rPr>
           <w:noProof/>
+          <w:sz w:val="24"/>
+          <w:szCs w:val="24"/>
         </w:rPr>
         <w:drawing>
           <wp:inline distT="0" distB="0" distL="0" distR="0" wp14:anchorId="4E491D89" wp14:editId="65FEF2C6">
@@ -2492,7 +3504,7 @@
                     </pic:cNvPicPr>
                   </pic:nvPicPr>
                   <pic:blipFill>
-                    <a:blip r:embed="rId17"/>
+                    <a:blip r:embed="rId13"/>
                     <a:srcRect l="17614" t="18806" r="16770" b="47080"/>
                     <a:stretch>
                       <a:fillRect/>
@@ -2523,8 +3535,8 @@
           <w:rFonts w:ascii="Arial" w:hAnsi="Arial" w:cs="Arial"/>
           <w:b/>
           <w:bCs/>
-          <w:sz w:val="20"/>
-          <w:szCs w:val="20"/>
+          <w:sz w:val="24"/>
+          <w:szCs w:val="24"/>
         </w:rPr>
       </w:pPr>
     </w:p>
@@ -2536,8 +3548,8 @@
           <w:rFonts w:ascii="Arial" w:hAnsi="Arial" w:cs="Arial"/>
           <w:b/>
           <w:bCs/>
-          <w:sz w:val="20"/>
-          <w:szCs w:val="20"/>
+          <w:sz w:val="24"/>
+          <w:szCs w:val="24"/>
         </w:rPr>
       </w:pPr>
     </w:p>
@@ -2549,8 +3561,8 @@
           <w:rFonts w:ascii="Arial" w:hAnsi="Arial" w:cs="Arial"/>
           <w:b/>
           <w:bCs/>
-          <w:sz w:val="20"/>
-          <w:szCs w:val="20"/>
+          <w:sz w:val="24"/>
+          <w:szCs w:val="24"/>
         </w:rPr>
       </w:pPr>
     </w:p>
@@ -2562,8 +3574,8 @@
           <w:rFonts w:ascii="Arial" w:hAnsi="Arial" w:cs="Arial"/>
           <w:b/>
           <w:bCs/>
-          <w:sz w:val="20"/>
-          <w:szCs w:val="20"/>
+          <w:sz w:val="24"/>
+          <w:szCs w:val="24"/>
         </w:rPr>
       </w:pPr>
     </w:p>
@@ -2575,34 +3587,23 @@
           <w:rFonts w:ascii="Arial" w:hAnsi="Arial" w:cs="Arial"/>
           <w:b/>
           <w:bCs/>
-          <w:sz w:val="20"/>
-          <w:szCs w:val="20"/>
-        </w:rPr>
-      </w:pPr>
-    </w:p>
-    <w:p>
-      <w:pPr>
-        <w:pStyle w:val="PargrafodaLista"/>
-        <w:numPr>
-          <w:ilvl w:val="1"/>
-          <w:numId w:val="2"/>
-        </w:numPr>
-        <w:rPr>
-          <w:rFonts w:ascii="Arial" w:hAnsi="Arial" w:cs="Arial"/>
-          <w:b/>
-          <w:sz w:val="20"/>
-          <w:szCs w:val="20"/>
-        </w:rPr>
-      </w:pPr>
-      <w:r>
-        <w:rPr>
-          <w:rFonts w:ascii="Arial" w:hAnsi="Arial" w:cs="Arial"/>
-          <w:b/>
-          <w:sz w:val="20"/>
-          <w:szCs w:val="20"/>
-        </w:rPr>
+          <w:sz w:val="24"/>
+          <w:szCs w:val="24"/>
+        </w:rPr>
+      </w:pPr>
+    </w:p>
+    <w:p>
+      <w:pPr>
+        <w:pStyle w:val="Ttulo2"/>
+        <w:rPr>
+          <w:b w:val="0"/>
+        </w:rPr>
+      </w:pPr>
+      <w:bookmarkStart w:id="4" w:name="__RefHeading___Toc532_2124872291"/>
+      <w:r>
         <w:t>- Tradição, excelência e referência em serviços industriais</w:t>
       </w:r>
+      <w:bookmarkEnd w:id="4"/>
     </w:p>
     <w:p>
       <w:pPr>
@@ -2611,8 +3612,8 @@
         <w:rPr>
           <w:rFonts w:ascii="Arial" w:hAnsi="Arial" w:cs="Arial"/>
           <w:b/>
-          <w:sz w:val="20"/>
-          <w:szCs w:val="20"/>
+          <w:sz w:val="24"/>
+          <w:szCs w:val="24"/>
         </w:rPr>
       </w:pPr>
     </w:p>
@@ -2654,16 +3655,16 @@
               <w:rPr>
                 <w:rFonts w:ascii="Arial" w:hAnsi="Arial" w:cs="Arial"/>
                 <w:b/>
-                <w:sz w:val="20"/>
-                <w:szCs w:val="20"/>
+                <w:sz w:val="24"/>
+                <w:szCs w:val="24"/>
               </w:rPr>
             </w:pPr>
             <w:r>
               <w:rPr>
                 <w:rFonts w:ascii="Arial" w:eastAsia="Arial" w:hAnsi="Arial" w:cs="Arial"/>
                 <w:bCs/>
-                <w:sz w:val="20"/>
-                <w:szCs w:val="20"/>
+                <w:sz w:val="24"/>
+                <w:szCs w:val="24"/>
               </w:rPr>
               <w:t>Limpeza química de tubulações e reservatórios (decapagem e passivação)</w:t>
             </w:r>
@@ -2691,16 +3692,16 @@
               <w:rPr>
                 <w:rFonts w:ascii="Arial" w:hAnsi="Arial" w:cs="Arial"/>
                 <w:b/>
-                <w:sz w:val="20"/>
-                <w:szCs w:val="20"/>
+                <w:sz w:val="24"/>
+                <w:szCs w:val="24"/>
               </w:rPr>
             </w:pPr>
             <w:r>
               <w:rPr>
                 <w:rFonts w:ascii="Arial" w:eastAsia="Arial" w:hAnsi="Arial" w:cs="Arial"/>
                 <w:bCs/>
-                <w:sz w:val="20"/>
-                <w:szCs w:val="20"/>
+                <w:sz w:val="24"/>
+                <w:szCs w:val="24"/>
               </w:rPr>
               <w:t>Flushing primário</w:t>
             </w:r>
@@ -2733,16 +3734,16 @@
               <w:rPr>
                 <w:rFonts w:ascii="Arial" w:hAnsi="Arial" w:cs="Arial"/>
                 <w:b/>
-                <w:sz w:val="20"/>
-                <w:szCs w:val="20"/>
+                <w:sz w:val="24"/>
+                <w:szCs w:val="24"/>
               </w:rPr>
             </w:pPr>
             <w:r>
               <w:rPr>
                 <w:rFonts w:ascii="Arial" w:eastAsia="Arial" w:hAnsi="Arial" w:cs="Arial"/>
                 <w:bCs/>
-                <w:sz w:val="20"/>
-                <w:szCs w:val="20"/>
+                <w:sz w:val="24"/>
+                <w:szCs w:val="24"/>
               </w:rPr>
               <w:t>Flushing secundário</w:t>
             </w:r>
@@ -2770,16 +3771,16 @@
               <w:rPr>
                 <w:rFonts w:ascii="Arial" w:hAnsi="Arial" w:cs="Arial"/>
                 <w:b/>
-                <w:sz w:val="20"/>
-                <w:szCs w:val="20"/>
+                <w:sz w:val="24"/>
+                <w:szCs w:val="24"/>
               </w:rPr>
             </w:pPr>
             <w:r>
               <w:rPr>
                 <w:rFonts w:ascii="Arial" w:eastAsia="Arial" w:hAnsi="Arial" w:cs="Arial"/>
                 <w:bCs/>
-                <w:sz w:val="20"/>
-                <w:szCs w:val="20"/>
+                <w:sz w:val="24"/>
+                <w:szCs w:val="24"/>
               </w:rPr>
               <w:t>Passagem de PIG de espuma</w:t>
             </w:r>
@@ -2812,16 +3813,16 @@
               <w:rPr>
                 <w:rFonts w:ascii="Arial" w:hAnsi="Arial" w:cs="Arial"/>
                 <w:b/>
-                <w:sz w:val="20"/>
-                <w:szCs w:val="20"/>
+                <w:sz w:val="24"/>
+                <w:szCs w:val="24"/>
               </w:rPr>
             </w:pPr>
             <w:r>
               <w:rPr>
                 <w:rFonts w:ascii="Arial" w:eastAsia="Arial" w:hAnsi="Arial" w:cs="Arial"/>
                 <w:bCs/>
-                <w:sz w:val="20"/>
-                <w:szCs w:val="20"/>
+                <w:sz w:val="24"/>
+                <w:szCs w:val="24"/>
               </w:rPr>
               <w:t>Filtragem absoluta</w:t>
             </w:r>
@@ -2849,16 +3850,16 @@
               <w:rPr>
                 <w:rFonts w:ascii="Arial" w:hAnsi="Arial" w:cs="Arial"/>
                 <w:b/>
-                <w:sz w:val="20"/>
-                <w:szCs w:val="20"/>
+                <w:sz w:val="24"/>
+                <w:szCs w:val="24"/>
               </w:rPr>
             </w:pPr>
             <w:r>
               <w:rPr>
                 <w:rFonts w:ascii="Arial" w:eastAsia="Arial" w:hAnsi="Arial" w:cs="Arial"/>
                 <w:bCs/>
-                <w:sz w:val="20"/>
-                <w:szCs w:val="20"/>
+                <w:sz w:val="24"/>
+                <w:szCs w:val="24"/>
               </w:rPr>
               <w:t>Teste de pressão (teste hidrostático)</w:t>
             </w:r>
@@ -2891,16 +3892,16 @@
               <w:rPr>
                 <w:rFonts w:ascii="Arial" w:hAnsi="Arial" w:cs="Arial"/>
                 <w:bCs/>
-                <w:sz w:val="20"/>
-                <w:szCs w:val="20"/>
+                <w:sz w:val="24"/>
+                <w:szCs w:val="24"/>
               </w:rPr>
             </w:pPr>
             <w:r>
               <w:rPr>
                 <w:rFonts w:ascii="Arial" w:eastAsia="Arial" w:hAnsi="Arial" w:cs="Arial"/>
                 <w:bCs/>
-                <w:sz w:val="20"/>
-                <w:szCs w:val="20"/>
+                <w:sz w:val="24"/>
+                <w:szCs w:val="24"/>
               </w:rPr>
               <w:t>Centrifugação e desidratação de óleo</w:t>
             </w:r>
@@ -2924,8 +3925,8 @@
               <w:rPr>
                 <w:rFonts w:ascii="Arial" w:hAnsi="Arial" w:cs="Arial"/>
                 <w:bCs/>
-                <w:sz w:val="20"/>
-                <w:szCs w:val="20"/>
+                <w:sz w:val="24"/>
+                <w:szCs w:val="24"/>
               </w:rPr>
             </w:pPr>
           </w:p>
@@ -2938,8 +3939,8 @@
         <w:rPr>
           <w:rFonts w:ascii="Arial" w:hAnsi="Arial" w:cs="Arial"/>
           <w:b/>
-          <w:sz w:val="20"/>
-          <w:szCs w:val="20"/>
+          <w:sz w:val="24"/>
+          <w:szCs w:val="24"/>
         </w:rPr>
       </w:pPr>
     </w:p>
@@ -2975,14 +3976,16 @@
               <w:rPr>
                 <w:rFonts w:ascii="Arial" w:hAnsi="Arial" w:cs="Arial"/>
                 <w:b/>
-                <w:sz w:val="20"/>
-                <w:szCs w:val="20"/>
+                <w:sz w:val="24"/>
+                <w:szCs w:val="24"/>
               </w:rPr>
             </w:pPr>
             <w:r>
               <w:rPr>
                 <w:rFonts w:eastAsia="Arial"/>
                 <w:noProof/>
+                <w:sz w:val="24"/>
+                <w:szCs w:val="24"/>
               </w:rPr>
               <w:drawing>
                 <wp:inline distT="0" distB="0" distL="0" distR="0" wp14:anchorId="00B48640" wp14:editId="288F0371">
@@ -3002,7 +4005,7 @@
                           </pic:cNvPicPr>
                         </pic:nvPicPr>
                         <pic:blipFill>
-                          <a:blip r:embed="rId18"/>
+                          <a:blip r:embed="rId14"/>
                           <a:srcRect t="5458" r="1171"/>
                           <a:stretch>
                             <a:fillRect/>
@@ -3044,14 +4047,16 @@
               <w:rPr>
                 <w:rFonts w:ascii="Arial" w:hAnsi="Arial" w:cs="Arial"/>
                 <w:b/>
-                <w:sz w:val="20"/>
-                <w:szCs w:val="20"/>
+                <w:sz w:val="24"/>
+                <w:szCs w:val="24"/>
               </w:rPr>
             </w:pPr>
             <w:r>
               <w:rPr>
                 <w:rFonts w:eastAsia="Arial"/>
                 <w:noProof/>
+                <w:sz w:val="24"/>
+                <w:szCs w:val="24"/>
               </w:rPr>
               <w:drawing>
                 <wp:inline distT="0" distB="0" distL="0" distR="0" wp14:anchorId="1183D6C1" wp14:editId="09D25AC8">
@@ -3071,7 +4076,7 @@
                           </pic:cNvPicPr>
                         </pic:nvPicPr>
                         <pic:blipFill>
-                          <a:blip r:embed="rId19"/>
+                          <a:blip r:embed="rId15"/>
                           <a:stretch>
                             <a:fillRect/>
                           </a:stretch>
@@ -3112,14 +4117,16 @@
               <w:rPr>
                 <w:rFonts w:ascii="Arial" w:hAnsi="Arial" w:cs="Arial"/>
                 <w:b/>
-                <w:sz w:val="20"/>
-                <w:szCs w:val="20"/>
+                <w:sz w:val="24"/>
+                <w:szCs w:val="24"/>
               </w:rPr>
             </w:pPr>
             <w:r>
               <w:rPr>
                 <w:rFonts w:eastAsia="Arial"/>
                 <w:noProof/>
+                <w:sz w:val="24"/>
+                <w:szCs w:val="24"/>
               </w:rPr>
               <w:drawing>
                 <wp:inline distT="0" distB="0" distL="0" distR="0" wp14:anchorId="65F17060" wp14:editId="7A710088">
@@ -3139,7 +4146,7 @@
                           </pic:cNvPicPr>
                         </pic:nvPicPr>
                         <pic:blipFill>
-                          <a:blip r:embed="rId20"/>
+                          <a:blip r:embed="rId16"/>
                           <a:stretch>
                             <a:fillRect/>
                           </a:stretch>
@@ -3180,14 +4187,16 @@
               <w:rPr>
                 <w:rFonts w:ascii="Arial" w:hAnsi="Arial" w:cs="Arial"/>
                 <w:b/>
-                <w:sz w:val="20"/>
-                <w:szCs w:val="20"/>
+                <w:sz w:val="24"/>
+                <w:szCs w:val="24"/>
               </w:rPr>
             </w:pPr>
             <w:r>
               <w:rPr>
                 <w:rFonts w:eastAsia="Arial"/>
                 <w:noProof/>
+                <w:sz w:val="24"/>
+                <w:szCs w:val="24"/>
               </w:rPr>
               <w:drawing>
                 <wp:inline distT="0" distB="0" distL="0" distR="0" wp14:anchorId="5C2E47E8" wp14:editId="76897BB3">
@@ -3207,7 +4216,7 @@
                           </pic:cNvPicPr>
                         </pic:nvPicPr>
                         <pic:blipFill>
-                          <a:blip r:embed="rId21"/>
+                          <a:blip r:embed="rId17"/>
                           <a:stretch>
                             <a:fillRect/>
                           </a:stretch>
@@ -3238,30 +4247,27 @@
         <w:rPr>
           <w:rFonts w:ascii="Arial" w:hAnsi="Arial" w:cs="Arial"/>
           <w:b/>
-          <w:sz w:val="20"/>
-          <w:szCs w:val="20"/>
-        </w:rPr>
-      </w:pPr>
-    </w:p>
-    <w:p>
-      <w:pPr>
-        <w:ind w:firstLine="708"/>
-        <w:rPr>
-          <w:rFonts w:ascii="Arial" w:hAnsi="Arial" w:cs="Arial"/>
-          <w:b/>
-          <w:sz w:val="20"/>
-          <w:szCs w:val="20"/>
-        </w:rPr>
-      </w:pPr>
-      <w:r>
-        <w:rPr>
-          <w:rFonts w:ascii="Arial" w:hAnsi="Arial" w:cs="Arial"/>
-          <w:b/>
-          <w:sz w:val="20"/>
-          <w:szCs w:val="20"/>
-        </w:rPr>
-        <w:t>1.2 - Equipamentos modernos, revisados e alto desempenho e tecnologia para atender qualquer demanda.</w:t>
-      </w:r>
+          <w:sz w:val="24"/>
+          <w:szCs w:val="24"/>
+        </w:rPr>
+      </w:pPr>
+    </w:p>
+    <w:p>
+      <w:pPr>
+        <w:pStyle w:val="Ttulo2"/>
+        <w:rPr>
+          <w:szCs w:val="24"/>
+        </w:rPr>
+      </w:pPr>
+      <w:bookmarkStart w:id="5" w:name="__RefHeading___Toc534_2124872291"/>
+      <w:r>
+        <w:rPr>
+          <w:szCs w:val="24"/>
+        </w:rPr>
+        <w:lastRenderedPageBreak/>
+        <w:t>- Equipamentos modernos, revisados e alto desempenho e tecnologia para atender qualquer demanda.</w:t>
+      </w:r>
+      <w:bookmarkEnd w:id="5"/>
     </w:p>
     <w:tbl>
       <w:tblPr>
@@ -3297,14 +4303,16 @@
               <w:rPr>
                 <w:rFonts w:ascii="Arial" w:hAnsi="Arial" w:cs="Arial"/>
                 <w:bCs/>
-                <w:sz w:val="20"/>
-                <w:szCs w:val="20"/>
+                <w:sz w:val="24"/>
+                <w:szCs w:val="24"/>
               </w:rPr>
             </w:pPr>
             <w:r>
               <w:rPr>
                 <w:rFonts w:eastAsia="Arial"/>
                 <w:noProof/>
+                <w:sz w:val="24"/>
+                <w:szCs w:val="24"/>
               </w:rPr>
               <w:drawing>
                 <wp:inline distT="0" distB="0" distL="0" distR="0" wp14:anchorId="135B7BDD" wp14:editId="37AB8E40">
@@ -3324,7 +4332,7 @@
                           </pic:cNvPicPr>
                         </pic:nvPicPr>
                         <pic:blipFill>
-                          <a:blip r:embed="rId22"/>
+                          <a:blip r:embed="rId18"/>
                           <a:stretch>
                             <a:fillRect/>
                           </a:stretch>
@@ -3363,14 +4371,16 @@
               <w:rPr>
                 <w:rFonts w:ascii="Arial" w:hAnsi="Arial" w:cs="Arial"/>
                 <w:bCs/>
-                <w:sz w:val="20"/>
-                <w:szCs w:val="20"/>
+                <w:sz w:val="24"/>
+                <w:szCs w:val="24"/>
               </w:rPr>
             </w:pPr>
             <w:r>
               <w:rPr>
                 <w:rFonts w:eastAsia="Arial"/>
                 <w:noProof/>
+                <w:sz w:val="24"/>
+                <w:szCs w:val="24"/>
               </w:rPr>
               <w:drawing>
                 <wp:inline distT="0" distB="0" distL="0" distR="0" wp14:anchorId="4B7CF33C" wp14:editId="138C114D">
@@ -3390,7 +4400,7 @@
                           </pic:cNvPicPr>
                         </pic:nvPicPr>
                         <pic:blipFill>
-                          <a:blip r:embed="rId23"/>
+                          <a:blip r:embed="rId19"/>
                           <a:stretch>
                             <a:fillRect/>
                           </a:stretch>
@@ -3430,14 +4440,16 @@
               <w:rPr>
                 <w:rFonts w:ascii="Arial" w:hAnsi="Arial" w:cs="Arial"/>
                 <w:bCs/>
-                <w:sz w:val="20"/>
-                <w:szCs w:val="20"/>
+                <w:sz w:val="24"/>
+                <w:szCs w:val="24"/>
               </w:rPr>
             </w:pPr>
             <w:r>
               <w:rPr>
                 <w:rFonts w:eastAsia="Arial"/>
                 <w:noProof/>
+                <w:sz w:val="24"/>
+                <w:szCs w:val="24"/>
               </w:rPr>
               <w:drawing>
                 <wp:inline distT="0" distB="0" distL="0" distR="0" wp14:anchorId="7F807BE7" wp14:editId="7F1E5150">
@@ -3457,7 +4469,7 @@
                           </pic:cNvPicPr>
                         </pic:nvPicPr>
                         <pic:blipFill>
-                          <a:blip r:embed="rId24"/>
+                          <a:blip r:embed="rId20"/>
                           <a:stretch>
                             <a:fillRect/>
                           </a:stretch>
@@ -3497,14 +4509,16 @@
               <w:rPr>
                 <w:rFonts w:ascii="Arial" w:hAnsi="Arial" w:cs="Arial"/>
                 <w:bCs/>
-                <w:sz w:val="20"/>
-                <w:szCs w:val="20"/>
+                <w:sz w:val="24"/>
+                <w:szCs w:val="24"/>
               </w:rPr>
             </w:pPr>
             <w:r>
               <w:rPr>
                 <w:rFonts w:eastAsia="Arial"/>
                 <w:noProof/>
+                <w:sz w:val="24"/>
+                <w:szCs w:val="24"/>
               </w:rPr>
               <w:drawing>
                 <wp:inline distT="0" distB="0" distL="0" distR="0" wp14:anchorId="492268C4" wp14:editId="481A0709">
@@ -3524,7 +4538,7 @@
                           </pic:cNvPicPr>
                         </pic:nvPicPr>
                         <pic:blipFill>
-                          <a:blip r:embed="rId25"/>
+                          <a:blip r:embed="rId21"/>
                           <a:stretch>
                             <a:fillRect/>
                           </a:stretch>
@@ -3554,8 +4568,8 @@
         <w:rPr>
           <w:rFonts w:ascii="Arial" w:hAnsi="Arial" w:cs="Arial"/>
           <w:bCs/>
-          <w:sz w:val="20"/>
-          <w:szCs w:val="20"/>
+          <w:sz w:val="24"/>
+          <w:szCs w:val="24"/>
         </w:rPr>
       </w:pPr>
     </w:p>
@@ -3564,34 +4578,26 @@
         <w:rPr>
           <w:rFonts w:ascii="Arial" w:hAnsi="Arial" w:cs="Arial"/>
           <w:bCs/>
-          <w:sz w:val="20"/>
-          <w:szCs w:val="20"/>
-        </w:rPr>
-      </w:pPr>
-    </w:p>
-    <w:p>
-      <w:pPr>
-        <w:pStyle w:val="PargrafodaLista"/>
-        <w:numPr>
-          <w:ilvl w:val="1"/>
-          <w:numId w:val="4"/>
-        </w:numPr>
-        <w:rPr>
-          <w:rFonts w:ascii="Arial" w:hAnsi="Arial" w:cs="Arial"/>
-          <w:b/>
-          <w:sz w:val="20"/>
-          <w:szCs w:val="20"/>
-        </w:rPr>
-      </w:pPr>
-      <w:r>
-        <w:rPr>
-          <w:rFonts w:ascii="Arial" w:hAnsi="Arial" w:cs="Arial"/>
-          <w:b/>
-          <w:sz w:val="20"/>
-          <w:szCs w:val="20"/>
+          <w:sz w:val="24"/>
+          <w:szCs w:val="24"/>
+        </w:rPr>
+      </w:pPr>
+    </w:p>
+    <w:p>
+      <w:pPr>
+        <w:pStyle w:val="Ttulo2"/>
+        <w:rPr>
+          <w:szCs w:val="24"/>
+        </w:rPr>
+      </w:pPr>
+      <w:bookmarkStart w:id="6" w:name="__RefHeading___Toc536_2124872291"/>
+      <w:r>
+        <w:rPr>
+          <w:szCs w:val="24"/>
         </w:rPr>
         <w:t>- Clientes que confiam e atestam a excelência da Filtrovali</w:t>
       </w:r>
+      <w:bookmarkEnd w:id="6"/>
     </w:p>
     <w:p>
       <w:pPr>
@@ -3600,15 +4606,16 @@
         <w:rPr>
           <w:rFonts w:ascii="Arial" w:hAnsi="Arial" w:cs="Arial"/>
           <w:b/>
-          <w:sz w:val="20"/>
-          <w:szCs w:val="20"/>
+          <w:sz w:val="24"/>
+          <w:szCs w:val="24"/>
         </w:rPr>
       </w:pPr>
       <w:r>
         <w:rPr>
           <w:noProof/>
-        </w:rPr>
-        <w:lastRenderedPageBreak/>
+          <w:sz w:val="24"/>
+          <w:szCs w:val="24"/>
+        </w:rPr>
         <w:drawing>
           <wp:inline distT="0" distB="0" distL="0" distR="0" wp14:anchorId="298CCA53" wp14:editId="193A94C4">
             <wp:extent cx="5342255" cy="2853055"/>
@@ -3627,7 +4634,7 @@
                     </pic:cNvPicPr>
                   </pic:nvPicPr>
                   <pic:blipFill>
-                    <a:blip r:embed="rId26"/>
+                    <a:blip r:embed="rId22"/>
                     <a:srcRect r="812"/>
                     <a:stretch>
                       <a:fillRect/>
@@ -3656,42 +4663,60 @@
           <w:rFonts w:ascii="Arial" w:eastAsia="Arial" w:hAnsi="Arial"/>
           <w:b/>
           <w:bCs/>
-          <w:sz w:val="20"/>
-          <w:szCs w:val="20"/>
-        </w:rPr>
-      </w:pPr>
-    </w:p>
-    <w:p>
-      <w:pPr>
-        <w:pStyle w:val="PargrafodaLista"/>
-        <w:numPr>
-          <w:ilvl w:val="0"/>
-          <w:numId w:val="2"/>
-        </w:numPr>
-        <w:spacing w:after="120" w:line="240" w:lineRule="auto" w:before="0"/>
+          <w:sz w:val="24"/>
+          <w:szCs w:val="24"/>
+        </w:rPr>
+      </w:pPr>
+    </w:p>
+    <w:p>
+      <w:pPr>
+        <w:pStyle w:val="Ttulo1"/>
+        <w:spacing w:after="120"/>
         <w:jc w:val="both"/>
-      </w:pPr>
-      <w:r>
-        <w:rPr>
-          <w:rFonts w:ascii="Arial" w:eastAsia="Arial" w:hAnsi="Arial"/>
-          <w:b/>
-          <w:bCs/>
-          <w:sz w:val="20"/>
-          <w:szCs w:val="20"/>
+        <w:rPr>
+          <w:rFonts w:cstheme="minorHAnsi"/>
+          <w:szCs w:val="24"/>
+        </w:rPr>
+      </w:pPr>
+      <w:bookmarkStart w:id="7" w:name="_Toc241762337"/>
+      <w:r>
+        <w:rPr>
+          <w:rFonts w:eastAsia="Arial" w:cstheme="minorHAnsi"/>
+          <w:bCs/>
+          <w:szCs w:val="24"/>
         </w:rPr>
         <w:t xml:space="preserve">- </w:t>
       </w:r>
-      <w:bookmarkEnd w:id="1"/>
-      <w:r>
-        <w:rPr>
-          <w:rFonts w:ascii="Arial" w:eastAsia="Arial" w:hAnsi="Arial"/>
-          <w:b/>
-          <w:bCs/>
-          <w:sz w:val="20"/>
-          <w:szCs w:val="20"/>
+      <w:bookmarkEnd w:id="2"/>
+      <w:r>
+        <w:rPr>
+          <w:rFonts w:eastAsia="Arial" w:cstheme="minorHAnsi"/>
+          <w:bCs/>
+          <w:szCs w:val="24"/>
         </w:rPr>
         <w:t>Descrição dos serviços que serão executados:</w:t>
       </w:r>
+      <w:bookmarkEnd w:id="7"/>
+    </w:p>
+    <w:p>
+      <w:pPr>
+        <w:pStyle w:val="Ttulo2"/>
+        <w:spacing w:after="120"/>
+        <w:jc w:val="both"/>
+        <w:rPr>
+          <w:rFonts w:cstheme="minorHAnsi"/>
+          <w:szCs w:val="24"/>
+        </w:rPr>
+      </w:pPr>
+      <w:bookmarkStart w:id="8" w:name="__RefHeading___Toc540_2124872291"/>
+      <w:r>
+        <w:rPr>
+          <w:rFonts w:cstheme="minorHAnsi"/>
+          <w:szCs w:val="24"/>
+        </w:rPr>
+        <w:t>{{servico}}</w:t>
+      </w:r>
+      <w:bookmarkEnd w:id="8"/>
     </w:p>
     <w:p>
       <w:pPr>
@@ -3700,163 +4725,139 @@
           <w:ilvl w:val="1"/>
           <w:numId w:val="2"/>
         </w:numPr>
-        <w:spacing w:after="120" w:line="360" w:lineRule="auto" w:before="0"/>
+        <w:spacing w:after="120" w:line="360" w:lineRule="auto"/>
         <w:jc w:val="both"/>
-      </w:pPr>
-      <w:r>
-        <w:rPr>
-          <w:rFonts w:ascii="Arial" w:hAnsi="Arial" w:cs="Arial"/>
-          <w:sz w:val="20"/>
-          <w:szCs w:val="20"/>
-        </w:rPr>
-        <w:t>{{servico}}</w:t>
+        <w:rPr>
+          <w:rFonts w:cstheme="minorHAnsi"/>
+          <w:sz w:val="24"/>
+          <w:szCs w:val="24"/>
+        </w:rPr>
+      </w:pPr>
+      <w:r>
+        <w:rPr>
+          <w:rFonts w:cstheme="minorHAnsi"/>
+          <w:sz w:val="24"/>
+          <w:szCs w:val="24"/>
+        </w:rPr>
+        <w:t>{{escopo_blocos}}</w:t>
       </w:r>
     </w:p>
     <w:p>
       <w:pPr>
         <w:pStyle w:val="PargrafodaLista"/>
-        <w:numPr>
-          <w:ilvl w:val="1"/>
-          <w:numId w:val="2"/>
-        </w:numPr>
-        <w:spacing w:after="120" w:line="360" w:lineRule="auto" w:before="0"/>
-        <w:jc w:val="both"/>
-      </w:pPr>
-      <w:r>
-        <w:t>{{escopo_blocos}}</w:t>
+        <w:spacing w:after="120" w:line="360" w:lineRule="auto"/>
+        <w:ind w:left="360"/>
+        <w:rPr>
+          <w:rFonts w:cstheme="minorHAnsi"/>
+          <w:sz w:val="24"/>
+          <w:szCs w:val="24"/>
+        </w:rPr>
+      </w:pPr>
+      <w:r>
+        <w:rPr>
+          <w:rFonts w:cstheme="minorHAnsi"/>
+          <w:sz w:val="24"/>
+          <w:szCs w:val="24"/>
+        </w:rPr>
+        <w:t xml:space="preserve">NOTA: As tubulações embarcadas, exemplo - aquelas que compõe uma unidade hidráulica ou um </w:t>
+      </w:r>
+      <w:proofErr w:type="spellStart"/>
+      <w:r>
+        <w:rPr>
+          <w:rFonts w:cstheme="minorHAnsi"/>
+          <w:sz w:val="24"/>
+          <w:szCs w:val="24"/>
+        </w:rPr>
+        <w:t>Skid</w:t>
+      </w:r>
+      <w:proofErr w:type="spellEnd"/>
+      <w:r>
+        <w:rPr>
+          <w:rFonts w:cstheme="minorHAnsi"/>
+          <w:sz w:val="24"/>
+          <w:szCs w:val="24"/>
+        </w:rPr>
+        <w:t xml:space="preserve"> de bombas, </w:t>
       </w:r>
     </w:p>
     <w:p>
       <w:pPr>
         <w:pStyle w:val="PargrafodaLista"/>
+        <w:spacing w:after="120" w:line="360" w:lineRule="auto"/>
         <w:ind w:left="360"/>
         <w:rPr>
-          <w:rFonts w:ascii="Arial" w:hAnsi="Arial" w:cs="Arial"/>
-          <w:sz w:val="20"/>
-          <w:szCs w:val="20"/>
-        </w:rPr>
-        <w:spacing w:before="0" w:after="120"/>
-      </w:pPr>
-      <w:r>
-        <w:rPr>
-          <w:rFonts w:ascii="Arial" w:hAnsi="Arial" w:cs="Arial"/>
-          <w:sz w:val="20"/>
-          <w:szCs w:val="20"/>
-        </w:rPr>
-        <w:t xml:space="preserve">NOTA: As tubulações embarcadas, exemplo - aquelas que compõe uma unidade hidráulica ou um </w:t>
-      </w:r>
-      <w:proofErr w:type="spellStart"/>
-      <w:r>
-        <w:rPr>
-          <w:rFonts w:ascii="Arial" w:hAnsi="Arial" w:cs="Arial"/>
-          <w:sz w:val="20"/>
-          <w:szCs w:val="20"/>
-        </w:rPr>
-        <w:t>Skid</w:t>
-      </w:r>
-      <w:proofErr w:type="spellEnd"/>
-      <w:r>
-        <w:rPr>
-          <w:rFonts w:ascii="Arial" w:hAnsi="Arial" w:cs="Arial"/>
-          <w:sz w:val="20"/>
-          <w:szCs w:val="20"/>
-        </w:rPr>
-        <w:t xml:space="preserve"> de bombas, </w:t>
-      </w:r>
-    </w:p>
-    <w:p>
-      <w:pPr>
-        <w:pStyle w:val="PargrafodaLista"/>
-        <w:ind w:left="360"/>
-        <w:rPr>
-          <w:rFonts w:ascii="Arial" w:hAnsi="Arial" w:cs="Arial"/>
-          <w:sz w:val="20"/>
-          <w:szCs w:val="20"/>
-        </w:rPr>
-        <w:spacing w:before="0" w:after="120"/>
-      </w:pPr>
-      <w:r>
-        <w:rPr>
-          <w:rFonts w:ascii="Arial" w:hAnsi="Arial" w:cs="Arial"/>
-          <w:sz w:val="20"/>
-          <w:szCs w:val="20"/>
-        </w:rPr>
+          <w:rFonts w:cstheme="minorHAnsi"/>
+          <w:sz w:val="24"/>
+          <w:szCs w:val="24"/>
+        </w:rPr>
+      </w:pPr>
+      <w:r>
+        <w:rPr>
+          <w:rFonts w:cstheme="minorHAnsi"/>
+          <w:sz w:val="24"/>
+          <w:szCs w:val="24"/>
+        </w:rPr>
+        <w:lastRenderedPageBreak/>
         <w:t>não fazem parte do escopo.</w:t>
       </w:r>
     </w:p>
     <w:p>
       <w:pPr>
-        <w:pStyle w:val="PargrafodaLista"/>
-        <w:numPr>
-          <w:ilvl w:val="0"/>
-          <w:numId w:val="2"/>
-        </w:numPr>
-        <w:rPr>
-          <w:rFonts w:ascii="Arial" w:hAnsi="Arial" w:cs="Arial"/>
-          <w:b/>
-          <w:sz w:val="20"/>
-          <w:szCs w:val="20"/>
-        </w:rPr>
-        <w:spacing w:before="0" w:after="120"/>
-      </w:pPr>
-      <w:r>
-        <w:rPr>
-          <w:rFonts w:ascii="Arial" w:eastAsia="Arial" w:hAnsi="Arial"/>
-          <w:b/>
-          <w:bCs/>
-          <w:sz w:val="20"/>
-          <w:szCs w:val="20"/>
+        <w:pStyle w:val="Ttulo1"/>
+        <w:spacing w:after="120"/>
+        <w:rPr>
+          <w:rFonts w:cstheme="minorHAnsi"/>
+          <w:szCs w:val="24"/>
+        </w:rPr>
+      </w:pPr>
+      <w:bookmarkStart w:id="9" w:name="_Toc241762338"/>
+      <w:r>
+        <w:rPr>
+          <w:rFonts w:eastAsia="Arial" w:cstheme="minorHAnsi"/>
+          <w:bCs/>
+          <w:szCs w:val="24"/>
         </w:rPr>
         <w:t xml:space="preserve">- </w:t>
       </w:r>
       <w:r>
         <w:rPr>
-          <w:rFonts w:ascii="Arial" w:hAnsi="Arial" w:cs="Arial"/>
-          <w:b/>
+          <w:rFonts w:cstheme="minorHAnsi"/>
           <w:bCs/>
           <w:color w:val="000000"/>
-          <w:sz w:val="20"/>
-          <w:szCs w:val="20"/>
+          <w:szCs w:val="24"/>
         </w:rPr>
         <w:t>Matriz geral de responsabilidade</w:t>
       </w:r>
-    </w:p>
-    <w:p>
-      <w:pPr>
-        <w:pStyle w:val="PargrafodaLista"/>
-        <w:numPr>
-          <w:ilvl w:val="1"/>
-          <w:numId w:val="2"/>
-        </w:numPr>
-        <w:rPr>
-          <w:rFonts w:ascii="Arial" w:hAnsi="Arial" w:cs="Arial"/>
-          <w:b/>
-          <w:sz w:val="20"/>
-          <w:szCs w:val="20"/>
-        </w:rPr>
-        <w:spacing w:before="0" w:after="120"/>
-      </w:pPr>
-      <w:r>
-        <w:rPr>
-          <w:rFonts w:ascii="Arial" w:hAnsi="Arial" w:cs="Arial"/>
-          <w:b/>
+      <w:bookmarkEnd w:id="9"/>
+    </w:p>
+    <w:p>
+      <w:pPr>
+        <w:pStyle w:val="Ttulo2"/>
+        <w:spacing w:after="120"/>
+        <w:rPr>
+          <w:rFonts w:cstheme="minorHAnsi"/>
+          <w:szCs w:val="24"/>
+        </w:rPr>
+      </w:pPr>
+      <w:bookmarkStart w:id="10" w:name="__RefHeading___Toc544_2124872291"/>
+      <w:r>
+        <w:rPr>
+          <w:rFonts w:cstheme="minorHAnsi"/>
           <w:bCs/>
           <w:color w:val="000000"/>
-          <w:sz w:val="20"/>
-          <w:szCs w:val="20"/>
+          <w:szCs w:val="24"/>
         </w:rPr>
         <w:t>Responsabilidade da Filtrovali</w:t>
       </w:r>
       <w:r>
         <w:rPr>
-          <w:rFonts w:ascii="Arial" w:eastAsia="Arial" w:hAnsi="Arial"/>
-          <w:b/>
-          <w:bCs/>
-          <w:sz w:val="20"/>
-          <w:szCs w:val="20"/>
+          <w:rFonts w:eastAsia="Arial" w:cstheme="minorHAnsi"/>
+          <w:bCs/>
+          <w:szCs w:val="24"/>
         </w:rPr>
         <w:t>:</w:t>
       </w:r>
+      <w:bookmarkEnd w:id="10"/>
     </w:p>
     <w:tbl>
       <w:tblPr>
@@ -3893,26 +4894,26 @@
           </w:tcPr>
           <w:p>
             <w:pPr>
-              <w:spacing w:after="0" w:line="240" w:lineRule="auto"/>
+              <w:spacing w:after="0" w:line="360" w:lineRule="auto"/>
               <w:jc w:val="center"/>
               <w:rPr>
-                <w:rFonts w:ascii="Arial" w:eastAsia="Arial" w:hAnsi="Arial" w:cs="Arial"/>
+                <w:rFonts w:eastAsia="Arial" w:cstheme="minorHAnsi"/>
                 <w:b/>
                 <w:bCs/>
                 <w:color w:val="FFFFFF" w:themeColor="background1"/>
-                <w:sz w:val="20"/>
-                <w:szCs w:val="20"/>
+                <w:sz w:val="24"/>
+                <w:szCs w:val="24"/>
                 <w:lang w:eastAsia="pt-BR"/>
               </w:rPr>
             </w:pPr>
             <w:r>
               <w:rPr>
-                <w:rFonts w:ascii="Arial" w:eastAsia="Arial" w:hAnsi="Arial" w:cs="Arial"/>
+                <w:rFonts w:eastAsia="Arial" w:cstheme="minorHAnsi"/>
                 <w:b/>
                 <w:bCs/>
                 <w:color w:val="FFFFFF" w:themeColor="background1"/>
-                <w:sz w:val="20"/>
-                <w:szCs w:val="20"/>
+                <w:sz w:val="24"/>
+                <w:szCs w:val="24"/>
                 <w:lang w:eastAsia="pt-BR"/>
               </w:rPr>
               <w:t>Item</w:t>
@@ -3932,26 +4933,26 @@
           </w:tcPr>
           <w:p>
             <w:pPr>
-              <w:spacing w:after="0" w:line="240" w:lineRule="auto"/>
+              <w:spacing w:after="0" w:line="360" w:lineRule="auto"/>
               <w:jc w:val="center"/>
               <w:rPr>
-                <w:rFonts w:ascii="Arial" w:eastAsia="Arial" w:hAnsi="Arial" w:cs="Arial"/>
+                <w:rFonts w:eastAsia="Arial" w:cstheme="minorHAnsi"/>
                 <w:b/>
                 <w:bCs/>
                 <w:color w:val="FFFFFF" w:themeColor="background1"/>
-                <w:sz w:val="20"/>
-                <w:szCs w:val="20"/>
+                <w:sz w:val="24"/>
+                <w:szCs w:val="24"/>
                 <w:lang w:eastAsia="pt-BR"/>
               </w:rPr>
             </w:pPr>
             <w:r>
               <w:rPr>
-                <w:rFonts w:ascii="Arial" w:eastAsia="Arial" w:hAnsi="Arial" w:cs="Arial"/>
+                <w:rFonts w:eastAsia="Arial" w:cstheme="minorHAnsi"/>
                 <w:b/>
                 <w:bCs/>
                 <w:color w:val="FFFFFF" w:themeColor="background1"/>
-                <w:sz w:val="20"/>
-                <w:szCs w:val="20"/>
+                <w:sz w:val="24"/>
+                <w:szCs w:val="24"/>
                 <w:lang w:eastAsia="pt-BR"/>
               </w:rPr>
               <w:t>ESCOPO</w:t>
@@ -3970,26 +4971,26 @@
           </w:tcPr>
           <w:p>
             <w:pPr>
-              <w:spacing w:after="0" w:line="240" w:lineRule="auto"/>
+              <w:spacing w:after="0" w:line="360" w:lineRule="auto"/>
               <w:jc w:val="center"/>
               <w:rPr>
-                <w:rFonts w:ascii="Arial" w:eastAsia="Arial" w:hAnsi="Arial" w:cs="Arial"/>
+                <w:rFonts w:eastAsia="Arial" w:cstheme="minorHAnsi"/>
                 <w:b/>
                 <w:bCs/>
                 <w:color w:val="FFFFFF" w:themeColor="background1"/>
-                <w:sz w:val="20"/>
-                <w:szCs w:val="20"/>
+                <w:sz w:val="24"/>
+                <w:szCs w:val="24"/>
                 <w:lang w:eastAsia="pt-BR"/>
               </w:rPr>
             </w:pPr>
             <w:r>
               <w:rPr>
-                <w:rFonts w:ascii="Arial" w:eastAsia="Arial" w:hAnsi="Arial" w:cs="Arial"/>
+                <w:rFonts w:eastAsia="Arial" w:cstheme="minorHAnsi"/>
                 <w:b/>
                 <w:bCs/>
                 <w:color w:val="FFFFFF" w:themeColor="background1"/>
-                <w:sz w:val="20"/>
-                <w:szCs w:val="20"/>
+                <w:sz w:val="24"/>
+                <w:szCs w:val="24"/>
                 <w:lang w:eastAsia="pt-BR"/>
               </w:rPr>
               <w:t>NOTA</w:t>
@@ -4017,25 +5018,25 @@
           </w:tcPr>
           <w:p>
             <w:pPr>
-              <w:spacing w:before="120" w:after="0" w:line="240" w:lineRule="auto"/>
-              <w:rPr>
-                <w:rFonts w:ascii="Arial" w:eastAsia="Arial" w:hAnsi="Arial" w:cs="Arial"/>
+              <w:spacing w:before="120" w:after="0" w:line="360" w:lineRule="auto"/>
+              <w:rPr>
+                <w:rFonts w:eastAsia="Arial" w:cstheme="minorHAnsi"/>
                 <w:b/>
                 <w:bCs/>
                 <w:color w:val="000000"/>
-                <w:sz w:val="16"/>
-                <w:szCs w:val="16"/>
+                <w:sz w:val="24"/>
+                <w:szCs w:val="24"/>
                 <w:lang w:eastAsia="pt-BR"/>
               </w:rPr>
             </w:pPr>
             <w:r>
               <w:rPr>
-                <w:rFonts w:ascii="Arial" w:eastAsia="Arial" w:hAnsi="Arial" w:cs="Arial"/>
+                <w:rFonts w:eastAsia="Arial" w:cstheme="minorHAnsi"/>
                 <w:b/>
                 <w:bCs/>
                 <w:color w:val="000000"/>
-                <w:sz w:val="16"/>
-                <w:szCs w:val="16"/>
+                <w:sz w:val="24"/>
+                <w:szCs w:val="24"/>
                 <w:lang w:eastAsia="pt-BR"/>
               </w:rPr>
               <w:t>{{categoria_filtrovali}}</w:t>
@@ -4066,13 +5067,13 @@
                 <w:ilvl w:val="0"/>
                 <w:numId w:val="5"/>
               </w:numPr>
-              <w:spacing w:before="120" w:after="0" w:line="240" w:lineRule="auto"/>
+              <w:spacing w:before="120" w:after="0" w:line="360" w:lineRule="auto"/>
               <w:jc w:val="center"/>
               <w:rPr>
-                <w:rFonts w:ascii="Arial" w:eastAsia="Arial" w:hAnsi="Arial" w:cs="Arial"/>
+                <w:rFonts w:eastAsia="Arial" w:cstheme="minorHAnsi"/>
                 <w:color w:val="000000"/>
-                <w:sz w:val="16"/>
-                <w:szCs w:val="16"/>
+                <w:sz w:val="24"/>
+                <w:szCs w:val="24"/>
                 <w:lang w:eastAsia="pt-BR"/>
               </w:rPr>
             </w:pPr>
@@ -4092,19 +5093,19 @@
             <w:pPr>
               <w:spacing w:before="120" w:after="0" w:line="360" w:lineRule="auto"/>
               <w:rPr>
-                <w:rFonts w:ascii="Arial" w:eastAsia="Arial" w:hAnsi="Arial" w:cs="Arial"/>
+                <w:rFonts w:eastAsia="Arial" w:cstheme="minorHAnsi"/>
                 <w:color w:val="000000"/>
-                <w:sz w:val="16"/>
-                <w:szCs w:val="16"/>
+                <w:sz w:val="24"/>
+                <w:szCs w:val="24"/>
                 <w:lang w:eastAsia="pt-BR"/>
               </w:rPr>
             </w:pPr>
             <w:r>
               <w:rPr>
-                <w:rFonts w:ascii="Arial" w:eastAsia="Arial" w:hAnsi="Arial" w:cs="Arial"/>
+                <w:rFonts w:eastAsia="Arial" w:cstheme="minorHAnsi"/>
                 <w:color w:val="000000"/>
-                <w:sz w:val="16"/>
-                <w:szCs w:val="16"/>
+                <w:sz w:val="24"/>
+                <w:szCs w:val="24"/>
                 <w:lang w:eastAsia="pt-BR"/>
               </w:rPr>
               <w:t>{{escopo_filtrovali}}</w:t>
@@ -4124,22 +5125,22 @@
           </w:tcPr>
           <w:p>
             <w:pPr>
-              <w:spacing w:before="0" w:after="120" w:line="240" w:lineRule="auto"/>
+              <w:spacing w:after="120" w:line="360" w:lineRule="auto"/>
               <w:jc w:val="both"/>
               <w:rPr>
-                <w:rFonts w:ascii="Arial" w:eastAsia="Arial" w:hAnsi="Arial" w:cs="Arial"/>
+                <w:rFonts w:eastAsia="Arial" w:cstheme="minorHAnsi"/>
                 <w:color w:val="000000"/>
-                <w:sz w:val="16"/>
-                <w:szCs w:val="16"/>
+                <w:sz w:val="24"/>
+                <w:szCs w:val="24"/>
                 <w:lang w:eastAsia="pt-BR"/>
               </w:rPr>
             </w:pPr>
             <w:r>
               <w:rPr>
-                <w:rFonts w:ascii="Arial" w:eastAsia="Arial" w:hAnsi="Arial" w:cs="Arial"/>
+                <w:rFonts w:eastAsia="Arial" w:cstheme="minorHAnsi"/>
                 <w:color w:val="000000"/>
-                <w:sz w:val="16"/>
-                <w:szCs w:val="16"/>
+                <w:sz w:val="24"/>
+                <w:szCs w:val="24"/>
                 <w:lang w:eastAsia="pt-BR"/>
               </w:rPr>
               <w:t>{{nota_filtrovali}}</w:t>
@@ -4150,40 +5151,32 @@
     </w:tbl>
     <w:p>
       <w:pPr>
-        <w:pStyle w:val="PargrafodaLista"/>
-        <w:numPr>
-          <w:ilvl w:val="1"/>
-          <w:numId w:val="2"/>
-        </w:numPr>
-        <w:rPr>
-          <w:rFonts w:ascii="Arial" w:hAnsi="Arial" w:cs="Arial"/>
-          <w:b/>
-          <w:sz w:val="20"/>
-          <w:szCs w:val="20"/>
-        </w:rPr>
-        <w:spacing w:before="0" w:after="120"/>
-      </w:pPr>
-      <w:r>
-        <w:rPr>
-          <w:rFonts w:ascii="Arial" w:hAnsi="Arial" w:cs="Arial"/>
-          <w:b/>
+        <w:pStyle w:val="Ttulo2"/>
+        <w:spacing w:after="120"/>
+        <w:rPr>
+          <w:rFonts w:cstheme="minorHAnsi"/>
+          <w:szCs w:val="24"/>
+        </w:rPr>
+      </w:pPr>
+      <w:bookmarkStart w:id="11" w:name="__RefHeading___Toc546_2124872291"/>
+      <w:r>
+        <w:rPr>
+          <w:rFonts w:cstheme="minorHAnsi"/>
           <w:bCs/>
           <w:color w:val="000000"/>
-          <w:sz w:val="20"/>
-          <w:szCs w:val="20"/>
+          <w:szCs w:val="24"/>
         </w:rPr>
         <w:t>Responsabilidade do Contratante</w:t>
       </w:r>
       <w:r>
         <w:rPr>
-          <w:rFonts w:ascii="Arial" w:eastAsia="Arial" w:hAnsi="Arial"/>
-          <w:b/>
-          <w:bCs/>
-          <w:sz w:val="20"/>
-          <w:szCs w:val="20"/>
+          <w:rFonts w:eastAsia="Arial" w:cstheme="minorHAnsi"/>
+          <w:bCs/>
+          <w:szCs w:val="24"/>
         </w:rPr>
         <w:t>:</w:t>
       </w:r>
+      <w:bookmarkEnd w:id="11"/>
     </w:p>
     <w:tbl>
       <w:tblPr>
@@ -4220,26 +5213,26 @@
           </w:tcPr>
           <w:p>
             <w:pPr>
-              <w:spacing w:after="0" w:line="240" w:lineRule="auto"/>
+              <w:spacing w:after="0" w:line="360" w:lineRule="auto"/>
               <w:jc w:val="center"/>
               <w:rPr>
-                <w:rFonts w:ascii="Arial" w:eastAsia="Arial" w:hAnsi="Arial" w:cs="Arial"/>
+                <w:rFonts w:eastAsia="Arial" w:cstheme="minorHAnsi"/>
                 <w:b/>
                 <w:bCs/>
                 <w:color w:val="FFFFFF" w:themeColor="background1"/>
-                <w:sz w:val="20"/>
-                <w:szCs w:val="20"/>
+                <w:sz w:val="24"/>
+                <w:szCs w:val="24"/>
                 <w:lang w:eastAsia="pt-BR"/>
               </w:rPr>
             </w:pPr>
             <w:r>
               <w:rPr>
-                <w:rFonts w:ascii="Arial" w:eastAsia="Arial" w:hAnsi="Arial" w:cs="Arial"/>
+                <w:rFonts w:eastAsia="Arial" w:cstheme="minorHAnsi"/>
                 <w:b/>
                 <w:bCs/>
                 <w:color w:val="FFFFFF" w:themeColor="background1"/>
-                <w:sz w:val="20"/>
-                <w:szCs w:val="20"/>
+                <w:sz w:val="24"/>
+                <w:szCs w:val="24"/>
                 <w:lang w:eastAsia="pt-BR"/>
               </w:rPr>
               <w:t>Item</w:t>
@@ -4259,26 +5252,26 @@
           </w:tcPr>
           <w:p>
             <w:pPr>
-              <w:spacing w:after="0" w:line="240" w:lineRule="auto"/>
+              <w:spacing w:after="0" w:line="360" w:lineRule="auto"/>
               <w:jc w:val="center"/>
               <w:rPr>
-                <w:rFonts w:ascii="Arial" w:eastAsia="Arial" w:hAnsi="Arial" w:cs="Arial"/>
+                <w:rFonts w:eastAsia="Arial" w:cstheme="minorHAnsi"/>
                 <w:b/>
                 <w:bCs/>
                 <w:color w:val="FFFFFF" w:themeColor="background1"/>
-                <w:sz w:val="20"/>
-                <w:szCs w:val="20"/>
+                <w:sz w:val="24"/>
+                <w:szCs w:val="24"/>
                 <w:lang w:eastAsia="pt-BR"/>
               </w:rPr>
             </w:pPr>
             <w:r>
               <w:rPr>
-                <w:rFonts w:ascii="Arial" w:eastAsia="Arial" w:hAnsi="Arial" w:cs="Arial"/>
+                <w:rFonts w:eastAsia="Arial" w:cstheme="minorHAnsi"/>
                 <w:b/>
                 <w:bCs/>
                 <w:color w:val="FFFFFF" w:themeColor="background1"/>
-                <w:sz w:val="20"/>
-                <w:szCs w:val="20"/>
+                <w:sz w:val="24"/>
+                <w:szCs w:val="24"/>
                 <w:lang w:eastAsia="pt-BR"/>
               </w:rPr>
               <w:t>ESCOPO</w:t>
@@ -4297,26 +5290,26 @@
           </w:tcPr>
           <w:p>
             <w:pPr>
-              <w:spacing w:after="0" w:line="240" w:lineRule="auto"/>
+              <w:spacing w:after="0" w:line="360" w:lineRule="auto"/>
               <w:jc w:val="center"/>
               <w:rPr>
-                <w:rFonts w:ascii="Arial" w:eastAsia="Arial" w:hAnsi="Arial" w:cs="Arial"/>
+                <w:rFonts w:eastAsia="Arial" w:cstheme="minorHAnsi"/>
                 <w:b/>
                 <w:bCs/>
                 <w:color w:val="FFFFFF" w:themeColor="background1"/>
-                <w:sz w:val="20"/>
-                <w:szCs w:val="20"/>
+                <w:sz w:val="24"/>
+                <w:szCs w:val="24"/>
                 <w:lang w:eastAsia="pt-BR"/>
               </w:rPr>
             </w:pPr>
             <w:r>
               <w:rPr>
-                <w:rFonts w:ascii="Arial" w:eastAsia="Arial" w:hAnsi="Arial" w:cs="Arial"/>
+                <w:rFonts w:eastAsia="Arial" w:cstheme="minorHAnsi"/>
                 <w:b/>
                 <w:bCs/>
                 <w:color w:val="FFFFFF" w:themeColor="background1"/>
-                <w:sz w:val="20"/>
-                <w:szCs w:val="20"/>
+                <w:sz w:val="24"/>
+                <w:szCs w:val="24"/>
                 <w:lang w:eastAsia="pt-BR"/>
               </w:rPr>
               <w:t>NOTA</w:t>
@@ -4344,23 +5337,23 @@
           </w:tcPr>
           <w:p>
             <w:pPr>
-              <w:spacing w:before="120" w:after="0" w:line="240" w:lineRule="auto"/>
+              <w:spacing w:before="120" w:after="0" w:line="360" w:lineRule="auto"/>
               <w:jc w:val="both"/>
               <w:rPr>
-                <w:rFonts w:ascii="Arial" w:eastAsia="Arial" w:hAnsi="Arial" w:cs="Arial"/>
+                <w:rFonts w:eastAsia="Arial" w:cstheme="minorHAnsi"/>
                 <w:color w:val="000000"/>
-                <w:sz w:val="16"/>
-                <w:szCs w:val="16"/>
+                <w:sz w:val="24"/>
+                <w:szCs w:val="24"/>
                 <w:lang w:eastAsia="pt-BR"/>
               </w:rPr>
             </w:pPr>
             <w:r>
               <w:rPr>
-                <w:rFonts w:ascii="Arial" w:eastAsia="Arial" w:hAnsi="Arial" w:cs="Arial"/>
+                <w:rFonts w:eastAsia="Arial" w:cstheme="minorHAnsi"/>
                 <w:b/>
                 <w:color w:val="000000"/>
-                <w:sz w:val="16"/>
-                <w:szCs w:val="16"/>
+                <w:sz w:val="24"/>
+                <w:szCs w:val="24"/>
                 <w:lang w:eastAsia="pt-BR"/>
               </w:rPr>
               <w:t>{{categoria_contratante}}</w:t>
@@ -4391,13 +5384,13 @@
                 <w:ilvl w:val="0"/>
                 <w:numId w:val="6"/>
               </w:numPr>
-              <w:spacing w:before="120" w:after="0" w:line="240" w:lineRule="auto"/>
+              <w:spacing w:before="120" w:after="0" w:line="360" w:lineRule="auto"/>
               <w:jc w:val="center"/>
               <w:rPr>
-                <w:rFonts w:ascii="Arial" w:eastAsia="Arial" w:hAnsi="Arial" w:cs="Arial"/>
+                <w:rFonts w:eastAsia="Arial" w:cstheme="minorHAnsi"/>
                 <w:color w:val="000000"/>
-                <w:sz w:val="16"/>
-                <w:szCs w:val="16"/>
+                <w:sz w:val="24"/>
+                <w:szCs w:val="24"/>
                 <w:lang w:eastAsia="pt-BR"/>
               </w:rPr>
             </w:pPr>
@@ -4417,17 +5410,17 @@
             <w:pPr>
               <w:spacing w:before="120" w:after="0" w:line="360" w:lineRule="auto"/>
               <w:rPr>
-                <w:rFonts w:ascii="Arial" w:eastAsia="Arial" w:hAnsi="Arial" w:cs="Arial"/>
-                <w:sz w:val="16"/>
-                <w:szCs w:val="16"/>
+                <w:rFonts w:eastAsia="Arial" w:cstheme="minorHAnsi"/>
+                <w:sz w:val="24"/>
+                <w:szCs w:val="24"/>
                 <w:lang w:eastAsia="pt-BR"/>
               </w:rPr>
             </w:pPr>
             <w:r>
               <w:rPr>
-                <w:rFonts w:ascii="Arial" w:hAnsi="Arial" w:cs="Arial"/>
-                <w:sz w:val="16"/>
-                <w:szCs w:val="16"/>
+                <w:rFonts w:cstheme="minorHAnsi"/>
+                <w:sz w:val="24"/>
+                <w:szCs w:val="24"/>
                 <w:lang w:eastAsia="pt-BR"/>
               </w:rPr>
               <w:t>{{escopo_contratante}}</w:t>
@@ -4447,52 +5440,52 @@
           </w:tcPr>
           <w:p>
             <w:pPr>
-              <w:spacing w:before="120" w:after="0" w:line="240" w:lineRule="auto"/>
+              <w:spacing w:before="120" w:after="0" w:line="360" w:lineRule="auto"/>
               <w:jc w:val="both"/>
               <w:rPr>
-                <w:rFonts w:ascii="Arial" w:eastAsia="Arial" w:hAnsi="Arial" w:cs="Arial"/>
+                <w:rFonts w:eastAsia="Arial" w:cstheme="minorHAnsi"/>
                 <w:color w:val="000000"/>
-                <w:sz w:val="16"/>
-                <w:szCs w:val="16"/>
+                <w:sz w:val="24"/>
+                <w:szCs w:val="24"/>
                 <w:lang w:eastAsia="pt-BR"/>
               </w:rPr>
             </w:pPr>
             <w:r>
               <w:rPr>
-                <w:rFonts w:ascii="Arial" w:eastAsia="Arial" w:hAnsi="Arial" w:cs="Arial"/>
+                <w:rFonts w:eastAsia="Arial" w:cstheme="minorHAnsi"/>
                 <w:color w:val="000000"/>
-                <w:sz w:val="16"/>
-                <w:szCs w:val="16"/>
+                <w:sz w:val="24"/>
+                <w:szCs w:val="24"/>
                 <w:lang w:eastAsia="pt-BR"/>
               </w:rPr>
               <w:t>{{nota_contratante}}</w:t>
             </w:r>
-            <w:bookmarkStart w:id="2" w:name="_Hlk211261915"/>
-            <w:bookmarkEnd w:id="2"/>
+            <w:bookmarkStart w:id="12" w:name="_Hlk211261915"/>
+            <w:bookmarkEnd w:id="12"/>
           </w:p>
         </w:tc>
       </w:tr>
     </w:tbl>
     <w:p>
       <w:pPr>
-        <w:pStyle w:val="PargrafodaLista"/>
-        <w:numPr>
-          <w:ilvl w:val="0"/>
-          <w:numId w:val="2"/>
-        </w:numPr>
-        <w:spacing w:after="120" w:line="240" w:lineRule="auto" w:before="0"/>
+        <w:pStyle w:val="Ttulo1"/>
+        <w:spacing w:after="120"/>
         <w:jc w:val="both"/>
-      </w:pPr>
-      <w:r>
-        <w:rPr>
-          <w:rFonts w:ascii="Arial" w:eastAsia="Arial" w:hAnsi="Arial"/>
-          <w:b/>
-          <w:bCs/>
-          <w:sz w:val="20"/>
-          <w:szCs w:val="20"/>
+        <w:rPr>
+          <w:rFonts w:cstheme="minorHAnsi"/>
+          <w:szCs w:val="24"/>
+        </w:rPr>
+      </w:pPr>
+      <w:bookmarkStart w:id="13" w:name="_Toc241762339"/>
+      <w:r>
+        <w:rPr>
+          <w:rFonts w:eastAsia="Arial" w:cstheme="minorHAnsi"/>
+          <w:bCs/>
+          <w:szCs w:val="24"/>
         </w:rPr>
         <w:t>- Previsão de atendimento:</w:t>
       </w:r>
+      <w:bookmarkEnd w:id="13"/>
     </w:p>
     <w:p>
       <w:pPr>
@@ -4501,55 +5494,59 @@
           <w:ilvl w:val="1"/>
           <w:numId w:val="2"/>
         </w:numPr>
-        <w:spacing w:after="120" w:line="240" w:lineRule="auto" w:before="0"/>
+        <w:spacing w:after="120" w:line="360" w:lineRule="auto"/>
         <w:jc w:val="both"/>
-      </w:pPr>
-      <w:r>
-        <w:rPr>
-          <w:rFonts w:ascii="Arial" w:eastAsia="Arial" w:hAnsi="Arial"/>
-          <w:sz w:val="20"/>
-          <w:szCs w:val="20"/>
-        </w:rPr>
-        <w:lastRenderedPageBreak/>
+        <w:rPr>
+          <w:rFonts w:cstheme="minorHAnsi"/>
+          <w:sz w:val="24"/>
+          <w:szCs w:val="24"/>
+        </w:rPr>
+      </w:pPr>
+      <w:r>
+        <w:rPr>
+          <w:rFonts w:eastAsia="Arial" w:cstheme="minorHAnsi"/>
+          <w:sz w:val="24"/>
+          <w:szCs w:val="24"/>
+        </w:rPr>
         <w:t xml:space="preserve">- </w:t>
       </w:r>
       <w:r>
         <w:rPr>
-          <w:rFonts w:ascii="Arial" w:eastAsia="Arial" w:hAnsi="Arial"/>
-          <w:b/>
-          <w:bCs/>
-          <w:sz w:val="20"/>
-          <w:szCs w:val="20"/>
+          <w:rFonts w:eastAsia="Arial" w:cstheme="minorHAnsi"/>
+          <w:b/>
+          <w:bCs/>
+          <w:sz w:val="24"/>
+          <w:szCs w:val="24"/>
         </w:rPr>
         <w:t>{{</w:t>
       </w:r>
       <w:proofErr w:type="spellStart"/>
       <w:r>
         <w:rPr>
-          <w:rFonts w:ascii="Arial" w:eastAsia="Arial" w:hAnsi="Arial"/>
-          <w:b/>
-          <w:bCs/>
-          <w:sz w:val="20"/>
-          <w:szCs w:val="20"/>
+          <w:rFonts w:eastAsia="Arial" w:cstheme="minorHAnsi"/>
+          <w:b/>
+          <w:bCs/>
+          <w:sz w:val="24"/>
+          <w:szCs w:val="24"/>
         </w:rPr>
         <w:t>prev_atende</w:t>
       </w:r>
       <w:proofErr w:type="spellEnd"/>
       <w:r>
         <w:rPr>
-          <w:rFonts w:ascii="Arial" w:eastAsia="Arial" w:hAnsi="Arial"/>
-          <w:b/>
-          <w:bCs/>
-          <w:sz w:val="20"/>
-          <w:szCs w:val="20"/>
+          <w:rFonts w:eastAsia="Arial" w:cstheme="minorHAnsi"/>
+          <w:b/>
+          <w:bCs/>
+          <w:sz w:val="24"/>
+          <w:szCs w:val="24"/>
         </w:rPr>
         <w:t xml:space="preserve">}} dias </w:t>
       </w:r>
       <w:r>
         <w:rPr>
-          <w:rFonts w:ascii="Arial" w:eastAsia="Arial" w:hAnsi="Arial"/>
-          <w:sz w:val="20"/>
-          <w:szCs w:val="20"/>
+          <w:rFonts w:eastAsia="Arial" w:cstheme="minorHAnsi"/>
+          <w:sz w:val="24"/>
+          <w:szCs w:val="24"/>
         </w:rPr>
         <w:t>após o recebimento do pedido de compras ou assinatura do contrato.</w:t>
       </w:r>
@@ -4561,14 +5558,19 @@
           <w:ilvl w:val="2"/>
           <w:numId w:val="2"/>
         </w:numPr>
-        <w:spacing w:after="120" w:line="240" w:lineRule="auto" w:before="0"/>
+        <w:spacing w:after="120" w:line="360" w:lineRule="auto"/>
         <w:jc w:val="both"/>
-      </w:pPr>
-      <w:r>
-        <w:rPr>
-          <w:rFonts w:ascii="Arial" w:eastAsia="Arial" w:hAnsi="Arial"/>
-          <w:sz w:val="20"/>
-          <w:szCs w:val="20"/>
+        <w:rPr>
+          <w:rFonts w:cstheme="minorHAnsi"/>
+          <w:sz w:val="24"/>
+          <w:szCs w:val="24"/>
+        </w:rPr>
+      </w:pPr>
+      <w:r>
+        <w:rPr>
+          <w:rFonts w:eastAsia="Arial" w:cstheme="minorHAnsi"/>
+          <w:sz w:val="24"/>
+          <w:szCs w:val="24"/>
         </w:rPr>
         <w:t>Nos casos em que o contrato for firmado entre a Filtrovali e a montadora, porém o faturamento ocorrer diretamente para o Cliente Final, a mobilização ficará condicionada à emissão do pedido de compra pelo Cliente Final;</w:t>
       </w:r>
@@ -4580,96 +5582,323 @@
           <w:ilvl w:val="2"/>
           <w:numId w:val="2"/>
         </w:numPr>
-        <w:spacing w:after="120" w:line="240" w:lineRule="auto" w:before="0"/>
+        <w:spacing w:after="120" w:line="360" w:lineRule="auto"/>
         <w:jc w:val="both"/>
-      </w:pPr>
-      <w:r>
-        <w:rPr>
-          <w:rFonts w:ascii="Arial" w:eastAsia="Arial" w:hAnsi="Arial"/>
-          <w:sz w:val="20"/>
-          <w:szCs w:val="20"/>
+        <w:rPr>
+          <w:rFonts w:cstheme="minorHAnsi"/>
+          <w:sz w:val="24"/>
+          <w:szCs w:val="24"/>
+        </w:rPr>
+      </w:pPr>
+      <w:r>
+        <w:rPr>
+          <w:rFonts w:eastAsia="Arial" w:cstheme="minorHAnsi"/>
+          <w:sz w:val="24"/>
+          <w:szCs w:val="24"/>
         </w:rPr>
         <w:t xml:space="preserve">O texto acima deve ser válido a cada mudança de data para atendimento.  </w:t>
       </w:r>
     </w:p>
     <w:p>
       <w:pPr>
+        <w:pStyle w:val="Ttulo1"/>
+        <w:spacing w:after="120"/>
+        <w:jc w:val="both"/>
+        <w:rPr>
+          <w:rFonts w:cstheme="minorHAnsi"/>
+          <w:szCs w:val="24"/>
+        </w:rPr>
+      </w:pPr>
+      <w:bookmarkStart w:id="14" w:name="_Toc241762340"/>
+      <w:r>
+        <w:rPr>
+          <w:rFonts w:eastAsia="Arial" w:cstheme="minorHAnsi"/>
+          <w:bCs/>
+          <w:szCs w:val="24"/>
+        </w:rPr>
+        <w:t>- Prazo para execução dos serviços:</w:t>
+      </w:r>
+      <w:bookmarkEnd w:id="14"/>
+    </w:p>
+    <w:p>
+      <w:pPr>
         <w:pStyle w:val="PargrafodaLista"/>
-        <w:numPr>
-          <w:ilvl w:val="0"/>
-          <w:numId w:val="2"/>
-        </w:numPr>
-        <w:spacing w:after="120" w:line="240" w:lineRule="auto" w:before="0"/>
-        <w:jc w:val="both"/>
-      </w:pPr>
-      <w:r>
-        <w:rPr>
-          <w:rFonts w:ascii="Arial" w:eastAsia="Arial" w:hAnsi="Arial"/>
-          <w:b/>
-          <w:bCs/>
-          <w:sz w:val="20"/>
-          <w:szCs w:val="20"/>
-        </w:rPr>
-        <w:t>- Prazo para execução dos serviços:</w:t>
-      </w:r>
-    </w:p>
-    <w:p>
-      <w:pPr>
-        <w:pStyle w:val="PargrafodaLista"/>
-        <w:spacing w:after="120" w:line="240" w:lineRule="auto" w:before="0"/>
+        <w:spacing w:after="120" w:line="360" w:lineRule="auto"/>
         <w:ind w:left="360"/>
         <w:jc w:val="both"/>
         <w:rPr>
-          <w:rFonts w:ascii="Arial" w:hAnsi="Arial" w:cs="Arial"/>
-          <w:sz w:val="20"/>
-          <w:szCs w:val="20"/>
-        </w:rPr>
-      </w:pPr>
-      <w:r>
-        <w:rPr>
-          <w:rFonts w:ascii="Arial" w:hAnsi="Arial" w:cs="Arial"/>
-          <w:sz w:val="20"/>
-          <w:szCs w:val="20"/>
+          <w:rFonts w:cstheme="minorHAnsi"/>
+          <w:sz w:val="24"/>
+          <w:szCs w:val="24"/>
+        </w:rPr>
+      </w:pPr>
+      <w:r>
+        <w:rPr>
+          <w:rFonts w:cstheme="minorHAnsi"/>
+          <w:sz w:val="24"/>
+          <w:szCs w:val="24"/>
         </w:rPr>
         <w:t>O cronograma apresentado leva em consideração a disponibilidade de todas as frentes de serviço prontas e liberadas para a equipe Filtrovali. É importante ressaltar que qualquer indisponibilidade das frentes de serviço para a equipe da Filtrovali poderá resultar em alterações no cronograma.</w:t>
       </w:r>
     </w:p>
     <w:p>
       <w:pPr>
+        <w:pStyle w:val="Ttulo2"/>
+        <w:spacing w:after="120"/>
+        <w:jc w:val="both"/>
+        <w:rPr>
+          <w:rFonts w:cstheme="minorHAnsi"/>
+          <w:szCs w:val="24"/>
+        </w:rPr>
+      </w:pPr>
+      <w:bookmarkStart w:id="15" w:name="__RefHeading___Toc552_2124872291"/>
+      <w:r>
+        <w:rPr>
+          <w:rFonts w:eastAsia="Arial" w:cstheme="minorHAnsi"/>
+          <w:szCs w:val="24"/>
+        </w:rPr>
+        <w:lastRenderedPageBreak/>
+        <w:t>Prazo previsto de permanência em obra (dias corridos) – {{</w:t>
+      </w:r>
+      <w:proofErr w:type="spellStart"/>
+      <w:r>
+        <w:rPr>
+          <w:rFonts w:eastAsia="Arial" w:cstheme="minorHAnsi"/>
+          <w:szCs w:val="24"/>
+        </w:rPr>
+        <w:t>n_dias</w:t>
+      </w:r>
+      <w:proofErr w:type="spellEnd"/>
+      <w:r>
+        <w:rPr>
+          <w:rFonts w:eastAsia="Arial" w:cstheme="minorHAnsi"/>
+          <w:szCs w:val="24"/>
+        </w:rPr>
+        <w:t>}} dia(s);</w:t>
+      </w:r>
+      <w:bookmarkEnd w:id="15"/>
+    </w:p>
+    <w:p>
+      <w:pPr>
+        <w:pStyle w:val="Ttulo3"/>
+        <w:spacing w:after="120"/>
+        <w:jc w:val="both"/>
+        <w:rPr>
+          <w:rFonts w:cstheme="minorHAnsi"/>
+          <w:szCs w:val="24"/>
+        </w:rPr>
+      </w:pPr>
+      <w:bookmarkStart w:id="16" w:name="__RefHeading___Toc554_2124872291"/>
+      <w:r>
+        <w:rPr>
+          <w:rFonts w:eastAsia="Arial" w:cstheme="minorHAnsi"/>
+          <w:szCs w:val="24"/>
+        </w:rPr>
+        <w:t>Prazo previsto para integração – {{</w:t>
+      </w:r>
+      <w:proofErr w:type="spellStart"/>
+      <w:r>
+        <w:rPr>
+          <w:rFonts w:eastAsia="Arial" w:cstheme="minorHAnsi"/>
+          <w:szCs w:val="24"/>
+        </w:rPr>
+        <w:t>dias_treinamento</w:t>
+      </w:r>
+      <w:proofErr w:type="spellEnd"/>
+      <w:r>
+        <w:rPr>
+          <w:rFonts w:eastAsia="Arial" w:cstheme="minorHAnsi"/>
+          <w:szCs w:val="24"/>
+        </w:rPr>
+        <w:t>}} dia(s);</w:t>
+      </w:r>
+      <w:bookmarkEnd w:id="16"/>
+    </w:p>
+    <w:p>
+      <w:pPr>
+        <w:pStyle w:val="Ttulo3"/>
+        <w:spacing w:after="120"/>
+        <w:jc w:val="both"/>
+        <w:rPr>
+          <w:rFonts w:cstheme="minorHAnsi"/>
+          <w:szCs w:val="24"/>
+        </w:rPr>
+      </w:pPr>
+      <w:bookmarkStart w:id="17" w:name="__RefHeading___Toc556_2124872291"/>
+      <w:r>
+        <w:rPr>
+          <w:rFonts w:eastAsia="Arial" w:cstheme="minorHAnsi"/>
+          <w:szCs w:val="24"/>
+        </w:rPr>
+        <w:t>Prazo previsto de execução dos serviços (dias trabalhados/uteis) – {{</w:t>
+      </w:r>
+      <w:proofErr w:type="spellStart"/>
+      <w:r>
+        <w:rPr>
+          <w:rFonts w:eastAsia="Arial" w:cstheme="minorHAnsi"/>
+          <w:szCs w:val="24"/>
+        </w:rPr>
+        <w:t>n_dias_trabalhados</w:t>
+      </w:r>
+      <w:proofErr w:type="spellEnd"/>
+      <w:r>
+        <w:rPr>
+          <w:rFonts w:eastAsia="Arial" w:cstheme="minorHAnsi"/>
+          <w:szCs w:val="24"/>
+        </w:rPr>
+        <w:t>}} dia(as)</w:t>
+      </w:r>
+      <w:bookmarkEnd w:id="17"/>
+    </w:p>
+    <w:p>
+      <w:pPr>
+        <w:pStyle w:val="Ttulo2"/>
+        <w:spacing w:after="120"/>
+        <w:jc w:val="both"/>
+        <w:rPr>
+          <w:rFonts w:cstheme="minorHAnsi"/>
+          <w:szCs w:val="24"/>
+        </w:rPr>
+      </w:pPr>
+      <w:bookmarkStart w:id="18" w:name="__RefHeading___Toc558_2124872291"/>
+      <w:r>
+        <w:rPr>
+          <w:rFonts w:eastAsia="Arial" w:cstheme="minorHAnsi"/>
+          <w:szCs w:val="24"/>
+        </w:rPr>
+        <w:t>Prazo de deslocamento (</w:t>
+      </w:r>
+      <w:proofErr w:type="spellStart"/>
+      <w:r>
+        <w:rPr>
+          <w:rFonts w:eastAsia="Arial" w:cstheme="minorHAnsi"/>
+          <w:szCs w:val="24"/>
+        </w:rPr>
+        <w:t>Mob</w:t>
+      </w:r>
+      <w:proofErr w:type="spellEnd"/>
+      <w:r>
+        <w:rPr>
+          <w:rFonts w:eastAsia="Arial" w:cstheme="minorHAnsi"/>
+          <w:szCs w:val="24"/>
+        </w:rPr>
+        <w:t>/</w:t>
+      </w:r>
+      <w:proofErr w:type="spellStart"/>
+      <w:r>
+        <w:rPr>
+          <w:rFonts w:eastAsia="Arial" w:cstheme="minorHAnsi"/>
+          <w:szCs w:val="24"/>
+        </w:rPr>
+        <w:t>desmob</w:t>
+      </w:r>
+      <w:proofErr w:type="spellEnd"/>
+      <w:r>
+        <w:rPr>
+          <w:rFonts w:eastAsia="Arial" w:cstheme="minorHAnsi"/>
+          <w:szCs w:val="24"/>
+        </w:rPr>
+        <w:t>) – {{</w:t>
+      </w:r>
+      <w:proofErr w:type="spellStart"/>
+      <w:r>
+        <w:rPr>
+          <w:rFonts w:eastAsia="Arial" w:cstheme="minorHAnsi"/>
+          <w:szCs w:val="24"/>
+        </w:rPr>
+        <w:t>dias_mob</w:t>
+      </w:r>
+      <w:proofErr w:type="spellEnd"/>
+      <w:r>
+        <w:rPr>
+          <w:rFonts w:eastAsia="Arial" w:cstheme="minorHAnsi"/>
+          <w:szCs w:val="24"/>
+        </w:rPr>
+        <w:t>}} dia(s).</w:t>
+      </w:r>
+      <w:bookmarkEnd w:id="18"/>
+    </w:p>
+    <w:p>
+      <w:pPr>
+        <w:spacing w:after="120" w:line="360" w:lineRule="auto"/>
+        <w:ind w:firstLine="708"/>
+        <w:jc w:val="both"/>
+        <w:rPr>
+          <w:rFonts w:cstheme="minorHAnsi"/>
+          <w:sz w:val="24"/>
+          <w:szCs w:val="24"/>
+        </w:rPr>
+      </w:pPr>
+      <w:r>
+        <w:rPr>
+          <w:rFonts w:eastAsia="Arial" w:cstheme="minorHAnsi"/>
+          <w:sz w:val="24"/>
+          <w:szCs w:val="24"/>
+        </w:rPr>
+        <w:t>NOTA: O prazo de deslocamento não está incluso ao prazo previsto de permanência em obra.</w:t>
+      </w:r>
+    </w:p>
+    <w:p>
+      <w:pPr>
+        <w:pStyle w:val="Ttulo1"/>
+        <w:spacing w:after="120"/>
+        <w:jc w:val="both"/>
+        <w:rPr>
+          <w:rFonts w:cstheme="minorHAnsi"/>
+          <w:szCs w:val="24"/>
+        </w:rPr>
+      </w:pPr>
+      <w:bookmarkStart w:id="19" w:name="_Toc241762341"/>
+      <w:r>
+        <w:rPr>
+          <w:rFonts w:eastAsia="Arial" w:cstheme="minorHAnsi"/>
+          <w:bCs/>
+          <w:szCs w:val="24"/>
+        </w:rPr>
+        <w:t>- Jornada de trabalho:</w:t>
+      </w:r>
+      <w:bookmarkEnd w:id="19"/>
+    </w:p>
+    <w:p>
+      <w:pPr>
         <w:pStyle w:val="PargrafodaLista"/>
-        <w:numPr>
-          <w:ilvl w:val="1"/>
-          <w:numId w:val="2"/>
-        </w:numPr>
-        <w:spacing w:after="120" w:line="240" w:lineRule="auto" w:before="0"/>
+        <w:spacing w:after="120" w:line="360" w:lineRule="auto"/>
+        <w:ind w:left="360"/>
         <w:jc w:val="both"/>
-      </w:pPr>
-      <w:r>
-        <w:rPr>
-          <w:rFonts w:ascii="Arial" w:eastAsia="Arial" w:hAnsi="Arial"/>
-          <w:sz w:val="20"/>
-          <w:szCs w:val="20"/>
-        </w:rPr>
-        <w:t>Prazo previsto de permanência em obra (dias corridos) – {{</w:t>
-      </w:r>
-      <w:proofErr w:type="spellStart"/>
-      <w:r>
-        <w:rPr>
-          <w:rFonts w:ascii="Arial" w:eastAsia="Arial" w:hAnsi="Arial"/>
-          <w:sz w:val="20"/>
-          <w:szCs w:val="20"/>
-        </w:rPr>
-        <w:t>n_dias</w:t>
-      </w:r>
-      <w:proofErr w:type="spellEnd"/>
-      <w:r>
-        <w:rPr>
-          <w:rFonts w:ascii="Arial" w:eastAsia="Arial" w:hAnsi="Arial"/>
-          <w:sz w:val="20"/>
-          <w:szCs w:val="20"/>
-        </w:rPr>
-        <w:t>}} dia(s);</w:t>
-      </w:r>
+        <w:rPr>
+          <w:rFonts w:cstheme="minorHAnsi"/>
+          <w:sz w:val="24"/>
+          <w:szCs w:val="24"/>
+        </w:rPr>
+      </w:pPr>
+      <w:r>
+        <w:rPr>
+          <w:rFonts w:eastAsia="Arial" w:cstheme="minorHAnsi"/>
+          <w:sz w:val="24"/>
+          <w:szCs w:val="24"/>
+        </w:rPr>
+        <w:t xml:space="preserve">O horário de entrada e saída das equipes em obra é flexível podendo se adaptar ao horário do projeto em questão, desde que não ultrapasse 44 horas semanais conforme normas previstas na CLT. </w:t>
+      </w:r>
+    </w:p>
+    <w:p>
+      <w:pPr>
+        <w:pStyle w:val="Ttulo2"/>
+        <w:spacing w:after="120"/>
+        <w:jc w:val="both"/>
+        <w:rPr>
+          <w:rFonts w:cstheme="minorHAnsi"/>
+          <w:szCs w:val="24"/>
+        </w:rPr>
+      </w:pPr>
+      <w:bookmarkStart w:id="20" w:name="__RefHeading___Toc562_2124872291"/>
+      <w:r>
+        <w:rPr>
+          <w:rFonts w:eastAsia="Arial" w:cstheme="minorHAnsi"/>
+          <w:szCs w:val="24"/>
+        </w:rPr>
+        <w:t>Turno diurno:</w:t>
+      </w:r>
+      <w:bookmarkEnd w:id="20"/>
     </w:p>
     <w:p>
       <w:pPr>
@@ -4678,34 +5907,21 @@
           <w:ilvl w:val="2"/>
           <w:numId w:val="2"/>
         </w:numPr>
-        <w:spacing w:after="120" w:line="240" w:lineRule="auto" w:before="0"/>
+        <w:spacing w:after="120" w:line="360" w:lineRule="auto"/>
         <w:jc w:val="both"/>
-      </w:pPr>
-      <w:r>
-        <w:rPr>
-          <w:rFonts w:ascii="Arial" w:eastAsia="Arial" w:hAnsi="Arial"/>
-          <w:sz w:val="20"/>
-          <w:szCs w:val="20"/>
-        </w:rPr>
-        <w:t>Prazo previsto para integração – {{</w:t>
-      </w:r>
-      <w:proofErr w:type="spellStart"/>
-      <w:r>
-        <w:rPr>
-          <w:rFonts w:ascii="Arial" w:eastAsia="Arial" w:hAnsi="Arial"/>
-          <w:sz w:val="20"/>
-          <w:szCs w:val="20"/>
-        </w:rPr>
-        <w:t>dias_treinamento</w:t>
-      </w:r>
-      <w:proofErr w:type="spellEnd"/>
-      <w:r>
-        <w:rPr>
-          <w:rFonts w:ascii="Arial" w:eastAsia="Arial" w:hAnsi="Arial"/>
-          <w:sz w:val="20"/>
-          <w:szCs w:val="20"/>
-        </w:rPr>
-        <w:t>}} dia(s);</w:t>
+        <w:rPr>
+          <w:rFonts w:cstheme="minorHAnsi"/>
+          <w:sz w:val="24"/>
+          <w:szCs w:val="24"/>
+        </w:rPr>
+      </w:pPr>
+      <w:r>
+        <w:rPr>
+          <w:rFonts w:eastAsia="Arial" w:cstheme="minorHAnsi"/>
+          <w:sz w:val="24"/>
+          <w:szCs w:val="24"/>
+        </w:rPr>
+        <w:t>Segunda a quinta feira – 9 horas trabalhadas – 1 hora de intervalo para almoço</w:t>
       </w:r>
     </w:p>
     <w:p>
@@ -4715,258 +5931,63 @@
           <w:ilvl w:val="2"/>
           <w:numId w:val="2"/>
         </w:numPr>
-        <w:spacing w:after="120" w:line="240" w:lineRule="auto" w:before="0"/>
+        <w:spacing w:after="120" w:line="360" w:lineRule="auto"/>
         <w:jc w:val="both"/>
-      </w:pPr>
-      <w:r>
-        <w:rPr>
-          <w:rFonts w:ascii="Arial" w:eastAsia="Arial" w:hAnsi="Arial"/>
-          <w:sz w:val="20"/>
-          <w:szCs w:val="20"/>
-        </w:rPr>
-        <w:t>Prazo previsto de execução dos serviços (dias trabalhados/uteis) – {{</w:t>
-      </w:r>
-      <w:proofErr w:type="spellStart"/>
-      <w:r>
-        <w:rPr>
-          <w:rFonts w:ascii="Arial" w:eastAsia="Arial" w:hAnsi="Arial"/>
-          <w:sz w:val="20"/>
-          <w:szCs w:val="20"/>
-        </w:rPr>
-        <w:t>n_dias_trabalhados</w:t>
-      </w:r>
-      <w:proofErr w:type="spellEnd"/>
-      <w:r>
-        <w:rPr>
-          <w:rFonts w:ascii="Arial" w:eastAsia="Arial" w:hAnsi="Arial"/>
-          <w:sz w:val="20"/>
-          <w:szCs w:val="20"/>
-        </w:rPr>
-        <w:t>}} dia(as)</w:t>
-      </w:r>
-    </w:p>
-    <w:p>
-      <w:pPr>
-        <w:pStyle w:val="PargrafodaLista"/>
-        <w:numPr>
-          <w:ilvl w:val="1"/>
-          <w:numId w:val="2"/>
-        </w:numPr>
-        <w:spacing w:after="120" w:line="240" w:lineRule="auto" w:before="0"/>
-        <w:jc w:val="both"/>
-      </w:pPr>
-      <w:r>
-        <w:rPr>
-          <w:rFonts w:ascii="Arial" w:eastAsia="Arial" w:hAnsi="Arial"/>
-          <w:sz w:val="20"/>
-          <w:szCs w:val="20"/>
-        </w:rPr>
-        <w:t>Prazo de deslocamento (</w:t>
-      </w:r>
-      <w:proofErr w:type="spellStart"/>
-      <w:r>
-        <w:rPr>
-          <w:rFonts w:ascii="Arial" w:eastAsia="Arial" w:hAnsi="Arial"/>
-          <w:sz w:val="20"/>
-          <w:szCs w:val="20"/>
-        </w:rPr>
-        <w:t>Mob</w:t>
-      </w:r>
-      <w:proofErr w:type="spellEnd"/>
-      <w:r>
-        <w:rPr>
-          <w:rFonts w:ascii="Arial" w:eastAsia="Arial" w:hAnsi="Arial"/>
-          <w:sz w:val="20"/>
-          <w:szCs w:val="20"/>
-        </w:rPr>
-        <w:t>/</w:t>
-      </w:r>
-      <w:proofErr w:type="spellStart"/>
-      <w:r>
-        <w:rPr>
-          <w:rFonts w:ascii="Arial" w:eastAsia="Arial" w:hAnsi="Arial"/>
-          <w:sz w:val="20"/>
-          <w:szCs w:val="20"/>
-        </w:rPr>
-        <w:t>desmob</w:t>
-      </w:r>
-      <w:proofErr w:type="spellEnd"/>
-      <w:r>
-        <w:rPr>
-          <w:rFonts w:ascii="Arial" w:eastAsia="Arial" w:hAnsi="Arial"/>
-          <w:sz w:val="20"/>
-          <w:szCs w:val="20"/>
-        </w:rPr>
-        <w:t>) – {{</w:t>
-      </w:r>
-      <w:proofErr w:type="spellStart"/>
-      <w:r>
-        <w:rPr>
-          <w:rFonts w:ascii="Arial" w:eastAsia="Arial" w:hAnsi="Arial"/>
-          <w:sz w:val="20"/>
-          <w:szCs w:val="20"/>
-        </w:rPr>
-        <w:t>dias_mob</w:t>
-      </w:r>
-      <w:proofErr w:type="spellEnd"/>
-      <w:r>
-        <w:rPr>
-          <w:rFonts w:ascii="Arial" w:eastAsia="Arial" w:hAnsi="Arial"/>
-          <w:sz w:val="20"/>
-          <w:szCs w:val="20"/>
-        </w:rPr>
-        <w:t>}} dia(s).</w:t>
-      </w:r>
-    </w:p>
-    <w:p>
-      <w:pPr>
-        <w:spacing w:after="120" w:line="240" w:lineRule="auto" w:before="0"/>
+        <w:rPr>
+          <w:rFonts w:cstheme="minorHAnsi"/>
+          <w:sz w:val="24"/>
+          <w:szCs w:val="24"/>
+        </w:rPr>
+      </w:pPr>
+      <w:r>
+        <w:rPr>
+          <w:rFonts w:eastAsia="Arial" w:cstheme="minorHAnsi"/>
+          <w:sz w:val="24"/>
+          <w:szCs w:val="24"/>
+        </w:rPr>
+        <w:t>Sexta feira – 8 horas trabalhadas – 1 hora de intervalo para almoço</w:t>
+      </w:r>
+    </w:p>
+    <w:p>
+      <w:pPr>
+        <w:spacing w:after="120" w:line="360" w:lineRule="auto"/>
         <w:ind w:firstLine="708"/>
         <w:jc w:val="both"/>
-      </w:pPr>
-      <w:r>
-        <w:rPr>
-          <w:rFonts w:ascii="Arial" w:eastAsia="Arial" w:hAnsi="Arial"/>
-          <w:sz w:val="20"/>
-          <w:szCs w:val="20"/>
-        </w:rPr>
-        <w:t>NOTA: O prazo de deslocamento não está incluso ao prazo previsto de permanência em obra.</w:t>
-      </w:r>
-    </w:p>
-    <w:p>
-      <w:pPr>
-        <w:pStyle w:val="PargrafodaLista"/>
-        <w:numPr>
-          <w:ilvl w:val="0"/>
-          <w:numId w:val="2"/>
-        </w:numPr>
-        <w:spacing w:after="120" w:line="240" w:lineRule="auto" w:before="0"/>
+        <w:rPr>
+          <w:rFonts w:eastAsia="Arial" w:cstheme="minorHAnsi"/>
+          <w:sz w:val="24"/>
+          <w:szCs w:val="24"/>
+        </w:rPr>
+      </w:pPr>
+      <w:r>
+        <w:rPr>
+          <w:rFonts w:eastAsia="Arial" w:cstheme="minorHAnsi"/>
+          <w:sz w:val="24"/>
+          <w:szCs w:val="24"/>
+        </w:rPr>
+        <w:t xml:space="preserve">Notas: Os trabalhos em horas extras (sábados, domingos, feriados e além do previsto no item 6.1) poderão ser executados quando solicitado pela Contratante. Será feito o registro em RDO, indicado no campo Horas Extras e lançado na medição como adicional. </w:t>
+      </w:r>
+    </w:p>
+    <w:p>
+      <w:pPr>
+        <w:pStyle w:val="Ttulo1"/>
+        <w:spacing w:after="120"/>
         <w:jc w:val="both"/>
-      </w:pPr>
-      <w:r>
-        <w:rPr>
-          <w:rFonts w:ascii="Arial" w:eastAsia="Arial" w:hAnsi="Arial"/>
-          <w:b/>
-          <w:bCs/>
-          <w:sz w:val="20"/>
-          <w:szCs w:val="20"/>
-        </w:rPr>
-        <w:t>- Jornada de trabalho:</w:t>
-      </w:r>
-    </w:p>
-    <w:p>
-      <w:pPr>
-        <w:pStyle w:val="PargrafodaLista"/>
-        <w:spacing w:after="120" w:line="240" w:lineRule="auto" w:before="0"/>
-        <w:ind w:left="360"/>
-        <w:jc w:val="both"/>
-      </w:pPr>
-      <w:r>
-        <w:rPr>
-          <w:rFonts w:ascii="Arial" w:eastAsia="Arial" w:hAnsi="Arial"/>
-          <w:sz w:val="20"/>
-          <w:szCs w:val="20"/>
-        </w:rPr>
-        <w:t xml:space="preserve">O horário de entrada e saída das equipes em obra é flexível podendo se adaptar ao horário do projeto em questão, desde que não ultrapasse 44 horas semanais conforme normas previstas na CLT. </w:t>
-      </w:r>
-    </w:p>
-    <w:p>
-      <w:pPr>
-        <w:pStyle w:val="PargrafodaLista"/>
-        <w:numPr>
-          <w:ilvl w:val="1"/>
-          <w:numId w:val="2"/>
-        </w:numPr>
-        <w:spacing w:after="120" w:line="240" w:lineRule="auto" w:before="0"/>
-        <w:jc w:val="both"/>
-      </w:pPr>
-      <w:r>
-        <w:rPr>
-          <w:rFonts w:ascii="Arial" w:eastAsia="Arial" w:hAnsi="Arial"/>
-          <w:sz w:val="20"/>
-          <w:szCs w:val="20"/>
-        </w:rPr>
-        <w:t>Turno diurno:</w:t>
-      </w:r>
-    </w:p>
-    <w:p>
-      <w:pPr>
-        <w:pStyle w:val="PargrafodaLista"/>
-        <w:numPr>
-          <w:ilvl w:val="2"/>
-          <w:numId w:val="2"/>
-        </w:numPr>
-        <w:spacing w:after="120" w:line="360" w:lineRule="auto" w:before="0"/>
-        <w:jc w:val="both"/>
-      </w:pPr>
-      <w:r>
-        <w:rPr>
-          <w:rFonts w:ascii="Arial" w:eastAsia="Arial" w:hAnsi="Arial"/>
-          <w:sz w:val="20"/>
-          <w:szCs w:val="20"/>
-        </w:rPr>
-        <w:t>Segunda a quinta feira – 9 horas trabalhadas – 1 hora de intervalo para almoço</w:t>
-      </w:r>
-    </w:p>
-    <w:p>
-      <w:pPr>
-        <w:pStyle w:val="PargrafodaLista"/>
-        <w:numPr>
-          <w:ilvl w:val="2"/>
-          <w:numId w:val="2"/>
-        </w:numPr>
-        <w:spacing w:after="120" w:line="360" w:lineRule="auto" w:before="0"/>
-        <w:jc w:val="both"/>
-      </w:pPr>
-      <w:r>
-        <w:rPr>
-          <w:rFonts w:ascii="Arial" w:eastAsia="Arial" w:hAnsi="Arial"/>
-          <w:sz w:val="20"/>
-          <w:szCs w:val="20"/>
-        </w:rPr>
-        <w:t>Sexta feira – 8 horas trabalhadas – 1 hora de intervalo para almoço</w:t>
-      </w:r>
-    </w:p>
-    <w:p>
-      <w:pPr>
-        <w:spacing w:after="120" w:line="360" w:lineRule="auto" w:before="0"/>
-        <w:ind w:firstLine="708"/>
-        <w:jc w:val="both"/>
-        <w:rPr>
-          <w:rFonts w:ascii="Arial" w:eastAsia="Arial" w:hAnsi="Arial"/>
-          <w:sz w:val="20"/>
-          <w:szCs w:val="20"/>
-        </w:rPr>
-      </w:pPr>
-      <w:r>
-        <w:rPr>
-          <w:rFonts w:ascii="Arial" w:eastAsia="Arial" w:hAnsi="Arial"/>
-          <w:sz w:val="20"/>
-          <w:szCs w:val="20"/>
-        </w:rPr>
-        <w:t xml:space="preserve">Notas: Os trabalhos em horas extras (sábados, domingos, feriados e além do previsto no item 6.1) poderão ser executados quando solicitado pela Contratante. Será feito o registro em RDO, indicado no campo Horas Extras e lançado na medição como adicional. </w:t>
-      </w:r>
-    </w:p>
-    <w:p>
-      <w:pPr>
-        <w:pStyle w:val="PargrafodaLista"/>
-        <w:numPr>
-          <w:ilvl w:val="0"/>
-          <w:numId w:val="2"/>
-        </w:numPr>
-        <w:spacing w:after="120" w:line="240" w:lineRule="auto" w:before="0"/>
-        <w:jc w:val="both"/>
-      </w:pPr>
-      <w:r>
-        <w:rPr>
-          <w:rFonts w:ascii="Arial" w:eastAsia="Arial" w:hAnsi="Arial"/>
-          <w:b/>
-          <w:bCs/>
-          <w:sz w:val="20"/>
-          <w:szCs w:val="20"/>
+        <w:rPr>
+          <w:rFonts w:cstheme="minorHAnsi"/>
+          <w:szCs w:val="24"/>
+        </w:rPr>
+      </w:pPr>
+      <w:bookmarkStart w:id="21" w:name="_Toc241762342"/>
+      <w:r>
+        <w:rPr>
+          <w:rFonts w:eastAsia="Arial" w:cstheme="minorHAnsi"/>
+          <w:bCs/>
+          <w:szCs w:val="24"/>
         </w:rPr>
         <w:t>- Descrição dos valores:</w:t>
       </w:r>
+      <w:bookmarkEnd w:id="21"/>
     </w:p>
     <w:tbl>
       <w:tblPr>
@@ -4990,19 +6011,19 @@
           </w:tcPr>
           <w:p>
             <w:pPr>
-              <w:spacing w:after="0" w:line="240" w:lineRule="auto"/>
+              <w:spacing w:after="0" w:line="360" w:lineRule="auto"/>
               <w:jc w:val="both"/>
               <w:rPr>
-                <w:rFonts w:ascii="Arial" w:eastAsia="Arial" w:hAnsi="Arial"/>
-                <w:sz w:val="20"/>
-                <w:szCs w:val="20"/>
+                <w:rFonts w:eastAsia="Arial" w:cstheme="minorHAnsi"/>
+                <w:sz w:val="24"/>
+                <w:szCs w:val="24"/>
               </w:rPr>
             </w:pPr>
             <w:r>
               <w:rPr>
-                <w:rFonts w:ascii="Arial" w:eastAsia="Arial" w:hAnsi="Arial"/>
-                <w:sz w:val="20"/>
-                <w:szCs w:val="20"/>
+                <w:rFonts w:eastAsia="Arial" w:cstheme="minorHAnsi"/>
+                <w:sz w:val="24"/>
+                <w:szCs w:val="24"/>
               </w:rPr>
               <w:t xml:space="preserve">Item </w:t>
             </w:r>
@@ -5015,19 +6036,19 @@
           </w:tcPr>
           <w:p>
             <w:pPr>
-              <w:spacing w:after="0" w:line="240" w:lineRule="auto"/>
+              <w:spacing w:after="0" w:line="360" w:lineRule="auto"/>
               <w:jc w:val="both"/>
               <w:rPr>
-                <w:rFonts w:ascii="Arial" w:eastAsia="Arial" w:hAnsi="Arial"/>
-                <w:sz w:val="20"/>
-                <w:szCs w:val="20"/>
+                <w:rFonts w:eastAsia="Arial" w:cstheme="minorHAnsi"/>
+                <w:sz w:val="24"/>
+                <w:szCs w:val="24"/>
               </w:rPr>
             </w:pPr>
             <w:r>
               <w:rPr>
-                <w:rFonts w:ascii="Arial" w:eastAsia="Arial" w:hAnsi="Arial"/>
-                <w:sz w:val="20"/>
-                <w:szCs w:val="20"/>
+                <w:rFonts w:eastAsia="Arial" w:cstheme="minorHAnsi"/>
+                <w:sz w:val="24"/>
+                <w:szCs w:val="24"/>
               </w:rPr>
               <w:t>Descrição</w:t>
             </w:r>
@@ -5040,19 +6061,19 @@
           </w:tcPr>
           <w:p>
             <w:pPr>
-              <w:spacing w:after="0" w:line="240" w:lineRule="auto"/>
+              <w:spacing w:after="0" w:line="360" w:lineRule="auto"/>
               <w:jc w:val="both"/>
               <w:rPr>
-                <w:rFonts w:ascii="Arial" w:eastAsia="Arial" w:hAnsi="Arial"/>
-                <w:sz w:val="20"/>
-                <w:szCs w:val="20"/>
+                <w:rFonts w:eastAsia="Arial" w:cstheme="minorHAnsi"/>
+                <w:sz w:val="24"/>
+                <w:szCs w:val="24"/>
               </w:rPr>
             </w:pPr>
             <w:r>
               <w:rPr>
-                <w:rFonts w:ascii="Arial" w:eastAsia="Arial" w:hAnsi="Arial"/>
-                <w:sz w:val="20"/>
-                <w:szCs w:val="20"/>
+                <w:rFonts w:eastAsia="Arial" w:cstheme="minorHAnsi"/>
+                <w:sz w:val="24"/>
+                <w:szCs w:val="24"/>
               </w:rPr>
               <w:t>Valor Unit</w:t>
             </w:r>
@@ -5065,20 +6086,20 @@
           </w:tcPr>
           <w:p>
             <w:pPr>
-              <w:spacing w:after="0" w:line="240" w:lineRule="auto"/>
+              <w:spacing w:after="0" w:line="360" w:lineRule="auto"/>
               <w:jc w:val="both"/>
               <w:rPr>
-                <w:rFonts w:ascii="Arial" w:eastAsia="Arial" w:hAnsi="Arial"/>
-                <w:sz w:val="20"/>
-                <w:szCs w:val="20"/>
+                <w:rFonts w:eastAsia="Arial" w:cstheme="minorHAnsi"/>
+                <w:sz w:val="24"/>
+                <w:szCs w:val="24"/>
               </w:rPr>
             </w:pPr>
             <w:proofErr w:type="spellStart"/>
             <w:r>
               <w:rPr>
-                <w:rFonts w:ascii="Arial" w:eastAsia="Arial" w:hAnsi="Arial"/>
-                <w:sz w:val="20"/>
-                <w:szCs w:val="20"/>
+                <w:rFonts w:eastAsia="Arial" w:cstheme="minorHAnsi"/>
+                <w:sz w:val="24"/>
+                <w:szCs w:val="24"/>
               </w:rPr>
               <w:t>Qtd</w:t>
             </w:r>
@@ -5092,19 +6113,19 @@
           </w:tcPr>
           <w:p>
             <w:pPr>
-              <w:spacing w:after="0" w:line="240" w:lineRule="auto"/>
+              <w:spacing w:after="0" w:line="360" w:lineRule="auto"/>
               <w:jc w:val="both"/>
               <w:rPr>
-                <w:rFonts w:ascii="Arial" w:eastAsia="Arial" w:hAnsi="Arial"/>
-                <w:sz w:val="20"/>
-                <w:szCs w:val="20"/>
+                <w:rFonts w:eastAsia="Arial" w:cstheme="minorHAnsi"/>
+                <w:sz w:val="24"/>
+                <w:szCs w:val="24"/>
               </w:rPr>
             </w:pPr>
             <w:r>
               <w:rPr>
-                <w:rFonts w:ascii="Arial" w:eastAsia="Arial" w:hAnsi="Arial"/>
-                <w:sz w:val="20"/>
-                <w:szCs w:val="20"/>
+                <w:rFonts w:eastAsia="Arial" w:cstheme="minorHAnsi"/>
+                <w:sz w:val="24"/>
+                <w:szCs w:val="24"/>
               </w:rPr>
               <w:t>Valor total</w:t>
             </w:r>
@@ -5123,13 +6144,13 @@
                 <w:ilvl w:val="0"/>
                 <w:numId w:val="7"/>
               </w:numPr>
-              <w:spacing w:before="120" w:after="120" w:line="240" w:lineRule="auto"/>
+              <w:spacing w:before="120" w:after="120" w:line="360" w:lineRule="auto"/>
               <w:ind w:right="-10"/>
               <w:jc w:val="both"/>
               <w:rPr>
-                <w:rFonts w:ascii="Arial" w:eastAsia="Arial" w:hAnsi="Arial"/>
-                <w:sz w:val="20"/>
-                <w:szCs w:val="20"/>
+                <w:rFonts w:eastAsia="Arial" w:cstheme="minorHAnsi"/>
+                <w:sz w:val="24"/>
+                <w:szCs w:val="24"/>
               </w:rPr>
             </w:pPr>
           </w:p>
@@ -5140,19 +6161,19 @@
           </w:tcPr>
           <w:p>
             <w:pPr>
-              <w:spacing w:before="120" w:after="120" w:line="240" w:lineRule="auto"/>
+              <w:spacing w:before="120" w:after="120" w:line="360" w:lineRule="auto"/>
               <w:jc w:val="both"/>
               <w:rPr>
-                <w:rFonts w:ascii="Arial" w:eastAsia="Arial" w:hAnsi="Arial"/>
-                <w:sz w:val="20"/>
-                <w:szCs w:val="20"/>
+                <w:rFonts w:eastAsia="Arial" w:cstheme="minorHAnsi"/>
+                <w:sz w:val="24"/>
+                <w:szCs w:val="24"/>
               </w:rPr>
             </w:pPr>
             <w:r>
               <w:rPr>
-                <w:rFonts w:ascii="Arial" w:eastAsia="Arial" w:hAnsi="Arial"/>
-                <w:sz w:val="20"/>
-                <w:szCs w:val="20"/>
+                <w:rFonts w:eastAsia="Arial" w:cstheme="minorHAnsi"/>
+                <w:sz w:val="24"/>
+                <w:szCs w:val="24"/>
               </w:rPr>
               <w:t>{{descricao_a}}</w:t>
             </w:r>
@@ -5164,19 +6185,19 @@
           </w:tcPr>
           <w:p>
             <w:pPr>
-              <w:spacing w:before="120" w:after="120" w:line="240" w:lineRule="auto"/>
+              <w:spacing w:before="120" w:after="120" w:line="360" w:lineRule="auto"/>
               <w:jc w:val="center"/>
               <w:rPr>
-                <w:rFonts w:ascii="Arial" w:eastAsia="Arial" w:hAnsi="Arial"/>
-                <w:sz w:val="20"/>
-                <w:szCs w:val="20"/>
+                <w:rFonts w:eastAsia="Arial" w:cstheme="minorHAnsi"/>
+                <w:sz w:val="24"/>
+                <w:szCs w:val="24"/>
               </w:rPr>
             </w:pPr>
             <w:r>
               <w:rPr>
-                <w:rFonts w:ascii="Arial" w:eastAsia="Arial" w:hAnsi="Arial"/>
-                <w:sz w:val="20"/>
-                <w:szCs w:val="20"/>
+                <w:rFonts w:eastAsia="Arial" w:cstheme="minorHAnsi"/>
+                <w:sz w:val="24"/>
+                <w:szCs w:val="24"/>
               </w:rPr>
               <w:t>{{unitario_a}}</w:t>
             </w:r>
@@ -5188,19 +6209,19 @@
           </w:tcPr>
           <w:p>
             <w:pPr>
-              <w:spacing w:before="120" w:after="120" w:line="240" w:lineRule="auto"/>
+              <w:spacing w:before="120" w:after="120" w:line="360" w:lineRule="auto"/>
               <w:jc w:val="center"/>
               <w:rPr>
-                <w:rFonts w:ascii="Arial" w:eastAsia="Arial" w:hAnsi="Arial"/>
-                <w:sz w:val="20"/>
-                <w:szCs w:val="20"/>
+                <w:rFonts w:eastAsia="Arial" w:cstheme="minorHAnsi"/>
+                <w:sz w:val="24"/>
+                <w:szCs w:val="24"/>
               </w:rPr>
             </w:pPr>
             <w:r>
               <w:rPr>
-                <w:rFonts w:ascii="Arial" w:eastAsia="Arial" w:hAnsi="Arial"/>
-                <w:sz w:val="20"/>
-                <w:szCs w:val="20"/>
+                <w:rFonts w:eastAsia="Arial" w:cstheme="minorHAnsi"/>
+                <w:sz w:val="24"/>
+                <w:szCs w:val="24"/>
               </w:rPr>
               <w:t>{{quantidade_a}}</w:t>
             </w:r>
@@ -5212,19 +6233,19 @@
           </w:tcPr>
           <w:p>
             <w:pPr>
-              <w:spacing w:before="120" w:after="120" w:line="240" w:lineRule="auto"/>
+              <w:spacing w:before="120" w:after="120" w:line="360" w:lineRule="auto"/>
               <w:jc w:val="center"/>
               <w:rPr>
-                <w:rFonts w:ascii="Arial" w:eastAsia="Arial" w:hAnsi="Arial"/>
-                <w:sz w:val="20"/>
-                <w:szCs w:val="20"/>
+                <w:rFonts w:eastAsia="Arial" w:cstheme="minorHAnsi"/>
+                <w:sz w:val="24"/>
+                <w:szCs w:val="24"/>
               </w:rPr>
             </w:pPr>
             <w:r>
               <w:rPr>
-                <w:rFonts w:ascii="Arial" w:eastAsia="Arial" w:hAnsi="Arial"/>
-                <w:sz w:val="20"/>
-                <w:szCs w:val="20"/>
+                <w:rFonts w:eastAsia="Arial" w:cstheme="minorHAnsi"/>
+                <w:sz w:val="24"/>
+                <w:szCs w:val="24"/>
               </w:rPr>
               <w:t>{{valor_a}}</w:t>
             </w:r>
@@ -5240,23 +6261,23 @@
           </w:tcPr>
           <w:p>
             <w:pPr>
-              <w:spacing w:after="0" w:line="240" w:lineRule="auto"/>
+              <w:spacing w:after="0" w:line="360" w:lineRule="auto"/>
               <w:jc w:val="both"/>
               <w:rPr>
-                <w:rFonts w:ascii="Arial" w:eastAsia="Arial" w:hAnsi="Arial"/>
+                <w:rFonts w:eastAsia="Arial" w:cstheme="minorHAnsi"/>
                 <w:b/>
                 <w:bCs/>
-                <w:sz w:val="20"/>
-                <w:szCs w:val="20"/>
+                <w:sz w:val="24"/>
+                <w:szCs w:val="24"/>
               </w:rPr>
             </w:pPr>
             <w:r>
               <w:rPr>
-                <w:rFonts w:ascii="Arial" w:eastAsia="Arial" w:hAnsi="Arial"/>
+                <w:rFonts w:eastAsia="Arial" w:cstheme="minorHAnsi"/>
                 <w:b/>
                 <w:bCs/>
-                <w:sz w:val="20"/>
-                <w:szCs w:val="20"/>
+                <w:sz w:val="24"/>
+                <w:szCs w:val="24"/>
               </w:rPr>
               <w:t>Total geral</w:t>
             </w:r>
@@ -5269,23 +6290,23 @@
           </w:tcPr>
           <w:p>
             <w:pPr>
-              <w:spacing w:after="0" w:line="240" w:lineRule="auto"/>
+              <w:spacing w:after="0" w:line="360" w:lineRule="auto"/>
               <w:jc w:val="center"/>
               <w:rPr>
-                <w:rFonts w:ascii="Arial" w:eastAsia="Arial" w:hAnsi="Arial"/>
+                <w:rFonts w:eastAsia="Arial" w:cstheme="minorHAnsi"/>
                 <w:b/>
                 <w:bCs/>
-                <w:sz w:val="20"/>
-                <w:szCs w:val="20"/>
+                <w:sz w:val="24"/>
+                <w:szCs w:val="24"/>
               </w:rPr>
             </w:pPr>
             <w:r>
               <w:rPr>
-                <w:rFonts w:ascii="Arial" w:eastAsia="Arial" w:hAnsi="Arial"/>
+                <w:rFonts w:eastAsia="Arial" w:cstheme="minorHAnsi"/>
                 <w:b/>
                 <w:bCs/>
-                <w:sz w:val="20"/>
-                <w:szCs w:val="20"/>
+                <w:sz w:val="24"/>
+                <w:szCs w:val="24"/>
               </w:rPr>
               <w:t>{{total_a}}</w:t>
             </w:r>
@@ -5300,37 +6321,38 @@
           <w:ilvl w:val="1"/>
           <w:numId w:val="2"/>
         </w:numPr>
-        <w:spacing w:after="120" w:line="240" w:lineRule="auto" w:before="0"/>
+        <w:spacing w:after="120" w:line="360" w:lineRule="auto"/>
         <w:jc w:val="both"/>
         <w:rPr>
-          <w:rFonts w:ascii="Arial" w:eastAsia="Arial" w:hAnsi="Arial"/>
-          <w:sz w:val="20"/>
-          <w:szCs w:val="20"/>
-        </w:rPr>
-      </w:pPr>
-      <w:r>
-        <w:rPr>
-          <w:rFonts w:ascii="Arial" w:eastAsia="Arial" w:hAnsi="Arial"/>
-          <w:sz w:val="20"/>
-          <w:szCs w:val="20"/>
-        </w:rPr>
+          <w:rFonts w:eastAsia="Arial" w:cstheme="minorHAnsi"/>
+          <w:sz w:val="24"/>
+          <w:szCs w:val="24"/>
+        </w:rPr>
+      </w:pPr>
+      <w:r>
+        <w:rPr>
+          <w:rFonts w:eastAsia="Arial" w:cstheme="minorHAnsi"/>
+          <w:sz w:val="24"/>
+          <w:szCs w:val="24"/>
+        </w:rPr>
+        <w:lastRenderedPageBreak/>
         <w:t xml:space="preserve">Para a contratação do serviço de desidratação de óleo sobressalente ou contratar o serviço (extra escopo desta proposta), será cobrado o valor de </w:t>
       </w:r>
       <w:r>
         <w:rPr>
-          <w:rFonts w:ascii="Arial" w:eastAsia="Arial" w:hAnsi="Arial"/>
-          <w:b/>
-          <w:bCs/>
-          <w:sz w:val="20"/>
-          <w:szCs w:val="20"/>
+          <w:rFonts w:eastAsia="Arial" w:cstheme="minorHAnsi"/>
+          <w:b/>
+          <w:bCs/>
+          <w:sz w:val="24"/>
+          <w:szCs w:val="24"/>
         </w:rPr>
         <w:t>R$ 4,00</w:t>
       </w:r>
       <w:r>
         <w:rPr>
-          <w:rFonts w:ascii="Arial" w:eastAsia="Arial" w:hAnsi="Arial"/>
-          <w:sz w:val="20"/>
-          <w:szCs w:val="20"/>
+          <w:rFonts w:eastAsia="Arial" w:cstheme="minorHAnsi"/>
+          <w:sz w:val="24"/>
+          <w:szCs w:val="24"/>
         </w:rPr>
         <w:t xml:space="preserve"> por litro de óleo, além dos custos com mobilização e desmobilização do equipamento, caso ele não esteja em campo.</w:t>
       </w:r>
@@ -5342,61 +6364,61 @@
           <w:ilvl w:val="1"/>
           <w:numId w:val="2"/>
         </w:numPr>
-        <w:spacing w:after="120" w:line="240" w:lineRule="auto" w:before="0"/>
+        <w:spacing w:after="120" w:line="360" w:lineRule="auto"/>
         <w:jc w:val="both"/>
         <w:rPr>
-          <w:rFonts w:ascii="Arial" w:eastAsia="Arial" w:hAnsi="Arial"/>
-          <w:sz w:val="20"/>
-          <w:szCs w:val="20"/>
-        </w:rPr>
-      </w:pPr>
-      <w:r>
-        <w:rPr>
-          <w:rFonts w:ascii="Arial" w:eastAsia="Arial" w:hAnsi="Arial"/>
-          <w:sz w:val="20"/>
-          <w:szCs w:val="20"/>
+          <w:rFonts w:eastAsia="Arial" w:cstheme="minorHAnsi"/>
+          <w:sz w:val="24"/>
+          <w:szCs w:val="24"/>
+        </w:rPr>
+      </w:pPr>
+      <w:r>
+        <w:rPr>
+          <w:rFonts w:eastAsia="Arial" w:cstheme="minorHAnsi"/>
+          <w:sz w:val="24"/>
+          <w:szCs w:val="24"/>
         </w:rPr>
         <w:t xml:space="preserve">Para a contratação do serviço de filtragem de óleo sobressalente ou contratar o serviço (extra escopo desta proposta), será cobrado o valor de </w:t>
       </w:r>
       <w:r>
         <w:rPr>
-          <w:rFonts w:ascii="Arial" w:eastAsia="Arial" w:hAnsi="Arial"/>
-          <w:b/>
-          <w:bCs/>
-          <w:sz w:val="20"/>
-          <w:szCs w:val="20"/>
+          <w:rFonts w:eastAsia="Arial" w:cstheme="minorHAnsi"/>
+          <w:b/>
+          <w:bCs/>
+          <w:sz w:val="24"/>
+          <w:szCs w:val="24"/>
         </w:rPr>
         <w:t>R$ 3,00</w:t>
       </w:r>
       <w:r>
         <w:rPr>
-          <w:rFonts w:ascii="Arial" w:eastAsia="Arial" w:hAnsi="Arial"/>
-          <w:sz w:val="20"/>
-          <w:szCs w:val="20"/>
+          <w:rFonts w:eastAsia="Arial" w:cstheme="minorHAnsi"/>
+          <w:sz w:val="24"/>
+          <w:szCs w:val="24"/>
         </w:rPr>
         <w:t xml:space="preserve"> por litro de óleo, além dos custos com mobilização e desmobilização do equipamento, caso ele não esteja em campo.</w:t>
       </w:r>
     </w:p>
     <w:p>
       <w:pPr>
-        <w:pStyle w:val="PargrafodaLista"/>
-        <w:numPr>
-          <w:ilvl w:val="0"/>
-          <w:numId w:val="2"/>
-        </w:numPr>
-        <w:spacing w:after="120" w:line="240" w:lineRule="auto" w:before="0"/>
+        <w:pStyle w:val="Ttulo1"/>
+        <w:spacing w:after="120"/>
         <w:jc w:val="both"/>
-      </w:pPr>
-      <w:r>
-        <w:rPr>
-          <w:rFonts w:ascii="Arial" w:eastAsia="Arial" w:hAnsi="Arial"/>
-          <w:b/>
-          <w:bCs/>
-          <w:sz w:val="20"/>
-          <w:szCs w:val="20"/>
+        <w:rPr>
+          <w:rFonts w:cstheme="minorHAnsi"/>
+          <w:szCs w:val="24"/>
+        </w:rPr>
+      </w:pPr>
+      <w:bookmarkStart w:id="22" w:name="_Toc241762343"/>
+      <w:r>
+        <w:rPr>
+          <w:rFonts w:eastAsia="Arial" w:cstheme="minorHAnsi"/>
+          <w:bCs/>
+          <w:szCs w:val="24"/>
         </w:rPr>
         <w:t>- Condições de pagamento:</w:t>
       </w:r>
+      <w:bookmarkEnd w:id="22"/>
     </w:p>
     <w:p>
       <w:pPr>
@@ -5405,35 +6427,40 @@
           <w:ilvl w:val="1"/>
           <w:numId w:val="2"/>
         </w:numPr>
-        <w:spacing w:after="120" w:line="240" w:lineRule="auto" w:before="0"/>
+        <w:spacing w:after="120" w:line="360" w:lineRule="auto"/>
         <w:jc w:val="both"/>
-      </w:pPr>
-      <w:r>
-        <w:rPr>
-          <w:rFonts w:ascii="Arial" w:eastAsia="Arial" w:hAnsi="Arial"/>
-          <w:sz w:val="20"/>
-          <w:szCs w:val="20"/>
+        <w:rPr>
+          <w:rFonts w:cstheme="minorHAnsi"/>
+          <w:sz w:val="24"/>
+          <w:szCs w:val="24"/>
+        </w:rPr>
+      </w:pPr>
+      <w:r>
+        <w:rPr>
+          <w:rFonts w:eastAsia="Arial" w:cstheme="minorHAnsi"/>
+          <w:sz w:val="24"/>
+          <w:szCs w:val="24"/>
         </w:rPr>
         <w:t xml:space="preserve">A título de mobilização </w:t>
       </w:r>
       <w:r>
         <w:rPr>
-          <w:rFonts w:ascii="Arial" w:eastAsia="Arial" w:hAnsi="Arial"/>
-          <w:b/>
-          <w:bCs/>
-          <w:sz w:val="20"/>
-          <w:szCs w:val="20"/>
+          <w:rFonts w:eastAsia="Arial" w:cstheme="minorHAnsi"/>
+          <w:b/>
+          <w:bCs/>
+          <w:sz w:val="24"/>
+          <w:szCs w:val="24"/>
         </w:rPr>
         <w:t>{{</w:t>
       </w:r>
       <w:proofErr w:type="spellStart"/>
       <w:r>
         <w:rPr>
-          <w:rFonts w:ascii="Arial" w:eastAsia="Arial" w:hAnsi="Arial"/>
-          <w:b/>
-          <w:bCs/>
-          <w:sz w:val="20"/>
-          <w:szCs w:val="20"/>
+          <w:rFonts w:eastAsia="Arial" w:cstheme="minorHAnsi"/>
+          <w:b/>
+          <w:bCs/>
+          <w:sz w:val="24"/>
+          <w:szCs w:val="24"/>
         </w:rPr>
         <w:t>adto</w:t>
       </w:r>
@@ -5441,20 +6468,20 @@
       <w:proofErr w:type="gramStart"/>
       <w:r>
         <w:rPr>
-          <w:rFonts w:ascii="Arial" w:eastAsia="Arial" w:hAnsi="Arial"/>
-          <w:b/>
-          <w:bCs/>
-          <w:sz w:val="20"/>
-          <w:szCs w:val="20"/>
+          <w:rFonts w:eastAsia="Arial" w:cstheme="minorHAnsi"/>
+          <w:b/>
+          <w:bCs/>
+          <w:sz w:val="24"/>
+          <w:szCs w:val="24"/>
         </w:rPr>
         <w:t>}}%</w:t>
       </w:r>
       <w:proofErr w:type="gramEnd"/>
       <w:r>
         <w:rPr>
-          <w:rFonts w:ascii="Arial" w:eastAsia="Arial" w:hAnsi="Arial"/>
-          <w:sz w:val="20"/>
-          <w:szCs w:val="20"/>
+          <w:rFonts w:eastAsia="Arial" w:cstheme="minorHAnsi"/>
+          <w:sz w:val="24"/>
+          <w:szCs w:val="24"/>
         </w:rPr>
         <w:t xml:space="preserve"> antecipado na confirmação dos serviços (recebimento de pedido de compras, contrato ou aceite da proposta por e-mail. Favor aguardar espelho da nota de serviço para efetuar o pagamento;</w:t>
       </w:r>
@@ -5466,75 +6493,210 @@
           <w:ilvl w:val="1"/>
           <w:numId w:val="2"/>
         </w:numPr>
-        <w:spacing w:after="120" w:line="240" w:lineRule="auto" w:before="0"/>
+        <w:spacing w:after="120" w:line="360" w:lineRule="auto"/>
         <w:jc w:val="both"/>
-      </w:pPr>
-      <w:r>
-        <w:rPr>
-          <w:rFonts w:ascii="Arial" w:eastAsia="Arial" w:hAnsi="Arial"/>
-          <w:sz w:val="20"/>
-          <w:szCs w:val="20"/>
+        <w:rPr>
+          <w:rFonts w:cstheme="minorHAnsi"/>
+          <w:sz w:val="24"/>
+          <w:szCs w:val="24"/>
+        </w:rPr>
+      </w:pPr>
+      <w:r>
+        <w:rPr>
+          <w:rFonts w:eastAsia="Arial" w:cstheme="minorHAnsi"/>
+          <w:sz w:val="24"/>
+          <w:szCs w:val="24"/>
         </w:rPr>
         <w:t xml:space="preserve">Medição quinzenal ou após o encerramento dos serviços o que ocorrer primeiro, </w:t>
       </w:r>
       <w:r>
         <w:rPr>
-          <w:rFonts w:ascii="Arial" w:eastAsia="Arial" w:hAnsi="Arial"/>
-          <w:b/>
-          <w:bCs/>
-          <w:sz w:val="20"/>
-          <w:szCs w:val="20"/>
+          <w:rFonts w:eastAsia="Arial" w:cstheme="minorHAnsi"/>
+          <w:b/>
+          <w:bCs/>
+          <w:sz w:val="24"/>
+          <w:szCs w:val="24"/>
         </w:rPr>
         <w:t>{{</w:t>
       </w:r>
       <w:proofErr w:type="spellStart"/>
       <w:r>
         <w:rPr>
-          <w:rFonts w:ascii="Arial" w:eastAsia="Arial" w:hAnsi="Arial"/>
-          <w:b/>
-          <w:bCs/>
-          <w:sz w:val="20"/>
-          <w:szCs w:val="20"/>
+          <w:rFonts w:eastAsia="Arial" w:cstheme="minorHAnsi"/>
+          <w:b/>
+          <w:bCs/>
+          <w:sz w:val="24"/>
+          <w:szCs w:val="24"/>
         </w:rPr>
         <w:t>prazo_pgto</w:t>
       </w:r>
       <w:proofErr w:type="spellEnd"/>
       <w:r>
         <w:rPr>
-          <w:rFonts w:ascii="Arial" w:eastAsia="Arial" w:hAnsi="Arial"/>
-          <w:b/>
-          <w:bCs/>
-          <w:sz w:val="20"/>
-          <w:szCs w:val="20"/>
+          <w:rFonts w:eastAsia="Arial" w:cstheme="minorHAnsi"/>
+          <w:b/>
+          <w:bCs/>
+          <w:sz w:val="24"/>
+          <w:szCs w:val="24"/>
         </w:rPr>
         <w:t>}}</w:t>
       </w:r>
       <w:r>
         <w:rPr>
-          <w:rFonts w:ascii="Arial" w:eastAsia="Arial" w:hAnsi="Arial"/>
-          <w:sz w:val="20"/>
-          <w:szCs w:val="20"/>
+          <w:rFonts w:eastAsia="Arial" w:cstheme="minorHAnsi"/>
+          <w:sz w:val="24"/>
+          <w:szCs w:val="24"/>
         </w:rPr>
         <w:t xml:space="preserve"> dias para o devido pagamento através de {{</w:t>
       </w:r>
       <w:proofErr w:type="spellStart"/>
       <w:r>
         <w:rPr>
-          <w:rFonts w:ascii="Arial" w:eastAsia="Arial" w:hAnsi="Arial"/>
-          <w:sz w:val="20"/>
-          <w:szCs w:val="20"/>
+          <w:rFonts w:eastAsia="Arial" w:cstheme="minorHAnsi"/>
+          <w:sz w:val="24"/>
+          <w:szCs w:val="24"/>
         </w:rPr>
         <w:t>forma_pgto</w:t>
       </w:r>
       <w:proofErr w:type="spellEnd"/>
       <w:r>
         <w:rPr>
-          <w:rFonts w:ascii="Arial" w:eastAsia="Arial" w:hAnsi="Arial"/>
-          <w:sz w:val="20"/>
-          <w:szCs w:val="20"/>
+          <w:rFonts w:eastAsia="Arial" w:cstheme="minorHAnsi"/>
+          <w:sz w:val="24"/>
+          <w:szCs w:val="24"/>
         </w:rPr>
         <w:t>}} (Obs. após a entrega da medição a contratante deverá devolver a mesma em até 48 horas, caso não ocorra a Filtrovali irá considerar a medição como aceita e será emitida a nota para devida cobrança);</w:t>
       </w:r>
+    </w:p>
+    <w:p>
+      <w:pPr>
+        <w:pStyle w:val="Ttulo2"/>
+        <w:spacing w:after="120"/>
+        <w:jc w:val="both"/>
+        <w:rPr>
+          <w:rFonts w:cstheme="minorHAnsi"/>
+          <w:szCs w:val="24"/>
+        </w:rPr>
+      </w:pPr>
+      <w:bookmarkStart w:id="23" w:name="__RefHeading___Toc568_2124872291"/>
+      <w:r>
+        <w:rPr>
+          <w:rFonts w:eastAsia="Arial" w:cstheme="minorHAnsi"/>
+          <w:szCs w:val="24"/>
+        </w:rPr>
+        <w:t>Multa e juros por atraso:</w:t>
+      </w:r>
+      <w:bookmarkEnd w:id="23"/>
+    </w:p>
+    <w:p>
+      <w:pPr>
+        <w:spacing w:after="120" w:line="360" w:lineRule="auto"/>
+        <w:ind w:firstLine="708"/>
+        <w:jc w:val="both"/>
+        <w:rPr>
+          <w:rFonts w:eastAsia="Arial" w:cstheme="minorHAnsi"/>
+          <w:sz w:val="24"/>
+          <w:szCs w:val="24"/>
+        </w:rPr>
+      </w:pPr>
+      <w:r>
+        <w:rPr>
+          <w:rFonts w:eastAsia="Arial" w:cstheme="minorHAnsi"/>
+          <w:sz w:val="24"/>
+          <w:szCs w:val="24"/>
+        </w:rPr>
+        <w:t>Em caso de atraso no pagamento de qualquer valor previsto nesta proposta, incidirá sobre o montante em aberto:</w:t>
+      </w:r>
+    </w:p>
+    <w:p>
+      <w:pPr>
+        <w:pStyle w:val="PargrafodaLista"/>
+        <w:numPr>
+          <w:ilvl w:val="0"/>
+          <w:numId w:val="1"/>
+        </w:numPr>
+        <w:spacing w:after="120" w:line="360" w:lineRule="auto"/>
+        <w:jc w:val="both"/>
+        <w:rPr>
+          <w:rFonts w:eastAsia="Arial" w:cstheme="minorHAnsi"/>
+          <w:sz w:val="24"/>
+          <w:szCs w:val="24"/>
+        </w:rPr>
+      </w:pPr>
+      <w:r>
+        <w:rPr>
+          <w:rFonts w:eastAsia="Arial" w:cstheme="minorHAnsi"/>
+          <w:sz w:val="24"/>
+          <w:szCs w:val="24"/>
+        </w:rPr>
+        <w:t>Multa moratória de 2% (dois por cento) sobre o valor da parcela em atraso;</w:t>
+      </w:r>
+    </w:p>
+    <w:p>
+      <w:pPr>
+        <w:pStyle w:val="PargrafodaLista"/>
+        <w:numPr>
+          <w:ilvl w:val="0"/>
+          <w:numId w:val="1"/>
+        </w:numPr>
+        <w:spacing w:after="120" w:line="360" w:lineRule="auto"/>
+        <w:jc w:val="both"/>
+        <w:rPr>
+          <w:rFonts w:eastAsia="Arial" w:cstheme="minorHAnsi"/>
+          <w:sz w:val="24"/>
+          <w:szCs w:val="24"/>
+        </w:rPr>
+      </w:pPr>
+      <w:r>
+        <w:rPr>
+          <w:rFonts w:eastAsia="Arial" w:cstheme="minorHAnsi"/>
+          <w:sz w:val="24"/>
+          <w:szCs w:val="24"/>
+        </w:rPr>
+        <w:t>Juros de mora de 0,10% ao dia (zero vírgula dez por cento ao dia), calculados pro rata die a partir do dia seguinte ao vencimento até a data do efetivo pagamento.</w:t>
+      </w:r>
+    </w:p>
+    <w:p>
+      <w:pPr>
+        <w:spacing w:after="120" w:line="360" w:lineRule="auto"/>
+        <w:ind w:firstLine="708"/>
+        <w:jc w:val="both"/>
+        <w:rPr>
+          <w:rFonts w:eastAsia="Arial" w:cstheme="minorHAnsi"/>
+          <w:sz w:val="24"/>
+          <w:szCs w:val="24"/>
+        </w:rPr>
+      </w:pPr>
+      <w:r>
+        <w:rPr>
+          <w:rFonts w:eastAsia="Arial" w:cstheme="minorHAnsi"/>
+          <w:sz w:val="24"/>
+          <w:szCs w:val="24"/>
+        </w:rPr>
+        <w:t>O não pagamento nos prazos acordados poderá acarretar a suspensão imediata dos serviços até a regularização dos valores pendentes, sem prejuízo da adoção das medidas legais cabíveis e da cobrança dos custos adicionais decorrentes da paralisação.</w:t>
+      </w:r>
+    </w:p>
+    <w:p>
+      <w:pPr>
+        <w:pStyle w:val="Ttulo1"/>
+        <w:spacing w:after="120"/>
+        <w:jc w:val="both"/>
+        <w:rPr>
+          <w:rFonts w:cstheme="minorHAnsi"/>
+          <w:szCs w:val="24"/>
+        </w:rPr>
+      </w:pPr>
+      <w:bookmarkStart w:id="24" w:name="_Toc241762344"/>
+      <w:r>
+        <w:rPr>
+          <w:rFonts w:eastAsia="Arial" w:cstheme="minorHAnsi"/>
+          <w:bCs/>
+          <w:szCs w:val="24"/>
+        </w:rPr>
+        <w:lastRenderedPageBreak/>
+        <w:t>- Observações:</w:t>
+      </w:r>
+      <w:bookmarkEnd w:id="24"/>
     </w:p>
     <w:p>
       <w:pPr>
@@ -5543,214 +6705,90 @@
           <w:ilvl w:val="1"/>
           <w:numId w:val="2"/>
         </w:numPr>
-        <w:spacing w:after="120" w:line="240" w:lineRule="auto" w:before="0"/>
+        <w:spacing w:after="120" w:line="360" w:lineRule="auto"/>
         <w:jc w:val="both"/>
-      </w:pPr>
-      <w:r>
-        <w:rPr>
-          <w:rFonts w:ascii="Arial" w:eastAsia="Arial" w:hAnsi="Arial"/>
-          <w:sz w:val="20"/>
-          <w:szCs w:val="20"/>
-        </w:rPr>
-        <w:t>Multa e juros por atraso:</w:t>
-      </w:r>
-    </w:p>
-    <w:p>
-      <w:pPr>
-        <w:spacing w:after="120" w:line="240" w:lineRule="auto" w:before="0"/>
-        <w:ind w:firstLine="708"/>
+        <w:rPr>
+          <w:rFonts w:cstheme="minorHAnsi"/>
+          <w:sz w:val="24"/>
+          <w:szCs w:val="24"/>
+        </w:rPr>
+      </w:pPr>
+      <w:r>
+        <w:rPr>
+          <w:rFonts w:eastAsia="Arial" w:cstheme="minorHAnsi"/>
+          <w:sz w:val="24"/>
+          <w:szCs w:val="24"/>
+        </w:rPr>
+        <w:t xml:space="preserve">Os trabalhos em horas extras (sábados, domingos e feriados) poderão ser executados, desde que registrado em RDO no campo Horas Extras, acordados previamente. Valor homem/hora para atividades fora do horário previsto é de </w:t>
+      </w:r>
+      <w:r>
+        <w:rPr>
+          <w:rFonts w:eastAsia="Arial" w:cstheme="minorHAnsi"/>
+          <w:b/>
+          <w:bCs/>
+          <w:sz w:val="24"/>
+          <w:szCs w:val="24"/>
+        </w:rPr>
+        <w:t>{{</w:t>
+      </w:r>
+      <w:proofErr w:type="spellStart"/>
+      <w:r>
+        <w:rPr>
+          <w:rFonts w:eastAsia="Arial" w:cstheme="minorHAnsi"/>
+          <w:b/>
+          <w:bCs/>
+          <w:sz w:val="24"/>
+          <w:szCs w:val="24"/>
+        </w:rPr>
+        <w:t>valor_he</w:t>
+      </w:r>
+      <w:proofErr w:type="spellEnd"/>
+      <w:r>
+        <w:rPr>
+          <w:rFonts w:eastAsia="Arial" w:cstheme="minorHAnsi"/>
+          <w:b/>
+          <w:bCs/>
+          <w:sz w:val="24"/>
+          <w:szCs w:val="24"/>
+        </w:rPr>
+        <w:t>}};</w:t>
+      </w:r>
+    </w:p>
+    <w:p>
+      <w:pPr>
+        <w:pStyle w:val="Ttulo2"/>
+        <w:spacing w:after="120"/>
         <w:jc w:val="both"/>
         <w:rPr>
-          <w:rFonts w:ascii="Arial" w:eastAsia="Arial" w:hAnsi="Arial"/>
-          <w:sz w:val="20"/>
-          <w:szCs w:val="20"/>
-        </w:rPr>
-      </w:pPr>
-      <w:r>
-        <w:rPr>
-          <w:rFonts w:ascii="Arial" w:eastAsia="Arial" w:hAnsi="Arial"/>
-          <w:sz w:val="20"/>
-          <w:szCs w:val="20"/>
-        </w:rPr>
-        <w:t>Em caso de atraso no pagamento de qualquer valor previsto nesta proposta, incidirá sobre o montante em aberto:</w:t>
-      </w:r>
-    </w:p>
-    <w:p>
-      <w:pPr>
-        <w:pStyle w:val="PargrafodaLista"/>
-        <w:numPr>
-          <w:ilvl w:val="0"/>
-          <w:numId w:val="1"/>
-        </w:numPr>
-        <w:spacing w:after="120" w:line="240" w:lineRule="auto" w:before="0"/>
-        <w:jc w:val="both"/>
-        <w:rPr>
-          <w:rFonts w:ascii="Arial" w:eastAsia="Arial" w:hAnsi="Arial"/>
-          <w:sz w:val="20"/>
-          <w:szCs w:val="20"/>
-        </w:rPr>
-      </w:pPr>
-      <w:r>
-        <w:rPr>
-          <w:rFonts w:ascii="Arial" w:eastAsia="Arial" w:hAnsi="Arial"/>
-          <w:sz w:val="20"/>
-          <w:szCs w:val="20"/>
-        </w:rPr>
-        <w:t>Multa moratória de 2% (dois por cento) sobre o valor da parcela em atraso;</w:t>
-      </w:r>
-    </w:p>
-    <w:p>
-      <w:pPr>
-        <w:pStyle w:val="PargrafodaLista"/>
-        <w:numPr>
-          <w:ilvl w:val="0"/>
-          <w:numId w:val="1"/>
-        </w:numPr>
-        <w:spacing w:after="120" w:line="240" w:lineRule="auto" w:before="0"/>
-        <w:jc w:val="both"/>
-        <w:rPr>
-          <w:rFonts w:ascii="Arial" w:eastAsia="Arial" w:hAnsi="Arial"/>
-          <w:sz w:val="20"/>
-          <w:szCs w:val="20"/>
-        </w:rPr>
-      </w:pPr>
-      <w:r>
-        <w:rPr>
-          <w:rFonts w:ascii="Arial" w:eastAsia="Arial" w:hAnsi="Arial"/>
-          <w:sz w:val="20"/>
-          <w:szCs w:val="20"/>
-        </w:rPr>
-        <w:t>Juros de mora de 0,10% ao dia (zero vírgula dez por cento ao dia), calculados pro rata die a partir do dia seguinte ao vencimento até a data do efetivo pagamento.</w:t>
-      </w:r>
-    </w:p>
-    <w:p>
-      <w:pPr>
-        <w:spacing w:after="120" w:line="240" w:lineRule="auto" w:before="0"/>
-        <w:ind w:firstLine="708"/>
-        <w:jc w:val="both"/>
-        <w:rPr>
-          <w:rFonts w:ascii="Arial" w:eastAsia="Arial" w:hAnsi="Arial"/>
-          <w:sz w:val="20"/>
-          <w:szCs w:val="20"/>
-        </w:rPr>
-      </w:pPr>
-      <w:r>
-        <w:rPr>
-          <w:rFonts w:ascii="Arial" w:eastAsia="Arial" w:hAnsi="Arial"/>
-          <w:sz w:val="20"/>
-          <w:szCs w:val="20"/>
-        </w:rPr>
-        <w:t>O não pagamento nos prazos acordados poderá acarretar a suspensão imediata dos serviços até a regularização dos valores pendentes, sem prejuízo da adoção das medidas legais cabíveis e da cobrança dos custos adicionais decorrentes da paralisação.</w:t>
-      </w:r>
-    </w:p>
-    <w:p>
-      <w:pPr>
-        <w:pStyle w:val="PargrafodaLista"/>
-        <w:numPr>
-          <w:ilvl w:val="0"/>
-          <w:numId w:val="2"/>
-        </w:numPr>
-        <w:spacing w:after="120" w:line="240" w:lineRule="auto" w:before="0"/>
-        <w:jc w:val="both"/>
-      </w:pPr>
-      <w:r>
-        <w:rPr>
-          <w:rFonts w:ascii="Arial" w:eastAsia="Arial" w:hAnsi="Arial"/>
-          <w:b/>
-          <w:bCs/>
-          <w:sz w:val="20"/>
-          <w:szCs w:val="20"/>
-        </w:rPr>
-        <w:t>- Observações:</w:t>
-      </w:r>
-    </w:p>
-    <w:p>
-      <w:pPr>
-        <w:pStyle w:val="PargrafodaLista"/>
-        <w:numPr>
-          <w:ilvl w:val="1"/>
-          <w:numId w:val="2"/>
-        </w:numPr>
-        <w:spacing w:after="120" w:line="240" w:lineRule="auto" w:before="0"/>
-        <w:jc w:val="both"/>
-      </w:pPr>
-      <w:r>
-        <w:rPr>
-          <w:rFonts w:ascii="Arial" w:eastAsia="Arial" w:hAnsi="Arial"/>
-          <w:sz w:val="20"/>
-          <w:szCs w:val="20"/>
-        </w:rPr>
-        <w:t xml:space="preserve">Os trabalhos em horas extras (sábados, domingos e feriados) poderão ser executados, desde que registrado em RDO no campo Horas Extras, acordados previamente. Valor homem/hora para atividades fora do horário previsto é de </w:t>
-      </w:r>
-      <w:r>
-        <w:rPr>
-          <w:rFonts w:ascii="Arial" w:eastAsia="Arial" w:hAnsi="Arial"/>
-          <w:b/>
-          <w:bCs/>
-          <w:sz w:val="20"/>
-          <w:szCs w:val="20"/>
-        </w:rPr>
-        <w:t>{{</w:t>
+          <w:rFonts w:cstheme="minorHAnsi"/>
+          <w:szCs w:val="24"/>
+        </w:rPr>
+      </w:pPr>
+      <w:bookmarkStart w:id="25" w:name="__RefHeading___Toc572_2124872291"/>
+      <w:r>
+        <w:rPr>
+          <w:rFonts w:eastAsia="Arial" w:cstheme="minorHAnsi"/>
+          <w:szCs w:val="24"/>
+        </w:rPr>
+        <w:t xml:space="preserve">Condições de Stand </w:t>
       </w:r>
       <w:proofErr w:type="spellStart"/>
       <w:r>
         <w:rPr>
-          <w:rFonts w:ascii="Arial" w:eastAsia="Arial" w:hAnsi="Arial"/>
-          <w:b/>
-          <w:bCs/>
-          <w:sz w:val="20"/>
-          <w:szCs w:val="20"/>
-        </w:rPr>
-        <w:t>valor_he</w:t>
+          <w:rFonts w:eastAsia="Arial" w:cstheme="minorHAnsi"/>
+          <w:szCs w:val="24"/>
+        </w:rPr>
+        <w:t>by</w:t>
       </w:r>
       <w:proofErr w:type="spellEnd"/>
       <w:r>
         <w:rPr>
-          <w:rFonts w:ascii="Arial" w:eastAsia="Arial" w:hAnsi="Arial"/>
-          <w:b/>
-          <w:bCs/>
-          <w:sz w:val="20"/>
-          <w:szCs w:val="20"/>
-        </w:rPr>
-        <w:t>}};</w:t>
-      </w:r>
-    </w:p>
-    <w:p>
-      <w:pPr>
-        <w:pStyle w:val="PargrafodaLista"/>
-        <w:numPr>
-          <w:ilvl w:val="1"/>
-          <w:numId w:val="2"/>
-        </w:numPr>
-        <w:spacing w:after="120" w:line="240" w:lineRule="auto" w:before="0"/>
-        <w:jc w:val="both"/>
-      </w:pPr>
-      <w:r>
-        <w:rPr>
-          <w:rFonts w:ascii="Arial" w:eastAsia="Arial" w:hAnsi="Arial"/>
-          <w:sz w:val="20"/>
-          <w:szCs w:val="20"/>
-        </w:rPr>
-        <w:t xml:space="preserve">Condições de Stand </w:t>
-      </w:r>
-      <w:proofErr w:type="spellStart"/>
-      <w:r>
-        <w:rPr>
-          <w:rFonts w:ascii="Arial" w:eastAsia="Arial" w:hAnsi="Arial"/>
-          <w:sz w:val="20"/>
-          <w:szCs w:val="20"/>
-        </w:rPr>
-        <w:t>by</w:t>
-      </w:r>
-      <w:proofErr w:type="spellEnd"/>
-      <w:r>
-        <w:rPr>
-          <w:rFonts w:ascii="Arial" w:eastAsia="Arial" w:hAnsi="Arial"/>
-          <w:sz w:val="20"/>
-          <w:szCs w:val="20"/>
+          <w:rFonts w:eastAsia="Arial" w:cstheme="minorHAnsi"/>
+          <w:szCs w:val="24"/>
         </w:rPr>
         <w:t xml:space="preserve"> e Mobilização Adicional:</w:t>
       </w:r>
+      <w:bookmarkEnd w:id="25"/>
     </w:p>
     <w:tbl>
       <w:tblPr>
@@ -5771,23 +6809,23 @@
           </w:tcPr>
           <w:p>
             <w:pPr>
-              <w:spacing w:after="0" w:line="240" w:lineRule="auto"/>
+              <w:spacing w:after="0" w:line="360" w:lineRule="auto"/>
               <w:jc w:val="both"/>
               <w:rPr>
-                <w:rFonts w:ascii="Arial" w:eastAsia="Arial" w:hAnsi="Arial"/>
+                <w:rFonts w:eastAsia="Arial" w:cstheme="minorHAnsi"/>
                 <w:b/>
                 <w:bCs/>
-                <w:sz w:val="20"/>
-                <w:szCs w:val="20"/>
+                <w:sz w:val="24"/>
+                <w:szCs w:val="24"/>
               </w:rPr>
             </w:pPr>
             <w:r>
               <w:rPr>
-                <w:rFonts w:ascii="Arial" w:eastAsia="Arial" w:hAnsi="Arial"/>
+                <w:rFonts w:eastAsia="Arial" w:cstheme="minorHAnsi"/>
                 <w:b/>
                 <w:bCs/>
-                <w:sz w:val="20"/>
-                <w:szCs w:val="20"/>
+                <w:sz w:val="24"/>
+                <w:szCs w:val="24"/>
               </w:rPr>
               <w:t>Item</w:t>
             </w:r>
@@ -5800,23 +6838,23 @@
           </w:tcPr>
           <w:p>
             <w:pPr>
-              <w:spacing w:after="0" w:line="240" w:lineRule="auto"/>
+              <w:spacing w:after="0" w:line="360" w:lineRule="auto"/>
               <w:jc w:val="both"/>
               <w:rPr>
-                <w:rFonts w:ascii="Arial" w:eastAsia="Arial" w:hAnsi="Arial"/>
+                <w:rFonts w:eastAsia="Arial" w:cstheme="minorHAnsi"/>
                 <w:b/>
                 <w:bCs/>
-                <w:sz w:val="20"/>
-                <w:szCs w:val="20"/>
+                <w:sz w:val="24"/>
+                <w:szCs w:val="24"/>
               </w:rPr>
             </w:pPr>
             <w:r>
               <w:rPr>
-                <w:rFonts w:ascii="Arial" w:eastAsia="Arial" w:hAnsi="Arial"/>
+                <w:rFonts w:eastAsia="Arial" w:cstheme="minorHAnsi"/>
                 <w:b/>
                 <w:bCs/>
-                <w:sz w:val="20"/>
-                <w:szCs w:val="20"/>
+                <w:sz w:val="24"/>
+                <w:szCs w:val="24"/>
               </w:rPr>
               <w:t>Valor</w:t>
             </w:r>
@@ -5830,19 +6868,19 @@
           </w:tcPr>
           <w:p>
             <w:pPr>
-              <w:spacing w:before="120" w:after="120" w:line="240" w:lineRule="auto"/>
+              <w:spacing w:before="120" w:after="120" w:line="360" w:lineRule="auto"/>
               <w:jc w:val="both"/>
               <w:rPr>
-                <w:rFonts w:ascii="Arial" w:eastAsia="Arial" w:hAnsi="Arial"/>
-                <w:sz w:val="20"/>
-                <w:szCs w:val="20"/>
+                <w:rFonts w:eastAsia="Arial" w:cstheme="minorHAnsi"/>
+                <w:sz w:val="24"/>
+                <w:szCs w:val="24"/>
               </w:rPr>
             </w:pPr>
             <w:r>
               <w:rPr>
-                <w:rFonts w:ascii="Arial" w:eastAsia="Arial" w:hAnsi="Arial"/>
-                <w:sz w:val="20"/>
-                <w:szCs w:val="20"/>
+                <w:rFonts w:eastAsia="Arial" w:cstheme="minorHAnsi"/>
+                <w:sz w:val="24"/>
+                <w:szCs w:val="24"/>
               </w:rPr>
               <w:t>Stand-by de Equipe</w:t>
             </w:r>
@@ -5854,43 +6892,23 @@
           </w:tcPr>
           <w:p>
             <w:pPr>
-              <w:spacing w:before="120" w:after="120" w:line="240" w:lineRule="auto"/>
+              <w:spacing w:before="120" w:after="120" w:line="360" w:lineRule="auto"/>
               <w:jc w:val="both"/>
               <w:rPr>
-                <w:rFonts w:ascii="Arial" w:eastAsia="Arial" w:hAnsi="Arial"/>
-                <w:sz w:val="20"/>
-                <w:szCs w:val="20"/>
+                <w:rFonts w:eastAsia="Arial" w:cstheme="minorHAnsi"/>
+                <w:sz w:val="24"/>
+                <w:szCs w:val="24"/>
                 <w:lang w:val="en-US"/>
               </w:rPr>
             </w:pPr>
             <w:r>
               <w:rPr>
-                <w:rFonts w:ascii="Arial" w:eastAsia="Arial" w:hAnsi="Arial"/>
-                <w:sz w:val="20"/>
-                <w:szCs w:val="20"/>
+                <w:rFonts w:eastAsia="Arial" w:cstheme="minorHAnsi"/>
+                <w:sz w:val="24"/>
+                <w:szCs w:val="24"/>
                 <w:lang w:val="en-US"/>
               </w:rPr>
-              <w:t>{{valor_standby}}</w:t>
-            </w:r>
-            <w:proofErr w:type="spellStart"/>
-            <w:r>
-              <w:rPr>
-                <w:rFonts w:ascii="Arial" w:eastAsia="Arial" w:hAnsi="Arial"/>
-                <w:sz w:val="20"/>
-                <w:szCs w:val="20"/>
-                <w:lang w:val="en-US"/>
-              </w:rPr>
-              <w:t/>
-            </w:r>
-            <w:proofErr w:type="spellEnd"/>
-            <w:r>
-              <w:rPr>
-                <w:rFonts w:ascii="Arial" w:eastAsia="Arial" w:hAnsi="Arial"/>
-                <w:sz w:val="20"/>
-                <w:szCs w:val="20"/>
-                <w:lang w:val="en-US"/>
-              </w:rPr>
-              <w:t xml:space="preserve"> </w:t>
+              <w:t xml:space="preserve">{{valor_standby}} </w:t>
             </w:r>
           </w:p>
         </w:tc>
@@ -5902,19 +6920,19 @@
           </w:tcPr>
           <w:p>
             <w:pPr>
-              <w:spacing w:before="120" w:after="120" w:line="240" w:lineRule="auto"/>
+              <w:spacing w:before="120" w:after="120" w:line="360" w:lineRule="auto"/>
               <w:jc w:val="both"/>
               <w:rPr>
-                <w:rFonts w:ascii="Arial" w:eastAsia="Arial" w:hAnsi="Arial"/>
-                <w:sz w:val="20"/>
-                <w:szCs w:val="20"/>
+                <w:rFonts w:eastAsia="Arial" w:cstheme="minorHAnsi"/>
+                <w:sz w:val="24"/>
+                <w:szCs w:val="24"/>
               </w:rPr>
             </w:pPr>
             <w:r>
               <w:rPr>
-                <w:rFonts w:ascii="Arial" w:eastAsia="Arial" w:hAnsi="Arial"/>
-                <w:sz w:val="20"/>
-                <w:szCs w:val="20"/>
+                <w:rFonts w:eastAsia="Arial" w:cstheme="minorHAnsi"/>
+                <w:sz w:val="24"/>
+                <w:szCs w:val="24"/>
               </w:rPr>
               <w:t>Stand-by de Equipamentos</w:t>
             </w:r>
@@ -5926,50 +6944,21 @@
           </w:tcPr>
           <w:p>
             <w:pPr>
-              <w:spacing w:before="120" w:after="120" w:line="240" w:lineRule="auto"/>
+              <w:spacing w:before="120" w:after="120" w:line="360" w:lineRule="auto"/>
               <w:jc w:val="both"/>
               <w:rPr>
-                <w:rFonts w:ascii="Arial" w:eastAsia="Arial" w:hAnsi="Arial"/>
-                <w:sz w:val="20"/>
-                <w:szCs w:val="20"/>
+                <w:rFonts w:eastAsia="Arial" w:cstheme="minorHAnsi"/>
+                <w:sz w:val="24"/>
+                <w:szCs w:val="24"/>
               </w:rPr>
             </w:pPr>
             <w:r>
               <w:rPr>
-                <w:rFonts w:ascii="Arial" w:eastAsia="Arial" w:hAnsi="Arial"/>
-                <w:sz w:val="20"/>
-                <w:szCs w:val="20"/>
-              </w:rPr>
-              <w:t xml:space="preserve">{{diaria_equipamento}}</w:t>
-            </w:r>
-            <w:r>
-              <w:rPr>
-                <w:rFonts w:ascii="Arial" w:eastAsia="Arial" w:hAnsi="Arial"/>
-                <w:sz w:val="20"/>
-                <w:szCs w:val="20"/>
-                <w:lang w:val="en-US"/>
-              </w:rPr>
-              <w:t/>
-            </w:r>
-            <w:proofErr w:type="spellStart"/>
-            <w:r>
-              <w:rPr>
-                <w:rFonts w:ascii="Arial" w:eastAsia="Arial" w:hAnsi="Arial"/>
-                <w:sz w:val="20"/>
-                <w:szCs w:val="20"/>
-                <w:lang w:val="en-US"/>
-              </w:rPr>
-              <w:t/>
-            </w:r>
-            <w:proofErr w:type="spellEnd"/>
-            <w:r>
-              <w:rPr>
-                <w:rFonts w:ascii="Arial" w:eastAsia="Arial" w:hAnsi="Arial"/>
-                <w:sz w:val="20"/>
-                <w:szCs w:val="20"/>
-                <w:lang w:val="en-US"/>
-              </w:rPr>
-              <w:t/>
+                <w:rFonts w:eastAsia="Arial" w:cstheme="minorHAnsi"/>
+                <w:sz w:val="24"/>
+                <w:szCs w:val="24"/>
+              </w:rPr>
+              <w:t>{{diaria_equipamento}}</w:t>
             </w:r>
           </w:p>
         </w:tc>
@@ -5981,19 +6970,19 @@
           </w:tcPr>
           <w:p>
             <w:pPr>
-              <w:spacing w:before="120" w:after="120" w:line="240" w:lineRule="auto"/>
+              <w:spacing w:before="120" w:after="120" w:line="360" w:lineRule="auto"/>
               <w:jc w:val="both"/>
               <w:rPr>
-                <w:rFonts w:ascii="Arial" w:eastAsia="Arial" w:hAnsi="Arial"/>
-                <w:sz w:val="20"/>
-                <w:szCs w:val="20"/>
+                <w:rFonts w:eastAsia="Arial" w:cstheme="minorHAnsi"/>
+                <w:sz w:val="24"/>
+                <w:szCs w:val="24"/>
               </w:rPr>
             </w:pPr>
             <w:r>
               <w:rPr>
-                <w:rFonts w:ascii="Arial" w:eastAsia="Arial" w:hAnsi="Arial"/>
-                <w:sz w:val="20"/>
-                <w:szCs w:val="20"/>
+                <w:rFonts w:eastAsia="Arial" w:cstheme="minorHAnsi"/>
+                <w:sz w:val="24"/>
+                <w:szCs w:val="24"/>
               </w:rPr>
               <w:t xml:space="preserve">Mobilização Extra (por evento ida e volta) </w:t>
             </w:r>
@@ -6005,74 +6994,474 @@
           </w:tcPr>
           <w:p>
             <w:pPr>
-              <w:spacing w:before="120" w:after="120" w:line="240" w:lineRule="auto"/>
+              <w:spacing w:before="120" w:after="120" w:line="360" w:lineRule="auto"/>
               <w:jc w:val="both"/>
               <w:rPr>
-                <w:rFonts w:ascii="Arial" w:eastAsia="Arial" w:hAnsi="Arial"/>
-                <w:sz w:val="20"/>
-                <w:szCs w:val="20"/>
+                <w:rFonts w:eastAsia="Arial" w:cstheme="minorHAnsi"/>
+                <w:sz w:val="24"/>
+                <w:szCs w:val="24"/>
               </w:rPr>
             </w:pPr>
             <w:r>
               <w:rPr>
-                <w:rFonts w:ascii="Arial" w:eastAsia="Arial" w:hAnsi="Arial"/>
-                <w:sz w:val="20"/>
-                <w:szCs w:val="20"/>
+                <w:rFonts w:eastAsia="Arial" w:cstheme="minorHAnsi"/>
+                <w:sz w:val="24"/>
+                <w:szCs w:val="24"/>
               </w:rPr>
               <w:t>{{valor_desmob_extra}}</w:t>
-            </w:r>
-            <w:proofErr w:type="gramStart"/>
-            <w:r>
-              <w:rPr>
-                <w:rFonts w:ascii="Arial" w:eastAsia="Arial" w:hAnsi="Arial"/>
-                <w:sz w:val="20"/>
-                <w:szCs w:val="20"/>
-              </w:rPr>
-              <w:t xml:space="preserve"/>
-            </w:r>
-            <w:r>
-              <w:rPr>
-                <w:rFonts w:ascii="Arial" w:eastAsia="Arial" w:hAnsi="Arial"/>
-                <w:sz w:val="20"/>
-                <w:szCs w:val="20"/>
-                <w:lang w:val="en-US"/>
-              </w:rPr>
-              <w:t/>
-            </w:r>
-            <w:proofErr w:type="gramEnd"/>
-            <w:r>
-              <w:rPr>
-                <w:rFonts w:ascii="Arial" w:eastAsia="Arial" w:hAnsi="Arial"/>
-                <w:sz w:val="20"/>
-                <w:szCs w:val="20"/>
-                <w:lang w:val="en-US"/>
-              </w:rPr>
-              <w:t/>
-            </w:r>
-            <w:proofErr w:type="spellStart"/>
-            <w:r>
-              <w:rPr>
-                <w:rFonts w:ascii="Arial" w:eastAsia="Arial" w:hAnsi="Arial"/>
-                <w:sz w:val="20"/>
-                <w:szCs w:val="20"/>
-                <w:lang w:val="en-US"/>
-              </w:rPr>
-              <w:t/>
-            </w:r>
-            <w:proofErr w:type="spellEnd"/>
-            <w:r>
-              <w:rPr>
-                <w:rFonts w:ascii="Arial" w:eastAsia="Arial" w:hAnsi="Arial"/>
-                <w:sz w:val="20"/>
-                <w:szCs w:val="20"/>
-                <w:lang w:val="en-US"/>
-              </w:rPr>
-              <w:t/>
             </w:r>
           </w:p>
         </w:tc>
       </w:tr>
     </w:tbl>
+    <w:p>
+      <w:pPr>
+        <w:pStyle w:val="Ttulo3"/>
+        <w:spacing w:after="120"/>
+        <w:jc w:val="both"/>
+        <w:rPr>
+          <w:rFonts w:cstheme="minorHAnsi"/>
+          <w:szCs w:val="24"/>
+        </w:rPr>
+      </w:pPr>
+      <w:bookmarkStart w:id="26" w:name="__RefHeading___Toc574_2124872291"/>
+      <w:r>
+        <w:rPr>
+          <w:rFonts w:cstheme="minorHAnsi"/>
+          <w:bCs/>
+          <w:szCs w:val="24"/>
+        </w:rPr>
+        <w:t>Stand-by de Equipe:</w:t>
+      </w:r>
+      <w:bookmarkEnd w:id="26"/>
+    </w:p>
+    <w:p>
+      <w:pPr>
+        <w:spacing w:after="120" w:line="360" w:lineRule="auto"/>
+        <w:jc w:val="both"/>
+        <w:rPr>
+          <w:rFonts w:cstheme="minorHAnsi"/>
+          <w:sz w:val="24"/>
+          <w:szCs w:val="24"/>
+        </w:rPr>
+      </w:pPr>
+      <w:r>
+        <w:rPr>
+          <w:rFonts w:cstheme="minorHAnsi"/>
+          <w:b/>
+          <w:bCs/>
+          <w:sz w:val="24"/>
+          <w:szCs w:val="24"/>
+        </w:rPr>
+        <w:t>Quando a equipe permanecer em obra aguardando condições para início ou continuidade dos trabalhos, será cobrado o valor de diária (correspondente a 8 horas) conforme tabela abaixo.</w:t>
+      </w:r>
+    </w:p>
+    <w:p>
+      <w:pPr>
+        <w:pStyle w:val="PargrafodaLista"/>
+        <w:spacing w:after="120" w:line="360" w:lineRule="auto"/>
+        <w:ind w:left="2136"/>
+        <w:jc w:val="both"/>
+        <w:rPr>
+          <w:rFonts w:cstheme="minorHAnsi"/>
+          <w:sz w:val="24"/>
+          <w:szCs w:val="24"/>
+        </w:rPr>
+      </w:pPr>
+      <w:r>
+        <w:rPr>
+          <w:rFonts w:cstheme="minorHAnsi"/>
+          <w:sz w:val="24"/>
+          <w:szCs w:val="24"/>
+        </w:rPr>
+        <w:t>O serviço é um pacote fechado, sendo assim, qualquer interferência que gere impacto ou não no cronograma será aplicada a diária (stand-by) por ter interferência direta na performance do projeto.</w:t>
+      </w:r>
+    </w:p>
+    <w:p>
+      <w:pPr>
+        <w:pStyle w:val="Ttulo3"/>
+        <w:spacing w:after="120"/>
+        <w:jc w:val="both"/>
+        <w:rPr>
+          <w:rFonts w:cstheme="minorHAnsi"/>
+          <w:szCs w:val="24"/>
+        </w:rPr>
+      </w:pPr>
+      <w:bookmarkStart w:id="27" w:name="__RefHeading___Toc576_2124872291"/>
+      <w:r>
+        <w:rPr>
+          <w:rFonts w:cstheme="minorHAnsi"/>
+          <w:bCs/>
+          <w:szCs w:val="24"/>
+        </w:rPr>
+        <w:t>Stand-by de Equipamentos:</w:t>
+      </w:r>
+      <w:bookmarkEnd w:id="27"/>
+    </w:p>
+    <w:p>
+      <w:pPr>
+        <w:spacing w:after="120" w:line="360" w:lineRule="auto"/>
+        <w:jc w:val="both"/>
+        <w:rPr>
+          <w:rFonts w:cstheme="minorHAnsi"/>
+          <w:sz w:val="24"/>
+          <w:szCs w:val="24"/>
+        </w:rPr>
+      </w:pPr>
+      <w:r>
+        <w:rPr>
+          <w:rFonts w:cstheme="minorHAnsi"/>
+          <w:b/>
+          <w:bCs/>
+          <w:sz w:val="24"/>
+          <w:szCs w:val="24"/>
+        </w:rPr>
+        <w:t>A partir da chegada dos equipamentos em obra, caso permaneçam aguardando frente de serviço ou ultrapassem o prazo previsto no item 5.1, será aplicada cobrança diária conforme tabela. A Contratante deverá avaliar a viabilidade de arcar com esses custos ou optar pela desmobilização/mobilização dos equipamentos.</w:t>
+      </w:r>
+    </w:p>
+    <w:p>
+      <w:pPr>
+        <w:pStyle w:val="PargrafodaLista"/>
+        <w:spacing w:after="120" w:line="360" w:lineRule="auto"/>
+        <w:ind w:left="2136"/>
+        <w:jc w:val="both"/>
+        <w:rPr>
+          <w:rFonts w:cstheme="minorHAnsi"/>
+          <w:sz w:val="24"/>
+          <w:szCs w:val="24"/>
+        </w:rPr>
+      </w:pPr>
+      <w:r>
+        <w:rPr>
+          <w:rFonts w:cstheme="minorHAnsi"/>
+          <w:sz w:val="24"/>
+          <w:szCs w:val="24"/>
+        </w:rPr>
+        <w:t>O serviço é um pacote fechado, sendo assim, qualquer interferência que gere impacto ou não no cronograma será aplicada a diária (stand-by) por ter interferência direta na performance do projeto.</w:t>
+      </w:r>
+    </w:p>
+    <w:p>
+      <w:pPr>
+        <w:pStyle w:val="Ttulo3"/>
+        <w:spacing w:after="120"/>
+        <w:jc w:val="both"/>
+        <w:rPr>
+          <w:rFonts w:cstheme="minorHAnsi"/>
+          <w:szCs w:val="24"/>
+        </w:rPr>
+      </w:pPr>
+      <w:bookmarkStart w:id="28" w:name="__RefHeading___Toc578_2124872291"/>
+      <w:r>
+        <w:rPr>
+          <w:rFonts w:cstheme="minorHAnsi"/>
+          <w:bCs/>
+          <w:szCs w:val="24"/>
+        </w:rPr>
+        <w:lastRenderedPageBreak/>
+        <w:t>Desmobilização e Remobilização:</w:t>
+      </w:r>
+      <w:bookmarkEnd w:id="28"/>
+    </w:p>
+    <w:p>
+      <w:pPr>
+        <w:spacing w:after="120" w:line="360" w:lineRule="auto"/>
+        <w:jc w:val="both"/>
+        <w:rPr>
+          <w:rFonts w:cstheme="minorHAnsi"/>
+          <w:sz w:val="24"/>
+          <w:szCs w:val="24"/>
+        </w:rPr>
+      </w:pPr>
+      <w:r>
+        <w:rPr>
+          <w:rFonts w:cstheme="minorHAnsi"/>
+          <w:b/>
+          <w:bCs/>
+          <w:sz w:val="24"/>
+          <w:szCs w:val="24"/>
+        </w:rPr>
+        <w:t>Caso seja necessário desmobilizar a equipe durante a execução do projeto, será cobrado o valor por evento (cada evento compreende ida e volta - desmobilização e mobilização). Neste caso, a Contratante deverá informar a nova programação de retorno com no mínimo 10 dias de antecedência, permitindo tempo hábil para a ação.</w:t>
+      </w:r>
+    </w:p>
+    <w:p>
+      <w:pPr>
+        <w:pStyle w:val="PargrafodaLista"/>
+        <w:spacing w:after="120" w:line="360" w:lineRule="auto"/>
+        <w:rPr>
+          <w:rFonts w:eastAsia="Arial" w:cstheme="minorHAnsi"/>
+          <w:sz w:val="24"/>
+          <w:szCs w:val="24"/>
+        </w:rPr>
+      </w:pPr>
+      <w:r>
+        <w:rPr>
+          <w:rFonts w:eastAsia="Arial" w:cstheme="minorHAnsi"/>
+          <w:sz w:val="24"/>
+          <w:szCs w:val="24"/>
+        </w:rPr>
+        <w:t>NOTA: O solicitante terá que formalizar o pedido de desmobilização por e-mail expressando acordo com o item 9.3 /ou item 9.4.</w:t>
+      </w:r>
+    </w:p>
+    <w:p>
+      <w:pPr>
+        <w:pStyle w:val="PargrafodaLista"/>
+        <w:numPr>
+          <w:ilvl w:val="1"/>
+          <w:numId w:val="2"/>
+        </w:numPr>
+        <w:spacing w:after="120" w:line="360" w:lineRule="auto"/>
+        <w:jc w:val="both"/>
+        <w:rPr>
+          <w:rFonts w:cstheme="minorHAnsi"/>
+          <w:sz w:val="24"/>
+          <w:szCs w:val="24"/>
+        </w:rPr>
+      </w:pPr>
+      <w:r>
+        <w:rPr>
+          <w:rFonts w:eastAsia="Arial" w:cstheme="minorHAnsi"/>
+          <w:sz w:val="24"/>
+          <w:szCs w:val="24"/>
+        </w:rPr>
+        <w:t xml:space="preserve">No caso de prorrogação da data de início dos trabalhos já confirmada pela Contratante, por motivos não imputáveis a Filtrovali, será considerado uma diária no valor de R$ 4.500,00 por dia corrido prorrogado a título de stand </w:t>
+      </w:r>
+      <w:proofErr w:type="spellStart"/>
+      <w:r>
+        <w:rPr>
+          <w:rFonts w:eastAsia="Arial" w:cstheme="minorHAnsi"/>
+          <w:sz w:val="24"/>
+          <w:szCs w:val="24"/>
+        </w:rPr>
+        <w:t>by</w:t>
+      </w:r>
+      <w:proofErr w:type="spellEnd"/>
+      <w:r>
+        <w:rPr>
+          <w:rFonts w:eastAsia="Arial" w:cstheme="minorHAnsi"/>
+          <w:sz w:val="24"/>
+          <w:szCs w:val="24"/>
+        </w:rPr>
+        <w:t xml:space="preserve"> de equipe e equipamento;</w:t>
+      </w:r>
+    </w:p>
+    <w:p>
+      <w:pPr>
+        <w:pStyle w:val="PargrafodaLista"/>
+        <w:numPr>
+          <w:ilvl w:val="1"/>
+          <w:numId w:val="2"/>
+        </w:numPr>
+        <w:spacing w:after="120" w:line="360" w:lineRule="auto"/>
+        <w:jc w:val="both"/>
+        <w:rPr>
+          <w:rFonts w:cstheme="minorHAnsi"/>
+          <w:sz w:val="24"/>
+          <w:szCs w:val="24"/>
+        </w:rPr>
+      </w:pPr>
+      <w:r>
+        <w:rPr>
+          <w:rFonts w:eastAsia="Arial" w:cstheme="minorHAnsi"/>
+          <w:sz w:val="24"/>
+          <w:szCs w:val="24"/>
+        </w:rPr>
+        <w:t>Índice de reajuste anual pelo IGPM ou 10%, será aplicado o maior índice anual;</w:t>
+      </w:r>
+    </w:p>
+    <w:p>
+      <w:pPr>
+        <w:pStyle w:val="PargrafodaLista"/>
+        <w:numPr>
+          <w:ilvl w:val="1"/>
+          <w:numId w:val="2"/>
+        </w:numPr>
+        <w:spacing w:after="120" w:line="360" w:lineRule="auto"/>
+        <w:jc w:val="both"/>
+        <w:rPr>
+          <w:rFonts w:cstheme="minorHAnsi"/>
+          <w:sz w:val="24"/>
+          <w:szCs w:val="24"/>
+        </w:rPr>
+      </w:pPr>
+      <w:r>
+        <w:rPr>
+          <w:rFonts w:eastAsia="Arial" w:cstheme="minorHAnsi"/>
+          <w:sz w:val="24"/>
+          <w:szCs w:val="24"/>
+        </w:rPr>
+        <w:t xml:space="preserve"> A proposta deverá fazer parte integrante do contrato;</w:t>
+      </w:r>
+    </w:p>
+    <w:p>
+      <w:pPr>
+        <w:pStyle w:val="PargrafodaLista"/>
+        <w:numPr>
+          <w:ilvl w:val="1"/>
+          <w:numId w:val="2"/>
+        </w:numPr>
+        <w:spacing w:after="120" w:line="360" w:lineRule="auto"/>
+        <w:jc w:val="both"/>
+        <w:rPr>
+          <w:rFonts w:cstheme="minorHAnsi"/>
+          <w:sz w:val="24"/>
+          <w:szCs w:val="24"/>
+        </w:rPr>
+      </w:pPr>
+      <w:r>
+        <w:rPr>
+          <w:rFonts w:eastAsia="Arial" w:cstheme="minorHAnsi"/>
+          <w:sz w:val="24"/>
+          <w:szCs w:val="24"/>
+        </w:rPr>
+        <w:t xml:space="preserve">A Filtrovali possui PCMSO, PGR, LTCAT e ASO, todos esses de acordo com todas as atividades desenvolvidas por ela. Se necessário emissão de </w:t>
+      </w:r>
+      <w:proofErr w:type="spellStart"/>
+      <w:r>
+        <w:rPr>
+          <w:rFonts w:eastAsia="Arial" w:cstheme="minorHAnsi"/>
+          <w:sz w:val="24"/>
+          <w:szCs w:val="24"/>
+        </w:rPr>
+        <w:t>ARTs</w:t>
+      </w:r>
+      <w:proofErr w:type="spellEnd"/>
+      <w:r>
+        <w:rPr>
+          <w:rFonts w:eastAsia="Arial" w:cstheme="minorHAnsi"/>
+          <w:sz w:val="24"/>
+          <w:szCs w:val="24"/>
+        </w:rPr>
+        <w:t>, PCMSO, PGR, LTCAT e ASO, inclusive Seguro de responsabilidade Civil, específicos para o projeto em questão, por intermédio do Cliente final ou Contratante, os custos para emissão destes documentos específicos, serão repassados a Contratante;</w:t>
+      </w:r>
+    </w:p>
+    <w:p>
+      <w:pPr>
+        <w:pStyle w:val="PargrafodaLista"/>
+        <w:numPr>
+          <w:ilvl w:val="1"/>
+          <w:numId w:val="2"/>
+        </w:numPr>
+        <w:spacing w:after="120" w:line="360" w:lineRule="auto"/>
+        <w:jc w:val="both"/>
+        <w:rPr>
+          <w:rFonts w:cstheme="minorHAnsi"/>
+          <w:sz w:val="24"/>
+          <w:szCs w:val="24"/>
+        </w:rPr>
+      </w:pPr>
+      <w:r>
+        <w:rPr>
+          <w:rFonts w:eastAsia="Arial" w:cstheme="minorHAnsi"/>
+          <w:sz w:val="24"/>
+          <w:szCs w:val="24"/>
+        </w:rPr>
+        <w:t>A garantia mínima de faturamento é o quantitativo descrito como escopo original (item 7);</w:t>
+      </w:r>
+    </w:p>
+    <w:p>
+      <w:pPr>
+        <w:pStyle w:val="PargrafodaLista"/>
+        <w:numPr>
+          <w:ilvl w:val="1"/>
+          <w:numId w:val="2"/>
+        </w:numPr>
+        <w:spacing w:after="120" w:line="360" w:lineRule="auto"/>
+        <w:jc w:val="both"/>
+        <w:rPr>
+          <w:rFonts w:cstheme="minorHAnsi"/>
+          <w:sz w:val="24"/>
+          <w:szCs w:val="24"/>
+        </w:rPr>
+      </w:pPr>
+      <w:r>
+        <w:rPr>
+          <w:rFonts w:cstheme="minorHAnsi"/>
+          <w:sz w:val="24"/>
+          <w:szCs w:val="24"/>
+        </w:rPr>
+        <w:t>Caso a Filtrovali conclua os serviços em prazo inferior ao previsto, tal circunstância não ensejará qualquer direito à Contratante de requerer descontos, abatimentos ou reduções no valor contratado, uma vez que a remuneração pactuada decorre do cumprimento integral das obrigações assumidas, independentemente do tempo efetivamente despendido para sua execução;</w:t>
+      </w:r>
+    </w:p>
+    <w:p>
+      <w:pPr>
+        <w:pStyle w:val="PargrafodaLista"/>
+        <w:numPr>
+          <w:ilvl w:val="1"/>
+          <w:numId w:val="2"/>
+        </w:numPr>
+        <w:spacing w:after="120" w:line="360" w:lineRule="auto"/>
+        <w:jc w:val="both"/>
+        <w:rPr>
+          <w:rFonts w:cstheme="minorHAnsi"/>
+          <w:sz w:val="24"/>
+          <w:szCs w:val="24"/>
+        </w:rPr>
+      </w:pPr>
+      <w:r>
+        <w:rPr>
+          <w:rFonts w:cstheme="minorHAnsi"/>
+          <w:sz w:val="24"/>
+          <w:szCs w:val="24"/>
+        </w:rPr>
+        <w:t>A Contratante reconhece que os serviços contratados são parte de um pacote integral, cujo valor foi estipulado considerando sua totalidade. Dessa forma, a eventual desistência, cancelamento ou não utilização de qualquer serviço incluído no pacote não dará direito à Contratante a reembolso, abatimento ou desconto proporcional sobre o valor total contratado, permanecendo a obrigação de pagamento integral nos termos acordados.</w:t>
+      </w:r>
+    </w:p>
+    <w:p>
+      <w:pPr>
+        <w:pStyle w:val="Ttulo1"/>
+        <w:spacing w:after="120"/>
+        <w:jc w:val="both"/>
+        <w:rPr>
+          <w:rFonts w:eastAsia="Arial" w:cstheme="minorHAnsi"/>
+          <w:bCs/>
+          <w:szCs w:val="24"/>
+        </w:rPr>
+      </w:pPr>
+      <w:bookmarkStart w:id="29" w:name="_Toc241762345"/>
+      <w:r>
+        <w:rPr>
+          <w:rFonts w:eastAsia="Arial" w:cstheme="minorHAnsi"/>
+          <w:bCs/>
+          <w:szCs w:val="24"/>
+        </w:rPr>
+        <w:lastRenderedPageBreak/>
+        <w:t>- Impostos:</w:t>
+      </w:r>
+      <w:bookmarkEnd w:id="29"/>
+      <w:r>
+        <w:rPr>
+          <w:rFonts w:cstheme="minorHAnsi"/>
+          <w:szCs w:val="24"/>
+        </w:rPr>
+        <w:t xml:space="preserve"> </w:t>
+      </w:r>
+    </w:p>
+    <w:p>
+      <w:pPr>
+        <w:pStyle w:val="PargrafodaLista"/>
+        <w:numPr>
+          <w:ilvl w:val="1"/>
+          <w:numId w:val="2"/>
+        </w:numPr>
+        <w:spacing w:after="120" w:line="360" w:lineRule="auto"/>
+        <w:jc w:val="both"/>
+        <w:rPr>
+          <w:rFonts w:eastAsia="Arial" w:cstheme="minorHAnsi"/>
+          <w:b/>
+          <w:bCs/>
+          <w:sz w:val="24"/>
+          <w:szCs w:val="24"/>
+        </w:rPr>
+      </w:pPr>
+      <w:r>
+        <w:rPr>
+          <w:rFonts w:eastAsia="Arial" w:cstheme="minorHAnsi"/>
+          <w:sz w:val="24"/>
+          <w:szCs w:val="24"/>
+        </w:rPr>
+        <w:t>A Filtrovali se enquadra no regime tributário do lucro presumido.</w:t>
+      </w:r>
+    </w:p>
     <w:p>
       <w:pPr>
         <w:pStyle w:val="PargrafodaLista"/>
@@ -6080,30 +7469,324 @@
           <w:ilvl w:val="2"/>
           <w:numId w:val="2"/>
         </w:numPr>
-        <w:spacing w:after="120" w:line="240" w:lineRule="auto" w:before="0"/>
+        <w:spacing w:after="120" w:line="360" w:lineRule="auto"/>
         <w:jc w:val="both"/>
-      </w:pPr>
-      <w:r>
-        <w:rPr>
-          <w:b/>
-          <w:bCs/>
+        <w:rPr>
+          <w:rFonts w:eastAsia="Arial" w:cstheme="minorHAnsi"/>
+          <w:b/>
+          <w:bCs/>
+          <w:sz w:val="24"/>
+          <w:szCs w:val="24"/>
+        </w:rPr>
+      </w:pPr>
+      <w:r>
+        <w:rPr>
+          <w:rFonts w:eastAsia="Arial" w:cstheme="minorHAnsi"/>
+          <w:sz w:val="24"/>
+          <w:szCs w:val="24"/>
+        </w:rPr>
+        <w:t>ISS – O imposto será recolhido no município onde o serviço for efetivamente prestado, conforme alíquota a legislação vigente.</w:t>
+      </w:r>
+    </w:p>
+    <w:p>
+      <w:pPr>
+        <w:pStyle w:val="PargrafodaLista"/>
+        <w:spacing w:after="120" w:line="360" w:lineRule="auto"/>
+        <w:ind w:left="360"/>
+        <w:jc w:val="both"/>
+        <w:rPr>
+          <w:rFonts w:eastAsia="Arial" w:cstheme="minorHAnsi"/>
+          <w:sz w:val="24"/>
+          <w:szCs w:val="24"/>
+        </w:rPr>
+      </w:pPr>
+      <w:r>
+        <w:rPr>
+          <w:rFonts w:eastAsia="Arial" w:cstheme="minorHAnsi"/>
+          <w:sz w:val="24"/>
+          <w:szCs w:val="24"/>
+        </w:rPr>
+        <w:t xml:space="preserve">Em conformidade com a Constituição Federal (Art. 146) e a Lei Complementar nº 116/2003, o serviço realizado pela Filtrovali está enquadrado no código </w:t>
+      </w:r>
+      <w:r>
+        <w:rPr>
+          <w:rFonts w:eastAsia="Arial" w:cstheme="minorHAnsi"/>
+          <w:b/>
+          <w:bCs/>
+          <w:sz w:val="24"/>
+          <w:szCs w:val="24"/>
+        </w:rPr>
+        <w:t>07.02.02</w:t>
+      </w:r>
+      <w:r>
+        <w:rPr>
+          <w:rFonts w:eastAsia="Arial" w:cstheme="minorHAnsi"/>
+          <w:sz w:val="24"/>
+          <w:szCs w:val="24"/>
+        </w:rPr>
+        <w:t>. Para esse enquadramento, o ISS deve ser recolhido diretamente no local da execução do serviço. Dessa forma, o recolhimento no município da prestação passa a ser obrigatório, não cabendo retenção ou recolhimento em município diverso.</w:t>
+      </w:r>
+    </w:p>
+    <w:p>
+      <w:pPr>
+        <w:pStyle w:val="PargrafodaLista"/>
+        <w:spacing w:after="120" w:line="360" w:lineRule="auto"/>
+        <w:ind w:left="360"/>
+        <w:jc w:val="both"/>
+        <w:rPr>
+          <w:rFonts w:cstheme="minorHAnsi"/>
+          <w:sz w:val="24"/>
+          <w:szCs w:val="24"/>
+        </w:rPr>
+      </w:pPr>
+      <w:r>
+        <w:rPr>
+          <w:rFonts w:eastAsia="Arial" w:cstheme="minorHAnsi"/>
+          <w:sz w:val="24"/>
+          <w:szCs w:val="24"/>
+        </w:rPr>
+        <w:t>Caso a Contratante julgue necessário adotar algum procedimento adicional referente ao pagamento do imposto no local da execução, assumirá a responsabilidade pelo referido procedimento</w:t>
+      </w:r>
+    </w:p>
+    <w:p>
+      <w:pPr>
+        <w:pStyle w:val="Ttulo2"/>
+        <w:spacing w:after="120"/>
+        <w:jc w:val="both"/>
+        <w:rPr>
+          <w:rFonts w:eastAsia="Arial" w:cstheme="minorHAnsi"/>
+          <w:bCs/>
+          <w:szCs w:val="24"/>
+        </w:rPr>
+      </w:pPr>
+      <w:bookmarkStart w:id="30" w:name="__RefHeading___Toc582_2124872291"/>
+      <w:r>
+        <w:rPr>
+          <w:rFonts w:eastAsia="Arial" w:cstheme="minorHAnsi"/>
+          <w:szCs w:val="24"/>
+        </w:rPr>
+        <w:t>Reequilíbrio Tributário</w:t>
+      </w:r>
+      <w:bookmarkEnd w:id="30"/>
+    </w:p>
+    <w:p>
+      <w:pPr>
+        <w:spacing w:after="120" w:line="360" w:lineRule="auto"/>
+        <w:ind w:left="708" w:firstLine="708"/>
+        <w:jc w:val="both"/>
+        <w:rPr>
+          <w:rFonts w:eastAsia="Arial" w:cstheme="minorHAnsi"/>
+          <w:sz w:val="24"/>
+          <w:szCs w:val="24"/>
+        </w:rPr>
+      </w:pPr>
+      <w:r>
+        <w:rPr>
+          <w:rFonts w:eastAsia="Arial" w:cstheme="minorHAnsi"/>
+          <w:sz w:val="24"/>
+          <w:szCs w:val="24"/>
+        </w:rPr>
+        <w:t>Caso, após a data de apresentação da proposta ou assinatura do contrato, ocorra qualquer alteração na legislação tributária, criação, extinção ou modificação de tributos, bem como mudança de alíquotas, bases de cálculo ou forma de incidência que venha a impactar direta ou indiretamente os custos da CONTRATADA, os valores contratados serão ajustados de forma proporcional, de modo a preservar o equilíbrio econômico-financeiro originalmente pactuado.</w:t>
+      </w:r>
+    </w:p>
+    <w:p>
+      <w:pPr>
+        <w:spacing w:after="120" w:line="360" w:lineRule="auto"/>
+        <w:ind w:left="708" w:firstLine="708"/>
+        <w:jc w:val="both"/>
+        <w:rPr>
+          <w:rFonts w:eastAsia="Arial" w:cstheme="minorHAnsi"/>
+          <w:sz w:val="24"/>
+          <w:szCs w:val="24"/>
+        </w:rPr>
+      </w:pPr>
+      <w:r>
+        <w:rPr>
+          <w:rFonts w:eastAsia="Arial" w:cstheme="minorHAnsi"/>
+          <w:sz w:val="24"/>
+          <w:szCs w:val="24"/>
+        </w:rPr>
+        <w:t>O eventual acréscimo de custos decorrente de tais alterações será repassado à CONTRATANTE, mediante comprovação do impacto financeiro e apresentação da respectiva atualização de valores.</w:t>
+      </w:r>
+    </w:p>
+    <w:p>
+      <w:pPr>
+        <w:pStyle w:val="Ttulo1"/>
+        <w:spacing w:after="120"/>
+        <w:jc w:val="both"/>
+        <w:rPr>
+          <w:rFonts w:cstheme="minorHAnsi"/>
+          <w:szCs w:val="24"/>
+        </w:rPr>
+      </w:pPr>
+      <w:bookmarkStart w:id="31" w:name="_Toc241762346"/>
+      <w:r>
+        <w:rPr>
+          <w:rFonts w:eastAsia="Arial" w:cstheme="minorHAnsi"/>
+          <w:bCs/>
+          <w:szCs w:val="24"/>
+        </w:rPr>
+        <w:t>- Validade da proposta:</w:t>
+      </w:r>
+      <w:bookmarkEnd w:id="31"/>
+    </w:p>
+    <w:p>
+      <w:pPr>
+        <w:pStyle w:val="PargrafodaLista"/>
+        <w:numPr>
+          <w:ilvl w:val="1"/>
+          <w:numId w:val="2"/>
+        </w:numPr>
+        <w:spacing w:after="120" w:line="360" w:lineRule="auto"/>
+        <w:jc w:val="both"/>
+        <w:rPr>
+          <w:rFonts w:cstheme="minorHAnsi"/>
+          <w:sz w:val="24"/>
+          <w:szCs w:val="24"/>
+        </w:rPr>
+      </w:pPr>
+      <w:r>
+        <w:rPr>
+          <w:rFonts w:eastAsia="Arial" w:cstheme="minorHAnsi"/>
+          <w:sz w:val="24"/>
+          <w:szCs w:val="24"/>
+        </w:rPr>
+        <w:t>{{</w:t>
+      </w:r>
+      <w:proofErr w:type="spellStart"/>
+      <w:r>
+        <w:rPr>
+          <w:rFonts w:eastAsia="Arial" w:cstheme="minorHAnsi"/>
+          <w:sz w:val="24"/>
+          <w:szCs w:val="24"/>
+        </w:rPr>
+        <w:t>validadeProp</w:t>
+      </w:r>
+      <w:proofErr w:type="spellEnd"/>
+      <w:r>
+        <w:rPr>
+          <w:rFonts w:eastAsia="Arial" w:cstheme="minorHAnsi"/>
+          <w:sz w:val="24"/>
+          <w:szCs w:val="24"/>
+        </w:rPr>
+        <w:t>}} dias após a emissão.</w:t>
+      </w:r>
+      <w:r>
+        <w:rPr>
+          <w:rFonts w:cstheme="minorHAnsi"/>
+          <w:sz w:val="24"/>
+          <w:szCs w:val="24"/>
+        </w:rPr>
+        <w:t xml:space="preserve"> </w:t>
+      </w:r>
+    </w:p>
+    <w:p>
+      <w:pPr>
+        <w:pStyle w:val="Ttulo1"/>
+        <w:spacing w:after="120"/>
+        <w:jc w:val="both"/>
+        <w:rPr>
+          <w:rFonts w:eastAsia="Arial" w:cstheme="minorHAnsi"/>
+          <w:bCs/>
+          <w:szCs w:val="24"/>
+        </w:rPr>
+      </w:pPr>
+      <w:bookmarkStart w:id="32" w:name="_Toc241762347"/>
+      <w:r>
+        <w:rPr>
+          <w:rFonts w:eastAsia="Arial" w:cstheme="minorHAnsi"/>
+          <w:bCs/>
+          <w:szCs w:val="24"/>
+        </w:rPr>
+        <w:t>- Proteção à propriedade intelectual e know-how:</w:t>
+      </w:r>
+      <w:bookmarkEnd w:id="32"/>
+    </w:p>
+    <w:p>
+      <w:pPr>
+        <w:pStyle w:val="PargrafodaLista"/>
+        <w:numPr>
+          <w:ilvl w:val="1"/>
+          <w:numId w:val="2"/>
+        </w:numPr>
+        <w:spacing w:after="120" w:line="360" w:lineRule="auto"/>
+        <w:jc w:val="both"/>
+        <w:rPr>
+          <w:rFonts w:eastAsia="Arial" w:cstheme="minorHAnsi"/>
+          <w:b/>
+          <w:bCs/>
+          <w:sz w:val="24"/>
+          <w:szCs w:val="24"/>
+        </w:rPr>
+      </w:pPr>
+      <w:r>
+        <w:rPr>
+          <w:rFonts w:eastAsia="Arial" w:cstheme="minorHAnsi"/>
+          <w:sz w:val="24"/>
+          <w:szCs w:val="24"/>
+        </w:rPr>
+        <w:t xml:space="preserve">Todos os métodos, processos, procedimentos operacionais, técnicas, especificações, relatórios, documentos, estudos, desenhos, fluxogramas, parâmetros operacionais e </w:t>
+      </w:r>
+      <w:r>
+        <w:rPr>
+          <w:rFonts w:eastAsia="Arial" w:cstheme="minorHAnsi"/>
+          <w:sz w:val="24"/>
+          <w:szCs w:val="24"/>
         </w:rPr>
         <w:lastRenderedPageBreak/>
-        <w:t>Stand-by de Equipe</w:t>
-      </w:r>
-      <w:r>
-        <w:t>: Quando a equipe permanecer em obra aguardando condições para início ou continuidade dos trabalhos, será cobrado o valor de diária (correspondente a 8 horas) conforme tabela abaixo.</w:t>
+        <w:t>quaisquer outras informações técnicas ou comerciais utilizadas ou desenvolvidas pela FILTROVALI para a execução dos serviços constituem propriedade intelectual exclusiva da Filtrovali, sendo protegidos pela legislação vigente aplicável.</w:t>
       </w:r>
     </w:p>
     <w:p>
       <w:pPr>
         <w:pStyle w:val="PargrafodaLista"/>
-        <w:spacing w:after="120" w:line="240" w:lineRule="auto" w:before="0"/>
-        <w:ind w:left="2136"/>
+        <w:numPr>
+          <w:ilvl w:val="1"/>
+          <w:numId w:val="2"/>
+        </w:numPr>
+        <w:spacing w:after="120" w:line="360" w:lineRule="auto"/>
         <w:jc w:val="both"/>
-      </w:pPr>
-      <w:r>
-        <w:t>O serviço é um pacote fechado, sendo assim, qualquer interferência que gere impacto ou não no cronograma será aplicada a diária (stand-by) por ter interferência direta na performance do projeto.</w:t>
+        <w:rPr>
+          <w:rFonts w:eastAsia="Arial" w:cstheme="minorHAnsi"/>
+          <w:b/>
+          <w:bCs/>
+          <w:sz w:val="24"/>
+          <w:szCs w:val="24"/>
+        </w:rPr>
+      </w:pPr>
+      <w:r>
+        <w:rPr>
+          <w:rFonts w:eastAsia="Arial" w:cstheme="minorHAnsi"/>
+          <w:sz w:val="24"/>
+          <w:szCs w:val="24"/>
+        </w:rPr>
+        <w:t>A contratação dos serviços não implica, em hipótese alguma, cessão, transferência ou compartilhamento definitivo de tais direitos, limitando-se o seu uso exclusivamente ao escopo do contrato firmado.</w:t>
+      </w:r>
+    </w:p>
+    <w:p>
+      <w:pPr>
+        <w:pStyle w:val="PargrafodaLista"/>
+        <w:numPr>
+          <w:ilvl w:val="1"/>
+          <w:numId w:val="2"/>
+        </w:numPr>
+        <w:spacing w:after="120" w:line="360" w:lineRule="auto"/>
+        <w:jc w:val="both"/>
+        <w:rPr>
+          <w:rFonts w:eastAsia="Arial" w:cstheme="minorHAnsi"/>
+          <w:b/>
+          <w:bCs/>
+          <w:sz w:val="24"/>
+          <w:szCs w:val="24"/>
+        </w:rPr>
+      </w:pPr>
+      <w:r>
+        <w:rPr>
+          <w:rFonts w:eastAsia="Arial" w:cstheme="minorHAnsi"/>
+          <w:sz w:val="24"/>
+          <w:szCs w:val="24"/>
+        </w:rPr>
+        <w:t>Fica expressamente vedado à CONTRATANTE, seus colaboradores ou terceiros por ela designados:</w:t>
       </w:r>
     </w:p>
     <w:p>
@@ -6113,29 +7796,23 @@
           <w:ilvl w:val="2"/>
           <w:numId w:val="2"/>
         </w:numPr>
-        <w:spacing w:after="120" w:line="240" w:lineRule="auto" w:before="0"/>
+        <w:spacing w:after="120" w:line="360" w:lineRule="auto"/>
         <w:jc w:val="both"/>
-      </w:pPr>
-      <w:r>
-        <w:rPr>
-          <w:b/>
-          <w:bCs/>
-        </w:rPr>
-        <w:t>Stand-by de Equipamentos</w:t>
-      </w:r>
-      <w:r>
-        <w:t>: A partir da chegada dos equipamentos em obra, caso permaneçam aguardando frente de serviço ou ultrapassem o prazo previsto no item 5.1, será aplicada cobrança diária conforme tabela. A Contratante deverá avaliar a viabilidade de arcar com esses custos ou optar pela desmobilização/mobilização dos equipamentos.</w:t>
-      </w:r>
-    </w:p>
-    <w:p>
-      <w:pPr>
-        <w:pStyle w:val="PargrafodaLista"/>
-        <w:spacing w:after="120" w:line="240" w:lineRule="auto" w:before="0"/>
-        <w:ind w:left="2136"/>
-        <w:jc w:val="both"/>
-      </w:pPr>
-      <w:r>
-        <w:t>O serviço é um pacote fechado, sendo assim, qualquer interferência que gere impacto ou não no cronograma será aplicada a diária (stand-by) por ter interferência direta na performance do projeto.</w:t>
+        <w:rPr>
+          <w:rFonts w:eastAsia="Arial" w:cstheme="minorHAnsi"/>
+          <w:b/>
+          <w:bCs/>
+          <w:sz w:val="24"/>
+          <w:szCs w:val="24"/>
+        </w:rPr>
+      </w:pPr>
+      <w:r>
+        <w:rPr>
+          <w:rFonts w:eastAsia="Arial" w:cstheme="minorHAnsi"/>
+          <w:sz w:val="24"/>
+          <w:szCs w:val="24"/>
+        </w:rPr>
+        <w:t>Reproduzir, copiar, divulgar ou compartilhar, total ou parcialmente, os métodos e processos utilizados pela Filtrovali;</w:t>
       </w:r>
     </w:p>
     <w:p>
@@ -6145,272 +7822,23 @@
           <w:ilvl w:val="2"/>
           <w:numId w:val="2"/>
         </w:numPr>
-        <w:spacing w:after="120" w:line="240" w:lineRule="auto" w:before="0"/>
+        <w:spacing w:after="120" w:line="360" w:lineRule="auto"/>
         <w:jc w:val="both"/>
-      </w:pPr>
-      <w:r>
-        <w:rPr>
-          <w:b/>
-          <w:bCs/>
-        </w:rPr>
-        <w:t>Desmobilização e Remobilização</w:t>
-      </w:r>
-      <w:r>
-        <w:t>: Caso seja necessário desmobilizar a equipe durante a execução do projeto, será cobrado o valor por evento (cada evento compreende ida e volta - desmobilização e mobilização). Neste caso, a Contratante deverá informar a nova programação de retorno com no mínimo 10 dias de antecedência, permitindo tempo hábil para a ação.</w:t>
-      </w:r>
-    </w:p>
-    <w:p>
-      <w:pPr>
-        <w:pStyle w:val="PargrafodaLista"/>
-        <w:rPr>
-          <w:rFonts w:ascii="Arial" w:eastAsia="Arial" w:hAnsi="Arial"/>
-          <w:sz w:val="20"/>
-          <w:szCs w:val="20"/>
-        </w:rPr>
-        <w:spacing w:before="0" w:after="120"/>
-      </w:pPr>
-      <w:r>
-        <w:rPr>
-          <w:rFonts w:ascii="Arial" w:eastAsia="Arial" w:hAnsi="Arial"/>
-          <w:sz w:val="20"/>
-          <w:szCs w:val="20"/>
-        </w:rPr>
-        <w:t>NOTA: O solicitante terá que formalizar o pedido de desmobilização por e-mail expressando acordo com o item 9.3 /ou item 9.4.</w:t>
-      </w:r>
-    </w:p>
-    <w:p>
-      <w:pPr>
-        <w:pStyle w:val="PargrafodaLista"/>
-        <w:numPr>
-          <w:ilvl w:val="1"/>
-          <w:numId w:val="2"/>
-        </w:numPr>
-        <w:spacing w:after="120" w:line="240" w:lineRule="auto" w:before="0"/>
-        <w:jc w:val="both"/>
-      </w:pPr>
-      <w:r>
-        <w:rPr>
-          <w:rFonts w:ascii="Arial" w:eastAsia="Arial" w:hAnsi="Arial"/>
-          <w:sz w:val="20"/>
-          <w:szCs w:val="20"/>
-        </w:rPr>
-        <w:t xml:space="preserve">No caso de prorrogação da data de início dos trabalhos já confirmada pela Contratante, por motivos não imputáveis a Filtrovali, será considerado uma diária no valor de R$ 4.500,00 por dia corrido prorrogado a título de stand </w:t>
-      </w:r>
-      <w:proofErr w:type="spellStart"/>
-      <w:r>
-        <w:rPr>
-          <w:rFonts w:ascii="Arial" w:eastAsia="Arial" w:hAnsi="Arial"/>
-          <w:sz w:val="20"/>
-          <w:szCs w:val="20"/>
-        </w:rPr>
-        <w:t>by</w:t>
-      </w:r>
-      <w:proofErr w:type="spellEnd"/>
-      <w:r>
-        <w:rPr>
-          <w:rFonts w:ascii="Arial" w:eastAsia="Arial" w:hAnsi="Arial"/>
-          <w:sz w:val="20"/>
-          <w:szCs w:val="20"/>
-        </w:rPr>
-        <w:t xml:space="preserve"> de equipe e equipamento;</w:t>
-      </w:r>
-    </w:p>
-    <w:p>
-      <w:pPr>
-        <w:pStyle w:val="PargrafodaLista"/>
-        <w:numPr>
-          <w:ilvl w:val="1"/>
-          <w:numId w:val="2"/>
-        </w:numPr>
-        <w:spacing w:after="120" w:line="240" w:lineRule="auto" w:before="0"/>
-        <w:jc w:val="both"/>
-      </w:pPr>
-      <w:r>
-        <w:rPr>
-          <w:rFonts w:ascii="Arial" w:eastAsia="Arial" w:hAnsi="Arial"/>
-          <w:sz w:val="20"/>
-          <w:szCs w:val="20"/>
-        </w:rPr>
-        <w:t>Índice de reajuste anual pelo IGPM ou 10%, será aplicado o maior índice anual;</w:t>
-      </w:r>
-    </w:p>
-    <w:p>
-      <w:pPr>
-        <w:pStyle w:val="PargrafodaLista"/>
-        <w:numPr>
-          <w:ilvl w:val="1"/>
-          <w:numId w:val="2"/>
-        </w:numPr>
-        <w:spacing w:after="120" w:line="240" w:lineRule="auto" w:before="0"/>
-        <w:jc w:val="both"/>
-      </w:pPr>
-      <w:r>
-        <w:rPr>
-          <w:rFonts w:ascii="Arial" w:eastAsia="Arial" w:hAnsi="Arial"/>
-          <w:sz w:val="20"/>
-          <w:szCs w:val="20"/>
-        </w:rPr>
-        <w:t xml:space="preserve"> A proposta deverá fazer parte integrante do contrato;</w:t>
-      </w:r>
-    </w:p>
-    <w:p>
-      <w:pPr>
-        <w:pStyle w:val="PargrafodaLista"/>
-        <w:numPr>
-          <w:ilvl w:val="1"/>
-          <w:numId w:val="2"/>
-        </w:numPr>
-        <w:spacing w:after="120" w:line="240" w:lineRule="auto" w:before="0"/>
-        <w:jc w:val="both"/>
-      </w:pPr>
-      <w:r>
-        <w:rPr>
-          <w:rFonts w:ascii="Arial" w:eastAsia="Arial" w:hAnsi="Arial"/>
-          <w:sz w:val="20"/>
-          <w:szCs w:val="20"/>
-        </w:rPr>
-        <w:t xml:space="preserve">A Filtrovali possui PCMSO, PGR, LTCAT e ASO, todos esses de acordo com todas as atividades desenvolvidas por ela. Se necessário emissão de </w:t>
-      </w:r>
-      <w:proofErr w:type="spellStart"/>
-      <w:r>
-        <w:rPr>
-          <w:rFonts w:ascii="Arial" w:eastAsia="Arial" w:hAnsi="Arial"/>
-          <w:sz w:val="20"/>
-          <w:szCs w:val="20"/>
-        </w:rPr>
-        <w:t>ARTs</w:t>
-      </w:r>
-      <w:proofErr w:type="spellEnd"/>
-      <w:r>
-        <w:rPr>
-          <w:rFonts w:ascii="Arial" w:eastAsia="Arial" w:hAnsi="Arial"/>
-          <w:sz w:val="20"/>
-          <w:szCs w:val="20"/>
-        </w:rPr>
-        <w:t>, PCMSO, PGR, LTCAT e ASO, inclusive Seguro de responsabilidade Civil, específicos para o projeto em questão, por intermédio do Cliente final ou Contratante, os custos para emissão destes documentos específicos, serão repassados a Contratante;</w:t>
-      </w:r>
-    </w:p>
-    <w:p>
-      <w:pPr>
-        <w:pStyle w:val="PargrafodaLista"/>
-        <w:numPr>
-          <w:ilvl w:val="1"/>
-          <w:numId w:val="2"/>
-        </w:numPr>
-        <w:spacing w:after="120" w:line="240" w:lineRule="auto" w:before="0"/>
-        <w:jc w:val="both"/>
-      </w:pPr>
-      <w:r>
-        <w:rPr>
-          <w:rFonts w:ascii="Arial" w:eastAsia="Arial" w:hAnsi="Arial"/>
-          <w:sz w:val="20"/>
-          <w:szCs w:val="20"/>
-        </w:rPr>
-        <w:t>A garantia mínima de faturamento é o quantitativo descrito como escopo original (item 7);</w:t>
-      </w:r>
-    </w:p>
-    <w:p>
-      <w:pPr>
-        <w:pStyle w:val="PargrafodaLista"/>
-        <w:numPr>
-          <w:ilvl w:val="1"/>
-          <w:numId w:val="2"/>
-        </w:numPr>
-        <w:spacing w:after="120" w:line="240" w:lineRule="auto" w:before="0"/>
-        <w:jc w:val="both"/>
-      </w:pPr>
-      <w:r>
-        <w:rPr>
-          <w:rFonts w:ascii="Arial" w:hAnsi="Arial" w:cs="Arial"/>
-          <w:sz w:val="20"/>
-          <w:szCs w:val="20"/>
-        </w:rPr>
-        <w:t>Caso a Filtrovali conclua os serviços em prazo inferior ao previsto, tal circunstância não ensejará qualquer direito à Contratante de requerer descontos, abatimentos ou reduções no valor contratado, uma vez que a remuneração pactuada decorre do cumprimento integral das obrigações assumidas, independentemente do tempo efetivamente despendido para sua execução;</w:t>
-      </w:r>
-    </w:p>
-    <w:p>
-      <w:pPr>
-        <w:pStyle w:val="PargrafodaLista"/>
-        <w:numPr>
-          <w:ilvl w:val="1"/>
-          <w:numId w:val="2"/>
-        </w:numPr>
-        <w:spacing w:after="120" w:line="240" w:lineRule="auto" w:before="0"/>
-        <w:jc w:val="both"/>
-      </w:pPr>
-      <w:r>
-        <w:rPr>
-          <w:rFonts w:ascii="Arial" w:hAnsi="Arial" w:cs="Arial"/>
-          <w:sz w:val="20"/>
-          <w:szCs w:val="20"/>
-        </w:rPr>
-        <w:t xml:space="preserve">A Contratante reconhece que os serviços contratados são parte de um pacote integral, cujo valor foi estipulado considerando sua totalidade. Dessa forma, a eventual desistência, cancelamento ou não utilização de qualquer </w:t>
-      </w:r>
-      <w:r>
-        <w:rPr>
-          <w:rFonts w:ascii="Arial" w:hAnsi="Arial" w:cs="Arial"/>
-          <w:sz w:val="20"/>
-          <w:szCs w:val="20"/>
-        </w:rPr>
-        <w:lastRenderedPageBreak/>
-        <w:t>serviço incluído no pacote não dará direito à Contratante a reembolso, abatimento ou desconto proporcional sobre o valor total contratado, permanecendo a obrigação de pagamento integral nos termos acordados.</w:t>
-      </w:r>
-    </w:p>
-    <w:p>
-      <w:pPr>
-        <w:pStyle w:val="PargrafodaLista"/>
-        <w:numPr>
-          <w:ilvl w:val="0"/>
-          <w:numId w:val="2"/>
-        </w:numPr>
-        <w:spacing w:after="120" w:line="240" w:lineRule="auto" w:before="0"/>
-        <w:jc w:val="both"/>
-        <w:rPr>
-          <w:rFonts w:ascii="Arial" w:eastAsia="Arial" w:hAnsi="Arial"/>
-          <w:b/>
-          <w:bCs/>
-          <w:sz w:val="20"/>
-          <w:szCs w:val="20"/>
-        </w:rPr>
-      </w:pPr>
-      <w:r>
-        <w:rPr>
-          <w:rFonts w:ascii="Arial" w:eastAsia="Arial" w:hAnsi="Arial"/>
-          <w:b/>
-          <w:bCs/>
-          <w:sz w:val="20"/>
-          <w:szCs w:val="20"/>
-        </w:rPr>
-        <w:t>- Impostos:</w:t>
-      </w:r>
-      <w:r>
-        <w:t xml:space="preserve"> </w:t>
-      </w:r>
-    </w:p>
-    <w:p>
-      <w:pPr>
-        <w:pStyle w:val="PargrafodaLista"/>
-        <w:numPr>
-          <w:ilvl w:val="1"/>
-          <w:numId w:val="2"/>
-        </w:numPr>
-        <w:spacing w:after="120" w:line="240" w:lineRule="auto" w:before="0"/>
-        <w:jc w:val="both"/>
-        <w:rPr>
-          <w:rFonts w:ascii="Arial" w:eastAsia="Arial" w:hAnsi="Arial"/>
-          <w:b/>
-          <w:bCs/>
-          <w:sz w:val="20"/>
-          <w:szCs w:val="20"/>
-        </w:rPr>
-      </w:pPr>
-      <w:r>
-        <w:rPr>
-          <w:rFonts w:ascii="Arial" w:eastAsia="Arial" w:hAnsi="Arial"/>
-          <w:sz w:val="20"/>
-          <w:szCs w:val="20"/>
-        </w:rPr>
-        <w:t>A Filtrovali se enquadra no regime tributário do lucro presumido.</w:t>
+        <w:rPr>
+          <w:rFonts w:eastAsia="Arial" w:cstheme="minorHAnsi"/>
+          <w:b/>
+          <w:bCs/>
+          <w:sz w:val="24"/>
+          <w:szCs w:val="24"/>
+        </w:rPr>
+      </w:pPr>
+      <w:r>
+        <w:rPr>
+          <w:rFonts w:eastAsia="Arial" w:cstheme="minorHAnsi"/>
+          <w:sz w:val="24"/>
+          <w:szCs w:val="24"/>
+        </w:rPr>
+        <w:t>Utilizar tais informações para execução própria ou por terceiros de serviços similares ou concorrentes;</w:t>
       </w:r>
     </w:p>
     <w:p>
@@ -6420,555 +7848,190 @@
           <w:ilvl w:val="2"/>
           <w:numId w:val="2"/>
         </w:numPr>
-        <w:spacing w:after="120" w:line="240" w:lineRule="auto" w:before="0"/>
+        <w:spacing w:after="120" w:line="360" w:lineRule="auto"/>
         <w:jc w:val="both"/>
         <w:rPr>
-          <w:rFonts w:ascii="Arial" w:eastAsia="Arial" w:hAnsi="Arial"/>
-          <w:b/>
-          <w:bCs/>
-          <w:sz w:val="20"/>
-          <w:szCs w:val="20"/>
-        </w:rPr>
-      </w:pPr>
-      <w:r>
-        <w:rPr>
-          <w:rFonts w:ascii="Arial" w:eastAsia="Arial" w:hAnsi="Arial"/>
-          <w:sz w:val="20"/>
-          <w:szCs w:val="20"/>
-        </w:rPr>
-        <w:t>ISS – O imposto será recolhido no município onde o serviço for efetivamente prestado, conforme alíquota a legislação vigente.</w:t>
-      </w:r>
-    </w:p>
-    <w:p>
-      <w:pPr>
-        <w:pStyle w:val="PargrafodaLista"/>
-        <w:spacing w:after="120" w:line="240" w:lineRule="auto" w:before="0"/>
-        <w:ind w:left="360"/>
+          <w:rFonts w:eastAsia="Arial" w:cstheme="minorHAnsi"/>
+          <w:b/>
+          <w:bCs/>
+          <w:sz w:val="24"/>
+          <w:szCs w:val="24"/>
+        </w:rPr>
+      </w:pPr>
+      <w:r>
+        <w:rPr>
+          <w:rFonts w:eastAsia="Arial" w:cstheme="minorHAnsi"/>
+          <w:sz w:val="24"/>
+          <w:szCs w:val="24"/>
+        </w:rPr>
+        <w:t>Realizar engenharia reversa, adaptação ou qualquer forma de replicação dos serviços, metodologias ou soluções aplicadas.</w:t>
+      </w:r>
+    </w:p>
+    <w:p>
+      <w:pPr>
+        <w:spacing w:after="120" w:line="360" w:lineRule="auto"/>
         <w:jc w:val="both"/>
         <w:rPr>
-          <w:rFonts w:ascii="Arial" w:eastAsia="Arial" w:hAnsi="Arial"/>
-          <w:sz w:val="20"/>
-          <w:szCs w:val="20"/>
-        </w:rPr>
-      </w:pPr>
-      <w:r>
-        <w:rPr>
-          <w:rFonts w:ascii="Arial" w:eastAsia="Arial" w:hAnsi="Arial"/>
-          <w:sz w:val="20"/>
-          <w:szCs w:val="20"/>
-        </w:rPr>
-        <w:t xml:space="preserve">Em conformidade com a Constituição Federal (Art. 146) e a Lei Complementar nº 116/2003, o serviço realizado pela Filtrovali está enquadrado no código </w:t>
-      </w:r>
-      <w:r>
-        <w:rPr>
-          <w:rFonts w:ascii="Arial" w:eastAsia="Arial" w:hAnsi="Arial"/>
-          <w:b/>
-          <w:bCs/>
-          <w:sz w:val="20"/>
-          <w:szCs w:val="20"/>
-        </w:rPr>
-        <w:t>07.02.02</w:t>
-      </w:r>
-      <w:r>
-        <w:rPr>
-          <w:rFonts w:ascii="Arial" w:eastAsia="Arial" w:hAnsi="Arial"/>
-          <w:sz w:val="20"/>
-          <w:szCs w:val="20"/>
-        </w:rPr>
-        <w:t>. Para esse enquadramento, o ISS deve ser recolhido diretamente no local da execução do serviço. Dessa forma, o recolhimento no município da prestação passa a ser obrigatório, não cabendo retenção ou recolhimento em município diverso.</w:t>
-      </w:r>
-    </w:p>
-    <w:p>
-      <w:pPr>
-        <w:pStyle w:val="PargrafodaLista"/>
-        <w:spacing w:after="120" w:line="240" w:lineRule="auto" w:before="0"/>
-        <w:ind w:left="360"/>
+          <w:rFonts w:eastAsia="Arial" w:cstheme="minorHAnsi"/>
+          <w:b/>
+          <w:bCs/>
+          <w:sz w:val="24"/>
+          <w:szCs w:val="24"/>
+        </w:rPr>
+      </w:pPr>
+      <w:r>
+        <w:rPr>
+          <w:rFonts w:eastAsia="Arial" w:cstheme="minorHAnsi"/>
+          <w:sz w:val="24"/>
+          <w:szCs w:val="24"/>
+        </w:rPr>
+        <w:t>Qualquer utilização indevida ou violação desta cláusula sujeitará a CONTRATANTE às medidas legais cabíveis, incluindo, mas não se limitando, à responsabilização por perdas e danos, lucros cessantes e demais sanções previstas na legislação.</w:t>
+      </w:r>
+    </w:p>
+    <w:p>
+      <w:pPr>
+        <w:pStyle w:val="Ttulo1"/>
+        <w:spacing w:after="120"/>
         <w:jc w:val="both"/>
-      </w:pPr>
-      <w:r>
-        <w:rPr>
-          <w:rFonts w:ascii="Arial" w:eastAsia="Arial" w:hAnsi="Arial"/>
-          <w:sz w:val="20"/>
-          <w:szCs w:val="20"/>
-        </w:rPr>
-        <w:t>Caso a Contratante julgue necessário adotar algum procedimento adicional referente ao pagamento do imposto no local da execução, assumirá a responsabilidade pelo referido procedimento</w:t>
-      </w:r>
-    </w:p>
-    <w:p>
-      <w:pPr>
-        <w:pStyle w:val="PargrafodaLista"/>
-        <w:numPr>
-          <w:ilvl w:val="1"/>
-          <w:numId w:val="2"/>
-        </w:numPr>
-        <w:spacing w:after="120" w:line="240" w:lineRule="auto" w:before="0"/>
-        <w:jc w:val="both"/>
-        <w:rPr>
-          <w:rFonts w:ascii="Arial" w:eastAsia="Arial" w:hAnsi="Arial"/>
-          <w:b/>
-          <w:bCs/>
-          <w:sz w:val="20"/>
-          <w:szCs w:val="20"/>
-        </w:rPr>
-      </w:pPr>
-      <w:r>
-        <w:rPr>
-          <w:rFonts w:ascii="Arial" w:eastAsia="Arial" w:hAnsi="Arial"/>
-          <w:sz w:val="20"/>
-          <w:szCs w:val="20"/>
-        </w:rPr>
-        <w:t>Reequilíbrio Tributário</w:t>
-      </w:r>
-    </w:p>
-    <w:p>
-      <w:pPr>
-        <w:spacing w:after="120" w:line="240" w:lineRule="auto" w:before="0"/>
-        <w:ind w:left="708" w:firstLine="708"/>
-        <w:jc w:val="both"/>
-        <w:rPr>
-          <w:rFonts w:ascii="Arial" w:eastAsia="Arial" w:hAnsi="Arial"/>
-          <w:sz w:val="20"/>
-          <w:szCs w:val="20"/>
-        </w:rPr>
-      </w:pPr>
-      <w:r>
-        <w:rPr>
-          <w:rFonts w:ascii="Arial" w:eastAsia="Arial" w:hAnsi="Arial"/>
-          <w:sz w:val="20"/>
-          <w:szCs w:val="20"/>
-        </w:rPr>
-        <w:t>Caso, após a data de apresentação da proposta ou assinatura do contrato, ocorra qualquer alteração na legislação tributária, criação, extinção ou modificação de tributos, bem como mudança de alíquotas, bases de cálculo ou forma de incidência que venha a impactar direta ou indiretamente os custos da CONTRATADA, os valores contratados serão ajustados de forma proporcional, de modo a preservar o equilíbrio econômico-financeiro originalmente pactuado.</w:t>
-      </w:r>
-    </w:p>
-    <w:p>
-      <w:pPr>
-        <w:spacing w:after="120" w:line="240" w:lineRule="auto" w:before="0"/>
-        <w:ind w:left="708" w:firstLine="708"/>
-        <w:jc w:val="both"/>
-        <w:rPr>
-          <w:rFonts w:ascii="Arial" w:eastAsia="Arial" w:hAnsi="Arial"/>
-          <w:sz w:val="20"/>
-          <w:szCs w:val="20"/>
-        </w:rPr>
-      </w:pPr>
-      <w:r>
-        <w:rPr>
-          <w:rFonts w:ascii="Arial" w:eastAsia="Arial" w:hAnsi="Arial"/>
-          <w:sz w:val="20"/>
-          <w:szCs w:val="20"/>
-        </w:rPr>
-        <w:t>O eventual acréscimo de custos decorrente de tais alterações será repassado à CONTRATANTE, mediante comprovação do impacto financeiro e apresentação da respectiva atualização de valores.</w:t>
-      </w:r>
-    </w:p>
-    <w:p>
-      <w:pPr>
-        <w:pStyle w:val="PargrafodaLista"/>
-        <w:numPr>
-          <w:ilvl w:val="0"/>
-          <w:numId w:val="2"/>
-        </w:numPr>
-        <w:spacing w:after="120" w:line="240" w:lineRule="auto" w:before="0"/>
-        <w:jc w:val="both"/>
-      </w:pPr>
-      <w:r>
-        <w:rPr>
-          <w:rFonts w:ascii="Arial" w:eastAsia="Arial" w:hAnsi="Arial"/>
-          <w:b/>
-          <w:bCs/>
-          <w:sz w:val="20"/>
-          <w:szCs w:val="20"/>
-        </w:rPr>
-        <w:t>- Validade da proposta:</w:t>
-      </w:r>
-    </w:p>
-    <w:p>
-      <w:pPr>
-        <w:pStyle w:val="PargrafodaLista"/>
-        <w:numPr>
-          <w:ilvl w:val="1"/>
-          <w:numId w:val="2"/>
-        </w:numPr>
-        <w:spacing w:after="120" w:line="240" w:lineRule="auto" w:before="0"/>
-        <w:jc w:val="both"/>
-      </w:pPr>
-      <w:r>
-        <w:rPr>
-          <w:rFonts w:ascii="Arial" w:eastAsia="Arial" w:hAnsi="Arial"/>
-          <w:sz w:val="20"/>
-          <w:szCs w:val="20"/>
-        </w:rPr>
-        <w:t>{{</w:t>
-      </w:r>
-      <w:proofErr w:type="spellStart"/>
-      <w:r>
-        <w:rPr>
-          <w:rFonts w:ascii="Arial" w:eastAsia="Arial" w:hAnsi="Arial"/>
-          <w:sz w:val="20"/>
-          <w:szCs w:val="20"/>
-        </w:rPr>
-        <w:t>validadeProp</w:t>
-      </w:r>
-      <w:proofErr w:type="spellEnd"/>
-      <w:r>
-        <w:rPr>
-          <w:rFonts w:ascii="Arial" w:eastAsia="Arial" w:hAnsi="Arial"/>
-          <w:sz w:val="20"/>
-          <w:szCs w:val="20"/>
-        </w:rPr>
-        <w:t>}} dias após a emissão.</w:t>
-      </w:r>
-      <w:r>
-        <w:t xml:space="preserve"> </w:t>
-      </w:r>
-    </w:p>
-    <w:p>
-      <w:pPr>
-        <w:pStyle w:val="PargrafodaLista"/>
-        <w:numPr>
-          <w:ilvl w:val="0"/>
-          <w:numId w:val="2"/>
-        </w:numPr>
-        <w:spacing w:after="120" w:line="240" w:lineRule="auto" w:before="0"/>
-        <w:jc w:val="both"/>
-        <w:rPr>
-          <w:rFonts w:ascii="Arial" w:eastAsia="Arial" w:hAnsi="Arial"/>
-          <w:b/>
-          <w:bCs/>
-          <w:sz w:val="20"/>
-          <w:szCs w:val="20"/>
-        </w:rPr>
-      </w:pPr>
-      <w:r>
-        <w:rPr>
-          <w:rFonts w:ascii="Arial" w:eastAsia="Arial" w:hAnsi="Arial"/>
-          <w:b/>
-          <w:bCs/>
-          <w:sz w:val="20"/>
-          <w:szCs w:val="20"/>
-        </w:rPr>
-        <w:t>- Proteção à propriedade intelectual e know-how:</w:t>
-      </w:r>
-    </w:p>
-    <w:p>
-      <w:pPr>
-        <w:pStyle w:val="PargrafodaLista"/>
-        <w:numPr>
-          <w:ilvl w:val="1"/>
-          <w:numId w:val="2"/>
-        </w:numPr>
-        <w:spacing w:after="120" w:line="240" w:lineRule="auto" w:before="0"/>
-        <w:jc w:val="both"/>
-        <w:rPr>
-          <w:rFonts w:ascii="Arial" w:eastAsia="Arial" w:hAnsi="Arial"/>
-          <w:b/>
-          <w:bCs/>
-          <w:sz w:val="20"/>
-          <w:szCs w:val="20"/>
-        </w:rPr>
-      </w:pPr>
-      <w:r>
-        <w:rPr>
-          <w:rFonts w:ascii="Arial" w:eastAsia="Arial" w:hAnsi="Arial"/>
-          <w:sz w:val="20"/>
-          <w:szCs w:val="20"/>
-        </w:rPr>
-        <w:t>Todos os métodos, processos, procedimentos operacionais, técnicas, especificações, relatórios, documentos, estudos, desenhos, fluxogramas, parâmetros operacionais e quaisquer outras informações técnicas ou comerciais utilizadas ou desenvolvidas pela FILTROVALI para a execução dos serviços constituem propriedade intelectual exclusiva da Filtrovali, sendo protegidos pela legislação vigente aplicável.</w:t>
-      </w:r>
-    </w:p>
-    <w:p>
-      <w:pPr>
-        <w:pStyle w:val="PargrafodaLista"/>
-        <w:numPr>
-          <w:ilvl w:val="1"/>
-          <w:numId w:val="2"/>
-        </w:numPr>
-        <w:spacing w:after="120" w:line="240" w:lineRule="auto" w:before="0"/>
-        <w:jc w:val="both"/>
-        <w:rPr>
-          <w:rFonts w:ascii="Arial" w:eastAsia="Arial" w:hAnsi="Arial"/>
-          <w:b/>
-          <w:bCs/>
-          <w:sz w:val="20"/>
-          <w:szCs w:val="20"/>
-        </w:rPr>
-      </w:pPr>
-      <w:r>
-        <w:rPr>
-          <w:rFonts w:ascii="Arial" w:eastAsia="Arial" w:hAnsi="Arial"/>
-          <w:sz w:val="20"/>
-          <w:szCs w:val="20"/>
-        </w:rPr>
-        <w:t>A contratação dos serviços não implica, em hipótese alguma, cessão, transferência ou compartilhamento definitivo de tais direitos, limitando-se o seu uso exclusivamente ao escopo do contrato firmado.</w:t>
-      </w:r>
-    </w:p>
-    <w:p>
-      <w:pPr>
-        <w:pStyle w:val="PargrafodaLista"/>
-        <w:numPr>
-          <w:ilvl w:val="1"/>
-          <w:numId w:val="2"/>
-        </w:numPr>
-        <w:spacing w:after="120" w:line="240" w:lineRule="auto" w:before="0"/>
-        <w:jc w:val="both"/>
-        <w:rPr>
-          <w:rFonts w:ascii="Arial" w:eastAsia="Arial" w:hAnsi="Arial"/>
-          <w:b/>
-          <w:bCs/>
-          <w:sz w:val="20"/>
-          <w:szCs w:val="20"/>
-        </w:rPr>
-      </w:pPr>
-      <w:r>
-        <w:rPr>
-          <w:rFonts w:ascii="Arial" w:eastAsia="Arial" w:hAnsi="Arial"/>
-          <w:sz w:val="20"/>
-          <w:szCs w:val="20"/>
-        </w:rPr>
-        <w:t>Fica expressamente vedado à CONTRATANTE, seus colaboradores ou terceiros por ela designados:</w:t>
-      </w:r>
-    </w:p>
-    <w:p>
-      <w:pPr>
-        <w:pStyle w:val="PargrafodaLista"/>
-        <w:numPr>
-          <w:ilvl w:val="2"/>
-          <w:numId w:val="2"/>
-        </w:numPr>
-        <w:spacing w:after="120" w:line="240" w:lineRule="auto" w:before="0"/>
-        <w:jc w:val="both"/>
-        <w:rPr>
-          <w:rFonts w:ascii="Arial" w:eastAsia="Arial" w:hAnsi="Arial"/>
-          <w:b/>
-          <w:bCs/>
-          <w:sz w:val="20"/>
-          <w:szCs w:val="20"/>
-        </w:rPr>
-      </w:pPr>
-      <w:r>
-        <w:rPr>
-          <w:rFonts w:ascii="Arial" w:eastAsia="Arial" w:hAnsi="Arial"/>
-          <w:sz w:val="20"/>
-          <w:szCs w:val="20"/>
-        </w:rPr>
-        <w:t>Reproduzir, copiar, divulgar ou compartilhar, total ou parcialmente, os métodos e processos utilizados pela Filtrovali;</w:t>
-      </w:r>
-    </w:p>
-    <w:p>
-      <w:pPr>
-        <w:pStyle w:val="PargrafodaLista"/>
-        <w:numPr>
-          <w:ilvl w:val="2"/>
-          <w:numId w:val="2"/>
-        </w:numPr>
-        <w:spacing w:after="120" w:line="240" w:lineRule="auto" w:before="0"/>
-        <w:jc w:val="both"/>
-        <w:rPr>
-          <w:rFonts w:ascii="Arial" w:eastAsia="Arial" w:hAnsi="Arial"/>
-          <w:b/>
-          <w:bCs/>
-          <w:sz w:val="20"/>
-          <w:szCs w:val="20"/>
-        </w:rPr>
-      </w:pPr>
-      <w:r>
-        <w:rPr>
-          <w:rFonts w:ascii="Arial" w:eastAsia="Arial" w:hAnsi="Arial"/>
-          <w:sz w:val="20"/>
-          <w:szCs w:val="20"/>
-        </w:rPr>
-        <w:t>Utilizar tais informações para execução própria ou por terceiros de serviços similares ou concorrentes;</w:t>
-      </w:r>
-    </w:p>
-    <w:p>
-      <w:pPr>
-        <w:pStyle w:val="PargrafodaLista"/>
-        <w:numPr>
-          <w:ilvl w:val="2"/>
-          <w:numId w:val="2"/>
-        </w:numPr>
-        <w:spacing w:after="120" w:line="240" w:lineRule="auto" w:before="0"/>
-        <w:jc w:val="both"/>
-        <w:rPr>
-          <w:rFonts w:ascii="Arial" w:eastAsia="Arial" w:hAnsi="Arial"/>
-          <w:b/>
-          <w:bCs/>
-          <w:sz w:val="20"/>
-          <w:szCs w:val="20"/>
-        </w:rPr>
-      </w:pPr>
-      <w:r>
-        <w:rPr>
-          <w:rFonts w:ascii="Arial" w:eastAsia="Arial" w:hAnsi="Arial"/>
-          <w:sz w:val="20"/>
-          <w:szCs w:val="20"/>
-        </w:rPr>
-        <w:t>Realizar engenharia reversa, adaptação ou qualquer forma de replicação dos serviços, metodologias ou soluções aplicadas.</w:t>
-      </w:r>
-    </w:p>
-    <w:p>
-      <w:pPr>
-        <w:spacing w:after="120" w:line="240" w:lineRule="auto" w:before="0"/>
-        <w:jc w:val="both"/>
-        <w:rPr>
-          <w:rFonts w:ascii="Arial" w:eastAsia="Arial" w:hAnsi="Arial"/>
-          <w:b/>
-          <w:bCs/>
-          <w:sz w:val="20"/>
-          <w:szCs w:val="20"/>
-        </w:rPr>
-      </w:pPr>
-      <w:r>
-        <w:rPr>
-          <w:rFonts w:ascii="Arial" w:eastAsia="Arial" w:hAnsi="Arial"/>
-          <w:sz w:val="20"/>
-          <w:szCs w:val="20"/>
-        </w:rPr>
-        <w:t>Qualquer utilização indevida ou violação desta cláusula sujeitará a CONTRATANTE às medidas legais cabíveis, incluindo, mas não se limitando, à responsabilização por perdas e danos, lucros cessantes e demais sanções previstas na legislação.</w:t>
-      </w:r>
-    </w:p>
-    <w:p>
-      <w:pPr>
-        <w:pStyle w:val="PargrafodaLista"/>
-        <w:numPr>
-          <w:ilvl w:val="0"/>
-          <w:numId w:val="2"/>
-        </w:numPr>
-        <w:spacing w:after="120" w:line="240" w:lineRule="auto" w:before="0"/>
-        <w:jc w:val="both"/>
-        <w:rPr>
-          <w:b/>
-          <w:bCs/>
-        </w:rPr>
-      </w:pPr>
-      <w:r>
-        <w:rPr>
-          <w:rFonts w:ascii="Arial" w:eastAsia="Arial" w:hAnsi="Arial"/>
-          <w:b/>
-          <w:bCs/>
-          <w:sz w:val="20"/>
-          <w:szCs w:val="20"/>
+        <w:rPr>
+          <w:rFonts w:cstheme="minorHAnsi"/>
+          <w:bCs/>
+          <w:szCs w:val="24"/>
+        </w:rPr>
+      </w:pPr>
+      <w:bookmarkStart w:id="33" w:name="_Toc241762348"/>
+      <w:r>
+        <w:rPr>
+          <w:rFonts w:eastAsia="Arial" w:cstheme="minorHAnsi"/>
+          <w:bCs/>
+          <w:szCs w:val="24"/>
         </w:rPr>
         <w:t>- Aceite e assinatura da proposta:</w:t>
       </w:r>
-    </w:p>
-    <w:p>
-      <w:pPr>
-        <w:spacing w:after="120" w:line="240" w:lineRule="auto" w:before="0"/>
+      <w:bookmarkEnd w:id="33"/>
+    </w:p>
+    <w:p>
+      <w:pPr>
+        <w:spacing w:after="120" w:line="360" w:lineRule="auto"/>
         <w:ind w:firstLine="708"/>
         <w:jc w:val="both"/>
         <w:rPr>
-          <w:rFonts w:ascii="Arial" w:hAnsi="Arial" w:cs="Arial"/>
-          <w:bCs/>
-          <w:sz w:val="20"/>
-          <w:szCs w:val="20"/>
+          <w:rFonts w:cstheme="minorHAnsi"/>
+          <w:bCs/>
+          <w:sz w:val="24"/>
+          <w:szCs w:val="24"/>
         </w:rPr>
       </w:pPr>
       <w:proofErr w:type="gramStart"/>
       <w:r>
         <w:rPr>
-          <w:rFonts w:ascii="Arial" w:hAnsi="Arial" w:cs="Arial"/>
-          <w:bCs/>
-          <w:sz w:val="20"/>
-          <w:szCs w:val="20"/>
+          <w:rFonts w:cstheme="minorHAnsi"/>
+          <w:bCs/>
+          <w:sz w:val="24"/>
+          <w:szCs w:val="24"/>
         </w:rPr>
         <w:t>[    ]</w:t>
       </w:r>
       <w:proofErr w:type="gramEnd"/>
       <w:r>
         <w:rPr>
-          <w:rFonts w:ascii="Arial" w:hAnsi="Arial" w:cs="Arial"/>
-          <w:bCs/>
-          <w:sz w:val="20"/>
-          <w:szCs w:val="20"/>
+          <w:rFonts w:cstheme="minorHAnsi"/>
+          <w:bCs/>
+          <w:sz w:val="24"/>
+          <w:szCs w:val="24"/>
         </w:rPr>
         <w:t xml:space="preserve"> Declaro ter lido, compreendido e aceitado integralmente os termos e condições apresentados na presente proposta.</w:t>
       </w:r>
     </w:p>
     <w:p>
       <w:pPr>
-        <w:spacing w:after="120" w:line="240" w:lineRule="auto" w:before="0"/>
+        <w:spacing w:after="120" w:line="360" w:lineRule="auto"/>
         <w:jc w:val="both"/>
         <w:rPr>
-          <w:rFonts w:ascii="Arial" w:hAnsi="Arial" w:cs="Arial"/>
-          <w:bCs/>
-          <w:sz w:val="20"/>
-          <w:szCs w:val="20"/>
-        </w:rPr>
-      </w:pPr>
-      <w:r>
-        <w:rPr>
-          <w:rFonts w:ascii="Arial" w:hAnsi="Arial" w:cs="Arial"/>
-          <w:bCs/>
-          <w:sz w:val="20"/>
-          <w:szCs w:val="20"/>
+          <w:rFonts w:cstheme="minorHAnsi"/>
+          <w:bCs/>
+          <w:sz w:val="24"/>
+          <w:szCs w:val="24"/>
+        </w:rPr>
+      </w:pPr>
+      <w:r>
+        <w:rPr>
+          <w:rFonts w:cstheme="minorHAnsi"/>
+          <w:bCs/>
+          <w:sz w:val="24"/>
+          <w:szCs w:val="24"/>
         </w:rPr>
         <w:t>As partes concordam que o aceite deste termo implica na formalização do compromisso, vinculando-se às obrigações, prazos, preços e demais condições especificadas na proposta comercial.</w:t>
       </w:r>
     </w:p>
     <w:p>
       <w:pPr>
-        <w:spacing w:after="120" w:line="240" w:lineRule="auto" w:before="0"/>
+        <w:spacing w:after="120" w:line="360" w:lineRule="auto"/>
         <w:jc w:val="both"/>
         <w:rPr>
-          <w:rFonts w:ascii="Arial" w:hAnsi="Arial" w:cs="Arial"/>
-          <w:b/>
-          <w:sz w:val="20"/>
-          <w:szCs w:val="20"/>
-        </w:rPr>
-      </w:pPr>
-      <w:r>
-        <w:rPr>
-          <w:rFonts w:ascii="Arial" w:hAnsi="Arial" w:cs="Arial"/>
-          <w:b/>
-          <w:sz w:val="20"/>
-          <w:szCs w:val="20"/>
+          <w:rFonts w:cstheme="minorHAnsi"/>
+          <w:b/>
+          <w:sz w:val="24"/>
+          <w:szCs w:val="24"/>
+        </w:rPr>
+      </w:pPr>
+      <w:r>
+        <w:rPr>
+          <w:rFonts w:cstheme="minorHAnsi"/>
+          <w:b/>
+          <w:sz w:val="24"/>
+          <w:szCs w:val="24"/>
         </w:rPr>
         <w:t>Data assinatura:______/______/______</w:t>
       </w:r>
     </w:p>
     <w:p>
       <w:pPr>
-        <w:spacing w:after="120" w:line="240" w:lineRule="auto" w:before="0"/>
+        <w:spacing w:after="120" w:line="360" w:lineRule="auto"/>
         <w:jc w:val="center"/>
         <w:rPr>
-          <w:rFonts w:ascii="Arial" w:hAnsi="Arial" w:cs="Arial"/>
-          <w:b/>
-          <w:sz w:val="20"/>
-          <w:szCs w:val="20"/>
-        </w:rPr>
-      </w:pPr>
-      <w:r>
-        <w:rPr>
-          <w:rFonts w:ascii="Arial" w:hAnsi="Arial" w:cs="Arial"/>
-          <w:b/>
-          <w:sz w:val="20"/>
-          <w:szCs w:val="20"/>
+          <w:rFonts w:cstheme="minorHAnsi"/>
+          <w:b/>
+          <w:sz w:val="24"/>
+          <w:szCs w:val="24"/>
+        </w:rPr>
+      </w:pPr>
+      <w:r>
+        <w:rPr>
+          <w:rFonts w:cstheme="minorHAnsi"/>
+          <w:b/>
+          <w:sz w:val="24"/>
+          <w:szCs w:val="24"/>
         </w:rPr>
         <w:t>______________________________________</w:t>
       </w:r>
     </w:p>
     <w:p>
       <w:pPr>
-        <w:spacing w:after="120" w:line="240" w:lineRule="auto" w:before="0"/>
+        <w:spacing w:after="120" w:line="360" w:lineRule="auto"/>
         <w:jc w:val="center"/>
         <w:rPr>
-          <w:rFonts w:ascii="Arial" w:hAnsi="Arial" w:cs="Arial"/>
-          <w:b/>
-          <w:sz w:val="20"/>
-          <w:szCs w:val="20"/>
-        </w:rPr>
-      </w:pPr>
-      <w:r>
-        <w:rPr>
-          <w:rFonts w:ascii="Arial" w:hAnsi="Arial" w:cs="Arial"/>
-          <w:b/>
-          <w:sz w:val="20"/>
-          <w:szCs w:val="20"/>
+          <w:rFonts w:cstheme="minorHAnsi"/>
+          <w:b/>
+          <w:sz w:val="24"/>
+          <w:szCs w:val="24"/>
+        </w:rPr>
+      </w:pPr>
+      <w:r>
+        <w:rPr>
+          <w:rFonts w:cstheme="minorHAnsi"/>
+          <w:b/>
+          <w:sz w:val="24"/>
+          <w:szCs w:val="24"/>
         </w:rPr>
         <w:t>Contratante</w:t>
       </w:r>
     </w:p>
     <w:sectPr>
+      <w:headerReference w:type="default" r:id="rId23"/>
+      <w:footerReference w:type="default" r:id="rId24"/>
+      <w:headerReference w:type="first" r:id="rId25"/>
+      <w:footerReference w:type="first" r:id="rId26"/>
       <w:type w:val="continuous"/>
       <w:pgSz w:w="11906" w:h="16838"/>
       <w:pgMar w:top="2977" w:right="566" w:bottom="1417" w:left="567" w:header="737" w:footer="132" w:gutter="0"/>
@@ -7460,12 +8523,99 @@
     </w:lvl>
   </w:abstractNum>
   <w:abstractNum w:abstractNumId="1" w15:restartNumberingAfterBreak="0">
+    <w:nsid w:val="1753123C"/>
+    <w:multiLevelType w:val="hybridMultilevel"/>
+    <w:tmpl w:val="7A2ECDB2"/>
+    <w:lvl w:ilvl="0" w:tplc="B8FC255A">
+      <w:start w:val="1"/>
+      <w:numFmt w:val="decimal"/>
+      <w:lvlText w:val="%1."/>
+      <w:lvlJc w:val="left"/>
+      <w:pPr>
+        <w:ind w:left="720" w:hanging="360"/>
+      </w:pPr>
+    </w:lvl>
+    <w:lvl w:ilvl="1" w:tplc="04160019" w:tentative="1">
+      <w:start w:val="1"/>
+      <w:numFmt w:val="lowerLetter"/>
+      <w:lvlText w:val="%2."/>
+      <w:lvlJc w:val="left"/>
+      <w:pPr>
+        <w:ind w:left="1440" w:hanging="360"/>
+      </w:pPr>
+    </w:lvl>
+    <w:lvl w:ilvl="2" w:tplc="0416001B" w:tentative="1">
+      <w:start w:val="1"/>
+      <w:numFmt w:val="lowerRoman"/>
+      <w:lvlText w:val="%3."/>
+      <w:lvlJc w:val="right"/>
+      <w:pPr>
+        <w:ind w:left="2160" w:hanging="180"/>
+      </w:pPr>
+    </w:lvl>
+    <w:lvl w:ilvl="3" w:tplc="0416000F" w:tentative="1">
+      <w:start w:val="1"/>
+      <w:numFmt w:val="decimal"/>
+      <w:lvlText w:val="%4."/>
+      <w:lvlJc w:val="left"/>
+      <w:pPr>
+        <w:ind w:left="2880" w:hanging="360"/>
+      </w:pPr>
+    </w:lvl>
+    <w:lvl w:ilvl="4" w:tplc="04160019" w:tentative="1">
+      <w:start w:val="1"/>
+      <w:numFmt w:val="lowerLetter"/>
+      <w:lvlText w:val="%5."/>
+      <w:lvlJc w:val="left"/>
+      <w:pPr>
+        <w:ind w:left="3600" w:hanging="360"/>
+      </w:pPr>
+    </w:lvl>
+    <w:lvl w:ilvl="5" w:tplc="0416001B" w:tentative="1">
+      <w:start w:val="1"/>
+      <w:numFmt w:val="lowerRoman"/>
+      <w:lvlText w:val="%6."/>
+      <w:lvlJc w:val="right"/>
+      <w:pPr>
+        <w:ind w:left="4320" w:hanging="180"/>
+      </w:pPr>
+    </w:lvl>
+    <w:lvl w:ilvl="6" w:tplc="0416000F" w:tentative="1">
+      <w:start w:val="1"/>
+      <w:numFmt w:val="decimal"/>
+      <w:lvlText w:val="%7."/>
+      <w:lvlJc w:val="left"/>
+      <w:pPr>
+        <w:ind w:left="5040" w:hanging="360"/>
+      </w:pPr>
+    </w:lvl>
+    <w:lvl w:ilvl="7" w:tplc="04160019" w:tentative="1">
+      <w:start w:val="1"/>
+      <w:numFmt w:val="lowerLetter"/>
+      <w:lvlText w:val="%8."/>
+      <w:lvlJc w:val="left"/>
+      <w:pPr>
+        <w:ind w:left="5760" w:hanging="360"/>
+      </w:pPr>
+    </w:lvl>
+    <w:lvl w:ilvl="8" w:tplc="0416001B" w:tentative="1">
+      <w:start w:val="1"/>
+      <w:numFmt w:val="lowerRoman"/>
+      <w:lvlText w:val="%9."/>
+      <w:lvlJc w:val="right"/>
+      <w:pPr>
+        <w:ind w:left="6480" w:hanging="180"/>
+      </w:pPr>
+    </w:lvl>
+  </w:abstractNum>
+  <w:abstractNum w:abstractNumId="2" w15:restartNumberingAfterBreak="0">
     <w:nsid w:val="2B767868"/>
     <w:multiLevelType w:val="multilevel"/>
     <w:tmpl w:val="062C2F86"/>
     <w:lvl w:ilvl="0">
       <w:start w:val="1"/>
       <w:numFmt w:val="decimal"/>
+      <w:pStyle w:val="Ttulo1"/>
       <w:lvlText w:val="%1"/>
       <w:lvlJc w:val="left"/>
       <w:pPr>
@@ -7482,6 +8632,7 @@
     <w:lvl w:ilvl="1">
       <w:start w:val="1"/>
       <w:numFmt w:val="decimal"/>
+      <w:pStyle w:val="Ttulo2"/>
       <w:lvlText w:val="%1.%2"/>
       <w:lvlJc w:val="left"/>
       <w:pPr>
@@ -7498,6 +8649,7 @@
     <w:lvl w:ilvl="2">
       <w:start w:val="1"/>
       <w:numFmt w:val="decimal"/>
+      <w:pStyle w:val="Ttulo3"/>
       <w:lvlText w:val="%1.%2.%3"/>
       <w:lvlJc w:val="left"/>
       <w:pPr>
@@ -7580,7 +8732,7 @@
       </w:pPr>
     </w:lvl>
   </w:abstractNum>
-  <w:abstractNum w:abstractNumId="2" w15:restartNumberingAfterBreak="0">
+  <w:abstractNum w:abstractNumId="3" w15:restartNumberingAfterBreak="0">
     <w:nsid w:val="2D2E0787"/>
     <w:multiLevelType w:val="multilevel"/>
     <w:tmpl w:val="EB14FA2A"/>
@@ -7693,7 +8845,7 @@
       </w:pPr>
     </w:lvl>
   </w:abstractNum>
-  <w:abstractNum w:abstractNumId="3" w15:restartNumberingAfterBreak="0">
+  <w:abstractNum w:abstractNumId="4" w15:restartNumberingAfterBreak="0">
     <w:nsid w:val="2E576FFE"/>
     <w:multiLevelType w:val="multilevel"/>
     <w:tmpl w:val="808CD806"/>
@@ -7806,7 +8958,96 @@
       </w:pPr>
     </w:lvl>
   </w:abstractNum>
-  <w:abstractNum w:abstractNumId="4" w15:restartNumberingAfterBreak="0">
+  <w:abstractNum w:abstractNumId="5" w15:restartNumberingAfterBreak="0">
+    <w:nsid w:val="450E5C53"/>
+    <w:multiLevelType w:val="hybridMultilevel"/>
+    <w:tmpl w:val="5A3290D4"/>
+    <w:lvl w:ilvl="0" w:tplc="E71E12CA">
+      <w:start w:val="1"/>
+      <w:numFmt w:val="decimal"/>
+      <w:lvlText w:val="%1"/>
+      <w:lvlJc w:val="left"/>
+      <w:pPr>
+        <w:ind w:left="720" w:hanging="360"/>
+      </w:pPr>
+      <w:rPr>
+        <w:rFonts w:hint="default"/>
+      </w:rPr>
+    </w:lvl>
+    <w:lvl w:ilvl="1" w:tplc="04160019" w:tentative="1">
+      <w:start w:val="1"/>
+      <w:numFmt w:val="lowerLetter"/>
+      <w:lvlText w:val="%2."/>
+      <w:lvlJc w:val="left"/>
+      <w:pPr>
+        <w:ind w:left="1440" w:hanging="360"/>
+      </w:pPr>
+    </w:lvl>
+    <w:lvl w:ilvl="2" w:tplc="0416001B" w:tentative="1">
+      <w:start w:val="1"/>
+      <w:numFmt w:val="lowerRoman"/>
+      <w:lvlText w:val="%3."/>
+      <w:lvlJc w:val="right"/>
+      <w:pPr>
+        <w:ind w:left="2160" w:hanging="180"/>
+      </w:pPr>
+    </w:lvl>
+    <w:lvl w:ilvl="3" w:tplc="0416000F" w:tentative="1">
+      <w:start w:val="1"/>
+      <w:numFmt w:val="decimal"/>
+      <w:lvlText w:val="%4."/>
+      <w:lvlJc w:val="left"/>
+      <w:pPr>
+        <w:ind w:left="2880" w:hanging="360"/>
+      </w:pPr>
+    </w:lvl>
+    <w:lvl w:ilvl="4" w:tplc="04160019" w:tentative="1">
+      <w:start w:val="1"/>
+      <w:numFmt w:val="lowerLetter"/>
+      <w:lvlText w:val="%5."/>
+      <w:lvlJc w:val="left"/>
+      <w:pPr>
+        <w:ind w:left="3600" w:hanging="360"/>
+      </w:pPr>
+    </w:lvl>
+    <w:lvl w:ilvl="5" w:tplc="0416001B" w:tentative="1">
+      <w:start w:val="1"/>
+      <w:numFmt w:val="lowerRoman"/>
+      <w:lvlText w:val="%6."/>
+      <w:lvlJc w:val="right"/>
+      <w:pPr>
+        <w:ind w:left="4320" w:hanging="180"/>
+      </w:pPr>
+    </w:lvl>
+    <w:lvl w:ilvl="6" w:tplc="0416000F" w:tentative="1">
+      <w:start w:val="1"/>
+      <w:numFmt w:val="decimal"/>
+      <w:lvlText w:val="%7."/>
+      <w:lvlJc w:val="left"/>
+      <w:pPr>
+        <w:ind w:left="5040" w:hanging="360"/>
+      </w:pPr>
+    </w:lvl>
+    <w:lvl w:ilvl="7" w:tplc="04160019" w:tentative="1">
+      <w:start w:val="1"/>
+      <w:numFmt w:val="lowerLetter"/>
+      <w:lvlText w:val="%8."/>
+      <w:lvlJc w:val="left"/>
+      <w:pPr>
+        <w:ind w:left="5760" w:hanging="360"/>
+      </w:pPr>
+    </w:lvl>
+    <w:lvl w:ilvl="8" w:tplc="0416001B" w:tentative="1">
+      <w:start w:val="1"/>
+      <w:numFmt w:val="lowerRoman"/>
+      <w:lvlText w:val="%9."/>
+      <w:lvlJc w:val="right"/>
+      <w:pPr>
+        <w:ind w:left="6480" w:hanging="180"/>
+      </w:pPr>
+    </w:lvl>
+  </w:abstractNum>
+  <w:abstractNum w:abstractNumId="6" w15:restartNumberingAfterBreak="0">
     <w:nsid w:val="5AAE089D"/>
     <w:multiLevelType w:val="multilevel"/>
     <w:tmpl w:val="38206EA0"/>
@@ -7919,7 +9160,7 @@
       </w:pPr>
     </w:lvl>
   </w:abstractNum>
-  <w:abstractNum w:abstractNumId="5" w15:restartNumberingAfterBreak="0">
+  <w:abstractNum w:abstractNumId="7" w15:restartNumberingAfterBreak="0">
     <w:nsid w:val="5D3C0C13"/>
     <w:multiLevelType w:val="multilevel"/>
     <w:tmpl w:val="CE620346"/>
@@ -8032,7 +9273,7 @@
       </w:pPr>
     </w:lvl>
   </w:abstractNum>
-  <w:abstractNum w:abstractNumId="6" w15:restartNumberingAfterBreak="0">
+  <w:abstractNum w:abstractNumId="8" w15:restartNumberingAfterBreak="0">
     <w:nsid w:val="5D623F1E"/>
     <w:multiLevelType w:val="multilevel"/>
     <w:tmpl w:val="4CF4905A"/>
@@ -8153,7 +9394,7 @@
       </w:pPr>
     </w:lvl>
   </w:abstractNum>
-  <w:abstractNum w:abstractNumId="7" w15:restartNumberingAfterBreak="0">
+  <w:abstractNum w:abstractNumId="9" w15:restartNumberingAfterBreak="0">
     <w:nsid w:val="69AF21C3"/>
     <w:multiLevelType w:val="multilevel"/>
     <w:tmpl w:val="D71CDE46"/>
@@ -8275,7 +9516,7 @@
       </w:pPr>
     </w:lvl>
   </w:abstractNum>
-  <w:abstractNum w:abstractNumId="8" w15:restartNumberingAfterBreak="0">
+  <w:abstractNum w:abstractNumId="10" w15:restartNumberingAfterBreak="0">
     <w:nsid w:val="74A47BF1"/>
     <w:multiLevelType w:val="multilevel"/>
     <w:tmpl w:val="37DC3CCA"/>
@@ -8416,31 +9657,37 @@
     </w:lvl>
   </w:abstractNum>
   <w:num w:numId="1" w16cid:durableId="1960723821">
+    <w:abstractNumId w:val="6"/>
+  </w:num>
+  <w:num w:numId="2" w16cid:durableId="2135102197">
+    <w:abstractNumId w:val="2"/>
+  </w:num>
+  <w:num w:numId="3" w16cid:durableId="1420441692">
+    <w:abstractNumId w:val="10"/>
+  </w:num>
+  <w:num w:numId="4" w16cid:durableId="1779831355">
+    <w:abstractNumId w:val="8"/>
+  </w:num>
+  <w:num w:numId="5" w16cid:durableId="857431829">
     <w:abstractNumId w:val="4"/>
   </w:num>
-  <w:num w:numId="2" w16cid:durableId="2135102197">
-    <w:abstractNumId w:val="1"/>
-  </w:num>
-  <w:num w:numId="3" w16cid:durableId="1420441692">
-    <w:abstractNumId w:val="8"/>
-  </w:num>
-  <w:num w:numId="4" w16cid:durableId="1779831355">
-    <w:abstractNumId w:val="6"/>
-  </w:num>
-  <w:num w:numId="5" w16cid:durableId="857431829">
+  <w:num w:numId="6" w16cid:durableId="773525597">
     <w:abstractNumId w:val="3"/>
-  </w:num>
-  <w:num w:numId="6" w16cid:durableId="773525597">
-    <w:abstractNumId w:val="2"/>
   </w:num>
   <w:num w:numId="7" w16cid:durableId="732509889">
     <w:abstractNumId w:val="0"/>
   </w:num>
   <w:num w:numId="8" w16cid:durableId="645865208">
-    <w:abstractNumId w:val="5"/>
+    <w:abstractNumId w:val="7"/>
   </w:num>
   <w:num w:numId="9" w16cid:durableId="1535077824">
-    <w:abstractNumId w:val="7"/>
+    <w:abstractNumId w:val="9"/>
+  </w:num>
+  <w:num w:numId="10" w16cid:durableId="438258779">
+    <w:abstractNumId w:val="1"/>
+  </w:num>
+  <w:num w:numId="11" w16cid:durableId="323434220">
+    <w:abstractNumId w:val="5"/>
   </w:num>
 </w:numbering>
 </file>
@@ -8848,6 +10095,84 @@
       <w:spacing w:after="160" w:line="259" w:lineRule="auto"/>
     </w:pPr>
   </w:style>
+  <w:style w:type="paragraph" w:styleId="Ttulo1">
+    <w:name w:val="heading 1"/>
+    <w:basedOn w:val="Normal"/>
+    <w:next w:val="Normal"/>
+    <w:link w:val="Ttulo1Char"/>
+    <w:uiPriority w:val="9"/>
+    <w:qFormat/>
+    <w:rsid w:val="00E3098F"/>
+    <w:pPr>
+      <w:keepNext/>
+      <w:keepLines/>
+      <w:numPr>
+        <w:numId w:val="2"/>
+      </w:numPr>
+      <w:spacing w:before="240" w:after="240" w:line="360" w:lineRule="auto"/>
+      <w:outlineLvl w:val="0"/>
+    </w:pPr>
+    <w:rPr>
+      <w:rFonts w:ascii="Arial" w:hAnsi="Arial" w:cs="Arial"/>
+      <w:b/>
+      <w:color w:val="000000" w:themeColor="text1"/>
+      <w:sz w:val="24"/>
+      <w:szCs w:val="32"/>
+    </w:rPr>
+  </w:style>
+  <w:style w:type="paragraph" w:styleId="Ttulo2">
+    <w:name w:val="heading 2"/>
+    <w:basedOn w:val="Normal"/>
+    <w:next w:val="Normal"/>
+    <w:link w:val="Ttulo2Char"/>
+    <w:uiPriority w:val="9"/>
+    <w:unhideWhenUsed/>
+    <w:qFormat/>
+    <w:rsid w:val="00E3098F"/>
+    <w:pPr>
+      <w:keepNext/>
+      <w:keepLines/>
+      <w:numPr>
+        <w:ilvl w:val="1"/>
+        <w:numId w:val="2"/>
+      </w:numPr>
+      <w:spacing w:before="200" w:after="200" w:line="360" w:lineRule="auto"/>
+      <w:outlineLvl w:val="1"/>
+    </w:pPr>
+    <w:rPr>
+      <w:rFonts w:ascii="Arial" w:hAnsi="Arial" w:cs="Arial"/>
+      <w:b/>
+      <w:color w:val="000000" w:themeColor="text1"/>
+      <w:sz w:val="24"/>
+      <w:szCs w:val="26"/>
+    </w:rPr>
+  </w:style>
+  <w:style w:type="paragraph" w:styleId="Ttulo3">
+    <w:name w:val="heading 3"/>
+    <w:basedOn w:val="Normal"/>
+    <w:next w:val="Normal"/>
+    <w:uiPriority w:val="9"/>
+    <w:unhideWhenUsed/>
+    <w:qFormat/>
+    <w:rsid w:val="00E3098F"/>
+    <w:pPr>
+      <w:keepNext/>
+      <w:keepLines/>
+      <w:numPr>
+        <w:ilvl w:val="2"/>
+        <w:numId w:val="2"/>
+      </w:numPr>
+      <w:spacing w:before="200" w:after="200" w:line="360" w:lineRule="auto"/>
+      <w:outlineLvl w:val="2"/>
+    </w:pPr>
+    <w:rPr>
+      <w:rFonts w:ascii="Arial" w:hAnsi="Arial" w:cs="Arial"/>
+      <w:b/>
+      <w:color w:val="000000" w:themeColor="text1"/>
+      <w:sz w:val="24"/>
+      <w:szCs w:val="26"/>
+    </w:rPr>
+  </w:style>
   <w:style w:type="character" w:default="1" w:styleId="Fontepargpadro">
     <w:name w:val="Default Paragraph Font"/>
     <w:uiPriority w:val="1"/>
@@ -9065,6 +10390,199 @@
         <w:insideV w:val="single" w:sz="4" w:space="0" w:color="auto"/>
       </w:tblBorders>
     </w:tblPr>
+  </w:style>
+  <w:style w:type="character" w:customStyle="1" w:styleId="Ttulo1Char">
+    <w:name w:val="Título 1 Char"/>
+    <w:basedOn w:val="Fontepargpadro"/>
+    <w:link w:val="Ttulo1"/>
+    <w:uiPriority w:val="9"/>
+    <w:rsid w:val="00E3098F"/>
+    <w:rPr>
+      <w:rFonts w:asciiTheme="majorHAnsi" w:eastAsiaTheme="majorEastAsia" w:hAnsiTheme="majorHAnsi" w:cstheme="majorBidi"/>
+      <w:b/>
+      <w:color w:val="000000" w:themeColor="text1"/>
+      <w:sz w:val="24"/>
+      <w:szCs w:val="32"/>
+    </w:rPr>
+  </w:style>
+  <w:style w:type="paragraph" w:styleId="Sumrio1">
+    <w:name w:val="toc 1"/>
+    <w:basedOn w:val="Normal"/>
+    <w:next w:val="Normal"/>
+    <w:autoRedefine/>
+    <w:uiPriority w:val="39"/>
+    <w:unhideWhenUsed/>
+    <w:rsid w:val="00E3098F"/>
+    <w:pPr>
+      <w:spacing w:before="240" w:after="120"/>
+    </w:pPr>
+    <w:rPr>
+      <w:rFonts w:cstheme="minorHAnsi"/>
+      <w:b/>
+      <w:bCs/>
+      <w:sz w:val="20"/>
+      <w:szCs w:val="20"/>
+    </w:rPr>
+  </w:style>
+  <w:style w:type="character" w:customStyle="1" w:styleId="Ttulo2Char">
+    <w:name w:val="Título 2 Char"/>
+    <w:basedOn w:val="Fontepargpadro"/>
+    <w:link w:val="Ttulo2"/>
+    <w:uiPriority w:val="9"/>
+    <w:rsid w:val="00E3098F"/>
+    <w:rPr>
+      <w:rFonts w:asciiTheme="majorHAnsi" w:eastAsiaTheme="majorEastAsia" w:hAnsiTheme="majorHAnsi" w:cstheme="majorBidi"/>
+      <w:b/>
+      <w:color w:val="000000" w:themeColor="text1"/>
+      <w:sz w:val="24"/>
+      <w:szCs w:val="26"/>
+    </w:rPr>
+  </w:style>
+  <w:style w:type="paragraph" w:styleId="Sumrio2">
+    <w:name w:val="toc 2"/>
+    <w:basedOn w:val="Normal"/>
+    <w:next w:val="Normal"/>
+    <w:autoRedefine/>
+    <w:uiPriority w:val="39"/>
+    <w:unhideWhenUsed/>
+    <w:rsid w:val="00E3098F"/>
+    <w:pPr>
+      <w:spacing w:before="120" w:after="0"/>
+      <w:ind w:left="220"/>
+    </w:pPr>
+    <w:rPr>
+      <w:rFonts w:cstheme="minorHAnsi"/>
+      <w:i/>
+      <w:iCs/>
+      <w:sz w:val="20"/>
+      <w:szCs w:val="20"/>
+    </w:rPr>
+  </w:style>
+  <w:style w:type="paragraph" w:styleId="Sumrio3">
+    <w:name w:val="toc 3"/>
+    <w:basedOn w:val="Normal"/>
+    <w:next w:val="Normal"/>
+    <w:autoRedefine/>
+    <w:uiPriority w:val="39"/>
+    <w:unhideWhenUsed/>
+    <w:rsid w:val="00E3098F"/>
+    <w:pPr>
+      <w:spacing w:after="0"/>
+      <w:ind w:left="440"/>
+    </w:pPr>
+    <w:rPr>
+      <w:rFonts w:cstheme="minorHAnsi"/>
+      <w:sz w:val="20"/>
+      <w:szCs w:val="20"/>
+    </w:rPr>
+  </w:style>
+  <w:style w:type="paragraph" w:styleId="Sumrio4">
+    <w:name w:val="toc 4"/>
+    <w:basedOn w:val="Normal"/>
+    <w:next w:val="Normal"/>
+    <w:autoRedefine/>
+    <w:uiPriority w:val="39"/>
+    <w:unhideWhenUsed/>
+    <w:rsid w:val="00ED3991"/>
+    <w:pPr>
+      <w:spacing w:after="0"/>
+      <w:ind w:left="660"/>
+    </w:pPr>
+    <w:rPr>
+      <w:rFonts w:cstheme="minorHAnsi"/>
+      <w:sz w:val="20"/>
+      <w:szCs w:val="20"/>
+    </w:rPr>
+  </w:style>
+  <w:style w:type="paragraph" w:styleId="Sumrio5">
+    <w:name w:val="toc 5"/>
+    <w:basedOn w:val="Normal"/>
+    <w:next w:val="Normal"/>
+    <w:autoRedefine/>
+    <w:uiPriority w:val="39"/>
+    <w:unhideWhenUsed/>
+    <w:rsid w:val="00ED3991"/>
+    <w:pPr>
+      <w:spacing w:after="0"/>
+      <w:ind w:left="880"/>
+    </w:pPr>
+    <w:rPr>
+      <w:rFonts w:cstheme="minorHAnsi"/>
+      <w:sz w:val="20"/>
+      <w:szCs w:val="20"/>
+    </w:rPr>
+  </w:style>
+  <w:style w:type="paragraph" w:styleId="Sumrio6">
+    <w:name w:val="toc 6"/>
+    <w:basedOn w:val="Normal"/>
+    <w:next w:val="Normal"/>
+    <w:autoRedefine/>
+    <w:uiPriority w:val="39"/>
+    <w:unhideWhenUsed/>
+    <w:rsid w:val="00ED3991"/>
+    <w:pPr>
+      <w:spacing w:after="0"/>
+      <w:ind w:left="1100"/>
+    </w:pPr>
+    <w:rPr>
+      <w:rFonts w:cstheme="minorHAnsi"/>
+      <w:sz w:val="20"/>
+      <w:szCs w:val="20"/>
+    </w:rPr>
+  </w:style>
+  <w:style w:type="paragraph" w:styleId="Sumrio7">
+    <w:name w:val="toc 7"/>
+    <w:basedOn w:val="Normal"/>
+    <w:next w:val="Normal"/>
+    <w:autoRedefine/>
+    <w:uiPriority w:val="39"/>
+    <w:unhideWhenUsed/>
+    <w:rsid w:val="00ED3991"/>
+    <w:pPr>
+      <w:spacing w:after="0"/>
+      <w:ind w:left="1320"/>
+    </w:pPr>
+    <w:rPr>
+      <w:rFonts w:cstheme="minorHAnsi"/>
+      <w:sz w:val="20"/>
+      <w:szCs w:val="20"/>
+    </w:rPr>
+  </w:style>
+  <w:style w:type="paragraph" w:styleId="Sumrio8">
+    <w:name w:val="toc 8"/>
+    <w:basedOn w:val="Normal"/>
+    <w:next w:val="Normal"/>
+    <w:autoRedefine/>
+    <w:uiPriority w:val="39"/>
+    <w:unhideWhenUsed/>
+    <w:rsid w:val="00ED3991"/>
+    <w:pPr>
+      <w:spacing w:after="0"/>
+      <w:ind w:left="1540"/>
+    </w:pPr>
+    <w:rPr>
+      <w:rFonts w:cstheme="minorHAnsi"/>
+      <w:sz w:val="20"/>
+      <w:szCs w:val="20"/>
+    </w:rPr>
+  </w:style>
+  <w:style w:type="paragraph" w:styleId="Sumrio9">
+    <w:name w:val="toc 9"/>
+    <w:basedOn w:val="Normal"/>
+    <w:next w:val="Normal"/>
+    <w:autoRedefine/>
+    <w:uiPriority w:val="39"/>
+    <w:unhideWhenUsed/>
+    <w:rsid w:val="00ED3991"/>
+    <w:pPr>
+      <w:spacing w:after="0"/>
+      <w:ind w:left="1760"/>
+    </w:pPr>
+    <w:rPr>
+      <w:rFonts w:cstheme="minorHAnsi"/>
+      <w:sz w:val="20"/>
+      <w:szCs w:val="20"/>
+    </w:rPr>
   </w:style>
 </w:styles>
 </file>

--- a/backend/models/comercial/Proposta Comercial.docx
+++ b/backend/models/comercial/Proposta Comercial.docx
@@ -2833,12 +2833,18 @@
         <w:pageBreakBefore/>
         <w:rPr>
           <w:b w:val="0"/>
+          <w:sz w:val="20"/>
+          <w:szCs w:val="20"/>
         </w:rPr>
       </w:pPr>
       <w:bookmarkStart w:id="1" w:name="_Toc241759573"/>
       <w:bookmarkStart w:id="2" w:name="_Hlk219203928"/>
       <w:bookmarkStart w:id="3" w:name="_Toc241762336"/>
       <w:r>
+        <w:rPr>
+          <w:sz w:val="20"/>
+          <w:szCs w:val="20"/>
+        </w:rPr>
         <w:lastRenderedPageBreak/>
         <w:t>Filtrovali é a escolha certa para a sua obra</w:t>
       </w:r>
@@ -2852,8 +2858,8 @@
           <w:rFonts w:ascii="Arial" w:hAnsi="Arial" w:cs="Arial"/>
           <w:b/>
           <w:bCs/>
-          <w:sz w:val="24"/>
-          <w:szCs w:val="24"/>
+          <w:sz w:val="20"/>
+          <w:szCs w:val="20"/>
         </w:rPr>
       </w:pPr>
     </w:p>
@@ -2863,15 +2869,15 @@
         <w:ind w:firstLine="708"/>
         <w:rPr>
           <w:rFonts w:ascii="Arial" w:hAnsi="Arial" w:cs="Arial"/>
-          <w:sz w:val="24"/>
-          <w:szCs w:val="24"/>
+          <w:sz w:val="20"/>
+          <w:szCs w:val="20"/>
         </w:rPr>
       </w:pPr>
       <w:r>
         <w:rPr>
           <w:noProof/>
-          <w:sz w:val="24"/>
-          <w:szCs w:val="24"/>
+          <w:sz w:val="20"/>
+          <w:szCs w:val="20"/>
         </w:rPr>
         <mc:AlternateContent>
           <mc:Choice Requires="wps">
@@ -2928,12 +2934,16 @@
                               <w:rPr>
                                 <w:b/>
                                 <w:bCs/>
+                                <w:sz w:val="20"/>
+                                <w:szCs w:val="20"/>
                               </w:rPr>
                             </w:pPr>
                             <w:r>
                               <w:rPr>
                                 <w:b/>
                                 <w:bCs/>
+                                <w:sz w:val="20"/>
+                                <w:szCs w:val="20"/>
                               </w:rPr>
                               <w:t>+850 projetos entregues com excelência</w:t>
                             </w:r>
@@ -2962,12 +2972,16 @@
                         <w:rPr>
                           <w:b/>
                           <w:bCs/>
+                          <w:sz w:val="20"/>
+                          <w:szCs w:val="20"/>
                         </w:rPr>
                       </w:pPr>
                       <w:r>
                         <w:rPr>
                           <w:b/>
                           <w:bCs/>
+                          <w:sz w:val="20"/>
+                          <w:szCs w:val="20"/>
                         </w:rPr>
                         <w:t>+850 projetos entregues com excelência</w:t>
                       </w:r>
@@ -2982,8 +2996,8 @@
       <w:r>
         <w:rPr>
           <w:noProof/>
-          <w:sz w:val="24"/>
-          <w:szCs w:val="24"/>
+          <w:sz w:val="20"/>
+          <w:szCs w:val="20"/>
         </w:rPr>
         <mc:AlternateContent>
           <mc:Choice Requires="wps">
@@ -3040,12 +3054,16 @@
                               <w:rPr>
                                 <w:b/>
                                 <w:bCs/>
+                                <w:sz w:val="20"/>
+                                <w:szCs w:val="20"/>
                               </w:rPr>
                             </w:pPr>
                             <w:r>
                               <w:rPr>
                                 <w:b/>
                                 <w:bCs/>
+                                <w:sz w:val="20"/>
+                                <w:szCs w:val="20"/>
                               </w:rPr>
                               <w:t>Obras em 22 estados brasileiros</w:t>
                             </w:r>
@@ -3074,12 +3092,16 @@
                         <w:rPr>
                           <w:b/>
                           <w:bCs/>
+                          <w:sz w:val="20"/>
+                          <w:szCs w:val="20"/>
                         </w:rPr>
                       </w:pPr>
                       <w:r>
                         <w:rPr>
                           <w:b/>
                           <w:bCs/>
+                          <w:sz w:val="20"/>
+                          <w:szCs w:val="20"/>
                         </w:rPr>
                         <w:t>Obras em 22 estados brasileiros</w:t>
                       </w:r>
@@ -3094,8 +3116,8 @@
       <w:r>
         <w:rPr>
           <w:noProof/>
-          <w:sz w:val="24"/>
-          <w:szCs w:val="24"/>
+          <w:sz w:val="20"/>
+          <w:szCs w:val="20"/>
         </w:rPr>
         <mc:AlternateContent>
           <mc:Choice Requires="wps">
@@ -3152,12 +3174,16 @@
                               <w:rPr>
                                 <w:b/>
                                 <w:bCs/>
+                                <w:sz w:val="20"/>
+                                <w:szCs w:val="20"/>
                               </w:rPr>
                             </w:pPr>
                             <w:r>
                               <w:rPr>
                                 <w:b/>
                                 <w:bCs/>
+                                <w:sz w:val="20"/>
+                                <w:szCs w:val="20"/>
                               </w:rPr>
                               <w:t>Equipe com +10 certificações técnicas (</w:t>
                             </w:r>
@@ -3166,6 +3192,8 @@
                               <w:rPr>
                                 <w:b/>
                                 <w:bCs/>
+                                <w:sz w:val="20"/>
+                                <w:szCs w:val="20"/>
                               </w:rPr>
                               <w:t>NRs</w:t>
                             </w:r>
@@ -3174,6 +3202,8 @@
                               <w:rPr>
                                 <w:b/>
                                 <w:bCs/>
+                                <w:sz w:val="20"/>
+                                <w:szCs w:val="20"/>
                               </w:rPr>
                               <w:t>)</w:t>
                             </w:r>
@@ -3202,12 +3232,16 @@
                         <w:rPr>
                           <w:b/>
                           <w:bCs/>
+                          <w:sz w:val="20"/>
+                          <w:szCs w:val="20"/>
                         </w:rPr>
                       </w:pPr>
                       <w:r>
                         <w:rPr>
                           <w:b/>
                           <w:bCs/>
+                          <w:sz w:val="20"/>
+                          <w:szCs w:val="20"/>
                         </w:rPr>
                         <w:t>Equipe com +10 certificações técnicas (</w:t>
                       </w:r>
@@ -3216,6 +3250,8 @@
                         <w:rPr>
                           <w:b/>
                           <w:bCs/>
+                          <w:sz w:val="20"/>
+                          <w:szCs w:val="20"/>
                         </w:rPr>
                         <w:t>NRs</w:t>
                       </w:r>
@@ -3224,6 +3260,8 @@
                         <w:rPr>
                           <w:b/>
                           <w:bCs/>
+                          <w:sz w:val="20"/>
+                          <w:szCs w:val="20"/>
                         </w:rPr>
                         <w:t>)</w:t>
                       </w:r>
@@ -3238,8 +3276,8 @@
       <w:r>
         <w:rPr>
           <w:noProof/>
-          <w:sz w:val="24"/>
-          <w:szCs w:val="24"/>
+          <w:sz w:val="20"/>
+          <w:szCs w:val="20"/>
         </w:rPr>
         <mc:AlternateContent>
           <mc:Choice Requires="wps">
@@ -3296,12 +3334,16 @@
                               <w:rPr>
                                 <w:b/>
                                 <w:bCs/>
+                                <w:sz w:val="20"/>
+                                <w:szCs w:val="20"/>
                               </w:rPr>
                             </w:pPr>
                             <w:r>
                               <w:rPr>
                                 <w:b/>
                                 <w:bCs/>
+                                <w:sz w:val="20"/>
+                                <w:szCs w:val="20"/>
                               </w:rPr>
                               <w:t>Equipamentos modernos e revisados</w:t>
                             </w:r>
@@ -3330,12 +3372,16 @@
                         <w:rPr>
                           <w:b/>
                           <w:bCs/>
+                          <w:sz w:val="20"/>
+                          <w:szCs w:val="20"/>
                         </w:rPr>
                       </w:pPr>
                       <w:r>
                         <w:rPr>
                           <w:b/>
                           <w:bCs/>
+                          <w:sz w:val="20"/>
+                          <w:szCs w:val="20"/>
                         </w:rPr>
                         <w:t>Equipamentos modernos e revisados</w:t>
                       </w:r>
@@ -3350,8 +3396,8 @@
       <w:r>
         <w:rPr>
           <w:rFonts w:ascii="Arial" w:hAnsi="Arial" w:cs="Arial"/>
-          <w:sz w:val="24"/>
-          <w:szCs w:val="24"/>
+          <w:sz w:val="20"/>
+          <w:szCs w:val="20"/>
         </w:rPr>
         <w:t>São 21 anos de história e entregas de soluções industriais, com: excelência, segurança, qualidade e eficiência.</w:t>
       </w:r>
@@ -3364,15 +3410,15 @@
           <w:rFonts w:ascii="Arial" w:hAnsi="Arial" w:cs="Arial"/>
           <w:b/>
           <w:bCs/>
-          <w:sz w:val="24"/>
-          <w:szCs w:val="24"/>
+          <w:sz w:val="20"/>
+          <w:szCs w:val="20"/>
         </w:rPr>
       </w:pPr>
       <w:r>
         <w:rPr>
           <w:noProof/>
-          <w:sz w:val="24"/>
-          <w:szCs w:val="24"/>
+          <w:sz w:val="20"/>
+          <w:szCs w:val="20"/>
         </w:rPr>
         <mc:AlternateContent>
           <mc:Choice Requires="wps">
@@ -3429,12 +3475,16 @@
                               <w:rPr>
                                 <w:b/>
                                 <w:bCs/>
+                                <w:sz w:val="20"/>
+                                <w:szCs w:val="20"/>
                               </w:rPr>
                             </w:pPr>
                             <w:r>
                               <w:rPr>
                                 <w:b/>
                                 <w:bCs/>
+                                <w:sz w:val="20"/>
+                                <w:szCs w:val="20"/>
                               </w:rPr>
                               <w:t>21 anos de experiência</w:t>
                             </w:r>
@@ -3463,12 +3513,16 @@
                         <w:rPr>
                           <w:b/>
                           <w:bCs/>
+                          <w:sz w:val="20"/>
+                          <w:szCs w:val="20"/>
                         </w:rPr>
                       </w:pPr>
                       <w:r>
                         <w:rPr>
                           <w:b/>
                           <w:bCs/>
+                          <w:sz w:val="20"/>
+                          <w:szCs w:val="20"/>
                         </w:rPr>
                         <w:t>21 anos de experiência</w:t>
                       </w:r>
@@ -3483,8 +3537,8 @@
       <w:r>
         <w:rPr>
           <w:noProof/>
-          <w:sz w:val="24"/>
-          <w:szCs w:val="24"/>
+          <w:sz w:val="20"/>
+          <w:szCs w:val="20"/>
         </w:rPr>
         <w:drawing>
           <wp:inline distT="0" distB="0" distL="0" distR="0" wp14:anchorId="4E491D89" wp14:editId="65FEF2C6">
@@ -3535,8 +3589,8 @@
           <w:rFonts w:ascii="Arial" w:hAnsi="Arial" w:cs="Arial"/>
           <w:b/>
           <w:bCs/>
-          <w:sz w:val="24"/>
-          <w:szCs w:val="24"/>
+          <w:sz w:val="20"/>
+          <w:szCs w:val="20"/>
         </w:rPr>
       </w:pPr>
     </w:p>
@@ -3548,8 +3602,8 @@
           <w:rFonts w:ascii="Arial" w:hAnsi="Arial" w:cs="Arial"/>
           <w:b/>
           <w:bCs/>
-          <w:sz w:val="24"/>
-          <w:szCs w:val="24"/>
+          <w:sz w:val="20"/>
+          <w:szCs w:val="20"/>
         </w:rPr>
       </w:pPr>
     </w:p>
@@ -3561,8 +3615,8 @@
           <w:rFonts w:ascii="Arial" w:hAnsi="Arial" w:cs="Arial"/>
           <w:b/>
           <w:bCs/>
-          <w:sz w:val="24"/>
-          <w:szCs w:val="24"/>
+          <w:sz w:val="20"/>
+          <w:szCs w:val="20"/>
         </w:rPr>
       </w:pPr>
     </w:p>
@@ -3574,8 +3628,8 @@
           <w:rFonts w:ascii="Arial" w:hAnsi="Arial" w:cs="Arial"/>
           <w:b/>
           <w:bCs/>
-          <w:sz w:val="24"/>
-          <w:szCs w:val="24"/>
+          <w:sz w:val="20"/>
+          <w:szCs w:val="20"/>
         </w:rPr>
       </w:pPr>
     </w:p>
@@ -3587,8 +3641,8 @@
           <w:rFonts w:ascii="Arial" w:hAnsi="Arial" w:cs="Arial"/>
           <w:b/>
           <w:bCs/>
-          <w:sz w:val="24"/>
-          <w:szCs w:val="24"/>
+          <w:sz w:val="20"/>
+          <w:szCs w:val="20"/>
         </w:rPr>
       </w:pPr>
     </w:p>
@@ -3596,11 +3650,20 @@
       <w:pPr>
         <w:pStyle w:val="Ttulo2"/>
         <w:rPr>
-          <w:b w:val="0"/>
+          <w:bCs w:val="false"/>
+          <w:b w:val="false"/>
+          <w:sz w:val="20"/>
+          <w:szCs w:val="20"/>
         </w:rPr>
       </w:pPr>
       <w:bookmarkStart w:id="4" w:name="__RefHeading___Toc532_2124872291"/>
       <w:r>
+        <w:rPr>
+          <w:bCs w:val="false"/>
+          <w:b w:val="false"/>
+          <w:sz w:val="20"/>
+          <w:szCs w:val="20"/>
+        </w:rPr>
         <w:t>- Tradição, excelência e referência em serviços industriais</w:t>
       </w:r>
       <w:bookmarkEnd w:id="4"/>
@@ -3612,8 +3675,8 @@
         <w:rPr>
           <w:rFonts w:ascii="Arial" w:hAnsi="Arial" w:cs="Arial"/>
           <w:b/>
-          <w:sz w:val="24"/>
-          <w:szCs w:val="24"/>
+          <w:sz w:val="20"/>
+          <w:szCs w:val="20"/>
         </w:rPr>
       </w:pPr>
     </w:p>
@@ -3655,16 +3718,16 @@
               <w:rPr>
                 <w:rFonts w:ascii="Arial" w:hAnsi="Arial" w:cs="Arial"/>
                 <w:b/>
-                <w:sz w:val="24"/>
-                <w:szCs w:val="24"/>
+                <w:sz w:val="20"/>
+                <w:szCs w:val="20"/>
               </w:rPr>
             </w:pPr>
             <w:r>
               <w:rPr>
                 <w:rFonts w:ascii="Arial" w:eastAsia="Arial" w:hAnsi="Arial" w:cs="Arial"/>
                 <w:bCs/>
-                <w:sz w:val="24"/>
-                <w:szCs w:val="24"/>
+                <w:sz w:val="20"/>
+                <w:szCs w:val="20"/>
               </w:rPr>
               <w:t>Limpeza química de tubulações e reservatórios (decapagem e passivação)</w:t>
             </w:r>
@@ -3692,16 +3755,16 @@
               <w:rPr>
                 <w:rFonts w:ascii="Arial" w:hAnsi="Arial" w:cs="Arial"/>
                 <w:b/>
-                <w:sz w:val="24"/>
-                <w:szCs w:val="24"/>
+                <w:sz w:val="20"/>
+                <w:szCs w:val="20"/>
               </w:rPr>
             </w:pPr>
             <w:r>
               <w:rPr>
                 <w:rFonts w:ascii="Arial" w:eastAsia="Arial" w:hAnsi="Arial" w:cs="Arial"/>
                 <w:bCs/>
-                <w:sz w:val="24"/>
-                <w:szCs w:val="24"/>
+                <w:sz w:val="20"/>
+                <w:szCs w:val="20"/>
               </w:rPr>
               <w:t>Flushing primário</w:t>
             </w:r>
@@ -3734,16 +3797,16 @@
               <w:rPr>
                 <w:rFonts w:ascii="Arial" w:hAnsi="Arial" w:cs="Arial"/>
                 <w:b/>
-                <w:sz w:val="24"/>
-                <w:szCs w:val="24"/>
+                <w:sz w:val="20"/>
+                <w:szCs w:val="20"/>
               </w:rPr>
             </w:pPr>
             <w:r>
               <w:rPr>
                 <w:rFonts w:ascii="Arial" w:eastAsia="Arial" w:hAnsi="Arial" w:cs="Arial"/>
                 <w:bCs/>
-                <w:sz w:val="24"/>
-                <w:szCs w:val="24"/>
+                <w:sz w:val="20"/>
+                <w:szCs w:val="20"/>
               </w:rPr>
               <w:t>Flushing secundário</w:t>
             </w:r>
@@ -3771,16 +3834,16 @@
               <w:rPr>
                 <w:rFonts w:ascii="Arial" w:hAnsi="Arial" w:cs="Arial"/>
                 <w:b/>
-                <w:sz w:val="24"/>
-                <w:szCs w:val="24"/>
+                <w:sz w:val="20"/>
+                <w:szCs w:val="20"/>
               </w:rPr>
             </w:pPr>
             <w:r>
               <w:rPr>
                 <w:rFonts w:ascii="Arial" w:eastAsia="Arial" w:hAnsi="Arial" w:cs="Arial"/>
                 <w:bCs/>
-                <w:sz w:val="24"/>
-                <w:szCs w:val="24"/>
+                <w:sz w:val="20"/>
+                <w:szCs w:val="20"/>
               </w:rPr>
               <w:t>Passagem de PIG de espuma</w:t>
             </w:r>
@@ -3813,16 +3876,16 @@
               <w:rPr>
                 <w:rFonts w:ascii="Arial" w:hAnsi="Arial" w:cs="Arial"/>
                 <w:b/>
-                <w:sz w:val="24"/>
-                <w:szCs w:val="24"/>
+                <w:sz w:val="20"/>
+                <w:szCs w:val="20"/>
               </w:rPr>
             </w:pPr>
             <w:r>
               <w:rPr>
                 <w:rFonts w:ascii="Arial" w:eastAsia="Arial" w:hAnsi="Arial" w:cs="Arial"/>
                 <w:bCs/>
-                <w:sz w:val="24"/>
-                <w:szCs w:val="24"/>
+                <w:sz w:val="20"/>
+                <w:szCs w:val="20"/>
               </w:rPr>
               <w:t>Filtragem absoluta</w:t>
             </w:r>
@@ -3850,16 +3913,16 @@
               <w:rPr>
                 <w:rFonts w:ascii="Arial" w:hAnsi="Arial" w:cs="Arial"/>
                 <w:b/>
-                <w:sz w:val="24"/>
-                <w:szCs w:val="24"/>
+                <w:sz w:val="20"/>
+                <w:szCs w:val="20"/>
               </w:rPr>
             </w:pPr>
             <w:r>
               <w:rPr>
                 <w:rFonts w:ascii="Arial" w:eastAsia="Arial" w:hAnsi="Arial" w:cs="Arial"/>
                 <w:bCs/>
-                <w:sz w:val="24"/>
-                <w:szCs w:val="24"/>
+                <w:sz w:val="20"/>
+                <w:szCs w:val="20"/>
               </w:rPr>
               <w:t>Teste de pressão (teste hidrostático)</w:t>
             </w:r>
@@ -3892,16 +3955,16 @@
               <w:rPr>
                 <w:rFonts w:ascii="Arial" w:hAnsi="Arial" w:cs="Arial"/>
                 <w:bCs/>
-                <w:sz w:val="24"/>
-                <w:szCs w:val="24"/>
+                <w:sz w:val="20"/>
+                <w:szCs w:val="20"/>
               </w:rPr>
             </w:pPr>
             <w:r>
               <w:rPr>
                 <w:rFonts w:ascii="Arial" w:eastAsia="Arial" w:hAnsi="Arial" w:cs="Arial"/>
                 <w:bCs/>
-                <w:sz w:val="24"/>
-                <w:szCs w:val="24"/>
+                <w:sz w:val="20"/>
+                <w:szCs w:val="20"/>
               </w:rPr>
               <w:t>Centrifugação e desidratação de óleo</w:t>
             </w:r>
@@ -3925,8 +3988,8 @@
               <w:rPr>
                 <w:rFonts w:ascii="Arial" w:hAnsi="Arial" w:cs="Arial"/>
                 <w:bCs/>
-                <w:sz w:val="24"/>
-                <w:szCs w:val="24"/>
+                <w:sz w:val="20"/>
+                <w:szCs w:val="20"/>
               </w:rPr>
             </w:pPr>
           </w:p>
@@ -3939,8 +4002,8 @@
         <w:rPr>
           <w:rFonts w:ascii="Arial" w:hAnsi="Arial" w:cs="Arial"/>
           <w:b/>
-          <w:sz w:val="24"/>
-          <w:szCs w:val="24"/>
+          <w:sz w:val="20"/>
+          <w:szCs w:val="20"/>
         </w:rPr>
       </w:pPr>
     </w:p>
@@ -3976,16 +4039,16 @@
               <w:rPr>
                 <w:rFonts w:ascii="Arial" w:hAnsi="Arial" w:cs="Arial"/>
                 <w:b/>
-                <w:sz w:val="24"/>
-                <w:szCs w:val="24"/>
+                <w:sz w:val="20"/>
+                <w:szCs w:val="20"/>
               </w:rPr>
             </w:pPr>
             <w:r>
               <w:rPr>
                 <w:rFonts w:eastAsia="Arial"/>
                 <w:noProof/>
-                <w:sz w:val="24"/>
-                <w:szCs w:val="24"/>
+                <w:sz w:val="20"/>
+                <w:szCs w:val="20"/>
               </w:rPr>
               <w:drawing>
                 <wp:inline distT="0" distB="0" distL="0" distR="0" wp14:anchorId="00B48640" wp14:editId="288F0371">
@@ -4047,16 +4110,16 @@
               <w:rPr>
                 <w:rFonts w:ascii="Arial" w:hAnsi="Arial" w:cs="Arial"/>
                 <w:b/>
-                <w:sz w:val="24"/>
-                <w:szCs w:val="24"/>
+                <w:sz w:val="20"/>
+                <w:szCs w:val="20"/>
               </w:rPr>
             </w:pPr>
             <w:r>
               <w:rPr>
                 <w:rFonts w:eastAsia="Arial"/>
                 <w:noProof/>
-                <w:sz w:val="24"/>
-                <w:szCs w:val="24"/>
+                <w:sz w:val="20"/>
+                <w:szCs w:val="20"/>
               </w:rPr>
               <w:drawing>
                 <wp:inline distT="0" distB="0" distL="0" distR="0" wp14:anchorId="1183D6C1" wp14:editId="09D25AC8">
@@ -4117,16 +4180,16 @@
               <w:rPr>
                 <w:rFonts w:ascii="Arial" w:hAnsi="Arial" w:cs="Arial"/>
                 <w:b/>
-                <w:sz w:val="24"/>
-                <w:szCs w:val="24"/>
+                <w:sz w:val="20"/>
+                <w:szCs w:val="20"/>
               </w:rPr>
             </w:pPr>
             <w:r>
               <w:rPr>
                 <w:rFonts w:eastAsia="Arial"/>
                 <w:noProof/>
-                <w:sz w:val="24"/>
-                <w:szCs w:val="24"/>
+                <w:sz w:val="20"/>
+                <w:szCs w:val="20"/>
               </w:rPr>
               <w:drawing>
                 <wp:inline distT="0" distB="0" distL="0" distR="0" wp14:anchorId="65F17060" wp14:editId="7A710088">
@@ -4187,16 +4250,16 @@
               <w:rPr>
                 <w:rFonts w:ascii="Arial" w:hAnsi="Arial" w:cs="Arial"/>
                 <w:b/>
-                <w:sz w:val="24"/>
-                <w:szCs w:val="24"/>
+                <w:sz w:val="20"/>
+                <w:szCs w:val="20"/>
               </w:rPr>
             </w:pPr>
             <w:r>
               <w:rPr>
                 <w:rFonts w:eastAsia="Arial"/>
                 <w:noProof/>
-                <w:sz w:val="24"/>
-                <w:szCs w:val="24"/>
+                <w:sz w:val="20"/>
+                <w:szCs w:val="20"/>
               </w:rPr>
               <w:drawing>
                 <wp:inline distT="0" distB="0" distL="0" distR="0" wp14:anchorId="5C2E47E8" wp14:editId="76897BB3">
@@ -4247,8 +4310,8 @@
         <w:rPr>
           <w:rFonts w:ascii="Arial" w:hAnsi="Arial" w:cs="Arial"/>
           <w:b/>
-          <w:sz w:val="24"/>
-          <w:szCs w:val="24"/>
+          <w:sz w:val="20"/>
+          <w:szCs w:val="20"/>
         </w:rPr>
       </w:pPr>
     </w:p>
@@ -4256,13 +4319,19 @@
       <w:pPr>
         <w:pStyle w:val="Ttulo2"/>
         <w:rPr>
-          <w:szCs w:val="24"/>
+          <w:bCs w:val="false"/>
+          <w:b w:val="false"/>
+          <w:szCs w:val="20"/>
+          <w:sz w:val="20"/>
         </w:rPr>
       </w:pPr>
       <w:bookmarkStart w:id="5" w:name="__RefHeading___Toc534_2124872291"/>
       <w:r>
         <w:rPr>
-          <w:szCs w:val="24"/>
+          <w:bCs w:val="false"/>
+          <w:b w:val="false"/>
+          <w:szCs w:val="20"/>
+          <w:sz w:val="20"/>
         </w:rPr>
         <w:lastRenderedPageBreak/>
         <w:t>- Equipamentos modernos, revisados e alto desempenho e tecnologia para atender qualquer demanda.</w:t>
@@ -4303,16 +4372,16 @@
               <w:rPr>
                 <w:rFonts w:ascii="Arial" w:hAnsi="Arial" w:cs="Arial"/>
                 <w:bCs/>
-                <w:sz w:val="24"/>
-                <w:szCs w:val="24"/>
+                <w:sz w:val="20"/>
+                <w:szCs w:val="20"/>
               </w:rPr>
             </w:pPr>
             <w:r>
               <w:rPr>
                 <w:rFonts w:eastAsia="Arial"/>
                 <w:noProof/>
-                <w:sz w:val="24"/>
-                <w:szCs w:val="24"/>
+                <w:sz w:val="20"/>
+                <w:szCs w:val="20"/>
               </w:rPr>
               <w:drawing>
                 <wp:inline distT="0" distB="0" distL="0" distR="0" wp14:anchorId="135B7BDD" wp14:editId="37AB8E40">
@@ -4371,16 +4440,16 @@
               <w:rPr>
                 <w:rFonts w:ascii="Arial" w:hAnsi="Arial" w:cs="Arial"/>
                 <w:bCs/>
-                <w:sz w:val="24"/>
-                <w:szCs w:val="24"/>
+                <w:sz w:val="20"/>
+                <w:szCs w:val="20"/>
               </w:rPr>
             </w:pPr>
             <w:r>
               <w:rPr>
                 <w:rFonts w:eastAsia="Arial"/>
                 <w:noProof/>
-                <w:sz w:val="24"/>
-                <w:szCs w:val="24"/>
+                <w:sz w:val="20"/>
+                <w:szCs w:val="20"/>
               </w:rPr>
               <w:drawing>
                 <wp:inline distT="0" distB="0" distL="0" distR="0" wp14:anchorId="4B7CF33C" wp14:editId="138C114D">
@@ -4440,16 +4509,16 @@
               <w:rPr>
                 <w:rFonts w:ascii="Arial" w:hAnsi="Arial" w:cs="Arial"/>
                 <w:bCs/>
-                <w:sz w:val="24"/>
-                <w:szCs w:val="24"/>
+                <w:sz w:val="20"/>
+                <w:szCs w:val="20"/>
               </w:rPr>
             </w:pPr>
             <w:r>
               <w:rPr>
                 <w:rFonts w:eastAsia="Arial"/>
                 <w:noProof/>
-                <w:sz w:val="24"/>
-                <w:szCs w:val="24"/>
+                <w:sz w:val="20"/>
+                <w:szCs w:val="20"/>
               </w:rPr>
               <w:drawing>
                 <wp:inline distT="0" distB="0" distL="0" distR="0" wp14:anchorId="7F807BE7" wp14:editId="7F1E5150">
@@ -4509,16 +4578,16 @@
               <w:rPr>
                 <w:rFonts w:ascii="Arial" w:hAnsi="Arial" w:cs="Arial"/>
                 <w:bCs/>
-                <w:sz w:val="24"/>
-                <w:szCs w:val="24"/>
+                <w:sz w:val="20"/>
+                <w:szCs w:val="20"/>
               </w:rPr>
             </w:pPr>
             <w:r>
               <w:rPr>
                 <w:rFonts w:eastAsia="Arial"/>
                 <w:noProof/>
-                <w:sz w:val="24"/>
-                <w:szCs w:val="24"/>
+                <w:sz w:val="20"/>
+                <w:szCs w:val="20"/>
               </w:rPr>
               <w:drawing>
                 <wp:inline distT="0" distB="0" distL="0" distR="0" wp14:anchorId="492268C4" wp14:editId="481A0709">
@@ -4568,8 +4637,8 @@
         <w:rPr>
           <w:rFonts w:ascii="Arial" w:hAnsi="Arial" w:cs="Arial"/>
           <w:bCs/>
-          <w:sz w:val="24"/>
-          <w:szCs w:val="24"/>
+          <w:sz w:val="20"/>
+          <w:szCs w:val="20"/>
         </w:rPr>
       </w:pPr>
     </w:p>
@@ -4578,8 +4647,8 @@
         <w:rPr>
           <w:rFonts w:ascii="Arial" w:hAnsi="Arial" w:cs="Arial"/>
           <w:bCs/>
-          <w:sz w:val="24"/>
-          <w:szCs w:val="24"/>
+          <w:sz w:val="20"/>
+          <w:szCs w:val="20"/>
         </w:rPr>
       </w:pPr>
     </w:p>
@@ -4587,13 +4656,19 @@
       <w:pPr>
         <w:pStyle w:val="Ttulo2"/>
         <w:rPr>
-          <w:szCs w:val="24"/>
+          <w:bCs w:val="false"/>
+          <w:b w:val="false"/>
+          <w:szCs w:val="20"/>
+          <w:sz w:val="20"/>
         </w:rPr>
       </w:pPr>
       <w:bookmarkStart w:id="6" w:name="__RefHeading___Toc536_2124872291"/>
       <w:r>
         <w:rPr>
-          <w:szCs w:val="24"/>
+          <w:bCs w:val="false"/>
+          <w:b w:val="false"/>
+          <w:szCs w:val="20"/>
+          <w:sz w:val="20"/>
         </w:rPr>
         <w:t>- Clientes que confiam e atestam a excelência da Filtrovali</w:t>
       </w:r>
@@ -4606,15 +4681,15 @@
         <w:rPr>
           <w:rFonts w:ascii="Arial" w:hAnsi="Arial" w:cs="Arial"/>
           <w:b/>
-          <w:sz w:val="24"/>
-          <w:szCs w:val="24"/>
+          <w:sz w:val="20"/>
+          <w:szCs w:val="20"/>
         </w:rPr>
       </w:pPr>
       <w:r>
         <w:rPr>
           <w:noProof/>
-          <w:sz w:val="24"/>
-          <w:szCs w:val="24"/>
+          <w:sz w:val="20"/>
+          <w:szCs w:val="20"/>
         </w:rPr>
         <w:drawing>
           <wp:inline distT="0" distB="0" distL="0" distR="0" wp14:anchorId="298CCA53" wp14:editId="193A94C4">
@@ -4663,8 +4738,8 @@
           <w:rFonts w:ascii="Arial" w:eastAsia="Arial" w:hAnsi="Arial"/>
           <w:b/>
           <w:bCs/>
-          <w:sz w:val="24"/>
-          <w:szCs w:val="24"/>
+          <w:sz w:val="20"/>
+          <w:szCs w:val="20"/>
         </w:rPr>
       </w:pPr>
     </w:p>
@@ -4675,7 +4750,8 @@
         <w:jc w:val="both"/>
         <w:rPr>
           <w:rFonts w:cstheme="minorHAnsi"/>
-          <w:szCs w:val="24"/>
+          <w:szCs w:val="20"/>
+          <w:sz w:val="20"/>
         </w:rPr>
       </w:pPr>
       <w:bookmarkStart w:id="7" w:name="_Toc241762337"/>
@@ -4683,7 +4759,8 @@
         <w:rPr>
           <w:rFonts w:eastAsia="Arial" w:cstheme="minorHAnsi"/>
           <w:bCs/>
-          <w:szCs w:val="24"/>
+          <w:szCs w:val="20"/>
+          <w:sz w:val="20"/>
         </w:rPr>
         <w:t xml:space="preserve">- </w:t>
       </w:r>
@@ -4692,7 +4769,8 @@
         <w:rPr>
           <w:rFonts w:eastAsia="Arial" w:cstheme="minorHAnsi"/>
           <w:bCs/>
-          <w:szCs w:val="24"/>
+          <w:szCs w:val="20"/>
+          <w:sz w:val="20"/>
         </w:rPr>
         <w:t>Descrição dos serviços que serão executados:</w:t>
       </w:r>
@@ -4705,14 +4783,20 @@
         <w:jc w:val="both"/>
         <w:rPr>
           <w:rFonts w:cstheme="minorHAnsi"/>
-          <w:szCs w:val="24"/>
+          <w:bCs w:val="false"/>
+          <w:b w:val="false"/>
+          <w:szCs w:val="20"/>
+          <w:sz w:val="20"/>
         </w:rPr>
       </w:pPr>
       <w:bookmarkStart w:id="8" w:name="__RefHeading___Toc540_2124872291"/>
       <w:r>
         <w:rPr>
           <w:rFonts w:cstheme="minorHAnsi"/>
-          <w:szCs w:val="24"/>
+          <w:bCs w:val="false"/>
+          <w:b w:val="false"/>
+          <w:szCs w:val="20"/>
+          <w:sz w:val="20"/>
         </w:rPr>
         <w:t>{{servico}}</w:t>
       </w:r>
@@ -4729,15 +4813,19 @@
         <w:jc w:val="both"/>
         <w:rPr>
           <w:rFonts w:cstheme="minorHAnsi"/>
-          <w:sz w:val="24"/>
-          <w:szCs w:val="24"/>
+          <w:bCs w:val="false"/>
+          <w:b w:val="false"/>
+          <w:sz w:val="20"/>
+          <w:szCs w:val="20"/>
         </w:rPr>
       </w:pPr>
       <w:r>
         <w:rPr>
           <w:rFonts w:cstheme="minorHAnsi"/>
-          <w:sz w:val="24"/>
-          <w:szCs w:val="24"/>
+          <w:bCs w:val="false"/>
+          <w:b w:val="false"/>
+          <w:sz w:val="20"/>
+          <w:szCs w:val="20"/>
         </w:rPr>
         <w:t>{{escopo_blocos}}</w:t>
       </w:r>
@@ -4749,15 +4837,15 @@
         <w:ind w:left="360"/>
         <w:rPr>
           <w:rFonts w:cstheme="minorHAnsi"/>
-          <w:sz w:val="24"/>
-          <w:szCs w:val="24"/>
+          <w:sz w:val="20"/>
+          <w:szCs w:val="20"/>
         </w:rPr>
       </w:pPr>
       <w:r>
         <w:rPr>
           <w:rFonts w:cstheme="minorHAnsi"/>
-          <w:sz w:val="24"/>
-          <w:szCs w:val="24"/>
+          <w:sz w:val="20"/>
+          <w:szCs w:val="20"/>
         </w:rPr>
         <w:t xml:space="preserve">NOTA: As tubulações embarcadas, exemplo - aquelas que compõe uma unidade hidráulica ou um </w:t>
       </w:r>
@@ -4765,8 +4853,8 @@
       <w:r>
         <w:rPr>
           <w:rFonts w:cstheme="minorHAnsi"/>
-          <w:sz w:val="24"/>
-          <w:szCs w:val="24"/>
+          <w:sz w:val="20"/>
+          <w:szCs w:val="20"/>
         </w:rPr>
         <w:t>Skid</w:t>
       </w:r>
@@ -4774,8 +4862,8 @@
       <w:r>
         <w:rPr>
           <w:rFonts w:cstheme="minorHAnsi"/>
-          <w:sz w:val="24"/>
-          <w:szCs w:val="24"/>
+          <w:sz w:val="20"/>
+          <w:szCs w:val="20"/>
         </w:rPr>
         <w:t xml:space="preserve"> de bombas, </w:t>
       </w:r>
@@ -4787,15 +4875,15 @@
         <w:ind w:left="360"/>
         <w:rPr>
           <w:rFonts w:cstheme="minorHAnsi"/>
-          <w:sz w:val="24"/>
-          <w:szCs w:val="24"/>
+          <w:sz w:val="20"/>
+          <w:szCs w:val="20"/>
         </w:rPr>
       </w:pPr>
       <w:r>
         <w:rPr>
           <w:rFonts w:cstheme="minorHAnsi"/>
-          <w:sz w:val="24"/>
-          <w:szCs w:val="24"/>
+          <w:sz w:val="20"/>
+          <w:szCs w:val="20"/>
         </w:rPr>
         <w:lastRenderedPageBreak/>
         <w:t>não fazem parte do escopo.</w:t>
@@ -4807,7 +4895,8 @@
         <w:spacing w:after="120"/>
         <w:rPr>
           <w:rFonts w:cstheme="minorHAnsi"/>
-          <w:szCs w:val="24"/>
+          <w:szCs w:val="20"/>
+          <w:sz w:val="20"/>
         </w:rPr>
       </w:pPr>
       <w:bookmarkStart w:id="9" w:name="_Toc241762338"/>
@@ -4815,7 +4904,8 @@
         <w:rPr>
           <w:rFonts w:eastAsia="Arial" w:cstheme="minorHAnsi"/>
           <w:bCs/>
-          <w:szCs w:val="24"/>
+          <w:szCs w:val="20"/>
+          <w:sz w:val="20"/>
         </w:rPr>
         <w:t xml:space="preserve">- </w:t>
       </w:r>
@@ -4824,7 +4914,8 @@
           <w:rFonts w:cstheme="minorHAnsi"/>
           <w:bCs/>
           <w:color w:val="000000"/>
-          <w:szCs w:val="24"/>
+          <w:szCs w:val="20"/>
+          <w:sz w:val="20"/>
         </w:rPr>
         <w:t>Matriz geral de responsabilidade</w:t>
       </w:r>
@@ -4836,24 +4927,31 @@
         <w:spacing w:after="120"/>
         <w:rPr>
           <w:rFonts w:cstheme="minorHAnsi"/>
-          <w:szCs w:val="24"/>
+          <w:bCs w:val="false"/>
+          <w:b w:val="false"/>
+          <w:szCs w:val="20"/>
+          <w:sz w:val="20"/>
         </w:rPr>
       </w:pPr>
       <w:bookmarkStart w:id="10" w:name="__RefHeading___Toc544_2124872291"/>
       <w:r>
         <w:rPr>
           <w:rFonts w:cstheme="minorHAnsi"/>
-          <w:bCs/>
+          <w:b w:val="false"/>
+          <w:bCs w:val="false"/>
           <w:color w:val="000000"/>
-          <w:szCs w:val="24"/>
+          <w:szCs w:val="20"/>
+          <w:sz w:val="20"/>
         </w:rPr>
         <w:t>Responsabilidade da Filtrovali</w:t>
       </w:r>
       <w:r>
         <w:rPr>
           <w:rFonts w:eastAsia="Arial" w:cstheme="minorHAnsi"/>
-          <w:bCs/>
-          <w:szCs w:val="24"/>
+          <w:b w:val="false"/>
+          <w:bCs w:val="false"/>
+          <w:szCs w:val="20"/>
+          <w:sz w:val="20"/>
         </w:rPr>
         <w:t>:</w:t>
       </w:r>
@@ -4901,8 +4999,8 @@
                 <w:b/>
                 <w:bCs/>
                 <w:color w:val="FFFFFF" w:themeColor="background1"/>
-                <w:sz w:val="24"/>
-                <w:szCs w:val="24"/>
+                <w:sz w:val="20"/>
+                <w:szCs w:val="20"/>
                 <w:lang w:eastAsia="pt-BR"/>
               </w:rPr>
             </w:pPr>
@@ -4912,8 +5010,8 @@
                 <w:b/>
                 <w:bCs/>
                 <w:color w:val="FFFFFF" w:themeColor="background1"/>
-                <w:sz w:val="24"/>
-                <w:szCs w:val="24"/>
+                <w:sz w:val="20"/>
+                <w:szCs w:val="20"/>
                 <w:lang w:eastAsia="pt-BR"/>
               </w:rPr>
               <w:t>Item</w:t>
@@ -4940,8 +5038,8 @@
                 <w:b/>
                 <w:bCs/>
                 <w:color w:val="FFFFFF" w:themeColor="background1"/>
-                <w:sz w:val="24"/>
-                <w:szCs w:val="24"/>
+                <w:sz w:val="20"/>
+                <w:szCs w:val="20"/>
                 <w:lang w:eastAsia="pt-BR"/>
               </w:rPr>
             </w:pPr>
@@ -4951,8 +5049,8 @@
                 <w:b/>
                 <w:bCs/>
                 <w:color w:val="FFFFFF" w:themeColor="background1"/>
-                <w:sz w:val="24"/>
-                <w:szCs w:val="24"/>
+                <w:sz w:val="20"/>
+                <w:szCs w:val="20"/>
                 <w:lang w:eastAsia="pt-BR"/>
               </w:rPr>
               <w:t>ESCOPO</w:t>
@@ -4978,8 +5076,8 @@
                 <w:b/>
                 <w:bCs/>
                 <w:color w:val="FFFFFF" w:themeColor="background1"/>
-                <w:sz w:val="24"/>
-                <w:szCs w:val="24"/>
+                <w:sz w:val="20"/>
+                <w:szCs w:val="20"/>
                 <w:lang w:eastAsia="pt-BR"/>
               </w:rPr>
             </w:pPr>
@@ -4989,8 +5087,8 @@
                 <w:b/>
                 <w:bCs/>
                 <w:color w:val="FFFFFF" w:themeColor="background1"/>
-                <w:sz w:val="24"/>
-                <w:szCs w:val="24"/>
+                <w:sz w:val="20"/>
+                <w:szCs w:val="20"/>
                 <w:lang w:eastAsia="pt-BR"/>
               </w:rPr>
               <w:t>NOTA</w:t>
@@ -5024,8 +5122,8 @@
                 <w:b/>
                 <w:bCs/>
                 <w:color w:val="000000"/>
-                <w:sz w:val="24"/>
-                <w:szCs w:val="24"/>
+                <w:sz w:val="20"/>
+                <w:szCs w:val="20"/>
                 <w:lang w:eastAsia="pt-BR"/>
               </w:rPr>
             </w:pPr>
@@ -5035,8 +5133,8 @@
                 <w:b/>
                 <w:bCs/>
                 <w:color w:val="000000"/>
-                <w:sz w:val="24"/>
-                <w:szCs w:val="24"/>
+                <w:sz w:val="20"/>
+                <w:szCs w:val="20"/>
                 <w:lang w:eastAsia="pt-BR"/>
               </w:rPr>
               <w:t>{{categoria_filtrovali}}</w:t>
@@ -5071,9 +5169,11 @@
               <w:jc w:val="center"/>
               <w:rPr>
                 <w:rFonts w:eastAsia="Arial" w:cstheme="minorHAnsi"/>
+                <w:bCs w:val="false"/>
+                <w:b w:val="false"/>
                 <w:color w:val="000000"/>
-                <w:sz w:val="24"/>
-                <w:szCs w:val="24"/>
+                <w:sz w:val="20"/>
+                <w:szCs w:val="20"/>
                 <w:lang w:eastAsia="pt-BR"/>
               </w:rPr>
             </w:pPr>
@@ -5095,8 +5195,8 @@
               <w:rPr>
                 <w:rFonts w:eastAsia="Arial" w:cstheme="minorHAnsi"/>
                 <w:color w:val="000000"/>
-                <w:sz w:val="24"/>
-                <w:szCs w:val="24"/>
+                <w:sz w:val="20"/>
+                <w:szCs w:val="20"/>
                 <w:lang w:eastAsia="pt-BR"/>
               </w:rPr>
             </w:pPr>
@@ -5104,8 +5204,8 @@
               <w:rPr>
                 <w:rFonts w:eastAsia="Arial" w:cstheme="minorHAnsi"/>
                 <w:color w:val="000000"/>
-                <w:sz w:val="24"/>
-                <w:szCs w:val="24"/>
+                <w:sz w:val="20"/>
+                <w:szCs w:val="20"/>
                 <w:lang w:eastAsia="pt-BR"/>
               </w:rPr>
               <w:t>{{escopo_filtrovali}}</w:t>
@@ -5130,8 +5230,8 @@
               <w:rPr>
                 <w:rFonts w:eastAsia="Arial" w:cstheme="minorHAnsi"/>
                 <w:color w:val="000000"/>
-                <w:sz w:val="24"/>
-                <w:szCs w:val="24"/>
+                <w:sz w:val="20"/>
+                <w:szCs w:val="20"/>
                 <w:lang w:eastAsia="pt-BR"/>
               </w:rPr>
             </w:pPr>
@@ -5139,8 +5239,8 @@
               <w:rPr>
                 <w:rFonts w:eastAsia="Arial" w:cstheme="minorHAnsi"/>
                 <w:color w:val="000000"/>
-                <w:sz w:val="24"/>
-                <w:szCs w:val="24"/>
+                <w:sz w:val="20"/>
+                <w:szCs w:val="20"/>
                 <w:lang w:eastAsia="pt-BR"/>
               </w:rPr>
               <w:t>{{nota_filtrovali}}</w:t>
@@ -5155,24 +5255,31 @@
         <w:spacing w:after="120"/>
         <w:rPr>
           <w:rFonts w:cstheme="minorHAnsi"/>
-          <w:szCs w:val="24"/>
+          <w:bCs w:val="false"/>
+          <w:b w:val="false"/>
+          <w:szCs w:val="20"/>
+          <w:sz w:val="20"/>
         </w:rPr>
       </w:pPr>
       <w:bookmarkStart w:id="11" w:name="__RefHeading___Toc546_2124872291"/>
       <w:r>
         <w:rPr>
           <w:rFonts w:cstheme="minorHAnsi"/>
-          <w:bCs/>
+          <w:b w:val="false"/>
+          <w:bCs w:val="false"/>
           <w:color w:val="000000"/>
-          <w:szCs w:val="24"/>
+          <w:szCs w:val="20"/>
+          <w:sz w:val="20"/>
         </w:rPr>
         <w:t>Responsabilidade do Contratante</w:t>
       </w:r>
       <w:r>
         <w:rPr>
           <w:rFonts w:eastAsia="Arial" w:cstheme="minorHAnsi"/>
-          <w:bCs/>
-          <w:szCs w:val="24"/>
+          <w:b w:val="false"/>
+          <w:bCs w:val="false"/>
+          <w:szCs w:val="20"/>
+          <w:sz w:val="20"/>
         </w:rPr>
         <w:t>:</w:t>
       </w:r>
@@ -5220,8 +5327,8 @@
                 <w:b/>
                 <w:bCs/>
                 <w:color w:val="FFFFFF" w:themeColor="background1"/>
-                <w:sz w:val="24"/>
-                <w:szCs w:val="24"/>
+                <w:sz w:val="20"/>
+                <w:szCs w:val="20"/>
                 <w:lang w:eastAsia="pt-BR"/>
               </w:rPr>
             </w:pPr>
@@ -5231,8 +5338,8 @@
                 <w:b/>
                 <w:bCs/>
                 <w:color w:val="FFFFFF" w:themeColor="background1"/>
-                <w:sz w:val="24"/>
-                <w:szCs w:val="24"/>
+                <w:sz w:val="20"/>
+                <w:szCs w:val="20"/>
                 <w:lang w:eastAsia="pt-BR"/>
               </w:rPr>
               <w:t>Item</w:t>
@@ -5259,8 +5366,8 @@
                 <w:b/>
                 <w:bCs/>
                 <w:color w:val="FFFFFF" w:themeColor="background1"/>
-                <w:sz w:val="24"/>
-                <w:szCs w:val="24"/>
+                <w:sz w:val="20"/>
+                <w:szCs w:val="20"/>
                 <w:lang w:eastAsia="pt-BR"/>
               </w:rPr>
             </w:pPr>
@@ -5270,8 +5377,8 @@
                 <w:b/>
                 <w:bCs/>
                 <w:color w:val="FFFFFF" w:themeColor="background1"/>
-                <w:sz w:val="24"/>
-                <w:szCs w:val="24"/>
+                <w:sz w:val="20"/>
+                <w:szCs w:val="20"/>
                 <w:lang w:eastAsia="pt-BR"/>
               </w:rPr>
               <w:t>ESCOPO</w:t>
@@ -5297,8 +5404,8 @@
                 <w:b/>
                 <w:bCs/>
                 <w:color w:val="FFFFFF" w:themeColor="background1"/>
-                <w:sz w:val="24"/>
-                <w:szCs w:val="24"/>
+                <w:sz w:val="20"/>
+                <w:szCs w:val="20"/>
                 <w:lang w:eastAsia="pt-BR"/>
               </w:rPr>
             </w:pPr>
@@ -5308,8 +5415,8 @@
                 <w:b/>
                 <w:bCs/>
                 <w:color w:val="FFFFFF" w:themeColor="background1"/>
-                <w:sz w:val="24"/>
-                <w:szCs w:val="24"/>
+                <w:sz w:val="20"/>
+                <w:szCs w:val="20"/>
                 <w:lang w:eastAsia="pt-BR"/>
               </w:rPr>
               <w:t>NOTA</w:t>
@@ -5342,8 +5449,8 @@
               <w:rPr>
                 <w:rFonts w:eastAsia="Arial" w:cstheme="minorHAnsi"/>
                 <w:color w:val="000000"/>
-                <w:sz w:val="24"/>
-                <w:szCs w:val="24"/>
+                <w:sz w:val="20"/>
+                <w:szCs w:val="20"/>
                 <w:lang w:eastAsia="pt-BR"/>
               </w:rPr>
             </w:pPr>
@@ -5352,8 +5459,8 @@
                 <w:rFonts w:eastAsia="Arial" w:cstheme="minorHAnsi"/>
                 <w:b/>
                 <w:color w:val="000000"/>
-                <w:sz w:val="24"/>
-                <w:szCs w:val="24"/>
+                <w:sz w:val="20"/>
+                <w:szCs w:val="20"/>
                 <w:lang w:eastAsia="pt-BR"/>
               </w:rPr>
               <w:t>{{categoria_contratante}}</w:t>
@@ -5388,9 +5495,11 @@
               <w:jc w:val="center"/>
               <w:rPr>
                 <w:rFonts w:eastAsia="Arial" w:cstheme="minorHAnsi"/>
+                <w:bCs w:val="false"/>
+                <w:b w:val="false"/>
                 <w:color w:val="000000"/>
-                <w:sz w:val="24"/>
-                <w:szCs w:val="24"/>
+                <w:sz w:val="20"/>
+                <w:szCs w:val="20"/>
                 <w:lang w:eastAsia="pt-BR"/>
               </w:rPr>
             </w:pPr>
@@ -5411,16 +5520,16 @@
               <w:spacing w:before="120" w:after="0" w:line="360" w:lineRule="auto"/>
               <w:rPr>
                 <w:rFonts w:eastAsia="Arial" w:cstheme="minorHAnsi"/>
-                <w:sz w:val="24"/>
-                <w:szCs w:val="24"/>
+                <w:sz w:val="20"/>
+                <w:szCs w:val="20"/>
                 <w:lang w:eastAsia="pt-BR"/>
               </w:rPr>
             </w:pPr>
             <w:r>
               <w:rPr>
                 <w:rFonts w:cstheme="minorHAnsi"/>
-                <w:sz w:val="24"/>
-                <w:szCs w:val="24"/>
+                <w:sz w:val="20"/>
+                <w:szCs w:val="20"/>
                 <w:lang w:eastAsia="pt-BR"/>
               </w:rPr>
               <w:t>{{escopo_contratante}}</w:t>
@@ -5445,8 +5554,8 @@
               <w:rPr>
                 <w:rFonts w:eastAsia="Arial" w:cstheme="minorHAnsi"/>
                 <w:color w:val="000000"/>
-                <w:sz w:val="24"/>
-                <w:szCs w:val="24"/>
+                <w:sz w:val="20"/>
+                <w:szCs w:val="20"/>
                 <w:lang w:eastAsia="pt-BR"/>
               </w:rPr>
             </w:pPr>
@@ -5454,8 +5563,8 @@
               <w:rPr>
                 <w:rFonts w:eastAsia="Arial" w:cstheme="minorHAnsi"/>
                 <w:color w:val="000000"/>
-                <w:sz w:val="24"/>
-                <w:szCs w:val="24"/>
+                <w:sz w:val="20"/>
+                <w:szCs w:val="20"/>
                 <w:lang w:eastAsia="pt-BR"/>
               </w:rPr>
               <w:t>{{nota_contratante}}</w:t>
@@ -5473,7 +5582,8 @@
         <w:jc w:val="both"/>
         <w:rPr>
           <w:rFonts w:cstheme="minorHAnsi"/>
-          <w:szCs w:val="24"/>
+          <w:szCs w:val="20"/>
+          <w:sz w:val="20"/>
         </w:rPr>
       </w:pPr>
       <w:bookmarkStart w:id="13" w:name="_Toc241762339"/>
@@ -5481,7 +5591,8 @@
         <w:rPr>
           <w:rFonts w:eastAsia="Arial" w:cstheme="minorHAnsi"/>
           <w:bCs/>
-          <w:szCs w:val="24"/>
+          <w:szCs w:val="20"/>
+          <w:sz w:val="20"/>
         </w:rPr>
         <w:t>- Previsão de atendimento:</w:t>
       </w:r>
@@ -5498,25 +5609,29 @@
         <w:jc w:val="both"/>
         <w:rPr>
           <w:rFonts w:cstheme="minorHAnsi"/>
-          <w:sz w:val="24"/>
-          <w:szCs w:val="24"/>
-        </w:rPr>
-      </w:pPr>
-      <w:r>
-        <w:rPr>
-          <w:rFonts w:eastAsia="Arial" w:cstheme="minorHAnsi"/>
-          <w:sz w:val="24"/>
-          <w:szCs w:val="24"/>
+          <w:bCs w:val="false"/>
+          <w:b w:val="false"/>
+          <w:sz w:val="20"/>
+          <w:szCs w:val="20"/>
+        </w:rPr>
+      </w:pPr>
+      <w:r>
+        <w:rPr>
+          <w:rFonts w:eastAsia="Arial" w:cstheme="minorHAnsi"/>
+          <w:bCs w:val="false"/>
+          <w:b w:val="false"/>
+          <w:sz w:val="20"/>
+          <w:szCs w:val="20"/>
         </w:rPr>
         <w:t xml:space="preserve">- </w:t>
       </w:r>
       <w:r>
         <w:rPr>
           <w:rFonts w:eastAsia="Arial" w:cstheme="minorHAnsi"/>
-          <w:b/>
-          <w:bCs/>
-          <w:sz w:val="24"/>
-          <w:szCs w:val="24"/>
+          <w:b w:val="false"/>
+          <w:bCs w:val="false"/>
+          <w:sz w:val="20"/>
+          <w:szCs w:val="20"/>
         </w:rPr>
         <w:t>{{</w:t>
       </w:r>
@@ -5524,10 +5639,10 @@
       <w:r>
         <w:rPr>
           <w:rFonts w:eastAsia="Arial" w:cstheme="minorHAnsi"/>
-          <w:b/>
-          <w:bCs/>
-          <w:sz w:val="24"/>
-          <w:szCs w:val="24"/>
+          <w:b w:val="false"/>
+          <w:bCs w:val="false"/>
+          <w:sz w:val="20"/>
+          <w:szCs w:val="20"/>
         </w:rPr>
         <w:t>prev_atende</w:t>
       </w:r>
@@ -5535,18 +5650,20 @@
       <w:r>
         <w:rPr>
           <w:rFonts w:eastAsia="Arial" w:cstheme="minorHAnsi"/>
-          <w:b/>
-          <w:bCs/>
-          <w:sz w:val="24"/>
-          <w:szCs w:val="24"/>
+          <w:b w:val="false"/>
+          <w:bCs w:val="false"/>
+          <w:sz w:val="20"/>
+          <w:szCs w:val="20"/>
         </w:rPr>
         <w:t xml:space="preserve">}} dias </w:t>
       </w:r>
       <w:r>
         <w:rPr>
           <w:rFonts w:eastAsia="Arial" w:cstheme="minorHAnsi"/>
-          <w:sz w:val="24"/>
-          <w:szCs w:val="24"/>
+          <w:bCs w:val="false"/>
+          <w:b w:val="false"/>
+          <w:sz w:val="20"/>
+          <w:szCs w:val="20"/>
         </w:rPr>
         <w:t>após o recebimento do pedido de compras ou assinatura do contrato.</w:t>
       </w:r>
@@ -5562,15 +5679,19 @@
         <w:jc w:val="both"/>
         <w:rPr>
           <w:rFonts w:cstheme="minorHAnsi"/>
-          <w:sz w:val="24"/>
-          <w:szCs w:val="24"/>
-        </w:rPr>
-      </w:pPr>
-      <w:r>
-        <w:rPr>
-          <w:rFonts w:eastAsia="Arial" w:cstheme="minorHAnsi"/>
-          <w:sz w:val="24"/>
-          <w:szCs w:val="24"/>
+          <w:bCs w:val="false"/>
+          <w:b w:val="false"/>
+          <w:sz w:val="20"/>
+          <w:szCs w:val="20"/>
+        </w:rPr>
+      </w:pPr>
+      <w:r>
+        <w:rPr>
+          <w:rFonts w:eastAsia="Arial" w:cstheme="minorHAnsi"/>
+          <w:bCs w:val="false"/>
+          <w:b w:val="false"/>
+          <w:sz w:val="20"/>
+          <w:szCs w:val="20"/>
         </w:rPr>
         <w:t>Nos casos em que o contrato for firmado entre a Filtrovali e a montadora, porém o faturamento ocorrer diretamente para o Cliente Final, a mobilização ficará condicionada à emissão do pedido de compra pelo Cliente Final;</w:t>
       </w:r>
@@ -5586,15 +5707,19 @@
         <w:jc w:val="both"/>
         <w:rPr>
           <w:rFonts w:cstheme="minorHAnsi"/>
-          <w:sz w:val="24"/>
-          <w:szCs w:val="24"/>
-        </w:rPr>
-      </w:pPr>
-      <w:r>
-        <w:rPr>
-          <w:rFonts w:eastAsia="Arial" w:cstheme="minorHAnsi"/>
-          <w:sz w:val="24"/>
-          <w:szCs w:val="24"/>
+          <w:bCs w:val="false"/>
+          <w:b w:val="false"/>
+          <w:sz w:val="20"/>
+          <w:szCs w:val="20"/>
+        </w:rPr>
+      </w:pPr>
+      <w:r>
+        <w:rPr>
+          <w:rFonts w:eastAsia="Arial" w:cstheme="minorHAnsi"/>
+          <w:bCs w:val="false"/>
+          <w:b w:val="false"/>
+          <w:sz w:val="20"/>
+          <w:szCs w:val="20"/>
         </w:rPr>
         <w:t xml:space="preserve">O texto acima deve ser válido a cada mudança de data para atendimento.  </w:t>
       </w:r>
@@ -5606,7 +5731,8 @@
         <w:jc w:val="both"/>
         <w:rPr>
           <w:rFonts w:cstheme="minorHAnsi"/>
-          <w:szCs w:val="24"/>
+          <w:szCs w:val="20"/>
+          <w:sz w:val="20"/>
         </w:rPr>
       </w:pPr>
       <w:bookmarkStart w:id="14" w:name="_Toc241762340"/>
@@ -5614,7 +5740,8 @@
         <w:rPr>
           <w:rFonts w:eastAsia="Arial" w:cstheme="minorHAnsi"/>
           <w:bCs/>
-          <w:szCs w:val="24"/>
+          <w:szCs w:val="20"/>
+          <w:sz w:val="20"/>
         </w:rPr>
         <w:t>- Prazo para execução dos serviços:</w:t>
       </w:r>
@@ -5628,15 +5755,15 @@
         <w:jc w:val="both"/>
         <w:rPr>
           <w:rFonts w:cstheme="minorHAnsi"/>
-          <w:sz w:val="24"/>
-          <w:szCs w:val="24"/>
+          <w:sz w:val="20"/>
+          <w:szCs w:val="20"/>
         </w:rPr>
       </w:pPr>
       <w:r>
         <w:rPr>
           <w:rFonts w:cstheme="minorHAnsi"/>
-          <w:sz w:val="24"/>
-          <w:szCs w:val="24"/>
+          <w:sz w:val="20"/>
+          <w:szCs w:val="20"/>
         </w:rPr>
         <w:t>O cronograma apresentado leva em consideração a disponibilidade de todas as frentes de serviço prontas e liberadas para a equipe Filtrovali. É importante ressaltar que qualquer indisponibilidade das frentes de serviço para a equipe da Filtrovali poderá resultar em alterações no cronograma.</w:t>
       </w:r>
@@ -5648,14 +5775,20 @@
         <w:jc w:val="both"/>
         <w:rPr>
           <w:rFonts w:cstheme="minorHAnsi"/>
-          <w:szCs w:val="24"/>
+          <w:bCs w:val="false"/>
+          <w:b w:val="false"/>
+          <w:szCs w:val="20"/>
+          <w:sz w:val="20"/>
         </w:rPr>
       </w:pPr>
       <w:bookmarkStart w:id="15" w:name="__RefHeading___Toc552_2124872291"/>
       <w:r>
         <w:rPr>
           <w:rFonts w:eastAsia="Arial" w:cstheme="minorHAnsi"/>
-          <w:szCs w:val="24"/>
+          <w:bCs w:val="false"/>
+          <w:b w:val="false"/>
+          <w:szCs w:val="20"/>
+          <w:sz w:val="20"/>
         </w:rPr>
         <w:lastRenderedPageBreak/>
         <w:t>Prazo previsto de permanência em obra (dias corridos) – {{</w:t>
@@ -5664,7 +5797,10 @@
       <w:r>
         <w:rPr>
           <w:rFonts w:eastAsia="Arial" w:cstheme="minorHAnsi"/>
-          <w:szCs w:val="24"/>
+          <w:bCs w:val="false"/>
+          <w:b w:val="false"/>
+          <w:szCs w:val="20"/>
+          <w:sz w:val="20"/>
         </w:rPr>
         <w:t>n_dias</w:t>
       </w:r>
@@ -5672,7 +5808,10 @@
       <w:r>
         <w:rPr>
           <w:rFonts w:eastAsia="Arial" w:cstheme="minorHAnsi"/>
-          <w:szCs w:val="24"/>
+          <w:bCs w:val="false"/>
+          <w:b w:val="false"/>
+          <w:szCs w:val="20"/>
+          <w:sz w:val="20"/>
         </w:rPr>
         <w:t>}} dia(s);</w:t>
       </w:r>
@@ -5685,14 +5824,20 @@
         <w:jc w:val="both"/>
         <w:rPr>
           <w:rFonts w:cstheme="minorHAnsi"/>
-          <w:szCs w:val="24"/>
+          <w:bCs w:val="false"/>
+          <w:b w:val="false"/>
+          <w:szCs w:val="20"/>
+          <w:sz w:val="20"/>
         </w:rPr>
       </w:pPr>
       <w:bookmarkStart w:id="16" w:name="__RefHeading___Toc554_2124872291"/>
       <w:r>
         <w:rPr>
           <w:rFonts w:eastAsia="Arial" w:cstheme="minorHAnsi"/>
-          <w:szCs w:val="24"/>
+          <w:bCs w:val="false"/>
+          <w:b w:val="false"/>
+          <w:szCs w:val="20"/>
+          <w:sz w:val="20"/>
         </w:rPr>
         <w:t>Prazo previsto para integração – {{</w:t>
       </w:r>
@@ -5700,7 +5845,10 @@
       <w:r>
         <w:rPr>
           <w:rFonts w:eastAsia="Arial" w:cstheme="minorHAnsi"/>
-          <w:szCs w:val="24"/>
+          <w:bCs w:val="false"/>
+          <w:b w:val="false"/>
+          <w:szCs w:val="20"/>
+          <w:sz w:val="20"/>
         </w:rPr>
         <w:t>dias_treinamento</w:t>
       </w:r>
@@ -5708,7 +5856,10 @@
       <w:r>
         <w:rPr>
           <w:rFonts w:eastAsia="Arial" w:cstheme="minorHAnsi"/>
-          <w:szCs w:val="24"/>
+          <w:bCs w:val="false"/>
+          <w:b w:val="false"/>
+          <w:szCs w:val="20"/>
+          <w:sz w:val="20"/>
         </w:rPr>
         <w:t>}} dia(s);</w:t>
       </w:r>
@@ -5721,14 +5872,20 @@
         <w:jc w:val="both"/>
         <w:rPr>
           <w:rFonts w:cstheme="minorHAnsi"/>
-          <w:szCs w:val="24"/>
+          <w:bCs w:val="false"/>
+          <w:b w:val="false"/>
+          <w:szCs w:val="20"/>
+          <w:sz w:val="20"/>
         </w:rPr>
       </w:pPr>
       <w:bookmarkStart w:id="17" w:name="__RefHeading___Toc556_2124872291"/>
       <w:r>
         <w:rPr>
           <w:rFonts w:eastAsia="Arial" w:cstheme="minorHAnsi"/>
-          <w:szCs w:val="24"/>
+          <w:bCs w:val="false"/>
+          <w:b w:val="false"/>
+          <w:szCs w:val="20"/>
+          <w:sz w:val="20"/>
         </w:rPr>
         <w:t>Prazo previsto de execução dos serviços (dias trabalhados/uteis) – {{</w:t>
       </w:r>
@@ -5736,7 +5893,10 @@
       <w:r>
         <w:rPr>
           <w:rFonts w:eastAsia="Arial" w:cstheme="minorHAnsi"/>
-          <w:szCs w:val="24"/>
+          <w:bCs w:val="false"/>
+          <w:b w:val="false"/>
+          <w:szCs w:val="20"/>
+          <w:sz w:val="20"/>
         </w:rPr>
         <w:t>n_dias_trabalhados</w:t>
       </w:r>
@@ -5744,7 +5904,10 @@
       <w:r>
         <w:rPr>
           <w:rFonts w:eastAsia="Arial" w:cstheme="minorHAnsi"/>
-          <w:szCs w:val="24"/>
+          <w:bCs w:val="false"/>
+          <w:b w:val="false"/>
+          <w:szCs w:val="20"/>
+          <w:sz w:val="20"/>
         </w:rPr>
         <w:t>}} dia(as)</w:t>
       </w:r>
@@ -5757,14 +5920,20 @@
         <w:jc w:val="both"/>
         <w:rPr>
           <w:rFonts w:cstheme="minorHAnsi"/>
-          <w:szCs w:val="24"/>
+          <w:bCs w:val="false"/>
+          <w:b w:val="false"/>
+          <w:szCs w:val="20"/>
+          <w:sz w:val="20"/>
         </w:rPr>
       </w:pPr>
       <w:bookmarkStart w:id="18" w:name="__RefHeading___Toc558_2124872291"/>
       <w:r>
         <w:rPr>
           <w:rFonts w:eastAsia="Arial" w:cstheme="minorHAnsi"/>
-          <w:szCs w:val="24"/>
+          <w:bCs w:val="false"/>
+          <w:b w:val="false"/>
+          <w:szCs w:val="20"/>
+          <w:sz w:val="20"/>
         </w:rPr>
         <w:t>Prazo de deslocamento (</w:t>
       </w:r>
@@ -5772,7 +5941,10 @@
       <w:r>
         <w:rPr>
           <w:rFonts w:eastAsia="Arial" w:cstheme="minorHAnsi"/>
-          <w:szCs w:val="24"/>
+          <w:bCs w:val="false"/>
+          <w:b w:val="false"/>
+          <w:szCs w:val="20"/>
+          <w:sz w:val="20"/>
         </w:rPr>
         <w:t>Mob</w:t>
       </w:r>
@@ -5780,7 +5952,10 @@
       <w:r>
         <w:rPr>
           <w:rFonts w:eastAsia="Arial" w:cstheme="minorHAnsi"/>
-          <w:szCs w:val="24"/>
+          <w:bCs w:val="false"/>
+          <w:b w:val="false"/>
+          <w:szCs w:val="20"/>
+          <w:sz w:val="20"/>
         </w:rPr>
         <w:t>/</w:t>
       </w:r>
@@ -5788,7 +5963,10 @@
       <w:r>
         <w:rPr>
           <w:rFonts w:eastAsia="Arial" w:cstheme="minorHAnsi"/>
-          <w:szCs w:val="24"/>
+          <w:bCs w:val="false"/>
+          <w:b w:val="false"/>
+          <w:szCs w:val="20"/>
+          <w:sz w:val="20"/>
         </w:rPr>
         <w:t>desmob</w:t>
       </w:r>
@@ -5796,7 +5974,10 @@
       <w:r>
         <w:rPr>
           <w:rFonts w:eastAsia="Arial" w:cstheme="minorHAnsi"/>
-          <w:szCs w:val="24"/>
+          <w:bCs w:val="false"/>
+          <w:b w:val="false"/>
+          <w:szCs w:val="20"/>
+          <w:sz w:val="20"/>
         </w:rPr>
         <w:t>) – {{</w:t>
       </w:r>
@@ -5804,7 +5985,10 @@
       <w:r>
         <w:rPr>
           <w:rFonts w:eastAsia="Arial" w:cstheme="minorHAnsi"/>
-          <w:szCs w:val="24"/>
+          <w:bCs w:val="false"/>
+          <w:b w:val="false"/>
+          <w:szCs w:val="20"/>
+          <w:sz w:val="20"/>
         </w:rPr>
         <w:t>dias_mob</w:t>
       </w:r>
@@ -5812,7 +5996,10 @@
       <w:r>
         <w:rPr>
           <w:rFonts w:eastAsia="Arial" w:cstheme="minorHAnsi"/>
-          <w:szCs w:val="24"/>
+          <w:bCs w:val="false"/>
+          <w:b w:val="false"/>
+          <w:szCs w:val="20"/>
+          <w:sz w:val="20"/>
         </w:rPr>
         <w:t>}} dia(s).</w:t>
       </w:r>
@@ -5825,15 +6012,15 @@
         <w:jc w:val="both"/>
         <w:rPr>
           <w:rFonts w:cstheme="minorHAnsi"/>
-          <w:sz w:val="24"/>
-          <w:szCs w:val="24"/>
-        </w:rPr>
-      </w:pPr>
-      <w:r>
-        <w:rPr>
-          <w:rFonts w:eastAsia="Arial" w:cstheme="minorHAnsi"/>
-          <w:sz w:val="24"/>
-          <w:szCs w:val="24"/>
+          <w:sz w:val="20"/>
+          <w:szCs w:val="20"/>
+        </w:rPr>
+      </w:pPr>
+      <w:r>
+        <w:rPr>
+          <w:rFonts w:eastAsia="Arial" w:cstheme="minorHAnsi"/>
+          <w:sz w:val="20"/>
+          <w:szCs w:val="20"/>
         </w:rPr>
         <w:t>NOTA: O prazo de deslocamento não está incluso ao prazo previsto de permanência em obra.</w:t>
       </w:r>
@@ -5845,7 +6032,8 @@
         <w:jc w:val="both"/>
         <w:rPr>
           <w:rFonts w:cstheme="minorHAnsi"/>
-          <w:szCs w:val="24"/>
+          <w:szCs w:val="20"/>
+          <w:sz w:val="20"/>
         </w:rPr>
       </w:pPr>
       <w:bookmarkStart w:id="19" w:name="_Toc241762341"/>
@@ -5853,7 +6041,8 @@
         <w:rPr>
           <w:rFonts w:eastAsia="Arial" w:cstheme="minorHAnsi"/>
           <w:bCs/>
-          <w:szCs w:val="24"/>
+          <w:szCs w:val="20"/>
+          <w:sz w:val="20"/>
         </w:rPr>
         <w:t>- Jornada de trabalho:</w:t>
       </w:r>
@@ -5867,15 +6056,15 @@
         <w:jc w:val="both"/>
         <w:rPr>
           <w:rFonts w:cstheme="minorHAnsi"/>
-          <w:sz w:val="24"/>
-          <w:szCs w:val="24"/>
-        </w:rPr>
-      </w:pPr>
-      <w:r>
-        <w:rPr>
-          <w:rFonts w:eastAsia="Arial" w:cstheme="minorHAnsi"/>
-          <w:sz w:val="24"/>
-          <w:szCs w:val="24"/>
+          <w:sz w:val="20"/>
+          <w:szCs w:val="20"/>
+        </w:rPr>
+      </w:pPr>
+      <w:r>
+        <w:rPr>
+          <w:rFonts w:eastAsia="Arial" w:cstheme="minorHAnsi"/>
+          <w:sz w:val="20"/>
+          <w:szCs w:val="20"/>
         </w:rPr>
         <w:t xml:space="preserve">O horário de entrada e saída das equipes em obra é flexível podendo se adaptar ao horário do projeto em questão, desde que não ultrapasse 44 horas semanais conforme normas previstas na CLT. </w:t>
       </w:r>
@@ -5887,14 +6076,20 @@
         <w:jc w:val="both"/>
         <w:rPr>
           <w:rFonts w:cstheme="minorHAnsi"/>
-          <w:szCs w:val="24"/>
+          <w:bCs w:val="false"/>
+          <w:b w:val="false"/>
+          <w:szCs w:val="20"/>
+          <w:sz w:val="20"/>
         </w:rPr>
       </w:pPr>
       <w:bookmarkStart w:id="20" w:name="__RefHeading___Toc562_2124872291"/>
       <w:r>
         <w:rPr>
           <w:rFonts w:eastAsia="Arial" w:cstheme="minorHAnsi"/>
-          <w:szCs w:val="24"/>
+          <w:bCs w:val="false"/>
+          <w:b w:val="false"/>
+          <w:szCs w:val="20"/>
+          <w:sz w:val="20"/>
         </w:rPr>
         <w:t>Turno diurno:</w:t>
       </w:r>
@@ -5911,15 +6106,19 @@
         <w:jc w:val="both"/>
         <w:rPr>
           <w:rFonts w:cstheme="minorHAnsi"/>
-          <w:sz w:val="24"/>
-          <w:szCs w:val="24"/>
-        </w:rPr>
-      </w:pPr>
-      <w:r>
-        <w:rPr>
-          <w:rFonts w:eastAsia="Arial" w:cstheme="minorHAnsi"/>
-          <w:sz w:val="24"/>
-          <w:szCs w:val="24"/>
+          <w:bCs w:val="false"/>
+          <w:b w:val="false"/>
+          <w:sz w:val="20"/>
+          <w:szCs w:val="20"/>
+        </w:rPr>
+      </w:pPr>
+      <w:r>
+        <w:rPr>
+          <w:rFonts w:eastAsia="Arial" w:cstheme="minorHAnsi"/>
+          <w:bCs w:val="false"/>
+          <w:b w:val="false"/>
+          <w:sz w:val="20"/>
+          <w:szCs w:val="20"/>
         </w:rPr>
         <w:t>Segunda a quinta feira – 9 horas trabalhadas – 1 hora de intervalo para almoço</w:t>
       </w:r>
@@ -5935,15 +6134,19 @@
         <w:jc w:val="both"/>
         <w:rPr>
           <w:rFonts w:cstheme="minorHAnsi"/>
-          <w:sz w:val="24"/>
-          <w:szCs w:val="24"/>
-        </w:rPr>
-      </w:pPr>
-      <w:r>
-        <w:rPr>
-          <w:rFonts w:eastAsia="Arial" w:cstheme="minorHAnsi"/>
-          <w:sz w:val="24"/>
-          <w:szCs w:val="24"/>
+          <w:bCs w:val="false"/>
+          <w:b w:val="false"/>
+          <w:sz w:val="20"/>
+          <w:szCs w:val="20"/>
+        </w:rPr>
+      </w:pPr>
+      <w:r>
+        <w:rPr>
+          <w:rFonts w:eastAsia="Arial" w:cstheme="minorHAnsi"/>
+          <w:bCs w:val="false"/>
+          <w:b w:val="false"/>
+          <w:sz w:val="20"/>
+          <w:szCs w:val="20"/>
         </w:rPr>
         <w:t>Sexta feira – 8 horas trabalhadas – 1 hora de intervalo para almoço</w:t>
       </w:r>
@@ -5955,15 +6158,15 @@
         <w:jc w:val="both"/>
         <w:rPr>
           <w:rFonts w:eastAsia="Arial" w:cstheme="minorHAnsi"/>
-          <w:sz w:val="24"/>
-          <w:szCs w:val="24"/>
-        </w:rPr>
-      </w:pPr>
-      <w:r>
-        <w:rPr>
-          <w:rFonts w:eastAsia="Arial" w:cstheme="minorHAnsi"/>
-          <w:sz w:val="24"/>
-          <w:szCs w:val="24"/>
+          <w:sz w:val="20"/>
+          <w:szCs w:val="20"/>
+        </w:rPr>
+      </w:pPr>
+      <w:r>
+        <w:rPr>
+          <w:rFonts w:eastAsia="Arial" w:cstheme="minorHAnsi"/>
+          <w:sz w:val="20"/>
+          <w:szCs w:val="20"/>
         </w:rPr>
         <w:t xml:space="preserve">Notas: Os trabalhos em horas extras (sábados, domingos, feriados e além do previsto no item 6.1) poderão ser executados quando solicitado pela Contratante. Será feito o registro em RDO, indicado no campo Horas Extras e lançado na medição como adicional. </w:t>
       </w:r>
@@ -5975,7 +6178,8 @@
         <w:jc w:val="both"/>
         <w:rPr>
           <w:rFonts w:cstheme="minorHAnsi"/>
-          <w:szCs w:val="24"/>
+          <w:szCs w:val="20"/>
+          <w:sz w:val="20"/>
         </w:rPr>
       </w:pPr>
       <w:bookmarkStart w:id="21" w:name="_Toc241762342"/>
@@ -5983,7 +6187,8 @@
         <w:rPr>
           <w:rFonts w:eastAsia="Arial" w:cstheme="minorHAnsi"/>
           <w:bCs/>
-          <w:szCs w:val="24"/>
+          <w:szCs w:val="20"/>
+          <w:sz w:val="20"/>
         </w:rPr>
         <w:t>- Descrição dos valores:</w:t>
       </w:r>
@@ -6015,15 +6220,15 @@
               <w:jc w:val="both"/>
               <w:rPr>
                 <w:rFonts w:eastAsia="Arial" w:cstheme="minorHAnsi"/>
-                <w:sz w:val="24"/>
-                <w:szCs w:val="24"/>
+                <w:sz w:val="20"/>
+                <w:szCs w:val="20"/>
               </w:rPr>
             </w:pPr>
             <w:r>
               <w:rPr>
                 <w:rFonts w:eastAsia="Arial" w:cstheme="minorHAnsi"/>
-                <w:sz w:val="24"/>
-                <w:szCs w:val="24"/>
+                <w:sz w:val="20"/>
+                <w:szCs w:val="20"/>
               </w:rPr>
               <w:t xml:space="preserve">Item </w:t>
             </w:r>
@@ -6040,15 +6245,15 @@
               <w:jc w:val="both"/>
               <w:rPr>
                 <w:rFonts w:eastAsia="Arial" w:cstheme="minorHAnsi"/>
-                <w:sz w:val="24"/>
-                <w:szCs w:val="24"/>
+                <w:sz w:val="20"/>
+                <w:szCs w:val="20"/>
               </w:rPr>
             </w:pPr>
             <w:r>
               <w:rPr>
                 <w:rFonts w:eastAsia="Arial" w:cstheme="minorHAnsi"/>
-                <w:sz w:val="24"/>
-                <w:szCs w:val="24"/>
+                <w:sz w:val="20"/>
+                <w:szCs w:val="20"/>
               </w:rPr>
               <w:t>Descrição</w:t>
             </w:r>
@@ -6065,15 +6270,15 @@
               <w:jc w:val="both"/>
               <w:rPr>
                 <w:rFonts w:eastAsia="Arial" w:cstheme="minorHAnsi"/>
-                <w:sz w:val="24"/>
-                <w:szCs w:val="24"/>
+                <w:sz w:val="20"/>
+                <w:szCs w:val="20"/>
               </w:rPr>
             </w:pPr>
             <w:r>
               <w:rPr>
                 <w:rFonts w:eastAsia="Arial" w:cstheme="minorHAnsi"/>
-                <w:sz w:val="24"/>
-                <w:szCs w:val="24"/>
+                <w:sz w:val="20"/>
+                <w:szCs w:val="20"/>
               </w:rPr>
               <w:t>Valor Unit</w:t>
             </w:r>
@@ -6090,16 +6295,16 @@
               <w:jc w:val="both"/>
               <w:rPr>
                 <w:rFonts w:eastAsia="Arial" w:cstheme="minorHAnsi"/>
-                <w:sz w:val="24"/>
-                <w:szCs w:val="24"/>
+                <w:sz w:val="20"/>
+                <w:szCs w:val="20"/>
               </w:rPr>
             </w:pPr>
             <w:proofErr w:type="spellStart"/>
             <w:r>
               <w:rPr>
                 <w:rFonts w:eastAsia="Arial" w:cstheme="minorHAnsi"/>
-                <w:sz w:val="24"/>
-                <w:szCs w:val="24"/>
+                <w:sz w:val="20"/>
+                <w:szCs w:val="20"/>
               </w:rPr>
               <w:t>Qtd</w:t>
             </w:r>
@@ -6117,15 +6322,15 @@
               <w:jc w:val="both"/>
               <w:rPr>
                 <w:rFonts w:eastAsia="Arial" w:cstheme="minorHAnsi"/>
-                <w:sz w:val="24"/>
-                <w:szCs w:val="24"/>
+                <w:sz w:val="20"/>
+                <w:szCs w:val="20"/>
               </w:rPr>
             </w:pPr>
             <w:r>
               <w:rPr>
                 <w:rFonts w:eastAsia="Arial" w:cstheme="minorHAnsi"/>
-                <w:sz w:val="24"/>
-                <w:szCs w:val="24"/>
+                <w:sz w:val="20"/>
+                <w:szCs w:val="20"/>
               </w:rPr>
               <w:t>Valor total</w:t>
             </w:r>
@@ -6149,8 +6354,10 @@
               <w:jc w:val="both"/>
               <w:rPr>
                 <w:rFonts w:eastAsia="Arial" w:cstheme="minorHAnsi"/>
-                <w:sz w:val="24"/>
-                <w:szCs w:val="24"/>
+                <w:bCs w:val="false"/>
+                <w:b w:val="false"/>
+                <w:sz w:val="20"/>
+                <w:szCs w:val="20"/>
               </w:rPr>
             </w:pPr>
           </w:p>
@@ -6165,15 +6372,15 @@
               <w:jc w:val="both"/>
               <w:rPr>
                 <w:rFonts w:eastAsia="Arial" w:cstheme="minorHAnsi"/>
-                <w:sz w:val="24"/>
-                <w:szCs w:val="24"/>
+                <w:sz w:val="20"/>
+                <w:szCs w:val="20"/>
               </w:rPr>
             </w:pPr>
             <w:r>
               <w:rPr>
                 <w:rFonts w:eastAsia="Arial" w:cstheme="minorHAnsi"/>
-                <w:sz w:val="24"/>
-                <w:szCs w:val="24"/>
+                <w:sz w:val="20"/>
+                <w:szCs w:val="20"/>
               </w:rPr>
               <w:t>{{descricao_a}}</w:t>
             </w:r>
@@ -6189,15 +6396,15 @@
               <w:jc w:val="center"/>
               <w:rPr>
                 <w:rFonts w:eastAsia="Arial" w:cstheme="minorHAnsi"/>
-                <w:sz w:val="24"/>
-                <w:szCs w:val="24"/>
+                <w:sz w:val="20"/>
+                <w:szCs w:val="20"/>
               </w:rPr>
             </w:pPr>
             <w:r>
               <w:rPr>
                 <w:rFonts w:eastAsia="Arial" w:cstheme="minorHAnsi"/>
-                <w:sz w:val="24"/>
-                <w:szCs w:val="24"/>
+                <w:sz w:val="20"/>
+                <w:szCs w:val="20"/>
               </w:rPr>
               <w:t>{{unitario_a}}</w:t>
             </w:r>
@@ -6213,15 +6420,15 @@
               <w:jc w:val="center"/>
               <w:rPr>
                 <w:rFonts w:eastAsia="Arial" w:cstheme="minorHAnsi"/>
-                <w:sz w:val="24"/>
-                <w:szCs w:val="24"/>
+                <w:sz w:val="20"/>
+                <w:szCs w:val="20"/>
               </w:rPr>
             </w:pPr>
             <w:r>
               <w:rPr>
                 <w:rFonts w:eastAsia="Arial" w:cstheme="minorHAnsi"/>
-                <w:sz w:val="24"/>
-                <w:szCs w:val="24"/>
+                <w:sz w:val="20"/>
+                <w:szCs w:val="20"/>
               </w:rPr>
               <w:t>{{quantidade_a}}</w:t>
             </w:r>
@@ -6237,15 +6444,15 @@
               <w:jc w:val="center"/>
               <w:rPr>
                 <w:rFonts w:eastAsia="Arial" w:cstheme="minorHAnsi"/>
-                <w:sz w:val="24"/>
-                <w:szCs w:val="24"/>
+                <w:sz w:val="20"/>
+                <w:szCs w:val="20"/>
               </w:rPr>
             </w:pPr>
             <w:r>
               <w:rPr>
                 <w:rFonts w:eastAsia="Arial" w:cstheme="minorHAnsi"/>
-                <w:sz w:val="24"/>
-                <w:szCs w:val="24"/>
+                <w:sz w:val="20"/>
+                <w:szCs w:val="20"/>
               </w:rPr>
               <w:t>{{valor_a}}</w:t>
             </w:r>
@@ -6267,8 +6474,8 @@
                 <w:rFonts w:eastAsia="Arial" w:cstheme="minorHAnsi"/>
                 <w:b/>
                 <w:bCs/>
-                <w:sz w:val="24"/>
-                <w:szCs w:val="24"/>
+                <w:sz w:val="20"/>
+                <w:szCs w:val="20"/>
               </w:rPr>
             </w:pPr>
             <w:r>
@@ -6276,8 +6483,8 @@
                 <w:rFonts w:eastAsia="Arial" w:cstheme="minorHAnsi"/>
                 <w:b/>
                 <w:bCs/>
-                <w:sz w:val="24"/>
-                <w:szCs w:val="24"/>
+                <w:sz w:val="20"/>
+                <w:szCs w:val="20"/>
               </w:rPr>
               <w:t>Total geral</w:t>
             </w:r>
@@ -6296,8 +6503,8 @@
                 <w:rFonts w:eastAsia="Arial" w:cstheme="minorHAnsi"/>
                 <w:b/>
                 <w:bCs/>
-                <w:sz w:val="24"/>
-                <w:szCs w:val="24"/>
+                <w:sz w:val="20"/>
+                <w:szCs w:val="20"/>
               </w:rPr>
             </w:pPr>
             <w:r>
@@ -6305,8 +6512,8 @@
                 <w:rFonts w:eastAsia="Arial" w:cstheme="minorHAnsi"/>
                 <w:b/>
                 <w:bCs/>
-                <w:sz w:val="24"/>
-                <w:szCs w:val="24"/>
+                <w:sz w:val="20"/>
+                <w:szCs w:val="20"/>
               </w:rPr>
               <w:t>{{total_a}}</w:t>
             </w:r>
@@ -6325,15 +6532,19 @@
         <w:jc w:val="both"/>
         <w:rPr>
           <w:rFonts w:eastAsia="Arial" w:cstheme="minorHAnsi"/>
-          <w:sz w:val="24"/>
-          <w:szCs w:val="24"/>
-        </w:rPr>
-      </w:pPr>
-      <w:r>
-        <w:rPr>
-          <w:rFonts w:eastAsia="Arial" w:cstheme="minorHAnsi"/>
-          <w:sz w:val="24"/>
-          <w:szCs w:val="24"/>
+          <w:bCs w:val="false"/>
+          <w:b w:val="false"/>
+          <w:sz w:val="20"/>
+          <w:szCs w:val="20"/>
+        </w:rPr>
+      </w:pPr>
+      <w:r>
+        <w:rPr>
+          <w:rFonts w:eastAsia="Arial" w:cstheme="minorHAnsi"/>
+          <w:bCs w:val="false"/>
+          <w:b w:val="false"/>
+          <w:sz w:val="20"/>
+          <w:szCs w:val="20"/>
         </w:rPr>
         <w:lastRenderedPageBreak/>
         <w:t xml:space="preserve">Para a contratação do serviço de desidratação de óleo sobressalente ou contratar o serviço (extra escopo desta proposta), será cobrado o valor de </w:t>
@@ -6341,18 +6552,20 @@
       <w:r>
         <w:rPr>
           <w:rFonts w:eastAsia="Arial" w:cstheme="minorHAnsi"/>
-          <w:b/>
-          <w:bCs/>
-          <w:sz w:val="24"/>
-          <w:szCs w:val="24"/>
+          <w:b w:val="false"/>
+          <w:bCs w:val="false"/>
+          <w:sz w:val="20"/>
+          <w:szCs w:val="20"/>
         </w:rPr>
         <w:t>R$ 4,00</w:t>
       </w:r>
       <w:r>
         <w:rPr>
           <w:rFonts w:eastAsia="Arial" w:cstheme="minorHAnsi"/>
-          <w:sz w:val="24"/>
-          <w:szCs w:val="24"/>
+          <w:bCs w:val="false"/>
+          <w:b w:val="false"/>
+          <w:sz w:val="20"/>
+          <w:szCs w:val="20"/>
         </w:rPr>
         <w:t xml:space="preserve"> por litro de óleo, além dos custos com mobilização e desmobilização do equipamento, caso ele não esteja em campo.</w:t>
       </w:r>
@@ -6368,33 +6581,39 @@
         <w:jc w:val="both"/>
         <w:rPr>
           <w:rFonts w:eastAsia="Arial" w:cstheme="minorHAnsi"/>
-          <w:sz w:val="24"/>
-          <w:szCs w:val="24"/>
-        </w:rPr>
-      </w:pPr>
-      <w:r>
-        <w:rPr>
-          <w:rFonts w:eastAsia="Arial" w:cstheme="minorHAnsi"/>
-          <w:sz w:val="24"/>
-          <w:szCs w:val="24"/>
+          <w:bCs w:val="false"/>
+          <w:b w:val="false"/>
+          <w:sz w:val="20"/>
+          <w:szCs w:val="20"/>
+        </w:rPr>
+      </w:pPr>
+      <w:r>
+        <w:rPr>
+          <w:rFonts w:eastAsia="Arial" w:cstheme="minorHAnsi"/>
+          <w:bCs w:val="false"/>
+          <w:b w:val="false"/>
+          <w:sz w:val="20"/>
+          <w:szCs w:val="20"/>
         </w:rPr>
         <w:t xml:space="preserve">Para a contratação do serviço de filtragem de óleo sobressalente ou contratar o serviço (extra escopo desta proposta), será cobrado o valor de </w:t>
       </w:r>
       <w:r>
         <w:rPr>
           <w:rFonts w:eastAsia="Arial" w:cstheme="minorHAnsi"/>
-          <w:b/>
-          <w:bCs/>
-          <w:sz w:val="24"/>
-          <w:szCs w:val="24"/>
+          <w:b w:val="false"/>
+          <w:bCs w:val="false"/>
+          <w:sz w:val="20"/>
+          <w:szCs w:val="20"/>
         </w:rPr>
         <w:t>R$ 3,00</w:t>
       </w:r>
       <w:r>
         <w:rPr>
           <w:rFonts w:eastAsia="Arial" w:cstheme="minorHAnsi"/>
-          <w:sz w:val="24"/>
-          <w:szCs w:val="24"/>
+          <w:bCs w:val="false"/>
+          <w:b w:val="false"/>
+          <w:sz w:val="20"/>
+          <w:szCs w:val="20"/>
         </w:rPr>
         <w:t xml:space="preserve"> por litro de óleo, além dos custos com mobilização e desmobilização do equipamento, caso ele não esteja em campo.</w:t>
       </w:r>
@@ -6406,7 +6625,8 @@
         <w:jc w:val="both"/>
         <w:rPr>
           <w:rFonts w:cstheme="minorHAnsi"/>
-          <w:szCs w:val="24"/>
+          <w:szCs w:val="20"/>
+          <w:sz w:val="20"/>
         </w:rPr>
       </w:pPr>
       <w:bookmarkStart w:id="22" w:name="_Toc241762343"/>
@@ -6414,7 +6634,8 @@
         <w:rPr>
           <w:rFonts w:eastAsia="Arial" w:cstheme="minorHAnsi"/>
           <w:bCs/>
-          <w:szCs w:val="24"/>
+          <w:szCs w:val="20"/>
+          <w:sz w:val="20"/>
         </w:rPr>
         <w:t>- Condições de pagamento:</w:t>
       </w:r>
@@ -6431,25 +6652,29 @@
         <w:jc w:val="both"/>
         <w:rPr>
           <w:rFonts w:cstheme="minorHAnsi"/>
-          <w:sz w:val="24"/>
-          <w:szCs w:val="24"/>
-        </w:rPr>
-      </w:pPr>
-      <w:r>
-        <w:rPr>
-          <w:rFonts w:eastAsia="Arial" w:cstheme="minorHAnsi"/>
-          <w:sz w:val="24"/>
-          <w:szCs w:val="24"/>
+          <w:bCs w:val="false"/>
+          <w:b w:val="false"/>
+          <w:sz w:val="20"/>
+          <w:szCs w:val="20"/>
+        </w:rPr>
+      </w:pPr>
+      <w:r>
+        <w:rPr>
+          <w:rFonts w:eastAsia="Arial" w:cstheme="minorHAnsi"/>
+          <w:bCs w:val="false"/>
+          <w:b w:val="false"/>
+          <w:sz w:val="20"/>
+          <w:szCs w:val="20"/>
         </w:rPr>
         <w:t xml:space="preserve">A título de mobilização </w:t>
       </w:r>
       <w:r>
         <w:rPr>
           <w:rFonts w:eastAsia="Arial" w:cstheme="minorHAnsi"/>
-          <w:b/>
-          <w:bCs/>
-          <w:sz w:val="24"/>
-          <w:szCs w:val="24"/>
+          <w:b w:val="false"/>
+          <w:bCs w:val="false"/>
+          <w:sz w:val="20"/>
+          <w:szCs w:val="20"/>
         </w:rPr>
         <w:t>{{</w:t>
       </w:r>
@@ -6457,10 +6682,10 @@
       <w:r>
         <w:rPr>
           <w:rFonts w:eastAsia="Arial" w:cstheme="minorHAnsi"/>
-          <w:b/>
-          <w:bCs/>
-          <w:sz w:val="24"/>
-          <w:szCs w:val="24"/>
+          <w:b w:val="false"/>
+          <w:bCs w:val="false"/>
+          <w:sz w:val="20"/>
+          <w:szCs w:val="20"/>
         </w:rPr>
         <w:t>adto</w:t>
       </w:r>
@@ -6469,10 +6694,10 @@
       <w:r>
         <w:rPr>
           <w:rFonts w:eastAsia="Arial" w:cstheme="minorHAnsi"/>
-          <w:b/>
-          <w:bCs/>
-          <w:sz w:val="24"/>
-          <w:szCs w:val="24"/>
+          <w:b w:val="false"/>
+          <w:bCs w:val="false"/>
+          <w:sz w:val="20"/>
+          <w:szCs w:val="20"/>
         </w:rPr>
         <w:t>}}%</w:t>
       </w:r>
@@ -6480,8 +6705,10 @@
       <w:r>
         <w:rPr>
           <w:rFonts w:eastAsia="Arial" w:cstheme="minorHAnsi"/>
-          <w:sz w:val="24"/>
-          <w:szCs w:val="24"/>
+          <w:bCs w:val="false"/>
+          <w:b w:val="false"/>
+          <w:sz w:val="20"/>
+          <w:szCs w:val="20"/>
         </w:rPr>
         <w:t xml:space="preserve"> antecipado na confirmação dos serviços (recebimento de pedido de compras, contrato ou aceite da proposta por e-mail. Favor aguardar espelho da nota de serviço para efetuar o pagamento;</w:t>
       </w:r>
@@ -6497,25 +6724,29 @@
         <w:jc w:val="both"/>
         <w:rPr>
           <w:rFonts w:cstheme="minorHAnsi"/>
-          <w:sz w:val="24"/>
-          <w:szCs w:val="24"/>
-        </w:rPr>
-      </w:pPr>
-      <w:r>
-        <w:rPr>
-          <w:rFonts w:eastAsia="Arial" w:cstheme="minorHAnsi"/>
-          <w:sz w:val="24"/>
-          <w:szCs w:val="24"/>
+          <w:bCs w:val="false"/>
+          <w:b w:val="false"/>
+          <w:sz w:val="20"/>
+          <w:szCs w:val="20"/>
+        </w:rPr>
+      </w:pPr>
+      <w:r>
+        <w:rPr>
+          <w:rFonts w:eastAsia="Arial" w:cstheme="minorHAnsi"/>
+          <w:bCs w:val="false"/>
+          <w:b w:val="false"/>
+          <w:sz w:val="20"/>
+          <w:szCs w:val="20"/>
         </w:rPr>
         <w:t xml:space="preserve">Medição quinzenal ou após o encerramento dos serviços o que ocorrer primeiro, </w:t>
       </w:r>
       <w:r>
         <w:rPr>
           <w:rFonts w:eastAsia="Arial" w:cstheme="minorHAnsi"/>
-          <w:b/>
-          <w:bCs/>
-          <w:sz w:val="24"/>
-          <w:szCs w:val="24"/>
+          <w:b w:val="false"/>
+          <w:bCs w:val="false"/>
+          <w:sz w:val="20"/>
+          <w:szCs w:val="20"/>
         </w:rPr>
         <w:t>{{</w:t>
       </w:r>
@@ -6523,10 +6754,10 @@
       <w:r>
         <w:rPr>
           <w:rFonts w:eastAsia="Arial" w:cstheme="minorHAnsi"/>
-          <w:b/>
-          <w:bCs/>
-          <w:sz w:val="24"/>
-          <w:szCs w:val="24"/>
+          <w:b w:val="false"/>
+          <w:bCs w:val="false"/>
+          <w:sz w:val="20"/>
+          <w:szCs w:val="20"/>
         </w:rPr>
         <w:t>prazo_pgto</w:t>
       </w:r>
@@ -6534,18 +6765,20 @@
       <w:r>
         <w:rPr>
           <w:rFonts w:eastAsia="Arial" w:cstheme="minorHAnsi"/>
-          <w:b/>
-          <w:bCs/>
-          <w:sz w:val="24"/>
-          <w:szCs w:val="24"/>
+          <w:b w:val="false"/>
+          <w:bCs w:val="false"/>
+          <w:sz w:val="20"/>
+          <w:szCs w:val="20"/>
         </w:rPr>
         <w:t>}}</w:t>
       </w:r>
       <w:r>
         <w:rPr>
           <w:rFonts w:eastAsia="Arial" w:cstheme="minorHAnsi"/>
-          <w:sz w:val="24"/>
-          <w:szCs w:val="24"/>
+          <w:bCs w:val="false"/>
+          <w:b w:val="false"/>
+          <w:sz w:val="20"/>
+          <w:szCs w:val="20"/>
         </w:rPr>
         <w:t xml:space="preserve"> dias para o devido pagamento através de {{</w:t>
       </w:r>
@@ -6553,8 +6786,10 @@
       <w:r>
         <w:rPr>
           <w:rFonts w:eastAsia="Arial" w:cstheme="minorHAnsi"/>
-          <w:sz w:val="24"/>
-          <w:szCs w:val="24"/>
+          <w:bCs w:val="false"/>
+          <w:b w:val="false"/>
+          <w:sz w:val="20"/>
+          <w:szCs w:val="20"/>
         </w:rPr>
         <w:t>forma_pgto</w:t>
       </w:r>
@@ -6562,8 +6797,10 @@
       <w:r>
         <w:rPr>
           <w:rFonts w:eastAsia="Arial" w:cstheme="minorHAnsi"/>
-          <w:sz w:val="24"/>
-          <w:szCs w:val="24"/>
+          <w:bCs w:val="false"/>
+          <w:b w:val="false"/>
+          <w:sz w:val="20"/>
+          <w:szCs w:val="20"/>
         </w:rPr>
         <w:t>}} (Obs. após a entrega da medição a contratante deverá devolver a mesma em até 48 horas, caso não ocorra a Filtrovali irá considerar a medição como aceita e será emitida a nota para devida cobrança);</w:t>
       </w:r>
@@ -6575,14 +6812,20 @@
         <w:jc w:val="both"/>
         <w:rPr>
           <w:rFonts w:cstheme="minorHAnsi"/>
-          <w:szCs w:val="24"/>
+          <w:bCs w:val="false"/>
+          <w:b w:val="false"/>
+          <w:szCs w:val="20"/>
+          <w:sz w:val="20"/>
         </w:rPr>
       </w:pPr>
       <w:bookmarkStart w:id="23" w:name="__RefHeading___Toc568_2124872291"/>
       <w:r>
         <w:rPr>
           <w:rFonts w:eastAsia="Arial" w:cstheme="minorHAnsi"/>
-          <w:szCs w:val="24"/>
+          <w:bCs w:val="false"/>
+          <w:b w:val="false"/>
+          <w:szCs w:val="20"/>
+          <w:sz w:val="20"/>
         </w:rPr>
         <w:t>Multa e juros por atraso:</w:t>
       </w:r>
@@ -6595,15 +6838,15 @@
         <w:jc w:val="both"/>
         <w:rPr>
           <w:rFonts w:eastAsia="Arial" w:cstheme="minorHAnsi"/>
-          <w:sz w:val="24"/>
-          <w:szCs w:val="24"/>
-        </w:rPr>
-      </w:pPr>
-      <w:r>
-        <w:rPr>
-          <w:rFonts w:eastAsia="Arial" w:cstheme="minorHAnsi"/>
-          <w:sz w:val="24"/>
-          <w:szCs w:val="24"/>
+          <w:sz w:val="20"/>
+          <w:szCs w:val="20"/>
+        </w:rPr>
+      </w:pPr>
+      <w:r>
+        <w:rPr>
+          <w:rFonts w:eastAsia="Arial" w:cstheme="minorHAnsi"/>
+          <w:sz w:val="20"/>
+          <w:szCs w:val="20"/>
         </w:rPr>
         <w:t>Em caso de atraso no pagamento de qualquer valor previsto nesta proposta, incidirá sobre o montante em aberto:</w:t>
       </w:r>
@@ -6619,15 +6862,15 @@
         <w:jc w:val="both"/>
         <w:rPr>
           <w:rFonts w:eastAsia="Arial" w:cstheme="minorHAnsi"/>
-          <w:sz w:val="24"/>
-          <w:szCs w:val="24"/>
-        </w:rPr>
-      </w:pPr>
-      <w:r>
-        <w:rPr>
-          <w:rFonts w:eastAsia="Arial" w:cstheme="minorHAnsi"/>
-          <w:sz w:val="24"/>
-          <w:szCs w:val="24"/>
+          <w:sz w:val="20"/>
+          <w:szCs w:val="20"/>
+        </w:rPr>
+      </w:pPr>
+      <w:r>
+        <w:rPr>
+          <w:rFonts w:eastAsia="Arial" w:cstheme="minorHAnsi"/>
+          <w:sz w:val="20"/>
+          <w:szCs w:val="20"/>
         </w:rPr>
         <w:t>Multa moratória de 2% (dois por cento) sobre o valor da parcela em atraso;</w:t>
       </w:r>
@@ -6643,15 +6886,15 @@
         <w:jc w:val="both"/>
         <w:rPr>
           <w:rFonts w:eastAsia="Arial" w:cstheme="minorHAnsi"/>
-          <w:sz w:val="24"/>
-          <w:szCs w:val="24"/>
-        </w:rPr>
-      </w:pPr>
-      <w:r>
-        <w:rPr>
-          <w:rFonts w:eastAsia="Arial" w:cstheme="minorHAnsi"/>
-          <w:sz w:val="24"/>
-          <w:szCs w:val="24"/>
+          <w:sz w:val="20"/>
+          <w:szCs w:val="20"/>
+        </w:rPr>
+      </w:pPr>
+      <w:r>
+        <w:rPr>
+          <w:rFonts w:eastAsia="Arial" w:cstheme="minorHAnsi"/>
+          <w:sz w:val="20"/>
+          <w:szCs w:val="20"/>
         </w:rPr>
         <w:t>Juros de mora de 0,10% ao dia (zero vírgula dez por cento ao dia), calculados pro rata die a partir do dia seguinte ao vencimento até a data do efetivo pagamento.</w:t>
       </w:r>
@@ -6663,15 +6906,15 @@
         <w:jc w:val="both"/>
         <w:rPr>
           <w:rFonts w:eastAsia="Arial" w:cstheme="minorHAnsi"/>
-          <w:sz w:val="24"/>
-          <w:szCs w:val="24"/>
-        </w:rPr>
-      </w:pPr>
-      <w:r>
-        <w:rPr>
-          <w:rFonts w:eastAsia="Arial" w:cstheme="minorHAnsi"/>
-          <w:sz w:val="24"/>
-          <w:szCs w:val="24"/>
+          <w:sz w:val="20"/>
+          <w:szCs w:val="20"/>
+        </w:rPr>
+      </w:pPr>
+      <w:r>
+        <w:rPr>
+          <w:rFonts w:eastAsia="Arial" w:cstheme="minorHAnsi"/>
+          <w:sz w:val="20"/>
+          <w:szCs w:val="20"/>
         </w:rPr>
         <w:t>O não pagamento nos prazos acordados poderá acarretar a suspensão imediata dos serviços até a regularização dos valores pendentes, sem prejuízo da adoção das medidas legais cabíveis e da cobrança dos custos adicionais decorrentes da paralisação.</w:t>
       </w:r>
@@ -6683,7 +6926,8 @@
         <w:jc w:val="both"/>
         <w:rPr>
           <w:rFonts w:cstheme="minorHAnsi"/>
-          <w:szCs w:val="24"/>
+          <w:szCs w:val="20"/>
+          <w:sz w:val="20"/>
         </w:rPr>
       </w:pPr>
       <w:bookmarkStart w:id="24" w:name="_Toc241762344"/>
@@ -6691,7 +6935,8 @@
         <w:rPr>
           <w:rFonts w:eastAsia="Arial" w:cstheme="minorHAnsi"/>
           <w:bCs/>
-          <w:szCs w:val="24"/>
+          <w:szCs w:val="20"/>
+          <w:sz w:val="20"/>
         </w:rPr>
         <w:lastRenderedPageBreak/>
         <w:t>- Observações:</w:t>
@@ -6709,25 +6954,29 @@
         <w:jc w:val="both"/>
         <w:rPr>
           <w:rFonts w:cstheme="minorHAnsi"/>
-          <w:sz w:val="24"/>
-          <w:szCs w:val="24"/>
-        </w:rPr>
-      </w:pPr>
-      <w:r>
-        <w:rPr>
-          <w:rFonts w:eastAsia="Arial" w:cstheme="minorHAnsi"/>
-          <w:sz w:val="24"/>
-          <w:szCs w:val="24"/>
+          <w:bCs w:val="false"/>
+          <w:b w:val="false"/>
+          <w:sz w:val="20"/>
+          <w:szCs w:val="20"/>
+        </w:rPr>
+      </w:pPr>
+      <w:r>
+        <w:rPr>
+          <w:rFonts w:eastAsia="Arial" w:cstheme="minorHAnsi"/>
+          <w:bCs w:val="false"/>
+          <w:b w:val="false"/>
+          <w:sz w:val="20"/>
+          <w:szCs w:val="20"/>
         </w:rPr>
         <w:t xml:space="preserve">Os trabalhos em horas extras (sábados, domingos e feriados) poderão ser executados, desde que registrado em RDO no campo Horas Extras, acordados previamente. Valor homem/hora para atividades fora do horário previsto é de </w:t>
       </w:r>
       <w:r>
         <w:rPr>
           <w:rFonts w:eastAsia="Arial" w:cstheme="minorHAnsi"/>
-          <w:b/>
-          <w:bCs/>
-          <w:sz w:val="24"/>
-          <w:szCs w:val="24"/>
+          <w:b w:val="false"/>
+          <w:bCs w:val="false"/>
+          <w:sz w:val="20"/>
+          <w:szCs w:val="20"/>
         </w:rPr>
         <w:t>{{</w:t>
       </w:r>
@@ -6735,10 +6984,10 @@
       <w:r>
         <w:rPr>
           <w:rFonts w:eastAsia="Arial" w:cstheme="minorHAnsi"/>
-          <w:b/>
-          <w:bCs/>
-          <w:sz w:val="24"/>
-          <w:szCs w:val="24"/>
+          <w:b w:val="false"/>
+          <w:bCs w:val="false"/>
+          <w:sz w:val="20"/>
+          <w:szCs w:val="20"/>
         </w:rPr>
         <w:t>valor_he</w:t>
       </w:r>
@@ -6746,10 +6995,10 @@
       <w:r>
         <w:rPr>
           <w:rFonts w:eastAsia="Arial" w:cstheme="minorHAnsi"/>
-          <w:b/>
-          <w:bCs/>
-          <w:sz w:val="24"/>
-          <w:szCs w:val="24"/>
+          <w:b w:val="false"/>
+          <w:bCs w:val="false"/>
+          <w:sz w:val="20"/>
+          <w:szCs w:val="20"/>
         </w:rPr>
         <w:t>}};</w:t>
       </w:r>
@@ -6761,14 +7010,20 @@
         <w:jc w:val="both"/>
         <w:rPr>
           <w:rFonts w:cstheme="minorHAnsi"/>
-          <w:szCs w:val="24"/>
+          <w:bCs w:val="false"/>
+          <w:b w:val="false"/>
+          <w:szCs w:val="20"/>
+          <w:sz w:val="20"/>
         </w:rPr>
       </w:pPr>
       <w:bookmarkStart w:id="25" w:name="__RefHeading___Toc572_2124872291"/>
       <w:r>
         <w:rPr>
           <w:rFonts w:eastAsia="Arial" w:cstheme="minorHAnsi"/>
-          <w:szCs w:val="24"/>
+          <w:bCs w:val="false"/>
+          <w:b w:val="false"/>
+          <w:szCs w:val="20"/>
+          <w:sz w:val="20"/>
         </w:rPr>
         <w:t xml:space="preserve">Condições de Stand </w:t>
       </w:r>
@@ -6776,7 +7031,10 @@
       <w:r>
         <w:rPr>
           <w:rFonts w:eastAsia="Arial" w:cstheme="minorHAnsi"/>
-          <w:szCs w:val="24"/>
+          <w:bCs w:val="false"/>
+          <w:b w:val="false"/>
+          <w:szCs w:val="20"/>
+          <w:sz w:val="20"/>
         </w:rPr>
         <w:t>by</w:t>
       </w:r>
@@ -6784,7 +7042,10 @@
       <w:r>
         <w:rPr>
           <w:rFonts w:eastAsia="Arial" w:cstheme="minorHAnsi"/>
-          <w:szCs w:val="24"/>
+          <w:bCs w:val="false"/>
+          <w:b w:val="false"/>
+          <w:szCs w:val="20"/>
+          <w:sz w:val="20"/>
         </w:rPr>
         <w:t xml:space="preserve"> e Mobilização Adicional:</w:t>
       </w:r>
@@ -6815,8 +7076,8 @@
                 <w:rFonts w:eastAsia="Arial" w:cstheme="minorHAnsi"/>
                 <w:b/>
                 <w:bCs/>
-                <w:sz w:val="24"/>
-                <w:szCs w:val="24"/>
+                <w:sz w:val="20"/>
+                <w:szCs w:val="20"/>
               </w:rPr>
             </w:pPr>
             <w:r>
@@ -6824,8 +7085,8 @@
                 <w:rFonts w:eastAsia="Arial" w:cstheme="minorHAnsi"/>
                 <w:b/>
                 <w:bCs/>
-                <w:sz w:val="24"/>
-                <w:szCs w:val="24"/>
+                <w:sz w:val="20"/>
+                <w:szCs w:val="20"/>
               </w:rPr>
               <w:t>Item</w:t>
             </w:r>
@@ -6844,8 +7105,8 @@
                 <w:rFonts w:eastAsia="Arial" w:cstheme="minorHAnsi"/>
                 <w:b/>
                 <w:bCs/>
-                <w:sz w:val="24"/>
-                <w:szCs w:val="24"/>
+                <w:sz w:val="20"/>
+                <w:szCs w:val="20"/>
               </w:rPr>
             </w:pPr>
             <w:r>
@@ -6853,8 +7114,8 @@
                 <w:rFonts w:eastAsia="Arial" w:cstheme="minorHAnsi"/>
                 <w:b/>
                 <w:bCs/>
-                <w:sz w:val="24"/>
-                <w:szCs w:val="24"/>
+                <w:sz w:val="20"/>
+                <w:szCs w:val="20"/>
               </w:rPr>
               <w:t>Valor</w:t>
             </w:r>
@@ -6872,15 +7133,15 @@
               <w:jc w:val="both"/>
               <w:rPr>
                 <w:rFonts w:eastAsia="Arial" w:cstheme="minorHAnsi"/>
-                <w:sz w:val="24"/>
-                <w:szCs w:val="24"/>
+                <w:sz w:val="20"/>
+                <w:szCs w:val="20"/>
               </w:rPr>
             </w:pPr>
             <w:r>
               <w:rPr>
                 <w:rFonts w:eastAsia="Arial" w:cstheme="minorHAnsi"/>
-                <w:sz w:val="24"/>
-                <w:szCs w:val="24"/>
+                <w:sz w:val="20"/>
+                <w:szCs w:val="20"/>
               </w:rPr>
               <w:t>Stand-by de Equipe</w:t>
             </w:r>
@@ -6896,16 +7157,16 @@
               <w:jc w:val="both"/>
               <w:rPr>
                 <w:rFonts w:eastAsia="Arial" w:cstheme="minorHAnsi"/>
-                <w:sz w:val="24"/>
-                <w:szCs w:val="24"/>
+                <w:sz w:val="20"/>
+                <w:szCs w:val="20"/>
                 <w:lang w:val="en-US"/>
               </w:rPr>
             </w:pPr>
             <w:r>
               <w:rPr>
                 <w:rFonts w:eastAsia="Arial" w:cstheme="minorHAnsi"/>
-                <w:sz w:val="24"/>
-                <w:szCs w:val="24"/>
+                <w:sz w:val="20"/>
+                <w:szCs w:val="20"/>
                 <w:lang w:val="en-US"/>
               </w:rPr>
               <w:t xml:space="preserve">{{valor_standby}} </w:t>
@@ -6924,15 +7185,15 @@
               <w:jc w:val="both"/>
               <w:rPr>
                 <w:rFonts w:eastAsia="Arial" w:cstheme="minorHAnsi"/>
-                <w:sz w:val="24"/>
-                <w:szCs w:val="24"/>
+                <w:sz w:val="20"/>
+                <w:szCs w:val="20"/>
               </w:rPr>
             </w:pPr>
             <w:r>
               <w:rPr>
                 <w:rFonts w:eastAsia="Arial" w:cstheme="minorHAnsi"/>
-                <w:sz w:val="24"/>
-                <w:szCs w:val="24"/>
+                <w:sz w:val="20"/>
+                <w:szCs w:val="20"/>
               </w:rPr>
               <w:t>Stand-by de Equipamentos</w:t>
             </w:r>
@@ -6948,15 +7209,15 @@
               <w:jc w:val="both"/>
               <w:rPr>
                 <w:rFonts w:eastAsia="Arial" w:cstheme="minorHAnsi"/>
-                <w:sz w:val="24"/>
-                <w:szCs w:val="24"/>
+                <w:sz w:val="20"/>
+                <w:szCs w:val="20"/>
               </w:rPr>
             </w:pPr>
             <w:r>
               <w:rPr>
                 <w:rFonts w:eastAsia="Arial" w:cstheme="minorHAnsi"/>
-                <w:sz w:val="24"/>
-                <w:szCs w:val="24"/>
+                <w:sz w:val="20"/>
+                <w:szCs w:val="20"/>
               </w:rPr>
               <w:t>{{diaria_equipamento}}</w:t>
             </w:r>
@@ -6974,15 +7235,15 @@
               <w:jc w:val="both"/>
               <w:rPr>
                 <w:rFonts w:eastAsia="Arial" w:cstheme="minorHAnsi"/>
-                <w:sz w:val="24"/>
-                <w:szCs w:val="24"/>
+                <w:sz w:val="20"/>
+                <w:szCs w:val="20"/>
               </w:rPr>
             </w:pPr>
             <w:r>
               <w:rPr>
                 <w:rFonts w:eastAsia="Arial" w:cstheme="minorHAnsi"/>
-                <w:sz w:val="24"/>
-                <w:szCs w:val="24"/>
+                <w:sz w:val="20"/>
+                <w:szCs w:val="20"/>
               </w:rPr>
               <w:t xml:space="preserve">Mobilização Extra (por evento ida e volta) </w:t>
             </w:r>
@@ -6998,15 +7259,15 @@
               <w:jc w:val="both"/>
               <w:rPr>
                 <w:rFonts w:eastAsia="Arial" w:cstheme="minorHAnsi"/>
-                <w:sz w:val="24"/>
-                <w:szCs w:val="24"/>
+                <w:sz w:val="20"/>
+                <w:szCs w:val="20"/>
               </w:rPr>
             </w:pPr>
             <w:r>
               <w:rPr>
                 <w:rFonts w:eastAsia="Arial" w:cstheme="minorHAnsi"/>
-                <w:sz w:val="24"/>
-                <w:szCs w:val="24"/>
+                <w:sz w:val="20"/>
+                <w:szCs w:val="20"/>
               </w:rPr>
               <w:t>{{valor_desmob_extra}}</w:t>
             </w:r>
@@ -7021,15 +7282,20 @@
         <w:jc w:val="both"/>
         <w:rPr>
           <w:rFonts w:cstheme="minorHAnsi"/>
-          <w:szCs w:val="24"/>
+          <w:bCs w:val="false"/>
+          <w:b w:val="false"/>
+          <w:szCs w:val="20"/>
+          <w:sz w:val="20"/>
         </w:rPr>
       </w:pPr>
       <w:bookmarkStart w:id="26" w:name="__RefHeading___Toc574_2124872291"/>
       <w:r>
         <w:rPr>
           <w:rFonts w:cstheme="minorHAnsi"/>
-          <w:bCs/>
-          <w:szCs w:val="24"/>
+          <w:b w:val="false"/>
+          <w:bCs w:val="false"/>
+          <w:szCs w:val="20"/>
+          <w:sz w:val="20"/>
         </w:rPr>
         <w:t>Stand-by de Equipe:</w:t>
       </w:r>
@@ -7041,8 +7307,8 @@
         <w:jc w:val="both"/>
         <w:rPr>
           <w:rFonts w:cstheme="minorHAnsi"/>
-          <w:sz w:val="24"/>
-          <w:szCs w:val="24"/>
+          <w:sz w:val="20"/>
+          <w:szCs w:val="20"/>
         </w:rPr>
       </w:pPr>
       <w:r>
@@ -7050,8 +7316,8 @@
           <w:rFonts w:cstheme="minorHAnsi"/>
           <w:b/>
           <w:bCs/>
-          <w:sz w:val="24"/>
-          <w:szCs w:val="24"/>
+          <w:sz w:val="20"/>
+          <w:szCs w:val="20"/>
         </w:rPr>
         <w:t>Quando a equipe permanecer em obra aguardando condições para início ou continuidade dos trabalhos, será cobrado o valor de diária (correspondente a 8 horas) conforme tabela abaixo.</w:t>
       </w:r>
@@ -7064,15 +7330,15 @@
         <w:jc w:val="both"/>
         <w:rPr>
           <w:rFonts w:cstheme="minorHAnsi"/>
-          <w:sz w:val="24"/>
-          <w:szCs w:val="24"/>
+          <w:sz w:val="20"/>
+          <w:szCs w:val="20"/>
         </w:rPr>
       </w:pPr>
       <w:r>
         <w:rPr>
           <w:rFonts w:cstheme="minorHAnsi"/>
-          <w:sz w:val="24"/>
-          <w:szCs w:val="24"/>
+          <w:sz w:val="20"/>
+          <w:szCs w:val="20"/>
         </w:rPr>
         <w:t>O serviço é um pacote fechado, sendo assim, qualquer interferência que gere impacto ou não no cronograma será aplicada a diária (stand-by) por ter interferência direta na performance do projeto.</w:t>
       </w:r>
@@ -7084,15 +7350,20 @@
         <w:jc w:val="both"/>
         <w:rPr>
           <w:rFonts w:cstheme="minorHAnsi"/>
-          <w:szCs w:val="24"/>
+          <w:bCs w:val="false"/>
+          <w:b w:val="false"/>
+          <w:szCs w:val="20"/>
+          <w:sz w:val="20"/>
         </w:rPr>
       </w:pPr>
       <w:bookmarkStart w:id="27" w:name="__RefHeading___Toc576_2124872291"/>
       <w:r>
         <w:rPr>
           <w:rFonts w:cstheme="minorHAnsi"/>
-          <w:bCs/>
-          <w:szCs w:val="24"/>
+          <w:b w:val="false"/>
+          <w:bCs w:val="false"/>
+          <w:szCs w:val="20"/>
+          <w:sz w:val="20"/>
         </w:rPr>
         <w:t>Stand-by de Equipamentos:</w:t>
       </w:r>
@@ -7104,8 +7375,8 @@
         <w:jc w:val="both"/>
         <w:rPr>
           <w:rFonts w:cstheme="minorHAnsi"/>
-          <w:sz w:val="24"/>
-          <w:szCs w:val="24"/>
+          <w:sz w:val="20"/>
+          <w:szCs w:val="20"/>
         </w:rPr>
       </w:pPr>
       <w:r>
@@ -7113,8 +7384,8 @@
           <w:rFonts w:cstheme="minorHAnsi"/>
           <w:b/>
           <w:bCs/>
-          <w:sz w:val="24"/>
-          <w:szCs w:val="24"/>
+          <w:sz w:val="20"/>
+          <w:szCs w:val="20"/>
         </w:rPr>
         <w:t>A partir da chegada dos equipamentos em obra, caso permaneçam aguardando frente de serviço ou ultrapassem o prazo previsto no item 5.1, será aplicada cobrança diária conforme tabela. A Contratante deverá avaliar a viabilidade de arcar com esses custos ou optar pela desmobilização/mobilização dos equipamentos.</w:t>
       </w:r>
@@ -7127,15 +7398,15 @@
         <w:jc w:val="both"/>
         <w:rPr>
           <w:rFonts w:cstheme="minorHAnsi"/>
-          <w:sz w:val="24"/>
-          <w:szCs w:val="24"/>
+          <w:sz w:val="20"/>
+          <w:szCs w:val="20"/>
         </w:rPr>
       </w:pPr>
       <w:r>
         <w:rPr>
           <w:rFonts w:cstheme="minorHAnsi"/>
-          <w:sz w:val="24"/>
-          <w:szCs w:val="24"/>
+          <w:sz w:val="20"/>
+          <w:szCs w:val="20"/>
         </w:rPr>
         <w:t>O serviço é um pacote fechado, sendo assim, qualquer interferência que gere impacto ou não no cronograma será aplicada a diária (stand-by) por ter interferência direta na performance do projeto.</w:t>
       </w:r>
@@ -7147,15 +7418,20 @@
         <w:jc w:val="both"/>
         <w:rPr>
           <w:rFonts w:cstheme="minorHAnsi"/>
-          <w:szCs w:val="24"/>
+          <w:bCs w:val="false"/>
+          <w:b w:val="false"/>
+          <w:szCs w:val="20"/>
+          <w:sz w:val="20"/>
         </w:rPr>
       </w:pPr>
       <w:bookmarkStart w:id="28" w:name="__RefHeading___Toc578_2124872291"/>
       <w:r>
         <w:rPr>
           <w:rFonts w:cstheme="minorHAnsi"/>
-          <w:bCs/>
-          <w:szCs w:val="24"/>
+          <w:b w:val="false"/>
+          <w:bCs w:val="false"/>
+          <w:szCs w:val="20"/>
+          <w:sz w:val="20"/>
         </w:rPr>
         <w:lastRenderedPageBreak/>
         <w:t>Desmobilização e Remobilização:</w:t>
@@ -7168,8 +7444,8 @@
         <w:jc w:val="both"/>
         <w:rPr>
           <w:rFonts w:cstheme="minorHAnsi"/>
-          <w:sz w:val="24"/>
-          <w:szCs w:val="24"/>
+          <w:sz w:val="20"/>
+          <w:szCs w:val="20"/>
         </w:rPr>
       </w:pPr>
       <w:r>
@@ -7177,8 +7453,8 @@
           <w:rFonts w:cstheme="minorHAnsi"/>
           <w:b/>
           <w:bCs/>
-          <w:sz w:val="24"/>
-          <w:szCs w:val="24"/>
+          <w:sz w:val="20"/>
+          <w:szCs w:val="20"/>
         </w:rPr>
         <w:t>Caso seja necessário desmobilizar a equipe durante a execução do projeto, será cobrado o valor por evento (cada evento compreende ida e volta - desmobilização e mobilização). Neste caso, a Contratante deverá informar a nova programação de retorno com no mínimo 10 dias de antecedência, permitindo tempo hábil para a ação.</w:t>
       </w:r>
@@ -7189,15 +7465,15 @@
         <w:spacing w:after="120" w:line="360" w:lineRule="auto"/>
         <w:rPr>
           <w:rFonts w:eastAsia="Arial" w:cstheme="minorHAnsi"/>
-          <w:sz w:val="24"/>
-          <w:szCs w:val="24"/>
-        </w:rPr>
-      </w:pPr>
-      <w:r>
-        <w:rPr>
-          <w:rFonts w:eastAsia="Arial" w:cstheme="minorHAnsi"/>
-          <w:sz w:val="24"/>
-          <w:szCs w:val="24"/>
+          <w:sz w:val="20"/>
+          <w:szCs w:val="20"/>
+        </w:rPr>
+      </w:pPr>
+      <w:r>
+        <w:rPr>
+          <w:rFonts w:eastAsia="Arial" w:cstheme="minorHAnsi"/>
+          <w:sz w:val="20"/>
+          <w:szCs w:val="20"/>
         </w:rPr>
         <w:t>NOTA: O solicitante terá que formalizar o pedido de desmobilização por e-mail expressando acordo com o item 9.3 /ou item 9.4.</w:t>
       </w:r>
@@ -7213,15 +7489,19 @@
         <w:jc w:val="both"/>
         <w:rPr>
           <w:rFonts w:cstheme="minorHAnsi"/>
-          <w:sz w:val="24"/>
-          <w:szCs w:val="24"/>
-        </w:rPr>
-      </w:pPr>
-      <w:r>
-        <w:rPr>
-          <w:rFonts w:eastAsia="Arial" w:cstheme="minorHAnsi"/>
-          <w:sz w:val="24"/>
-          <w:szCs w:val="24"/>
+          <w:bCs w:val="false"/>
+          <w:b w:val="false"/>
+          <w:sz w:val="20"/>
+          <w:szCs w:val="20"/>
+        </w:rPr>
+      </w:pPr>
+      <w:r>
+        <w:rPr>
+          <w:rFonts w:eastAsia="Arial" w:cstheme="minorHAnsi"/>
+          <w:bCs w:val="false"/>
+          <w:b w:val="false"/>
+          <w:sz w:val="20"/>
+          <w:szCs w:val="20"/>
         </w:rPr>
         <w:t xml:space="preserve">No caso de prorrogação da data de início dos trabalhos já confirmada pela Contratante, por motivos não imputáveis a Filtrovali, será considerado uma diária no valor de R$ 4.500,00 por dia corrido prorrogado a título de stand </w:t>
       </w:r>
@@ -7229,8 +7509,10 @@
       <w:r>
         <w:rPr>
           <w:rFonts w:eastAsia="Arial" w:cstheme="minorHAnsi"/>
-          <w:sz w:val="24"/>
-          <w:szCs w:val="24"/>
+          <w:bCs w:val="false"/>
+          <w:b w:val="false"/>
+          <w:sz w:val="20"/>
+          <w:szCs w:val="20"/>
         </w:rPr>
         <w:t>by</w:t>
       </w:r>
@@ -7238,8 +7520,10 @@
       <w:r>
         <w:rPr>
           <w:rFonts w:eastAsia="Arial" w:cstheme="minorHAnsi"/>
-          <w:sz w:val="24"/>
-          <w:szCs w:val="24"/>
+          <w:bCs w:val="false"/>
+          <w:b w:val="false"/>
+          <w:sz w:val="20"/>
+          <w:szCs w:val="20"/>
         </w:rPr>
         <w:t xml:space="preserve"> de equipe e equipamento;</w:t>
       </w:r>
@@ -7255,15 +7539,19 @@
         <w:jc w:val="both"/>
         <w:rPr>
           <w:rFonts w:cstheme="minorHAnsi"/>
-          <w:sz w:val="24"/>
-          <w:szCs w:val="24"/>
-        </w:rPr>
-      </w:pPr>
-      <w:r>
-        <w:rPr>
-          <w:rFonts w:eastAsia="Arial" w:cstheme="minorHAnsi"/>
-          <w:sz w:val="24"/>
-          <w:szCs w:val="24"/>
+          <w:bCs w:val="false"/>
+          <w:b w:val="false"/>
+          <w:sz w:val="20"/>
+          <w:szCs w:val="20"/>
+        </w:rPr>
+      </w:pPr>
+      <w:r>
+        <w:rPr>
+          <w:rFonts w:eastAsia="Arial" w:cstheme="minorHAnsi"/>
+          <w:bCs w:val="false"/>
+          <w:b w:val="false"/>
+          <w:sz w:val="20"/>
+          <w:szCs w:val="20"/>
         </w:rPr>
         <w:t>Índice de reajuste anual pelo IGPM ou 10%, será aplicado o maior índice anual;</w:t>
       </w:r>
@@ -7279,15 +7567,19 @@
         <w:jc w:val="both"/>
         <w:rPr>
           <w:rFonts w:cstheme="minorHAnsi"/>
-          <w:sz w:val="24"/>
-          <w:szCs w:val="24"/>
-        </w:rPr>
-      </w:pPr>
-      <w:r>
-        <w:rPr>
-          <w:rFonts w:eastAsia="Arial" w:cstheme="minorHAnsi"/>
-          <w:sz w:val="24"/>
-          <w:szCs w:val="24"/>
+          <w:bCs w:val="false"/>
+          <w:b w:val="false"/>
+          <w:sz w:val="20"/>
+          <w:szCs w:val="20"/>
+        </w:rPr>
+      </w:pPr>
+      <w:r>
+        <w:rPr>
+          <w:rFonts w:eastAsia="Arial" w:cstheme="minorHAnsi"/>
+          <w:bCs w:val="false"/>
+          <w:b w:val="false"/>
+          <w:sz w:val="20"/>
+          <w:szCs w:val="20"/>
         </w:rPr>
         <w:t xml:space="preserve"> A proposta deverá fazer parte integrante do contrato;</w:t>
       </w:r>
@@ -7303,15 +7595,19 @@
         <w:jc w:val="both"/>
         <w:rPr>
           <w:rFonts w:cstheme="minorHAnsi"/>
-          <w:sz w:val="24"/>
-          <w:szCs w:val="24"/>
-        </w:rPr>
-      </w:pPr>
-      <w:r>
-        <w:rPr>
-          <w:rFonts w:eastAsia="Arial" w:cstheme="minorHAnsi"/>
-          <w:sz w:val="24"/>
-          <w:szCs w:val="24"/>
+          <w:bCs w:val="false"/>
+          <w:b w:val="false"/>
+          <w:sz w:val="20"/>
+          <w:szCs w:val="20"/>
+        </w:rPr>
+      </w:pPr>
+      <w:r>
+        <w:rPr>
+          <w:rFonts w:eastAsia="Arial" w:cstheme="minorHAnsi"/>
+          <w:bCs w:val="false"/>
+          <w:b w:val="false"/>
+          <w:sz w:val="20"/>
+          <w:szCs w:val="20"/>
         </w:rPr>
         <w:t xml:space="preserve">A Filtrovali possui PCMSO, PGR, LTCAT e ASO, todos esses de acordo com todas as atividades desenvolvidas por ela. Se necessário emissão de </w:t>
       </w:r>
@@ -7319,8 +7615,10 @@
       <w:r>
         <w:rPr>
           <w:rFonts w:eastAsia="Arial" w:cstheme="minorHAnsi"/>
-          <w:sz w:val="24"/>
-          <w:szCs w:val="24"/>
+          <w:bCs w:val="false"/>
+          <w:b w:val="false"/>
+          <w:sz w:val="20"/>
+          <w:szCs w:val="20"/>
         </w:rPr>
         <w:t>ARTs</w:t>
       </w:r>
@@ -7328,8 +7626,10 @@
       <w:r>
         <w:rPr>
           <w:rFonts w:eastAsia="Arial" w:cstheme="minorHAnsi"/>
-          <w:sz w:val="24"/>
-          <w:szCs w:val="24"/>
+          <w:bCs w:val="false"/>
+          <w:b w:val="false"/>
+          <w:sz w:val="20"/>
+          <w:szCs w:val="20"/>
         </w:rPr>
         <w:t>, PCMSO, PGR, LTCAT e ASO, inclusive Seguro de responsabilidade Civil, específicos para o projeto em questão, por intermédio do Cliente final ou Contratante, os custos para emissão destes documentos específicos, serão repassados a Contratante;</w:t>
       </w:r>
@@ -7345,15 +7645,19 @@
         <w:jc w:val="both"/>
         <w:rPr>
           <w:rFonts w:cstheme="minorHAnsi"/>
-          <w:sz w:val="24"/>
-          <w:szCs w:val="24"/>
-        </w:rPr>
-      </w:pPr>
-      <w:r>
-        <w:rPr>
-          <w:rFonts w:eastAsia="Arial" w:cstheme="minorHAnsi"/>
-          <w:sz w:val="24"/>
-          <w:szCs w:val="24"/>
+          <w:bCs w:val="false"/>
+          <w:b w:val="false"/>
+          <w:sz w:val="20"/>
+          <w:szCs w:val="20"/>
+        </w:rPr>
+      </w:pPr>
+      <w:r>
+        <w:rPr>
+          <w:rFonts w:eastAsia="Arial" w:cstheme="minorHAnsi"/>
+          <w:bCs w:val="false"/>
+          <w:b w:val="false"/>
+          <w:sz w:val="20"/>
+          <w:szCs w:val="20"/>
         </w:rPr>
         <w:t>A garantia mínima de faturamento é o quantitativo descrito como escopo original (item 7);</w:t>
       </w:r>
@@ -7369,15 +7673,19 @@
         <w:jc w:val="both"/>
         <w:rPr>
           <w:rFonts w:cstheme="minorHAnsi"/>
-          <w:sz w:val="24"/>
-          <w:szCs w:val="24"/>
+          <w:bCs w:val="false"/>
+          <w:b w:val="false"/>
+          <w:sz w:val="20"/>
+          <w:szCs w:val="20"/>
         </w:rPr>
       </w:pPr>
       <w:r>
         <w:rPr>
           <w:rFonts w:cstheme="minorHAnsi"/>
-          <w:sz w:val="24"/>
-          <w:szCs w:val="24"/>
+          <w:bCs w:val="false"/>
+          <w:b w:val="false"/>
+          <w:sz w:val="20"/>
+          <w:szCs w:val="20"/>
         </w:rPr>
         <w:t>Caso a Filtrovali conclua os serviços em prazo inferior ao previsto, tal circunstância não ensejará qualquer direito à Contratante de requerer descontos, abatimentos ou reduções no valor contratado, uma vez que a remuneração pactuada decorre do cumprimento integral das obrigações assumidas, independentemente do tempo efetivamente despendido para sua execução;</w:t>
       </w:r>
@@ -7393,15 +7701,19 @@
         <w:jc w:val="both"/>
         <w:rPr>
           <w:rFonts w:cstheme="minorHAnsi"/>
-          <w:sz w:val="24"/>
-          <w:szCs w:val="24"/>
+          <w:bCs w:val="false"/>
+          <w:b w:val="false"/>
+          <w:sz w:val="20"/>
+          <w:szCs w:val="20"/>
         </w:rPr>
       </w:pPr>
       <w:r>
         <w:rPr>
           <w:rFonts w:cstheme="minorHAnsi"/>
-          <w:sz w:val="24"/>
-          <w:szCs w:val="24"/>
+          <w:bCs w:val="false"/>
+          <w:b w:val="false"/>
+          <w:sz w:val="20"/>
+          <w:szCs w:val="20"/>
         </w:rPr>
         <w:t>A Contratante reconhece que os serviços contratados são parte de um pacote integral, cujo valor foi estipulado considerando sua totalidade. Dessa forma, a eventual desistência, cancelamento ou não utilização de qualquer serviço incluído no pacote não dará direito à Contratante a reembolso, abatimento ou desconto proporcional sobre o valor total contratado, permanecendo a obrigação de pagamento integral nos termos acordados.</w:t>
       </w:r>
@@ -7414,7 +7726,8 @@
         <w:rPr>
           <w:rFonts w:eastAsia="Arial" w:cstheme="minorHAnsi"/>
           <w:bCs/>
-          <w:szCs w:val="24"/>
+          <w:szCs w:val="20"/>
+          <w:sz w:val="20"/>
         </w:rPr>
       </w:pPr>
       <w:bookmarkStart w:id="29" w:name="_Toc241762345"/>
@@ -7422,7 +7735,8 @@
         <w:rPr>
           <w:rFonts w:eastAsia="Arial" w:cstheme="minorHAnsi"/>
           <w:bCs/>
-          <w:szCs w:val="24"/>
+          <w:szCs w:val="20"/>
+          <w:sz w:val="20"/>
         </w:rPr>
         <w:lastRenderedPageBreak/>
         <w:t>- Impostos:</w:t>
@@ -7431,7 +7745,8 @@
       <w:r>
         <w:rPr>
           <w:rFonts w:cstheme="minorHAnsi"/>
-          <w:szCs w:val="24"/>
+          <w:szCs w:val="20"/>
+          <w:sz w:val="20"/>
         </w:rPr>
         <w:t xml:space="preserve"> </w:t>
       </w:r>
@@ -7447,17 +7762,19 @@
         <w:jc w:val="both"/>
         <w:rPr>
           <w:rFonts w:eastAsia="Arial" w:cstheme="minorHAnsi"/>
-          <w:b/>
-          <w:bCs/>
-          <w:sz w:val="24"/>
-          <w:szCs w:val="24"/>
-        </w:rPr>
-      </w:pPr>
-      <w:r>
-        <w:rPr>
-          <w:rFonts w:eastAsia="Arial" w:cstheme="minorHAnsi"/>
-          <w:sz w:val="24"/>
-          <w:szCs w:val="24"/>
+          <w:b w:val="false"/>
+          <w:bCs w:val="false"/>
+          <w:sz w:val="20"/>
+          <w:szCs w:val="20"/>
+        </w:rPr>
+      </w:pPr>
+      <w:r>
+        <w:rPr>
+          <w:rFonts w:eastAsia="Arial" w:cstheme="minorHAnsi"/>
+          <w:bCs w:val="false"/>
+          <w:b w:val="false"/>
+          <w:sz w:val="20"/>
+          <w:szCs w:val="20"/>
         </w:rPr>
         <w:t>A Filtrovali se enquadra no regime tributário do lucro presumido.</w:t>
       </w:r>
@@ -7473,17 +7790,19 @@
         <w:jc w:val="both"/>
         <w:rPr>
           <w:rFonts w:eastAsia="Arial" w:cstheme="minorHAnsi"/>
-          <w:b/>
-          <w:bCs/>
-          <w:sz w:val="24"/>
-          <w:szCs w:val="24"/>
-        </w:rPr>
-      </w:pPr>
-      <w:r>
-        <w:rPr>
-          <w:rFonts w:eastAsia="Arial" w:cstheme="minorHAnsi"/>
-          <w:sz w:val="24"/>
-          <w:szCs w:val="24"/>
+          <w:b w:val="false"/>
+          <w:bCs w:val="false"/>
+          <w:sz w:val="20"/>
+          <w:szCs w:val="20"/>
+        </w:rPr>
+      </w:pPr>
+      <w:r>
+        <w:rPr>
+          <w:rFonts w:eastAsia="Arial" w:cstheme="minorHAnsi"/>
+          <w:bCs w:val="false"/>
+          <w:b w:val="false"/>
+          <w:sz w:val="20"/>
+          <w:szCs w:val="20"/>
         </w:rPr>
         <w:t>ISS – O imposto será recolhido no município onde o serviço for efetivamente prestado, conforme alíquota a legislação vigente.</w:t>
       </w:r>
@@ -7496,15 +7815,15 @@
         <w:jc w:val="both"/>
         <w:rPr>
           <w:rFonts w:eastAsia="Arial" w:cstheme="minorHAnsi"/>
-          <w:sz w:val="24"/>
-          <w:szCs w:val="24"/>
-        </w:rPr>
-      </w:pPr>
-      <w:r>
-        <w:rPr>
-          <w:rFonts w:eastAsia="Arial" w:cstheme="minorHAnsi"/>
-          <w:sz w:val="24"/>
-          <w:szCs w:val="24"/>
+          <w:sz w:val="20"/>
+          <w:szCs w:val="20"/>
+        </w:rPr>
+      </w:pPr>
+      <w:r>
+        <w:rPr>
+          <w:rFonts w:eastAsia="Arial" w:cstheme="minorHAnsi"/>
+          <w:sz w:val="20"/>
+          <w:szCs w:val="20"/>
         </w:rPr>
         <w:t xml:space="preserve">Em conformidade com a Constituição Federal (Art. 146) e a Lei Complementar nº 116/2003, o serviço realizado pela Filtrovali está enquadrado no código </w:t>
       </w:r>
@@ -7513,16 +7832,16 @@
           <w:rFonts w:eastAsia="Arial" w:cstheme="minorHAnsi"/>
           <w:b/>
           <w:bCs/>
-          <w:sz w:val="24"/>
-          <w:szCs w:val="24"/>
+          <w:sz w:val="20"/>
+          <w:szCs w:val="20"/>
         </w:rPr>
         <w:t>07.02.02</w:t>
       </w:r>
       <w:r>
         <w:rPr>
           <w:rFonts w:eastAsia="Arial" w:cstheme="minorHAnsi"/>
-          <w:sz w:val="24"/>
-          <w:szCs w:val="24"/>
+          <w:sz w:val="20"/>
+          <w:szCs w:val="20"/>
         </w:rPr>
         <w:t>. Para esse enquadramento, o ISS deve ser recolhido diretamente no local da execução do serviço. Dessa forma, o recolhimento no município da prestação passa a ser obrigatório, não cabendo retenção ou recolhimento em município diverso.</w:t>
       </w:r>
@@ -7535,15 +7854,15 @@
         <w:jc w:val="both"/>
         <w:rPr>
           <w:rFonts w:cstheme="minorHAnsi"/>
-          <w:sz w:val="24"/>
-          <w:szCs w:val="24"/>
-        </w:rPr>
-      </w:pPr>
-      <w:r>
-        <w:rPr>
-          <w:rFonts w:eastAsia="Arial" w:cstheme="minorHAnsi"/>
-          <w:sz w:val="24"/>
-          <w:szCs w:val="24"/>
+          <w:sz w:val="20"/>
+          <w:szCs w:val="20"/>
+        </w:rPr>
+      </w:pPr>
+      <w:r>
+        <w:rPr>
+          <w:rFonts w:eastAsia="Arial" w:cstheme="minorHAnsi"/>
+          <w:sz w:val="20"/>
+          <w:szCs w:val="20"/>
         </w:rPr>
         <w:t>Caso a Contratante julgue necessário adotar algum procedimento adicional referente ao pagamento do imposto no local da execução, assumirá a responsabilidade pelo referido procedimento</w:t>
       </w:r>
@@ -7555,15 +7874,20 @@
         <w:jc w:val="both"/>
         <w:rPr>
           <w:rFonts w:eastAsia="Arial" w:cstheme="minorHAnsi"/>
-          <w:bCs/>
-          <w:szCs w:val="24"/>
+          <w:b w:val="false"/>
+          <w:bCs w:val="false"/>
+          <w:szCs w:val="20"/>
+          <w:sz w:val="20"/>
         </w:rPr>
       </w:pPr>
       <w:bookmarkStart w:id="30" w:name="__RefHeading___Toc582_2124872291"/>
       <w:r>
         <w:rPr>
           <w:rFonts w:eastAsia="Arial" w:cstheme="minorHAnsi"/>
-          <w:szCs w:val="24"/>
+          <w:bCs w:val="false"/>
+          <w:b w:val="false"/>
+          <w:szCs w:val="20"/>
+          <w:sz w:val="20"/>
         </w:rPr>
         <w:t>Reequilíbrio Tributário</w:t>
       </w:r>
@@ -7576,15 +7900,15 @@
         <w:jc w:val="both"/>
         <w:rPr>
           <w:rFonts w:eastAsia="Arial" w:cstheme="minorHAnsi"/>
-          <w:sz w:val="24"/>
-          <w:szCs w:val="24"/>
-        </w:rPr>
-      </w:pPr>
-      <w:r>
-        <w:rPr>
-          <w:rFonts w:eastAsia="Arial" w:cstheme="minorHAnsi"/>
-          <w:sz w:val="24"/>
-          <w:szCs w:val="24"/>
+          <w:sz w:val="20"/>
+          <w:szCs w:val="20"/>
+        </w:rPr>
+      </w:pPr>
+      <w:r>
+        <w:rPr>
+          <w:rFonts w:eastAsia="Arial" w:cstheme="minorHAnsi"/>
+          <w:sz w:val="20"/>
+          <w:szCs w:val="20"/>
         </w:rPr>
         <w:t>Caso, após a data de apresentação da proposta ou assinatura do contrato, ocorra qualquer alteração na legislação tributária, criação, extinção ou modificação de tributos, bem como mudança de alíquotas, bases de cálculo ou forma de incidência que venha a impactar direta ou indiretamente os custos da CONTRATADA, os valores contratados serão ajustados de forma proporcional, de modo a preservar o equilíbrio econômico-financeiro originalmente pactuado.</w:t>
       </w:r>
@@ -7596,15 +7920,15 @@
         <w:jc w:val="both"/>
         <w:rPr>
           <w:rFonts w:eastAsia="Arial" w:cstheme="minorHAnsi"/>
-          <w:sz w:val="24"/>
-          <w:szCs w:val="24"/>
-        </w:rPr>
-      </w:pPr>
-      <w:r>
-        <w:rPr>
-          <w:rFonts w:eastAsia="Arial" w:cstheme="minorHAnsi"/>
-          <w:sz w:val="24"/>
-          <w:szCs w:val="24"/>
+          <w:sz w:val="20"/>
+          <w:szCs w:val="20"/>
+        </w:rPr>
+      </w:pPr>
+      <w:r>
+        <w:rPr>
+          <w:rFonts w:eastAsia="Arial" w:cstheme="minorHAnsi"/>
+          <w:sz w:val="20"/>
+          <w:szCs w:val="20"/>
         </w:rPr>
         <w:t>O eventual acréscimo de custos decorrente de tais alterações será repassado à CONTRATANTE, mediante comprovação do impacto financeiro e apresentação da respectiva atualização de valores.</w:t>
       </w:r>
@@ -7616,7 +7940,8 @@
         <w:jc w:val="both"/>
         <w:rPr>
           <w:rFonts w:cstheme="minorHAnsi"/>
-          <w:szCs w:val="24"/>
+          <w:szCs w:val="20"/>
+          <w:sz w:val="20"/>
         </w:rPr>
       </w:pPr>
       <w:bookmarkStart w:id="31" w:name="_Toc241762346"/>
@@ -7624,7 +7949,8 @@
         <w:rPr>
           <w:rFonts w:eastAsia="Arial" w:cstheme="minorHAnsi"/>
           <w:bCs/>
-          <w:szCs w:val="24"/>
+          <w:szCs w:val="20"/>
+          <w:sz w:val="20"/>
         </w:rPr>
         <w:t>- Validade da proposta:</w:t>
       </w:r>
@@ -7641,15 +7967,19 @@
         <w:jc w:val="both"/>
         <w:rPr>
           <w:rFonts w:cstheme="minorHAnsi"/>
-          <w:sz w:val="24"/>
-          <w:szCs w:val="24"/>
-        </w:rPr>
-      </w:pPr>
-      <w:r>
-        <w:rPr>
-          <w:rFonts w:eastAsia="Arial" w:cstheme="minorHAnsi"/>
-          <w:sz w:val="24"/>
-          <w:szCs w:val="24"/>
+          <w:bCs w:val="false"/>
+          <w:b w:val="false"/>
+          <w:sz w:val="20"/>
+          <w:szCs w:val="20"/>
+        </w:rPr>
+      </w:pPr>
+      <w:r>
+        <w:rPr>
+          <w:rFonts w:eastAsia="Arial" w:cstheme="minorHAnsi"/>
+          <w:bCs w:val="false"/>
+          <w:b w:val="false"/>
+          <w:sz w:val="20"/>
+          <w:szCs w:val="20"/>
         </w:rPr>
         <w:t>{{</w:t>
       </w:r>
@@ -7657,8 +7987,10 @@
       <w:r>
         <w:rPr>
           <w:rFonts w:eastAsia="Arial" w:cstheme="minorHAnsi"/>
-          <w:sz w:val="24"/>
-          <w:szCs w:val="24"/>
+          <w:bCs w:val="false"/>
+          <w:b w:val="false"/>
+          <w:sz w:val="20"/>
+          <w:szCs w:val="20"/>
         </w:rPr>
         <w:t>validadeProp</w:t>
       </w:r>
@@ -7666,16 +7998,20 @@
       <w:r>
         <w:rPr>
           <w:rFonts w:eastAsia="Arial" w:cstheme="minorHAnsi"/>
-          <w:sz w:val="24"/>
-          <w:szCs w:val="24"/>
+          <w:bCs w:val="false"/>
+          <w:b w:val="false"/>
+          <w:sz w:val="20"/>
+          <w:szCs w:val="20"/>
         </w:rPr>
         <w:t>}} dias após a emissão.</w:t>
       </w:r>
       <w:r>
         <w:rPr>
           <w:rFonts w:cstheme="minorHAnsi"/>
-          <w:sz w:val="24"/>
-          <w:szCs w:val="24"/>
+          <w:bCs w:val="false"/>
+          <w:b w:val="false"/>
+          <w:sz w:val="20"/>
+          <w:szCs w:val="20"/>
         </w:rPr>
         <w:t xml:space="preserve"> </w:t>
       </w:r>
@@ -7688,7 +8024,8 @@
         <w:rPr>
           <w:rFonts w:eastAsia="Arial" w:cstheme="minorHAnsi"/>
           <w:bCs/>
-          <w:szCs w:val="24"/>
+          <w:szCs w:val="20"/>
+          <w:sz w:val="20"/>
         </w:rPr>
       </w:pPr>
       <w:bookmarkStart w:id="32" w:name="_Toc241762347"/>
@@ -7696,7 +8033,8 @@
         <w:rPr>
           <w:rFonts w:eastAsia="Arial" w:cstheme="minorHAnsi"/>
           <w:bCs/>
-          <w:szCs w:val="24"/>
+          <w:szCs w:val="20"/>
+          <w:sz w:val="20"/>
         </w:rPr>
         <w:t>- Proteção à propriedade intelectual e know-how:</w:t>
       </w:r>
@@ -7713,25 +8051,29 @@
         <w:jc w:val="both"/>
         <w:rPr>
           <w:rFonts w:eastAsia="Arial" w:cstheme="minorHAnsi"/>
-          <w:b/>
-          <w:bCs/>
-          <w:sz w:val="24"/>
-          <w:szCs w:val="24"/>
-        </w:rPr>
-      </w:pPr>
-      <w:r>
-        <w:rPr>
-          <w:rFonts w:eastAsia="Arial" w:cstheme="minorHAnsi"/>
-          <w:sz w:val="24"/>
-          <w:szCs w:val="24"/>
+          <w:b w:val="false"/>
+          <w:bCs w:val="false"/>
+          <w:sz w:val="20"/>
+          <w:szCs w:val="20"/>
+        </w:rPr>
+      </w:pPr>
+      <w:r>
+        <w:rPr>
+          <w:rFonts w:eastAsia="Arial" w:cstheme="minorHAnsi"/>
+          <w:bCs w:val="false"/>
+          <w:b w:val="false"/>
+          <w:sz w:val="20"/>
+          <w:szCs w:val="20"/>
         </w:rPr>
         <w:t xml:space="preserve">Todos os métodos, processos, procedimentos operacionais, técnicas, especificações, relatórios, documentos, estudos, desenhos, fluxogramas, parâmetros operacionais e </w:t>
       </w:r>
       <w:r>
         <w:rPr>
           <w:rFonts w:eastAsia="Arial" w:cstheme="minorHAnsi"/>
-          <w:sz w:val="24"/>
-          <w:szCs w:val="24"/>
+          <w:bCs w:val="false"/>
+          <w:b w:val="false"/>
+          <w:sz w:val="20"/>
+          <w:szCs w:val="20"/>
         </w:rPr>
         <w:lastRenderedPageBreak/>
         <w:t>quaisquer outras informações técnicas ou comerciais utilizadas ou desenvolvidas pela FILTROVALI para a execução dos serviços constituem propriedade intelectual exclusiva da Filtrovali, sendo protegidos pela legislação vigente aplicável.</w:t>
@@ -7748,17 +8090,19 @@
         <w:jc w:val="both"/>
         <w:rPr>
           <w:rFonts w:eastAsia="Arial" w:cstheme="minorHAnsi"/>
-          <w:b/>
-          <w:bCs/>
-          <w:sz w:val="24"/>
-          <w:szCs w:val="24"/>
-        </w:rPr>
-      </w:pPr>
-      <w:r>
-        <w:rPr>
-          <w:rFonts w:eastAsia="Arial" w:cstheme="minorHAnsi"/>
-          <w:sz w:val="24"/>
-          <w:szCs w:val="24"/>
+          <w:b w:val="false"/>
+          <w:bCs w:val="false"/>
+          <w:sz w:val="20"/>
+          <w:szCs w:val="20"/>
+        </w:rPr>
+      </w:pPr>
+      <w:r>
+        <w:rPr>
+          <w:rFonts w:eastAsia="Arial" w:cstheme="minorHAnsi"/>
+          <w:bCs w:val="false"/>
+          <w:b w:val="false"/>
+          <w:sz w:val="20"/>
+          <w:szCs w:val="20"/>
         </w:rPr>
         <w:t>A contratação dos serviços não implica, em hipótese alguma, cessão, transferência ou compartilhamento definitivo de tais direitos, limitando-se o seu uso exclusivamente ao escopo do contrato firmado.</w:t>
       </w:r>
@@ -7774,17 +8118,19 @@
         <w:jc w:val="both"/>
         <w:rPr>
           <w:rFonts w:eastAsia="Arial" w:cstheme="minorHAnsi"/>
-          <w:b/>
-          <w:bCs/>
-          <w:sz w:val="24"/>
-          <w:szCs w:val="24"/>
-        </w:rPr>
-      </w:pPr>
-      <w:r>
-        <w:rPr>
-          <w:rFonts w:eastAsia="Arial" w:cstheme="minorHAnsi"/>
-          <w:sz w:val="24"/>
-          <w:szCs w:val="24"/>
+          <w:b w:val="false"/>
+          <w:bCs w:val="false"/>
+          <w:sz w:val="20"/>
+          <w:szCs w:val="20"/>
+        </w:rPr>
+      </w:pPr>
+      <w:r>
+        <w:rPr>
+          <w:rFonts w:eastAsia="Arial" w:cstheme="minorHAnsi"/>
+          <w:bCs w:val="false"/>
+          <w:b w:val="false"/>
+          <w:sz w:val="20"/>
+          <w:szCs w:val="20"/>
         </w:rPr>
         <w:t>Fica expressamente vedado à CONTRATANTE, seus colaboradores ou terceiros por ela designados:</w:t>
       </w:r>
@@ -7800,17 +8146,19 @@
         <w:jc w:val="both"/>
         <w:rPr>
           <w:rFonts w:eastAsia="Arial" w:cstheme="minorHAnsi"/>
-          <w:b/>
-          <w:bCs/>
-          <w:sz w:val="24"/>
-          <w:szCs w:val="24"/>
-        </w:rPr>
-      </w:pPr>
-      <w:r>
-        <w:rPr>
-          <w:rFonts w:eastAsia="Arial" w:cstheme="minorHAnsi"/>
-          <w:sz w:val="24"/>
-          <w:szCs w:val="24"/>
+          <w:b w:val="false"/>
+          <w:bCs w:val="false"/>
+          <w:sz w:val="20"/>
+          <w:szCs w:val="20"/>
+        </w:rPr>
+      </w:pPr>
+      <w:r>
+        <w:rPr>
+          <w:rFonts w:eastAsia="Arial" w:cstheme="minorHAnsi"/>
+          <w:bCs w:val="false"/>
+          <w:b w:val="false"/>
+          <w:sz w:val="20"/>
+          <w:szCs w:val="20"/>
         </w:rPr>
         <w:t>Reproduzir, copiar, divulgar ou compartilhar, total ou parcialmente, os métodos e processos utilizados pela Filtrovali;</w:t>
       </w:r>
@@ -7826,17 +8174,19 @@
         <w:jc w:val="both"/>
         <w:rPr>
           <w:rFonts w:eastAsia="Arial" w:cstheme="minorHAnsi"/>
-          <w:b/>
-          <w:bCs/>
-          <w:sz w:val="24"/>
-          <w:szCs w:val="24"/>
-        </w:rPr>
-      </w:pPr>
-      <w:r>
-        <w:rPr>
-          <w:rFonts w:eastAsia="Arial" w:cstheme="minorHAnsi"/>
-          <w:sz w:val="24"/>
-          <w:szCs w:val="24"/>
+          <w:b w:val="false"/>
+          <w:bCs w:val="false"/>
+          <w:sz w:val="20"/>
+          <w:szCs w:val="20"/>
+        </w:rPr>
+      </w:pPr>
+      <w:r>
+        <w:rPr>
+          <w:rFonts w:eastAsia="Arial" w:cstheme="minorHAnsi"/>
+          <w:bCs w:val="false"/>
+          <w:b w:val="false"/>
+          <w:sz w:val="20"/>
+          <w:szCs w:val="20"/>
         </w:rPr>
         <w:t>Utilizar tais informações para execução própria ou por terceiros de serviços similares ou concorrentes;</w:t>
       </w:r>
@@ -7852,38 +8202,40 @@
         <w:jc w:val="both"/>
         <w:rPr>
           <w:rFonts w:eastAsia="Arial" w:cstheme="minorHAnsi"/>
+          <w:b w:val="false"/>
+          <w:bCs w:val="false"/>
+          <w:sz w:val="20"/>
+          <w:szCs w:val="20"/>
+        </w:rPr>
+      </w:pPr>
+      <w:r>
+        <w:rPr>
+          <w:rFonts w:eastAsia="Arial" w:cstheme="minorHAnsi"/>
+          <w:bCs w:val="false"/>
+          <w:b w:val="false"/>
+          <w:sz w:val="20"/>
+          <w:szCs w:val="20"/>
+        </w:rPr>
+        <w:t>Realizar engenharia reversa, adaptação ou qualquer forma de replicação dos serviços, metodologias ou soluções aplicadas.</w:t>
+      </w:r>
+    </w:p>
+    <w:p>
+      <w:pPr>
+        <w:spacing w:after="120" w:line="360" w:lineRule="auto"/>
+        <w:jc w:val="both"/>
+        <w:rPr>
+          <w:rFonts w:eastAsia="Arial" w:cstheme="minorHAnsi"/>
           <w:b/>
           <w:bCs/>
-          <w:sz w:val="24"/>
-          <w:szCs w:val="24"/>
-        </w:rPr>
-      </w:pPr>
-      <w:r>
-        <w:rPr>
-          <w:rFonts w:eastAsia="Arial" w:cstheme="minorHAnsi"/>
-          <w:sz w:val="24"/>
-          <w:szCs w:val="24"/>
-        </w:rPr>
-        <w:t>Realizar engenharia reversa, adaptação ou qualquer forma de replicação dos serviços, metodologias ou soluções aplicadas.</w:t>
-      </w:r>
-    </w:p>
-    <w:p>
-      <w:pPr>
-        <w:spacing w:after="120" w:line="360" w:lineRule="auto"/>
-        <w:jc w:val="both"/>
-        <w:rPr>
-          <w:rFonts w:eastAsia="Arial" w:cstheme="minorHAnsi"/>
-          <w:b/>
-          <w:bCs/>
-          <w:sz w:val="24"/>
-          <w:szCs w:val="24"/>
-        </w:rPr>
-      </w:pPr>
-      <w:r>
-        <w:rPr>
-          <w:rFonts w:eastAsia="Arial" w:cstheme="minorHAnsi"/>
-          <w:sz w:val="24"/>
-          <w:szCs w:val="24"/>
+          <w:sz w:val="20"/>
+          <w:szCs w:val="20"/>
+        </w:rPr>
+      </w:pPr>
+      <w:r>
+        <w:rPr>
+          <w:rFonts w:eastAsia="Arial" w:cstheme="minorHAnsi"/>
+          <w:sz w:val="20"/>
+          <w:szCs w:val="20"/>
         </w:rPr>
         <w:t>Qualquer utilização indevida ou violação desta cláusula sujeitará a CONTRATANTE às medidas legais cabíveis, incluindo, mas não se limitando, à responsabilização por perdas e danos, lucros cessantes e demais sanções previstas na legislação.</w:t>
       </w:r>
@@ -7896,7 +8248,8 @@
         <w:rPr>
           <w:rFonts w:cstheme="minorHAnsi"/>
           <w:bCs/>
-          <w:szCs w:val="24"/>
+          <w:szCs w:val="20"/>
+          <w:sz w:val="20"/>
         </w:rPr>
       </w:pPr>
       <w:bookmarkStart w:id="33" w:name="_Toc241762348"/>
@@ -7904,7 +8257,8 @@
         <w:rPr>
           <w:rFonts w:eastAsia="Arial" w:cstheme="minorHAnsi"/>
           <w:bCs/>
-          <w:szCs w:val="24"/>
+          <w:szCs w:val="20"/>
+          <w:sz w:val="20"/>
         </w:rPr>
         <w:t>- Aceite e assinatura da proposta:</w:t>
       </w:r>
@@ -7918,8 +8272,8 @@
         <w:rPr>
           <w:rFonts w:cstheme="minorHAnsi"/>
           <w:bCs/>
-          <w:sz w:val="24"/>
-          <w:szCs w:val="24"/>
+          <w:sz w:val="20"/>
+          <w:szCs w:val="20"/>
         </w:rPr>
       </w:pPr>
       <w:proofErr w:type="gramStart"/>
@@ -7927,8 +8281,8 @@
         <w:rPr>
           <w:rFonts w:cstheme="minorHAnsi"/>
           <w:bCs/>
-          <w:sz w:val="24"/>
-          <w:szCs w:val="24"/>
+          <w:sz w:val="20"/>
+          <w:szCs w:val="20"/>
         </w:rPr>
         <w:t>[    ]</w:t>
       </w:r>
@@ -7937,8 +8291,8 @@
         <w:rPr>
           <w:rFonts w:cstheme="minorHAnsi"/>
           <w:bCs/>
-          <w:sz w:val="24"/>
-          <w:szCs w:val="24"/>
+          <w:sz w:val="20"/>
+          <w:szCs w:val="20"/>
         </w:rPr>
         <w:t xml:space="preserve"> Declaro ter lido, compreendido e aceitado integralmente os termos e condições apresentados na presente proposta.</w:t>
       </w:r>
@@ -7950,16 +8304,16 @@
         <w:rPr>
           <w:rFonts w:cstheme="minorHAnsi"/>
           <w:bCs/>
-          <w:sz w:val="24"/>
-          <w:szCs w:val="24"/>
+          <w:sz w:val="20"/>
+          <w:szCs w:val="20"/>
         </w:rPr>
       </w:pPr>
       <w:r>
         <w:rPr>
           <w:rFonts w:cstheme="minorHAnsi"/>
           <w:bCs/>
-          <w:sz w:val="24"/>
-          <w:szCs w:val="24"/>
+          <w:sz w:val="20"/>
+          <w:szCs w:val="20"/>
         </w:rPr>
         <w:t>As partes concordam que o aceite deste termo implica na formalização do compromisso, vinculando-se às obrigações, prazos, preços e demais condições especificadas na proposta comercial.</w:t>
       </w:r>
@@ -7971,16 +8325,16 @@
         <w:rPr>
           <w:rFonts w:cstheme="minorHAnsi"/>
           <w:b/>
-          <w:sz w:val="24"/>
-          <w:szCs w:val="24"/>
+          <w:sz w:val="20"/>
+          <w:szCs w:val="20"/>
         </w:rPr>
       </w:pPr>
       <w:r>
         <w:rPr>
           <w:rFonts w:cstheme="minorHAnsi"/>
           <w:b/>
-          <w:sz w:val="24"/>
-          <w:szCs w:val="24"/>
+          <w:sz w:val="20"/>
+          <w:szCs w:val="20"/>
         </w:rPr>
         <w:t>Data assinatura:______/______/______</w:t>
       </w:r>
@@ -7992,16 +8346,16 @@
         <w:rPr>
           <w:rFonts w:cstheme="minorHAnsi"/>
           <w:b/>
-          <w:sz w:val="24"/>
-          <w:szCs w:val="24"/>
+          <w:sz w:val="20"/>
+          <w:szCs w:val="20"/>
         </w:rPr>
       </w:pPr>
       <w:r>
         <w:rPr>
           <w:rFonts w:cstheme="minorHAnsi"/>
           <w:b/>
-          <w:sz w:val="24"/>
-          <w:szCs w:val="24"/>
+          <w:sz w:val="20"/>
+          <w:szCs w:val="20"/>
         </w:rPr>
         <w:t>______________________________________</w:t>
       </w:r>
@@ -8013,16 +8367,16 @@
         <w:rPr>
           <w:rFonts w:cstheme="minorHAnsi"/>
           <w:b/>
-          <w:sz w:val="24"/>
-          <w:szCs w:val="24"/>
+          <w:sz w:val="20"/>
+          <w:szCs w:val="20"/>
         </w:rPr>
       </w:pPr>
       <w:r>
         <w:rPr>
           <w:rFonts w:cstheme="minorHAnsi"/>
           <w:b/>
-          <w:sz w:val="24"/>
-          <w:szCs w:val="24"/>
+          <w:sz w:val="20"/>
+          <w:szCs w:val="20"/>
         </w:rPr>
         <w:t>Contratante</w:t>
       </w:r>
@@ -8084,23 +8438,51 @@
         <w:pPr>
           <w:pStyle w:val="Rodap"/>
           <w:jc w:val="right"/>
+          <w:rPr>
+            <w:sz w:val="20"/>
+            <w:szCs w:val="20"/>
+          </w:rPr>
         </w:pPr>
         <w:r>
+          <w:rPr>
+            <w:sz w:val="20"/>
+            <w:szCs w:val="20"/>
+          </w:rPr>
           <w:t xml:space="preserve">  </w:t>
         </w:r>
         <w:r>
+          <w:rPr>
+            <w:sz w:val="20"/>
+            <w:szCs w:val="20"/>
+          </w:rPr>
           <w:fldChar w:fldCharType="begin"/>
         </w:r>
         <w:r>
+          <w:rPr>
+            <w:sz w:val="20"/>
+            <w:szCs w:val="20"/>
+          </w:rPr>
           <w:instrText xml:space="preserve"> PAGE </w:instrText>
         </w:r>
         <w:r>
+          <w:rPr>
+            <w:sz w:val="20"/>
+            <w:szCs w:val="20"/>
+          </w:rPr>
           <w:fldChar w:fldCharType="separate"/>
         </w:r>
         <w:r>
+          <w:rPr>
+            <w:sz w:val="20"/>
+            <w:szCs w:val="20"/>
+          </w:rPr>
           <w:t>9</w:t>
         </w:r>
         <w:r>
+          <w:rPr>
+            <w:sz w:val="20"/>
+            <w:szCs w:val="20"/>
+          </w:rPr>
           <w:fldChar w:fldCharType="end"/>
         </w:r>
       </w:p>
@@ -8142,23 +8524,51 @@
         <w:pPr>
           <w:pStyle w:val="Rodap"/>
           <w:jc w:val="right"/>
+          <w:rPr>
+            <w:sz w:val="20"/>
+            <w:szCs w:val="20"/>
+          </w:rPr>
         </w:pPr>
         <w:r>
+          <w:rPr>
+            <w:sz w:val="20"/>
+            <w:szCs w:val="20"/>
+          </w:rPr>
           <w:t xml:space="preserve">  </w:t>
         </w:r>
         <w:r>
+          <w:rPr>
+            <w:sz w:val="20"/>
+            <w:szCs w:val="20"/>
+          </w:rPr>
           <w:fldChar w:fldCharType="begin"/>
         </w:r>
         <w:r>
+          <w:rPr>
+            <w:sz w:val="20"/>
+            <w:szCs w:val="20"/>
+          </w:rPr>
           <w:instrText xml:space="preserve"> PAGE </w:instrText>
         </w:r>
         <w:r>
+          <w:rPr>
+            <w:sz w:val="20"/>
+            <w:szCs w:val="20"/>
+          </w:rPr>
           <w:fldChar w:fldCharType="separate"/>
         </w:r>
         <w:r>
+          <w:rPr>
+            <w:sz w:val="20"/>
+            <w:szCs w:val="20"/>
+          </w:rPr>
           <w:t>9</w:t>
         </w:r>
         <w:r>
+          <w:rPr>
+            <w:sz w:val="20"/>
+            <w:szCs w:val="20"/>
+          </w:rPr>
           <w:fldChar w:fldCharType="end"/>
         </w:r>
       </w:p>
@@ -8424,6 +8834,12 @@
         </w:tabs>
         <w:ind w:left="720" w:hanging="360"/>
       </w:pPr>
+      <w:rPr>
+        <w:bCs w:val="true"/>
+        <w:b w:val="true"/>
+        <w:sz w:val="20"/>
+        <w:szCs w:val="20"/>
+      </w:rPr>
     </w:lvl>
     <w:lvl w:ilvl="1">
       <w:start w:val="1"/>
@@ -8436,6 +8852,10 @@
         </w:tabs>
         <w:ind w:left="1440" w:hanging="360"/>
       </w:pPr>
+      <w:rPr>
+        <w:sz w:val="20"/>
+        <w:szCs w:val="20"/>
+      </w:rPr>
     </w:lvl>
     <w:lvl w:ilvl="2">
       <w:start w:val="1"/>
@@ -8448,6 +8868,10 @@
         </w:tabs>
         <w:ind w:left="2160" w:hanging="180"/>
       </w:pPr>
+      <w:rPr>
+        <w:sz w:val="20"/>
+        <w:szCs w:val="20"/>
+      </w:rPr>
     </w:lvl>
     <w:lvl w:ilvl="3">
       <w:start w:val="1"/>
@@ -8460,6 +8884,12 @@
         </w:tabs>
         <w:ind w:left="2880" w:hanging="360"/>
       </w:pPr>
+      <w:rPr>
+        <w:bCs w:val="true"/>
+        <w:b w:val="true"/>
+        <w:sz w:val="20"/>
+        <w:szCs w:val="20"/>
+      </w:rPr>
     </w:lvl>
     <w:lvl w:ilvl="4">
       <w:start w:val="1"/>
@@ -8472,6 +8902,10 @@
         </w:tabs>
         <w:ind w:left="3600" w:hanging="360"/>
       </w:pPr>
+      <w:rPr>
+        <w:sz w:val="20"/>
+        <w:szCs w:val="20"/>
+      </w:rPr>
     </w:lvl>
     <w:lvl w:ilvl="5">
       <w:start w:val="1"/>
@@ -8484,6 +8918,10 @@
         </w:tabs>
         <w:ind w:left="4320" w:hanging="180"/>
       </w:pPr>
+      <w:rPr>
+        <w:sz w:val="20"/>
+        <w:szCs w:val="20"/>
+      </w:rPr>
     </w:lvl>
     <w:lvl w:ilvl="6">
       <w:start w:val="1"/>
@@ -8496,6 +8934,12 @@
         </w:tabs>
         <w:ind w:left="5040" w:hanging="360"/>
       </w:pPr>
+      <w:rPr>
+        <w:bCs w:val="true"/>
+        <w:b w:val="true"/>
+        <w:sz w:val="20"/>
+        <w:szCs w:val="20"/>
+      </w:rPr>
     </w:lvl>
     <w:lvl w:ilvl="7">
       <w:start w:val="1"/>
@@ -8508,6 +8952,10 @@
         </w:tabs>
         <w:ind w:left="5760" w:hanging="360"/>
       </w:pPr>
+      <w:rPr>
+        <w:sz w:val="20"/>
+        <w:szCs w:val="20"/>
+      </w:rPr>
     </w:lvl>
     <w:lvl w:ilvl="8">
       <w:start w:val="1"/>
@@ -8520,6 +8968,10 @@
         </w:tabs>
         <w:ind w:left="6480" w:hanging="180"/>
       </w:pPr>
+      <w:rPr>
+        <w:sz w:val="20"/>
+        <w:szCs w:val="20"/>
+      </w:rPr>
     </w:lvl>
   </w:abstractNum>
   <w:abstractNum w:abstractNumId="1" w15:restartNumberingAfterBreak="0">
@@ -8534,6 +8986,12 @@
       <w:pPr>
         <w:ind w:left="720" w:hanging="360"/>
       </w:pPr>
+      <w:rPr>
+        <w:bCs w:val="true"/>
+        <w:b w:val="true"/>
+        <w:sz w:val="20"/>
+        <w:szCs w:val="20"/>
+      </w:rPr>
     </w:lvl>
     <w:lvl w:ilvl="1" w:tplc="04160019" w:tentative="1">
       <w:start w:val="1"/>
@@ -8543,6 +9001,10 @@
       <w:pPr>
         <w:ind w:left="1440" w:hanging="360"/>
       </w:pPr>
+      <w:rPr>
+        <w:sz w:val="20"/>
+        <w:szCs w:val="20"/>
+      </w:rPr>
     </w:lvl>
     <w:lvl w:ilvl="2" w:tplc="0416001B" w:tentative="1">
       <w:start w:val="1"/>
@@ -8552,6 +9014,10 @@
       <w:pPr>
         <w:ind w:left="2160" w:hanging="180"/>
       </w:pPr>
+      <w:rPr>
+        <w:sz w:val="20"/>
+        <w:szCs w:val="20"/>
+      </w:rPr>
     </w:lvl>
     <w:lvl w:ilvl="3" w:tplc="0416000F" w:tentative="1">
       <w:start w:val="1"/>
@@ -8561,6 +9027,12 @@
       <w:pPr>
         <w:ind w:left="2880" w:hanging="360"/>
       </w:pPr>
+      <w:rPr>
+        <w:bCs w:val="true"/>
+        <w:b w:val="true"/>
+        <w:sz w:val="20"/>
+        <w:szCs w:val="20"/>
+      </w:rPr>
     </w:lvl>
     <w:lvl w:ilvl="4" w:tplc="04160019" w:tentative="1">
       <w:start w:val="1"/>
@@ -8570,6 +9042,10 @@
       <w:pPr>
         <w:ind w:left="3600" w:hanging="360"/>
       </w:pPr>
+      <w:rPr>
+        <w:sz w:val="20"/>
+        <w:szCs w:val="20"/>
+      </w:rPr>
     </w:lvl>
     <w:lvl w:ilvl="5" w:tplc="0416001B" w:tentative="1">
       <w:start w:val="1"/>
@@ -8579,6 +9055,10 @@
       <w:pPr>
         <w:ind w:left="4320" w:hanging="180"/>
       </w:pPr>
+      <w:rPr>
+        <w:sz w:val="20"/>
+        <w:szCs w:val="20"/>
+      </w:rPr>
     </w:lvl>
     <w:lvl w:ilvl="6" w:tplc="0416000F" w:tentative="1">
       <w:start w:val="1"/>
@@ -8588,6 +9068,12 @@
       <w:pPr>
         <w:ind w:left="5040" w:hanging="360"/>
       </w:pPr>
+      <w:rPr>
+        <w:bCs w:val="true"/>
+        <w:b w:val="true"/>
+        <w:sz w:val="20"/>
+        <w:szCs w:val="20"/>
+      </w:rPr>
     </w:lvl>
     <w:lvl w:ilvl="7" w:tplc="04160019" w:tentative="1">
       <w:start w:val="1"/>
@@ -8597,6 +9083,10 @@
       <w:pPr>
         <w:ind w:left="5760" w:hanging="360"/>
       </w:pPr>
+      <w:rPr>
+        <w:sz w:val="20"/>
+        <w:szCs w:val="20"/>
+      </w:rPr>
     </w:lvl>
     <w:lvl w:ilvl="8" w:tplc="0416001B" w:tentative="1">
       <w:start w:val="1"/>
@@ -8606,6 +9096,10 @@
       <w:pPr>
         <w:ind w:left="6480" w:hanging="180"/>
       </w:pPr>
+      <w:rPr>
+        <w:sz w:val="20"/>
+        <w:szCs w:val="20"/>
+      </w:rPr>
     </w:lvl>
   </w:abstractNum>
   <w:abstractNum w:abstractNumId="2" w15:restartNumberingAfterBreak="0">
@@ -8625,8 +9119,10 @@
         <w:ind w:left="360" w:hanging="360"/>
       </w:pPr>
       <w:rPr>
-        <w:b/>
-        <w:bCs/>
+        <w:b w:val="true"/>
+        <w:bCs w:val="true"/>
+        <w:sz w:val="20"/>
+        <w:szCs w:val="20"/>
       </w:rPr>
     </w:lvl>
     <w:lvl w:ilvl="1">
@@ -8642,8 +9138,10 @@
         <w:ind w:left="1068" w:hanging="360"/>
       </w:pPr>
       <w:rPr>
-        <w:b/>
-        <w:bCs/>
+        <w:b w:val="true"/>
+        <w:bCs w:val="true"/>
+        <w:sz w:val="20"/>
+        <w:szCs w:val="20"/>
       </w:rPr>
     </w:lvl>
     <w:lvl w:ilvl="2">
@@ -8658,6 +9156,12 @@
         </w:tabs>
         <w:ind w:left="2136" w:hanging="720"/>
       </w:pPr>
+      <w:rPr>
+        <w:bCs w:val="true"/>
+        <w:b w:val="true"/>
+        <w:sz w:val="20"/>
+        <w:szCs w:val="20"/>
+      </w:rPr>
     </w:lvl>
     <w:lvl w:ilvl="3">
       <w:start w:val="1"/>
@@ -8670,6 +9174,12 @@
         </w:tabs>
         <w:ind w:left="2844" w:hanging="720"/>
       </w:pPr>
+      <w:rPr>
+        <w:bCs w:val="true"/>
+        <w:b w:val="true"/>
+        <w:sz w:val="20"/>
+        <w:szCs w:val="20"/>
+      </w:rPr>
     </w:lvl>
     <w:lvl w:ilvl="4">
       <w:start w:val="1"/>
@@ -8682,6 +9192,12 @@
         </w:tabs>
         <w:ind w:left="3912" w:hanging="1080"/>
       </w:pPr>
+      <w:rPr>
+        <w:bCs w:val="true"/>
+        <w:b w:val="true"/>
+        <w:sz w:val="20"/>
+        <w:szCs w:val="20"/>
+      </w:rPr>
     </w:lvl>
     <w:lvl w:ilvl="5">
       <w:start w:val="1"/>
@@ -8694,6 +9210,12 @@
         </w:tabs>
         <w:ind w:left="4620" w:hanging="1080"/>
       </w:pPr>
+      <w:rPr>
+        <w:bCs w:val="true"/>
+        <w:b w:val="true"/>
+        <w:sz w:val="20"/>
+        <w:szCs w:val="20"/>
+      </w:rPr>
     </w:lvl>
     <w:lvl w:ilvl="6">
       <w:start w:val="1"/>
@@ -8706,6 +9228,12 @@
         </w:tabs>
         <w:ind w:left="5688" w:hanging="1440"/>
       </w:pPr>
+      <w:rPr>
+        <w:bCs w:val="true"/>
+        <w:b w:val="true"/>
+        <w:sz w:val="20"/>
+        <w:szCs w:val="20"/>
+      </w:rPr>
     </w:lvl>
     <w:lvl w:ilvl="7">
       <w:start w:val="1"/>
@@ -8718,6 +9246,12 @@
         </w:tabs>
         <w:ind w:left="6396" w:hanging="1440"/>
       </w:pPr>
+      <w:rPr>
+        <w:bCs w:val="true"/>
+        <w:b w:val="true"/>
+        <w:sz w:val="20"/>
+        <w:szCs w:val="20"/>
+      </w:rPr>
     </w:lvl>
     <w:lvl w:ilvl="8">
       <w:start w:val="1"/>
@@ -8730,6 +9264,12 @@
         </w:tabs>
         <w:ind w:left="7464" w:hanging="1800"/>
       </w:pPr>
+      <w:rPr>
+        <w:bCs w:val="true"/>
+        <w:b w:val="true"/>
+        <w:sz w:val="20"/>
+        <w:szCs w:val="20"/>
+      </w:rPr>
     </w:lvl>
   </w:abstractNum>
   <w:abstractNum w:abstractNumId="3" w15:restartNumberingAfterBreak="0">
@@ -8747,6 +9287,12 @@
         </w:tabs>
         <w:ind w:left="720" w:hanging="360"/>
       </w:pPr>
+      <w:rPr>
+        <w:bCs w:val="true"/>
+        <w:b w:val="true"/>
+        <w:sz w:val="20"/>
+        <w:szCs w:val="20"/>
+      </w:rPr>
     </w:lvl>
     <w:lvl w:ilvl="1">
       <w:start w:val="1"/>
@@ -8759,6 +9305,10 @@
         </w:tabs>
         <w:ind w:left="1440" w:hanging="360"/>
       </w:pPr>
+      <w:rPr>
+        <w:sz w:val="20"/>
+        <w:szCs w:val="20"/>
+      </w:rPr>
     </w:lvl>
     <w:lvl w:ilvl="2">
       <w:start w:val="1"/>
@@ -8771,6 +9321,10 @@
         </w:tabs>
         <w:ind w:left="2160" w:hanging="180"/>
       </w:pPr>
+      <w:rPr>
+        <w:sz w:val="20"/>
+        <w:szCs w:val="20"/>
+      </w:rPr>
     </w:lvl>
     <w:lvl w:ilvl="3">
       <w:start w:val="1"/>
@@ -8783,6 +9337,12 @@
         </w:tabs>
         <w:ind w:left="2880" w:hanging="360"/>
       </w:pPr>
+      <w:rPr>
+        <w:bCs w:val="true"/>
+        <w:b w:val="true"/>
+        <w:sz w:val="20"/>
+        <w:szCs w:val="20"/>
+      </w:rPr>
     </w:lvl>
     <w:lvl w:ilvl="4">
       <w:start w:val="1"/>
@@ -8795,6 +9355,10 @@
         </w:tabs>
         <w:ind w:left="3600" w:hanging="360"/>
       </w:pPr>
+      <w:rPr>
+        <w:sz w:val="20"/>
+        <w:szCs w:val="20"/>
+      </w:rPr>
     </w:lvl>
     <w:lvl w:ilvl="5">
       <w:start w:val="1"/>
@@ -8807,6 +9371,10 @@
         </w:tabs>
         <w:ind w:left="4320" w:hanging="180"/>
       </w:pPr>
+      <w:rPr>
+        <w:sz w:val="20"/>
+        <w:szCs w:val="20"/>
+      </w:rPr>
     </w:lvl>
     <w:lvl w:ilvl="6">
       <w:start w:val="1"/>
@@ -8819,6 +9387,12 @@
         </w:tabs>
         <w:ind w:left="5040" w:hanging="360"/>
       </w:pPr>
+      <w:rPr>
+        <w:bCs w:val="true"/>
+        <w:b w:val="true"/>
+        <w:sz w:val="20"/>
+        <w:szCs w:val="20"/>
+      </w:rPr>
     </w:lvl>
     <w:lvl w:ilvl="7">
       <w:start w:val="1"/>
@@ -8831,6 +9405,10 @@
         </w:tabs>
         <w:ind w:left="5760" w:hanging="360"/>
       </w:pPr>
+      <w:rPr>
+        <w:sz w:val="20"/>
+        <w:szCs w:val="20"/>
+      </w:rPr>
     </w:lvl>
     <w:lvl w:ilvl="8">
       <w:start w:val="1"/>
@@ -8843,6 +9421,10 @@
         </w:tabs>
         <w:ind w:left="6480" w:hanging="180"/>
       </w:pPr>
+      <w:rPr>
+        <w:sz w:val="20"/>
+        <w:szCs w:val="20"/>
+      </w:rPr>
     </w:lvl>
   </w:abstractNum>
   <w:abstractNum w:abstractNumId="4" w15:restartNumberingAfterBreak="0">
@@ -8860,6 +9442,12 @@
         </w:tabs>
         <w:ind w:left="720" w:hanging="360"/>
       </w:pPr>
+      <w:rPr>
+        <w:bCs w:val="true"/>
+        <w:b w:val="true"/>
+        <w:sz w:val="20"/>
+        <w:szCs w:val="20"/>
+      </w:rPr>
     </w:lvl>
     <w:lvl w:ilvl="1">
       <w:start w:val="1"/>
@@ -8872,6 +9460,10 @@
         </w:tabs>
         <w:ind w:left="1440" w:hanging="360"/>
       </w:pPr>
+      <w:rPr>
+        <w:sz w:val="20"/>
+        <w:szCs w:val="20"/>
+      </w:rPr>
     </w:lvl>
     <w:lvl w:ilvl="2">
       <w:start w:val="1"/>
@@ -8884,6 +9476,10 @@
         </w:tabs>
         <w:ind w:left="2160" w:hanging="180"/>
       </w:pPr>
+      <w:rPr>
+        <w:sz w:val="20"/>
+        <w:szCs w:val="20"/>
+      </w:rPr>
     </w:lvl>
     <w:lvl w:ilvl="3">
       <w:start w:val="1"/>
@@ -8896,6 +9492,12 @@
         </w:tabs>
         <w:ind w:left="2880" w:hanging="360"/>
       </w:pPr>
+      <w:rPr>
+        <w:bCs w:val="true"/>
+        <w:b w:val="true"/>
+        <w:sz w:val="20"/>
+        <w:szCs w:val="20"/>
+      </w:rPr>
     </w:lvl>
     <w:lvl w:ilvl="4">
       <w:start w:val="1"/>
@@ -8908,6 +9510,10 @@
         </w:tabs>
         <w:ind w:left="3600" w:hanging="360"/>
       </w:pPr>
+      <w:rPr>
+        <w:sz w:val="20"/>
+        <w:szCs w:val="20"/>
+      </w:rPr>
     </w:lvl>
     <w:lvl w:ilvl="5">
       <w:start w:val="1"/>
@@ -8920,6 +9526,10 @@
         </w:tabs>
         <w:ind w:left="4320" w:hanging="180"/>
       </w:pPr>
+      <w:rPr>
+        <w:sz w:val="20"/>
+        <w:szCs w:val="20"/>
+      </w:rPr>
     </w:lvl>
     <w:lvl w:ilvl="6">
       <w:start w:val="1"/>
@@ -8932,6 +9542,12 @@
         </w:tabs>
         <w:ind w:left="5040" w:hanging="360"/>
       </w:pPr>
+      <w:rPr>
+        <w:bCs w:val="true"/>
+        <w:b w:val="true"/>
+        <w:sz w:val="20"/>
+        <w:szCs w:val="20"/>
+      </w:rPr>
     </w:lvl>
     <w:lvl w:ilvl="7">
       <w:start w:val="1"/>
@@ -8944,6 +9560,10 @@
         </w:tabs>
         <w:ind w:left="5760" w:hanging="360"/>
       </w:pPr>
+      <w:rPr>
+        <w:sz w:val="20"/>
+        <w:szCs w:val="20"/>
+      </w:rPr>
     </w:lvl>
     <w:lvl w:ilvl="8">
       <w:start w:val="1"/>
@@ -8956,6 +9576,10 @@
         </w:tabs>
         <w:ind w:left="6480" w:hanging="180"/>
       </w:pPr>
+      <w:rPr>
+        <w:sz w:val="20"/>
+        <w:szCs w:val="20"/>
+      </w:rPr>
     </w:lvl>
   </w:abstractNum>
   <w:abstractNum w:abstractNumId="5" w15:restartNumberingAfterBreak="0">
@@ -8972,6 +9596,10 @@
       </w:pPr>
       <w:rPr>
         <w:rFonts w:hint="default"/>
+        <w:bCs w:val="true"/>
+        <w:b w:val="true"/>
+        <w:sz w:val="20"/>
+        <w:szCs w:val="20"/>
       </w:rPr>
     </w:lvl>
     <w:lvl w:ilvl="1" w:tplc="04160019" w:tentative="1">
@@ -8982,6 +9610,10 @@
       <w:pPr>
         <w:ind w:left="1440" w:hanging="360"/>
       </w:pPr>
+      <w:rPr>
+        <w:sz w:val="20"/>
+        <w:szCs w:val="20"/>
+      </w:rPr>
     </w:lvl>
     <w:lvl w:ilvl="2" w:tplc="0416001B" w:tentative="1">
       <w:start w:val="1"/>
@@ -8991,6 +9623,10 @@
       <w:pPr>
         <w:ind w:left="2160" w:hanging="180"/>
       </w:pPr>
+      <w:rPr>
+        <w:sz w:val="20"/>
+        <w:szCs w:val="20"/>
+      </w:rPr>
     </w:lvl>
     <w:lvl w:ilvl="3" w:tplc="0416000F" w:tentative="1">
       <w:start w:val="1"/>
@@ -9000,6 +9636,12 @@
       <w:pPr>
         <w:ind w:left="2880" w:hanging="360"/>
       </w:pPr>
+      <w:rPr>
+        <w:bCs w:val="true"/>
+        <w:b w:val="true"/>
+        <w:sz w:val="20"/>
+        <w:szCs w:val="20"/>
+      </w:rPr>
     </w:lvl>
     <w:lvl w:ilvl="4" w:tplc="04160019" w:tentative="1">
       <w:start w:val="1"/>
@@ -9009,6 +9651,10 @@
       <w:pPr>
         <w:ind w:left="3600" w:hanging="360"/>
       </w:pPr>
+      <w:rPr>
+        <w:sz w:val="20"/>
+        <w:szCs w:val="20"/>
+      </w:rPr>
     </w:lvl>
     <w:lvl w:ilvl="5" w:tplc="0416001B" w:tentative="1">
       <w:start w:val="1"/>
@@ -9018,6 +9664,10 @@
       <w:pPr>
         <w:ind w:left="4320" w:hanging="180"/>
       </w:pPr>
+      <w:rPr>
+        <w:sz w:val="20"/>
+        <w:szCs w:val="20"/>
+      </w:rPr>
     </w:lvl>
     <w:lvl w:ilvl="6" w:tplc="0416000F" w:tentative="1">
       <w:start w:val="1"/>
@@ -9027,6 +9677,12 @@
       <w:pPr>
         <w:ind w:left="5040" w:hanging="360"/>
       </w:pPr>
+      <w:rPr>
+        <w:bCs w:val="true"/>
+        <w:b w:val="true"/>
+        <w:sz w:val="20"/>
+        <w:szCs w:val="20"/>
+      </w:rPr>
     </w:lvl>
     <w:lvl w:ilvl="7" w:tplc="04160019" w:tentative="1">
       <w:start w:val="1"/>
@@ -9036,6 +9692,10 @@
       <w:pPr>
         <w:ind w:left="5760" w:hanging="360"/>
       </w:pPr>
+      <w:rPr>
+        <w:sz w:val="20"/>
+        <w:szCs w:val="20"/>
+      </w:rPr>
     </w:lvl>
     <w:lvl w:ilvl="8" w:tplc="0416001B" w:tentative="1">
       <w:start w:val="1"/>
@@ -9045,6 +9705,10 @@
       <w:pPr>
         <w:ind w:left="6480" w:hanging="180"/>
       </w:pPr>
+      <w:rPr>
+        <w:sz w:val="20"/>
+        <w:szCs w:val="20"/>
+      </w:rPr>
     </w:lvl>
   </w:abstractNum>
   <w:abstractNum w:abstractNumId="6" w15:restartNumberingAfterBreak="0">
@@ -9062,6 +9726,10 @@
         </w:tabs>
         <w:ind w:left="1428" w:hanging="360"/>
       </w:pPr>
+      <w:rPr>
+        <w:sz w:val="20"/>
+        <w:szCs w:val="20"/>
+      </w:rPr>
     </w:lvl>
     <w:lvl w:ilvl="1">
       <w:start w:val="1"/>
@@ -9074,6 +9742,10 @@
         </w:tabs>
         <w:ind w:left="2148" w:hanging="360"/>
       </w:pPr>
+      <w:rPr>
+        <w:sz w:val="20"/>
+        <w:szCs w:val="20"/>
+      </w:rPr>
     </w:lvl>
     <w:lvl w:ilvl="2">
       <w:start w:val="1"/>
@@ -9086,6 +9758,10 @@
         </w:tabs>
         <w:ind w:left="2868" w:hanging="180"/>
       </w:pPr>
+      <w:rPr>
+        <w:sz w:val="20"/>
+        <w:szCs w:val="20"/>
+      </w:rPr>
     </w:lvl>
     <w:lvl w:ilvl="3">
       <w:start w:val="1"/>
@@ -9098,6 +9774,12 @@
         </w:tabs>
         <w:ind w:left="3588" w:hanging="360"/>
       </w:pPr>
+      <w:rPr>
+        <w:bCs w:val="true"/>
+        <w:b w:val="true"/>
+        <w:sz w:val="20"/>
+        <w:szCs w:val="20"/>
+      </w:rPr>
     </w:lvl>
     <w:lvl w:ilvl="4">
       <w:start w:val="1"/>
@@ -9110,6 +9792,10 @@
         </w:tabs>
         <w:ind w:left="4308" w:hanging="360"/>
       </w:pPr>
+      <w:rPr>
+        <w:sz w:val="20"/>
+        <w:szCs w:val="20"/>
+      </w:rPr>
     </w:lvl>
     <w:lvl w:ilvl="5">
       <w:start w:val="1"/>
@@ -9122,6 +9808,10 @@
         </w:tabs>
         <w:ind w:left="5028" w:hanging="180"/>
       </w:pPr>
+      <w:rPr>
+        <w:sz w:val="20"/>
+        <w:szCs w:val="20"/>
+      </w:rPr>
     </w:lvl>
     <w:lvl w:ilvl="6">
       <w:start w:val="1"/>
@@ -9134,6 +9824,12 @@
         </w:tabs>
         <w:ind w:left="5748" w:hanging="360"/>
       </w:pPr>
+      <w:rPr>
+        <w:bCs w:val="true"/>
+        <w:b w:val="true"/>
+        <w:sz w:val="20"/>
+        <w:szCs w:val="20"/>
+      </w:rPr>
     </w:lvl>
     <w:lvl w:ilvl="7">
       <w:start w:val="1"/>
@@ -9146,6 +9842,10 @@
         </w:tabs>
         <w:ind w:left="6468" w:hanging="360"/>
       </w:pPr>
+      <w:rPr>
+        <w:sz w:val="20"/>
+        <w:szCs w:val="20"/>
+      </w:rPr>
     </w:lvl>
     <w:lvl w:ilvl="8">
       <w:start w:val="1"/>
@@ -9158,6 +9858,10 @@
         </w:tabs>
         <w:ind w:left="7188" w:hanging="180"/>
       </w:pPr>
+      <w:rPr>
+        <w:sz w:val="20"/>
+        <w:szCs w:val="20"/>
+      </w:rPr>
     </w:lvl>
   </w:abstractNum>
   <w:abstractNum w:abstractNumId="7" w15:restartNumberingAfterBreak="0">
@@ -9175,6 +9879,12 @@
         </w:tabs>
         <w:ind w:left="720" w:hanging="360"/>
       </w:pPr>
+      <w:rPr>
+        <w:bCs w:val="true"/>
+        <w:b w:val="true"/>
+        <w:sz w:val="20"/>
+        <w:szCs w:val="20"/>
+      </w:rPr>
     </w:lvl>
     <w:lvl w:ilvl="1">
       <w:start w:val="1"/>
@@ -9187,6 +9897,10 @@
         </w:tabs>
         <w:ind w:left="1440" w:hanging="360"/>
       </w:pPr>
+      <w:rPr>
+        <w:sz w:val="20"/>
+        <w:szCs w:val="20"/>
+      </w:rPr>
     </w:lvl>
     <w:lvl w:ilvl="2">
       <w:start w:val="1"/>
@@ -9199,6 +9913,10 @@
         </w:tabs>
         <w:ind w:left="2160" w:hanging="180"/>
       </w:pPr>
+      <w:rPr>
+        <w:sz w:val="20"/>
+        <w:szCs w:val="20"/>
+      </w:rPr>
     </w:lvl>
     <w:lvl w:ilvl="3">
       <w:start w:val="1"/>
@@ -9211,6 +9929,12 @@
         </w:tabs>
         <w:ind w:left="2880" w:hanging="360"/>
       </w:pPr>
+      <w:rPr>
+        <w:bCs w:val="true"/>
+        <w:b w:val="true"/>
+        <w:sz w:val="20"/>
+        <w:szCs w:val="20"/>
+      </w:rPr>
     </w:lvl>
     <w:lvl w:ilvl="4">
       <w:start w:val="1"/>
@@ -9223,6 +9947,10 @@
         </w:tabs>
         <w:ind w:left="3600" w:hanging="360"/>
       </w:pPr>
+      <w:rPr>
+        <w:sz w:val="20"/>
+        <w:szCs w:val="20"/>
+      </w:rPr>
     </w:lvl>
     <w:lvl w:ilvl="5">
       <w:start w:val="1"/>
@@ -9235,6 +9963,10 @@
         </w:tabs>
         <w:ind w:left="4320" w:hanging="180"/>
       </w:pPr>
+      <w:rPr>
+        <w:sz w:val="20"/>
+        <w:szCs w:val="20"/>
+      </w:rPr>
     </w:lvl>
     <w:lvl w:ilvl="6">
       <w:start w:val="1"/>
@@ -9247,6 +9979,12 @@
         </w:tabs>
         <w:ind w:left="5040" w:hanging="360"/>
       </w:pPr>
+      <w:rPr>
+        <w:bCs w:val="true"/>
+        <w:b w:val="true"/>
+        <w:sz w:val="20"/>
+        <w:szCs w:val="20"/>
+      </w:rPr>
     </w:lvl>
     <w:lvl w:ilvl="7">
       <w:start w:val="1"/>
@@ -9259,6 +9997,10 @@
         </w:tabs>
         <w:ind w:left="5760" w:hanging="360"/>
       </w:pPr>
+      <w:rPr>
+        <w:sz w:val="20"/>
+        <w:szCs w:val="20"/>
+      </w:rPr>
     </w:lvl>
     <w:lvl w:ilvl="8">
       <w:start w:val="1"/>
@@ -9271,6 +10013,10 @@
         </w:tabs>
         <w:ind w:left="6480" w:hanging="180"/>
       </w:pPr>
+      <w:rPr>
+        <w:sz w:val="20"/>
+        <w:szCs w:val="20"/>
+      </w:rPr>
     </w:lvl>
   </w:abstractNum>
   <w:abstractNum w:abstractNumId="8" w15:restartNumberingAfterBreak="0">
@@ -9288,6 +10034,12 @@
         </w:tabs>
         <w:ind w:left="720" w:hanging="360"/>
       </w:pPr>
+      <w:rPr>
+        <w:bCs w:val="true"/>
+        <w:b w:val="true"/>
+        <w:sz w:val="20"/>
+        <w:szCs w:val="20"/>
+      </w:rPr>
     </w:lvl>
     <w:lvl w:ilvl="1">
       <w:start w:val="3"/>
@@ -9301,6 +10053,12 @@
         </w:tabs>
         <w:ind w:left="1068" w:hanging="360"/>
       </w:pPr>
+      <w:rPr>
+        <w:bCs w:val="true"/>
+        <w:b w:val="true"/>
+        <w:sz w:val="20"/>
+        <w:szCs w:val="20"/>
+      </w:rPr>
     </w:lvl>
     <w:lvl w:ilvl="2">
       <w:start w:val="1"/>
@@ -9314,6 +10072,12 @@
         </w:tabs>
         <w:ind w:left="1776" w:hanging="720"/>
       </w:pPr>
+      <w:rPr>
+        <w:bCs w:val="true"/>
+        <w:b w:val="true"/>
+        <w:sz w:val="20"/>
+        <w:szCs w:val="20"/>
+      </w:rPr>
     </w:lvl>
     <w:lvl w:ilvl="3">
       <w:start w:val="1"/>
@@ -9327,6 +10091,12 @@
         </w:tabs>
         <w:ind w:left="2124" w:hanging="720"/>
       </w:pPr>
+      <w:rPr>
+        <w:bCs w:val="true"/>
+        <w:b w:val="true"/>
+        <w:sz w:val="20"/>
+        <w:szCs w:val="20"/>
+      </w:rPr>
     </w:lvl>
     <w:lvl w:ilvl="4">
       <w:start w:val="1"/>
@@ -9340,6 +10110,12 @@
         </w:tabs>
         <w:ind w:left="2832" w:hanging="1080"/>
       </w:pPr>
+      <w:rPr>
+        <w:bCs w:val="true"/>
+        <w:b w:val="true"/>
+        <w:sz w:val="20"/>
+        <w:szCs w:val="20"/>
+      </w:rPr>
     </w:lvl>
     <w:lvl w:ilvl="5">
       <w:start w:val="1"/>
@@ -9353,6 +10129,12 @@
         </w:tabs>
         <w:ind w:left="3180" w:hanging="1080"/>
       </w:pPr>
+      <w:rPr>
+        <w:bCs w:val="true"/>
+        <w:b w:val="true"/>
+        <w:sz w:val="20"/>
+        <w:szCs w:val="20"/>
+      </w:rPr>
     </w:lvl>
     <w:lvl w:ilvl="6">
       <w:start w:val="1"/>
@@ -9366,6 +10148,12 @@
         </w:tabs>
         <w:ind w:left="3888" w:hanging="1440"/>
       </w:pPr>
+      <w:rPr>
+        <w:bCs w:val="true"/>
+        <w:b w:val="true"/>
+        <w:sz w:val="20"/>
+        <w:szCs w:val="20"/>
+      </w:rPr>
     </w:lvl>
     <w:lvl w:ilvl="7">
       <w:start w:val="1"/>
@@ -9379,6 +10167,12 @@
         </w:tabs>
         <w:ind w:left="4236" w:hanging="1440"/>
       </w:pPr>
+      <w:rPr>
+        <w:bCs w:val="true"/>
+        <w:b w:val="true"/>
+        <w:sz w:val="20"/>
+        <w:szCs w:val="20"/>
+      </w:rPr>
     </w:lvl>
     <w:lvl w:ilvl="8">
       <w:start w:val="1"/>
@@ -9392,6 +10186,12 @@
         </w:tabs>
         <w:ind w:left="4944" w:hanging="1800"/>
       </w:pPr>
+      <w:rPr>
+        <w:bCs w:val="true"/>
+        <w:b w:val="true"/>
+        <w:sz w:val="20"/>
+        <w:szCs w:val="20"/>
+      </w:rPr>
     </w:lvl>
   </w:abstractNum>
   <w:abstractNum w:abstractNumId="9" w15:restartNumberingAfterBreak="0">
@@ -9410,6 +10210,10 @@
         </w:tabs>
         <w:ind w:left="0" w:firstLine="0"/>
       </w:pPr>
+      <w:rPr>
+        <w:sz w:val="20"/>
+        <w:szCs w:val="20"/>
+      </w:rPr>
     </w:lvl>
     <w:lvl w:ilvl="1">
       <w:start w:val="1"/>
@@ -9423,6 +10227,10 @@
         </w:tabs>
         <w:ind w:left="0" w:firstLine="0"/>
       </w:pPr>
+      <w:rPr>
+        <w:sz w:val="20"/>
+        <w:szCs w:val="20"/>
+      </w:rPr>
     </w:lvl>
     <w:lvl w:ilvl="2">
       <w:start w:val="1"/>
@@ -9436,6 +10244,10 @@
         </w:tabs>
         <w:ind w:left="0" w:firstLine="0"/>
       </w:pPr>
+      <w:rPr>
+        <w:sz w:val="20"/>
+        <w:szCs w:val="20"/>
+      </w:rPr>
     </w:lvl>
     <w:lvl w:ilvl="3">
       <w:start w:val="1"/>
@@ -9449,6 +10261,10 @@
         </w:tabs>
         <w:ind w:left="0" w:firstLine="0"/>
       </w:pPr>
+      <w:rPr>
+        <w:sz w:val="20"/>
+        <w:szCs w:val="20"/>
+      </w:rPr>
     </w:lvl>
     <w:lvl w:ilvl="4">
       <w:start w:val="1"/>
@@ -9462,6 +10278,10 @@
         </w:tabs>
         <w:ind w:left="0" w:firstLine="0"/>
       </w:pPr>
+      <w:rPr>
+        <w:sz w:val="20"/>
+        <w:szCs w:val="20"/>
+      </w:rPr>
     </w:lvl>
     <w:lvl w:ilvl="5">
       <w:start w:val="1"/>
@@ -9475,6 +10295,10 @@
         </w:tabs>
         <w:ind w:left="0" w:firstLine="0"/>
       </w:pPr>
+      <w:rPr>
+        <w:sz w:val="20"/>
+        <w:szCs w:val="20"/>
+      </w:rPr>
     </w:lvl>
     <w:lvl w:ilvl="6">
       <w:start w:val="1"/>
@@ -9488,6 +10312,10 @@
         </w:tabs>
         <w:ind w:left="0" w:firstLine="0"/>
       </w:pPr>
+      <w:rPr>
+        <w:sz w:val="20"/>
+        <w:szCs w:val="20"/>
+      </w:rPr>
     </w:lvl>
     <w:lvl w:ilvl="7">
       <w:start w:val="1"/>
@@ -9501,6 +10329,10 @@
         </w:tabs>
         <w:ind w:left="0" w:firstLine="0"/>
       </w:pPr>
+      <w:rPr>
+        <w:sz w:val="20"/>
+        <w:szCs w:val="20"/>
+      </w:rPr>
     </w:lvl>
     <w:lvl w:ilvl="8">
       <w:start w:val="1"/>
@@ -9514,6 +10346,10 @@
         </w:tabs>
         <w:ind w:left="0" w:firstLine="0"/>
       </w:pPr>
+      <w:rPr>
+        <w:sz w:val="20"/>
+        <w:szCs w:val="20"/>
+      </w:rPr>
     </w:lvl>
   </w:abstractNum>
   <w:abstractNum w:abstractNumId="10" w15:restartNumberingAfterBreak="0">
@@ -9533,6 +10369,8 @@
       </w:pPr>
       <w:rPr>
         <w:rFonts w:ascii="Symbol" w:hAnsi="Symbol" w:cs="Symbol" w:hint="default"/>
+        <w:sz w:val="20"/>
+        <w:szCs w:val="20"/>
       </w:rPr>
     </w:lvl>
     <w:lvl w:ilvl="1">
@@ -9548,6 +10386,8 @@
       </w:pPr>
       <w:rPr>
         <w:rFonts w:ascii="Courier New" w:hAnsi="Courier New" w:cs="Courier New" w:hint="default"/>
+        <w:sz w:val="20"/>
+        <w:szCs w:val="20"/>
       </w:rPr>
     </w:lvl>
     <w:lvl w:ilvl="2">
@@ -9563,6 +10403,8 @@
       </w:pPr>
       <w:rPr>
         <w:rFonts w:ascii="Wingdings" w:hAnsi="Wingdings" w:cs="Wingdings" w:hint="default"/>
+        <w:sz w:val="20"/>
+        <w:szCs w:val="20"/>
       </w:rPr>
     </w:lvl>
     <w:lvl w:ilvl="3">
@@ -9578,6 +10420,8 @@
       </w:pPr>
       <w:rPr>
         <w:rFonts w:ascii="Symbol" w:hAnsi="Symbol" w:cs="Symbol" w:hint="default"/>
+        <w:sz w:val="20"/>
+        <w:szCs w:val="20"/>
       </w:rPr>
     </w:lvl>
     <w:lvl w:ilvl="4">
@@ -9593,6 +10437,8 @@
       </w:pPr>
       <w:rPr>
         <w:rFonts w:ascii="Courier New" w:hAnsi="Courier New" w:cs="Courier New" w:hint="default"/>
+        <w:sz w:val="20"/>
+        <w:szCs w:val="20"/>
       </w:rPr>
     </w:lvl>
     <w:lvl w:ilvl="5">
@@ -9608,6 +10454,8 @@
       </w:pPr>
       <w:rPr>
         <w:rFonts w:ascii="Wingdings" w:hAnsi="Wingdings" w:cs="Wingdings" w:hint="default"/>
+        <w:sz w:val="20"/>
+        <w:szCs w:val="20"/>
       </w:rPr>
     </w:lvl>
     <w:lvl w:ilvl="6">
@@ -9623,6 +10471,8 @@
       </w:pPr>
       <w:rPr>
         <w:rFonts w:ascii="Symbol" w:hAnsi="Symbol" w:cs="Symbol" w:hint="default"/>
+        <w:sz w:val="20"/>
+        <w:szCs w:val="20"/>
       </w:rPr>
     </w:lvl>
     <w:lvl w:ilvl="7">
@@ -9638,6 +10488,8 @@
       </w:pPr>
       <w:rPr>
         <w:rFonts w:ascii="Courier New" w:hAnsi="Courier New" w:cs="Courier New" w:hint="default"/>
+        <w:sz w:val="20"/>
+        <w:szCs w:val="20"/>
       </w:rPr>
     </w:lvl>
     <w:lvl w:ilvl="8">
@@ -9653,6 +10505,8 @@
       </w:pPr>
       <w:rPr>
         <w:rFonts w:ascii="Wingdings" w:hAnsi="Wingdings" w:cs="Wingdings" w:hint="default"/>
+        <w:sz w:val="20"/>
+        <w:szCs w:val="20"/>
       </w:rPr>
     </w:lvl>
   </w:abstractNum>
@@ -10116,8 +10970,8 @@
       <w:rFonts w:ascii="Arial" w:hAnsi="Arial" w:cs="Arial"/>
       <w:b/>
       <w:color w:val="000000" w:themeColor="text1"/>
-      <w:sz w:val="24"/>
-      <w:szCs w:val="32"/>
+      <w:sz w:val="20"/>
+      <w:szCs w:val="20"/>
     </w:rPr>
   </w:style>
   <w:style w:type="paragraph" w:styleId="Ttulo2">
@@ -10141,10 +10995,11 @@
     </w:pPr>
     <w:rPr>
       <w:rFonts w:ascii="Arial" w:hAnsi="Arial" w:cs="Arial"/>
-      <w:b/>
+      <w:bCs w:val="0"/>
+      <w:b w:val="0"/>
       <w:color w:val="000000" w:themeColor="text1"/>
-      <w:sz w:val="24"/>
-      <w:szCs w:val="26"/>
+      <w:sz w:val="20"/>
+      <w:szCs w:val="20"/>
     </w:rPr>
   </w:style>
   <w:style w:type="paragraph" w:styleId="Ttulo3">
@@ -10167,10 +11022,11 @@
     </w:pPr>
     <w:rPr>
       <w:rFonts w:ascii="Arial" w:hAnsi="Arial" w:cs="Arial"/>
-      <w:b/>
+      <w:bCs w:val="0"/>
+      <w:b w:val="0"/>
       <w:color w:val="000000" w:themeColor="text1"/>
-      <w:sz w:val="24"/>
-      <w:szCs w:val="26"/>
+      <w:sz w:val="20"/>
+      <w:szCs w:val="20"/>
     </w:rPr>
   </w:style>
   <w:style w:type="character" w:default="1" w:styleId="Fontepargpadro">
@@ -10215,6 +11071,10 @@
     <w:uiPriority w:val="99"/>
     <w:qFormat/>
     <w:rsid w:val="00FB5352"/>
+    <w:rPr>
+      <w:sz w:val="20"/>
+      <w:szCs w:val="20"/>
+    </w:rPr>
   </w:style>
   <w:style w:type="character" w:styleId="Hyperlink">
     <w:name w:val="Hyperlink"/>
@@ -10369,6 +11229,10 @@
       </w:tabs>
       <w:spacing w:after="0" w:line="240" w:lineRule="auto"/>
     </w:pPr>
+    <w:rPr>
+      <w:sz w:val="20"/>
+      <w:szCs w:val="20"/>
+    </w:rPr>
   </w:style>
   <w:style w:type="paragraph" w:customStyle="1" w:styleId="Contedodoquadro">
     <w:name w:val="Conteúdo do quadro"/>
@@ -10401,8 +11265,8 @@
       <w:rFonts w:asciiTheme="majorHAnsi" w:eastAsiaTheme="majorEastAsia" w:hAnsiTheme="majorHAnsi" w:cstheme="majorBidi"/>
       <w:b/>
       <w:color w:val="000000" w:themeColor="text1"/>
-      <w:sz w:val="24"/>
-      <w:szCs w:val="32"/>
+      <w:sz w:val="20"/>
+      <w:szCs w:val="20"/>
     </w:rPr>
   </w:style>
   <w:style w:type="paragraph" w:styleId="Sumrio1">
@@ -10432,10 +11296,11 @@
     <w:rsid w:val="00E3098F"/>
     <w:rPr>
       <w:rFonts w:asciiTheme="majorHAnsi" w:eastAsiaTheme="majorEastAsia" w:hAnsiTheme="majorHAnsi" w:cstheme="majorBidi"/>
-      <w:b/>
+      <w:bCs w:val="0"/>
+      <w:b w:val="0"/>
       <w:color w:val="000000" w:themeColor="text1"/>
-      <w:sz w:val="24"/>
-      <w:szCs w:val="26"/>
+      <w:sz w:val="20"/>
+      <w:szCs w:val="20"/>
     </w:rPr>
   </w:style>
   <w:style w:type="paragraph" w:styleId="Sumrio2">

--- a/backend/models/comercial/Proposta Comercial.docx
+++ b/backend/models/comercial/Proposta Comercial.docx
@@ -7304,9 +7304,12 @@
     <w:p>
       <w:pPr>
         <w:spacing w:after="120" w:line="360" w:lineRule="auto"/>
+        <w:ind w:left="2136" w:right="0" w:firstLine="0"/>
         <w:jc w:val="both"/>
         <w:rPr>
           <w:rFonts w:cstheme="minorHAnsi"/>
+          <w:b w:val="false"/>
+          <w:bCs w:val="false"/>
           <w:sz w:val="20"/>
           <w:szCs w:val="20"/>
         </w:rPr>
@@ -7314,8 +7317,8 @@
       <w:r>
         <w:rPr>
           <w:rFonts w:cstheme="minorHAnsi"/>
-          <w:b/>
-          <w:bCs/>
+          <w:b w:val="false"/>
+          <w:bCs w:val="false"/>
           <w:sz w:val="20"/>
           <w:szCs w:val="20"/>
         </w:rPr>
@@ -7324,12 +7327,14 @@
     </w:p>
     <w:p>
       <w:pPr>
-        <w:pStyle w:val="PargrafodaLista"/>
+        <w:pStyle w:val="Normal"/>
         <w:spacing w:after="120" w:line="360" w:lineRule="auto"/>
-        <w:ind w:left="2136"/>
+        <w:ind w:left="2136" w:right="0" w:firstLine="0"/>
         <w:jc w:val="both"/>
         <w:rPr>
           <w:rFonts w:cstheme="minorHAnsi"/>
+          <w:b w:val="false"/>
+          <w:bCs w:val="false"/>
           <w:sz w:val="20"/>
           <w:szCs w:val="20"/>
         </w:rPr>
@@ -7337,6 +7342,8 @@
       <w:r>
         <w:rPr>
           <w:rFonts w:cstheme="minorHAnsi"/>
+          <w:b w:val="false"/>
+          <w:bCs w:val="false"/>
           <w:sz w:val="20"/>
           <w:szCs w:val="20"/>
         </w:rPr>
@@ -7372,9 +7379,12 @@
     <w:p>
       <w:pPr>
         <w:spacing w:after="120" w:line="360" w:lineRule="auto"/>
+        <w:ind w:left="2136" w:right="0" w:firstLine="0"/>
         <w:jc w:val="both"/>
         <w:rPr>
           <w:rFonts w:cstheme="minorHAnsi"/>
+          <w:b w:val="false"/>
+          <w:bCs w:val="false"/>
           <w:sz w:val="20"/>
           <w:szCs w:val="20"/>
         </w:rPr>
@@ -7382,8 +7392,8 @@
       <w:r>
         <w:rPr>
           <w:rFonts w:cstheme="minorHAnsi"/>
-          <w:b/>
-          <w:bCs/>
+          <w:b w:val="false"/>
+          <w:bCs w:val="false"/>
           <w:sz w:val="20"/>
           <w:szCs w:val="20"/>
         </w:rPr>
@@ -7392,12 +7402,14 @@
     </w:p>
     <w:p>
       <w:pPr>
-        <w:pStyle w:val="PargrafodaLista"/>
+        <w:pStyle w:val="Normal"/>
         <w:spacing w:after="120" w:line="360" w:lineRule="auto"/>
-        <w:ind w:left="2136"/>
+        <w:ind w:left="2136" w:right="0" w:firstLine="0"/>
         <w:jc w:val="both"/>
         <w:rPr>
           <w:rFonts w:cstheme="minorHAnsi"/>
+          <w:b w:val="false"/>
+          <w:bCs w:val="false"/>
           <w:sz w:val="20"/>
           <w:szCs w:val="20"/>
         </w:rPr>
@@ -7405,6 +7417,8 @@
       <w:r>
         <w:rPr>
           <w:rFonts w:cstheme="minorHAnsi"/>
+          <w:b w:val="false"/>
+          <w:bCs w:val="false"/>
           <w:sz w:val="20"/>
           <w:szCs w:val="20"/>
         </w:rPr>
@@ -7441,9 +7455,12 @@
     <w:p>
       <w:pPr>
         <w:spacing w:after="120" w:line="360" w:lineRule="auto"/>
+        <w:ind w:left="2136" w:right="0" w:firstLine="0"/>
         <w:jc w:val="both"/>
         <w:rPr>
           <w:rFonts w:cstheme="minorHAnsi"/>
+          <w:b w:val="false"/>
+          <w:bCs w:val="false"/>
           <w:sz w:val="20"/>
           <w:szCs w:val="20"/>
         </w:rPr>
@@ -7451,8 +7468,8 @@
       <w:r>
         <w:rPr>
           <w:rFonts w:cstheme="minorHAnsi"/>
-          <w:b/>
-          <w:bCs/>
+          <w:b w:val="false"/>
+          <w:bCs w:val="false"/>
           <w:sz w:val="20"/>
           <w:szCs w:val="20"/>
         </w:rPr>
@@ -7461,17 +7478,23 @@
     </w:p>
     <w:p>
       <w:pPr>
-        <w:pStyle w:val="PargrafodaLista"/>
+        <w:pStyle w:val="Normal"/>
         <w:spacing w:after="120" w:line="360" w:lineRule="auto"/>
-        <w:rPr>
-          <w:rFonts w:eastAsia="Arial" w:cstheme="minorHAnsi"/>
-          <w:sz w:val="20"/>
-          <w:szCs w:val="20"/>
-        </w:rPr>
-      </w:pPr>
-      <w:r>
-        <w:rPr>
-          <w:rFonts w:eastAsia="Arial" w:cstheme="minorHAnsi"/>
+        <w:ind w:left="2136" w:right="0" w:firstLine="0"/>
+        <w:jc w:val="both"/>
+        <w:rPr>
+          <w:rFonts w:eastAsia="Arial" w:cstheme="minorHAnsi"/>
+          <w:b w:val="false"/>
+          <w:bCs w:val="false"/>
+          <w:sz w:val="20"/>
+          <w:szCs w:val="20"/>
+        </w:rPr>
+      </w:pPr>
+      <w:r>
+        <w:rPr>
+          <w:rFonts w:eastAsia="Arial" w:cstheme="minorHAnsi"/>
+          <w:b w:val="false"/>
+          <w:bCs w:val="false"/>
           <w:sz w:val="20"/>
           <w:szCs w:val="20"/>
         </w:rPr>

--- a/backend/models/comercial/Proposta Comercial.docx
+++ b/backend/models/comercial/Proposta Comercial.docx
@@ -868,6 +868,28 @@
           <w:szCs w:val="24"/>
         </w:rPr>
         <w:t>}}</w:t>
+      </w:r>
+    </w:p>
+    <w:p>
+      <w:pPr>
+        <w:spacing w:after="0" w:line="240" w:lineRule="auto"/>
+        <w:rPr>
+          <w:rFonts w:ascii="Arial" w:hAnsi="Arial" w:cs="Arial"/>
+          <w:b/>
+          <w:bCs/>
+          <w:sz w:val="24"/>
+          <w:szCs w:val="24"/>
+        </w:rPr>
+      </w:pPr>
+      <w:r>
+        <w:rPr>
+          <w:rFonts w:ascii="Arial" w:hAnsi="Arial" w:cs="Arial"/>
+          <w:b/>
+          <w:bCs/>
+          <w:sz w:val="24"/>
+          <w:szCs w:val="24"/>
+        </w:rPr>
+        <w:t>{{nome_proposta}}</w:t>
       </w:r>
     </w:p>
     <w:p>

--- a/backend/models/comercial/Proposta Comercial.docx
+++ b/backend/models/comercial/Proposta Comercial.docx
@@ -792,6 +792,70 @@
     <w:p>
       <w:pPr>
         <w:spacing w:after="0" w:line="240" w:lineRule="auto"/>
+        <w:jc w:val="center"/>
+        <w:rPr>
+          <w:rFonts w:ascii="Arial" w:hAnsi="Arial" w:cs="Arial"/>
+          <w:b/>
+          <w:bCs/>
+          <w:sz w:val="28"/>
+          <w:szCs w:val="28"/>
+        </w:rPr>
+      </w:pPr>
+      <w:r>
+        <w:rPr>
+          <w:rFonts w:ascii="Arial" w:hAnsi="Arial" w:cs="Arial"/>
+          <w:b/>
+          <w:bCs/>
+          <w:sz w:val="28"/>
+          <w:szCs w:val="28"/>
+        </w:rPr>
+        <w:lastRenderedPageBreak/>
+        <w:t>Proposta Comercial</w:t>
+      </w:r>
+    </w:p>
+    <w:p>
+      <w:pPr>
+        <w:spacing w:after="0" w:line="240" w:lineRule="auto"/>
+        <w:rPr>
+          <w:rFonts w:ascii="Arial" w:hAnsi="Arial" w:cs="Arial"/>
+          <w:b/>
+          <w:sz w:val="24"/>
+          <w:szCs w:val="24"/>
+        </w:rPr>
+      </w:pPr>
+    </w:p>
+    <w:p>
+      <w:pPr>
+        <w:spacing w:after="0" w:line="240" w:lineRule="auto"/>
+        <w:rPr>
+          <w:rFonts w:ascii="Arial" w:hAnsi="Arial" w:cs="Arial"/>
+          <w:bCs/>
+          <w:sz w:val="24"/>
+          <w:szCs w:val="24"/>
+        </w:rPr>
+      </w:pPr>
+      <w:r>
+        <w:rPr>
+          <w:rFonts w:ascii="Arial" w:hAnsi="Arial" w:cs="Arial"/>
+          <w:b/>
+          <w:sz w:val="24"/>
+          <w:szCs w:val="24"/>
+        </w:rPr>
+        <w:t xml:space="preserve">Orçamentista: </w:t>
+      </w:r>
+      <w:r>
+        <w:rPr>
+          <w:rFonts w:ascii="Arial" w:hAnsi="Arial" w:cs="Arial"/>
+          <w:bCs/>
+          <w:sz w:val="24"/>
+          <w:szCs w:val="24"/>
+        </w:rPr>
+        <w:t>{{orçamentista}}</w:t>
+      </w:r>
+    </w:p>
+    <w:p>
+      <w:pPr>
+        <w:spacing w:after="0" w:line="240" w:lineRule="auto"/>
         <w:rPr>
           <w:rFonts w:ascii="Arial" w:hAnsi="Arial" w:cs="Arial"/>
           <w:b/>
@@ -868,28 +932,6 @@
           <w:szCs w:val="24"/>
         </w:rPr>
         <w:t>}}</w:t>
-      </w:r>
-    </w:p>
-    <w:p>
-      <w:pPr>
-        <w:spacing w:after="0" w:line="240" w:lineRule="auto"/>
-        <w:rPr>
-          <w:rFonts w:ascii="Arial" w:hAnsi="Arial" w:cs="Arial"/>
-          <w:b/>
-          <w:bCs/>
-          <w:sz w:val="24"/>
-          <w:szCs w:val="24"/>
-        </w:rPr>
-      </w:pPr>
-      <w:r>
-        <w:rPr>
-          <w:rFonts w:ascii="Arial" w:hAnsi="Arial" w:cs="Arial"/>
-          <w:b/>
-          <w:bCs/>
-          <w:sz w:val="24"/>
-          <w:szCs w:val="24"/>
-        </w:rPr>
-        <w:t>{{nome_proposta}}</w:t>
       </w:r>
     </w:p>
     <w:p>
@@ -2815,63 +2857,21 @@
     </w:sdt>
     <w:p>
       <w:pPr>
-        <w:spacing w:after="0" w:line="240" w:lineRule="auto"/>
-        <w:jc w:val="both"/>
-        <w:rPr>
-          <w:rFonts w:ascii="Arial" w:hAnsi="Arial" w:cs="Arial"/>
-          <w:b/>
-          <w:sz w:val="24"/>
-          <w:szCs w:val="24"/>
-        </w:rPr>
-      </w:pPr>
-    </w:p>
-    <w:p>
-      <w:pPr>
-        <w:spacing w:after="0" w:line="240" w:lineRule="auto"/>
-        <w:jc w:val="both"/>
-        <w:rPr>
-          <w:rFonts w:ascii="Arial" w:hAnsi="Arial" w:cs="Arial"/>
-          <w:b/>
-          <w:sz w:val="24"/>
-          <w:szCs w:val="24"/>
-        </w:rPr>
-      </w:pPr>
-    </w:p>
-    <w:p>
-      <w:pPr>
-        <w:spacing w:after="0" w:line="240" w:lineRule="auto"/>
-        <w:jc w:val="both"/>
-        <w:rPr>
-          <w:rFonts w:ascii="Arial" w:hAnsi="Arial" w:cs="Arial"/>
-          <w:b/>
-          <w:sz w:val="24"/>
-          <w:szCs w:val="24"/>
-        </w:rPr>
-      </w:pPr>
-    </w:p>
-    <w:p>
-      <w:pPr>
         <w:pStyle w:val="Ttulo1"/>
         <w:pageBreakBefore/>
         <w:rPr>
           <w:b w:val="0"/>
-          <w:sz w:val="20"/>
-          <w:szCs w:val="20"/>
         </w:rPr>
       </w:pPr>
       <w:bookmarkStart w:id="1" w:name="_Toc241759573"/>
-      <w:bookmarkStart w:id="2" w:name="_Hlk219203928"/>
-      <w:bookmarkStart w:id="3" w:name="_Toc241762336"/>
-      <w:r>
-        <w:rPr>
-          <w:sz w:val="20"/>
-          <w:szCs w:val="20"/>
-        </w:rPr>
+      <w:bookmarkStart w:id="2" w:name="_Toc241762336"/>
+      <w:bookmarkStart w:id="3" w:name="_Hlk219203928"/>
+      <w:r>
         <w:lastRenderedPageBreak/>
         <w:t>Filtrovali é a escolha certa para a sua obra</w:t>
       </w:r>
       <w:bookmarkEnd w:id="1"/>
-      <w:bookmarkEnd w:id="3"/>
+      <w:bookmarkEnd w:id="2"/>
     </w:p>
     <w:p>
       <w:pPr>
@@ -3671,21 +3671,9 @@
     <w:p>
       <w:pPr>
         <w:pStyle w:val="Ttulo2"/>
-        <w:rPr>
-          <w:bCs w:val="false"/>
-          <w:b w:val="false"/>
-          <w:sz w:val="20"/>
-          <w:szCs w:val="20"/>
-        </w:rPr>
       </w:pPr>
       <w:bookmarkStart w:id="4" w:name="__RefHeading___Toc532_2124872291"/>
       <w:r>
-        <w:rPr>
-          <w:bCs w:val="false"/>
-          <w:b w:val="false"/>
-          <w:sz w:val="20"/>
-          <w:szCs w:val="20"/>
-        </w:rPr>
         <w:t>- Tradição, excelência e referência em serviços industriais</w:t>
       </w:r>
       <w:bookmarkEnd w:id="4"/>
@@ -4340,22 +4328,9 @@
     <w:p>
       <w:pPr>
         <w:pStyle w:val="Ttulo2"/>
-        <w:rPr>
-          <w:bCs w:val="false"/>
-          <w:b w:val="false"/>
-          <w:szCs w:val="20"/>
-          <w:sz w:val="20"/>
-        </w:rPr>
       </w:pPr>
       <w:bookmarkStart w:id="5" w:name="__RefHeading___Toc534_2124872291"/>
       <w:r>
-        <w:rPr>
-          <w:bCs w:val="false"/>
-          <w:b w:val="false"/>
-          <w:szCs w:val="20"/>
-          <w:sz w:val="20"/>
-        </w:rPr>
-        <w:lastRenderedPageBreak/>
         <w:t>- Equipamentos modernos, revisados e alto desempenho e tecnologia para atender qualquer demanda.</w:t>
       </w:r>
       <w:bookmarkEnd w:id="5"/>
@@ -4677,21 +4652,9 @@
     <w:p>
       <w:pPr>
         <w:pStyle w:val="Ttulo2"/>
-        <w:rPr>
-          <w:bCs w:val="false"/>
-          <w:b w:val="false"/>
-          <w:szCs w:val="20"/>
-          <w:sz w:val="20"/>
-        </w:rPr>
       </w:pPr>
       <w:bookmarkStart w:id="6" w:name="__RefHeading___Toc536_2124872291"/>
       <w:r>
-        <w:rPr>
-          <w:bCs w:val="false"/>
-          <w:b w:val="false"/>
-          <w:szCs w:val="20"/>
-          <w:sz w:val="20"/>
-        </w:rPr>
         <w:t>- Clientes que confiam e atestam a excelência da Filtrovali</w:t>
       </w:r>
       <w:bookmarkEnd w:id="6"/>
@@ -4772,8 +4735,6 @@
         <w:jc w:val="both"/>
         <w:rPr>
           <w:rFonts w:cstheme="minorHAnsi"/>
-          <w:szCs w:val="20"/>
-          <w:sz w:val="20"/>
         </w:rPr>
       </w:pPr>
       <w:bookmarkStart w:id="7" w:name="_Toc241762337"/>
@@ -4781,18 +4742,14 @@
         <w:rPr>
           <w:rFonts w:eastAsia="Arial" w:cstheme="minorHAnsi"/>
           <w:bCs/>
-          <w:szCs w:val="20"/>
-          <w:sz w:val="20"/>
         </w:rPr>
         <w:t xml:space="preserve">- </w:t>
       </w:r>
-      <w:bookmarkEnd w:id="2"/>
+      <w:bookmarkEnd w:id="3"/>
       <w:r>
         <w:rPr>
           <w:rFonts w:eastAsia="Arial" w:cstheme="minorHAnsi"/>
           <w:bCs/>
-          <w:szCs w:val="20"/>
-          <w:sz w:val="20"/>
         </w:rPr>
         <w:t>Descrição dos serviços que serão executados:</w:t>
       </w:r>
@@ -4805,20 +4762,12 @@
         <w:jc w:val="both"/>
         <w:rPr>
           <w:rFonts w:cstheme="minorHAnsi"/>
-          <w:bCs w:val="false"/>
-          <w:b w:val="false"/>
-          <w:szCs w:val="20"/>
-          <w:sz w:val="20"/>
         </w:rPr>
       </w:pPr>
       <w:bookmarkStart w:id="8" w:name="__RefHeading___Toc540_2124872291"/>
       <w:r>
         <w:rPr>
           <w:rFonts w:cstheme="minorHAnsi"/>
-          <w:bCs w:val="false"/>
-          <w:b w:val="false"/>
-          <w:szCs w:val="20"/>
-          <w:sz w:val="20"/>
         </w:rPr>
         <w:t>{{servico}}</w:t>
       </w:r>
@@ -4835,8 +4784,6 @@
         <w:jc w:val="both"/>
         <w:rPr>
           <w:rFonts w:cstheme="minorHAnsi"/>
-          <w:bCs w:val="false"/>
-          <w:b w:val="false"/>
           <w:sz w:val="20"/>
           <w:szCs w:val="20"/>
         </w:rPr>
@@ -4844,8 +4791,6 @@
       <w:r>
         <w:rPr>
           <w:rFonts w:cstheme="minorHAnsi"/>
-          <w:bCs w:val="false"/>
-          <w:b w:val="false"/>
           <w:sz w:val="20"/>
           <w:szCs w:val="20"/>
         </w:rPr>
@@ -4907,7 +4852,6 @@
           <w:sz w:val="20"/>
           <w:szCs w:val="20"/>
         </w:rPr>
-        <w:lastRenderedPageBreak/>
         <w:t>não fazem parte do escopo.</w:t>
       </w:r>
     </w:p>
@@ -4917,8 +4861,6 @@
         <w:spacing w:after="120"/>
         <w:rPr>
           <w:rFonts w:cstheme="minorHAnsi"/>
-          <w:szCs w:val="20"/>
-          <w:sz w:val="20"/>
         </w:rPr>
       </w:pPr>
       <w:bookmarkStart w:id="9" w:name="_Toc241762338"/>
@@ -4926,8 +4868,6 @@
         <w:rPr>
           <w:rFonts w:eastAsia="Arial" w:cstheme="minorHAnsi"/>
           <w:bCs/>
-          <w:szCs w:val="20"/>
-          <w:sz w:val="20"/>
         </w:rPr>
         <w:t xml:space="preserve">- </w:t>
       </w:r>
@@ -4936,8 +4876,6 @@
           <w:rFonts w:cstheme="minorHAnsi"/>
           <w:bCs/>
           <w:color w:val="000000"/>
-          <w:szCs w:val="20"/>
-          <w:sz w:val="20"/>
         </w:rPr>
         <w:t>Matriz geral de responsabilidade</w:t>
       </w:r>
@@ -4949,31 +4887,19 @@
         <w:spacing w:after="120"/>
         <w:rPr>
           <w:rFonts w:cstheme="minorHAnsi"/>
-          <w:bCs w:val="false"/>
-          <w:b w:val="false"/>
-          <w:szCs w:val="20"/>
-          <w:sz w:val="20"/>
         </w:rPr>
       </w:pPr>
       <w:bookmarkStart w:id="10" w:name="__RefHeading___Toc544_2124872291"/>
       <w:r>
         <w:rPr>
           <w:rFonts w:cstheme="minorHAnsi"/>
-          <w:b w:val="false"/>
-          <w:bCs w:val="false"/>
           <w:color w:val="000000"/>
-          <w:szCs w:val="20"/>
-          <w:sz w:val="20"/>
         </w:rPr>
         <w:t>Responsabilidade da Filtrovali</w:t>
       </w:r>
       <w:r>
         <w:rPr>
           <w:rFonts w:eastAsia="Arial" w:cstheme="minorHAnsi"/>
-          <w:b w:val="false"/>
-          <w:bCs w:val="false"/>
-          <w:szCs w:val="20"/>
-          <w:sz w:val="20"/>
         </w:rPr>
         <w:t>:</w:t>
       </w:r>
@@ -5191,8 +5117,6 @@
               <w:jc w:val="center"/>
               <w:rPr>
                 <w:rFonts w:eastAsia="Arial" w:cstheme="minorHAnsi"/>
-                <w:bCs w:val="false"/>
-                <w:b w:val="false"/>
                 <w:color w:val="000000"/>
                 <w:sz w:val="20"/>
                 <w:szCs w:val="20"/>
@@ -5277,31 +5201,19 @@
         <w:spacing w:after="120"/>
         <w:rPr>
           <w:rFonts w:cstheme="minorHAnsi"/>
-          <w:bCs w:val="false"/>
-          <w:b w:val="false"/>
-          <w:szCs w:val="20"/>
-          <w:sz w:val="20"/>
         </w:rPr>
       </w:pPr>
       <w:bookmarkStart w:id="11" w:name="__RefHeading___Toc546_2124872291"/>
       <w:r>
         <w:rPr>
           <w:rFonts w:cstheme="minorHAnsi"/>
-          <w:b w:val="false"/>
-          <w:bCs w:val="false"/>
           <w:color w:val="000000"/>
-          <w:szCs w:val="20"/>
-          <w:sz w:val="20"/>
         </w:rPr>
         <w:t>Responsabilidade do Contratante</w:t>
       </w:r>
       <w:r>
         <w:rPr>
           <w:rFonts w:eastAsia="Arial" w:cstheme="minorHAnsi"/>
-          <w:b w:val="false"/>
-          <w:bCs w:val="false"/>
-          <w:szCs w:val="20"/>
-          <w:sz w:val="20"/>
         </w:rPr>
         <w:t>:</w:t>
       </w:r>
@@ -5485,6 +5397,7 @@
                 <w:szCs w:val="20"/>
                 <w:lang w:eastAsia="pt-BR"/>
               </w:rPr>
+              <w:lastRenderedPageBreak/>
               <w:t>{{categoria_contratante}}</w:t>
             </w:r>
           </w:p>
@@ -5517,8 +5430,6 @@
               <w:jc w:val="center"/>
               <w:rPr>
                 <w:rFonts w:eastAsia="Arial" w:cstheme="minorHAnsi"/>
-                <w:bCs w:val="false"/>
-                <w:b w:val="false"/>
                 <w:color w:val="000000"/>
                 <w:sz w:val="20"/>
                 <w:szCs w:val="20"/>
@@ -5604,8 +5515,6 @@
         <w:jc w:val="both"/>
         <w:rPr>
           <w:rFonts w:cstheme="minorHAnsi"/>
-          <w:szCs w:val="20"/>
-          <w:sz w:val="20"/>
         </w:rPr>
       </w:pPr>
       <w:bookmarkStart w:id="13" w:name="_Toc241762339"/>
@@ -5613,8 +5522,6 @@
         <w:rPr>
           <w:rFonts w:eastAsia="Arial" w:cstheme="minorHAnsi"/>
           <w:bCs/>
-          <w:szCs w:val="20"/>
-          <w:sz w:val="20"/>
         </w:rPr>
         <w:t>- Previsão de atendimento:</w:t>
       </w:r>
@@ -5631,38 +5538,22 @@
         <w:jc w:val="both"/>
         <w:rPr>
           <w:rFonts w:cstheme="minorHAnsi"/>
-          <w:bCs w:val="false"/>
-          <w:b w:val="false"/>
-          <w:sz w:val="20"/>
-          <w:szCs w:val="20"/>
-        </w:rPr>
-      </w:pPr>
-      <w:r>
-        <w:rPr>
-          <w:rFonts w:eastAsia="Arial" w:cstheme="minorHAnsi"/>
-          <w:bCs w:val="false"/>
-          <w:b w:val="false"/>
-          <w:sz w:val="20"/>
-          <w:szCs w:val="20"/>
-        </w:rPr>
-        <w:t xml:space="preserve">- </w:t>
-      </w:r>
-      <w:r>
-        <w:rPr>
-          <w:rFonts w:eastAsia="Arial" w:cstheme="minorHAnsi"/>
-          <w:b w:val="false"/>
-          <w:bCs w:val="false"/>
-          <w:sz w:val="20"/>
-          <w:szCs w:val="20"/>
-        </w:rPr>
-        <w:t>{{</w:t>
+          <w:sz w:val="20"/>
+          <w:szCs w:val="20"/>
+        </w:rPr>
+      </w:pPr>
+      <w:r>
+        <w:rPr>
+          <w:rFonts w:eastAsia="Arial" w:cstheme="minorHAnsi"/>
+          <w:sz w:val="20"/>
+          <w:szCs w:val="20"/>
+        </w:rPr>
+        <w:t>- {{</w:t>
       </w:r>
       <w:proofErr w:type="spellStart"/>
       <w:r>
         <w:rPr>
           <w:rFonts w:eastAsia="Arial" w:cstheme="minorHAnsi"/>
-          <w:b w:val="false"/>
-          <w:bCs w:val="false"/>
           <w:sz w:val="20"/>
           <w:szCs w:val="20"/>
         </w:rPr>
@@ -5672,22 +5563,10 @@
       <w:r>
         <w:rPr>
           <w:rFonts w:eastAsia="Arial" w:cstheme="minorHAnsi"/>
-          <w:b w:val="false"/>
-          <w:bCs w:val="false"/>
-          <w:sz w:val="20"/>
-          <w:szCs w:val="20"/>
-        </w:rPr>
-        <w:t xml:space="preserve">}} dias </w:t>
-      </w:r>
-      <w:r>
-        <w:rPr>
-          <w:rFonts w:eastAsia="Arial" w:cstheme="minorHAnsi"/>
-          <w:bCs w:val="false"/>
-          <w:b w:val="false"/>
-          <w:sz w:val="20"/>
-          <w:szCs w:val="20"/>
-        </w:rPr>
-        <w:t>após o recebimento do pedido de compras ou assinatura do contrato.</w:t>
+          <w:sz w:val="20"/>
+          <w:szCs w:val="20"/>
+        </w:rPr>
+        <w:t>}} dias após o recebimento do pedido de compras ou assinatura do contrato.</w:t>
       </w:r>
     </w:p>
     <w:p>
@@ -5701,17 +5580,13 @@
         <w:jc w:val="both"/>
         <w:rPr>
           <w:rFonts w:cstheme="minorHAnsi"/>
-          <w:bCs w:val="false"/>
-          <w:b w:val="false"/>
-          <w:sz w:val="20"/>
-          <w:szCs w:val="20"/>
-        </w:rPr>
-      </w:pPr>
-      <w:r>
-        <w:rPr>
-          <w:rFonts w:eastAsia="Arial" w:cstheme="minorHAnsi"/>
-          <w:bCs w:val="false"/>
-          <w:b w:val="false"/>
+          <w:sz w:val="20"/>
+          <w:szCs w:val="20"/>
+        </w:rPr>
+      </w:pPr>
+      <w:r>
+        <w:rPr>
+          <w:rFonts w:eastAsia="Arial" w:cstheme="minorHAnsi"/>
           <w:sz w:val="20"/>
           <w:szCs w:val="20"/>
         </w:rPr>
@@ -5729,17 +5604,13 @@
         <w:jc w:val="both"/>
         <w:rPr>
           <w:rFonts w:cstheme="minorHAnsi"/>
-          <w:bCs w:val="false"/>
-          <w:b w:val="false"/>
-          <w:sz w:val="20"/>
-          <w:szCs w:val="20"/>
-        </w:rPr>
-      </w:pPr>
-      <w:r>
-        <w:rPr>
-          <w:rFonts w:eastAsia="Arial" w:cstheme="minorHAnsi"/>
-          <w:bCs w:val="false"/>
-          <w:b w:val="false"/>
+          <w:sz w:val="20"/>
+          <w:szCs w:val="20"/>
+        </w:rPr>
+      </w:pPr>
+      <w:r>
+        <w:rPr>
+          <w:rFonts w:eastAsia="Arial" w:cstheme="minorHAnsi"/>
           <w:sz w:val="20"/>
           <w:szCs w:val="20"/>
         </w:rPr>
@@ -5753,8 +5624,6 @@
         <w:jc w:val="both"/>
         <w:rPr>
           <w:rFonts w:cstheme="minorHAnsi"/>
-          <w:szCs w:val="20"/>
-          <w:sz w:val="20"/>
         </w:rPr>
       </w:pPr>
       <w:bookmarkStart w:id="14" w:name="_Toc241762340"/>
@@ -5762,8 +5631,6 @@
         <w:rPr>
           <w:rFonts w:eastAsia="Arial" w:cstheme="minorHAnsi"/>
           <w:bCs/>
-          <w:szCs w:val="20"/>
-          <w:sz w:val="20"/>
         </w:rPr>
         <w:t>- Prazo para execução dos serviços:</w:t>
       </w:r>
@@ -5797,32 +5664,19 @@
         <w:jc w:val="both"/>
         <w:rPr>
           <w:rFonts w:cstheme="minorHAnsi"/>
-          <w:bCs w:val="false"/>
-          <w:b w:val="false"/>
-          <w:szCs w:val="20"/>
-          <w:sz w:val="20"/>
         </w:rPr>
       </w:pPr>
       <w:bookmarkStart w:id="15" w:name="__RefHeading___Toc552_2124872291"/>
       <w:r>
         <w:rPr>
           <w:rFonts w:eastAsia="Arial" w:cstheme="minorHAnsi"/>
-          <w:bCs w:val="false"/>
-          <w:b w:val="false"/>
-          <w:szCs w:val="20"/>
-          <w:sz w:val="20"/>
-        </w:rPr>
-        <w:lastRenderedPageBreak/>
+        </w:rPr>
         <w:t>Prazo previsto de permanência em obra (dias corridos) – {{</w:t>
       </w:r>
       <w:proofErr w:type="spellStart"/>
       <w:r>
         <w:rPr>
           <w:rFonts w:eastAsia="Arial" w:cstheme="minorHAnsi"/>
-          <w:bCs w:val="false"/>
-          <w:b w:val="false"/>
-          <w:szCs w:val="20"/>
-          <w:sz w:val="20"/>
         </w:rPr>
         <w:t>n_dias</w:t>
       </w:r>
@@ -5830,10 +5684,6 @@
       <w:r>
         <w:rPr>
           <w:rFonts w:eastAsia="Arial" w:cstheme="minorHAnsi"/>
-          <w:bCs w:val="false"/>
-          <w:b w:val="false"/>
-          <w:szCs w:val="20"/>
-          <w:sz w:val="20"/>
         </w:rPr>
         <w:t>}} dia(s);</w:t>
       </w:r>
@@ -5846,20 +5696,12 @@
         <w:jc w:val="both"/>
         <w:rPr>
           <w:rFonts w:cstheme="minorHAnsi"/>
-          <w:bCs w:val="false"/>
-          <w:b w:val="false"/>
-          <w:szCs w:val="20"/>
-          <w:sz w:val="20"/>
         </w:rPr>
       </w:pPr>
       <w:bookmarkStart w:id="16" w:name="__RefHeading___Toc554_2124872291"/>
       <w:r>
         <w:rPr>
           <w:rFonts w:eastAsia="Arial" w:cstheme="minorHAnsi"/>
-          <w:bCs w:val="false"/>
-          <w:b w:val="false"/>
-          <w:szCs w:val="20"/>
-          <w:sz w:val="20"/>
         </w:rPr>
         <w:t>Prazo previsto para integração – {{</w:t>
       </w:r>
@@ -5867,10 +5709,6 @@
       <w:r>
         <w:rPr>
           <w:rFonts w:eastAsia="Arial" w:cstheme="minorHAnsi"/>
-          <w:bCs w:val="false"/>
-          <w:b w:val="false"/>
-          <w:szCs w:val="20"/>
-          <w:sz w:val="20"/>
         </w:rPr>
         <w:t>dias_treinamento</w:t>
       </w:r>
@@ -5878,10 +5716,6 @@
       <w:r>
         <w:rPr>
           <w:rFonts w:eastAsia="Arial" w:cstheme="minorHAnsi"/>
-          <w:bCs w:val="false"/>
-          <w:b w:val="false"/>
-          <w:szCs w:val="20"/>
-          <w:sz w:val="20"/>
         </w:rPr>
         <w:t>}} dia(s);</w:t>
       </w:r>
@@ -5894,20 +5728,12 @@
         <w:jc w:val="both"/>
         <w:rPr>
           <w:rFonts w:cstheme="minorHAnsi"/>
-          <w:bCs w:val="false"/>
-          <w:b w:val="false"/>
-          <w:szCs w:val="20"/>
-          <w:sz w:val="20"/>
         </w:rPr>
       </w:pPr>
       <w:bookmarkStart w:id="17" w:name="__RefHeading___Toc556_2124872291"/>
       <w:r>
         <w:rPr>
           <w:rFonts w:eastAsia="Arial" w:cstheme="minorHAnsi"/>
-          <w:bCs w:val="false"/>
-          <w:b w:val="false"/>
-          <w:szCs w:val="20"/>
-          <w:sz w:val="20"/>
         </w:rPr>
         <w:t>Prazo previsto de execução dos serviços (dias trabalhados/uteis) – {{</w:t>
       </w:r>
@@ -5915,10 +5741,6 @@
       <w:r>
         <w:rPr>
           <w:rFonts w:eastAsia="Arial" w:cstheme="minorHAnsi"/>
-          <w:bCs w:val="false"/>
-          <w:b w:val="false"/>
-          <w:szCs w:val="20"/>
-          <w:sz w:val="20"/>
         </w:rPr>
         <w:t>n_dias_trabalhados</w:t>
       </w:r>
@@ -5926,10 +5748,6 @@
       <w:r>
         <w:rPr>
           <w:rFonts w:eastAsia="Arial" w:cstheme="minorHAnsi"/>
-          <w:bCs w:val="false"/>
-          <w:b w:val="false"/>
-          <w:szCs w:val="20"/>
-          <w:sz w:val="20"/>
         </w:rPr>
         <w:t>}} dia(as)</w:t>
       </w:r>
@@ -5942,20 +5760,12 @@
         <w:jc w:val="both"/>
         <w:rPr>
           <w:rFonts w:cstheme="minorHAnsi"/>
-          <w:bCs w:val="false"/>
-          <w:b w:val="false"/>
-          <w:szCs w:val="20"/>
-          <w:sz w:val="20"/>
         </w:rPr>
       </w:pPr>
       <w:bookmarkStart w:id="18" w:name="__RefHeading___Toc558_2124872291"/>
       <w:r>
         <w:rPr>
           <w:rFonts w:eastAsia="Arial" w:cstheme="minorHAnsi"/>
-          <w:bCs w:val="false"/>
-          <w:b w:val="false"/>
-          <w:szCs w:val="20"/>
-          <w:sz w:val="20"/>
         </w:rPr>
         <w:t>Prazo de deslocamento (</w:t>
       </w:r>
@@ -5963,10 +5773,6 @@
       <w:r>
         <w:rPr>
           <w:rFonts w:eastAsia="Arial" w:cstheme="minorHAnsi"/>
-          <w:bCs w:val="false"/>
-          <w:b w:val="false"/>
-          <w:szCs w:val="20"/>
-          <w:sz w:val="20"/>
         </w:rPr>
         <w:t>Mob</w:t>
       </w:r>
@@ -5974,10 +5780,6 @@
       <w:r>
         <w:rPr>
           <w:rFonts w:eastAsia="Arial" w:cstheme="minorHAnsi"/>
-          <w:bCs w:val="false"/>
-          <w:b w:val="false"/>
-          <w:szCs w:val="20"/>
-          <w:sz w:val="20"/>
         </w:rPr>
         <w:t>/</w:t>
       </w:r>
@@ -5985,10 +5787,6 @@
       <w:r>
         <w:rPr>
           <w:rFonts w:eastAsia="Arial" w:cstheme="minorHAnsi"/>
-          <w:bCs w:val="false"/>
-          <w:b w:val="false"/>
-          <w:szCs w:val="20"/>
-          <w:sz w:val="20"/>
         </w:rPr>
         <w:t>desmob</w:t>
       </w:r>
@@ -5996,10 +5794,6 @@
       <w:r>
         <w:rPr>
           <w:rFonts w:eastAsia="Arial" w:cstheme="minorHAnsi"/>
-          <w:bCs w:val="false"/>
-          <w:b w:val="false"/>
-          <w:szCs w:val="20"/>
-          <w:sz w:val="20"/>
         </w:rPr>
         <w:t>) – {{</w:t>
       </w:r>
@@ -6007,10 +5801,6 @@
       <w:r>
         <w:rPr>
           <w:rFonts w:eastAsia="Arial" w:cstheme="minorHAnsi"/>
-          <w:bCs w:val="false"/>
-          <w:b w:val="false"/>
-          <w:szCs w:val="20"/>
-          <w:sz w:val="20"/>
         </w:rPr>
         <w:t>dias_mob</w:t>
       </w:r>
@@ -6018,10 +5808,6 @@
       <w:r>
         <w:rPr>
           <w:rFonts w:eastAsia="Arial" w:cstheme="minorHAnsi"/>
-          <w:bCs w:val="false"/>
-          <w:b w:val="false"/>
-          <w:szCs w:val="20"/>
-          <w:sz w:val="20"/>
         </w:rPr>
         <w:t>}} dia(s).</w:t>
       </w:r>
@@ -6054,8 +5840,6 @@
         <w:jc w:val="both"/>
         <w:rPr>
           <w:rFonts w:cstheme="minorHAnsi"/>
-          <w:szCs w:val="20"/>
-          <w:sz w:val="20"/>
         </w:rPr>
       </w:pPr>
       <w:bookmarkStart w:id="19" w:name="_Toc241762341"/>
@@ -6063,8 +5847,6 @@
         <w:rPr>
           <w:rFonts w:eastAsia="Arial" w:cstheme="minorHAnsi"/>
           <w:bCs/>
-          <w:szCs w:val="20"/>
-          <w:sz w:val="20"/>
         </w:rPr>
         <w:t>- Jornada de trabalho:</w:t>
       </w:r>
@@ -6098,20 +5880,12 @@
         <w:jc w:val="both"/>
         <w:rPr>
           <w:rFonts w:cstheme="minorHAnsi"/>
-          <w:bCs w:val="false"/>
-          <w:b w:val="false"/>
-          <w:szCs w:val="20"/>
-          <w:sz w:val="20"/>
         </w:rPr>
       </w:pPr>
       <w:bookmarkStart w:id="20" w:name="__RefHeading___Toc562_2124872291"/>
       <w:r>
         <w:rPr>
           <w:rFonts w:eastAsia="Arial" w:cstheme="minorHAnsi"/>
-          <w:bCs w:val="false"/>
-          <w:b w:val="false"/>
-          <w:szCs w:val="20"/>
-          <w:sz w:val="20"/>
         </w:rPr>
         <w:t>Turno diurno:</w:t>
       </w:r>
@@ -6128,17 +5902,13 @@
         <w:jc w:val="both"/>
         <w:rPr>
           <w:rFonts w:cstheme="minorHAnsi"/>
-          <w:bCs w:val="false"/>
-          <w:b w:val="false"/>
-          <w:sz w:val="20"/>
-          <w:szCs w:val="20"/>
-        </w:rPr>
-      </w:pPr>
-      <w:r>
-        <w:rPr>
-          <w:rFonts w:eastAsia="Arial" w:cstheme="minorHAnsi"/>
-          <w:bCs w:val="false"/>
-          <w:b w:val="false"/>
+          <w:sz w:val="20"/>
+          <w:szCs w:val="20"/>
+        </w:rPr>
+      </w:pPr>
+      <w:r>
+        <w:rPr>
+          <w:rFonts w:eastAsia="Arial" w:cstheme="minorHAnsi"/>
           <w:sz w:val="20"/>
           <w:szCs w:val="20"/>
         </w:rPr>
@@ -6156,17 +5926,13 @@
         <w:jc w:val="both"/>
         <w:rPr>
           <w:rFonts w:cstheme="minorHAnsi"/>
-          <w:bCs w:val="false"/>
-          <w:b w:val="false"/>
-          <w:sz w:val="20"/>
-          <w:szCs w:val="20"/>
-        </w:rPr>
-      </w:pPr>
-      <w:r>
-        <w:rPr>
-          <w:rFonts w:eastAsia="Arial" w:cstheme="minorHAnsi"/>
-          <w:bCs w:val="false"/>
-          <w:b w:val="false"/>
+          <w:sz w:val="20"/>
+          <w:szCs w:val="20"/>
+        </w:rPr>
+      </w:pPr>
+      <w:r>
+        <w:rPr>
+          <w:rFonts w:eastAsia="Arial" w:cstheme="minorHAnsi"/>
           <w:sz w:val="20"/>
           <w:szCs w:val="20"/>
         </w:rPr>
@@ -6200,8 +5966,6 @@
         <w:jc w:val="both"/>
         <w:rPr>
           <w:rFonts w:cstheme="minorHAnsi"/>
-          <w:szCs w:val="20"/>
-          <w:sz w:val="20"/>
         </w:rPr>
       </w:pPr>
       <w:bookmarkStart w:id="21" w:name="_Toc241762342"/>
@@ -6209,9 +5973,8 @@
         <w:rPr>
           <w:rFonts w:eastAsia="Arial" w:cstheme="minorHAnsi"/>
           <w:bCs/>
-          <w:szCs w:val="20"/>
-          <w:sz w:val="20"/>
-        </w:rPr>
+        </w:rPr>
+        <w:lastRenderedPageBreak/>
         <w:t>- Descrição dos valores:</w:t>
       </w:r>
       <w:bookmarkEnd w:id="21"/>
@@ -6376,8 +6139,6 @@
               <w:jc w:val="both"/>
               <w:rPr>
                 <w:rFonts w:eastAsia="Arial" w:cstheme="minorHAnsi"/>
-                <w:bCs w:val="false"/>
-                <w:b w:val="false"/>
                 <w:sz w:val="20"/>
                 <w:szCs w:val="20"/>
               </w:rPr>
@@ -6554,42 +6315,17 @@
         <w:jc w:val="both"/>
         <w:rPr>
           <w:rFonts w:eastAsia="Arial" w:cstheme="minorHAnsi"/>
-          <w:bCs w:val="false"/>
-          <w:b w:val="false"/>
-          <w:sz w:val="20"/>
-          <w:szCs w:val="20"/>
-        </w:rPr>
-      </w:pPr>
-      <w:r>
-        <w:rPr>
-          <w:rFonts w:eastAsia="Arial" w:cstheme="minorHAnsi"/>
-          <w:bCs w:val="false"/>
-          <w:b w:val="false"/>
-          <w:sz w:val="20"/>
-          <w:szCs w:val="20"/>
-        </w:rPr>
-        <w:lastRenderedPageBreak/>
-        <w:t xml:space="preserve">Para a contratação do serviço de desidratação de óleo sobressalente ou contratar o serviço (extra escopo desta proposta), será cobrado o valor de </w:t>
-      </w:r>
-      <w:r>
-        <w:rPr>
-          <w:rFonts w:eastAsia="Arial" w:cstheme="minorHAnsi"/>
-          <w:b w:val="false"/>
-          <w:bCs w:val="false"/>
-          <w:sz w:val="20"/>
-          <w:szCs w:val="20"/>
-        </w:rPr>
-        <w:t>R$ 4,00</w:t>
-      </w:r>
-      <w:r>
-        <w:rPr>
-          <w:rFonts w:eastAsia="Arial" w:cstheme="minorHAnsi"/>
-          <w:bCs w:val="false"/>
-          <w:b w:val="false"/>
-          <w:sz w:val="20"/>
-          <w:szCs w:val="20"/>
-        </w:rPr>
-        <w:t xml:space="preserve"> por litro de óleo, além dos custos com mobilização e desmobilização do equipamento, caso ele não esteja em campo.</w:t>
+          <w:sz w:val="20"/>
+          <w:szCs w:val="20"/>
+        </w:rPr>
+      </w:pPr>
+      <w:r>
+        <w:rPr>
+          <w:rFonts w:eastAsia="Arial" w:cstheme="minorHAnsi"/>
+          <w:sz w:val="20"/>
+          <w:szCs w:val="20"/>
+        </w:rPr>
+        <w:t>Para a contratação do serviço de desidratação de óleo sobressalente ou contratar o serviço (extra escopo desta proposta), será cobrado o valor de R$ 4,00 por litro de óleo, além dos custos com mobilização e desmobilização do equipamento, caso ele não esteja em campo.</w:t>
       </w:r>
     </w:p>
     <w:p>
@@ -6603,41 +6339,17 @@
         <w:jc w:val="both"/>
         <w:rPr>
           <w:rFonts w:eastAsia="Arial" w:cstheme="minorHAnsi"/>
-          <w:bCs w:val="false"/>
-          <w:b w:val="false"/>
-          <w:sz w:val="20"/>
-          <w:szCs w:val="20"/>
-        </w:rPr>
-      </w:pPr>
-      <w:r>
-        <w:rPr>
-          <w:rFonts w:eastAsia="Arial" w:cstheme="minorHAnsi"/>
-          <w:bCs w:val="false"/>
-          <w:b w:val="false"/>
-          <w:sz w:val="20"/>
-          <w:szCs w:val="20"/>
-        </w:rPr>
-        <w:t xml:space="preserve">Para a contratação do serviço de filtragem de óleo sobressalente ou contratar o serviço (extra escopo desta proposta), será cobrado o valor de </w:t>
-      </w:r>
-      <w:r>
-        <w:rPr>
-          <w:rFonts w:eastAsia="Arial" w:cstheme="minorHAnsi"/>
-          <w:b w:val="false"/>
-          <w:bCs w:val="false"/>
-          <w:sz w:val="20"/>
-          <w:szCs w:val="20"/>
-        </w:rPr>
-        <w:t>R$ 3,00</w:t>
-      </w:r>
-      <w:r>
-        <w:rPr>
-          <w:rFonts w:eastAsia="Arial" w:cstheme="minorHAnsi"/>
-          <w:bCs w:val="false"/>
-          <w:b w:val="false"/>
-          <w:sz w:val="20"/>
-          <w:szCs w:val="20"/>
-        </w:rPr>
-        <w:t xml:space="preserve"> por litro de óleo, além dos custos com mobilização e desmobilização do equipamento, caso ele não esteja em campo.</w:t>
+          <w:sz w:val="20"/>
+          <w:szCs w:val="20"/>
+        </w:rPr>
+      </w:pPr>
+      <w:r>
+        <w:rPr>
+          <w:rFonts w:eastAsia="Arial" w:cstheme="minorHAnsi"/>
+          <w:sz w:val="20"/>
+          <w:szCs w:val="20"/>
+        </w:rPr>
+        <w:t>Para a contratação do serviço de filtragem de óleo sobressalente ou contratar o serviço (extra escopo desta proposta), será cobrado o valor de R$ 3,00 por litro de óleo, além dos custos com mobilização e desmobilização do equipamento, caso ele não esteja em campo.</w:t>
       </w:r>
     </w:p>
     <w:p>
@@ -6647,8 +6359,6 @@
         <w:jc w:val="both"/>
         <w:rPr>
           <w:rFonts w:cstheme="minorHAnsi"/>
-          <w:szCs w:val="20"/>
-          <w:sz w:val="20"/>
         </w:rPr>
       </w:pPr>
       <w:bookmarkStart w:id="22" w:name="_Toc241762343"/>
@@ -6656,8 +6366,6 @@
         <w:rPr>
           <w:rFonts w:eastAsia="Arial" w:cstheme="minorHAnsi"/>
           <w:bCs/>
-          <w:szCs w:val="20"/>
-          <w:sz w:val="20"/>
         </w:rPr>
         <w:t>- Condições de pagamento:</w:t>
       </w:r>
@@ -6674,38 +6382,22 @@
         <w:jc w:val="both"/>
         <w:rPr>
           <w:rFonts w:cstheme="minorHAnsi"/>
-          <w:bCs w:val="false"/>
-          <w:b w:val="false"/>
-          <w:sz w:val="20"/>
-          <w:szCs w:val="20"/>
-        </w:rPr>
-      </w:pPr>
-      <w:r>
-        <w:rPr>
-          <w:rFonts w:eastAsia="Arial" w:cstheme="minorHAnsi"/>
-          <w:bCs w:val="false"/>
-          <w:b w:val="false"/>
-          <w:sz w:val="20"/>
-          <w:szCs w:val="20"/>
-        </w:rPr>
-        <w:t xml:space="preserve">A título de mobilização </w:t>
-      </w:r>
-      <w:r>
-        <w:rPr>
-          <w:rFonts w:eastAsia="Arial" w:cstheme="minorHAnsi"/>
-          <w:b w:val="false"/>
-          <w:bCs w:val="false"/>
-          <w:sz w:val="20"/>
-          <w:szCs w:val="20"/>
-        </w:rPr>
-        <w:t>{{</w:t>
+          <w:sz w:val="20"/>
+          <w:szCs w:val="20"/>
+        </w:rPr>
+      </w:pPr>
+      <w:r>
+        <w:rPr>
+          <w:rFonts w:eastAsia="Arial" w:cstheme="minorHAnsi"/>
+          <w:sz w:val="20"/>
+          <w:szCs w:val="20"/>
+        </w:rPr>
+        <w:t>A título de mobilização {{</w:t>
       </w:r>
       <w:proofErr w:type="spellStart"/>
       <w:r>
         <w:rPr>
           <w:rFonts w:eastAsia="Arial" w:cstheme="minorHAnsi"/>
-          <w:b w:val="false"/>
-          <w:bCs w:val="false"/>
           <w:sz w:val="20"/>
           <w:szCs w:val="20"/>
         </w:rPr>
@@ -6716,8 +6408,6 @@
       <w:r>
         <w:rPr>
           <w:rFonts w:eastAsia="Arial" w:cstheme="minorHAnsi"/>
-          <w:b w:val="false"/>
-          <w:bCs w:val="false"/>
           <w:sz w:val="20"/>
           <w:szCs w:val="20"/>
         </w:rPr>
@@ -6727,8 +6417,6 @@
       <w:r>
         <w:rPr>
           <w:rFonts w:eastAsia="Arial" w:cstheme="minorHAnsi"/>
-          <w:bCs w:val="false"/>
-          <w:b w:val="false"/>
           <w:sz w:val="20"/>
           <w:szCs w:val="20"/>
         </w:rPr>
@@ -6746,38 +6434,22 @@
         <w:jc w:val="both"/>
         <w:rPr>
           <w:rFonts w:cstheme="minorHAnsi"/>
-          <w:bCs w:val="false"/>
-          <w:b w:val="false"/>
-          <w:sz w:val="20"/>
-          <w:szCs w:val="20"/>
-        </w:rPr>
-      </w:pPr>
-      <w:r>
-        <w:rPr>
-          <w:rFonts w:eastAsia="Arial" w:cstheme="minorHAnsi"/>
-          <w:bCs w:val="false"/>
-          <w:b w:val="false"/>
-          <w:sz w:val="20"/>
-          <w:szCs w:val="20"/>
-        </w:rPr>
-        <w:t xml:space="preserve">Medição quinzenal ou após o encerramento dos serviços o que ocorrer primeiro, </w:t>
-      </w:r>
-      <w:r>
-        <w:rPr>
-          <w:rFonts w:eastAsia="Arial" w:cstheme="minorHAnsi"/>
-          <w:b w:val="false"/>
-          <w:bCs w:val="false"/>
-          <w:sz w:val="20"/>
-          <w:szCs w:val="20"/>
-        </w:rPr>
-        <w:t>{{</w:t>
+          <w:sz w:val="20"/>
+          <w:szCs w:val="20"/>
+        </w:rPr>
+      </w:pPr>
+      <w:r>
+        <w:rPr>
+          <w:rFonts w:eastAsia="Arial" w:cstheme="minorHAnsi"/>
+          <w:sz w:val="20"/>
+          <w:szCs w:val="20"/>
+        </w:rPr>
+        <w:t>Medição quinzenal ou após o encerramento dos serviços o que ocorrer primeiro, {{</w:t>
       </w:r>
       <w:proofErr w:type="spellStart"/>
       <w:r>
         <w:rPr>
           <w:rFonts w:eastAsia="Arial" w:cstheme="minorHAnsi"/>
-          <w:b w:val="false"/>
-          <w:bCs w:val="false"/>
           <w:sz w:val="20"/>
           <w:szCs w:val="20"/>
         </w:rPr>
@@ -6787,29 +6459,15 @@
       <w:r>
         <w:rPr>
           <w:rFonts w:eastAsia="Arial" w:cstheme="minorHAnsi"/>
-          <w:b w:val="false"/>
-          <w:bCs w:val="false"/>
-          <w:sz w:val="20"/>
-          <w:szCs w:val="20"/>
-        </w:rPr>
-        <w:t>}}</w:t>
-      </w:r>
-      <w:r>
-        <w:rPr>
-          <w:rFonts w:eastAsia="Arial" w:cstheme="minorHAnsi"/>
-          <w:bCs w:val="false"/>
-          <w:b w:val="false"/>
-          <w:sz w:val="20"/>
-          <w:szCs w:val="20"/>
-        </w:rPr>
-        <w:t xml:space="preserve"> dias para o devido pagamento através de {{</w:t>
+          <w:sz w:val="20"/>
+          <w:szCs w:val="20"/>
+        </w:rPr>
+        <w:t>}} dias para o devido pagamento através de {{</w:t>
       </w:r>
       <w:proofErr w:type="spellStart"/>
       <w:r>
         <w:rPr>
           <w:rFonts w:eastAsia="Arial" w:cstheme="minorHAnsi"/>
-          <w:bCs w:val="false"/>
-          <w:b w:val="false"/>
           <w:sz w:val="20"/>
           <w:szCs w:val="20"/>
         </w:rPr>
@@ -6819,8 +6477,6 @@
       <w:r>
         <w:rPr>
           <w:rFonts w:eastAsia="Arial" w:cstheme="minorHAnsi"/>
-          <w:bCs w:val="false"/>
-          <w:b w:val="false"/>
           <w:sz w:val="20"/>
           <w:szCs w:val="20"/>
         </w:rPr>
@@ -6834,20 +6490,12 @@
         <w:jc w:val="both"/>
         <w:rPr>
           <w:rFonts w:cstheme="minorHAnsi"/>
-          <w:bCs w:val="false"/>
-          <w:b w:val="false"/>
-          <w:szCs w:val="20"/>
-          <w:sz w:val="20"/>
         </w:rPr>
       </w:pPr>
       <w:bookmarkStart w:id="23" w:name="__RefHeading___Toc568_2124872291"/>
       <w:r>
         <w:rPr>
           <w:rFonts w:eastAsia="Arial" w:cstheme="minorHAnsi"/>
-          <w:bCs w:val="false"/>
-          <w:b w:val="false"/>
-          <w:szCs w:val="20"/>
-          <w:sz w:val="20"/>
         </w:rPr>
         <w:t>Multa e juros por atraso:</w:t>
       </w:r>
@@ -6948,8 +6596,6 @@
         <w:jc w:val="both"/>
         <w:rPr>
           <w:rFonts w:cstheme="minorHAnsi"/>
-          <w:szCs w:val="20"/>
-          <w:sz w:val="20"/>
         </w:rPr>
       </w:pPr>
       <w:bookmarkStart w:id="24" w:name="_Toc241762344"/>
@@ -6957,8 +6603,6 @@
         <w:rPr>
           <w:rFonts w:eastAsia="Arial" w:cstheme="minorHAnsi"/>
           <w:bCs/>
-          <w:szCs w:val="20"/>
-          <w:sz w:val="20"/>
         </w:rPr>
         <w:lastRenderedPageBreak/>
         <w:t>- Observações:</w:t>
@@ -6976,38 +6620,22 @@
         <w:jc w:val="both"/>
         <w:rPr>
           <w:rFonts w:cstheme="minorHAnsi"/>
-          <w:bCs w:val="false"/>
-          <w:b w:val="false"/>
-          <w:sz w:val="20"/>
-          <w:szCs w:val="20"/>
-        </w:rPr>
-      </w:pPr>
-      <w:r>
-        <w:rPr>
-          <w:rFonts w:eastAsia="Arial" w:cstheme="minorHAnsi"/>
-          <w:bCs w:val="false"/>
-          <w:b w:val="false"/>
-          <w:sz w:val="20"/>
-          <w:szCs w:val="20"/>
-        </w:rPr>
-        <w:t xml:space="preserve">Os trabalhos em horas extras (sábados, domingos e feriados) poderão ser executados, desde que registrado em RDO no campo Horas Extras, acordados previamente. Valor homem/hora para atividades fora do horário previsto é de </w:t>
-      </w:r>
-      <w:r>
-        <w:rPr>
-          <w:rFonts w:eastAsia="Arial" w:cstheme="minorHAnsi"/>
-          <w:b w:val="false"/>
-          <w:bCs w:val="false"/>
-          <w:sz w:val="20"/>
-          <w:szCs w:val="20"/>
-        </w:rPr>
-        <w:t>{{</w:t>
+          <w:sz w:val="20"/>
+          <w:szCs w:val="20"/>
+        </w:rPr>
+      </w:pPr>
+      <w:r>
+        <w:rPr>
+          <w:rFonts w:eastAsia="Arial" w:cstheme="minorHAnsi"/>
+          <w:sz w:val="20"/>
+          <w:szCs w:val="20"/>
+        </w:rPr>
+        <w:t>Os trabalhos em horas extras (sábados, domingos e feriados) poderão ser executados, desde que registrado em RDO no campo Horas Extras, acordados previamente. Valor homem/hora para atividades fora do horário previsto é de {{</w:t>
       </w:r>
       <w:proofErr w:type="spellStart"/>
       <w:r>
         <w:rPr>
           <w:rFonts w:eastAsia="Arial" w:cstheme="minorHAnsi"/>
-          <w:b w:val="false"/>
-          <w:bCs w:val="false"/>
           <w:sz w:val="20"/>
           <w:szCs w:val="20"/>
         </w:rPr>
@@ -7017,8 +6645,6 @@
       <w:r>
         <w:rPr>
           <w:rFonts w:eastAsia="Arial" w:cstheme="minorHAnsi"/>
-          <w:b w:val="false"/>
-          <w:bCs w:val="false"/>
           <w:sz w:val="20"/>
           <w:szCs w:val="20"/>
         </w:rPr>
@@ -7032,20 +6658,12 @@
         <w:jc w:val="both"/>
         <w:rPr>
           <w:rFonts w:cstheme="minorHAnsi"/>
-          <w:bCs w:val="false"/>
-          <w:b w:val="false"/>
-          <w:szCs w:val="20"/>
-          <w:sz w:val="20"/>
         </w:rPr>
       </w:pPr>
       <w:bookmarkStart w:id="25" w:name="__RefHeading___Toc572_2124872291"/>
       <w:r>
         <w:rPr>
           <w:rFonts w:eastAsia="Arial" w:cstheme="minorHAnsi"/>
-          <w:bCs w:val="false"/>
-          <w:b w:val="false"/>
-          <w:szCs w:val="20"/>
-          <w:sz w:val="20"/>
         </w:rPr>
         <w:t xml:space="preserve">Condições de Stand </w:t>
       </w:r>
@@ -7053,10 +6671,6 @@
       <w:r>
         <w:rPr>
           <w:rFonts w:eastAsia="Arial" w:cstheme="minorHAnsi"/>
-          <w:bCs w:val="false"/>
-          <w:b w:val="false"/>
-          <w:szCs w:val="20"/>
-          <w:sz w:val="20"/>
         </w:rPr>
         <w:t>by</w:t>
       </w:r>
@@ -7064,10 +6678,6 @@
       <w:r>
         <w:rPr>
           <w:rFonts w:eastAsia="Arial" w:cstheme="minorHAnsi"/>
-          <w:bCs w:val="false"/>
-          <w:b w:val="false"/>
-          <w:szCs w:val="20"/>
-          <w:sz w:val="20"/>
         </w:rPr>
         <w:t xml:space="preserve"> e Mobilização Adicional:</w:t>
       </w:r>
@@ -7304,20 +6914,12 @@
         <w:jc w:val="both"/>
         <w:rPr>
           <w:rFonts w:cstheme="minorHAnsi"/>
-          <w:bCs w:val="false"/>
-          <w:b w:val="false"/>
-          <w:szCs w:val="20"/>
-          <w:sz w:val="20"/>
         </w:rPr>
       </w:pPr>
       <w:bookmarkStart w:id="26" w:name="__RefHeading___Toc574_2124872291"/>
       <w:r>
         <w:rPr>
           <w:rFonts w:cstheme="minorHAnsi"/>
-          <w:b w:val="false"/>
-          <w:bCs w:val="false"/>
-          <w:szCs w:val="20"/>
-          <w:sz w:val="20"/>
         </w:rPr>
         <w:t>Stand-by de Equipe:</w:t>
       </w:r>
@@ -7326,12 +6928,10 @@
     <w:p>
       <w:pPr>
         <w:spacing w:after="120" w:line="360" w:lineRule="auto"/>
-        <w:ind w:left="2136" w:right="0" w:firstLine="0"/>
+        <w:ind w:left="2136"/>
         <w:jc w:val="both"/>
         <w:rPr>
           <w:rFonts w:cstheme="minorHAnsi"/>
-          <w:b w:val="false"/>
-          <w:bCs w:val="false"/>
           <w:sz w:val="20"/>
           <w:szCs w:val="20"/>
         </w:rPr>
@@ -7339,8 +6939,6 @@
       <w:r>
         <w:rPr>
           <w:rFonts w:cstheme="minorHAnsi"/>
-          <w:b w:val="false"/>
-          <w:bCs w:val="false"/>
           <w:sz w:val="20"/>
           <w:szCs w:val="20"/>
         </w:rPr>
@@ -7349,14 +6947,11 @@
     </w:p>
     <w:p>
       <w:pPr>
-        <w:pStyle w:val="Normal"/>
         <w:spacing w:after="120" w:line="360" w:lineRule="auto"/>
-        <w:ind w:left="2136" w:right="0" w:firstLine="0"/>
+        <w:ind w:left="2136"/>
         <w:jc w:val="both"/>
         <w:rPr>
           <w:rFonts w:cstheme="minorHAnsi"/>
-          <w:b w:val="false"/>
-          <w:bCs w:val="false"/>
           <w:sz w:val="20"/>
           <w:szCs w:val="20"/>
         </w:rPr>
@@ -7364,8 +6959,6 @@
       <w:r>
         <w:rPr>
           <w:rFonts w:cstheme="minorHAnsi"/>
-          <w:b w:val="false"/>
-          <w:bCs w:val="false"/>
           <w:sz w:val="20"/>
           <w:szCs w:val="20"/>
         </w:rPr>
@@ -7379,20 +6972,12 @@
         <w:jc w:val="both"/>
         <w:rPr>
           <w:rFonts w:cstheme="minorHAnsi"/>
-          <w:bCs w:val="false"/>
-          <w:b w:val="false"/>
-          <w:szCs w:val="20"/>
-          <w:sz w:val="20"/>
         </w:rPr>
       </w:pPr>
       <w:bookmarkStart w:id="27" w:name="__RefHeading___Toc576_2124872291"/>
       <w:r>
         <w:rPr>
           <w:rFonts w:cstheme="minorHAnsi"/>
-          <w:b w:val="false"/>
-          <w:bCs w:val="false"/>
-          <w:szCs w:val="20"/>
-          <w:sz w:val="20"/>
         </w:rPr>
         <w:t>Stand-by de Equipamentos:</w:t>
       </w:r>
@@ -7401,12 +6986,10 @@
     <w:p>
       <w:pPr>
         <w:spacing w:after="120" w:line="360" w:lineRule="auto"/>
-        <w:ind w:left="2136" w:right="0" w:firstLine="0"/>
+        <w:ind w:left="2136"/>
         <w:jc w:val="both"/>
         <w:rPr>
           <w:rFonts w:cstheme="minorHAnsi"/>
-          <w:b w:val="false"/>
-          <w:bCs w:val="false"/>
           <w:sz w:val="20"/>
           <w:szCs w:val="20"/>
         </w:rPr>
@@ -7414,8 +6997,6 @@
       <w:r>
         <w:rPr>
           <w:rFonts w:cstheme="minorHAnsi"/>
-          <w:b w:val="false"/>
-          <w:bCs w:val="false"/>
           <w:sz w:val="20"/>
           <w:szCs w:val="20"/>
         </w:rPr>
@@ -7424,14 +7005,11 @@
     </w:p>
     <w:p>
       <w:pPr>
-        <w:pStyle w:val="Normal"/>
         <w:spacing w:after="120" w:line="360" w:lineRule="auto"/>
-        <w:ind w:left="2136" w:right="0" w:firstLine="0"/>
+        <w:ind w:left="2136"/>
         <w:jc w:val="both"/>
         <w:rPr>
           <w:rFonts w:cstheme="minorHAnsi"/>
-          <w:b w:val="false"/>
-          <w:bCs w:val="false"/>
           <w:sz w:val="20"/>
           <w:szCs w:val="20"/>
         </w:rPr>
@@ -7439,8 +7017,6 @@
       <w:r>
         <w:rPr>
           <w:rFonts w:cstheme="minorHAnsi"/>
-          <w:b w:val="false"/>
-          <w:bCs w:val="false"/>
           <w:sz w:val="20"/>
           <w:szCs w:val="20"/>
         </w:rPr>
@@ -7454,22 +7030,13 @@
         <w:jc w:val="both"/>
         <w:rPr>
           <w:rFonts w:cstheme="minorHAnsi"/>
-          <w:bCs w:val="false"/>
-          <w:b w:val="false"/>
-          <w:szCs w:val="20"/>
-          <w:sz w:val="20"/>
         </w:rPr>
       </w:pPr>
       <w:bookmarkStart w:id="28" w:name="__RefHeading___Toc578_2124872291"/>
       <w:r>
         <w:rPr>
           <w:rFonts w:cstheme="minorHAnsi"/>
-          <w:b w:val="false"/>
-          <w:bCs w:val="false"/>
-          <w:szCs w:val="20"/>
-          <w:sz w:val="20"/>
-        </w:rPr>
-        <w:lastRenderedPageBreak/>
+        </w:rPr>
         <w:t>Desmobilização e Remobilização:</w:t>
       </w:r>
       <w:bookmarkEnd w:id="28"/>
@@ -7477,12 +7044,10 @@
     <w:p>
       <w:pPr>
         <w:spacing w:after="120" w:line="360" w:lineRule="auto"/>
-        <w:ind w:left="2136" w:right="0" w:firstLine="0"/>
+        <w:ind w:left="2136"/>
         <w:jc w:val="both"/>
         <w:rPr>
           <w:rFonts w:cstheme="minorHAnsi"/>
-          <w:b w:val="false"/>
-          <w:bCs w:val="false"/>
           <w:sz w:val="20"/>
           <w:szCs w:val="20"/>
         </w:rPr>
@@ -7490,8 +7055,6 @@
       <w:r>
         <w:rPr>
           <w:rFonts w:cstheme="minorHAnsi"/>
-          <w:b w:val="false"/>
-          <w:bCs w:val="false"/>
           <w:sz w:val="20"/>
           <w:szCs w:val="20"/>
         </w:rPr>
@@ -7500,23 +7063,18 @@
     </w:p>
     <w:p>
       <w:pPr>
-        <w:pStyle w:val="Normal"/>
         <w:spacing w:after="120" w:line="360" w:lineRule="auto"/>
-        <w:ind w:left="2136" w:right="0" w:firstLine="0"/>
+        <w:ind w:left="2136"/>
         <w:jc w:val="both"/>
         <w:rPr>
           <w:rFonts w:eastAsia="Arial" w:cstheme="minorHAnsi"/>
-          <w:b w:val="false"/>
-          <w:bCs w:val="false"/>
-          <w:sz w:val="20"/>
-          <w:szCs w:val="20"/>
-        </w:rPr>
-      </w:pPr>
-      <w:r>
-        <w:rPr>
-          <w:rFonts w:eastAsia="Arial" w:cstheme="minorHAnsi"/>
-          <w:b w:val="false"/>
-          <w:bCs w:val="false"/>
+          <w:sz w:val="20"/>
+          <w:szCs w:val="20"/>
+        </w:rPr>
+      </w:pPr>
+      <w:r>
+        <w:rPr>
+          <w:rFonts w:eastAsia="Arial" w:cstheme="minorHAnsi"/>
           <w:sz w:val="20"/>
           <w:szCs w:val="20"/>
         </w:rPr>
@@ -7534,28 +7092,23 @@
         <w:jc w:val="both"/>
         <w:rPr>
           <w:rFonts w:cstheme="minorHAnsi"/>
-          <w:bCs w:val="false"/>
-          <w:b w:val="false"/>
-          <w:sz w:val="20"/>
-          <w:szCs w:val="20"/>
-        </w:rPr>
-      </w:pPr>
-      <w:r>
-        <w:rPr>
-          <w:rFonts w:eastAsia="Arial" w:cstheme="minorHAnsi"/>
-          <w:bCs w:val="false"/>
-          <w:b w:val="false"/>
-          <w:sz w:val="20"/>
-          <w:szCs w:val="20"/>
-        </w:rPr>
+          <w:sz w:val="20"/>
+          <w:szCs w:val="20"/>
+        </w:rPr>
+      </w:pPr>
+      <w:r>
+        <w:rPr>
+          <w:rFonts w:eastAsia="Arial" w:cstheme="minorHAnsi"/>
+          <w:sz w:val="20"/>
+          <w:szCs w:val="20"/>
+        </w:rPr>
+        <w:lastRenderedPageBreak/>
         <w:t xml:space="preserve">No caso de prorrogação da data de início dos trabalhos já confirmada pela Contratante, por motivos não imputáveis a Filtrovali, será considerado uma diária no valor de R$ 4.500,00 por dia corrido prorrogado a título de stand </w:t>
       </w:r>
       <w:proofErr w:type="spellStart"/>
       <w:r>
         <w:rPr>
           <w:rFonts w:eastAsia="Arial" w:cstheme="minorHAnsi"/>
-          <w:bCs w:val="false"/>
-          <w:b w:val="false"/>
           <w:sz w:val="20"/>
           <w:szCs w:val="20"/>
         </w:rPr>
@@ -7565,8 +7118,6 @@
       <w:r>
         <w:rPr>
           <w:rFonts w:eastAsia="Arial" w:cstheme="minorHAnsi"/>
-          <w:bCs w:val="false"/>
-          <w:b w:val="false"/>
           <w:sz w:val="20"/>
           <w:szCs w:val="20"/>
         </w:rPr>
@@ -7584,17 +7135,13 @@
         <w:jc w:val="both"/>
         <w:rPr>
           <w:rFonts w:cstheme="minorHAnsi"/>
-          <w:bCs w:val="false"/>
-          <w:b w:val="false"/>
-          <w:sz w:val="20"/>
-          <w:szCs w:val="20"/>
-        </w:rPr>
-      </w:pPr>
-      <w:r>
-        <w:rPr>
-          <w:rFonts w:eastAsia="Arial" w:cstheme="minorHAnsi"/>
-          <w:bCs w:val="false"/>
-          <w:b w:val="false"/>
+          <w:sz w:val="20"/>
+          <w:szCs w:val="20"/>
+        </w:rPr>
+      </w:pPr>
+      <w:r>
+        <w:rPr>
+          <w:rFonts w:eastAsia="Arial" w:cstheme="minorHAnsi"/>
           <w:sz w:val="20"/>
           <w:szCs w:val="20"/>
         </w:rPr>
@@ -7612,17 +7159,13 @@
         <w:jc w:val="both"/>
         <w:rPr>
           <w:rFonts w:cstheme="minorHAnsi"/>
-          <w:bCs w:val="false"/>
-          <w:b w:val="false"/>
-          <w:sz w:val="20"/>
-          <w:szCs w:val="20"/>
-        </w:rPr>
-      </w:pPr>
-      <w:r>
-        <w:rPr>
-          <w:rFonts w:eastAsia="Arial" w:cstheme="minorHAnsi"/>
-          <w:bCs w:val="false"/>
-          <w:b w:val="false"/>
+          <w:sz w:val="20"/>
+          <w:szCs w:val="20"/>
+        </w:rPr>
+      </w:pPr>
+      <w:r>
+        <w:rPr>
+          <w:rFonts w:eastAsia="Arial" w:cstheme="minorHAnsi"/>
           <w:sz w:val="20"/>
           <w:szCs w:val="20"/>
         </w:rPr>
@@ -7640,17 +7183,13 @@
         <w:jc w:val="both"/>
         <w:rPr>
           <w:rFonts w:cstheme="minorHAnsi"/>
-          <w:bCs w:val="false"/>
-          <w:b w:val="false"/>
-          <w:sz w:val="20"/>
-          <w:szCs w:val="20"/>
-        </w:rPr>
-      </w:pPr>
-      <w:r>
-        <w:rPr>
-          <w:rFonts w:eastAsia="Arial" w:cstheme="minorHAnsi"/>
-          <w:bCs w:val="false"/>
-          <w:b w:val="false"/>
+          <w:sz w:val="20"/>
+          <w:szCs w:val="20"/>
+        </w:rPr>
+      </w:pPr>
+      <w:r>
+        <w:rPr>
+          <w:rFonts w:eastAsia="Arial" w:cstheme="minorHAnsi"/>
           <w:sz w:val="20"/>
           <w:szCs w:val="20"/>
         </w:rPr>
@@ -7660,8 +7199,6 @@
       <w:r>
         <w:rPr>
           <w:rFonts w:eastAsia="Arial" w:cstheme="minorHAnsi"/>
-          <w:bCs w:val="false"/>
-          <w:b w:val="false"/>
           <w:sz w:val="20"/>
           <w:szCs w:val="20"/>
         </w:rPr>
@@ -7671,8 +7208,6 @@
       <w:r>
         <w:rPr>
           <w:rFonts w:eastAsia="Arial" w:cstheme="minorHAnsi"/>
-          <w:bCs w:val="false"/>
-          <w:b w:val="false"/>
           <w:sz w:val="20"/>
           <w:szCs w:val="20"/>
         </w:rPr>
@@ -7690,17 +7225,13 @@
         <w:jc w:val="both"/>
         <w:rPr>
           <w:rFonts w:cstheme="minorHAnsi"/>
-          <w:bCs w:val="false"/>
-          <w:b w:val="false"/>
-          <w:sz w:val="20"/>
-          <w:szCs w:val="20"/>
-        </w:rPr>
-      </w:pPr>
-      <w:r>
-        <w:rPr>
-          <w:rFonts w:eastAsia="Arial" w:cstheme="minorHAnsi"/>
-          <w:bCs w:val="false"/>
-          <w:b w:val="false"/>
+          <w:sz w:val="20"/>
+          <w:szCs w:val="20"/>
+        </w:rPr>
+      </w:pPr>
+      <w:r>
+        <w:rPr>
+          <w:rFonts w:eastAsia="Arial" w:cstheme="minorHAnsi"/>
           <w:sz w:val="20"/>
           <w:szCs w:val="20"/>
         </w:rPr>
@@ -7718,8 +7249,6 @@
         <w:jc w:val="both"/>
         <w:rPr>
           <w:rFonts w:cstheme="minorHAnsi"/>
-          <w:bCs w:val="false"/>
-          <w:b w:val="false"/>
           <w:sz w:val="20"/>
           <w:szCs w:val="20"/>
         </w:rPr>
@@ -7727,8 +7256,6 @@
       <w:r>
         <w:rPr>
           <w:rFonts w:cstheme="minorHAnsi"/>
-          <w:bCs w:val="false"/>
-          <w:b w:val="false"/>
           <w:sz w:val="20"/>
           <w:szCs w:val="20"/>
         </w:rPr>
@@ -7746,8 +7273,6 @@
         <w:jc w:val="both"/>
         <w:rPr>
           <w:rFonts w:cstheme="minorHAnsi"/>
-          <w:bCs w:val="false"/>
-          <w:b w:val="false"/>
           <w:sz w:val="20"/>
           <w:szCs w:val="20"/>
         </w:rPr>
@@ -7755,8 +7280,6 @@
       <w:r>
         <w:rPr>
           <w:rFonts w:cstheme="minorHAnsi"/>
-          <w:bCs w:val="false"/>
-          <w:b w:val="false"/>
           <w:sz w:val="20"/>
           <w:szCs w:val="20"/>
         </w:rPr>
@@ -7771,8 +7294,6 @@
         <w:rPr>
           <w:rFonts w:eastAsia="Arial" w:cstheme="minorHAnsi"/>
           <w:bCs/>
-          <w:szCs w:val="20"/>
-          <w:sz w:val="20"/>
         </w:rPr>
       </w:pPr>
       <w:bookmarkStart w:id="29" w:name="_Toc241762345"/>
@@ -7780,18 +7301,13 @@
         <w:rPr>
           <w:rFonts w:eastAsia="Arial" w:cstheme="minorHAnsi"/>
           <w:bCs/>
-          <w:szCs w:val="20"/>
-          <w:sz w:val="20"/>
-        </w:rPr>
-        <w:lastRenderedPageBreak/>
+        </w:rPr>
         <w:t>- Impostos:</w:t>
       </w:r>
       <w:bookmarkEnd w:id="29"/>
       <w:r>
         <w:rPr>
           <w:rFonts w:cstheme="minorHAnsi"/>
-          <w:szCs w:val="20"/>
-          <w:sz w:val="20"/>
         </w:rPr>
         <w:t xml:space="preserve"> </w:t>
       </w:r>
@@ -7807,17 +7323,13 @@
         <w:jc w:val="both"/>
         <w:rPr>
           <w:rFonts w:eastAsia="Arial" w:cstheme="minorHAnsi"/>
-          <w:b w:val="false"/>
-          <w:bCs w:val="false"/>
-          <w:sz w:val="20"/>
-          <w:szCs w:val="20"/>
-        </w:rPr>
-      </w:pPr>
-      <w:r>
-        <w:rPr>
-          <w:rFonts w:eastAsia="Arial" w:cstheme="minorHAnsi"/>
-          <w:bCs w:val="false"/>
-          <w:b w:val="false"/>
+          <w:sz w:val="20"/>
+          <w:szCs w:val="20"/>
+        </w:rPr>
+      </w:pPr>
+      <w:r>
+        <w:rPr>
+          <w:rFonts w:eastAsia="Arial" w:cstheme="minorHAnsi"/>
           <w:sz w:val="20"/>
           <w:szCs w:val="20"/>
         </w:rPr>
@@ -7835,17 +7347,13 @@
         <w:jc w:val="both"/>
         <w:rPr>
           <w:rFonts w:eastAsia="Arial" w:cstheme="minorHAnsi"/>
-          <w:b w:val="false"/>
-          <w:bCs w:val="false"/>
-          <w:sz w:val="20"/>
-          <w:szCs w:val="20"/>
-        </w:rPr>
-      </w:pPr>
-      <w:r>
-        <w:rPr>
-          <w:rFonts w:eastAsia="Arial" w:cstheme="minorHAnsi"/>
-          <w:bCs w:val="false"/>
-          <w:b w:val="false"/>
+          <w:sz w:val="20"/>
+          <w:szCs w:val="20"/>
+        </w:rPr>
+      </w:pPr>
+      <w:r>
+        <w:rPr>
+          <w:rFonts w:eastAsia="Arial" w:cstheme="minorHAnsi"/>
           <w:sz w:val="20"/>
           <w:szCs w:val="20"/>
         </w:rPr>
@@ -7919,20 +7427,12 @@
         <w:jc w:val="both"/>
         <w:rPr>
           <w:rFonts w:eastAsia="Arial" w:cstheme="minorHAnsi"/>
-          <w:b w:val="false"/>
-          <w:bCs w:val="false"/>
-          <w:szCs w:val="20"/>
-          <w:sz w:val="20"/>
         </w:rPr>
       </w:pPr>
       <w:bookmarkStart w:id="30" w:name="__RefHeading___Toc582_2124872291"/>
       <w:r>
         <w:rPr>
           <w:rFonts w:eastAsia="Arial" w:cstheme="minorHAnsi"/>
-          <w:bCs w:val="false"/>
-          <w:b w:val="false"/>
-          <w:szCs w:val="20"/>
-          <w:sz w:val="20"/>
         </w:rPr>
         <w:t>Reequilíbrio Tributário</w:t>
       </w:r>
@@ -7975,6 +7475,7 @@
           <w:sz w:val="20"/>
           <w:szCs w:val="20"/>
         </w:rPr>
+        <w:lastRenderedPageBreak/>
         <w:t>O eventual acréscimo de custos decorrente de tais alterações será repassado à CONTRATANTE, mediante comprovação do impacto financeiro e apresentação da respectiva atualização de valores.</w:t>
       </w:r>
     </w:p>
@@ -7985,8 +7486,6 @@
         <w:jc w:val="both"/>
         <w:rPr>
           <w:rFonts w:cstheme="minorHAnsi"/>
-          <w:szCs w:val="20"/>
-          <w:sz w:val="20"/>
         </w:rPr>
       </w:pPr>
       <w:bookmarkStart w:id="31" w:name="_Toc241762346"/>
@@ -7994,8 +7493,6 @@
         <w:rPr>
           <w:rFonts w:eastAsia="Arial" w:cstheme="minorHAnsi"/>
           <w:bCs/>
-          <w:szCs w:val="20"/>
-          <w:sz w:val="20"/>
         </w:rPr>
         <w:t>- Validade da proposta:</w:t>
       </w:r>
@@ -8012,17 +7509,13 @@
         <w:jc w:val="both"/>
         <w:rPr>
           <w:rFonts w:cstheme="minorHAnsi"/>
-          <w:bCs w:val="false"/>
-          <w:b w:val="false"/>
-          <w:sz w:val="20"/>
-          <w:szCs w:val="20"/>
-        </w:rPr>
-      </w:pPr>
-      <w:r>
-        <w:rPr>
-          <w:rFonts w:eastAsia="Arial" w:cstheme="minorHAnsi"/>
-          <w:bCs w:val="false"/>
-          <w:b w:val="false"/>
+          <w:sz w:val="20"/>
+          <w:szCs w:val="20"/>
+        </w:rPr>
+      </w:pPr>
+      <w:r>
+        <w:rPr>
+          <w:rFonts w:eastAsia="Arial" w:cstheme="minorHAnsi"/>
           <w:sz w:val="20"/>
           <w:szCs w:val="20"/>
         </w:rPr>
@@ -8032,8 +7525,6 @@
       <w:r>
         <w:rPr>
           <w:rFonts w:eastAsia="Arial" w:cstheme="minorHAnsi"/>
-          <w:bCs w:val="false"/>
-          <w:b w:val="false"/>
           <w:sz w:val="20"/>
           <w:szCs w:val="20"/>
         </w:rPr>
@@ -8043,8 +7534,6 @@
       <w:r>
         <w:rPr>
           <w:rFonts w:eastAsia="Arial" w:cstheme="minorHAnsi"/>
-          <w:bCs w:val="false"/>
-          <w:b w:val="false"/>
           <w:sz w:val="20"/>
           <w:szCs w:val="20"/>
         </w:rPr>
@@ -8053,8 +7542,6 @@
       <w:r>
         <w:rPr>
           <w:rFonts w:cstheme="minorHAnsi"/>
-          <w:bCs w:val="false"/>
-          <w:b w:val="false"/>
           <w:sz w:val="20"/>
           <w:szCs w:val="20"/>
         </w:rPr>
@@ -8069,8 +7556,6 @@
         <w:rPr>
           <w:rFonts w:eastAsia="Arial" w:cstheme="minorHAnsi"/>
           <w:bCs/>
-          <w:szCs w:val="20"/>
-          <w:sz w:val="20"/>
         </w:rPr>
       </w:pPr>
       <w:bookmarkStart w:id="32" w:name="_Toc241762347"/>
@@ -8078,8 +7563,6 @@
         <w:rPr>
           <w:rFonts w:eastAsia="Arial" w:cstheme="minorHAnsi"/>
           <w:bCs/>
-          <w:szCs w:val="20"/>
-          <w:sz w:val="20"/>
         </w:rPr>
         <w:t>- Proteção à propriedade intelectual e know-how:</w:t>
       </w:r>
@@ -8096,32 +7579,17 @@
         <w:jc w:val="both"/>
         <w:rPr>
           <w:rFonts w:eastAsia="Arial" w:cstheme="minorHAnsi"/>
-          <w:b w:val="false"/>
-          <w:bCs w:val="false"/>
-          <w:sz w:val="20"/>
-          <w:szCs w:val="20"/>
-        </w:rPr>
-      </w:pPr>
-      <w:r>
-        <w:rPr>
-          <w:rFonts w:eastAsia="Arial" w:cstheme="minorHAnsi"/>
-          <w:bCs w:val="false"/>
-          <w:b w:val="false"/>
-          <w:sz w:val="20"/>
-          <w:szCs w:val="20"/>
-        </w:rPr>
-        <w:t xml:space="preserve">Todos os métodos, processos, procedimentos operacionais, técnicas, especificações, relatórios, documentos, estudos, desenhos, fluxogramas, parâmetros operacionais e </w:t>
-      </w:r>
-      <w:r>
-        <w:rPr>
-          <w:rFonts w:eastAsia="Arial" w:cstheme="minorHAnsi"/>
-          <w:bCs w:val="false"/>
-          <w:b w:val="false"/>
-          <w:sz w:val="20"/>
-          <w:szCs w:val="20"/>
-        </w:rPr>
-        <w:lastRenderedPageBreak/>
-        <w:t>quaisquer outras informações técnicas ou comerciais utilizadas ou desenvolvidas pela FILTROVALI para a execução dos serviços constituem propriedade intelectual exclusiva da Filtrovali, sendo protegidos pela legislação vigente aplicável.</w:t>
+          <w:sz w:val="20"/>
+          <w:szCs w:val="20"/>
+        </w:rPr>
+      </w:pPr>
+      <w:r>
+        <w:rPr>
+          <w:rFonts w:eastAsia="Arial" w:cstheme="minorHAnsi"/>
+          <w:sz w:val="20"/>
+          <w:szCs w:val="20"/>
+        </w:rPr>
+        <w:t>Todos os métodos, processos, procedimentos operacionais, técnicas, especificações, relatórios, documentos, estudos, desenhos, fluxogramas, parâmetros operacionais e quaisquer outras informações técnicas ou comerciais utilizadas ou desenvolvidas pela FILTROVALI para a execução dos serviços constituem propriedade intelectual exclusiva da Filtrovali, sendo protegidos pela legislação vigente aplicável.</w:t>
       </w:r>
     </w:p>
     <w:p>
@@ -8135,17 +7603,13 @@
         <w:jc w:val="both"/>
         <w:rPr>
           <w:rFonts w:eastAsia="Arial" w:cstheme="minorHAnsi"/>
-          <w:b w:val="false"/>
-          <w:bCs w:val="false"/>
-          <w:sz w:val="20"/>
-          <w:szCs w:val="20"/>
-        </w:rPr>
-      </w:pPr>
-      <w:r>
-        <w:rPr>
-          <w:rFonts w:eastAsia="Arial" w:cstheme="minorHAnsi"/>
-          <w:bCs w:val="false"/>
-          <w:b w:val="false"/>
+          <w:sz w:val="20"/>
+          <w:szCs w:val="20"/>
+        </w:rPr>
+      </w:pPr>
+      <w:r>
+        <w:rPr>
+          <w:rFonts w:eastAsia="Arial" w:cstheme="minorHAnsi"/>
           <w:sz w:val="20"/>
           <w:szCs w:val="20"/>
         </w:rPr>
@@ -8163,17 +7627,13 @@
         <w:jc w:val="both"/>
         <w:rPr>
           <w:rFonts w:eastAsia="Arial" w:cstheme="minorHAnsi"/>
-          <w:b w:val="false"/>
-          <w:bCs w:val="false"/>
-          <w:sz w:val="20"/>
-          <w:szCs w:val="20"/>
-        </w:rPr>
-      </w:pPr>
-      <w:r>
-        <w:rPr>
-          <w:rFonts w:eastAsia="Arial" w:cstheme="minorHAnsi"/>
-          <w:bCs w:val="false"/>
-          <w:b w:val="false"/>
+          <w:sz w:val="20"/>
+          <w:szCs w:val="20"/>
+        </w:rPr>
+      </w:pPr>
+      <w:r>
+        <w:rPr>
+          <w:rFonts w:eastAsia="Arial" w:cstheme="minorHAnsi"/>
           <w:sz w:val="20"/>
           <w:szCs w:val="20"/>
         </w:rPr>
@@ -8191,17 +7651,13 @@
         <w:jc w:val="both"/>
         <w:rPr>
           <w:rFonts w:eastAsia="Arial" w:cstheme="minorHAnsi"/>
-          <w:b w:val="false"/>
-          <w:bCs w:val="false"/>
-          <w:sz w:val="20"/>
-          <w:szCs w:val="20"/>
-        </w:rPr>
-      </w:pPr>
-      <w:r>
-        <w:rPr>
-          <w:rFonts w:eastAsia="Arial" w:cstheme="minorHAnsi"/>
-          <w:bCs w:val="false"/>
-          <w:b w:val="false"/>
+          <w:sz w:val="20"/>
+          <w:szCs w:val="20"/>
+        </w:rPr>
+      </w:pPr>
+      <w:r>
+        <w:rPr>
+          <w:rFonts w:eastAsia="Arial" w:cstheme="minorHAnsi"/>
           <w:sz w:val="20"/>
           <w:szCs w:val="20"/>
         </w:rPr>
@@ -8219,17 +7675,13 @@
         <w:jc w:val="both"/>
         <w:rPr>
           <w:rFonts w:eastAsia="Arial" w:cstheme="minorHAnsi"/>
-          <w:b w:val="false"/>
-          <w:bCs w:val="false"/>
-          <w:sz w:val="20"/>
-          <w:szCs w:val="20"/>
-        </w:rPr>
-      </w:pPr>
-      <w:r>
-        <w:rPr>
-          <w:rFonts w:eastAsia="Arial" w:cstheme="minorHAnsi"/>
-          <w:bCs w:val="false"/>
-          <w:b w:val="false"/>
+          <w:sz w:val="20"/>
+          <w:szCs w:val="20"/>
+        </w:rPr>
+      </w:pPr>
+      <w:r>
+        <w:rPr>
+          <w:rFonts w:eastAsia="Arial" w:cstheme="minorHAnsi"/>
           <w:sz w:val="20"/>
           <w:szCs w:val="20"/>
         </w:rPr>
@@ -8247,17 +7699,13 @@
         <w:jc w:val="both"/>
         <w:rPr>
           <w:rFonts w:eastAsia="Arial" w:cstheme="minorHAnsi"/>
-          <w:b w:val="false"/>
-          <w:bCs w:val="false"/>
-          <w:sz w:val="20"/>
-          <w:szCs w:val="20"/>
-        </w:rPr>
-      </w:pPr>
-      <w:r>
-        <w:rPr>
-          <w:rFonts w:eastAsia="Arial" w:cstheme="minorHAnsi"/>
-          <w:bCs w:val="false"/>
-          <w:b w:val="false"/>
+          <w:sz w:val="20"/>
+          <w:szCs w:val="20"/>
+        </w:rPr>
+      </w:pPr>
+      <w:r>
+        <w:rPr>
+          <w:rFonts w:eastAsia="Arial" w:cstheme="minorHAnsi"/>
           <w:sz w:val="20"/>
           <w:szCs w:val="20"/>
         </w:rPr>
@@ -8293,8 +7741,6 @@
         <w:rPr>
           <w:rFonts w:cstheme="minorHAnsi"/>
           <w:bCs/>
-          <w:szCs w:val="20"/>
-          <w:sz w:val="20"/>
         </w:rPr>
       </w:pPr>
       <w:bookmarkStart w:id="33" w:name="_Toc241762348"/>
@@ -8302,8 +7748,6 @@
         <w:rPr>
           <w:rFonts w:eastAsia="Arial" w:cstheme="minorHAnsi"/>
           <w:bCs/>
-          <w:szCs w:val="20"/>
-          <w:sz w:val="20"/>
         </w:rPr>
         <w:t>- Aceite e assinatura da proposta:</w:t>
       </w:r>
@@ -8483,51 +7927,23 @@
         <w:pPr>
           <w:pStyle w:val="Rodap"/>
           <w:jc w:val="right"/>
-          <w:rPr>
-            <w:sz w:val="20"/>
-            <w:szCs w:val="20"/>
-          </w:rPr>
         </w:pPr>
         <w:r>
-          <w:rPr>
-            <w:sz w:val="20"/>
-            <w:szCs w:val="20"/>
-          </w:rPr>
           <w:t xml:space="preserve">  </w:t>
         </w:r>
         <w:r>
-          <w:rPr>
-            <w:sz w:val="20"/>
-            <w:szCs w:val="20"/>
-          </w:rPr>
           <w:fldChar w:fldCharType="begin"/>
         </w:r>
         <w:r>
-          <w:rPr>
-            <w:sz w:val="20"/>
-            <w:szCs w:val="20"/>
-          </w:rPr>
           <w:instrText xml:space="preserve"> PAGE </w:instrText>
         </w:r>
         <w:r>
-          <w:rPr>
-            <w:sz w:val="20"/>
-            <w:szCs w:val="20"/>
-          </w:rPr>
           <w:fldChar w:fldCharType="separate"/>
         </w:r>
         <w:r>
-          <w:rPr>
-            <w:sz w:val="20"/>
-            <w:szCs w:val="20"/>
-          </w:rPr>
           <w:t>9</w:t>
         </w:r>
         <w:r>
-          <w:rPr>
-            <w:sz w:val="20"/>
-            <w:szCs w:val="20"/>
-          </w:rPr>
           <w:fldChar w:fldCharType="end"/>
         </w:r>
       </w:p>
@@ -8545,8 +7961,6 @@
       <w:rPr>
         <w:b/>
         <w:bCs/>
-        <w:sz w:val="20"/>
-        <w:szCs w:val="20"/>
       </w:rPr>
     </w:pPr>
   </w:p>
@@ -8569,51 +7983,23 @@
         <w:pPr>
           <w:pStyle w:val="Rodap"/>
           <w:jc w:val="right"/>
-          <w:rPr>
-            <w:sz w:val="20"/>
-            <w:szCs w:val="20"/>
-          </w:rPr>
         </w:pPr>
         <w:r>
-          <w:rPr>
-            <w:sz w:val="20"/>
-            <w:szCs w:val="20"/>
-          </w:rPr>
           <w:t xml:space="preserve">  </w:t>
         </w:r>
         <w:r>
-          <w:rPr>
-            <w:sz w:val="20"/>
-            <w:szCs w:val="20"/>
-          </w:rPr>
           <w:fldChar w:fldCharType="begin"/>
         </w:r>
         <w:r>
-          <w:rPr>
-            <w:sz w:val="20"/>
-            <w:szCs w:val="20"/>
-          </w:rPr>
           <w:instrText xml:space="preserve"> PAGE </w:instrText>
         </w:r>
         <w:r>
-          <w:rPr>
-            <w:sz w:val="20"/>
-            <w:szCs w:val="20"/>
-          </w:rPr>
           <w:fldChar w:fldCharType="separate"/>
         </w:r>
         <w:r>
-          <w:rPr>
-            <w:sz w:val="20"/>
-            <w:szCs w:val="20"/>
-          </w:rPr>
           <w:t>9</w:t>
         </w:r>
         <w:r>
-          <w:rPr>
-            <w:sz w:val="20"/>
-            <w:szCs w:val="20"/>
-          </w:rPr>
           <w:fldChar w:fldCharType="end"/>
         </w:r>
       </w:p>
@@ -8631,8 +8017,6 @@
       <w:rPr>
         <w:b/>
         <w:bCs/>
-        <w:sz w:val="20"/>
-        <w:szCs w:val="20"/>
       </w:rPr>
     </w:pPr>
   </w:p>
@@ -8880,8 +8264,8 @@
         <w:ind w:left="720" w:hanging="360"/>
       </w:pPr>
       <w:rPr>
-        <w:bCs w:val="true"/>
-        <w:b w:val="true"/>
+        <w:b/>
+        <w:bCs/>
         <w:sz w:val="20"/>
         <w:szCs w:val="20"/>
       </w:rPr>
@@ -8930,8 +8314,8 @@
         <w:ind w:left="2880" w:hanging="360"/>
       </w:pPr>
       <w:rPr>
-        <w:bCs w:val="true"/>
-        <w:b w:val="true"/>
+        <w:b/>
+        <w:bCs/>
         <w:sz w:val="20"/>
         <w:szCs w:val="20"/>
       </w:rPr>
@@ -8980,8 +8364,8 @@
         <w:ind w:left="5040" w:hanging="360"/>
       </w:pPr>
       <w:rPr>
-        <w:bCs w:val="true"/>
-        <w:b w:val="true"/>
+        <w:b/>
+        <w:bCs/>
         <w:sz w:val="20"/>
         <w:szCs w:val="20"/>
       </w:rPr>
@@ -9032,8 +8416,8 @@
         <w:ind w:left="720" w:hanging="360"/>
       </w:pPr>
       <w:rPr>
-        <w:bCs w:val="true"/>
-        <w:b w:val="true"/>
+        <w:b/>
+        <w:bCs/>
         <w:sz w:val="20"/>
         <w:szCs w:val="20"/>
       </w:rPr>
@@ -9073,8 +8457,8 @@
         <w:ind w:left="2880" w:hanging="360"/>
       </w:pPr>
       <w:rPr>
-        <w:bCs w:val="true"/>
-        <w:b w:val="true"/>
+        <w:b/>
+        <w:bCs/>
         <w:sz w:val="20"/>
         <w:szCs w:val="20"/>
       </w:rPr>
@@ -9114,8 +8498,8 @@
         <w:ind w:left="5040" w:hanging="360"/>
       </w:pPr>
       <w:rPr>
-        <w:bCs w:val="true"/>
-        <w:b w:val="true"/>
+        <w:b/>
+        <w:bCs/>
         <w:sz w:val="20"/>
         <w:szCs w:val="20"/>
       </w:rPr>
@@ -9164,8 +8548,8 @@
         <w:ind w:left="360" w:hanging="360"/>
       </w:pPr>
       <w:rPr>
-        <w:b w:val="true"/>
-        <w:bCs w:val="true"/>
+        <w:b/>
+        <w:bCs/>
         <w:sz w:val="20"/>
         <w:szCs w:val="20"/>
       </w:rPr>
@@ -9183,8 +8567,8 @@
         <w:ind w:left="1068" w:hanging="360"/>
       </w:pPr>
       <w:rPr>
-        <w:b w:val="true"/>
-        <w:bCs w:val="true"/>
+        <w:b/>
+        <w:bCs/>
         <w:sz w:val="20"/>
         <w:szCs w:val="20"/>
       </w:rPr>
@@ -9202,8 +8586,8 @@
         <w:ind w:left="2136" w:hanging="720"/>
       </w:pPr>
       <w:rPr>
-        <w:bCs w:val="true"/>
-        <w:b w:val="true"/>
+        <w:b/>
+        <w:bCs/>
         <w:sz w:val="20"/>
         <w:szCs w:val="20"/>
       </w:rPr>
@@ -9220,8 +8604,8 @@
         <w:ind w:left="2844" w:hanging="720"/>
       </w:pPr>
       <w:rPr>
-        <w:bCs w:val="true"/>
-        <w:b w:val="true"/>
+        <w:b/>
+        <w:bCs/>
         <w:sz w:val="20"/>
         <w:szCs w:val="20"/>
       </w:rPr>
@@ -9238,8 +8622,8 @@
         <w:ind w:left="3912" w:hanging="1080"/>
       </w:pPr>
       <w:rPr>
-        <w:bCs w:val="true"/>
-        <w:b w:val="true"/>
+        <w:b/>
+        <w:bCs/>
         <w:sz w:val="20"/>
         <w:szCs w:val="20"/>
       </w:rPr>
@@ -9256,8 +8640,8 @@
         <w:ind w:left="4620" w:hanging="1080"/>
       </w:pPr>
       <w:rPr>
-        <w:bCs w:val="true"/>
-        <w:b w:val="true"/>
+        <w:b/>
+        <w:bCs/>
         <w:sz w:val="20"/>
         <w:szCs w:val="20"/>
       </w:rPr>
@@ -9274,8 +8658,8 @@
         <w:ind w:left="5688" w:hanging="1440"/>
       </w:pPr>
       <w:rPr>
-        <w:bCs w:val="true"/>
-        <w:b w:val="true"/>
+        <w:b/>
+        <w:bCs/>
         <w:sz w:val="20"/>
         <w:szCs w:val="20"/>
       </w:rPr>
@@ -9292,8 +8676,8 @@
         <w:ind w:left="6396" w:hanging="1440"/>
       </w:pPr>
       <w:rPr>
-        <w:bCs w:val="true"/>
-        <w:b w:val="true"/>
+        <w:b/>
+        <w:bCs/>
         <w:sz w:val="20"/>
         <w:szCs w:val="20"/>
       </w:rPr>
@@ -9310,8 +8694,8 @@
         <w:ind w:left="7464" w:hanging="1800"/>
       </w:pPr>
       <w:rPr>
-        <w:bCs w:val="true"/>
-        <w:b w:val="true"/>
+        <w:b/>
+        <w:bCs/>
         <w:sz w:val="20"/>
         <w:szCs w:val="20"/>
       </w:rPr>
@@ -9333,8 +8717,8 @@
         <w:ind w:left="720" w:hanging="360"/>
       </w:pPr>
       <w:rPr>
-        <w:bCs w:val="true"/>
-        <w:b w:val="true"/>
+        <w:b/>
+        <w:bCs/>
         <w:sz w:val="20"/>
         <w:szCs w:val="20"/>
       </w:rPr>
@@ -9383,8 +8767,8 @@
         <w:ind w:left="2880" w:hanging="360"/>
       </w:pPr>
       <w:rPr>
-        <w:bCs w:val="true"/>
-        <w:b w:val="true"/>
+        <w:b/>
+        <w:bCs/>
         <w:sz w:val="20"/>
         <w:szCs w:val="20"/>
       </w:rPr>
@@ -9433,8 +8817,8 @@
         <w:ind w:left="5040" w:hanging="360"/>
       </w:pPr>
       <w:rPr>
-        <w:bCs w:val="true"/>
-        <w:b w:val="true"/>
+        <w:b/>
+        <w:bCs/>
         <w:sz w:val="20"/>
         <w:szCs w:val="20"/>
       </w:rPr>
@@ -9488,8 +8872,8 @@
         <w:ind w:left="720" w:hanging="360"/>
       </w:pPr>
       <w:rPr>
-        <w:bCs w:val="true"/>
-        <w:b w:val="true"/>
+        <w:b/>
+        <w:bCs/>
         <w:sz w:val="20"/>
         <w:szCs w:val="20"/>
       </w:rPr>
@@ -9538,8 +8922,8 @@
         <w:ind w:left="2880" w:hanging="360"/>
       </w:pPr>
       <w:rPr>
-        <w:bCs w:val="true"/>
-        <w:b w:val="true"/>
+        <w:b/>
+        <w:bCs/>
         <w:sz w:val="20"/>
         <w:szCs w:val="20"/>
       </w:rPr>
@@ -9588,8 +8972,8 @@
         <w:ind w:left="5040" w:hanging="360"/>
       </w:pPr>
       <w:rPr>
-        <w:bCs w:val="true"/>
-        <w:b w:val="true"/>
+        <w:b/>
+        <w:bCs/>
         <w:sz w:val="20"/>
         <w:szCs w:val="20"/>
       </w:rPr>
@@ -9641,8 +9025,8 @@
       </w:pPr>
       <w:rPr>
         <w:rFonts w:hint="default"/>
-        <w:bCs w:val="true"/>
-        <w:b w:val="true"/>
+        <w:b/>
+        <w:bCs/>
         <w:sz w:val="20"/>
         <w:szCs w:val="20"/>
       </w:rPr>
@@ -9682,8 +9066,8 @@
         <w:ind w:left="2880" w:hanging="360"/>
       </w:pPr>
       <w:rPr>
-        <w:bCs w:val="true"/>
-        <w:b w:val="true"/>
+        <w:b/>
+        <w:bCs/>
         <w:sz w:val="20"/>
         <w:szCs w:val="20"/>
       </w:rPr>
@@ -9723,8 +9107,8 @@
         <w:ind w:left="5040" w:hanging="360"/>
       </w:pPr>
       <w:rPr>
-        <w:bCs w:val="true"/>
-        <w:b w:val="true"/>
+        <w:b/>
+        <w:bCs/>
         <w:sz w:val="20"/>
         <w:szCs w:val="20"/>
       </w:rPr>
@@ -9820,8 +9204,8 @@
         <w:ind w:left="3588" w:hanging="360"/>
       </w:pPr>
       <w:rPr>
-        <w:bCs w:val="true"/>
-        <w:b w:val="true"/>
+        <w:b/>
+        <w:bCs/>
         <w:sz w:val="20"/>
         <w:szCs w:val="20"/>
       </w:rPr>
@@ -9870,8 +9254,8 @@
         <w:ind w:left="5748" w:hanging="360"/>
       </w:pPr>
       <w:rPr>
-        <w:bCs w:val="true"/>
-        <w:b w:val="true"/>
+        <w:b/>
+        <w:bCs/>
         <w:sz w:val="20"/>
         <w:szCs w:val="20"/>
       </w:rPr>
@@ -9925,8 +9309,8 @@
         <w:ind w:left="720" w:hanging="360"/>
       </w:pPr>
       <w:rPr>
-        <w:bCs w:val="true"/>
-        <w:b w:val="true"/>
+        <w:b/>
+        <w:bCs/>
         <w:sz w:val="20"/>
         <w:szCs w:val="20"/>
       </w:rPr>
@@ -9975,8 +9359,8 @@
         <w:ind w:left="2880" w:hanging="360"/>
       </w:pPr>
       <w:rPr>
-        <w:bCs w:val="true"/>
-        <w:b w:val="true"/>
+        <w:b/>
+        <w:bCs/>
         <w:sz w:val="20"/>
         <w:szCs w:val="20"/>
       </w:rPr>
@@ -10025,8 +9409,8 @@
         <w:ind w:left="5040" w:hanging="360"/>
       </w:pPr>
       <w:rPr>
-        <w:bCs w:val="true"/>
-        <w:b w:val="true"/>
+        <w:b/>
+        <w:bCs/>
         <w:sz w:val="20"/>
         <w:szCs w:val="20"/>
       </w:rPr>
@@ -10080,8 +9464,8 @@
         <w:ind w:left="720" w:hanging="360"/>
       </w:pPr>
       <w:rPr>
-        <w:bCs w:val="true"/>
-        <w:b w:val="true"/>
+        <w:b/>
+        <w:bCs/>
         <w:sz w:val="20"/>
         <w:szCs w:val="20"/>
       </w:rPr>
@@ -10099,8 +9483,8 @@
         <w:ind w:left="1068" w:hanging="360"/>
       </w:pPr>
       <w:rPr>
-        <w:bCs w:val="true"/>
-        <w:b w:val="true"/>
+        <w:b/>
+        <w:bCs/>
         <w:sz w:val="20"/>
         <w:szCs w:val="20"/>
       </w:rPr>
@@ -10118,8 +9502,8 @@
         <w:ind w:left="1776" w:hanging="720"/>
       </w:pPr>
       <w:rPr>
-        <w:bCs w:val="true"/>
-        <w:b w:val="true"/>
+        <w:b/>
+        <w:bCs/>
         <w:sz w:val="20"/>
         <w:szCs w:val="20"/>
       </w:rPr>
@@ -10137,8 +9521,8 @@
         <w:ind w:left="2124" w:hanging="720"/>
       </w:pPr>
       <w:rPr>
-        <w:bCs w:val="true"/>
-        <w:b w:val="true"/>
+        <w:b/>
+        <w:bCs/>
         <w:sz w:val="20"/>
         <w:szCs w:val="20"/>
       </w:rPr>
@@ -10156,8 +9540,8 @@
         <w:ind w:left="2832" w:hanging="1080"/>
       </w:pPr>
       <w:rPr>
-        <w:bCs w:val="true"/>
-        <w:b w:val="true"/>
+        <w:b/>
+        <w:bCs/>
         <w:sz w:val="20"/>
         <w:szCs w:val="20"/>
       </w:rPr>
@@ -10175,8 +9559,8 @@
         <w:ind w:left="3180" w:hanging="1080"/>
       </w:pPr>
       <w:rPr>
-        <w:bCs w:val="true"/>
-        <w:b w:val="true"/>
+        <w:b/>
+        <w:bCs/>
         <w:sz w:val="20"/>
         <w:szCs w:val="20"/>
       </w:rPr>
@@ -10194,8 +9578,8 @@
         <w:ind w:left="3888" w:hanging="1440"/>
       </w:pPr>
       <w:rPr>
-        <w:bCs w:val="true"/>
-        <w:b w:val="true"/>
+        <w:b/>
+        <w:bCs/>
         <w:sz w:val="20"/>
         <w:szCs w:val="20"/>
       </w:rPr>
@@ -10213,8 +9597,8 @@
         <w:ind w:left="4236" w:hanging="1440"/>
       </w:pPr>
       <w:rPr>
-        <w:bCs w:val="true"/>
-        <w:b w:val="true"/>
+        <w:b/>
+        <w:bCs/>
         <w:sz w:val="20"/>
         <w:szCs w:val="20"/>
       </w:rPr>
@@ -10232,8 +9616,8 @@
         <w:ind w:left="4944" w:hanging="1800"/>
       </w:pPr>
       <w:rPr>
-        <w:bCs w:val="true"/>
-        <w:b w:val="true"/>
+        <w:b/>
+        <w:bCs/>
         <w:sz w:val="20"/>
         <w:szCs w:val="20"/>
       </w:rPr>
@@ -11040,8 +10424,6 @@
     </w:pPr>
     <w:rPr>
       <w:rFonts w:ascii="Arial" w:hAnsi="Arial" w:cs="Arial"/>
-      <w:bCs w:val="0"/>
-      <w:b w:val="0"/>
       <w:color w:val="000000" w:themeColor="text1"/>
       <w:sz w:val="20"/>
       <w:szCs w:val="20"/>
@@ -11067,8 +10449,6 @@
     </w:pPr>
     <w:rPr>
       <w:rFonts w:ascii="Arial" w:hAnsi="Arial" w:cs="Arial"/>
-      <w:bCs w:val="0"/>
-      <w:b w:val="0"/>
       <w:color w:val="000000" w:themeColor="text1"/>
       <w:sz w:val="20"/>
       <w:szCs w:val="20"/>
@@ -11341,8 +10721,8 @@
     <w:rsid w:val="00E3098F"/>
     <w:rPr>
       <w:rFonts w:asciiTheme="majorHAnsi" w:eastAsiaTheme="majorEastAsia" w:hAnsiTheme="majorHAnsi" w:cstheme="majorBidi"/>
+      <w:b w:val="0"/>
       <w:bCs w:val="0"/>
-      <w:b w:val="0"/>
       <w:color w:val="000000" w:themeColor="text1"/>
       <w:sz w:val="20"/>
       <w:szCs w:val="20"/>
@@ -11672,15 +11052,6 @@
 </file>
 
 <file path=customXml/item1.xml><?xml version="1.0" encoding="utf-8"?>
-<?mso-contentType ?>
-<FormTemplates xmlns="http://schemas.microsoft.com/sharepoint/v3/contenttype/forms">
-  <Display>DocumentLibraryForm</Display>
-  <Edit>DocumentLibraryForm</Edit>
-  <New>DocumentLibraryForm</New>
-</FormTemplates>
-</file>
-
-<file path=customXml/item2.xml><?xml version="1.0" encoding="utf-8"?>
 <p:properties xmlns:p="http://schemas.microsoft.com/office/2006/metadata/properties" xmlns:xsi="http://www.w3.org/2001/XMLSchema-instance" xmlns:pc="http://schemas.microsoft.com/office/infopath/2007/PartnerControls">
   <documentManagement>
     <lcf76f155ced4ddcb4097134ff3c332f xmlns="5ebac46c-3801-4f50-8d40-ff19a3d08a31">
@@ -11692,11 +11063,16 @@
 </p:properties>
 </file>
 
-<file path=customXml/item3.xml><?xml version="1.0" encoding="utf-8"?>
-<b:Sources xmlns:b="http://schemas.openxmlformats.org/officeDocument/2006/bibliography" xmlns="http://schemas.openxmlformats.org/officeDocument/2006/bibliography" SelectedStyle="\APASixthEditionOfficeOnline.xsl" StyleName="APA" Version="6"/>
+<file path=customXml/item2.xml><?xml version="1.0" encoding="utf-8"?>
+<?mso-contentType ?>
+<FormTemplates xmlns="http://schemas.microsoft.com/sharepoint/v3/contenttype/forms">
+  <Display>DocumentLibraryForm</Display>
+  <Edit>DocumentLibraryForm</Edit>
+  <New>DocumentLibraryForm</New>
+</FormTemplates>
 </file>
 
-<file path=customXml/item4.xml><?xml version="1.0" encoding="utf-8"?>
+<file path=customXml/item3.xml><?xml version="1.0" encoding="utf-8"?>
 <ct:contentTypeSchema xmlns:ct="http://schemas.microsoft.com/office/2006/metadata/contentType" xmlns:ma="http://schemas.microsoft.com/office/2006/metadata/properties/metaAttributes" ct:_="" ma:_="" ma:contentTypeName="Documento" ma:contentTypeID="0x01010050D375E88928F94091E6FD7AA4E06D15" ma:contentTypeVersion="13" ma:contentTypeDescription="Crie um novo documento." ma:contentTypeScope="" ma:versionID="7df79d7f540b57f8739ecf349a4839bc">
   <xsd:schema xmlns:xsd="http://www.w3.org/2001/XMLSchema" xmlns:xs="http://www.w3.org/2001/XMLSchema" xmlns:p="http://schemas.microsoft.com/office/2006/metadata/properties" xmlns:ns2="5ebac46c-3801-4f50-8d40-ff19a3d08a31" xmlns:ns3="04f7cffc-3ea8-4655-aac6-2c812ca3e62f" targetNamespace="http://schemas.microsoft.com/office/2006/metadata/properties" ma:root="true" ma:fieldsID="096b32e32a0a7c12d0d47f4c83d7cab2" ns2:_="" ns3:_="">
     <xsd:import namespace="5ebac46c-3801-4f50-8d40-ff19a3d08a31"/>
@@ -11905,15 +11281,11 @@
 </ct:contentTypeSchema>
 </file>
 
-<file path=customXml/itemProps1.xml><?xml version="1.0" encoding="utf-8"?>
-<ds:datastoreItem xmlns:ds="http://schemas.openxmlformats.org/officeDocument/2006/customXml" ds:itemID="{34A391BE-20F1-46BC-8252-C95237E583C0}">
-  <ds:schemaRefs>
-    <ds:schemaRef ds:uri="http://schemas.microsoft.com/sharepoint/v3/contenttype/forms"/>
-  </ds:schemaRefs>
-</ds:datastoreItem>
+<file path=customXml/item4.xml><?xml version="1.0" encoding="utf-8"?>
+<b:Sources xmlns:b="http://schemas.openxmlformats.org/officeDocument/2006/bibliography" xmlns="http://schemas.openxmlformats.org/officeDocument/2006/bibliography" SelectedStyle="\APASixthEditionOfficeOnline.xsl" StyleName="APA" Version="6"/>
 </file>
 
-<file path=customXml/itemProps2.xml><?xml version="1.0" encoding="utf-8"?>
+<file path=customXml/itemProps1.xml><?xml version="1.0" encoding="utf-8"?>
 <ds:datastoreItem xmlns:ds="http://schemas.openxmlformats.org/officeDocument/2006/customXml" ds:itemID="{FA899CDF-3A9C-426B-93AD-3CCFF23C4A5E}">
   <ds:schemaRefs>
     <ds:schemaRef ds:uri="http://schemas.microsoft.com/office/2006/metadata/properties"/>
@@ -11924,15 +11296,15 @@
 </ds:datastoreItem>
 </file>
 
-<file path=customXml/itemProps3.xml><?xml version="1.0" encoding="utf-8"?>
-<ds:datastoreItem xmlns:ds="http://schemas.openxmlformats.org/officeDocument/2006/customXml" ds:itemID="{AB0B6225-2C28-4B59-AC07-D3905D9EBCC2}">
+<file path=customXml/itemProps2.xml><?xml version="1.0" encoding="utf-8"?>
+<ds:datastoreItem xmlns:ds="http://schemas.openxmlformats.org/officeDocument/2006/customXml" ds:itemID="{34A391BE-20F1-46BC-8252-C95237E583C0}">
   <ds:schemaRefs>
-    <ds:schemaRef ds:uri="http://schemas.openxmlformats.org/officeDocument/2006/bibliography"/>
+    <ds:schemaRef ds:uri="http://schemas.microsoft.com/sharepoint/v3/contenttype/forms"/>
   </ds:schemaRefs>
 </ds:datastoreItem>
 </file>
 
-<file path=customXml/itemProps4.xml><?xml version="1.0" encoding="utf-8"?>
+<file path=customXml/itemProps3.xml><?xml version="1.0" encoding="utf-8"?>
 <ds:datastoreItem xmlns:ds="http://schemas.openxmlformats.org/officeDocument/2006/customXml" ds:itemID="{71D38CE4-905C-4C05-8C70-49A1BD3E3A17}">
   <ds:schemaRefs>
     <ds:schemaRef ds:uri="http://schemas.microsoft.com/office/2006/metadata/contentType"/>
@@ -11949,4 +11321,12 @@
     <ds:schemaRef ds:uri="http://schemas.microsoft.com/internal/obd"/>
   </ds:schemaRefs>
 </ds:datastoreItem>
+</file>
+
+<file path=customXml/itemProps4.xml><?xml version="1.0" encoding="utf-8"?>
+<ds:datastoreItem xmlns:ds="http://schemas.openxmlformats.org/officeDocument/2006/customXml" ds:itemID="{AB0B6225-2C28-4B59-AC07-D3905D9EBCC2}">
+  <ds:schemaRefs>
+    <ds:schemaRef ds:uri="http://schemas.openxmlformats.org/officeDocument/2006/bibliography"/>
+  </ds:schemaRefs>
+</ds:datastoreItem>
 </file>
--- a/backend/models/comercial/Proposta Comercial.docx
+++ b/backend/models/comercial/Proposta Comercial.docx
@@ -826,6 +826,49 @@
     </w:p>
     <w:p>
       <w:pPr>
+        <w:autoSpaceDE w:val="0"/>
+        <w:autoSpaceDN w:val="0"/>
+        <w:adjustRightInd w:val="0"/>
+        <w:spacing w:after="0" w:line="240" w:lineRule="auto"/>
+        <w:rPr>
+          <w:rFonts w:ascii="Arial" w:hAnsi="Arial" w:cs="Arial"/>
+          <w:bCs/>
+          <w:sz w:val="24"/>
+          <w:szCs w:val="24"/>
+        </w:rPr>
+      </w:pPr>
+      <w:r>
+        <w:rPr>
+          <w:rFonts w:ascii="Arial" w:hAnsi="Arial" w:cs="Arial"/>
+          <w:b/>
+          <w:sz w:val="24"/>
+          <w:szCs w:val="24"/>
+        </w:rPr>
+        <w:t>Consultor de Vendas:</w:t>
+      </w:r>
+      <w:r>
+        <w:rPr>
+          <w:rFonts w:ascii="Arial" w:hAnsi="Arial" w:cs="Arial"/>
+          <w:b/>
+          <w:bCs/>
+          <w:sz w:val="24"/>
+          <w:szCs w:val="24"/>
+        </w:rPr>
+        <w:t xml:space="preserve"> </w:t>
+      </w:r>
+      <w:r>
+        <w:rPr>
+          <w:rFonts w:ascii="Arial" w:hAnsi="Arial" w:cs="Arial"/>
+          <w:b/>
+          <w:bCs/>
+          <w:sz w:val="24"/>
+          <w:szCs w:val="24"/>
+        </w:rPr>
+        <w:t>{{consultor}}</w:t>
+      </w:r>
+    </w:p>
+    <w:p>
+      <w:pPr>
         <w:spacing w:after="0" w:line="240" w:lineRule="auto"/>
         <w:rPr>
           <w:rFonts w:ascii="Arial" w:hAnsi="Arial" w:cs="Arial"/>
@@ -2850,6 +2893,7 @@
               <w:sz w:val="24"/>
               <w:szCs w:val="24"/>
             </w:rPr>
+            <w:lastRenderedPageBreak/>
             <w:fldChar w:fldCharType="end"/>
           </w:r>
         </w:p>
@@ -11052,6 +11096,15 @@
 </file>
 
 <file path=customXml/item1.xml><?xml version="1.0" encoding="utf-8"?>
+<?mso-contentType ?>
+<FormTemplates xmlns="http://schemas.microsoft.com/sharepoint/v3/contenttype/forms">
+  <Display>DocumentLibraryForm</Display>
+  <Edit>DocumentLibraryForm</Edit>
+  <New>DocumentLibraryForm</New>
+</FormTemplates>
+</file>
+
+<file path=customXml/item2.xml><?xml version="1.0" encoding="utf-8"?>
 <p:properties xmlns:p="http://schemas.microsoft.com/office/2006/metadata/properties" xmlns:xsi="http://www.w3.org/2001/XMLSchema-instance" xmlns:pc="http://schemas.microsoft.com/office/infopath/2007/PartnerControls">
   <documentManagement>
     <lcf76f155ced4ddcb4097134ff3c332f xmlns="5ebac46c-3801-4f50-8d40-ff19a3d08a31">
@@ -11063,16 +11116,11 @@
 </p:properties>
 </file>
 
-<file path=customXml/item2.xml><?xml version="1.0" encoding="utf-8"?>
-<?mso-contentType ?>
-<FormTemplates xmlns="http://schemas.microsoft.com/sharepoint/v3/contenttype/forms">
-  <Display>DocumentLibraryForm</Display>
-  <Edit>DocumentLibraryForm</Edit>
-  <New>DocumentLibraryForm</New>
-</FormTemplates>
+<file path=customXml/item3.xml><?xml version="1.0" encoding="utf-8"?>
+<b:Sources xmlns:b="http://schemas.openxmlformats.org/officeDocument/2006/bibliography" xmlns="http://schemas.openxmlformats.org/officeDocument/2006/bibliography" SelectedStyle="\APASixthEditionOfficeOnline.xsl" StyleName="APA" Version="6"/>
 </file>
 
-<file path=customXml/item3.xml><?xml version="1.0" encoding="utf-8"?>
+<file path=customXml/item4.xml><?xml version="1.0" encoding="utf-8"?>
 <ct:contentTypeSchema xmlns:ct="http://schemas.microsoft.com/office/2006/metadata/contentType" xmlns:ma="http://schemas.microsoft.com/office/2006/metadata/properties/metaAttributes" ct:_="" ma:_="" ma:contentTypeName="Documento" ma:contentTypeID="0x01010050D375E88928F94091E6FD7AA4E06D15" ma:contentTypeVersion="13" ma:contentTypeDescription="Crie um novo documento." ma:contentTypeScope="" ma:versionID="7df79d7f540b57f8739ecf349a4839bc">
   <xsd:schema xmlns:xsd="http://www.w3.org/2001/XMLSchema" xmlns:xs="http://www.w3.org/2001/XMLSchema" xmlns:p="http://schemas.microsoft.com/office/2006/metadata/properties" xmlns:ns2="5ebac46c-3801-4f50-8d40-ff19a3d08a31" xmlns:ns3="04f7cffc-3ea8-4655-aac6-2c812ca3e62f" targetNamespace="http://schemas.microsoft.com/office/2006/metadata/properties" ma:root="true" ma:fieldsID="096b32e32a0a7c12d0d47f4c83d7cab2" ns2:_="" ns3:_="">
     <xsd:import namespace="5ebac46c-3801-4f50-8d40-ff19a3d08a31"/>
@@ -11281,11 +11329,15 @@
 </ct:contentTypeSchema>
 </file>
 
-<file path=customXml/item4.xml><?xml version="1.0" encoding="utf-8"?>
-<b:Sources xmlns:b="http://schemas.openxmlformats.org/officeDocument/2006/bibliography" xmlns="http://schemas.openxmlformats.org/officeDocument/2006/bibliography" SelectedStyle="\APASixthEditionOfficeOnline.xsl" StyleName="APA" Version="6"/>
+<file path=customXml/itemProps1.xml><?xml version="1.0" encoding="utf-8"?>
+<ds:datastoreItem xmlns:ds="http://schemas.openxmlformats.org/officeDocument/2006/customXml" ds:itemID="{34A391BE-20F1-46BC-8252-C95237E583C0}">
+  <ds:schemaRefs>
+    <ds:schemaRef ds:uri="http://schemas.microsoft.com/sharepoint/v3/contenttype/forms"/>
+  </ds:schemaRefs>
+</ds:datastoreItem>
 </file>
 
-<file path=customXml/itemProps1.xml><?xml version="1.0" encoding="utf-8"?>
+<file path=customXml/itemProps2.xml><?xml version="1.0" encoding="utf-8"?>
 <ds:datastoreItem xmlns:ds="http://schemas.openxmlformats.org/officeDocument/2006/customXml" ds:itemID="{FA899CDF-3A9C-426B-93AD-3CCFF23C4A5E}">
   <ds:schemaRefs>
     <ds:schemaRef ds:uri="http://schemas.microsoft.com/office/2006/metadata/properties"/>
@@ -11296,15 +11348,15 @@
 </ds:datastoreItem>
 </file>
 
-<file path=customXml/itemProps2.xml><?xml version="1.0" encoding="utf-8"?>
-<ds:datastoreItem xmlns:ds="http://schemas.openxmlformats.org/officeDocument/2006/customXml" ds:itemID="{34A391BE-20F1-46BC-8252-C95237E583C0}">
+<file path=customXml/itemProps3.xml><?xml version="1.0" encoding="utf-8"?>
+<ds:datastoreItem xmlns:ds="http://schemas.openxmlformats.org/officeDocument/2006/customXml" ds:itemID="{AB0B6225-2C28-4B59-AC07-D3905D9EBCC2}">
   <ds:schemaRefs>
-    <ds:schemaRef ds:uri="http://schemas.microsoft.com/sharepoint/v3/contenttype/forms"/>
+    <ds:schemaRef ds:uri="http://schemas.openxmlformats.org/officeDocument/2006/bibliography"/>
   </ds:schemaRefs>
 </ds:datastoreItem>
 </file>
 
-<file path=customXml/itemProps3.xml><?xml version="1.0" encoding="utf-8"?>
+<file path=customXml/itemProps4.xml><?xml version="1.0" encoding="utf-8"?>
 <ds:datastoreItem xmlns:ds="http://schemas.openxmlformats.org/officeDocument/2006/customXml" ds:itemID="{71D38CE4-905C-4C05-8C70-49A1BD3E3A17}">
   <ds:schemaRefs>
     <ds:schemaRef ds:uri="http://schemas.microsoft.com/office/2006/metadata/contentType"/>
@@ -11321,12 +11373,4 @@
     <ds:schemaRef ds:uri="http://schemas.microsoft.com/internal/obd"/>
   </ds:schemaRefs>
 </ds:datastoreItem>
-</file>
-
-<file path=customXml/itemProps4.xml><?xml version="1.0" encoding="utf-8"?>
-<ds:datastoreItem xmlns:ds="http://schemas.openxmlformats.org/officeDocument/2006/customXml" ds:itemID="{AB0B6225-2C28-4B59-AC07-D3905D9EBCC2}">
-  <ds:schemaRefs>
-    <ds:schemaRef ds:uri="http://schemas.openxmlformats.org/officeDocument/2006/bibliography"/>
-  </ds:schemaRefs>
-</ds:datastoreItem>
 </file>